--- a/R2-Project-Report.docx
+++ b/R2-Project-Report.docx
@@ -1306,7 +1306,7 @@
       <w:pPr>
         <w:pStyle w:val="RPrelimTitle"/>
       </w:pPr>
-      <w:bookmarkStart w:id="0" w:name="_Toc243864164"/>
+      <w:bookmarkStart w:id="0" w:name="_Toc244366041"/>
       <w:r>
         <w:lastRenderedPageBreak/>
         <w:t>DEDICATION</w:t>
@@ -1329,7 +1329,7 @@
       <w:pPr>
         <w:pStyle w:val="RPrelimTitle"/>
       </w:pPr>
-      <w:bookmarkStart w:id="1" w:name="_Toc243864165"/>
+      <w:bookmarkStart w:id="1" w:name="_Toc244366042"/>
       <w:r>
         <w:lastRenderedPageBreak/>
         <w:t>ABSTRACT</w:t>
@@ -1341,16 +1341,7 @@
         <w:pStyle w:val="RBody"/>
       </w:pPr>
       <w:r>
-        <w:t>Retrieval-augmented generation (RAG) lets a language model answer from documents fetched at query time, which makes the document collection itself an attack surface. This project builds a laptop-scale testbed to measure how easily an attacker who can add documents to the collection can change the answers of a RAG system, and how well simple defenses hold up. The system indexes 125 Wikipedia articles on chemical elements (3,799 chunks) with the MiniLM embedding model and answers 50 factual questions with a 4</w:t>
-      </w:r>
-      <w:r>
-        <w:t>-bit Qwen2.5-3B-Instruct reader that runs on a 6 GB GPU. Clean accuracy is 94%. A hand-written set of 500 poison documents (ten per question, three writing styles) is injected under the spoofed title of the true source article. A single poison document changes 58% of answers to the attacker's chosen value, three change 84% and ten change 96%, while the poison reaches the top five retrieved chunks in every case. A provenance defense that drops retrieved chunks too short to be genuine ingest chunks reduces th</w:t>
-      </w:r>
-      <w:r>
-        <w:t>e attack success rate to 0% with no loss of clean accuracy, whereas an isolate-then-aggregate voting defense loses 22 points of clean accuracy and fails once poison forms the majority. An adaptive attacker who pads the poison with genuine article sentences restores the attack success rate to between 56% and 94% against the provenance defense, showing that the filter exploits an artefact of the poison set rather than a robust property. A Gradio application replays the clean, poisoned and defended runs intera</w:t>
-      </w:r>
-      <w:r>
-        <w:t>ctively.</w:t>
+        <w:t>Retrieval-augmented generation (RAG) lets a language model answer from documents fetched at query time, which makes the document collection itself an attack surface. This project builds a laptop-scale testbed to measure how easily an attacker who can add documents to the collection can change the answers of a RAG system, and how well simple defenses hold up. The system indexes 125 Wikipedia articles on chemical elements (3,799 chunks) with the MiniLM embedding model and answers 50 factual questions with a 4-bit Qwen2.5-3B-Instruct reader that runs on a 6 GB GPU. Clean accuracy is 94%. A hand-written set of 500 poison documents (ten per question, three writing styles) is injected under the spoofed title of the true source article. A single poison document changes 58% of answers to the attacker's chosen value, three change 84% and ten change 96%, while the poison reaches the top five retrieved chunks in every case. A provenance defense that drops retrieved chunks too short to be genuine ingest chunks reduces the attack success rate to 0% with no loss of clean accuracy, whereas an isolate-then-aggregate voting defense loses 22 points of clean accuracy and fails once poison forms the majority. An adaptive attacker who pads the poison with genuine article sentences restores the attack success rate to between 56% and 94% against the provenance defense, showing that the filter exploits an artefact of the poison set rather than a robust property. A content-hash manifest of the chunks produced at ingest, which checks where a chunk came from rather than what it looks like, keeps clean accuracy at 94% and holds the attack success rate at 0% against both short and padded poison, and a graded series of provenance cut-offs (10, 20, 30 and 40 words) shows the length filter's protection falling away stepwise as the cut-off is lowered. A Gradio application replays the clean, poisoned and defended runs interactively, with a choice of attacker and defense.</w:t>
       </w:r>
     </w:p>
     <w:p>
@@ -1364,14 +1355,14 @@
         <w:t>Keywords:</w:t>
       </w:r>
       <w:r>
-        <w:t xml:space="preserve"> Retrieval-augmented generation; Corpus poisoning; Adversarial robustness; Large language models; Provenance filtering</w:t>
+        <w:t xml:space="preserve"> Retrieval-augmented generation; Corpus poisoning; Adversarial robustness; Large language models; Provenance filtering; Content-hash manifest</w:t>
       </w:r>
     </w:p>
     <w:p>
       <w:pPr>
         <w:pStyle w:val="RPrelimTitle"/>
       </w:pPr>
-      <w:bookmarkStart w:id="2" w:name="_Toc243864166"/>
+      <w:bookmarkStart w:id="2" w:name="_Toc244366043"/>
       <w:r>
         <w:lastRenderedPageBreak/>
         <w:t>LIST OF PUBLICATIONS</w:t>
@@ -1390,7 +1381,7 @@
       <w:pPr>
         <w:pStyle w:val="RPrelimTitle"/>
       </w:pPr>
-      <w:bookmarkStart w:id="3" w:name="_Toc243864167"/>
+      <w:bookmarkStart w:id="3" w:name="_Toc244366044"/>
       <w:r>
         <w:lastRenderedPageBreak/>
         <w:t>COPYRIGHT</w:t>
@@ -1410,7 +1401,7 @@
       <w:pPr>
         <w:pStyle w:val="RPrelimTitle"/>
       </w:pPr>
-      <w:bookmarkStart w:id="4" w:name="_Toc243864168"/>
+      <w:bookmarkStart w:id="4" w:name="_Toc244366045"/>
       <w:r>
         <w:lastRenderedPageBreak/>
         <w:t>UNDERTAKING</w:t>
@@ -1486,7 +1477,7 @@
       <w:pPr>
         <w:pStyle w:val="RPrelimTitle"/>
       </w:pPr>
-      <w:bookmarkStart w:id="5" w:name="_Toc243864169"/>
+      <w:bookmarkStart w:id="5" w:name="_Toc244366046"/>
       <w:r>
         <w:lastRenderedPageBreak/>
         <w:t>DECLARATION</w:t>
@@ -1537,7 +1528,7 @@
       <w:pPr>
         <w:pStyle w:val="RPrelimTitle"/>
       </w:pPr>
-      <w:bookmarkStart w:id="6" w:name="_Toc243864170"/>
+      <w:bookmarkStart w:id="6" w:name="_Toc244366047"/>
       <w:r>
         <w:lastRenderedPageBreak/>
         <w:t>CERTIFICATE FROM MENTOR</w:t>
@@ -1572,7 +1563,7 @@
       <w:pPr>
         <w:pStyle w:val="RPrelimTitle"/>
       </w:pPr>
-      <w:bookmarkStart w:id="7" w:name="_Toc243864171"/>
+      <w:bookmarkStart w:id="7" w:name="_Toc244366048"/>
       <w:r>
         <w:lastRenderedPageBreak/>
         <w:t>CERTIFICATE FROM COMPANY</w:t>
@@ -1591,7 +1582,7 @@
       <w:pPr>
         <w:pStyle w:val="RPrelimTitle"/>
       </w:pPr>
-      <w:bookmarkStart w:id="8" w:name="_Toc243864172"/>
+      <w:bookmarkStart w:id="8" w:name="_Toc244366049"/>
       <w:r>
         <w:lastRenderedPageBreak/>
         <w:t>PLAGIARISM CHECK CERTIFICATE FROM LIBRARY</w:t>
@@ -1682,7 +1673,7 @@
       <w:pPr>
         <w:pStyle w:val="RPrelimTitle"/>
       </w:pPr>
-      <w:bookmarkStart w:id="9" w:name="_Toc243864173"/>
+      <w:bookmarkStart w:id="9" w:name="_Toc244366050"/>
       <w:r>
         <w:lastRenderedPageBreak/>
         <w:t>ACKNOWLEDGEMENTS</w:t>
@@ -1694,17 +1685,14 @@
         <w:pStyle w:val="RBody"/>
       </w:pPr>
       <w:r>
-        <w:t>I would like to express my sincere gratitude to my mentor, Dr. [NAME OF MENTOR], for guidance, feedback and encouragement throughout this project. I thank the Faculty of Engineering Sciences and Technology, Adani University, for the facilities that made the work possible, and my family, friends and colleagues for their support. I also acknowledge the open-source communities behind Python, PyTorch, Hugging Face Transformers, Sentence-Transformers and Gradio, and the Wikipedia contributors whose articles form</w:t>
-      </w:r>
-      <w:r>
-        <w:t xml:space="preserve"> the corpus used here. An AI assistant (Claude, by Anthropic) was used during development to help write code and the poison documents under my direction.</w:t>
+        <w:t>I would like to express my sincere gratitude to my mentor, Dr. [NAME OF MENTOR], for guidance, feedback and encouragement throughout this project. I thank the Faculty of Engineering Sciences and Technology, Adani University, for the facilities that made the work possible, and my family, friends and colleagues for their support. I also acknowledge the open-source communities behind Python, PyTorch, Hugging Face Transformers, Sentence-Transformers and Gradio, and the Wikipedia contributors whose articles form the corpus used here. An AI assistant (Claude, by Anthropic) was used during development to help write code and the poison documents under my direction.</w:t>
       </w:r>
     </w:p>
     <w:p>
       <w:pPr>
         <w:pStyle w:val="RPrelimTitle"/>
       </w:pPr>
-      <w:bookmarkStart w:id="10" w:name="_Toc243864174"/>
+      <w:bookmarkStart w:id="10" w:name="_Toc244366051"/>
       <w:r>
         <w:lastRenderedPageBreak/>
         <w:t>TABLE OF CONTENTS</w:t>
@@ -1735,7 +1723,7 @@
       <w:r>
         <w:fldChar w:fldCharType="separate"/>
       </w:r>
-      <w:hyperlink w:anchor="_Toc243864164" w:history="1">
+      <w:hyperlink w:anchor="_Toc244366041" w:history="1">
         <w:r>
           <w:rPr>
             <w:rStyle w:val="Hyperlink"/>
@@ -1762,7 +1750,7 @@
             <w:noProof/>
             <w:webHidden/>
           </w:rPr>
-          <w:instrText xml:space="preserve"> PAGEREF _Toc243864164 \h </w:instrText>
+          <w:instrText xml:space="preserve"> PAGEREF _Toc244366041 \h </w:instrText>
         </w:r>
         <w:r>
           <w:rPr>
@@ -1808,7 +1796,7 @@
           <w14:ligatures w14:val="standardContextual"/>
         </w:rPr>
       </w:pPr>
-      <w:hyperlink w:anchor="_Toc243864165" w:history="1">
+      <w:hyperlink w:anchor="_Toc244366042" w:history="1">
         <w:r>
           <w:rPr>
             <w:rStyle w:val="Hyperlink"/>
@@ -1835,7 +1823,7 @@
             <w:noProof/>
             <w:webHidden/>
           </w:rPr>
-          <w:instrText xml:space="preserve"> PAGEREF _Toc243864165 \h </w:instrText>
+          <w:instrText xml:space="preserve"> PAGEREF _Toc244366042 \h </w:instrText>
         </w:r>
         <w:r>
           <w:rPr>
@@ -1881,7 +1869,7 @@
           <w14:ligatures w14:val="standardContextual"/>
         </w:rPr>
       </w:pPr>
-      <w:hyperlink w:anchor="_Toc243864166" w:history="1">
+      <w:hyperlink w:anchor="_Toc244366043" w:history="1">
         <w:r>
           <w:rPr>
             <w:rStyle w:val="Hyperlink"/>
@@ -1908,7 +1896,7 @@
             <w:noProof/>
             <w:webHidden/>
           </w:rPr>
-          <w:instrText xml:space="preserve"> PAGEREF _Toc243864166 \h </w:instrText>
+          <w:instrText xml:space="preserve"> PAGEREF _Toc244366043 \h </w:instrText>
         </w:r>
         <w:r>
           <w:rPr>
@@ -1954,7 +1942,7 @@
           <w14:ligatures w14:val="standardContextual"/>
         </w:rPr>
       </w:pPr>
-      <w:hyperlink w:anchor="_Toc243864167" w:history="1">
+      <w:hyperlink w:anchor="_Toc244366044" w:history="1">
         <w:r>
           <w:rPr>
             <w:rStyle w:val="Hyperlink"/>
@@ -1981,7 +1969,7 @@
             <w:noProof/>
             <w:webHidden/>
           </w:rPr>
-          <w:instrText xml:space="preserve"> PAGEREF _Toc243864167 \h </w:instrText>
+          <w:instrText xml:space="preserve"> PAGEREF _Toc244366044 \h </w:instrText>
         </w:r>
         <w:r>
           <w:rPr>
@@ -2027,7 +2015,7 @@
           <w14:ligatures w14:val="standardContextual"/>
         </w:rPr>
       </w:pPr>
-      <w:hyperlink w:anchor="_Toc243864168" w:history="1">
+      <w:hyperlink w:anchor="_Toc244366045" w:history="1">
         <w:r>
           <w:rPr>
             <w:rStyle w:val="Hyperlink"/>
@@ -2054,7 +2042,7 @@
             <w:noProof/>
             <w:webHidden/>
           </w:rPr>
-          <w:instrText xml:space="preserve"> PAGEREF _Toc243864168 \h </w:instrText>
+          <w:instrText xml:space="preserve"> PAGEREF _Toc244366045 \h </w:instrText>
         </w:r>
         <w:r>
           <w:rPr>
@@ -2100,7 +2088,7 @@
           <w14:ligatures w14:val="standardContextual"/>
         </w:rPr>
       </w:pPr>
-      <w:hyperlink w:anchor="_Toc243864169" w:history="1">
+      <w:hyperlink w:anchor="_Toc244366046" w:history="1">
         <w:r>
           <w:rPr>
             <w:rStyle w:val="Hyperlink"/>
@@ -2127,7 +2115,7 @@
             <w:noProof/>
             <w:webHidden/>
           </w:rPr>
-          <w:instrText xml:space="preserve"> PAGEREF _Toc243864169 \h </w:instrText>
+          <w:instrText xml:space="preserve"> PAGEREF _Toc244366046 \h </w:instrText>
         </w:r>
         <w:r>
           <w:rPr>
@@ -2173,7 +2161,7 @@
           <w14:ligatures w14:val="standardContextual"/>
         </w:rPr>
       </w:pPr>
-      <w:hyperlink w:anchor="_Toc243864170" w:history="1">
+      <w:hyperlink w:anchor="_Toc244366047" w:history="1">
         <w:r>
           <w:rPr>
             <w:rStyle w:val="Hyperlink"/>
@@ -2200,7 +2188,7 @@
             <w:noProof/>
             <w:webHidden/>
           </w:rPr>
-          <w:instrText xml:space="preserve"> PAGEREF _Toc243864170 \h </w:instrText>
+          <w:instrText xml:space="preserve"> PAGEREF _Toc244366047 \h </w:instrText>
         </w:r>
         <w:r>
           <w:rPr>
@@ -2246,7 +2234,7 @@
           <w14:ligatures w14:val="standardContextual"/>
         </w:rPr>
       </w:pPr>
-      <w:hyperlink w:anchor="_Toc243864171" w:history="1">
+      <w:hyperlink w:anchor="_Toc244366048" w:history="1">
         <w:r>
           <w:rPr>
             <w:rStyle w:val="Hyperlink"/>
@@ -2273,7 +2261,7 @@
             <w:noProof/>
             <w:webHidden/>
           </w:rPr>
-          <w:instrText xml:space="preserve"> PAGEREF _Toc243864171 \h </w:instrText>
+          <w:instrText xml:space="preserve"> PAGEREF _Toc244366048 \h </w:instrText>
         </w:r>
         <w:r>
           <w:rPr>
@@ -2319,7 +2307,7 @@
           <w14:ligatures w14:val="standardContextual"/>
         </w:rPr>
       </w:pPr>
-      <w:hyperlink w:anchor="_Toc243864172" w:history="1">
+      <w:hyperlink w:anchor="_Toc244366049" w:history="1">
         <w:r>
           <w:rPr>
             <w:rStyle w:val="Hyperlink"/>
@@ -2346,7 +2334,7 @@
             <w:noProof/>
             <w:webHidden/>
           </w:rPr>
-          <w:instrText xml:space="preserve"> PAGEREF _Toc243864172 \h </w:instrText>
+          <w:instrText xml:space="preserve"> PAGEREF _Toc244366049 \h </w:instrText>
         </w:r>
         <w:r>
           <w:rPr>
@@ -2392,7 +2380,7 @@
           <w14:ligatures w14:val="standardContextual"/>
         </w:rPr>
       </w:pPr>
-      <w:hyperlink w:anchor="_Toc243864173" w:history="1">
+      <w:hyperlink w:anchor="_Toc244366050" w:history="1">
         <w:r>
           <w:rPr>
             <w:rStyle w:val="Hyperlink"/>
@@ -2419,7 +2407,7 @@
             <w:noProof/>
             <w:webHidden/>
           </w:rPr>
-          <w:instrText xml:space="preserve"> PAGEREF _Toc243864173 \h </w:instrText>
+          <w:instrText xml:space="preserve"> PAGEREF _Toc244366050 \h </w:instrText>
         </w:r>
         <w:r>
           <w:rPr>
@@ -2465,7 +2453,7 @@
           <w14:ligatures w14:val="standardContextual"/>
         </w:rPr>
       </w:pPr>
-      <w:hyperlink w:anchor="_Toc243864174" w:history="1">
+      <w:hyperlink w:anchor="_Toc244366051" w:history="1">
         <w:r>
           <w:rPr>
             <w:rStyle w:val="Hyperlink"/>
@@ -2492,7 +2480,7 @@
             <w:noProof/>
             <w:webHidden/>
           </w:rPr>
-          <w:instrText xml:space="preserve"> PAGEREF _Toc243864174 \h </w:instrText>
+          <w:instrText xml:space="preserve"> PAGEREF _Toc244366051 \h </w:instrText>
         </w:r>
         <w:r>
           <w:rPr>
@@ -2538,7 +2526,7 @@
           <w14:ligatures w14:val="standardContextual"/>
         </w:rPr>
       </w:pPr>
-      <w:hyperlink w:anchor="_Toc243864175" w:history="1">
+      <w:hyperlink w:anchor="_Toc244366052" w:history="1">
         <w:r>
           <w:rPr>
             <w:rStyle w:val="Hyperlink"/>
@@ -2565,7 +2553,7 @@
             <w:noProof/>
             <w:webHidden/>
           </w:rPr>
-          <w:instrText xml:space="preserve"> PAGEREF _Toc243864175 \h </w:instrText>
+          <w:instrText xml:space="preserve"> PAGEREF _Toc244366052 \h </w:instrText>
         </w:r>
         <w:r>
           <w:rPr>
@@ -2611,7 +2599,7 @@
           <w14:ligatures w14:val="standardContextual"/>
         </w:rPr>
       </w:pPr>
-      <w:hyperlink w:anchor="_Toc243864176" w:history="1">
+      <w:hyperlink w:anchor="_Toc244366053" w:history="1">
         <w:r>
           <w:rPr>
             <w:rStyle w:val="Hyperlink"/>
@@ -2638,7 +2626,7 @@
             <w:noProof/>
             <w:webHidden/>
           </w:rPr>
-          <w:instrText xml:space="preserve"> PAGEREF _Toc243864176 \h </w:instrText>
+          <w:instrText xml:space="preserve"> PAGEREF _Toc244366053 \h </w:instrText>
         </w:r>
         <w:r>
           <w:rPr>
@@ -2684,7 +2672,7 @@
           <w14:ligatures w14:val="standardContextual"/>
         </w:rPr>
       </w:pPr>
-      <w:hyperlink w:anchor="_Toc243864177" w:history="1">
+      <w:hyperlink w:anchor="_Toc244366054" w:history="1">
         <w:r>
           <w:rPr>
             <w:rStyle w:val="Hyperlink"/>
@@ -2711,7 +2699,7 @@
             <w:noProof/>
             <w:webHidden/>
           </w:rPr>
-          <w:instrText xml:space="preserve"> PAGEREF _Toc243864177 \h </w:instrText>
+          <w:instrText xml:space="preserve"> PAGEREF _Toc244366054 \h </w:instrText>
         </w:r>
         <w:r>
           <w:rPr>
@@ -2757,7 +2745,7 @@
           <w14:ligatures w14:val="standardContextual"/>
         </w:rPr>
       </w:pPr>
-      <w:hyperlink w:anchor="_Toc243864178" w:history="1">
+      <w:hyperlink w:anchor="_Toc244366055" w:history="1">
         <w:r>
           <w:rPr>
             <w:rStyle w:val="Hyperlink"/>
@@ -2784,7 +2772,7 @@
             <w:noProof/>
             <w:webHidden/>
           </w:rPr>
-          <w:instrText xml:space="preserve"> PAGEREF _Toc243864178 \h </w:instrText>
+          <w:instrText xml:space="preserve"> PAGEREF _Toc244366055 \h </w:instrText>
         </w:r>
         <w:r>
           <w:rPr>
@@ -2830,7 +2818,7 @@
           <w14:ligatures w14:val="standardContextual"/>
         </w:rPr>
       </w:pPr>
-      <w:hyperlink w:anchor="_Toc243864179" w:history="1">
+      <w:hyperlink w:anchor="_Toc244366056" w:history="1">
         <w:r>
           <w:rPr>
             <w:rStyle w:val="Hyperlink"/>
@@ -2857,7 +2845,7 @@
             <w:noProof/>
             <w:webHidden/>
           </w:rPr>
-          <w:instrText xml:space="preserve"> PAGEREF _Toc243864179 \h </w:instrText>
+          <w:instrText xml:space="preserve"> PAGEREF _Toc244366056 \h </w:instrText>
         </w:r>
         <w:r>
           <w:rPr>
@@ -2903,7 +2891,7 @@
           <w14:ligatures w14:val="standardContextual"/>
         </w:rPr>
       </w:pPr>
-      <w:hyperlink w:anchor="_Toc243864180" w:history="1">
+      <w:hyperlink w:anchor="_Toc244366057" w:history="1">
         <w:r>
           <w:rPr>
             <w:rStyle w:val="Hyperlink"/>
@@ -2930,7 +2918,7 @@
             <w:noProof/>
             <w:webHidden/>
           </w:rPr>
-          <w:instrText xml:space="preserve"> PAGEREF _Toc243864180 \h </w:instrText>
+          <w:instrText xml:space="preserve"> PAGEREF _Toc244366057 \h </w:instrText>
         </w:r>
         <w:r>
           <w:rPr>
@@ -2976,7 +2964,7 @@
           <w14:ligatures w14:val="standardContextual"/>
         </w:rPr>
       </w:pPr>
-      <w:hyperlink w:anchor="_Toc243864181" w:history="1">
+      <w:hyperlink w:anchor="_Toc244366058" w:history="1">
         <w:r>
           <w:rPr>
             <w:rStyle w:val="Hyperlink"/>
@@ -3003,7 +2991,7 @@
             <w:noProof/>
             <w:webHidden/>
           </w:rPr>
-          <w:instrText xml:space="preserve"> PAGEREF _Toc243864181 \h </w:instrText>
+          <w:instrText xml:space="preserve"> PAGEREF _Toc244366058 \h </w:instrText>
         </w:r>
         <w:r>
           <w:rPr>
@@ -3049,7 +3037,7 @@
           <w14:ligatures w14:val="standardContextual"/>
         </w:rPr>
       </w:pPr>
-      <w:hyperlink w:anchor="_Toc243864182" w:history="1">
+      <w:hyperlink w:anchor="_Toc244366059" w:history="1">
         <w:r>
           <w:rPr>
             <w:rStyle w:val="Hyperlink"/>
@@ -3076,7 +3064,7 @@
             <w:noProof/>
             <w:webHidden/>
           </w:rPr>
-          <w:instrText xml:space="preserve"> PAGEREF _Toc243864182 \h </w:instrText>
+          <w:instrText xml:space="preserve"> PAGEREF _Toc244366059 \h </w:instrText>
         </w:r>
         <w:r>
           <w:rPr>
@@ -3122,7 +3110,7 @@
           <w14:ligatures w14:val="standardContextual"/>
         </w:rPr>
       </w:pPr>
-      <w:hyperlink w:anchor="_Toc243864183" w:history="1">
+      <w:hyperlink w:anchor="_Toc244366060" w:history="1">
         <w:r>
           <w:rPr>
             <w:rStyle w:val="Hyperlink"/>
@@ -3149,7 +3137,7 @@
             <w:noProof/>
             <w:webHidden/>
           </w:rPr>
-          <w:instrText xml:space="preserve"> PAGEREF _Toc243864183 \h </w:instrText>
+          <w:instrText xml:space="preserve"> PAGEREF _Toc244366060 \h </w:instrText>
         </w:r>
         <w:r>
           <w:rPr>
@@ -3195,7 +3183,7 @@
           <w14:ligatures w14:val="standardContextual"/>
         </w:rPr>
       </w:pPr>
-      <w:hyperlink w:anchor="_Toc243864184" w:history="1">
+      <w:hyperlink w:anchor="_Toc244366061" w:history="1">
         <w:r>
           <w:rPr>
             <w:rStyle w:val="Hyperlink"/>
@@ -3222,7 +3210,7 @@
             <w:noProof/>
             <w:webHidden/>
           </w:rPr>
-          <w:instrText xml:space="preserve"> PAGEREF _Toc243864184 \h </w:instrText>
+          <w:instrText xml:space="preserve"> PAGEREF _Toc244366061 \h </w:instrText>
         </w:r>
         <w:r>
           <w:rPr>
@@ -3268,7 +3256,7 @@
           <w14:ligatures w14:val="standardContextual"/>
         </w:rPr>
       </w:pPr>
-      <w:hyperlink w:anchor="_Toc243864185" w:history="1">
+      <w:hyperlink w:anchor="_Toc244366062" w:history="1">
         <w:r>
           <w:rPr>
             <w:rStyle w:val="Hyperlink"/>
@@ -3295,7 +3283,7 @@
             <w:noProof/>
             <w:webHidden/>
           </w:rPr>
-          <w:instrText xml:space="preserve"> PAGEREF _Toc243864185 \h </w:instrText>
+          <w:instrText xml:space="preserve"> PAGEREF _Toc244366062 \h </w:instrText>
         </w:r>
         <w:r>
           <w:rPr>
@@ -3341,7 +3329,7 @@
           <w14:ligatures w14:val="standardContextual"/>
         </w:rPr>
       </w:pPr>
-      <w:hyperlink w:anchor="_Toc243864186" w:history="1">
+      <w:hyperlink w:anchor="_Toc244366063" w:history="1">
         <w:r>
           <w:rPr>
             <w:rStyle w:val="Hyperlink"/>
@@ -3368,7 +3356,7 @@
             <w:noProof/>
             <w:webHidden/>
           </w:rPr>
-          <w:instrText xml:space="preserve"> PAGEREF _Toc243864186 \h </w:instrText>
+          <w:instrText xml:space="preserve"> PAGEREF _Toc244366063 \h </w:instrText>
         </w:r>
         <w:r>
           <w:rPr>
@@ -3414,7 +3402,7 @@
           <w14:ligatures w14:val="standardContextual"/>
         </w:rPr>
       </w:pPr>
-      <w:hyperlink w:anchor="_Toc243864187" w:history="1">
+      <w:hyperlink w:anchor="_Toc244366064" w:history="1">
         <w:r>
           <w:rPr>
             <w:rStyle w:val="Hyperlink"/>
@@ -3441,7 +3429,7 @@
             <w:noProof/>
             <w:webHidden/>
           </w:rPr>
-          <w:instrText xml:space="preserve"> PAGEREF _Toc243864187 \h </w:instrText>
+          <w:instrText xml:space="preserve"> PAGEREF _Toc244366064 \h </w:instrText>
         </w:r>
         <w:r>
           <w:rPr>
@@ -3487,7 +3475,7 @@
           <w14:ligatures w14:val="standardContextual"/>
         </w:rPr>
       </w:pPr>
-      <w:hyperlink w:anchor="_Toc243864188" w:history="1">
+      <w:hyperlink w:anchor="_Toc244366065" w:history="1">
         <w:r>
           <w:rPr>
             <w:rStyle w:val="Hyperlink"/>
@@ -3514,7 +3502,7 @@
             <w:noProof/>
             <w:webHidden/>
           </w:rPr>
-          <w:instrText xml:space="preserve"> PAGEREF _Toc243864188 \h </w:instrText>
+          <w:instrText xml:space="preserve"> PAGEREF _Toc244366065 \h </w:instrText>
         </w:r>
         <w:r>
           <w:rPr>
@@ -3560,7 +3548,7 @@
           <w14:ligatures w14:val="standardContextual"/>
         </w:rPr>
       </w:pPr>
-      <w:hyperlink w:anchor="_Toc243864189" w:history="1">
+      <w:hyperlink w:anchor="_Toc244366066" w:history="1">
         <w:r>
           <w:rPr>
             <w:rStyle w:val="Hyperlink"/>
@@ -3587,7 +3575,7 @@
             <w:noProof/>
             <w:webHidden/>
           </w:rPr>
-          <w:instrText xml:space="preserve"> PAGEREF _Toc243864189 \h </w:instrText>
+          <w:instrText xml:space="preserve"> PAGEREF _Toc244366066 \h </w:instrText>
         </w:r>
         <w:r>
           <w:rPr>
@@ -3633,7 +3621,7 @@
           <w14:ligatures w14:val="standardContextual"/>
         </w:rPr>
       </w:pPr>
-      <w:hyperlink w:anchor="_Toc243864190" w:history="1">
+      <w:hyperlink w:anchor="_Toc244366067" w:history="1">
         <w:r>
           <w:rPr>
             <w:rStyle w:val="Hyperlink"/>
@@ -3660,7 +3648,7 @@
             <w:noProof/>
             <w:webHidden/>
           </w:rPr>
-          <w:instrText xml:space="preserve"> PAGEREF _Toc243864190 \h </w:instrText>
+          <w:instrText xml:space="preserve"> PAGEREF _Toc244366067 \h </w:instrText>
         </w:r>
         <w:r>
           <w:rPr>
@@ -3706,7 +3694,7 @@
           <w14:ligatures w14:val="standardContextual"/>
         </w:rPr>
       </w:pPr>
-      <w:hyperlink w:anchor="_Toc243864191" w:history="1">
+      <w:hyperlink w:anchor="_Toc244366068" w:history="1">
         <w:r>
           <w:rPr>
             <w:rStyle w:val="Hyperlink"/>
@@ -3733,7 +3721,7 @@
             <w:noProof/>
             <w:webHidden/>
           </w:rPr>
-          <w:instrText xml:space="preserve"> PAGEREF _Toc243864191 \h </w:instrText>
+          <w:instrText xml:space="preserve"> PAGEREF _Toc244366068 \h </w:instrText>
         </w:r>
         <w:r>
           <w:rPr>
@@ -3779,7 +3767,7 @@
           <w14:ligatures w14:val="standardContextual"/>
         </w:rPr>
       </w:pPr>
-      <w:hyperlink w:anchor="_Toc243864192" w:history="1">
+      <w:hyperlink w:anchor="_Toc244366069" w:history="1">
         <w:r>
           <w:rPr>
             <w:rStyle w:val="Hyperlink"/>
@@ -3806,7 +3794,7 @@
             <w:noProof/>
             <w:webHidden/>
           </w:rPr>
-          <w:instrText xml:space="preserve"> PAGEREF _Toc243864192 \h </w:instrText>
+          <w:instrText xml:space="preserve"> PAGEREF _Toc244366069 \h </w:instrText>
         </w:r>
         <w:r>
           <w:rPr>
@@ -3852,7 +3840,7 @@
           <w14:ligatures w14:val="standardContextual"/>
         </w:rPr>
       </w:pPr>
-      <w:hyperlink w:anchor="_Toc243864193" w:history="1">
+      <w:hyperlink w:anchor="_Toc244366070" w:history="1">
         <w:r>
           <w:rPr>
             <w:rStyle w:val="Hyperlink"/>
@@ -3879,7 +3867,7 @@
             <w:noProof/>
             <w:webHidden/>
           </w:rPr>
-          <w:instrText xml:space="preserve"> PAGEREF _Toc243864193 \h </w:instrText>
+          <w:instrText xml:space="preserve"> PAGEREF _Toc244366070 \h </w:instrText>
         </w:r>
         <w:r>
           <w:rPr>
@@ -3925,7 +3913,7 @@
           <w14:ligatures w14:val="standardContextual"/>
         </w:rPr>
       </w:pPr>
-      <w:hyperlink w:anchor="_Toc243864194" w:history="1">
+      <w:hyperlink w:anchor="_Toc244366071" w:history="1">
         <w:r>
           <w:rPr>
             <w:rStyle w:val="Hyperlink"/>
@@ -3952,7 +3940,7 @@
             <w:noProof/>
             <w:webHidden/>
           </w:rPr>
-          <w:instrText xml:space="preserve"> PAGEREF _Toc243864194 \h </w:instrText>
+          <w:instrText xml:space="preserve"> PAGEREF _Toc244366071 \h </w:instrText>
         </w:r>
         <w:r>
           <w:rPr>
@@ -3998,7 +3986,7 @@
           <w14:ligatures w14:val="standardContextual"/>
         </w:rPr>
       </w:pPr>
-      <w:hyperlink w:anchor="_Toc243864195" w:history="1">
+      <w:hyperlink w:anchor="_Toc244366072" w:history="1">
         <w:r>
           <w:rPr>
             <w:rStyle w:val="Hyperlink"/>
@@ -4025,7 +4013,7 @@
             <w:noProof/>
             <w:webHidden/>
           </w:rPr>
-          <w:instrText xml:space="preserve"> PAGEREF _Toc243864195 \h </w:instrText>
+          <w:instrText xml:space="preserve"> PAGEREF _Toc244366072 \h </w:instrText>
         </w:r>
         <w:r>
           <w:rPr>
@@ -4071,7 +4059,7 @@
           <w14:ligatures w14:val="standardContextual"/>
         </w:rPr>
       </w:pPr>
-      <w:hyperlink w:anchor="_Toc243864196" w:history="1">
+      <w:hyperlink w:anchor="_Toc244366073" w:history="1">
         <w:r>
           <w:rPr>
             <w:rStyle w:val="Hyperlink"/>
@@ -4098,7 +4086,7 @@
             <w:noProof/>
             <w:webHidden/>
           </w:rPr>
-          <w:instrText xml:space="preserve"> PAGEREF _Toc243864196 \h </w:instrText>
+          <w:instrText xml:space="preserve"> PAGEREF _Toc244366073 \h </w:instrText>
         </w:r>
         <w:r>
           <w:rPr>
@@ -4144,7 +4132,7 @@
           <w14:ligatures w14:val="standardContextual"/>
         </w:rPr>
       </w:pPr>
-      <w:hyperlink w:anchor="_Toc243864197" w:history="1">
+      <w:hyperlink w:anchor="_Toc244366074" w:history="1">
         <w:r>
           <w:rPr>
             <w:rStyle w:val="Hyperlink"/>
@@ -4171,7 +4159,7 @@
             <w:noProof/>
             <w:webHidden/>
           </w:rPr>
-          <w:instrText xml:space="preserve"> PAGEREF _Toc243864197 \h </w:instrText>
+          <w:instrText xml:space="preserve"> PAGEREF _Toc244366074 \h </w:instrText>
         </w:r>
         <w:r>
           <w:rPr>
@@ -4217,7 +4205,7 @@
           <w14:ligatures w14:val="standardContextual"/>
         </w:rPr>
       </w:pPr>
-      <w:hyperlink w:anchor="_Toc243864198" w:history="1">
+      <w:hyperlink w:anchor="_Toc244366075" w:history="1">
         <w:r>
           <w:rPr>
             <w:rStyle w:val="Hyperlink"/>
@@ -4244,7 +4232,7 @@
             <w:noProof/>
             <w:webHidden/>
           </w:rPr>
-          <w:instrText xml:space="preserve"> PAGEREF _Toc243864198 \h </w:instrText>
+          <w:instrText xml:space="preserve"> PAGEREF _Toc244366075 \h </w:instrText>
         </w:r>
         <w:r>
           <w:rPr>
@@ -4290,7 +4278,7 @@
           <w14:ligatures w14:val="standardContextual"/>
         </w:rPr>
       </w:pPr>
-      <w:hyperlink w:anchor="_Toc243864199" w:history="1">
+      <w:hyperlink w:anchor="_Toc244366076" w:history="1">
         <w:r>
           <w:rPr>
             <w:rStyle w:val="Hyperlink"/>
@@ -4317,7 +4305,7 @@
             <w:noProof/>
             <w:webHidden/>
           </w:rPr>
-          <w:instrText xml:space="preserve"> PAGEREF _Toc243864199 \h </w:instrText>
+          <w:instrText xml:space="preserve"> PAGEREF _Toc244366076 \h </w:instrText>
         </w:r>
         <w:r>
           <w:rPr>
@@ -4363,7 +4351,7 @@
           <w14:ligatures w14:val="standardContextual"/>
         </w:rPr>
       </w:pPr>
-      <w:hyperlink w:anchor="_Toc243864200" w:history="1">
+      <w:hyperlink w:anchor="_Toc244366077" w:history="1">
         <w:r>
           <w:rPr>
             <w:rStyle w:val="Hyperlink"/>
@@ -4390,7 +4378,7 @@
             <w:noProof/>
             <w:webHidden/>
           </w:rPr>
-          <w:instrText xml:space="preserve"> PAGEREF _Toc243864200 \h </w:instrText>
+          <w:instrText xml:space="preserve"> PAGEREF _Toc244366077 \h </w:instrText>
         </w:r>
         <w:r>
           <w:rPr>
@@ -4436,7 +4424,7 @@
           <w14:ligatures w14:val="standardContextual"/>
         </w:rPr>
       </w:pPr>
-      <w:hyperlink w:anchor="_Toc243864201" w:history="1">
+      <w:hyperlink w:anchor="_Toc244366078" w:history="1">
         <w:r>
           <w:rPr>
             <w:rStyle w:val="Hyperlink"/>
@@ -4463,7 +4451,7 @@
             <w:noProof/>
             <w:webHidden/>
           </w:rPr>
-          <w:instrText xml:space="preserve"> PAGEREF _Toc243864201 \h </w:instrText>
+          <w:instrText xml:space="preserve"> PAGEREF _Toc244366078 \h </w:instrText>
         </w:r>
         <w:r>
           <w:rPr>
@@ -4509,7 +4497,7 @@
           <w14:ligatures w14:val="standardContextual"/>
         </w:rPr>
       </w:pPr>
-      <w:hyperlink w:anchor="_Toc243864202" w:history="1">
+      <w:hyperlink w:anchor="_Toc244366079" w:history="1">
         <w:r>
           <w:rPr>
             <w:rStyle w:val="Hyperlink"/>
@@ -4536,7 +4524,7 @@
             <w:noProof/>
             <w:webHidden/>
           </w:rPr>
-          <w:instrText xml:space="preserve"> PAGEREF _Toc243864202 \h </w:instrText>
+          <w:instrText xml:space="preserve"> PAGEREF _Toc244366079 \h </w:instrText>
         </w:r>
         <w:r>
           <w:rPr>
@@ -4582,7 +4570,7 @@
           <w14:ligatures w14:val="standardContextual"/>
         </w:rPr>
       </w:pPr>
-      <w:hyperlink w:anchor="_Toc243864203" w:history="1">
+      <w:hyperlink w:anchor="_Toc244366080" w:history="1">
         <w:r>
           <w:rPr>
             <w:rStyle w:val="Hyperlink"/>
@@ -4609,7 +4597,7 @@
             <w:noProof/>
             <w:webHidden/>
           </w:rPr>
-          <w:instrText xml:space="preserve"> PAGEREF _Toc243864203 \h </w:instrText>
+          <w:instrText xml:space="preserve"> PAGEREF _Toc244366080 \h </w:instrText>
         </w:r>
         <w:r>
           <w:rPr>
@@ -4655,7 +4643,7 @@
           <w14:ligatures w14:val="standardContextual"/>
         </w:rPr>
       </w:pPr>
-      <w:hyperlink w:anchor="_Toc243864204" w:history="1">
+      <w:hyperlink w:anchor="_Toc244366081" w:history="1">
         <w:r>
           <w:rPr>
             <w:rStyle w:val="Hyperlink"/>
@@ -4682,7 +4670,7 @@
             <w:noProof/>
             <w:webHidden/>
           </w:rPr>
-          <w:instrText xml:space="preserve"> PAGEREF _Toc243864204 \h </w:instrText>
+          <w:instrText xml:space="preserve"> PAGEREF _Toc244366081 \h </w:instrText>
         </w:r>
         <w:r>
           <w:rPr>
@@ -4728,7 +4716,7 @@
           <w14:ligatures w14:val="standardContextual"/>
         </w:rPr>
       </w:pPr>
-      <w:hyperlink w:anchor="_Toc243864205" w:history="1">
+      <w:hyperlink w:anchor="_Toc244366082" w:history="1">
         <w:r>
           <w:rPr>
             <w:rStyle w:val="Hyperlink"/>
@@ -4755,7 +4743,7 @@
             <w:noProof/>
             <w:webHidden/>
           </w:rPr>
-          <w:instrText xml:space="preserve"> PAGEREF _Toc243864205 \h </w:instrText>
+          <w:instrText xml:space="preserve"> PAGEREF _Toc244366082 \h </w:instrText>
         </w:r>
         <w:r>
           <w:rPr>
@@ -4801,7 +4789,7 @@
           <w14:ligatures w14:val="standardContextual"/>
         </w:rPr>
       </w:pPr>
-      <w:hyperlink w:anchor="_Toc243864206" w:history="1">
+      <w:hyperlink w:anchor="_Toc244366083" w:history="1">
         <w:r>
           <w:rPr>
             <w:rStyle w:val="Hyperlink"/>
@@ -4828,7 +4816,7 @@
             <w:noProof/>
             <w:webHidden/>
           </w:rPr>
-          <w:instrText xml:space="preserve"> PAGEREF _Toc243864206 \h </w:instrText>
+          <w:instrText xml:space="preserve"> PAGEREF _Toc244366083 \h </w:instrText>
         </w:r>
         <w:r>
           <w:rPr>
@@ -4848,7 +4836,7 @@
             <w:noProof/>
             <w:webHidden/>
           </w:rPr>
-          <w:t>13</w:t>
+          <w:t>14</w:t>
         </w:r>
         <w:r>
           <w:rPr>
@@ -4874,7 +4862,7 @@
           <w14:ligatures w14:val="standardContextual"/>
         </w:rPr>
       </w:pPr>
-      <w:hyperlink w:anchor="_Toc243864207" w:history="1">
+      <w:hyperlink w:anchor="_Toc244366084" w:history="1">
         <w:r>
           <w:rPr>
             <w:rStyle w:val="Hyperlink"/>
@@ -4901,7 +4889,7 @@
             <w:noProof/>
             <w:webHidden/>
           </w:rPr>
-          <w:instrText xml:space="preserve"> PAGEREF _Toc243864207 \h </w:instrText>
+          <w:instrText xml:space="preserve"> PAGEREF _Toc244366084 \h </w:instrText>
         </w:r>
         <w:r>
           <w:rPr>
@@ -4921,7 +4909,7 @@
             <w:noProof/>
             <w:webHidden/>
           </w:rPr>
-          <w:t>13</w:t>
+          <w:t>14</w:t>
         </w:r>
         <w:r>
           <w:rPr>
@@ -4947,7 +4935,7 @@
           <w14:ligatures w14:val="standardContextual"/>
         </w:rPr>
       </w:pPr>
-      <w:hyperlink w:anchor="_Toc243864208" w:history="1">
+      <w:hyperlink w:anchor="_Toc244366085" w:history="1">
         <w:r>
           <w:rPr>
             <w:rStyle w:val="Hyperlink"/>
@@ -4974,7 +4962,7 @@
             <w:noProof/>
             <w:webHidden/>
           </w:rPr>
-          <w:instrText xml:space="preserve"> PAGEREF _Toc243864208 \h </w:instrText>
+          <w:instrText xml:space="preserve"> PAGEREF _Toc244366085 \h </w:instrText>
         </w:r>
         <w:r>
           <w:rPr>
@@ -4994,7 +4982,7 @@
             <w:noProof/>
             <w:webHidden/>
           </w:rPr>
-          <w:t>13</w:t>
+          <w:t>14</w:t>
         </w:r>
         <w:r>
           <w:rPr>
@@ -5020,7 +5008,7 @@
           <w14:ligatures w14:val="standardContextual"/>
         </w:rPr>
       </w:pPr>
-      <w:hyperlink w:anchor="_Toc243864209" w:history="1">
+      <w:hyperlink w:anchor="_Toc244366086" w:history="1">
         <w:r>
           <w:rPr>
             <w:rStyle w:val="Hyperlink"/>
@@ -5047,7 +5035,7 @@
             <w:noProof/>
             <w:webHidden/>
           </w:rPr>
-          <w:instrText xml:space="preserve"> PAGEREF _Toc243864209 \h </w:instrText>
+          <w:instrText xml:space="preserve"> PAGEREF _Toc244366086 \h </w:instrText>
         </w:r>
         <w:r>
           <w:rPr>
@@ -5067,7 +5055,7 @@
             <w:noProof/>
             <w:webHidden/>
           </w:rPr>
-          <w:t>13</w:t>
+          <w:t>14</w:t>
         </w:r>
         <w:r>
           <w:rPr>
@@ -5093,7 +5081,7 @@
           <w14:ligatures w14:val="standardContextual"/>
         </w:rPr>
       </w:pPr>
-      <w:hyperlink w:anchor="_Toc243864210" w:history="1">
+      <w:hyperlink w:anchor="_Toc244366087" w:history="1">
         <w:r>
           <w:rPr>
             <w:rStyle w:val="Hyperlink"/>
@@ -5120,7 +5108,7 @@
             <w:noProof/>
             <w:webHidden/>
           </w:rPr>
-          <w:instrText xml:space="preserve"> PAGEREF _Toc243864210 \h </w:instrText>
+          <w:instrText xml:space="preserve"> PAGEREF _Toc244366087 \h </w:instrText>
         </w:r>
         <w:r>
           <w:rPr>
@@ -5140,7 +5128,7 @@
             <w:noProof/>
             <w:webHidden/>
           </w:rPr>
-          <w:t>13</w:t>
+          <w:t>14</w:t>
         </w:r>
         <w:r>
           <w:rPr>
@@ -5166,7 +5154,7 @@
           <w14:ligatures w14:val="standardContextual"/>
         </w:rPr>
       </w:pPr>
-      <w:hyperlink w:anchor="_Toc243864211" w:history="1">
+      <w:hyperlink w:anchor="_Toc244366088" w:history="1">
         <w:r>
           <w:rPr>
             <w:rStyle w:val="Hyperlink"/>
@@ -5193,7 +5181,7 @@
             <w:noProof/>
             <w:webHidden/>
           </w:rPr>
-          <w:instrText xml:space="preserve"> PAGEREF _Toc243864211 \h </w:instrText>
+          <w:instrText xml:space="preserve"> PAGEREF _Toc244366088 \h </w:instrText>
         </w:r>
         <w:r>
           <w:rPr>
@@ -5213,7 +5201,7 @@
             <w:noProof/>
             <w:webHidden/>
           </w:rPr>
-          <w:t>14</w:t>
+          <w:t>15</w:t>
         </w:r>
         <w:r>
           <w:rPr>
@@ -5239,7 +5227,7 @@
           <w14:ligatures w14:val="standardContextual"/>
         </w:rPr>
       </w:pPr>
-      <w:hyperlink w:anchor="_Toc243864212" w:history="1">
+      <w:hyperlink w:anchor="_Toc244366089" w:history="1">
         <w:r>
           <w:rPr>
             <w:rStyle w:val="Hyperlink"/>
@@ -5266,7 +5254,7 @@
             <w:noProof/>
             <w:webHidden/>
           </w:rPr>
-          <w:instrText xml:space="preserve"> PAGEREF _Toc243864212 \h </w:instrText>
+          <w:instrText xml:space="preserve"> PAGEREF _Toc244366089 \h </w:instrText>
         </w:r>
         <w:r>
           <w:rPr>
@@ -5286,7 +5274,7 @@
             <w:noProof/>
             <w:webHidden/>
           </w:rPr>
-          <w:t>14</w:t>
+          <w:t>15</w:t>
         </w:r>
         <w:r>
           <w:rPr>
@@ -5312,7 +5300,7 @@
           <w14:ligatures w14:val="standardContextual"/>
         </w:rPr>
       </w:pPr>
-      <w:hyperlink w:anchor="_Toc243864213" w:history="1">
+      <w:hyperlink w:anchor="_Toc244366090" w:history="1">
         <w:r>
           <w:rPr>
             <w:rStyle w:val="Hyperlink"/>
@@ -5339,7 +5327,7 @@
             <w:noProof/>
             <w:webHidden/>
           </w:rPr>
-          <w:instrText xml:space="preserve"> PAGEREF _Toc243864213 \h </w:instrText>
+          <w:instrText xml:space="preserve"> PAGEREF _Toc244366090 \h </w:instrText>
         </w:r>
         <w:r>
           <w:rPr>
@@ -5359,7 +5347,7 @@
             <w:noProof/>
             <w:webHidden/>
           </w:rPr>
-          <w:t>15</w:t>
+          <w:t>16</w:t>
         </w:r>
         <w:r>
           <w:rPr>
@@ -5385,7 +5373,7 @@
           <w14:ligatures w14:val="standardContextual"/>
         </w:rPr>
       </w:pPr>
-      <w:hyperlink w:anchor="_Toc243864214" w:history="1">
+      <w:hyperlink w:anchor="_Toc244366091" w:history="1">
         <w:r>
           <w:rPr>
             <w:rStyle w:val="Hyperlink"/>
@@ -5412,7 +5400,7 @@
             <w:noProof/>
             <w:webHidden/>
           </w:rPr>
-          <w:instrText xml:space="preserve"> PAGEREF _Toc243864214 \h </w:instrText>
+          <w:instrText xml:space="preserve"> PAGEREF _Toc244366091 \h </w:instrText>
         </w:r>
         <w:r>
           <w:rPr>
@@ -5432,7 +5420,7 @@
             <w:noProof/>
             <w:webHidden/>
           </w:rPr>
-          <w:t>15</w:t>
+          <w:t>16</w:t>
         </w:r>
         <w:r>
           <w:rPr>
@@ -5458,7 +5446,7 @@
           <w14:ligatures w14:val="standardContextual"/>
         </w:rPr>
       </w:pPr>
-      <w:hyperlink w:anchor="_Toc243864215" w:history="1">
+      <w:hyperlink w:anchor="_Toc244366092" w:history="1">
         <w:r>
           <w:rPr>
             <w:rStyle w:val="Hyperlink"/>
@@ -5485,7 +5473,7 @@
             <w:noProof/>
             <w:webHidden/>
           </w:rPr>
-          <w:instrText xml:space="preserve"> PAGEREF _Toc243864215 \h </w:instrText>
+          <w:instrText xml:space="preserve"> PAGEREF _Toc244366092 \h </w:instrText>
         </w:r>
         <w:r>
           <w:rPr>
@@ -5505,7 +5493,7 @@
             <w:noProof/>
             <w:webHidden/>
           </w:rPr>
-          <w:t>15</w:t>
+          <w:t>16</w:t>
         </w:r>
         <w:r>
           <w:rPr>
@@ -5531,7 +5519,7 @@
           <w14:ligatures w14:val="standardContextual"/>
         </w:rPr>
       </w:pPr>
-      <w:hyperlink w:anchor="_Toc243864216" w:history="1">
+      <w:hyperlink w:anchor="_Toc244366093" w:history="1">
         <w:r>
           <w:rPr>
             <w:rStyle w:val="Hyperlink"/>
@@ -5558,7 +5546,7 @@
             <w:noProof/>
             <w:webHidden/>
           </w:rPr>
-          <w:instrText xml:space="preserve"> PAGEREF _Toc243864216 \h </w:instrText>
+          <w:instrText xml:space="preserve"> PAGEREF _Toc244366093 \h </w:instrText>
         </w:r>
         <w:r>
           <w:rPr>
@@ -5578,7 +5566,7 @@
             <w:noProof/>
             <w:webHidden/>
           </w:rPr>
-          <w:t>17</w:t>
+          <w:t>18</w:t>
         </w:r>
         <w:r>
           <w:rPr>
@@ -5604,7 +5592,7 @@
           <w14:ligatures w14:val="standardContextual"/>
         </w:rPr>
       </w:pPr>
-      <w:hyperlink w:anchor="_Toc243864217" w:history="1">
+      <w:hyperlink w:anchor="_Toc244366094" w:history="1">
         <w:r>
           <w:rPr>
             <w:rStyle w:val="Hyperlink"/>
@@ -5631,7 +5619,7 @@
             <w:noProof/>
             <w:webHidden/>
           </w:rPr>
-          <w:instrText xml:space="preserve"> PAGEREF _Toc243864217 \h </w:instrText>
+          <w:instrText xml:space="preserve"> PAGEREF _Toc244366094 \h </w:instrText>
         </w:r>
         <w:r>
           <w:rPr>
@@ -5651,7 +5639,7 @@
             <w:noProof/>
             <w:webHidden/>
           </w:rPr>
-          <w:t>17</w:t>
+          <w:t>18</w:t>
         </w:r>
         <w:r>
           <w:rPr>
@@ -5677,7 +5665,7 @@
           <w14:ligatures w14:val="standardContextual"/>
         </w:rPr>
       </w:pPr>
-      <w:hyperlink w:anchor="_Toc243864218" w:history="1">
+      <w:hyperlink w:anchor="_Toc244366095" w:history="1">
         <w:r>
           <w:rPr>
             <w:rStyle w:val="Hyperlink"/>
@@ -5704,7 +5692,7 @@
             <w:noProof/>
             <w:webHidden/>
           </w:rPr>
-          <w:instrText xml:space="preserve"> PAGEREF _Toc243864218 \h </w:instrText>
+          <w:instrText xml:space="preserve"> PAGEREF _Toc244366095 \h </w:instrText>
         </w:r>
         <w:r>
           <w:rPr>
@@ -5724,7 +5712,7 @@
             <w:noProof/>
             <w:webHidden/>
           </w:rPr>
-          <w:t>17</w:t>
+          <w:t>18</w:t>
         </w:r>
         <w:r>
           <w:rPr>
@@ -5750,7 +5738,7 @@
           <w14:ligatures w14:val="standardContextual"/>
         </w:rPr>
       </w:pPr>
-      <w:hyperlink w:anchor="_Toc243864219" w:history="1">
+      <w:hyperlink w:anchor="_Toc244366096" w:history="1">
         <w:r>
           <w:rPr>
             <w:rStyle w:val="Hyperlink"/>
@@ -5777,7 +5765,7 @@
             <w:noProof/>
             <w:webHidden/>
           </w:rPr>
-          <w:instrText xml:space="preserve"> PAGEREF _Toc243864219 \h </w:instrText>
+          <w:instrText xml:space="preserve"> PAGEREF _Toc244366096 \h </w:instrText>
         </w:r>
         <w:r>
           <w:rPr>
@@ -5797,7 +5785,7 @@
             <w:noProof/>
             <w:webHidden/>
           </w:rPr>
-          <w:t>17</w:t>
+          <w:t>18</w:t>
         </w:r>
         <w:r>
           <w:rPr>
@@ -5823,7 +5811,7 @@
           <w14:ligatures w14:val="standardContextual"/>
         </w:rPr>
       </w:pPr>
-      <w:hyperlink w:anchor="_Toc243864220" w:history="1">
+      <w:hyperlink w:anchor="_Toc244366097" w:history="1">
         <w:r>
           <w:rPr>
             <w:rStyle w:val="Hyperlink"/>
@@ -5850,7 +5838,7 @@
             <w:noProof/>
             <w:webHidden/>
           </w:rPr>
-          <w:instrText xml:space="preserve"> PAGEREF _Toc243864220 \h </w:instrText>
+          <w:instrText xml:space="preserve"> PAGEREF _Toc244366097 \h </w:instrText>
         </w:r>
         <w:r>
           <w:rPr>
@@ -5870,7 +5858,7 @@
             <w:noProof/>
             <w:webHidden/>
           </w:rPr>
-          <w:t>18</w:t>
+          <w:t>19</w:t>
         </w:r>
         <w:r>
           <w:rPr>
@@ -5896,7 +5884,7 @@
           <w14:ligatures w14:val="standardContextual"/>
         </w:rPr>
       </w:pPr>
-      <w:hyperlink w:anchor="_Toc243864221" w:history="1">
+      <w:hyperlink w:anchor="_Toc244366098" w:history="1">
         <w:r>
           <w:rPr>
             <w:rStyle w:val="Hyperlink"/>
@@ -5923,7 +5911,7 @@
             <w:noProof/>
             <w:webHidden/>
           </w:rPr>
-          <w:instrText xml:space="preserve"> PAGEREF _Toc243864221 \h </w:instrText>
+          <w:instrText xml:space="preserve"> PAGEREF _Toc244366098 \h </w:instrText>
         </w:r>
         <w:r>
           <w:rPr>
@@ -5943,7 +5931,7 @@
             <w:noProof/>
             <w:webHidden/>
           </w:rPr>
-          <w:t>18</w:t>
+          <w:t>19</w:t>
         </w:r>
         <w:r>
           <w:rPr>
@@ -5969,7 +5957,7 @@
           <w14:ligatures w14:val="standardContextual"/>
         </w:rPr>
       </w:pPr>
-      <w:hyperlink w:anchor="_Toc243864222" w:history="1">
+      <w:hyperlink w:anchor="_Toc244366099" w:history="1">
         <w:r>
           <w:rPr>
             <w:rStyle w:val="Hyperlink"/>
@@ -5996,7 +5984,7 @@
             <w:noProof/>
             <w:webHidden/>
           </w:rPr>
-          <w:instrText xml:space="preserve"> PAGEREF _Toc243864222 \h </w:instrText>
+          <w:instrText xml:space="preserve"> PAGEREF _Toc244366099 \h </w:instrText>
         </w:r>
         <w:r>
           <w:rPr>
@@ -6016,7 +6004,7 @@
             <w:noProof/>
             <w:webHidden/>
           </w:rPr>
-          <w:t>18</w:t>
+          <w:t>19</w:t>
         </w:r>
         <w:r>
           <w:rPr>
@@ -6042,7 +6030,7 @@
           <w14:ligatures w14:val="standardContextual"/>
         </w:rPr>
       </w:pPr>
-      <w:hyperlink w:anchor="_Toc243864223" w:history="1">
+      <w:hyperlink w:anchor="_Toc244366100" w:history="1">
         <w:r>
           <w:rPr>
             <w:rStyle w:val="Hyperlink"/>
@@ -6069,7 +6057,7 @@
             <w:noProof/>
             <w:webHidden/>
           </w:rPr>
-          <w:instrText xml:space="preserve"> PAGEREF _Toc243864223 \h </w:instrText>
+          <w:instrText xml:space="preserve"> PAGEREF _Toc244366100 \h </w:instrText>
         </w:r>
         <w:r>
           <w:rPr>
@@ -6089,7 +6077,7 @@
             <w:noProof/>
             <w:webHidden/>
           </w:rPr>
-          <w:t>18</w:t>
+          <w:t>19</w:t>
         </w:r>
         <w:r>
           <w:rPr>
@@ -6115,7 +6103,7 @@
           <w14:ligatures w14:val="standardContextual"/>
         </w:rPr>
       </w:pPr>
-      <w:hyperlink w:anchor="_Toc243864224" w:history="1">
+      <w:hyperlink w:anchor="_Toc244366101" w:history="1">
         <w:r>
           <w:rPr>
             <w:rStyle w:val="Hyperlink"/>
@@ -6142,7 +6130,7 @@
             <w:noProof/>
             <w:webHidden/>
           </w:rPr>
-          <w:instrText xml:space="preserve"> PAGEREF _Toc243864224 \h </w:instrText>
+          <w:instrText xml:space="preserve"> PAGEREF _Toc244366101 \h </w:instrText>
         </w:r>
         <w:r>
           <w:rPr>
@@ -6162,7 +6150,7 @@
             <w:noProof/>
             <w:webHidden/>
           </w:rPr>
-          <w:t>19</w:t>
+          <w:t>20</w:t>
         </w:r>
         <w:r>
           <w:rPr>
@@ -6188,7 +6176,7 @@
           <w14:ligatures w14:val="standardContextual"/>
         </w:rPr>
       </w:pPr>
-      <w:hyperlink w:anchor="_Toc243864225" w:history="1">
+      <w:hyperlink w:anchor="_Toc244366102" w:history="1">
         <w:r>
           <w:rPr>
             <w:rStyle w:val="Hyperlink"/>
@@ -6215,7 +6203,7 @@
             <w:noProof/>
             <w:webHidden/>
           </w:rPr>
-          <w:instrText xml:space="preserve"> PAGEREF _Toc243864225 \h </w:instrText>
+          <w:instrText xml:space="preserve"> PAGEREF _Toc244366102 \h </w:instrText>
         </w:r>
         <w:r>
           <w:rPr>
@@ -6235,7 +6223,7 @@
             <w:noProof/>
             <w:webHidden/>
           </w:rPr>
-          <w:t>19</w:t>
+          <w:t>20</w:t>
         </w:r>
         <w:r>
           <w:rPr>
@@ -6261,7 +6249,7 @@
           <w14:ligatures w14:val="standardContextual"/>
         </w:rPr>
       </w:pPr>
-      <w:hyperlink w:anchor="_Toc243864226" w:history="1">
+      <w:hyperlink w:anchor="_Toc244366103" w:history="1">
         <w:r>
           <w:rPr>
             <w:rStyle w:val="Hyperlink"/>
@@ -6288,7 +6276,7 @@
             <w:noProof/>
             <w:webHidden/>
           </w:rPr>
-          <w:instrText xml:space="preserve"> PAGEREF _Toc243864226 \h </w:instrText>
+          <w:instrText xml:space="preserve"> PAGEREF _Toc244366103 \h </w:instrText>
         </w:r>
         <w:r>
           <w:rPr>
@@ -6308,7 +6296,7 @@
             <w:noProof/>
             <w:webHidden/>
           </w:rPr>
-          <w:t>20</w:t>
+          <w:t>21</w:t>
         </w:r>
         <w:r>
           <w:rPr>
@@ -6334,7 +6322,7 @@
           <w14:ligatures w14:val="standardContextual"/>
         </w:rPr>
       </w:pPr>
-      <w:hyperlink w:anchor="_Toc243864227" w:history="1">
+      <w:hyperlink w:anchor="_Toc244366104" w:history="1">
         <w:r>
           <w:rPr>
             <w:rStyle w:val="Hyperlink"/>
@@ -6361,7 +6349,7 @@
             <w:noProof/>
             <w:webHidden/>
           </w:rPr>
-          <w:instrText xml:space="preserve"> PAGEREF _Toc243864227 \h </w:instrText>
+          <w:instrText xml:space="preserve"> PAGEREF _Toc244366104 \h </w:instrText>
         </w:r>
         <w:r>
           <w:rPr>
@@ -6381,7 +6369,7 @@
             <w:noProof/>
             <w:webHidden/>
           </w:rPr>
-          <w:t>20</w:t>
+          <w:t>21</w:t>
         </w:r>
         <w:r>
           <w:rPr>
@@ -6407,7 +6395,7 @@
           <w14:ligatures w14:val="standardContextual"/>
         </w:rPr>
       </w:pPr>
-      <w:hyperlink w:anchor="_Toc243864228" w:history="1">
+      <w:hyperlink w:anchor="_Toc244366105" w:history="1">
         <w:r>
           <w:rPr>
             <w:rStyle w:val="Hyperlink"/>
@@ -6434,7 +6422,7 @@
             <w:noProof/>
             <w:webHidden/>
           </w:rPr>
-          <w:instrText xml:space="preserve"> PAGEREF _Toc243864228 \h </w:instrText>
+          <w:instrText xml:space="preserve"> PAGEREF _Toc244366105 \h </w:instrText>
         </w:r>
         <w:r>
           <w:rPr>
@@ -6454,7 +6442,7 @@
             <w:noProof/>
             <w:webHidden/>
           </w:rPr>
-          <w:t>20</w:t>
+          <w:t>21</w:t>
         </w:r>
         <w:r>
           <w:rPr>
@@ -6480,7 +6468,7 @@
           <w14:ligatures w14:val="standardContextual"/>
         </w:rPr>
       </w:pPr>
-      <w:hyperlink w:anchor="_Toc243864229" w:history="1">
+      <w:hyperlink w:anchor="_Toc244366106" w:history="1">
         <w:r>
           <w:rPr>
             <w:rStyle w:val="Hyperlink"/>
@@ -6507,7 +6495,7 @@
             <w:noProof/>
             <w:webHidden/>
           </w:rPr>
-          <w:instrText xml:space="preserve"> PAGEREF _Toc243864229 \h </w:instrText>
+          <w:instrText xml:space="preserve"> PAGEREF _Toc244366106 \h </w:instrText>
         </w:r>
         <w:r>
           <w:rPr>
@@ -6527,7 +6515,7 @@
             <w:noProof/>
             <w:webHidden/>
           </w:rPr>
-          <w:t>20</w:t>
+          <w:t>21</w:t>
         </w:r>
         <w:r>
           <w:rPr>
@@ -6553,7 +6541,7 @@
           <w14:ligatures w14:val="standardContextual"/>
         </w:rPr>
       </w:pPr>
-      <w:hyperlink w:anchor="_Toc243864230" w:history="1">
+      <w:hyperlink w:anchor="_Toc244366107" w:history="1">
         <w:r>
           <w:rPr>
             <w:rStyle w:val="Hyperlink"/>
@@ -6580,7 +6568,7 @@
             <w:noProof/>
             <w:webHidden/>
           </w:rPr>
-          <w:instrText xml:space="preserve"> PAGEREF _Toc243864230 \h </w:instrText>
+          <w:instrText xml:space="preserve"> PAGEREF _Toc244366107 \h </w:instrText>
         </w:r>
         <w:r>
           <w:rPr>
@@ -6600,7 +6588,7 @@
             <w:noProof/>
             <w:webHidden/>
           </w:rPr>
-          <w:t>21</w:t>
+          <w:t>22</w:t>
         </w:r>
         <w:r>
           <w:rPr>
@@ -6626,7 +6614,7 @@
           <w14:ligatures w14:val="standardContextual"/>
         </w:rPr>
       </w:pPr>
-      <w:hyperlink w:anchor="_Toc243864231" w:history="1">
+      <w:hyperlink w:anchor="_Toc244366108" w:history="1">
         <w:r>
           <w:rPr>
             <w:rStyle w:val="Hyperlink"/>
@@ -6653,7 +6641,7 @@
             <w:noProof/>
             <w:webHidden/>
           </w:rPr>
-          <w:instrText xml:space="preserve"> PAGEREF _Toc243864231 \h </w:instrText>
+          <w:instrText xml:space="preserve"> PAGEREF _Toc244366108 \h </w:instrText>
         </w:r>
         <w:r>
           <w:rPr>
@@ -6673,7 +6661,7 @@
             <w:noProof/>
             <w:webHidden/>
           </w:rPr>
-          <w:t>21</w:t>
+          <w:t>22</w:t>
         </w:r>
         <w:r>
           <w:rPr>
@@ -6699,7 +6687,7 @@
           <w14:ligatures w14:val="standardContextual"/>
         </w:rPr>
       </w:pPr>
-      <w:hyperlink w:anchor="_Toc243864232" w:history="1">
+      <w:hyperlink w:anchor="_Toc244366109" w:history="1">
         <w:r>
           <w:rPr>
             <w:rStyle w:val="Hyperlink"/>
@@ -6726,7 +6714,7 @@
             <w:noProof/>
             <w:webHidden/>
           </w:rPr>
-          <w:instrText xml:space="preserve"> PAGEREF _Toc243864232 \h </w:instrText>
+          <w:instrText xml:space="preserve"> PAGEREF _Toc244366109 \h </w:instrText>
         </w:r>
         <w:r>
           <w:rPr>
@@ -6746,7 +6734,7 @@
             <w:noProof/>
             <w:webHidden/>
           </w:rPr>
-          <w:t>22</w:t>
+          <w:t>23</w:t>
         </w:r>
         <w:r>
           <w:rPr>
@@ -6772,7 +6760,7 @@
           <w14:ligatures w14:val="standardContextual"/>
         </w:rPr>
       </w:pPr>
-      <w:hyperlink w:anchor="_Toc243864233" w:history="1">
+      <w:hyperlink w:anchor="_Toc244366110" w:history="1">
         <w:r>
           <w:rPr>
             <w:rStyle w:val="Hyperlink"/>
@@ -6799,7 +6787,7 @@
             <w:noProof/>
             <w:webHidden/>
           </w:rPr>
-          <w:instrText xml:space="preserve"> PAGEREF _Toc243864233 \h </w:instrText>
+          <w:instrText xml:space="preserve"> PAGEREF _Toc244366110 \h </w:instrText>
         </w:r>
         <w:r>
           <w:rPr>
@@ -6819,7 +6807,7 @@
             <w:noProof/>
             <w:webHidden/>
           </w:rPr>
-          <w:t>23</w:t>
+          <w:t>24</w:t>
         </w:r>
         <w:r>
           <w:rPr>
@@ -6845,7 +6833,7 @@
           <w14:ligatures w14:val="standardContextual"/>
         </w:rPr>
       </w:pPr>
-      <w:hyperlink w:anchor="_Toc243864234" w:history="1">
+      <w:hyperlink w:anchor="_Toc244366111" w:history="1">
         <w:r>
           <w:rPr>
             <w:rStyle w:val="Hyperlink"/>
@@ -6872,7 +6860,7 @@
             <w:noProof/>
             <w:webHidden/>
           </w:rPr>
-          <w:instrText xml:space="preserve"> PAGEREF _Toc243864234 \h </w:instrText>
+          <w:instrText xml:space="preserve"> PAGEREF _Toc244366111 \h </w:instrText>
         </w:r>
         <w:r>
           <w:rPr>
@@ -6892,7 +6880,7 @@
             <w:noProof/>
             <w:webHidden/>
           </w:rPr>
-          <w:t>24</w:t>
+          <w:t>25</w:t>
         </w:r>
         <w:r>
           <w:rPr>
@@ -6918,7 +6906,7 @@
           <w14:ligatures w14:val="standardContextual"/>
         </w:rPr>
       </w:pPr>
-      <w:hyperlink w:anchor="_Toc243864235" w:history="1">
+      <w:hyperlink w:anchor="_Toc244366112" w:history="1">
         <w:r>
           <w:rPr>
             <w:rStyle w:val="Hyperlink"/>
@@ -6945,7 +6933,7 @@
             <w:noProof/>
             <w:webHidden/>
           </w:rPr>
-          <w:instrText xml:space="preserve"> PAGEREF _Toc243864235 \h </w:instrText>
+          <w:instrText xml:space="preserve"> PAGEREF _Toc244366112 \h </w:instrText>
         </w:r>
         <w:r>
           <w:rPr>
@@ -6965,7 +6953,7 @@
             <w:noProof/>
             <w:webHidden/>
           </w:rPr>
-          <w:t>24</w:t>
+          <w:t>25</w:t>
         </w:r>
         <w:r>
           <w:rPr>
@@ -6991,7 +6979,7 @@
           <w14:ligatures w14:val="standardContextual"/>
         </w:rPr>
       </w:pPr>
-      <w:hyperlink w:anchor="_Toc243864236" w:history="1">
+      <w:hyperlink w:anchor="_Toc244366113" w:history="1">
         <w:r>
           <w:rPr>
             <w:rStyle w:val="Hyperlink"/>
@@ -7018,7 +7006,7 @@
             <w:noProof/>
             <w:webHidden/>
           </w:rPr>
-          <w:instrText xml:space="preserve"> PAGEREF _Toc243864236 \h </w:instrText>
+          <w:instrText xml:space="preserve"> PAGEREF _Toc244366113 \h </w:instrText>
         </w:r>
         <w:r>
           <w:rPr>
@@ -7038,7 +7026,7 @@
             <w:noProof/>
             <w:webHidden/>
           </w:rPr>
-          <w:t>25</w:t>
+          <w:t>26</w:t>
         </w:r>
         <w:r>
           <w:rPr>
@@ -7064,7 +7052,7 @@
           <w14:ligatures w14:val="standardContextual"/>
         </w:rPr>
       </w:pPr>
-      <w:hyperlink w:anchor="_Toc243864237" w:history="1">
+      <w:hyperlink w:anchor="_Toc244366114" w:history="1">
         <w:r>
           <w:rPr>
             <w:rStyle w:val="Hyperlink"/>
@@ -7091,7 +7079,7 @@
             <w:noProof/>
             <w:webHidden/>
           </w:rPr>
-          <w:instrText xml:space="preserve"> PAGEREF _Toc243864237 \h </w:instrText>
+          <w:instrText xml:space="preserve"> PAGEREF _Toc244366114 \h </w:instrText>
         </w:r>
         <w:r>
           <w:rPr>
@@ -7111,7 +7099,7 @@
             <w:noProof/>
             <w:webHidden/>
           </w:rPr>
-          <w:t>25</w:t>
+          <w:t>26</w:t>
         </w:r>
         <w:r>
           <w:rPr>
@@ -7137,7 +7125,7 @@
           <w14:ligatures w14:val="standardContextual"/>
         </w:rPr>
       </w:pPr>
-      <w:hyperlink w:anchor="_Toc243864238" w:history="1">
+      <w:hyperlink w:anchor="_Toc244366115" w:history="1">
         <w:r>
           <w:rPr>
             <w:rStyle w:val="Hyperlink"/>
@@ -7164,7 +7152,7 @@
             <w:noProof/>
             <w:webHidden/>
           </w:rPr>
-          <w:instrText xml:space="preserve"> PAGEREF _Toc243864238 \h </w:instrText>
+          <w:instrText xml:space="preserve"> PAGEREF _Toc244366115 \h </w:instrText>
         </w:r>
         <w:r>
           <w:rPr>
@@ -7184,7 +7172,7 @@
             <w:noProof/>
             <w:webHidden/>
           </w:rPr>
-          <w:t>25</w:t>
+          <w:t>26</w:t>
         </w:r>
         <w:r>
           <w:rPr>
@@ -7210,7 +7198,7 @@
           <w14:ligatures w14:val="standardContextual"/>
         </w:rPr>
       </w:pPr>
-      <w:hyperlink w:anchor="_Toc243864239" w:history="1">
+      <w:hyperlink w:anchor="_Toc244366116" w:history="1">
         <w:r>
           <w:rPr>
             <w:rStyle w:val="Hyperlink"/>
@@ -7237,7 +7225,7 @@
             <w:noProof/>
             <w:webHidden/>
           </w:rPr>
-          <w:instrText xml:space="preserve"> PAGEREF _Toc243864239 \h </w:instrText>
+          <w:instrText xml:space="preserve"> PAGEREF _Toc244366116 \h </w:instrText>
         </w:r>
         <w:r>
           <w:rPr>
@@ -7257,7 +7245,7 @@
             <w:noProof/>
             <w:webHidden/>
           </w:rPr>
-          <w:t>25</w:t>
+          <w:t>26</w:t>
         </w:r>
         <w:r>
           <w:rPr>
@@ -7283,7 +7271,7 @@
           <w14:ligatures w14:val="standardContextual"/>
         </w:rPr>
       </w:pPr>
-      <w:hyperlink w:anchor="_Toc243864240" w:history="1">
+      <w:hyperlink w:anchor="_Toc244366117" w:history="1">
         <w:r>
           <w:rPr>
             <w:rStyle w:val="Hyperlink"/>
@@ -7310,7 +7298,7 @@
             <w:noProof/>
             <w:webHidden/>
           </w:rPr>
-          <w:instrText xml:space="preserve"> PAGEREF _Toc243864240 \h </w:instrText>
+          <w:instrText xml:space="preserve"> PAGEREF _Toc244366117 \h </w:instrText>
         </w:r>
         <w:r>
           <w:rPr>
@@ -7330,7 +7318,7 @@
             <w:noProof/>
             <w:webHidden/>
           </w:rPr>
-          <w:t>26</w:t>
+          <w:t>27</w:t>
         </w:r>
         <w:r>
           <w:rPr>
@@ -7356,7 +7344,7 @@
           <w14:ligatures w14:val="standardContextual"/>
         </w:rPr>
       </w:pPr>
-      <w:hyperlink w:anchor="_Toc243864241" w:history="1">
+      <w:hyperlink w:anchor="_Toc244366118" w:history="1">
         <w:r>
           <w:rPr>
             <w:rStyle w:val="Hyperlink"/>
@@ -7383,7 +7371,7 @@
             <w:noProof/>
             <w:webHidden/>
           </w:rPr>
-          <w:instrText xml:space="preserve"> PAGEREF _Toc243864241 \h </w:instrText>
+          <w:instrText xml:space="preserve"> PAGEREF _Toc244366118 \h </w:instrText>
         </w:r>
         <w:r>
           <w:rPr>
@@ -7403,7 +7391,7 @@
             <w:noProof/>
             <w:webHidden/>
           </w:rPr>
-          <w:t>26</w:t>
+          <w:t>27</w:t>
         </w:r>
         <w:r>
           <w:rPr>
@@ -7429,7 +7417,7 @@
           <w14:ligatures w14:val="standardContextual"/>
         </w:rPr>
       </w:pPr>
-      <w:hyperlink w:anchor="_Toc243864242" w:history="1">
+      <w:hyperlink w:anchor="_Toc244366119" w:history="1">
         <w:r>
           <w:rPr>
             <w:rStyle w:val="Hyperlink"/>
@@ -7456,7 +7444,7 @@
             <w:noProof/>
             <w:webHidden/>
           </w:rPr>
-          <w:instrText xml:space="preserve"> PAGEREF _Toc243864242 \h </w:instrText>
+          <w:instrText xml:space="preserve"> PAGEREF _Toc244366119 \h </w:instrText>
         </w:r>
         <w:r>
           <w:rPr>
@@ -7476,7 +7464,7 @@
             <w:noProof/>
             <w:webHidden/>
           </w:rPr>
-          <w:t>27</w:t>
+          <w:t>28</w:t>
         </w:r>
         <w:r>
           <w:rPr>
@@ -7502,7 +7490,7 @@
           <w14:ligatures w14:val="standardContextual"/>
         </w:rPr>
       </w:pPr>
-      <w:hyperlink w:anchor="_Toc243864243" w:history="1">
+      <w:hyperlink w:anchor="_Toc244366120" w:history="1">
         <w:r>
           <w:rPr>
             <w:rStyle w:val="Hyperlink"/>
@@ -7529,7 +7517,7 @@
             <w:noProof/>
             <w:webHidden/>
           </w:rPr>
-          <w:instrText xml:space="preserve"> PAGEREF _Toc243864243 \h </w:instrText>
+          <w:instrText xml:space="preserve"> PAGEREF _Toc244366120 \h </w:instrText>
         </w:r>
         <w:r>
           <w:rPr>
@@ -7549,7 +7537,7 @@
             <w:noProof/>
             <w:webHidden/>
           </w:rPr>
-          <w:t>27</w:t>
+          <w:t>28</w:t>
         </w:r>
         <w:r>
           <w:rPr>
@@ -7575,7 +7563,7 @@
           <w14:ligatures w14:val="standardContextual"/>
         </w:rPr>
       </w:pPr>
-      <w:hyperlink w:anchor="_Toc243864244" w:history="1">
+      <w:hyperlink w:anchor="_Toc244366121" w:history="1">
         <w:r>
           <w:rPr>
             <w:rStyle w:val="Hyperlink"/>
@@ -7602,7 +7590,7 @@
             <w:noProof/>
             <w:webHidden/>
           </w:rPr>
-          <w:instrText xml:space="preserve"> PAGEREF _Toc243864244 \h </w:instrText>
+          <w:instrText xml:space="preserve"> PAGEREF _Toc244366121 \h </w:instrText>
         </w:r>
         <w:r>
           <w:rPr>
@@ -7622,7 +7610,7 @@
             <w:noProof/>
             <w:webHidden/>
           </w:rPr>
-          <w:t>27</w:t>
+          <w:t>28</w:t>
         </w:r>
         <w:r>
           <w:rPr>
@@ -7648,7 +7636,7 @@
           <w14:ligatures w14:val="standardContextual"/>
         </w:rPr>
       </w:pPr>
-      <w:hyperlink w:anchor="_Toc243864245" w:history="1">
+      <w:hyperlink w:anchor="_Toc244366122" w:history="1">
         <w:r>
           <w:rPr>
             <w:rStyle w:val="Hyperlink"/>
@@ -7675,7 +7663,7 @@
             <w:noProof/>
             <w:webHidden/>
           </w:rPr>
-          <w:instrText xml:space="preserve"> PAGEREF _Toc243864245 \h </w:instrText>
+          <w:instrText xml:space="preserve"> PAGEREF _Toc244366122 \h </w:instrText>
         </w:r>
         <w:r>
           <w:rPr>
@@ -7695,7 +7683,7 @@
             <w:noProof/>
             <w:webHidden/>
           </w:rPr>
-          <w:t>27</w:t>
+          <w:t>28</w:t>
         </w:r>
         <w:r>
           <w:rPr>
@@ -7721,7 +7709,7 @@
           <w14:ligatures w14:val="standardContextual"/>
         </w:rPr>
       </w:pPr>
-      <w:hyperlink w:anchor="_Toc243864246" w:history="1">
+      <w:hyperlink w:anchor="_Toc244366123" w:history="1">
         <w:r>
           <w:rPr>
             <w:rStyle w:val="Hyperlink"/>
@@ -7748,7 +7736,7 @@
             <w:noProof/>
             <w:webHidden/>
           </w:rPr>
-          <w:instrText xml:space="preserve"> PAGEREF _Toc243864246 \h </w:instrText>
+          <w:instrText xml:space="preserve"> PAGEREF _Toc244366123 \h </w:instrText>
         </w:r>
         <w:r>
           <w:rPr>
@@ -7768,7 +7756,7 @@
             <w:noProof/>
             <w:webHidden/>
           </w:rPr>
-          <w:t>27</w:t>
+          <w:t>28</w:t>
         </w:r>
         <w:r>
           <w:rPr>
@@ -7794,7 +7782,7 @@
           <w14:ligatures w14:val="standardContextual"/>
         </w:rPr>
       </w:pPr>
-      <w:hyperlink w:anchor="_Toc243864247" w:history="1">
+      <w:hyperlink w:anchor="_Toc244366124" w:history="1">
         <w:r>
           <w:rPr>
             <w:rStyle w:val="Hyperlink"/>
@@ -7821,7 +7809,7 @@
             <w:noProof/>
             <w:webHidden/>
           </w:rPr>
-          <w:instrText xml:space="preserve"> PAGEREF _Toc243864247 \h </w:instrText>
+          <w:instrText xml:space="preserve"> PAGEREF _Toc244366124 \h </w:instrText>
         </w:r>
         <w:r>
           <w:rPr>
@@ -7841,7 +7829,7 @@
             <w:noProof/>
             <w:webHidden/>
           </w:rPr>
-          <w:t>29</w:t>
+          <w:t>30</w:t>
         </w:r>
         <w:r>
           <w:rPr>
@@ -7867,7 +7855,7 @@
           <w14:ligatures w14:val="standardContextual"/>
         </w:rPr>
       </w:pPr>
-      <w:hyperlink w:anchor="_Toc243864248" w:history="1">
+      <w:hyperlink w:anchor="_Toc244366125" w:history="1">
         <w:r>
           <w:rPr>
             <w:rStyle w:val="Hyperlink"/>
@@ -7894,7 +7882,7 @@
             <w:noProof/>
             <w:webHidden/>
           </w:rPr>
-          <w:instrText xml:space="preserve"> PAGEREF _Toc243864248 \h </w:instrText>
+          <w:instrText xml:space="preserve"> PAGEREF _Toc244366125 \h </w:instrText>
         </w:r>
         <w:r>
           <w:rPr>
@@ -7914,7 +7902,7 @@
             <w:noProof/>
             <w:webHidden/>
           </w:rPr>
-          <w:t>29</w:t>
+          <w:t>30</w:t>
         </w:r>
         <w:r>
           <w:rPr>
@@ -7940,7 +7928,7 @@
           <w14:ligatures w14:val="standardContextual"/>
         </w:rPr>
       </w:pPr>
-      <w:hyperlink w:anchor="_Toc243864249" w:history="1">
+      <w:hyperlink w:anchor="_Toc244366126" w:history="1">
         <w:r>
           <w:rPr>
             <w:rStyle w:val="Hyperlink"/>
@@ -7967,7 +7955,7 @@
             <w:noProof/>
             <w:webHidden/>
           </w:rPr>
-          <w:instrText xml:space="preserve"> PAGEREF _Toc243864249 \h </w:instrText>
+          <w:instrText xml:space="preserve"> PAGEREF _Toc244366126 \h </w:instrText>
         </w:r>
         <w:r>
           <w:rPr>
@@ -7987,7 +7975,7 @@
             <w:noProof/>
             <w:webHidden/>
           </w:rPr>
-          <w:t>29</w:t>
+          <w:t>30</w:t>
         </w:r>
         <w:r>
           <w:rPr>
@@ -8013,7 +8001,7 @@
           <w14:ligatures w14:val="standardContextual"/>
         </w:rPr>
       </w:pPr>
-      <w:hyperlink w:anchor="_Toc243864250" w:history="1">
+      <w:hyperlink w:anchor="_Toc244366127" w:history="1">
         <w:r>
           <w:rPr>
             <w:rStyle w:val="Hyperlink"/>
@@ -8040,7 +8028,7 @@
             <w:noProof/>
             <w:webHidden/>
           </w:rPr>
-          <w:instrText xml:space="preserve"> PAGEREF _Toc243864250 \h </w:instrText>
+          <w:instrText xml:space="preserve"> PAGEREF _Toc244366127 \h </w:instrText>
         </w:r>
         <w:r>
           <w:rPr>
@@ -8060,7 +8048,7 @@
             <w:noProof/>
             <w:webHidden/>
           </w:rPr>
-          <w:t>29</w:t>
+          <w:t>30</w:t>
         </w:r>
         <w:r>
           <w:rPr>
@@ -8086,7 +8074,7 @@
           <w14:ligatures w14:val="standardContextual"/>
         </w:rPr>
       </w:pPr>
-      <w:hyperlink w:anchor="_Toc243864251" w:history="1">
+      <w:hyperlink w:anchor="_Toc244366128" w:history="1">
         <w:r>
           <w:rPr>
             <w:rStyle w:val="Hyperlink"/>
@@ -8113,7 +8101,7 @@
             <w:noProof/>
             <w:webHidden/>
           </w:rPr>
-          <w:instrText xml:space="preserve"> PAGEREF _Toc243864251 \h </w:instrText>
+          <w:instrText xml:space="preserve"> PAGEREF _Toc244366128 \h </w:instrText>
         </w:r>
         <w:r>
           <w:rPr>
@@ -8133,7 +8121,7 @@
             <w:noProof/>
             <w:webHidden/>
           </w:rPr>
-          <w:t>29</w:t>
+          <w:t>30</w:t>
         </w:r>
         <w:r>
           <w:rPr>
@@ -8159,7 +8147,7 @@
           <w14:ligatures w14:val="standardContextual"/>
         </w:rPr>
       </w:pPr>
-      <w:hyperlink w:anchor="_Toc243864252" w:history="1">
+      <w:hyperlink w:anchor="_Toc244366129" w:history="1">
         <w:r>
           <w:rPr>
             <w:rStyle w:val="Hyperlink"/>
@@ -8186,7 +8174,7 @@
             <w:noProof/>
             <w:webHidden/>
           </w:rPr>
-          <w:instrText xml:space="preserve"> PAGEREF _Toc243864252 \h </w:instrText>
+          <w:instrText xml:space="preserve"> PAGEREF _Toc244366129 \h </w:instrText>
         </w:r>
         <w:r>
           <w:rPr>
@@ -8206,7 +8194,7 @@
             <w:noProof/>
             <w:webHidden/>
           </w:rPr>
-          <w:t>30</w:t>
+          <w:t>31</w:t>
         </w:r>
         <w:r>
           <w:rPr>
@@ -8232,7 +8220,7 @@
           <w14:ligatures w14:val="standardContextual"/>
         </w:rPr>
       </w:pPr>
-      <w:hyperlink w:anchor="_Toc243864253" w:history="1">
+      <w:hyperlink w:anchor="_Toc244366130" w:history="1">
         <w:r>
           <w:rPr>
             <w:rStyle w:val="Hyperlink"/>
@@ -8259,7 +8247,7 @@
             <w:noProof/>
             <w:webHidden/>
           </w:rPr>
-          <w:instrText xml:space="preserve"> PAGEREF _Toc243864253 \h </w:instrText>
+          <w:instrText xml:space="preserve"> PAGEREF _Toc244366130 \h </w:instrText>
         </w:r>
         <w:r>
           <w:rPr>
@@ -8279,7 +8267,7 @@
             <w:noProof/>
             <w:webHidden/>
           </w:rPr>
-          <w:t>31</w:t>
+          <w:t>32</w:t>
         </w:r>
         <w:r>
           <w:rPr>
@@ -8305,7 +8293,7 @@
           <w14:ligatures w14:val="standardContextual"/>
         </w:rPr>
       </w:pPr>
-      <w:hyperlink w:anchor="_Toc243864254" w:history="1">
+      <w:hyperlink w:anchor="_Toc244366131" w:history="1">
         <w:r>
           <w:rPr>
             <w:rStyle w:val="Hyperlink"/>
@@ -8332,7 +8320,7 @@
             <w:noProof/>
             <w:webHidden/>
           </w:rPr>
-          <w:instrText xml:space="preserve"> PAGEREF _Toc243864254 \h </w:instrText>
+          <w:instrText xml:space="preserve"> PAGEREF _Toc244366131 \h </w:instrText>
         </w:r>
         <w:r>
           <w:rPr>
@@ -8352,7 +8340,153 @@
             <w:noProof/>
             <w:webHidden/>
           </w:rPr>
-          <w:t>32</w:t>
+          <w:t>33</w:t>
+        </w:r>
+        <w:r>
+          <w:rPr>
+            <w:noProof/>
+            <w:webHidden/>
+          </w:rPr>
+          <w:fldChar w:fldCharType="end"/>
+        </w:r>
+      </w:hyperlink>
+    </w:p>
+    <w:p>
+      <w:pPr>
+        <w:pStyle w:val="TOC4"/>
+        <w:tabs>
+          <w:tab w:val="right" w:leader="dot" w:pos="8296"/>
+        </w:tabs>
+        <w:rPr>
+          <w:rFonts w:asciiTheme="minorHAnsi" w:eastAsiaTheme="minorEastAsia" w:hAnsiTheme="minorHAnsi" w:cstheme="minorBidi"/>
+          <w:noProof/>
+          <w:kern w:val="2"/>
+          <w:sz w:val="24"/>
+          <w:szCs w:val="24"/>
+          <w14:ligatures w14:val="standardContextual"/>
+        </w:rPr>
+      </w:pPr>
+      <w:hyperlink w:anchor="_Toc244366132" w:history="1">
+        <w:r>
+          <w:rPr>
+            <w:rStyle w:val="Hyperlink"/>
+            <w:noProof/>
+          </w:rPr>
+          <w:t>7.1.7 Hash-Manifest Defense</w:t>
+        </w:r>
+        <w:r>
+          <w:rPr>
+            <w:noProof/>
+            <w:webHidden/>
+          </w:rPr>
+          <w:tab/>
+        </w:r>
+        <w:r>
+          <w:rPr>
+            <w:noProof/>
+            <w:webHidden/>
+          </w:rPr>
+          <w:fldChar w:fldCharType="begin"/>
+        </w:r>
+        <w:r>
+          <w:rPr>
+            <w:noProof/>
+            <w:webHidden/>
+          </w:rPr>
+          <w:instrText xml:space="preserve"> PAGEREF _Toc244366132 \h </w:instrText>
+        </w:r>
+        <w:r>
+          <w:rPr>
+            <w:noProof/>
+            <w:webHidden/>
+          </w:rPr>
+        </w:r>
+        <w:r>
+          <w:rPr>
+            <w:noProof/>
+            <w:webHidden/>
+          </w:rPr>
+          <w:fldChar w:fldCharType="separate"/>
+        </w:r>
+        <w:r>
+          <w:rPr>
+            <w:noProof/>
+            <w:webHidden/>
+          </w:rPr>
+          <w:t>33</w:t>
+        </w:r>
+        <w:r>
+          <w:rPr>
+            <w:noProof/>
+            <w:webHidden/>
+          </w:rPr>
+          <w:fldChar w:fldCharType="end"/>
+        </w:r>
+      </w:hyperlink>
+    </w:p>
+    <w:p>
+      <w:pPr>
+        <w:pStyle w:val="TOC4"/>
+        <w:tabs>
+          <w:tab w:val="right" w:leader="dot" w:pos="8296"/>
+        </w:tabs>
+        <w:rPr>
+          <w:rFonts w:asciiTheme="minorHAnsi" w:eastAsiaTheme="minorEastAsia" w:hAnsiTheme="minorHAnsi" w:cstheme="minorBidi"/>
+          <w:noProof/>
+          <w:kern w:val="2"/>
+          <w:sz w:val="24"/>
+          <w:szCs w:val="24"/>
+          <w14:ligatures w14:val="standardContextual"/>
+        </w:rPr>
+      </w:pPr>
+      <w:hyperlink w:anchor="_Toc244366133" w:history="1">
+        <w:r>
+          <w:rPr>
+            <w:rStyle w:val="Hyperlink"/>
+            <w:noProof/>
+          </w:rPr>
+          <w:t>7.1.8 Graded Provenance Strength</w:t>
+        </w:r>
+        <w:r>
+          <w:rPr>
+            <w:noProof/>
+            <w:webHidden/>
+          </w:rPr>
+          <w:tab/>
+        </w:r>
+        <w:r>
+          <w:rPr>
+            <w:noProof/>
+            <w:webHidden/>
+          </w:rPr>
+          <w:fldChar w:fldCharType="begin"/>
+        </w:r>
+        <w:r>
+          <w:rPr>
+            <w:noProof/>
+            <w:webHidden/>
+          </w:rPr>
+          <w:instrText xml:space="preserve"> PAGEREF _Toc244366133 \h </w:instrText>
+        </w:r>
+        <w:r>
+          <w:rPr>
+            <w:noProof/>
+            <w:webHidden/>
+          </w:rPr>
+        </w:r>
+        <w:r>
+          <w:rPr>
+            <w:noProof/>
+            <w:webHidden/>
+          </w:rPr>
+          <w:fldChar w:fldCharType="separate"/>
+        </w:r>
+        <w:r>
+          <w:rPr>
+            <w:noProof/>
+            <w:webHidden/>
+          </w:rPr>
+          <w:t>34</w:t>
         </w:r>
         <w:r>
           <w:rPr>
@@ -8378,7 +8512,7 @@
           <w14:ligatures w14:val="standardContextual"/>
         </w:rPr>
       </w:pPr>
-      <w:hyperlink w:anchor="_Toc243864255" w:history="1">
+      <w:hyperlink w:anchor="_Toc244366134" w:history="1">
         <w:r>
           <w:rPr>
             <w:rStyle w:val="Hyperlink"/>
@@ -8405,7 +8539,7 @@
             <w:noProof/>
             <w:webHidden/>
           </w:rPr>
-          <w:instrText xml:space="preserve"> PAGEREF _Toc243864255 \h </w:instrText>
+          <w:instrText xml:space="preserve"> PAGEREF _Toc244366134 \h </w:instrText>
         </w:r>
         <w:r>
           <w:rPr>
@@ -8425,7 +8559,7 @@
             <w:noProof/>
             <w:webHidden/>
           </w:rPr>
-          <w:t>32</w:t>
+          <w:t>35</w:t>
         </w:r>
         <w:r>
           <w:rPr>
@@ -8451,7 +8585,7 @@
           <w14:ligatures w14:val="standardContextual"/>
         </w:rPr>
       </w:pPr>
-      <w:hyperlink w:anchor="_Toc243864256" w:history="1">
+      <w:hyperlink w:anchor="_Toc244366135" w:history="1">
         <w:r>
           <w:rPr>
             <w:rStyle w:val="Hyperlink"/>
@@ -8478,7 +8612,7 @@
             <w:noProof/>
             <w:webHidden/>
           </w:rPr>
-          <w:instrText xml:space="preserve"> PAGEREF _Toc243864256 \h </w:instrText>
+          <w:instrText xml:space="preserve"> PAGEREF _Toc244366135 \h </w:instrText>
         </w:r>
         <w:r>
           <w:rPr>
@@ -8498,7 +8632,7 @@
             <w:noProof/>
             <w:webHidden/>
           </w:rPr>
-          <w:t>33</w:t>
+          <w:t>36</w:t>
         </w:r>
         <w:r>
           <w:rPr>
@@ -8524,7 +8658,7 @@
           <w14:ligatures w14:val="standardContextual"/>
         </w:rPr>
       </w:pPr>
-      <w:hyperlink w:anchor="_Toc243864257" w:history="1">
+      <w:hyperlink w:anchor="_Toc244366136" w:history="1">
         <w:r>
           <w:rPr>
             <w:rStyle w:val="Hyperlink"/>
@@ -8551,7 +8685,7 @@
             <w:noProof/>
             <w:webHidden/>
           </w:rPr>
-          <w:instrText xml:space="preserve"> PAGEREF _Toc243864257 \h </w:instrText>
+          <w:instrText xml:space="preserve"> PAGEREF _Toc244366136 \h </w:instrText>
         </w:r>
         <w:r>
           <w:rPr>
@@ -8571,7 +8705,7 @@
             <w:noProof/>
             <w:webHidden/>
           </w:rPr>
-          <w:t>33</w:t>
+          <w:t>37</w:t>
         </w:r>
         <w:r>
           <w:rPr>
@@ -8597,7 +8731,7 @@
           <w14:ligatures w14:val="standardContextual"/>
         </w:rPr>
       </w:pPr>
-      <w:hyperlink w:anchor="_Toc243864258" w:history="1">
+      <w:hyperlink w:anchor="_Toc244366137" w:history="1">
         <w:r>
           <w:rPr>
             <w:rStyle w:val="Hyperlink"/>
@@ -8624,7 +8758,7 @@
             <w:noProof/>
             <w:webHidden/>
           </w:rPr>
-          <w:instrText xml:space="preserve"> PAGEREF _Toc243864258 \h </w:instrText>
+          <w:instrText xml:space="preserve"> PAGEREF _Toc244366137 \h </w:instrText>
         </w:r>
         <w:r>
           <w:rPr>
@@ -8644,7 +8778,7 @@
             <w:noProof/>
             <w:webHidden/>
           </w:rPr>
-          <w:t>34</w:t>
+          <w:t>38</w:t>
         </w:r>
         <w:r>
           <w:rPr>
@@ -8670,7 +8804,7 @@
           <w14:ligatures w14:val="standardContextual"/>
         </w:rPr>
       </w:pPr>
-      <w:hyperlink w:anchor="_Toc243864259" w:history="1">
+      <w:hyperlink w:anchor="_Toc244366138" w:history="1">
         <w:r>
           <w:rPr>
             <w:rStyle w:val="Hyperlink"/>
@@ -8697,7 +8831,7 @@
             <w:noProof/>
             <w:webHidden/>
           </w:rPr>
-          <w:instrText xml:space="preserve"> PAGEREF _Toc243864259 \h </w:instrText>
+          <w:instrText xml:space="preserve"> PAGEREF _Toc244366138 \h </w:instrText>
         </w:r>
         <w:r>
           <w:rPr>
@@ -8717,7 +8851,7 @@
             <w:noProof/>
             <w:webHidden/>
           </w:rPr>
-          <w:t>34</w:t>
+          <w:t>38</w:t>
         </w:r>
         <w:r>
           <w:rPr>
@@ -8743,7 +8877,7 @@
           <w14:ligatures w14:val="standardContextual"/>
         </w:rPr>
       </w:pPr>
-      <w:hyperlink w:anchor="_Toc243864260" w:history="1">
+      <w:hyperlink w:anchor="_Toc244366139" w:history="1">
         <w:r>
           <w:rPr>
             <w:rStyle w:val="Hyperlink"/>
@@ -8770,7 +8904,7 @@
             <w:noProof/>
             <w:webHidden/>
           </w:rPr>
-          <w:instrText xml:space="preserve"> PAGEREF _Toc243864260 \h </w:instrText>
+          <w:instrText xml:space="preserve"> PAGEREF _Toc244366139 \h </w:instrText>
         </w:r>
         <w:r>
           <w:rPr>
@@ -8790,7 +8924,7 @@
             <w:noProof/>
             <w:webHidden/>
           </w:rPr>
-          <w:t>35</w:t>
+          <w:t>39</w:t>
         </w:r>
         <w:r>
           <w:rPr>
@@ -8816,7 +8950,7 @@
           <w14:ligatures w14:val="standardContextual"/>
         </w:rPr>
       </w:pPr>
-      <w:hyperlink w:anchor="_Toc243864261" w:history="1">
+      <w:hyperlink w:anchor="_Toc244366140" w:history="1">
         <w:r>
           <w:rPr>
             <w:rStyle w:val="Hyperlink"/>
@@ -8843,7 +8977,7 @@
             <w:noProof/>
             <w:webHidden/>
           </w:rPr>
-          <w:instrText xml:space="preserve"> PAGEREF _Toc243864261 \h </w:instrText>
+          <w:instrText xml:space="preserve"> PAGEREF _Toc244366140 \h </w:instrText>
         </w:r>
         <w:r>
           <w:rPr>
@@ -8863,7 +8997,7 @@
             <w:noProof/>
             <w:webHidden/>
           </w:rPr>
-          <w:t>35</w:t>
+          <w:t>39</w:t>
         </w:r>
         <w:r>
           <w:rPr>
@@ -8889,7 +9023,7 @@
           <w14:ligatures w14:val="standardContextual"/>
         </w:rPr>
       </w:pPr>
-      <w:hyperlink w:anchor="_Toc243864262" w:history="1">
+      <w:hyperlink w:anchor="_Toc244366141" w:history="1">
         <w:r>
           <w:rPr>
             <w:rStyle w:val="Hyperlink"/>
@@ -8916,7 +9050,7 @@
             <w:noProof/>
             <w:webHidden/>
           </w:rPr>
-          <w:instrText xml:space="preserve"> PAGEREF _Toc243864262 \h </w:instrText>
+          <w:instrText xml:space="preserve"> PAGEREF _Toc244366141 \h </w:instrText>
         </w:r>
         <w:r>
           <w:rPr>
@@ -8936,7 +9070,7 @@
             <w:noProof/>
             <w:webHidden/>
           </w:rPr>
-          <w:t>35</w:t>
+          <w:t>39</w:t>
         </w:r>
         <w:r>
           <w:rPr>
@@ -8962,7 +9096,7 @@
           <w14:ligatures w14:val="standardContextual"/>
         </w:rPr>
       </w:pPr>
-      <w:hyperlink w:anchor="_Toc243864263" w:history="1">
+      <w:hyperlink w:anchor="_Toc244366142" w:history="1">
         <w:r>
           <w:rPr>
             <w:rStyle w:val="Hyperlink"/>
@@ -8989,7 +9123,7 @@
             <w:noProof/>
             <w:webHidden/>
           </w:rPr>
-          <w:instrText xml:space="preserve"> PAGEREF _Toc243864263 \h </w:instrText>
+          <w:instrText xml:space="preserve"> PAGEREF _Toc244366142 \h </w:instrText>
         </w:r>
         <w:r>
           <w:rPr>
@@ -9009,7 +9143,7 @@
             <w:noProof/>
             <w:webHidden/>
           </w:rPr>
-          <w:t>37</w:t>
+          <w:t>41</w:t>
         </w:r>
         <w:r>
           <w:rPr>
@@ -9035,7 +9169,7 @@
           <w14:ligatures w14:val="standardContextual"/>
         </w:rPr>
       </w:pPr>
-      <w:hyperlink w:anchor="_Toc243864264" w:history="1">
+      <w:hyperlink w:anchor="_Toc244366143" w:history="1">
         <w:r>
           <w:rPr>
             <w:rStyle w:val="Hyperlink"/>
@@ -9062,7 +9196,7 @@
             <w:noProof/>
             <w:webHidden/>
           </w:rPr>
-          <w:instrText xml:space="preserve"> PAGEREF _Toc243864264 \h </w:instrText>
+          <w:instrText xml:space="preserve"> PAGEREF _Toc244366143 \h </w:instrText>
         </w:r>
         <w:r>
           <w:rPr>
@@ -9082,7 +9216,7 @@
             <w:noProof/>
             <w:webHidden/>
           </w:rPr>
-          <w:t>38</w:t>
+          <w:t>42</w:t>
         </w:r>
         <w:r>
           <w:rPr>
@@ -9112,7 +9246,7 @@
       <w:pPr>
         <w:pStyle w:val="RListTitle"/>
       </w:pPr>
-      <w:bookmarkStart w:id="11" w:name="_Toc243864175"/>
+      <w:bookmarkStart w:id="11" w:name="_Toc244366052"/>
       <w:r>
         <w:t>LIST OF FIGURES</w:t>
       </w:r>
@@ -9142,7 +9276,7 @@
       <w:r>
         <w:fldChar w:fldCharType="separate"/>
       </w:r>
-      <w:hyperlink w:anchor="_Toc243864265" w:history="1">
+      <w:hyperlink w:anchor="_Toc244366144" w:history="1">
         <w:r>
           <w:rPr>
             <w:rStyle w:val="Hyperlink"/>
@@ -9177,7 +9311,7 @@
             <w:noProof/>
             <w:webHidden/>
           </w:rPr>
-          <w:instrText xml:space="preserve"> PAGEREF _Toc243864265 \h </w:instrText>
+          <w:instrText xml:space="preserve"> PAGEREF _Toc244366144 \h </w:instrText>
         </w:r>
         <w:r>
           <w:rPr>
@@ -9223,7 +9357,7 @@
           <w14:ligatures w14:val="standardContextual"/>
         </w:rPr>
       </w:pPr>
-      <w:hyperlink w:anchor="_Toc243864266" w:history="1">
+      <w:hyperlink w:anchor="_Toc244366145" w:history="1">
         <w:r>
           <w:rPr>
             <w:rStyle w:val="Hyperlink"/>
@@ -9258,7 +9392,7 @@
             <w:noProof/>
             <w:webHidden/>
           </w:rPr>
-          <w:instrText xml:space="preserve"> PAGEREF _Toc243864266 \h </w:instrText>
+          <w:instrText xml:space="preserve"> PAGEREF _Toc244366145 \h </w:instrText>
         </w:r>
         <w:r>
           <w:rPr>
@@ -9304,7 +9438,7 @@
           <w14:ligatures w14:val="standardContextual"/>
         </w:rPr>
       </w:pPr>
-      <w:hyperlink w:anchor="_Toc243864267" w:history="1">
+      <w:hyperlink w:anchor="_Toc244366146" w:history="1">
         <w:r>
           <w:rPr>
             <w:rStyle w:val="Hyperlink"/>
@@ -9339,7 +9473,7 @@
             <w:noProof/>
             <w:webHidden/>
           </w:rPr>
-          <w:instrText xml:space="preserve"> PAGEREF _Toc243864267 \h </w:instrText>
+          <w:instrText xml:space="preserve"> PAGEREF _Toc244366146 \h </w:instrText>
         </w:r>
         <w:r>
           <w:rPr>
@@ -9359,7 +9493,7 @@
             <w:noProof/>
             <w:webHidden/>
           </w:rPr>
-          <w:t>13</w:t>
+          <w:t>14</w:t>
         </w:r>
         <w:r>
           <w:rPr>
@@ -9385,7 +9519,7 @@
           <w14:ligatures w14:val="standardContextual"/>
         </w:rPr>
       </w:pPr>
-      <w:hyperlink w:anchor="_Toc243864268" w:history="1">
+      <w:hyperlink w:anchor="_Toc244366147" w:history="1">
         <w:r>
           <w:rPr>
             <w:rStyle w:val="Hyperlink"/>
@@ -9420,7 +9554,7 @@
             <w:noProof/>
             <w:webHidden/>
           </w:rPr>
-          <w:instrText xml:space="preserve"> PAGEREF _Toc243864268 \h </w:instrText>
+          <w:instrText xml:space="preserve"> PAGEREF _Toc244366147 \h </w:instrText>
         </w:r>
         <w:r>
           <w:rPr>
@@ -9440,7 +9574,7 @@
             <w:noProof/>
             <w:webHidden/>
           </w:rPr>
-          <w:t>16</w:t>
+          <w:t>17</w:t>
         </w:r>
         <w:r>
           <w:rPr>
@@ -9466,7 +9600,7 @@
           <w14:ligatures w14:val="standardContextual"/>
         </w:rPr>
       </w:pPr>
-      <w:hyperlink w:anchor="_Toc243864269" w:history="1">
+      <w:hyperlink w:anchor="_Toc244366148" w:history="1">
         <w:r>
           <w:rPr>
             <w:rStyle w:val="Hyperlink"/>
@@ -9501,7 +9635,7 @@
             <w:noProof/>
             <w:webHidden/>
           </w:rPr>
-          <w:instrText xml:space="preserve"> PAGEREF _Toc243864269 \h </w:instrText>
+          <w:instrText xml:space="preserve"> PAGEREF _Toc244366148 \h </w:instrText>
         </w:r>
         <w:r>
           <w:rPr>
@@ -9521,7 +9655,7 @@
             <w:noProof/>
             <w:webHidden/>
           </w:rPr>
-          <w:t>17</w:t>
+          <w:t>18</w:t>
         </w:r>
         <w:r>
           <w:rPr>
@@ -9547,7 +9681,7 @@
           <w14:ligatures w14:val="standardContextual"/>
         </w:rPr>
       </w:pPr>
-      <w:hyperlink w:anchor="_Toc243864270" w:history="1">
+      <w:hyperlink w:anchor="_Toc244366149" w:history="1">
         <w:r>
           <w:rPr>
             <w:rStyle w:val="Hyperlink"/>
@@ -9582,7 +9716,7 @@
             <w:noProof/>
             <w:webHidden/>
           </w:rPr>
-          <w:instrText xml:space="preserve"> PAGEREF _Toc243864270 \h </w:instrText>
+          <w:instrText xml:space="preserve"> PAGEREF _Toc244366149 \h </w:instrText>
         </w:r>
         <w:r>
           <w:rPr>
@@ -9602,7 +9736,7 @@
             <w:noProof/>
             <w:webHidden/>
           </w:rPr>
-          <w:t>17</w:t>
+          <w:t>18</w:t>
         </w:r>
         <w:r>
           <w:rPr>
@@ -9628,7 +9762,7 @@
           <w14:ligatures w14:val="standardContextual"/>
         </w:rPr>
       </w:pPr>
-      <w:hyperlink w:anchor="_Toc243864271" w:history="1">
+      <w:hyperlink w:anchor="_Toc244366150" w:history="1">
         <w:r>
           <w:rPr>
             <w:rStyle w:val="Hyperlink"/>
@@ -9663,7 +9797,7 @@
             <w:noProof/>
             <w:webHidden/>
           </w:rPr>
-          <w:instrText xml:space="preserve"> PAGEREF _Toc243864271 \h </w:instrText>
+          <w:instrText xml:space="preserve"> PAGEREF _Toc244366150 \h </w:instrText>
         </w:r>
         <w:r>
           <w:rPr>
@@ -9683,7 +9817,7 @@
             <w:noProof/>
             <w:webHidden/>
           </w:rPr>
-          <w:t>21</w:t>
+          <w:t>22</w:t>
         </w:r>
         <w:r>
           <w:rPr>
@@ -9709,7 +9843,7 @@
           <w14:ligatures w14:val="standardContextual"/>
         </w:rPr>
       </w:pPr>
-      <w:hyperlink w:anchor="_Toc243864272" w:history="1">
+      <w:hyperlink w:anchor="_Toc244366151" w:history="1">
         <w:r>
           <w:rPr>
             <w:rStyle w:val="Hyperlink"/>
@@ -9744,7 +9878,7 @@
             <w:noProof/>
             <w:webHidden/>
           </w:rPr>
-          <w:instrText xml:space="preserve"> PAGEREF _Toc243864272 \h </w:instrText>
+          <w:instrText xml:space="preserve"> PAGEREF _Toc244366151 \h </w:instrText>
         </w:r>
         <w:r>
           <w:rPr>
@@ -9764,7 +9898,7 @@
             <w:noProof/>
             <w:webHidden/>
           </w:rPr>
-          <w:t>22</w:t>
+          <w:t>23</w:t>
         </w:r>
         <w:r>
           <w:rPr>
@@ -9790,7 +9924,7 @@
           <w14:ligatures w14:val="standardContextual"/>
         </w:rPr>
       </w:pPr>
-      <w:hyperlink w:anchor="_Toc243864273" w:history="1">
+      <w:hyperlink w:anchor="_Toc244366152" w:history="1">
         <w:r>
           <w:rPr>
             <w:rStyle w:val="Hyperlink"/>
@@ -9825,7 +9959,7 @@
             <w:noProof/>
             <w:webHidden/>
           </w:rPr>
-          <w:instrText xml:space="preserve"> PAGEREF _Toc243864273 \h </w:instrText>
+          <w:instrText xml:space="preserve"> PAGEREF _Toc244366152 \h </w:instrText>
         </w:r>
         <w:r>
           <w:rPr>
@@ -9845,7 +9979,7 @@
             <w:noProof/>
             <w:webHidden/>
           </w:rPr>
-          <w:t>23</w:t>
+          <w:t>24</w:t>
         </w:r>
         <w:r>
           <w:rPr>
@@ -9871,7 +10005,7 @@
           <w14:ligatures w14:val="standardContextual"/>
         </w:rPr>
       </w:pPr>
-      <w:hyperlink w:anchor="_Toc243864274" w:history="1">
+      <w:hyperlink w:anchor="_Toc244366153" w:history="1">
         <w:r>
           <w:rPr>
             <w:rStyle w:val="Hyperlink"/>
@@ -9906,7 +10040,7 @@
             <w:noProof/>
             <w:webHidden/>
           </w:rPr>
-          <w:instrText xml:space="preserve"> PAGEREF _Toc243864274 \h </w:instrText>
+          <w:instrText xml:space="preserve"> PAGEREF _Toc244366153 \h </w:instrText>
         </w:r>
         <w:r>
           <w:rPr>
@@ -9926,7 +10060,7 @@
             <w:noProof/>
             <w:webHidden/>
           </w:rPr>
-          <w:t>23</w:t>
+          <w:t>24</w:t>
         </w:r>
         <w:r>
           <w:rPr>
@@ -9952,7 +10086,7 @@
           <w14:ligatures w14:val="standardContextual"/>
         </w:rPr>
       </w:pPr>
-      <w:hyperlink w:anchor="_Toc243864275" w:history="1">
+      <w:hyperlink w:anchor="_Toc244366154" w:history="1">
         <w:r>
           <w:rPr>
             <w:rStyle w:val="Hyperlink"/>
@@ -9987,7 +10121,7 @@
             <w:noProof/>
             <w:webHidden/>
           </w:rPr>
-          <w:instrText xml:space="preserve"> PAGEREF _Toc243864275 \h </w:instrText>
+          <w:instrText xml:space="preserve"> PAGEREF _Toc244366154 \h </w:instrText>
         </w:r>
         <w:r>
           <w:rPr>
@@ -10007,7 +10141,7 @@
             <w:noProof/>
             <w:webHidden/>
           </w:rPr>
-          <w:t>24</w:t>
+          <w:t>25</w:t>
         </w:r>
         <w:r>
           <w:rPr>
@@ -10033,7 +10167,7 @@
           <w14:ligatures w14:val="standardContextual"/>
         </w:rPr>
       </w:pPr>
-      <w:hyperlink w:anchor="_Toc243864276" w:history="1">
+      <w:hyperlink w:anchor="_Toc244366155" w:history="1">
         <w:r>
           <w:rPr>
             <w:rStyle w:val="Hyperlink"/>
@@ -10068,7 +10202,7 @@
             <w:noProof/>
             <w:webHidden/>
           </w:rPr>
-          <w:instrText xml:space="preserve"> PAGEREF _Toc243864276 \h </w:instrText>
+          <w:instrText xml:space="preserve"> PAGEREF _Toc244366155 \h </w:instrText>
         </w:r>
         <w:r>
           <w:rPr>
@@ -10088,7 +10222,7 @@
             <w:noProof/>
             <w:webHidden/>
           </w:rPr>
-          <w:t>24</w:t>
+          <w:t>25</w:t>
         </w:r>
         <w:r>
           <w:rPr>
@@ -10114,7 +10248,7 @@
           <w14:ligatures w14:val="standardContextual"/>
         </w:rPr>
       </w:pPr>
-      <w:hyperlink w:anchor="_Toc243864277" w:history="1">
+      <w:hyperlink w:anchor="_Toc244366156" w:history="1">
         <w:r>
           <w:rPr>
             <w:rStyle w:val="Hyperlink"/>
@@ -10149,7 +10283,7 @@
             <w:noProof/>
             <w:webHidden/>
           </w:rPr>
-          <w:instrText xml:space="preserve"> PAGEREF _Toc243864277 \h </w:instrText>
+          <w:instrText xml:space="preserve"> PAGEREF _Toc244366156 \h </w:instrText>
         </w:r>
         <w:r>
           <w:rPr>
@@ -10169,7 +10303,7 @@
             <w:noProof/>
             <w:webHidden/>
           </w:rPr>
-          <w:t>25</w:t>
+          <w:t>26</w:t>
         </w:r>
         <w:r>
           <w:rPr>
@@ -10195,7 +10329,7 @@
           <w14:ligatures w14:val="standardContextual"/>
         </w:rPr>
       </w:pPr>
-      <w:hyperlink w:anchor="_Toc243864278" w:history="1">
+      <w:hyperlink w:anchor="_Toc244366157" w:history="1">
         <w:r>
           <w:rPr>
             <w:rStyle w:val="Hyperlink"/>
@@ -10230,7 +10364,7 @@
             <w:noProof/>
             <w:webHidden/>
           </w:rPr>
-          <w:instrText xml:space="preserve"> PAGEREF _Toc243864278 \h </w:instrText>
+          <w:instrText xml:space="preserve"> PAGEREF _Toc244366157 \h </w:instrText>
         </w:r>
         <w:r>
           <w:rPr>
@@ -10250,7 +10384,7 @@
             <w:noProof/>
             <w:webHidden/>
           </w:rPr>
-          <w:t>25</w:t>
+          <w:t>26</w:t>
         </w:r>
         <w:r>
           <w:rPr>
@@ -10276,7 +10410,7 @@
           <w14:ligatures w14:val="standardContextual"/>
         </w:rPr>
       </w:pPr>
-      <w:hyperlink w:anchor="_Toc243864279" w:history="1">
+      <w:hyperlink w:anchor="_Toc244366158" w:history="1">
         <w:r>
           <w:rPr>
             <w:rStyle w:val="Hyperlink"/>
@@ -10311,7 +10445,7 @@
             <w:noProof/>
             <w:webHidden/>
           </w:rPr>
-          <w:instrText xml:space="preserve"> PAGEREF _Toc243864279 \h </w:instrText>
+          <w:instrText xml:space="preserve"> PAGEREF _Toc244366158 \h </w:instrText>
         </w:r>
         <w:r>
           <w:rPr>
@@ -10331,7 +10465,7 @@
             <w:noProof/>
             <w:webHidden/>
           </w:rPr>
-          <w:t>30</w:t>
+          <w:t>31</w:t>
         </w:r>
         <w:r>
           <w:rPr>
@@ -10357,7 +10491,7 @@
           <w14:ligatures w14:val="standardContextual"/>
         </w:rPr>
       </w:pPr>
-      <w:hyperlink w:anchor="_Toc243864280" w:history="1">
+      <w:hyperlink w:anchor="_Toc244366159" w:history="1">
         <w:r>
           <w:rPr>
             <w:rStyle w:val="Hyperlink"/>
@@ -10392,7 +10526,7 @@
             <w:noProof/>
             <w:webHidden/>
           </w:rPr>
-          <w:instrText xml:space="preserve"> PAGEREF _Toc243864280 \h </w:instrText>
+          <w:instrText xml:space="preserve"> PAGEREF _Toc244366159 \h </w:instrText>
         </w:r>
         <w:r>
           <w:rPr>
@@ -10412,7 +10546,7 @@
             <w:noProof/>
             <w:webHidden/>
           </w:rPr>
-          <w:t>30</w:t>
+          <w:t>31</w:t>
         </w:r>
         <w:r>
           <w:rPr>
@@ -10438,7 +10572,7 @@
           <w14:ligatures w14:val="standardContextual"/>
         </w:rPr>
       </w:pPr>
-      <w:hyperlink w:anchor="_Toc243864281" w:history="1">
+      <w:hyperlink w:anchor="_Toc244366160" w:history="1">
         <w:r>
           <w:rPr>
             <w:rStyle w:val="Hyperlink"/>
@@ -10473,7 +10607,7 @@
             <w:noProof/>
             <w:webHidden/>
           </w:rPr>
-          <w:instrText xml:space="preserve"> PAGEREF _Toc243864281 \h </w:instrText>
+          <w:instrText xml:space="preserve"> PAGEREF _Toc244366160 \h </w:instrText>
         </w:r>
         <w:r>
           <w:rPr>
@@ -10493,7 +10627,7 @@
             <w:noProof/>
             <w:webHidden/>
           </w:rPr>
-          <w:t>31</w:t>
+          <w:t>32</w:t>
         </w:r>
         <w:r>
           <w:rPr>
@@ -10503,31 +10637,6 @@
           <w:fldChar w:fldCharType="end"/>
         </w:r>
       </w:hyperlink>
-    </w:p>
-    <w:p>
-      <w:pPr>
-        <w:pStyle w:val="RBody"/>
-      </w:pPr>
-      <w:r>
-        <w:fldChar w:fldCharType="end"/>
-      </w:r>
-    </w:p>
-    <w:p>
-      <w:pPr>
-        <w:pStyle w:val="RBody"/>
-        <w:pageBreakBefore/>
-        <w:spacing w:after="0" w:line="1440" w:lineRule="exact"/>
-      </w:pPr>
-    </w:p>
-    <w:p>
-      <w:pPr>
-        <w:pStyle w:val="RListTitle"/>
-      </w:pPr>
-      <w:bookmarkStart w:id="12" w:name="_Toc243864176"/>
-      <w:r>
-        <w:t>LIST OF TABLES</w:t>
-      </w:r>
-      <w:bookmarkEnd w:id="12"/>
     </w:p>
     <w:p>
       <w:pPr>
@@ -10544,30 +10653,21 @@
           <w14:ligatures w14:val="standardContextual"/>
         </w:rPr>
       </w:pPr>
-      <w:r>
-        <w:fldChar w:fldCharType="begin"/>
-      </w:r>
-      <w:r>
-        <w:instrText xml:space="preserve"> TOC \h \z \t "R Tbl Caption,1" </w:instrText>
-      </w:r>
-      <w:r>
-        <w:fldChar w:fldCharType="separate"/>
-      </w:r>
-      <w:hyperlink w:anchor="_Toc243864282" w:history="1">
+      <w:hyperlink w:anchor="_Toc244366161" w:history="1">
         <w:r>
           <w:rPr>
             <w:rStyle w:val="Hyperlink"/>
             <w:b/>
             <w:noProof/>
           </w:rPr>
-          <w:t>Table 1.1</w:t>
+          <w:t>Fig. 7.4</w:t>
         </w:r>
         <w:r>
           <w:rPr>
             <w:rStyle w:val="Hyperlink"/>
             <w:noProof/>
           </w:rPr>
-          <w:t xml:space="preserve"> Hardware and software platform</w:t>
+          <w:t xml:space="preserve"> Attack success rate against the number of injected documents for short and padded poison under no defense, the provenance filter and the hash manifest</w:t>
         </w:r>
         <w:r>
           <w:rPr>
@@ -10588,7 +10688,7 @@
             <w:noProof/>
             <w:webHidden/>
           </w:rPr>
-          <w:instrText xml:space="preserve"> PAGEREF _Toc243864282 \h </w:instrText>
+          <w:instrText xml:space="preserve"> PAGEREF _Toc244366161 \h </w:instrText>
         </w:r>
         <w:r>
           <w:rPr>
@@ -10608,7 +10708,7 @@
             <w:noProof/>
             <w:webHidden/>
           </w:rPr>
-          <w:t>2</w:t>
+          <w:t>34</w:t>
         </w:r>
         <w:r>
           <w:rPr>
@@ -10634,21 +10734,21 @@
           <w14:ligatures w14:val="standardContextual"/>
         </w:rPr>
       </w:pPr>
-      <w:hyperlink w:anchor="_Toc243864283" w:history="1">
+      <w:hyperlink w:anchor="_Toc244366162" w:history="1">
         <w:r>
           <w:rPr>
             <w:rStyle w:val="Hyperlink"/>
             <w:b/>
             <w:noProof/>
           </w:rPr>
-          <w:t>Table 2.1</w:t>
+          <w:t>Fig. 7.5</w:t>
         </w:r>
         <w:r>
           <w:rPr>
             <w:rStyle w:val="Hyperlink"/>
             <w:noProof/>
           </w:rPr>
-          <w:t xml:space="preserve"> Baseline accuracy during preliminary investigation (corpus of 125 articles, 50 questions)</w:t>
+          <w:t xml:space="preserve"> Effect of the provenance cut-off on attack success (three poison documents) and on clean accuracy</w:t>
         </w:r>
         <w:r>
           <w:rPr>
@@ -10669,7 +10769,7 @@
             <w:noProof/>
             <w:webHidden/>
           </w:rPr>
-          <w:instrText xml:space="preserve"> PAGEREF _Toc243864283 \h </w:instrText>
+          <w:instrText xml:space="preserve"> PAGEREF _Toc244366162 \h </w:instrText>
         </w:r>
         <w:r>
           <w:rPr>
@@ -10689,7 +10789,7 @@
             <w:noProof/>
             <w:webHidden/>
           </w:rPr>
-          <w:t>4</w:t>
+          <w:t>35</w:t>
         </w:r>
         <w:r>
           <w:rPr>
@@ -10699,6 +10799,31 @@
           <w:fldChar w:fldCharType="end"/>
         </w:r>
       </w:hyperlink>
+    </w:p>
+    <w:p>
+      <w:pPr>
+        <w:pStyle w:val="RBody"/>
+      </w:pPr>
+      <w:r>
+        <w:fldChar w:fldCharType="end"/>
+      </w:r>
+    </w:p>
+    <w:p>
+      <w:pPr>
+        <w:pStyle w:val="RBody"/>
+        <w:pageBreakBefore/>
+        <w:spacing w:after="0" w:line="1440" w:lineRule="exact"/>
+      </w:pPr>
+    </w:p>
+    <w:p>
+      <w:pPr>
+        <w:pStyle w:val="RListTitle"/>
+      </w:pPr>
+      <w:bookmarkStart w:id="12" w:name="_Toc244366053"/>
+      <w:r>
+        <w:t>LIST OF TABLES</w:t>
+      </w:r>
+      <w:bookmarkEnd w:id="12"/>
     </w:p>
     <w:p>
       <w:pPr>
@@ -10715,21 +10840,30 @@
           <w14:ligatures w14:val="standardContextual"/>
         </w:rPr>
       </w:pPr>
-      <w:hyperlink w:anchor="_Toc243864284" w:history="1">
+      <w:r>
+        <w:fldChar w:fldCharType="begin"/>
+      </w:r>
+      <w:r>
+        <w:instrText xml:space="preserve"> TOC \h \z \t "R Tbl Caption,1" </w:instrText>
+      </w:r>
+      <w:r>
+        <w:fldChar w:fldCharType="separate"/>
+      </w:r>
+      <w:hyperlink w:anchor="_Toc244366163" w:history="1">
         <w:r>
           <w:rPr>
             <w:rStyle w:val="Hyperlink"/>
             <w:b/>
             <w:noProof/>
           </w:rPr>
-          <w:t>Table 3.1</w:t>
+          <w:t>Table 1.1</w:t>
         </w:r>
         <w:r>
           <w:rPr>
             <w:rStyle w:val="Hyperlink"/>
             <w:noProof/>
           </w:rPr>
-          <w:t xml:space="preserve"> Cost breakdown</w:t>
+          <w:t xml:space="preserve"> Hardware and software platform</w:t>
         </w:r>
         <w:r>
           <w:rPr>
@@ -10750,7 +10884,7 @@
             <w:noProof/>
             <w:webHidden/>
           </w:rPr>
-          <w:instrText xml:space="preserve"> PAGEREF _Toc243864284 \h </w:instrText>
+          <w:instrText xml:space="preserve"> PAGEREF _Toc244366163 \h </w:instrText>
         </w:r>
         <w:r>
           <w:rPr>
@@ -10770,7 +10904,7 @@
             <w:noProof/>
             <w:webHidden/>
           </w:rPr>
-          <w:t>6</w:t>
+          <w:t>2</w:t>
         </w:r>
         <w:r>
           <w:rPr>
@@ -10796,21 +10930,21 @@
           <w14:ligatures w14:val="standardContextual"/>
         </w:rPr>
       </w:pPr>
-      <w:hyperlink w:anchor="_Toc243864285" w:history="1">
+      <w:hyperlink w:anchor="_Toc244366164" w:history="1">
         <w:r>
           <w:rPr>
             <w:rStyle w:val="Hyperlink"/>
             <w:b/>
             <w:noProof/>
           </w:rPr>
-          <w:t>Table 4.1</w:t>
+          <w:t>Table 2.1</w:t>
         </w:r>
         <w:r>
           <w:rPr>
             <w:rStyle w:val="Hyperlink"/>
             <w:noProof/>
           </w:rPr>
-          <w:t xml:space="preserve"> Summary of related work and its relation to this project</w:t>
+          <w:t xml:space="preserve"> Baseline accuracy during preliminary investigation (corpus of 125 articles, 50 questions)</w:t>
         </w:r>
         <w:r>
           <w:rPr>
@@ -10831,7 +10965,7 @@
             <w:noProof/>
             <w:webHidden/>
           </w:rPr>
-          <w:instrText xml:space="preserve"> PAGEREF _Toc243864285 \h </w:instrText>
+          <w:instrText xml:space="preserve"> PAGEREF _Toc244366164 \h </w:instrText>
         </w:r>
         <w:r>
           <w:rPr>
@@ -10851,7 +10985,7 @@
             <w:noProof/>
             <w:webHidden/>
           </w:rPr>
-          <w:t>8</w:t>
+          <w:t>4</w:t>
         </w:r>
         <w:r>
           <w:rPr>
@@ -10877,21 +11011,21 @@
           <w14:ligatures w14:val="standardContextual"/>
         </w:rPr>
       </w:pPr>
-      <w:hyperlink w:anchor="_Toc243864286" w:history="1">
+      <w:hyperlink w:anchor="_Toc244366165" w:history="1">
         <w:r>
           <w:rPr>
             <w:rStyle w:val="Hyperlink"/>
             <w:b/>
             <w:noProof/>
           </w:rPr>
-          <w:t>Table 5.1</w:t>
+          <w:t>Table 3.1</w:t>
         </w:r>
         <w:r>
           <w:rPr>
             <w:rStyle w:val="Hyperlink"/>
             <w:noProof/>
           </w:rPr>
-          <w:t xml:space="preserve"> Dataset summary</w:t>
+          <w:t xml:space="preserve"> Cost breakdown</w:t>
         </w:r>
         <w:r>
           <w:rPr>
@@ -10912,7 +11046,7 @@
             <w:noProof/>
             <w:webHidden/>
           </w:rPr>
-          <w:instrText xml:space="preserve"> PAGEREF _Toc243864286 \h </w:instrText>
+          <w:instrText xml:space="preserve"> PAGEREF _Toc244366165 \h </w:instrText>
         </w:r>
         <w:r>
           <w:rPr>
@@ -10932,7 +11066,7 @@
             <w:noProof/>
             <w:webHidden/>
           </w:rPr>
-          <w:t>11</w:t>
+          <w:t>6</w:t>
         </w:r>
         <w:r>
           <w:rPr>
@@ -10958,21 +11092,21 @@
           <w14:ligatures w14:val="standardContextual"/>
         </w:rPr>
       </w:pPr>
-      <w:hyperlink w:anchor="_Toc243864287" w:history="1">
+      <w:hyperlink w:anchor="_Toc244366166" w:history="1">
         <w:r>
           <w:rPr>
             <w:rStyle w:val="Hyperlink"/>
             <w:b/>
             <w:noProof/>
           </w:rPr>
-          <w:t>Table 5.2</w:t>
+          <w:t>Table 4.1</w:t>
         </w:r>
         <w:r>
           <w:rPr>
             <w:rStyle w:val="Hyperlink"/>
             <w:noProof/>
           </w:rPr>
-          <w:t xml:space="preserve"> Example poison documents for question q003 ("In what year was americium first produced?" Correct: 1944; target: 1954)</w:t>
+          <w:t xml:space="preserve"> Summary of related work and its relation to this project</w:t>
         </w:r>
         <w:r>
           <w:rPr>
@@ -10993,7 +11127,7 @@
             <w:noProof/>
             <w:webHidden/>
           </w:rPr>
-          <w:instrText xml:space="preserve"> PAGEREF _Toc243864287 \h </w:instrText>
+          <w:instrText xml:space="preserve"> PAGEREF _Toc244366166 \h </w:instrText>
         </w:r>
         <w:r>
           <w:rPr>
@@ -11013,7 +11147,7 @@
             <w:noProof/>
             <w:webHidden/>
           </w:rPr>
-          <w:t>11</w:t>
+          <w:t>8</w:t>
         </w:r>
         <w:r>
           <w:rPr>
@@ -11039,21 +11173,21 @@
           <w14:ligatures w14:val="standardContextual"/>
         </w:rPr>
       </w:pPr>
-      <w:hyperlink w:anchor="_Toc243864288" w:history="1">
+      <w:hyperlink w:anchor="_Toc244366167" w:history="1">
         <w:r>
           <w:rPr>
             <w:rStyle w:val="Hyperlink"/>
             <w:b/>
             <w:noProof/>
           </w:rPr>
-          <w:t>Table 6.1</w:t>
+          <w:t>Table 5.1</w:t>
         </w:r>
         <w:r>
           <w:rPr>
             <w:rStyle w:val="Hyperlink"/>
             <w:noProof/>
           </w:rPr>
-          <w:t xml:space="preserve"> Functional requirements</w:t>
+          <w:t xml:space="preserve"> Dataset summary</w:t>
         </w:r>
         <w:r>
           <w:rPr>
@@ -11074,7 +11208,7 @@
             <w:noProof/>
             <w:webHidden/>
           </w:rPr>
-          <w:instrText xml:space="preserve"> PAGEREF _Toc243864288 \h </w:instrText>
+          <w:instrText xml:space="preserve"> PAGEREF _Toc244366167 \h </w:instrText>
         </w:r>
         <w:r>
           <w:rPr>
@@ -11094,7 +11228,7 @@
             <w:noProof/>
             <w:webHidden/>
           </w:rPr>
-          <w:t>14</w:t>
+          <w:t>11</w:t>
         </w:r>
         <w:r>
           <w:rPr>
@@ -11120,21 +11254,21 @@
           <w14:ligatures w14:val="standardContextual"/>
         </w:rPr>
       </w:pPr>
-      <w:hyperlink w:anchor="_Toc243864289" w:history="1">
+      <w:hyperlink w:anchor="_Toc244366168" w:history="1">
         <w:r>
           <w:rPr>
             <w:rStyle w:val="Hyperlink"/>
             <w:b/>
             <w:noProof/>
           </w:rPr>
-          <w:t>Table 6.2</w:t>
+          <w:t>Table 5.2</w:t>
         </w:r>
         <w:r>
           <w:rPr>
             <w:rStyle w:val="Hyperlink"/>
             <w:noProof/>
           </w:rPr>
-          <w:t xml:space="preserve"> Non-functional requirements</w:t>
+          <w:t xml:space="preserve"> Example poison documents for question q003 ("In what year was americium first produced?" Correct: 1944; target: 1954)</w:t>
         </w:r>
         <w:r>
           <w:rPr>
@@ -11155,7 +11289,7 @@
             <w:noProof/>
             <w:webHidden/>
           </w:rPr>
-          <w:instrText xml:space="preserve"> PAGEREF _Toc243864289 \h </w:instrText>
+          <w:instrText xml:space="preserve"> PAGEREF _Toc244366168 \h </w:instrText>
         </w:r>
         <w:r>
           <w:rPr>
@@ -11175,7 +11309,7 @@
             <w:noProof/>
             <w:webHidden/>
           </w:rPr>
-          <w:t>14</w:t>
+          <w:t>11</w:t>
         </w:r>
         <w:r>
           <w:rPr>
@@ -11201,21 +11335,21 @@
           <w14:ligatures w14:val="standardContextual"/>
         </w:rPr>
       </w:pPr>
-      <w:hyperlink w:anchor="_Toc243864290" w:history="1">
+      <w:hyperlink w:anchor="_Toc244366169" w:history="1">
         <w:r>
           <w:rPr>
             <w:rStyle w:val="Hyperlink"/>
             <w:b/>
             <w:noProof/>
           </w:rPr>
-          <w:t>Table 6.3</w:t>
+          <w:t>Table 6.1</w:t>
         </w:r>
         <w:r>
           <w:rPr>
             <w:rStyle w:val="Hyperlink"/>
             <w:noProof/>
           </w:rPr>
-          <w:t xml:space="preserve"> Glossary of terms</w:t>
+          <w:t xml:space="preserve"> Functional requirements</w:t>
         </w:r>
         <w:r>
           <w:rPr>
@@ -11236,7 +11370,7 @@
             <w:noProof/>
             <w:webHidden/>
           </w:rPr>
-          <w:instrText xml:space="preserve"> PAGEREF _Toc243864290 \h </w:instrText>
+          <w:instrText xml:space="preserve"> PAGEREF _Toc244366169 \h </w:instrText>
         </w:r>
         <w:r>
           <w:rPr>
@@ -11282,21 +11416,21 @@
           <w14:ligatures w14:val="standardContextual"/>
         </w:rPr>
       </w:pPr>
-      <w:hyperlink w:anchor="_Toc243864291" w:history="1">
+      <w:hyperlink w:anchor="_Toc244366170" w:history="1">
         <w:r>
           <w:rPr>
             <w:rStyle w:val="Hyperlink"/>
             <w:b/>
             <w:noProof/>
           </w:rPr>
-          <w:t>Table 6.4</w:t>
+          <w:t>Table 6.2</w:t>
         </w:r>
         <w:r>
           <w:rPr>
             <w:rStyle w:val="Hyperlink"/>
             <w:noProof/>
           </w:rPr>
-          <w:t xml:space="preserve"> Use case specifications</w:t>
+          <w:t xml:space="preserve"> Non-functional requirements</w:t>
         </w:r>
         <w:r>
           <w:rPr>
@@ -11317,7 +11451,7 @@
             <w:noProof/>
             <w:webHidden/>
           </w:rPr>
-          <w:instrText xml:space="preserve"> PAGEREF _Toc243864291 \h </w:instrText>
+          <w:instrText xml:space="preserve"> PAGEREF _Toc244366170 \h </w:instrText>
         </w:r>
         <w:r>
           <w:rPr>
@@ -11337,7 +11471,7 @@
             <w:noProof/>
             <w:webHidden/>
           </w:rPr>
-          <w:t>16</w:t>
+          <w:t>15</w:t>
         </w:r>
         <w:r>
           <w:rPr>
@@ -11363,21 +11497,21 @@
           <w14:ligatures w14:val="standardContextual"/>
         </w:rPr>
       </w:pPr>
-      <w:hyperlink w:anchor="_Toc243864292" w:history="1">
+      <w:hyperlink w:anchor="_Toc244366171" w:history="1">
         <w:r>
           <w:rPr>
             <w:rStyle w:val="Hyperlink"/>
             <w:b/>
             <w:noProof/>
           </w:rPr>
-          <w:t>Table 6.5</w:t>
+          <w:t>Table 6.3</w:t>
         </w:r>
         <w:r>
           <w:rPr>
             <w:rStyle w:val="Hyperlink"/>
             <w:noProof/>
           </w:rPr>
-          <w:t xml:space="preserve"> Project resources</w:t>
+          <w:t xml:space="preserve"> Glossary of terms</w:t>
         </w:r>
         <w:r>
           <w:rPr>
@@ -11398,7 +11532,7 @@
             <w:noProof/>
             <w:webHidden/>
           </w:rPr>
-          <w:instrText xml:space="preserve"> PAGEREF _Toc243864292 \h </w:instrText>
+          <w:instrText xml:space="preserve"> PAGEREF _Toc244366171 \h </w:instrText>
         </w:r>
         <w:r>
           <w:rPr>
@@ -11418,7 +11552,7 @@
             <w:noProof/>
             <w:webHidden/>
           </w:rPr>
-          <w:t>18</w:t>
+          <w:t>16</w:t>
         </w:r>
         <w:r>
           <w:rPr>
@@ -11444,21 +11578,21 @@
           <w14:ligatures w14:val="standardContextual"/>
         </w:rPr>
       </w:pPr>
-      <w:hyperlink w:anchor="_Toc243864293" w:history="1">
+      <w:hyperlink w:anchor="_Toc244366172" w:history="1">
         <w:r>
           <w:rPr>
             <w:rStyle w:val="Hyperlink"/>
             <w:b/>
             <w:noProof/>
           </w:rPr>
-          <w:t>Table 6.6</w:t>
+          <w:t>Table 6.4</w:t>
         </w:r>
         <w:r>
           <w:rPr>
             <w:rStyle w:val="Hyperlink"/>
             <w:noProof/>
           </w:rPr>
-          <w:t xml:space="preserve"> Schedule (dates as recorded in the project tracker)</w:t>
+          <w:t xml:space="preserve"> Use case specifications</w:t>
         </w:r>
         <w:r>
           <w:rPr>
@@ -11479,7 +11613,7 @@
             <w:noProof/>
             <w:webHidden/>
           </w:rPr>
-          <w:instrText xml:space="preserve"> PAGEREF _Toc243864293 \h </w:instrText>
+          <w:instrText xml:space="preserve"> PAGEREF _Toc244366172 \h </w:instrText>
         </w:r>
         <w:r>
           <w:rPr>
@@ -11499,7 +11633,7 @@
             <w:noProof/>
             <w:webHidden/>
           </w:rPr>
-          <w:t>18</w:t>
+          <w:t>17</w:t>
         </w:r>
         <w:r>
           <w:rPr>
@@ -11525,21 +11659,21 @@
           <w14:ligatures w14:val="standardContextual"/>
         </w:rPr>
       </w:pPr>
-      <w:hyperlink w:anchor="_Toc243864294" w:history="1">
+      <w:hyperlink w:anchor="_Toc244366173" w:history="1">
         <w:r>
           <w:rPr>
             <w:rStyle w:val="Hyperlink"/>
             <w:b/>
             <w:noProof/>
           </w:rPr>
-          <w:t>Table 6.7</w:t>
+          <w:t>Table 6.5</w:t>
         </w:r>
         <w:r>
           <w:rPr>
             <w:rStyle w:val="Hyperlink"/>
             <w:noProof/>
           </w:rPr>
-          <w:t xml:space="preserve"> Size and run-time estimates</w:t>
+          <w:t xml:space="preserve"> Project resources</w:t>
         </w:r>
         <w:r>
           <w:rPr>
@@ -11560,7 +11694,7 @@
             <w:noProof/>
             <w:webHidden/>
           </w:rPr>
-          <w:instrText xml:space="preserve"> PAGEREF _Toc243864294 \h </w:instrText>
+          <w:instrText xml:space="preserve"> PAGEREF _Toc244366173 \h </w:instrText>
         </w:r>
         <w:r>
           <w:rPr>
@@ -11606,21 +11740,21 @@
           <w14:ligatures w14:val="standardContextual"/>
         </w:rPr>
       </w:pPr>
-      <w:hyperlink w:anchor="_Toc243864295" w:history="1">
+      <w:hyperlink w:anchor="_Toc244366174" w:history="1">
         <w:r>
           <w:rPr>
             <w:rStyle w:val="Hyperlink"/>
             <w:b/>
             <w:noProof/>
           </w:rPr>
-          <w:t>Table 6.8</w:t>
+          <w:t>Table 6.6</w:t>
         </w:r>
         <w:r>
           <w:rPr>
             <w:rStyle w:val="Hyperlink"/>
             <w:noProof/>
           </w:rPr>
-          <w:t xml:space="preserve"> Risk analysis</w:t>
+          <w:t xml:space="preserve"> Schedule (dates as recorded in the project tracker)</w:t>
         </w:r>
         <w:r>
           <w:rPr>
@@ -11641,7 +11775,7 @@
             <w:noProof/>
             <w:webHidden/>
           </w:rPr>
-          <w:instrText xml:space="preserve"> PAGEREF _Toc243864295 \h </w:instrText>
+          <w:instrText xml:space="preserve"> PAGEREF _Toc244366174 \h </w:instrText>
         </w:r>
         <w:r>
           <w:rPr>
@@ -11687,21 +11821,21 @@
           <w14:ligatures w14:val="standardContextual"/>
         </w:rPr>
       </w:pPr>
-      <w:hyperlink w:anchor="_Toc243864296" w:history="1">
+      <w:hyperlink w:anchor="_Toc244366175" w:history="1">
         <w:r>
           <w:rPr>
             <w:rStyle w:val="Hyperlink"/>
             <w:b/>
             <w:noProof/>
           </w:rPr>
-          <w:t>Table 6.9</w:t>
+          <w:t>Table 6.7</w:t>
         </w:r>
         <w:r>
           <w:rPr>
             <w:rStyle w:val="Hyperlink"/>
             <w:noProof/>
           </w:rPr>
-          <w:t xml:space="preserve"> Configuration items</w:t>
+          <w:t xml:space="preserve"> Size and run-time estimates</w:t>
         </w:r>
         <w:r>
           <w:rPr>
@@ -11722,7 +11856,7 @@
             <w:noProof/>
             <w:webHidden/>
           </w:rPr>
-          <w:instrText xml:space="preserve"> PAGEREF _Toc243864296 \h </w:instrText>
+          <w:instrText xml:space="preserve"> PAGEREF _Toc244366175 \h </w:instrText>
         </w:r>
         <w:r>
           <w:rPr>
@@ -11768,21 +11902,21 @@
           <w14:ligatures w14:val="standardContextual"/>
         </w:rPr>
       </w:pPr>
-      <w:hyperlink w:anchor="_Toc243864297" w:history="1">
+      <w:hyperlink w:anchor="_Toc244366176" w:history="1">
         <w:r>
           <w:rPr>
             <w:rStyle w:val="Hyperlink"/>
             <w:b/>
             <w:noProof/>
           </w:rPr>
-          <w:t>Table 6.10</w:t>
+          <w:t>Table 6.8</w:t>
         </w:r>
         <w:r>
           <w:rPr>
             <w:rStyle w:val="Hyperlink"/>
             <w:noProof/>
           </w:rPr>
-          <w:t xml:space="preserve"> Test cases</w:t>
+          <w:t xml:space="preserve"> Risk analysis</w:t>
         </w:r>
         <w:r>
           <w:rPr>
@@ -11803,7 +11937,7 @@
             <w:noProof/>
             <w:webHidden/>
           </w:rPr>
-          <w:instrText xml:space="preserve"> PAGEREF _Toc243864297 \h </w:instrText>
+          <w:instrText xml:space="preserve"> PAGEREF _Toc244366176 \h </w:instrText>
         </w:r>
         <w:r>
           <w:rPr>
@@ -11823,7 +11957,7 @@
             <w:noProof/>
             <w:webHidden/>
           </w:rPr>
-          <w:t>28</w:t>
+          <w:t>20</w:t>
         </w:r>
         <w:r>
           <w:rPr>
@@ -11849,21 +11983,21 @@
           <w14:ligatures w14:val="standardContextual"/>
         </w:rPr>
       </w:pPr>
-      <w:hyperlink w:anchor="_Toc243864298" w:history="1">
+      <w:hyperlink w:anchor="_Toc244366177" w:history="1">
         <w:r>
           <w:rPr>
             <w:rStyle w:val="Hyperlink"/>
             <w:b/>
             <w:noProof/>
           </w:rPr>
-          <w:t>Table 7.1</w:t>
+          <w:t>Table 6.9</w:t>
         </w:r>
         <w:r>
           <w:rPr>
             <w:rStyle w:val="Hyperlink"/>
             <w:noProof/>
           </w:rPr>
-          <w:t xml:space="preserve"> Clean baseline by corpus size</w:t>
+          <w:t xml:space="preserve"> Configuration items</w:t>
         </w:r>
         <w:r>
           <w:rPr>
@@ -11884,7 +12018,7 @@
             <w:noProof/>
             <w:webHidden/>
           </w:rPr>
-          <w:instrText xml:space="preserve"> PAGEREF _Toc243864298 \h </w:instrText>
+          <w:instrText xml:space="preserve"> PAGEREF _Toc244366177 \h </w:instrText>
         </w:r>
         <w:r>
           <w:rPr>
@@ -11904,7 +12038,7 @@
             <w:noProof/>
             <w:webHidden/>
           </w:rPr>
-          <w:t>29</w:t>
+          <w:t>21</w:t>
         </w:r>
         <w:r>
           <w:rPr>
@@ -11930,21 +12064,21 @@
           <w14:ligatures w14:val="standardContextual"/>
         </w:rPr>
       </w:pPr>
-      <w:hyperlink w:anchor="_Toc243864299" w:history="1">
+      <w:hyperlink w:anchor="_Toc244366178" w:history="1">
         <w:r>
           <w:rPr>
             <w:rStyle w:val="Hyperlink"/>
             <w:b/>
             <w:noProof/>
           </w:rPr>
-          <w:t>Table 7.2</w:t>
+          <w:t>Table 6.10</w:t>
         </w:r>
         <w:r>
           <w:rPr>
             <w:rStyle w:val="Hyperlink"/>
             <w:noProof/>
           </w:rPr>
-          <w:t xml:space="preserve"> Attack results without defense</w:t>
+          <w:t xml:space="preserve"> Test cases</w:t>
         </w:r>
         <w:r>
           <w:rPr>
@@ -11965,7 +12099,7 @@
             <w:noProof/>
             <w:webHidden/>
           </w:rPr>
-          <w:instrText xml:space="preserve"> PAGEREF _Toc243864299 \h </w:instrText>
+          <w:instrText xml:space="preserve"> PAGEREF _Toc244366178 \h </w:instrText>
         </w:r>
         <w:r>
           <w:rPr>
@@ -12011,21 +12145,21 @@
           <w14:ligatures w14:val="standardContextual"/>
         </w:rPr>
       </w:pPr>
-      <w:hyperlink w:anchor="_Toc243864300" w:history="1">
+      <w:hyperlink w:anchor="_Toc244366179" w:history="1">
         <w:r>
           <w:rPr>
             <w:rStyle w:val="Hyperlink"/>
             <w:b/>
             <w:noProof/>
           </w:rPr>
-          <w:t>Table 7.3</w:t>
+          <w:t>Table 7.1</w:t>
         </w:r>
         <w:r>
           <w:rPr>
             <w:rStyle w:val="Hyperlink"/>
             <w:noProof/>
           </w:rPr>
-          <w:t xml:space="preserve"> Effect of poison style (125 articles, no defense)</w:t>
+          <w:t xml:space="preserve"> Clean baseline by corpus size</w:t>
         </w:r>
         <w:r>
           <w:rPr>
@@ -12046,7 +12180,7 @@
             <w:noProof/>
             <w:webHidden/>
           </w:rPr>
-          <w:instrText xml:space="preserve"> PAGEREF _Toc243864300 \h </w:instrText>
+          <w:instrText xml:space="preserve"> PAGEREF _Toc244366179 \h </w:instrText>
         </w:r>
         <w:r>
           <w:rPr>
@@ -12066,7 +12200,7 @@
             <w:noProof/>
             <w:webHidden/>
           </w:rPr>
-          <w:t>31</w:t>
+          <w:t>30</w:t>
         </w:r>
         <w:r>
           <w:rPr>
@@ -12092,21 +12226,21 @@
           <w14:ligatures w14:val="standardContextual"/>
         </w:rPr>
       </w:pPr>
-      <w:hyperlink w:anchor="_Toc243864301" w:history="1">
+      <w:hyperlink w:anchor="_Toc244366180" w:history="1">
         <w:r>
           <w:rPr>
             <w:rStyle w:val="Hyperlink"/>
             <w:b/>
             <w:noProof/>
           </w:rPr>
-          <w:t>Table 7.4</w:t>
+          <w:t>Table 7.2</w:t>
         </w:r>
         <w:r>
           <w:rPr>
             <w:rStyle w:val="Hyperlink"/>
             <w:noProof/>
           </w:rPr>
-          <w:t xml:space="preserve"> Defense comparison (125 articles, poison of 10 to 37 words)</w:t>
+          <w:t xml:space="preserve"> Attack results without defense</w:t>
         </w:r>
         <w:r>
           <w:rPr>
@@ -12127,7 +12261,7 @@
             <w:noProof/>
             <w:webHidden/>
           </w:rPr>
-          <w:instrText xml:space="preserve"> PAGEREF _Toc243864301 \h </w:instrText>
+          <w:instrText xml:space="preserve"> PAGEREF _Toc244366180 \h </w:instrText>
         </w:r>
         <w:r>
           <w:rPr>
@@ -12147,7 +12281,7 @@
             <w:noProof/>
             <w:webHidden/>
           </w:rPr>
-          <w:t>31</w:t>
+          <w:t>30</w:t>
         </w:r>
         <w:r>
           <w:rPr>
@@ -12173,13 +12307,175 @@
           <w14:ligatures w14:val="standardContextual"/>
         </w:rPr>
       </w:pPr>
-      <w:hyperlink w:anchor="_Toc243864302" w:history="1">
+      <w:hyperlink w:anchor="_Toc244366181" w:history="1">
         <w:r>
           <w:rPr>
             <w:rStyle w:val="Hyperlink"/>
             <w:b/>
             <w:noProof/>
           </w:rPr>
+          <w:t>Table 7.3</w:t>
+        </w:r>
+        <w:r>
+          <w:rPr>
+            <w:rStyle w:val="Hyperlink"/>
+            <w:noProof/>
+          </w:rPr>
+          <w:t xml:space="preserve"> Effect of poison style (125 articles, no defense)</w:t>
+        </w:r>
+        <w:r>
+          <w:rPr>
+            <w:noProof/>
+            <w:webHidden/>
+          </w:rPr>
+          <w:tab/>
+        </w:r>
+        <w:r>
+          <w:rPr>
+            <w:noProof/>
+            <w:webHidden/>
+          </w:rPr>
+          <w:fldChar w:fldCharType="begin"/>
+        </w:r>
+        <w:r>
+          <w:rPr>
+            <w:noProof/>
+            <w:webHidden/>
+          </w:rPr>
+          <w:instrText xml:space="preserve"> PAGEREF _Toc244366181 \h </w:instrText>
+        </w:r>
+        <w:r>
+          <w:rPr>
+            <w:noProof/>
+            <w:webHidden/>
+          </w:rPr>
+        </w:r>
+        <w:r>
+          <w:rPr>
+            <w:noProof/>
+            <w:webHidden/>
+          </w:rPr>
+          <w:fldChar w:fldCharType="separate"/>
+        </w:r>
+        <w:r>
+          <w:rPr>
+            <w:noProof/>
+            <w:webHidden/>
+          </w:rPr>
+          <w:t>32</w:t>
+        </w:r>
+        <w:r>
+          <w:rPr>
+            <w:noProof/>
+            <w:webHidden/>
+          </w:rPr>
+          <w:fldChar w:fldCharType="end"/>
+        </w:r>
+      </w:hyperlink>
+    </w:p>
+    <w:p>
+      <w:pPr>
+        <w:pStyle w:val="TOC1"/>
+        <w:tabs>
+          <w:tab w:val="right" w:leader="dot" w:pos="8296"/>
+        </w:tabs>
+        <w:rPr>
+          <w:rFonts w:asciiTheme="minorHAnsi" w:eastAsiaTheme="minorEastAsia" w:hAnsiTheme="minorHAnsi" w:cstheme="minorBidi"/>
+          <w:noProof/>
+          <w:kern w:val="2"/>
+          <w:sz w:val="24"/>
+          <w:szCs w:val="24"/>
+          <w14:ligatures w14:val="standardContextual"/>
+        </w:rPr>
+      </w:pPr>
+      <w:hyperlink w:anchor="_Toc244366182" w:history="1">
+        <w:r>
+          <w:rPr>
+            <w:rStyle w:val="Hyperlink"/>
+            <w:b/>
+            <w:noProof/>
+          </w:rPr>
+          <w:t>Table 7.4</w:t>
+        </w:r>
+        <w:r>
+          <w:rPr>
+            <w:rStyle w:val="Hyperlink"/>
+            <w:noProof/>
+          </w:rPr>
+          <w:t xml:space="preserve"> Defense comparison (125 articles, poison of 10 to 37 words)</w:t>
+        </w:r>
+        <w:r>
+          <w:rPr>
+            <w:noProof/>
+            <w:webHidden/>
+          </w:rPr>
+          <w:tab/>
+        </w:r>
+        <w:r>
+          <w:rPr>
+            <w:noProof/>
+            <w:webHidden/>
+          </w:rPr>
+          <w:fldChar w:fldCharType="begin"/>
+        </w:r>
+        <w:r>
+          <w:rPr>
+            <w:noProof/>
+            <w:webHidden/>
+          </w:rPr>
+          <w:instrText xml:space="preserve"> PAGEREF _Toc244366182 \h </w:instrText>
+        </w:r>
+        <w:r>
+          <w:rPr>
+            <w:noProof/>
+            <w:webHidden/>
+          </w:rPr>
+        </w:r>
+        <w:r>
+          <w:rPr>
+            <w:noProof/>
+            <w:webHidden/>
+          </w:rPr>
+          <w:fldChar w:fldCharType="separate"/>
+        </w:r>
+        <w:r>
+          <w:rPr>
+            <w:noProof/>
+            <w:webHidden/>
+          </w:rPr>
+          <w:t>32</w:t>
+        </w:r>
+        <w:r>
+          <w:rPr>
+            <w:noProof/>
+            <w:webHidden/>
+          </w:rPr>
+          <w:fldChar w:fldCharType="end"/>
+        </w:r>
+      </w:hyperlink>
+    </w:p>
+    <w:p>
+      <w:pPr>
+        <w:pStyle w:val="TOC1"/>
+        <w:tabs>
+          <w:tab w:val="right" w:leader="dot" w:pos="8296"/>
+        </w:tabs>
+        <w:rPr>
+          <w:rFonts w:asciiTheme="minorHAnsi" w:eastAsiaTheme="minorEastAsia" w:hAnsiTheme="minorHAnsi" w:cstheme="minorBidi"/>
+          <w:noProof/>
+          <w:kern w:val="2"/>
+          <w:sz w:val="24"/>
+          <w:szCs w:val="24"/>
+          <w14:ligatures w14:val="standardContextual"/>
+        </w:rPr>
+      </w:pPr>
+      <w:hyperlink w:anchor="_Toc244366183" w:history="1">
+        <w:r>
+          <w:rPr>
+            <w:rStyle w:val="Hyperlink"/>
+            <w:b/>
+            <w:noProof/>
+          </w:rPr>
           <w:t>Table 7.5</w:t>
         </w:r>
         <w:r>
@@ -12208,7 +12504,7 @@
             <w:noProof/>
             <w:webHidden/>
           </w:rPr>
-          <w:instrText xml:space="preserve"> PAGEREF _Toc243864302 \h </w:instrText>
+          <w:instrText xml:space="preserve"> PAGEREF _Toc244366183 \h </w:instrText>
         </w:r>
         <w:r>
           <w:rPr>
@@ -12228,7 +12524,169 @@
             <w:noProof/>
             <w:webHidden/>
           </w:rPr>
-          <w:t>32</w:t>
+          <w:t>33</w:t>
+        </w:r>
+        <w:r>
+          <w:rPr>
+            <w:noProof/>
+            <w:webHidden/>
+          </w:rPr>
+          <w:fldChar w:fldCharType="end"/>
+        </w:r>
+      </w:hyperlink>
+    </w:p>
+    <w:p>
+      <w:pPr>
+        <w:pStyle w:val="TOC1"/>
+        <w:tabs>
+          <w:tab w:val="right" w:leader="dot" w:pos="8296"/>
+        </w:tabs>
+        <w:rPr>
+          <w:rFonts w:asciiTheme="minorHAnsi" w:eastAsiaTheme="minorEastAsia" w:hAnsiTheme="minorHAnsi" w:cstheme="minorBidi"/>
+          <w:noProof/>
+          <w:kern w:val="2"/>
+          <w:sz w:val="24"/>
+          <w:szCs w:val="24"/>
+          <w14:ligatures w14:val="standardContextual"/>
+        </w:rPr>
+      </w:pPr>
+      <w:hyperlink w:anchor="_Toc244366184" w:history="1">
+        <w:r>
+          <w:rPr>
+            <w:rStyle w:val="Hyperlink"/>
+            <w:b/>
+            <w:noProof/>
+          </w:rPr>
+          <w:t>Table 7.6</w:t>
+        </w:r>
+        <w:r>
+          <w:rPr>
+            <w:rStyle w:val="Hyperlink"/>
+            <w:noProof/>
+          </w:rPr>
+          <w:t xml:space="preserve"> Hash-manifest defense against short and padded poison, 125 articles</w:t>
+        </w:r>
+        <w:r>
+          <w:rPr>
+            <w:noProof/>
+            <w:webHidden/>
+          </w:rPr>
+          <w:tab/>
+        </w:r>
+        <w:r>
+          <w:rPr>
+            <w:noProof/>
+            <w:webHidden/>
+          </w:rPr>
+          <w:fldChar w:fldCharType="begin"/>
+        </w:r>
+        <w:r>
+          <w:rPr>
+            <w:noProof/>
+            <w:webHidden/>
+          </w:rPr>
+          <w:instrText xml:space="preserve"> PAGEREF _Toc244366184 \h </w:instrText>
+        </w:r>
+        <w:r>
+          <w:rPr>
+            <w:noProof/>
+            <w:webHidden/>
+          </w:rPr>
+        </w:r>
+        <w:r>
+          <w:rPr>
+            <w:noProof/>
+            <w:webHidden/>
+          </w:rPr>
+          <w:fldChar w:fldCharType="separate"/>
+        </w:r>
+        <w:r>
+          <w:rPr>
+            <w:noProof/>
+            <w:webHidden/>
+          </w:rPr>
+          <w:t>34</w:t>
+        </w:r>
+        <w:r>
+          <w:rPr>
+            <w:noProof/>
+            <w:webHidden/>
+          </w:rPr>
+          <w:fldChar w:fldCharType="end"/>
+        </w:r>
+      </w:hyperlink>
+    </w:p>
+    <w:p>
+      <w:pPr>
+        <w:pStyle w:val="TOC1"/>
+        <w:tabs>
+          <w:tab w:val="right" w:leader="dot" w:pos="8296"/>
+        </w:tabs>
+        <w:rPr>
+          <w:rFonts w:asciiTheme="minorHAnsi" w:eastAsiaTheme="minorEastAsia" w:hAnsiTheme="minorHAnsi" w:cstheme="minorBidi"/>
+          <w:noProof/>
+          <w:kern w:val="2"/>
+          <w:sz w:val="24"/>
+          <w:szCs w:val="24"/>
+          <w14:ligatures w14:val="standardContextual"/>
+        </w:rPr>
+      </w:pPr>
+      <w:hyperlink w:anchor="_Toc244366185" w:history="1">
+        <w:r>
+          <w:rPr>
+            <w:rStyle w:val="Hyperlink"/>
+            <w:b/>
+            <w:noProof/>
+          </w:rPr>
+          <w:t>Table 7.7</w:t>
+        </w:r>
+        <w:r>
+          <w:rPr>
+            <w:rStyle w:val="Hyperlink"/>
+            <w:noProof/>
+          </w:rPr>
+          <w:t xml:space="preserve"> Provenance cut-off levels (125 articles; ASR in % at 1, 3, 5 and 10 poison documents)</w:t>
+        </w:r>
+        <w:r>
+          <w:rPr>
+            <w:noProof/>
+            <w:webHidden/>
+          </w:rPr>
+          <w:tab/>
+        </w:r>
+        <w:r>
+          <w:rPr>
+            <w:noProof/>
+            <w:webHidden/>
+          </w:rPr>
+          <w:fldChar w:fldCharType="begin"/>
+        </w:r>
+        <w:r>
+          <w:rPr>
+            <w:noProof/>
+            <w:webHidden/>
+          </w:rPr>
+          <w:instrText xml:space="preserve"> PAGEREF _Toc244366185 \h </w:instrText>
+        </w:r>
+        <w:r>
+          <w:rPr>
+            <w:noProof/>
+            <w:webHidden/>
+          </w:rPr>
+        </w:r>
+        <w:r>
+          <w:rPr>
+            <w:noProof/>
+            <w:webHidden/>
+          </w:rPr>
+          <w:fldChar w:fldCharType="separate"/>
+        </w:r>
+        <w:r>
+          <w:rPr>
+            <w:noProof/>
+            <w:webHidden/>
+          </w:rPr>
+          <w:t>35</w:t>
         </w:r>
         <w:r>
           <w:rPr>
@@ -12258,7 +12716,7 @@
       <w:pPr>
         <w:pStyle w:val="RListTitle"/>
       </w:pPr>
-      <w:bookmarkStart w:id="13" w:name="_Toc243864177"/>
+      <w:bookmarkStart w:id="13" w:name="_Toc244366054"/>
       <w:r>
         <w:t>LIST OF SYMBOLS, ABBREVIATIONS AND NOTATIONS</w:t>
       </w:r>
@@ -12722,6 +13180,44 @@
                 <w:b/>
                 <w:sz w:val="22"/>
               </w:rPr>
+              <w:t>SHA-256</w:t>
+            </w:r>
+          </w:p>
+        </w:tc>
+        <w:tc>
+          <w:tcPr>
+            <w:tcW w:w="6437" w:type="dxa"/>
+          </w:tcPr>
+          <w:p>
+            <w:pPr>
+              <w:pStyle w:val="RTableText"/>
+            </w:pPr>
+            <w:r>
+              <w:rPr>
+                <w:sz w:val="22"/>
+              </w:rPr>
+              <w:t>Secure Hash Algorithm with a 256-bit digest</w:t>
+            </w:r>
+          </w:p>
+        </w:tc>
+      </w:tr>
+      <w:tr>
+        <w:trPr>
+          <w:jc w:val="center"/>
+        </w:trPr>
+        <w:tc>
+          <w:tcPr>
+            <w:tcW w:w="1872" w:type="dxa"/>
+          </w:tcPr>
+          <w:p>
+            <w:pPr>
+              <w:pStyle w:val="RTableText"/>
+            </w:pPr>
+            <w:r>
+              <w:rPr>
+                <w:b/>
+                <w:sz w:val="22"/>
+              </w:rPr>
               <w:t>SRS</w:t>
             </w:r>
           </w:p>
@@ -13088,7 +13584,7 @@
       <w:pPr>
         <w:pStyle w:val="RChapter"/>
       </w:pPr>
-      <w:bookmarkStart w:id="14" w:name="_Toc243864178"/>
+      <w:bookmarkStart w:id="14" w:name="_Toc244366055"/>
       <w:r>
         <w:lastRenderedPageBreak/>
         <w:t>CHAPTER 1</w:t>
@@ -13103,7 +13599,7 @@
       <w:pPr>
         <w:pStyle w:val="RSection"/>
       </w:pPr>
-      <w:bookmarkStart w:id="15" w:name="_Toc243864179"/>
+      <w:bookmarkStart w:id="15" w:name="_Toc244366056"/>
       <w:r>
         <w:t>1.1 PROBLEM STATEMENT</w:t>
       </w:r>
@@ -13114,10 +13610,7 @@
         <w:pStyle w:val="RBody"/>
       </w:pPr>
       <w:r>
-        <w:t>Retrieval-augmented generation (RAG) is the standard way to make a language model answer from private or up-to-date text. A question is embedded, the most similar passages are fetched from a document collection, and the model is told to answer using only those passages. The design moves trust from the model to the collection: whoever can add or edit a document that the retriever may return can influence what the system says. Collections are often fed by wikis, tickets, web pages and uploads that many people</w:t>
-      </w:r>
-      <w:r>
-        <w:t xml:space="preserve"> can write to, so corpus poisoning is a realistic threat.</w:t>
+        <w:t>Retrieval-augmented generation (RAG) is the standard way to make a language model answer from private or up-to-date text. A question is embedded, the most similar passages are fetched from a document collection, and the model is told to answer using only those passages. The design moves trust from the model to the collection: whoever can add or edit a document that the retriever may return can influence what the system says. Collections are often fed by wikis, tickets, web pages and uploads that many people can write to, so corpus poisoning is a realistic threat.</w:t>
       </w:r>
     </w:p>
     <w:p>
@@ -13132,7 +13625,7 @@
       <w:pPr>
         <w:pStyle w:val="RSection"/>
       </w:pPr>
-      <w:bookmarkStart w:id="16" w:name="_Toc243864180"/>
+      <w:bookmarkStart w:id="16" w:name="_Toc244366057"/>
       <w:r>
         <w:t>1.2 OBJECTIVES</w:t>
       </w:r>
@@ -13183,7 +13676,7 @@
         </w:numPr>
       </w:pPr>
       <w:r>
-        <w:t>Implement and evaluate two defenses that never read the ground-truth poison flag: a provenance (ingest-format) filter and an isolate-then-aggregate voting defense.</w:t>
+        <w:t>Implement and evaluate defenses that never read the ground-truth poison flag: a provenance (ingest-format) filter at four strengths, an isolate-then-aggregate voting defense, and a content-hash manifest of ingest-time chunks.</w:t>
       </w:r>
     </w:p>
     <w:p>
@@ -13195,7 +13688,7 @@
         </w:numPr>
       </w:pPr>
       <w:r>
-        <w:t>Test an adaptive attacker who pads poison documents to defeat the provenance filter, and report the result honestly.</w:t>
+        <w:t>Test an adaptive attacker who pads poison documents to defeat the provenance filter, report the result honestly, and test whether the hash manifest withstands the same attacker.</w:t>
       </w:r>
     </w:p>
     <w:p>
@@ -13207,6 +13700,7 @@
         </w:numPr>
       </w:pPr>
       <w:r>
+        <w:lastRenderedPageBreak/>
         <w:t>Provide an interactive Gradio demonstration of the clean, poisoned and defended answers together with the results table.</w:t>
       </w:r>
     </w:p>
@@ -13214,9 +13708,8 @@
       <w:pPr>
         <w:pStyle w:val="RSection"/>
       </w:pPr>
-      <w:bookmarkStart w:id="17" w:name="_Toc243864181"/>
-      <w:r>
-        <w:lastRenderedPageBreak/>
+      <w:bookmarkStart w:id="17" w:name="_Toc244366058"/>
+      <w:r>
         <w:t>1.3 SCOPE</w:t>
       </w:r>
       <w:bookmarkEnd w:id="17"/>
@@ -13232,7 +13725,7 @@
         <w:t>In scope:</w:t>
       </w:r>
       <w:r>
-        <w:t xml:space="preserve"> single-hop factual question answering over a 125-article Wikipedia corpus on chemical elements; one fixed reader model; dense retrieval with top-5 context; attacks by injecting short factual passages that name the attacker's chosen answer under the true article's title; two defenses; an adaptive padding attack; accuracy, ASR, poison-in-top-5 and recovery metrics; a local Gradio demonstration.</w:t>
+        <w:t xml:space="preserve"> single-hop factual question answering over a 125-article Wikipedia corpus on chemical elements; one fixed reader model; dense retrieval with top-5 context; attacks by injecting short factual passages that name the attacker's chosen answer under the true article's title; three defenses (a graded provenance filter, voting and a content-hash manifest); an adaptive padding attack; accuracy, ASR, poison-in-top-5 and recovery metrics; a local Gradio demonstration.</w:t>
       </w:r>
     </w:p>
     <w:p>
@@ -13253,7 +13746,7 @@
       <w:pPr>
         <w:pStyle w:val="RSection"/>
       </w:pPr>
-      <w:bookmarkStart w:id="18" w:name="_Toc243864182"/>
+      <w:bookmarkStart w:id="18" w:name="_Toc244366059"/>
       <w:r>
         <w:t>1.4 PLATFORM SPECIFICATION</w:t>
       </w:r>
@@ -13263,7 +13756,7 @@
       <w:pPr>
         <w:pStyle w:val="RSubsubsection"/>
       </w:pPr>
-      <w:bookmarkStart w:id="19" w:name="_Toc243864183"/>
+      <w:bookmarkStart w:id="19" w:name="_Toc244366060"/>
       <w:r>
         <w:t>1.4.1 Hardware</w:t>
       </w:r>
@@ -13281,7 +13774,7 @@
       <w:pPr>
         <w:pStyle w:val="RTblCaption"/>
       </w:pPr>
-      <w:bookmarkStart w:id="20" w:name="_Toc243864282"/>
+      <w:bookmarkStart w:id="20" w:name="_Toc244366163"/>
       <w:r>
         <w:rPr>
           <w:b/>
@@ -13676,7 +14169,7 @@
       <w:pPr>
         <w:pStyle w:val="RSubsubsection"/>
       </w:pPr>
-      <w:bookmarkStart w:id="21" w:name="_Toc243864184"/>
+      <w:bookmarkStart w:id="21" w:name="_Toc244366061"/>
       <w:r>
         <w:t>1.4.2 Software</w:t>
       </w:r>
@@ -13717,16 +14210,19 @@
         <w:t>json</w:t>
       </w:r>
       <w:r>
-        <w:t xml:space="preserve"> hold results and data, and pandas formats tables for the interface. Figures in this report were drawn with Matplotlib.</w:t>
+        <w:t xml:space="preserve"> hold results and data, and </w:t>
+      </w:r>
+      <w:r>
+        <w:lastRenderedPageBreak/>
+        <w:t>pandas formats tables for the interface. Figures in this report were drawn with Matplotlib.</w:t>
       </w:r>
     </w:p>
     <w:p>
       <w:pPr>
         <w:pStyle w:val="RSubsubsection"/>
       </w:pPr>
-      <w:bookmarkStart w:id="22" w:name="_Toc243864185"/>
-      <w:r>
-        <w:lastRenderedPageBreak/>
+      <w:bookmarkStart w:id="22" w:name="_Toc244366062"/>
+      <w:r>
         <w:t>1.4.3 Implementation Language</w:t>
       </w:r>
       <w:bookmarkEnd w:id="22"/>
@@ -13848,7 +14344,7 @@
       <w:pPr>
         <w:pStyle w:val="RFigCaption"/>
       </w:pPr>
-      <w:bookmarkStart w:id="23" w:name="_Toc243864265"/>
+      <w:bookmarkStart w:id="23" w:name="_Toc244366144"/>
       <w:r>
         <w:rPr>
           <w:b/>
@@ -13872,7 +14368,7 @@
       <w:pPr>
         <w:pStyle w:val="RChapter"/>
       </w:pPr>
-      <w:bookmarkStart w:id="24" w:name="_Toc243864186"/>
+      <w:bookmarkStart w:id="24" w:name="_Toc244366063"/>
       <w:r>
         <w:lastRenderedPageBreak/>
         <w:t>CHAPTER 2</w:t>
@@ -13887,7 +14383,7 @@
       <w:pPr>
         <w:pStyle w:val="RSection"/>
       </w:pPr>
-      <w:bookmarkStart w:id="25" w:name="_Toc243864187"/>
+      <w:bookmarkStart w:id="25" w:name="_Toc244366064"/>
       <w:r>
         <w:t>2.1 IDENTIFICATION OF NEED</w:t>
       </w:r>
@@ -13919,7 +14415,7 @@
       <w:pPr>
         <w:pStyle w:val="RSection"/>
       </w:pPr>
-      <w:bookmarkStart w:id="26" w:name="_Toc243864188"/>
+      <w:bookmarkStart w:id="26" w:name="_Toc244366065"/>
       <w:r>
         <w:t>2.2 PRELIMINARY INVESTIGATION</w:t>
       </w:r>
@@ -13930,17 +14426,14 @@
         <w:pStyle w:val="RBody"/>
       </w:pPr>
       <w:r>
-        <w:t>The first task was to establish a trustworthy clean baseline, because an attack can only be measured against a system that answers correctly without it. The initial run scored 76% (38 of 50). Inspection showed that most misses were not reader errors but scoring and labelling problems: answers that were correct but worded differently from the gold string, numbers written as digits versus words, a short target that matched inside a longer word, and two questions whose wording was ambiguous. These were fixed b</w:t>
-      </w:r>
-      <w:r>
-        <w:t>y adding optional accepted aliases to the gold file, making the scorer match whole words after normalisation, and rewording two questions. Accuracy rose to 94% (47 of 50), and the retriever returned the right article in the top five for every question (Table 2.1).</w:t>
+        <w:t>The first task was to establish a trustworthy clean baseline, because an attack can only be measured against a system that answers correctly without it. The initial run scored 76% (38 of 50). Inspection showed that most misses were not reader errors but scoring and labelling problems: answers that were correct but worded differently from the gold string, numbers written as digits versus words, a short target that matched inside a longer word, and two questions whose wording was ambiguous. These were fixed by adding optional accepted aliases to the gold file, making the scorer match whole words after normalisation, and rewording two questions. Accuracy rose to 94% (47 of 50), and the retriever returned the right article in the top five for every question (Table 2.1).</w:t>
       </w:r>
     </w:p>
     <w:p>
       <w:pPr>
         <w:pStyle w:val="RTblCaption"/>
       </w:pPr>
-      <w:bookmarkStart w:id="27" w:name="_Toc243864283"/>
+      <w:bookmarkStart w:id="27" w:name="_Toc244366164"/>
       <w:r>
         <w:rPr>
           <w:b/>
@@ -14207,7 +14700,7 @@
       <w:pPr>
         <w:pStyle w:val="RChapter"/>
       </w:pPr>
-      <w:bookmarkStart w:id="28" w:name="_Toc243864189"/>
+      <w:bookmarkStart w:id="28" w:name="_Toc244366066"/>
       <w:r>
         <w:lastRenderedPageBreak/>
         <w:t>CHAPTER 3</w:t>
@@ -14222,7 +14715,7 @@
       <w:pPr>
         <w:pStyle w:val="RSection"/>
       </w:pPr>
-      <w:bookmarkStart w:id="29" w:name="_Toc243864190"/>
+      <w:bookmarkStart w:id="29" w:name="_Toc244366067"/>
       <w:r>
         <w:t>3.1 TECHNICAL FEASIBILITY</w:t>
       </w:r>
@@ -14233,10 +14726,7 @@
         <w:pStyle w:val="RBody"/>
       </w:pPr>
       <w:r>
-        <w:t>Every component runs locally. The MiniLM embedder has about 22 million parameters and embeds the whole corpus in seconds. The Qwen2.5-3B-Instruct reader fits in 6 GB when loaded in 4-bit precision and takes about 1.5 seconds per generation on the RTX 4050. The full sweep needs roughly 2,400 generations, and a disk cache keyed on the question and the retrieved text means that each distinct prompt is generated only once; later runs and the demonstration replay from the cache without the GPU. The index is a pl</w:t>
-      </w:r>
-      <w:r>
-        <w:t xml:space="preserve">ain NumPy array, so appending poison at run time is a single </w:t>
+        <w:t xml:space="preserve">Every component runs locally. The MiniLM embedder has about 22 million parameters and embeds the whole corpus in seconds. The Qwen2.5-3B-Instruct reader fits in 6 GB when loaded in 4-bit precision and takes about 1.5 seconds per generation on the RTX 4050. The full sweep needs roughly 2,400 generations, and a disk cache keyed on the question and the retrieved text means that each distinct prompt is generated only once; later runs and the demonstration replay from the cache without the GPU. The index is a plain NumPy array, so appending poison at run time is a single </w:t>
       </w:r>
       <w:r>
         <w:rPr>
@@ -14253,7 +14743,7 @@
       <w:pPr>
         <w:pStyle w:val="RSection"/>
       </w:pPr>
-      <w:bookmarkStart w:id="30" w:name="_Toc243864191"/>
+      <w:bookmarkStart w:id="30" w:name="_Toc244366068"/>
       <w:r>
         <w:t>3.2 ECONOMICAL FEASIBILITY</w:t>
       </w:r>
@@ -14271,7 +14761,7 @@
       <w:pPr>
         <w:pStyle w:val="RTblCaption"/>
       </w:pPr>
-      <w:bookmarkStart w:id="31" w:name="_Toc243864284"/>
+      <w:bookmarkStart w:id="31" w:name="_Toc244366165"/>
       <w:r>
         <w:rPr>
           <w:b/>
@@ -14624,7 +15114,7 @@
       <w:pPr>
         <w:pStyle w:val="RSection"/>
       </w:pPr>
-      <w:bookmarkStart w:id="32" w:name="_Toc243864192"/>
+      <w:bookmarkStart w:id="32" w:name="_Toc244366069"/>
       <w:r>
         <w:t>3.3 OPERATIONAL FEASIBILITY</w:t>
       </w:r>
@@ -14662,7 +15152,7 @@
       <w:pPr>
         <w:pStyle w:val="RChapter"/>
       </w:pPr>
-      <w:bookmarkStart w:id="33" w:name="_Toc243864193"/>
+      <w:bookmarkStart w:id="33" w:name="_Toc244366070"/>
       <w:r>
         <w:lastRenderedPageBreak/>
         <w:t>CHAPTER 4</w:t>
@@ -14677,7 +15167,7 @@
       <w:pPr>
         <w:pStyle w:val="RSection"/>
       </w:pPr>
-      <w:bookmarkStart w:id="34" w:name="_Toc243864194"/>
+      <w:bookmarkStart w:id="34" w:name="_Toc244366071"/>
       <w:r>
         <w:t>4.1 WORK DONE BY OTHERS</w:t>
       </w:r>
@@ -14708,10 +15198,7 @@
         <w:t>Poisoning retrieval.</w:t>
       </w:r>
       <w:r>
-        <w:t xml:space="preserve"> Zhong et al. (2023) showed that a small number of adversarial passages injected into a corpus can mislead dense retrievers. Zou et al. (2025) proposed PoisonedRAG, which crafts passages that are both retrieved for a target question and induce a chosen answer from the language model, and reported high attack success with only a handful of injected texts per question. Greshake et al. (2023) described indirect prompt injection, in which instructions hidden in retrieved content hijack an application. Carlini e</w:t>
-      </w:r>
-      <w:r>
-        <w:t>t al. (2024) argued that controlling a small fraction of web-scale data is practical and cheap, which motivates the write-access assumption used in this project.</w:t>
+        <w:t xml:space="preserve"> Zhong et al. (2023) showed that a small number of adversarial passages injected into a corpus can mislead dense retrievers. Zou et al. (2025) proposed PoisonedRAG, which crafts passages that are both retrieved for a target question and induce a chosen answer from the language model, and reported high attack success with only a handful of injected texts per question. Greshake et al. (2023) described indirect prompt injection, in which instructions hidden in retrieved content hijack an application. Carlini et al. (2024) argued that controlling a small fraction of web-scale data is practical and cheap, which motivates the write-access assumption used in this project.</w:t>
       </w:r>
     </w:p>
     <w:p>
@@ -14732,7 +15219,7 @@
       <w:pPr>
         <w:pStyle w:val="RTblCaption"/>
       </w:pPr>
-      <w:bookmarkStart w:id="35" w:name="_Toc243864285"/>
+      <w:bookmarkStart w:id="35" w:name="_Toc244366166"/>
       <w:r>
         <w:rPr>
           <w:b/>
@@ -15225,7 +15712,7 @@
       <w:pPr>
         <w:pStyle w:val="RSection"/>
       </w:pPr>
-      <w:bookmarkStart w:id="36" w:name="_Toc243864195"/>
+      <w:bookmarkStart w:id="36" w:name="_Toc244366072"/>
       <w:r>
         <w:t>4.2 BENEFITS</w:t>
       </w:r>
@@ -15283,7 +15770,7 @@
       <w:pPr>
         <w:pStyle w:val="RSection"/>
       </w:pPr>
-      <w:bookmarkStart w:id="37" w:name="_Toc243864196"/>
+      <w:bookmarkStart w:id="37" w:name="_Toc244366073"/>
       <w:r>
         <w:t>4.3 PROPOSED SOLUTION</w:t>
       </w:r>
@@ -15294,14 +15781,14 @@
         <w:pStyle w:val="RBody"/>
       </w:pPr>
       <w:r>
-        <w:t>The proposed solution is a complete, small RAG system together with its attack and defense harness. A Wikipedia corpus is chunked and embedded; hand-written poison documents are injected under the true article's title; two defenses sit between retrieval and generation; an adaptive attacker pads its poison; and every configuration is scored by one shared evaluation function. A Gradio interface exposes the same code path to a user.</w:t>
+        <w:t>The proposed solution is a complete, small RAG system together with its attack and defense harness. A Wikipedia corpus is chunked and embedded; hand-written poison documents are injected under the true article's title; defenses (a graded provenance filter, voting and a content-hash manifest) sit between retrieval and generation; an adaptive attacker pads its poison; and every configuration is scored by one shared evaluation function. A Gradio interface exposes the same code path to a user.</w:t>
       </w:r>
     </w:p>
     <w:p>
       <w:pPr>
         <w:pStyle w:val="RSection"/>
       </w:pPr>
-      <w:bookmarkStart w:id="38" w:name="_Toc243864197"/>
+      <w:bookmarkStart w:id="38" w:name="_Toc244366074"/>
       <w:r>
         <w:lastRenderedPageBreak/>
         <w:t>4.4 TECHNOLOGY USED</w:t>
@@ -15420,7 +15907,7 @@
       <w:pPr>
         <w:pStyle w:val="RChapter"/>
       </w:pPr>
-      <w:bookmarkStart w:id="39" w:name="_Toc243864198"/>
+      <w:bookmarkStart w:id="39" w:name="_Toc244366075"/>
       <w:r>
         <w:lastRenderedPageBreak/>
         <w:t>CHAPTER 5</w:t>
@@ -15435,7 +15922,7 @@
       <w:pPr>
         <w:pStyle w:val="RSection"/>
       </w:pPr>
-      <w:bookmarkStart w:id="40" w:name="_Toc243864199"/>
+      <w:bookmarkStart w:id="40" w:name="_Toc244366076"/>
       <w:r>
         <w:t>5.1 CONCEPT</w:t>
       </w:r>
@@ -15445,7 +15932,7 @@
       <w:pPr>
         <w:pStyle w:val="RSubsubsection"/>
       </w:pPr>
-      <w:bookmarkStart w:id="41" w:name="_Toc243864200"/>
+      <w:bookmarkStart w:id="41" w:name="_Toc244366077"/>
       <w:r>
         <w:t>5.1.1 The RAG Pipeline</w:t>
       </w:r>
@@ -15456,17 +15943,14 @@
         <w:pStyle w:val="RBody"/>
       </w:pPr>
       <w:r>
-        <w:t>Each article is split into paragraphs that are merged into chunks of at most about 200 words and prefixed with the article title. Each chunk is embedded once. For a question, the question is embedded, scores are computed against all chunk vectors, and the top five chunks are returned. The reader receives the chunks and the instruction to answer using only the context, to say "I don't know" if the context lacks the answer, and to be concise. Decoding is greedy, so the same prompt always gives the same answer</w:t>
-      </w:r>
-      <w:r>
-        <w:t>.</w:t>
+        <w:t>Each article is split into paragraphs that are merged into chunks of at most about 200 words and prefixed with the article title. Each chunk is embedded once. For a question, the question is embedded, scores are computed against all chunk vectors, and the top five chunks are returned. The reader receives the chunks and the instruction to answer using only the context, to say "I don't know" if the context lacks the answer, and to be concise. Decoding is greedy, so the same prompt always gives the same answer.</w:t>
       </w:r>
     </w:p>
     <w:p>
       <w:pPr>
         <w:pStyle w:val="RSubsubsection"/>
       </w:pPr>
-      <w:bookmarkStart w:id="42" w:name="_Toc243864201"/>
+      <w:bookmarkStart w:id="42" w:name="_Toc244366078"/>
       <w:r>
         <w:t>5.1.2 Threat Model</w:t>
       </w:r>
@@ -15477,10 +15961,7 @@
         <w:pStyle w:val="RBody"/>
       </w:pPr>
       <w:r>
-        <w:t>The attacker can add documents to the corpus but cannot change the retriever, the reader or the genuine documents (Fig. 5.1). For each target question the attacker knows the false value it wants the system to state. Poison documents carry the true article's title as their source (spoofing), state the false value, never contain the correct answer, and are short stubs of 10 to 37 words. The attacker injects 1, 3, 5 or 10 documents per question. The defender sees only the question, the retrieved text and the r</w:t>
-      </w:r>
-      <w:r>
-        <w:t>etrieval scores: the field marking a document as poison exists for metrics and is never read by a defense.</w:t>
+        <w:t>The attacker can add documents to the corpus but cannot change the retriever, the reader or the genuine documents (Fig. 5.1). For each target question the attacker knows the false value it wants the system to state. Poison documents carry the true article's title as their source (spoofing), state the false value, never contain the correct answer, and are short stubs of 10 to 37 words. The attacker injects 1, 3, 5 or 10 documents per question. The defender sees only the question, the retrieved text and the retrieval scores: the field marking a document as poison exists for metrics and is never read by a defense.</w:t>
       </w:r>
     </w:p>
     <w:p>
@@ -15532,7 +16013,7 @@
       <w:pPr>
         <w:pStyle w:val="RFigCaption"/>
       </w:pPr>
-      <w:bookmarkStart w:id="43" w:name="_Toc243864266"/>
+      <w:bookmarkStart w:id="43" w:name="_Toc244366145"/>
       <w:r>
         <w:rPr>
           <w:b/>
@@ -15548,7 +16029,7 @@
       <w:pPr>
         <w:pStyle w:val="RSubsubsection"/>
       </w:pPr>
-      <w:bookmarkStart w:id="44" w:name="_Toc243864202"/>
+      <w:bookmarkStart w:id="44" w:name="_Toc244366079"/>
       <w:r>
         <w:lastRenderedPageBreak/>
         <w:t>5.1.3 Dataset</w:t>
@@ -15560,17 +16041,14 @@
         <w:pStyle w:val="RBody"/>
       </w:pPr>
       <w:r>
-        <w:t>Table 5.1 summarises the data. The 50 gold questions were written from the corpus; each stores the correct answer (checked to occur verbatim in its source article), the attacker's target, and optional aliases for alternative correct wordings. The 500 poison documents were written by hand with the help of an AI assistant under the author's direction. Variants 0 to 2 are one document in each style and variants 3 to 9 are paraphrases that cycle through the styles; a poison count of c uses variants 0 to c-1. Ta</w:t>
-      </w:r>
-      <w:r>
-        <w:t>ble 5.2 gives one example of each style.</w:t>
+        <w:t>Table 5.1 summarises the data. The 50 gold questions were written from the corpus; each stores the correct answer (checked to occur verbatim in its source article), the attacker's target, and optional aliases for alternative correct wordings. The 500 poison documents were written by hand with the help of an AI assistant under the author's direction. Variants 0 to 2 are one document in each style and variants 3 to 9 are paraphrases that cycle through the styles; a poison count of c uses variants 0 to c-1. Table 5.2 gives one example of each style.</w:t>
       </w:r>
     </w:p>
     <w:p>
       <w:pPr>
         <w:pStyle w:val="RTblCaption"/>
       </w:pPr>
-      <w:bookmarkStart w:id="45" w:name="_Toc243864286"/>
+      <w:bookmarkStart w:id="45" w:name="_Toc244366167"/>
       <w:r>
         <w:rPr>
           <w:b/>
@@ -15897,7 +16375,7 @@
       <w:pPr>
         <w:pStyle w:val="RTblCaption"/>
       </w:pPr>
-      <w:bookmarkStart w:id="46" w:name="_Toc243864287"/>
+      <w:bookmarkStart w:id="46" w:name="_Toc244366168"/>
       <w:r>
         <w:rPr>
           <w:b/>
@@ -16088,7 +16566,7 @@
       <w:pPr>
         <w:pStyle w:val="RSubsubsection"/>
       </w:pPr>
-      <w:bookmarkStart w:id="47" w:name="_Toc243864203"/>
+      <w:bookmarkStart w:id="47" w:name="_Toc244366080"/>
       <w:r>
         <w:t>5.1.4 Metrics</w:t>
       </w:r>
@@ -16139,8 +16617,6 @@
       </w:pPr>
       <w:r>
         <w:tab/>
-      </w:r>
-      <w:r>
         <w:t>ASR = (1 / N) Σ 1[ match(g</w:t>
       </w:r>
       <w:r>
@@ -16231,7 +16707,7 @@
       <w:pPr>
         <w:pStyle w:val="RSubsubsection"/>
       </w:pPr>
-      <w:bookmarkStart w:id="48" w:name="_Toc243864204"/>
+      <w:bookmarkStart w:id="48" w:name="_Toc244366081"/>
       <w:r>
         <w:t>5.1.5 Defenses and the Adaptive Attacker</w:t>
       </w:r>
@@ -16259,6 +16735,34 @@
         <w:rPr>
           <w:b/>
         </w:rPr>
+        <w:t>Graded provenance strength.</w:t>
+      </w:r>
+      <w:r>
+        <w:t xml:space="preserve"> The 40-word cut-off is a parameter. The levels prov25, prov50 and prov75 apply 25%, 50% and 75% of it (10, 20 and 30 words), so the strength of the filter can be varied and its effect measured.</w:t>
+      </w:r>
+    </w:p>
+    <w:p>
+      <w:pPr>
+        <w:pStyle w:val="RBody"/>
+      </w:pPr>
+      <w:r>
+        <w:rPr>
+          <w:b/>
+        </w:rPr>
+        <w:t>Content-hash manifest.</w:t>
+      </w:r>
+      <w:r>
+        <w:t xml:space="preserve"> When the corpus is ingested, the SHA-256 digest (National Institute of Standards and Technology, 2015) of every chunk is written to data/manifest.txt. At query time the retriever over-fetches 20 candidates, keeps only those whose digest is in the manifest, and passes the best five to the reader. The check uses nothing about a document except its digest, so padding or rewording cannot get an injected document past it.</w:t>
+      </w:r>
+    </w:p>
+    <w:p>
+      <w:pPr>
+        <w:pStyle w:val="RBody"/>
+      </w:pPr>
+      <w:r>
+        <w:rPr>
+          <w:b/>
+        </w:rPr>
         <w:t>Voting (isolate-then-aggregate).</w:t>
       </w:r>
       <w:r>
@@ -16283,7 +16787,7 @@
       <w:pPr>
         <w:pStyle w:val="RSection"/>
       </w:pPr>
-      <w:bookmarkStart w:id="49" w:name="_Toc243864205"/>
+      <w:bookmarkStart w:id="49" w:name="_Toc244366082"/>
       <w:r>
         <w:t>5.2 APPLICATION AREA</w:t>
       </w:r>
@@ -16310,6 +16814,7 @@
         </w:numPr>
       </w:pPr>
       <w:r>
+        <w:lastRenderedPageBreak/>
         <w:t>Retrieval over web pages or user uploads, where an outsider can influence what is indexed.</w:t>
       </w:r>
     </w:p>
@@ -16341,7 +16846,7 @@
       <w:pPr>
         <w:pStyle w:val="RChapter"/>
       </w:pPr>
-      <w:bookmarkStart w:id="50" w:name="_Toc243864206"/>
+      <w:bookmarkStart w:id="50" w:name="_Toc244366083"/>
       <w:r>
         <w:lastRenderedPageBreak/>
         <w:t>CHAPTER 6</w:t>
@@ -16356,7 +16861,7 @@
       <w:pPr>
         <w:pStyle w:val="RSection"/>
       </w:pPr>
-      <w:bookmarkStart w:id="51" w:name="_Toc243864207"/>
+      <w:bookmarkStart w:id="51" w:name="_Toc244366084"/>
       <w:r>
         <w:t>6.1 SOFTWARE ENGINEERING PARADIGM APPLIED</w:t>
       </w:r>
@@ -16366,7 +16871,7 @@
       <w:pPr>
         <w:pStyle w:val="RSubsubsection"/>
       </w:pPr>
-      <w:bookmarkStart w:id="52" w:name="_Toc243864208"/>
+      <w:bookmarkStart w:id="52" w:name="_Toc244366085"/>
       <w:r>
         <w:t>6.1.1 Description</w:t>
       </w:r>
@@ -16429,7 +16934,7 @@
       <w:pPr>
         <w:pStyle w:val="RFigCaption"/>
       </w:pPr>
-      <w:bookmarkStart w:id="53" w:name="_Toc243864267"/>
+      <w:bookmarkStart w:id="53" w:name="_Toc244366146"/>
       <w:r>
         <w:rPr>
           <w:b/>
@@ -16445,7 +16950,7 @@
       <w:pPr>
         <w:pStyle w:val="RSubsubsection"/>
       </w:pPr>
-      <w:bookmarkStart w:id="54" w:name="_Toc243864209"/>
+      <w:bookmarkStart w:id="54" w:name="_Toc244366086"/>
       <w:r>
         <w:t>6.1.2 Advantages &amp; Disadvantages</w:t>
       </w:r>
@@ -16478,7 +16983,7 @@
       <w:pPr>
         <w:pStyle w:val="RSubsubsection"/>
       </w:pPr>
-      <w:bookmarkStart w:id="55" w:name="_Toc243864210"/>
+      <w:bookmarkStart w:id="55" w:name="_Toc244366087"/>
       <w:r>
         <w:t>6.1.3 Reasons for Use</w:t>
       </w:r>
@@ -16496,7 +17001,7 @@
       <w:pPr>
         <w:pStyle w:val="RSection"/>
       </w:pPr>
-      <w:bookmarkStart w:id="56" w:name="_Toc243864211"/>
+      <w:bookmarkStart w:id="56" w:name="_Toc244366088"/>
       <w:r>
         <w:lastRenderedPageBreak/>
         <w:t>6.2 REQUIREMENT ANALYSIS</w:t>
@@ -16507,7 +17012,7 @@
       <w:pPr>
         <w:pStyle w:val="RSubsubsection"/>
       </w:pPr>
-      <w:bookmarkStart w:id="57" w:name="_Toc243864212"/>
+      <w:bookmarkStart w:id="57" w:name="_Toc244366089"/>
       <w:r>
         <w:t>6.2.1 Software Requirements Specification</w:t>
       </w:r>
@@ -16531,7 +17036,7 @@
       <w:pPr>
         <w:pStyle w:val="RTblCaption"/>
       </w:pPr>
-      <w:bookmarkStart w:id="58" w:name="_Toc243864288"/>
+      <w:bookmarkStart w:id="58" w:name="_Toc244366169"/>
       <w:r>
         <w:rPr>
           <w:b/>
@@ -16851,7 +17356,7 @@
               <w:keepNext/>
             </w:pPr>
             <w:r>
-              <w:t>Apply the provenance or voting defense between retrieval and generation without reading the poison flag.</w:t>
+              <w:t>Apply the provenance filter (at four strengths), the voting defense or the hash manifest between retrieval and generation without reading the poison flag.</w:t>
             </w:r>
           </w:p>
         </w:tc>
@@ -16970,7 +17475,7 @@
       <w:pPr>
         <w:pStyle w:val="RTblCaption"/>
       </w:pPr>
-      <w:bookmarkStart w:id="59" w:name="_Toc243864289"/>
+      <w:bookmarkStart w:id="59" w:name="_Toc244366170"/>
       <w:r>
         <w:rPr>
           <w:b/>
@@ -17421,7 +17926,7 @@
       <w:pPr>
         <w:pStyle w:val="RLevel5"/>
       </w:pPr>
-      <w:bookmarkStart w:id="60" w:name="_Toc243864213"/>
+      <w:bookmarkStart w:id="60" w:name="_Toc244366090"/>
       <w:r>
         <w:lastRenderedPageBreak/>
         <w:t>6.2.1.1 Glossary</w:t>
@@ -17432,7 +17937,7 @@
       <w:pPr>
         <w:pStyle w:val="RTblCaption"/>
       </w:pPr>
-      <w:bookmarkStart w:id="61" w:name="_Toc243864290"/>
+      <w:bookmarkStart w:id="61" w:name="_Toc244366171"/>
       <w:r>
         <w:rPr>
           <w:b/>
@@ -17793,7 +18298,7 @@
       <w:pPr>
         <w:pStyle w:val="RLevel5"/>
       </w:pPr>
-      <w:bookmarkStart w:id="62" w:name="_Toc243864214"/>
+      <w:bookmarkStart w:id="62" w:name="_Toc244366091"/>
       <w:r>
         <w:t>6.2.1.2 Supplementary Specifications</w:t>
       </w:r>
@@ -17875,7 +18380,7 @@
       <w:pPr>
         <w:pStyle w:val="RLevel5"/>
       </w:pPr>
-      <w:bookmarkStart w:id="63" w:name="_Toc243864215"/>
+      <w:bookmarkStart w:id="63" w:name="_Toc244366092"/>
       <w:r>
         <w:t>6.2.1.3 Use Case Model</w:t>
       </w:r>
@@ -17939,7 +18444,7 @@
       <w:pPr>
         <w:pStyle w:val="RFigCaption"/>
       </w:pPr>
-      <w:bookmarkStart w:id="64" w:name="_Toc243864268"/>
+      <w:bookmarkStart w:id="64" w:name="_Toc244366147"/>
       <w:r>
         <w:rPr>
           <w:b/>
@@ -17955,7 +18460,7 @@
       <w:pPr>
         <w:pStyle w:val="RTblCaption"/>
       </w:pPr>
-      <w:bookmarkStart w:id="65" w:name="_Toc243864291"/>
+      <w:bookmarkStart w:id="65" w:name="_Toc244366172"/>
       <w:r>
         <w:rPr>
           <w:b/>
@@ -18242,7 +18747,7 @@
               <w:keepNext/>
             </w:pPr>
             <w:r>
-              <w:t>Choose provenance or voting; question asked again with filtering.</w:t>
+              <w:t>Choose the attacker (short stubs or padded) and the defense (provenance at 40, 30, 20 or 10 words, or the manifest); question asked again with filtering.</w:t>
             </w:r>
           </w:p>
         </w:tc>
@@ -18392,7 +18897,7 @@
       <w:pPr>
         <w:pStyle w:val="RSubsubsection"/>
       </w:pPr>
-      <w:bookmarkStart w:id="66" w:name="_Toc243864216"/>
+      <w:bookmarkStart w:id="66" w:name="_Toc244366093"/>
       <w:r>
         <w:lastRenderedPageBreak/>
         <w:t>6.2.2 Conceptual Level Activity Diagram</w:t>
@@ -18448,7 +18953,7 @@
       <w:pPr>
         <w:pStyle w:val="RFigCaption"/>
       </w:pPr>
-      <w:bookmarkStart w:id="67" w:name="_Toc243864269"/>
+      <w:bookmarkStart w:id="67" w:name="_Toc244366148"/>
       <w:r>
         <w:rPr>
           <w:b/>
@@ -18464,7 +18969,7 @@
       <w:pPr>
         <w:pStyle w:val="RSubsubsection"/>
       </w:pPr>
-      <w:bookmarkStart w:id="68" w:name="_Toc243864217"/>
+      <w:bookmarkStart w:id="68" w:name="_Toc244366094"/>
       <w:r>
         <w:t>6.2.3 Conceptual Level Sequence Diagram</w:t>
       </w:r>
@@ -18519,7 +19024,7 @@
       <w:pPr>
         <w:pStyle w:val="RFigCaption"/>
       </w:pPr>
-      <w:bookmarkStart w:id="69" w:name="_Toc243864270"/>
+      <w:bookmarkStart w:id="69" w:name="_Toc244366149"/>
       <w:r>
         <w:rPr>
           <w:b/>
@@ -18535,7 +19040,7 @@
       <w:pPr>
         <w:pStyle w:val="RSection"/>
       </w:pPr>
-      <w:bookmarkStart w:id="70" w:name="_Toc243864218"/>
+      <w:bookmarkStart w:id="70" w:name="_Toc244366095"/>
       <w:r>
         <w:t>6.3 PLANNING MANAGERIAL ISSUES</w:t>
       </w:r>
@@ -18545,7 +19050,7 @@
       <w:pPr>
         <w:pStyle w:val="RSubsubsection"/>
       </w:pPr>
-      <w:bookmarkStart w:id="71" w:name="_Toc243864219"/>
+      <w:bookmarkStart w:id="71" w:name="_Toc244366096"/>
       <w:r>
         <w:t>6.3.1 Planning Scope</w:t>
       </w:r>
@@ -18556,14 +19061,14 @@
         <w:pStyle w:val="RBody"/>
       </w:pPr>
       <w:r>
-        <w:t>The plan covers building the baseline, the poison set, the attack sweep, two defenses, an adaptive attack, an interactive demonstration and this report. Presentation material is planned separately.</w:t>
+        <w:t>The plan covers building the baseline, the poison set, the attack sweep, the provenance, voting and manifest defenses, an adaptive attack, an interactive demonstration and this report. Presentation material is planned separately.</w:t>
       </w:r>
     </w:p>
     <w:p>
       <w:pPr>
         <w:pStyle w:val="RSubsubsection"/>
       </w:pPr>
-      <w:bookmarkStart w:id="72" w:name="_Toc243864220"/>
+      <w:bookmarkStart w:id="72" w:name="_Toc244366097"/>
       <w:r>
         <w:lastRenderedPageBreak/>
         <w:t>6.3.2 Project Resources</w:t>
@@ -18574,7 +19079,7 @@
       <w:pPr>
         <w:pStyle w:val="RTblCaption"/>
       </w:pPr>
-      <w:bookmarkStart w:id="73" w:name="_Toc243864292"/>
+      <w:bookmarkStart w:id="73" w:name="_Toc244366173"/>
       <w:r>
         <w:rPr>
           <w:b/>
@@ -18799,7 +19304,7 @@
       <w:pPr>
         <w:pStyle w:val="RSubsubsection"/>
       </w:pPr>
-      <w:bookmarkStart w:id="74" w:name="_Toc243864221"/>
+      <w:bookmarkStart w:id="74" w:name="_Toc244366098"/>
       <w:r>
         <w:t>6.3.3 Team Organization</w:t>
       </w:r>
@@ -18817,7 +19322,7 @@
       <w:pPr>
         <w:pStyle w:val="RSubsubsection"/>
       </w:pPr>
-      <w:bookmarkStart w:id="75" w:name="_Toc243864222"/>
+      <w:bookmarkStart w:id="75" w:name="_Toc244366099"/>
       <w:r>
         <w:t>6.3.4 Project Scheduling</w:t>
       </w:r>
@@ -18827,7 +19332,7 @@
       <w:pPr>
         <w:pStyle w:val="RTblCaption"/>
       </w:pPr>
-      <w:bookmarkStart w:id="76" w:name="_Toc243864293"/>
+      <w:bookmarkStart w:id="76" w:name="_Toc244366174"/>
       <w:r>
         <w:rPr>
           <w:b/>
@@ -19462,7 +19967,7 @@
               <w:jc w:val="center"/>
             </w:pPr>
             <w:r>
-              <w:t>Planned</w:t>
+              <w:t>Done</w:t>
             </w:r>
           </w:p>
         </w:tc>
@@ -19479,10 +19984,75 @@
           <w:p>
             <w:pPr>
               <w:pStyle w:val="RTableText"/>
+              <w:keepNext/>
               <w:jc w:val="center"/>
             </w:pPr>
             <w:r>
               <w:t>8</w:t>
+            </w:r>
+          </w:p>
+        </w:tc>
+        <w:tc>
+          <w:tcPr>
+            <w:tcW w:w="3989" w:type="dxa"/>
+          </w:tcPr>
+          <w:p>
+            <w:pPr>
+              <w:pStyle w:val="RTableText"/>
+              <w:keepNext/>
+            </w:pPr>
+            <w:r>
+              <w:t>Hash-manifest and graded-provenance defenses, plots, demo options and report update</w:t>
+            </w:r>
+          </w:p>
+        </w:tc>
+        <w:tc>
+          <w:tcPr>
+            <w:tcW w:w="1728" w:type="dxa"/>
+          </w:tcPr>
+          <w:p>
+            <w:pPr>
+              <w:pStyle w:val="RTableText"/>
+              <w:keepNext/>
+              <w:jc w:val="center"/>
+            </w:pPr>
+            <w:r>
+              <w:t>31 Oct 2026</w:t>
+            </w:r>
+          </w:p>
+        </w:tc>
+        <w:tc>
+          <w:tcPr>
+            <w:tcW w:w="1296" w:type="dxa"/>
+          </w:tcPr>
+          <w:p>
+            <w:pPr>
+              <w:pStyle w:val="RTableText"/>
+              <w:keepNext/>
+              <w:jc w:val="center"/>
+            </w:pPr>
+            <w:r>
+              <w:t>Done</w:t>
+            </w:r>
+          </w:p>
+        </w:tc>
+      </w:tr>
+      <w:tr>
+        <w:trPr>
+          <w:cantSplit/>
+          <w:jc w:val="center"/>
+        </w:trPr>
+        <w:tc>
+          <w:tcPr>
+            <w:tcW w:w="1296" w:type="dxa"/>
+          </w:tcPr>
+          <w:p>
+            <w:pPr>
+              <w:pStyle w:val="RTableText"/>
+              <w:jc w:val="center"/>
+            </w:pPr>
+            <w:r>
+              <w:t>9</w:t>
             </w:r>
           </w:p>
         </w:tc>
@@ -19539,7 +20109,7 @@
       <w:pPr>
         <w:pStyle w:val="RSubsubsection"/>
       </w:pPr>
-      <w:bookmarkStart w:id="77" w:name="_Toc243864223"/>
+      <w:bookmarkStart w:id="77" w:name="_Toc244366100"/>
       <w:r>
         <w:t>6.3.5 Estimation</w:t>
       </w:r>
@@ -19557,7 +20127,7 @@
       <w:pPr>
         <w:pStyle w:val="RTblCaption"/>
       </w:pPr>
-      <w:bookmarkStart w:id="78" w:name="_Toc243864294"/>
+      <w:bookmarkStart w:id="78" w:name="_Toc244366175"/>
       <w:r>
         <w:rPr>
           <w:b/>
@@ -19667,7 +20237,7 @@
               <w:keepNext/>
             </w:pPr>
             <w:r>
-              <w:t>909 lines in 6 files (attack 333, test 151, rag 131, scrape 115, app 103, defense 76)</w:t>
+              <w:t>1,105 lines in 7 files (attack 333, test 184, rag 142, app 115, scrape 115, defense 114, plots 102)</w:t>
             </w:r>
           </w:p>
         </w:tc>
@@ -19769,7 +20339,7 @@
               <w:keepNext/>
             </w:pPr>
             <w:r>
-              <w:t>400 generations (50 questions x 4 counts x 2 settings); about 10 minutes</w:t>
+              <w:t>1,200 answers (50 questions x 4 counts x 6 defense settings, padded poison); answers are cached by context, so a repeated context costs nothing</w:t>
             </w:r>
           </w:p>
         </w:tc>
@@ -19817,7 +20387,7 @@
       <w:pPr>
         <w:pStyle w:val="RSubsubsection"/>
       </w:pPr>
-      <w:bookmarkStart w:id="79" w:name="_Toc243864224"/>
+      <w:bookmarkStart w:id="79" w:name="_Toc244366101"/>
       <w:r>
         <w:t>6.3.6 Risk Analysis</w:t>
       </w:r>
@@ -19827,7 +20397,7 @@
       <w:pPr>
         <w:pStyle w:val="RTblCaption"/>
       </w:pPr>
-      <w:bookmarkStart w:id="80" w:name="_Toc243864295"/>
+      <w:bookmarkStart w:id="80" w:name="_Toc244366176"/>
       <w:r>
         <w:rPr>
           <w:b/>
@@ -20271,7 +20841,7 @@
       <w:pPr>
         <w:pStyle w:val="RSubsubsection"/>
       </w:pPr>
-      <w:bookmarkStart w:id="81" w:name="_Toc243864225"/>
+      <w:bookmarkStart w:id="81" w:name="_Toc244366102"/>
       <w:r>
         <w:t>6.3.7 Security Plan</w:t>
       </w:r>
@@ -20299,7 +20869,7 @@
       <w:pPr>
         <w:pStyle w:val="RSubsubsection"/>
       </w:pPr>
-      <w:bookmarkStart w:id="82" w:name="_Toc243864226"/>
+      <w:bookmarkStart w:id="82" w:name="_Toc244366103"/>
       <w:r>
         <w:lastRenderedPageBreak/>
         <w:t>6.3.8 Configuration Management Plan</w:t>
@@ -20310,7 +20880,7 @@
       <w:pPr>
         <w:pStyle w:val="RTblCaption"/>
       </w:pPr>
-      <w:bookmarkStart w:id="83" w:name="_Toc243864296"/>
+      <w:bookmarkStart w:id="83" w:name="_Toc244366177"/>
       <w:r>
         <w:rPr>
           <w:b/>
@@ -20453,7 +21023,7 @@
               <w:keepNext/>
             </w:pPr>
             <w:r>
-              <w:t>Git, branch main, public GitHub repository</w:t>
+              <w:t>Git, branch neel, public GitHub repository</w:t>
             </w:r>
           </w:p>
         </w:tc>
@@ -20695,6 +21265,141 @@
           </w:p>
         </w:tc>
       </w:tr>
+      <w:tr>
+        <w:trPr>
+          <w:cantSplit/>
+          <w:jc w:val="center"/>
+        </w:trPr>
+        <w:tc>
+          <w:tcPr>
+            <w:tcW w:w="2016" w:type="dxa"/>
+          </w:tcPr>
+          <w:p>
+            <w:pPr>
+              <w:pStyle w:val="RTableText"/>
+            </w:pPr>
+            <w:r>
+              <w:t>Manifest</w:t>
+            </w:r>
+          </w:p>
+        </w:tc>
+        <w:tc>
+          <w:tcPr>
+            <w:tcW w:w="3168" w:type="dxa"/>
+          </w:tcPr>
+          <w:p>
+            <w:pPr>
+              <w:pStyle w:val="RTableText"/>
+            </w:pPr>
+            <w:r>
+              <w:t>data/manifest.txt</w:t>
+            </w:r>
+          </w:p>
+        </w:tc>
+        <w:tc>
+          <w:tcPr>
+            <w:tcW w:w="3125" w:type="dxa"/>
+          </w:tcPr>
+          <w:p>
+            <w:pPr>
+              <w:pStyle w:val="RTableText"/>
+            </w:pPr>
+            <w:r>
+              <w:t>Generated from the corpus at ingest; must be kept out of the attacker's reach</w:t>
+            </w:r>
+          </w:p>
+        </w:tc>
+      </w:tr>
+      <w:tr>
+        <w:trPr>
+          <w:cantSplit/>
+          <w:jc w:val="center"/>
+        </w:trPr>
+        <w:tc>
+          <w:tcPr>
+            <w:tcW w:w="2016" w:type="dxa"/>
+          </w:tcPr>
+          <w:p>
+            <w:pPr>
+              <w:pStyle w:val="RTableText"/>
+            </w:pPr>
+            <w:r>
+              <w:t>Figures</w:t>
+            </w:r>
+          </w:p>
+        </w:tc>
+        <w:tc>
+          <w:tcPr>
+            <w:tcW w:w="3168" w:type="dxa"/>
+          </w:tcPr>
+          <w:p>
+            <w:pPr>
+              <w:pStyle w:val="RTableText"/>
+            </w:pPr>
+            <w:r>
+              <w:t>figures/ (PNG, figure_data.md)</w:t>
+            </w:r>
+          </w:p>
+        </w:tc>
+        <w:tc>
+          <w:tcPr>
+            <w:tcW w:w="3125" w:type="dxa"/>
+          </w:tcPr>
+          <w:p>
+            <w:pPr>
+              <w:pStyle w:val="RTableText"/>
+            </w:pPr>
+            <w:r>
+              <w:t>Generated by r2/plots.py from results.csv</w:t>
+            </w:r>
+          </w:p>
+        </w:tc>
+      </w:tr>
+      <w:tr>
+        <w:trPr>
+          <w:cantSplit/>
+          <w:jc w:val="center"/>
+        </w:trPr>
+        <w:tc>
+          <w:tcPr>
+            <w:tcW w:w="2016" w:type="dxa"/>
+          </w:tcPr>
+          <w:p>
+            <w:pPr>
+              <w:pStyle w:val="RTableText"/>
+            </w:pPr>
+            <w:r>
+              <w:t>Setup and usage</w:t>
+            </w:r>
+          </w:p>
+        </w:tc>
+        <w:tc>
+          <w:tcPr>
+            <w:tcW w:w="3168" w:type="dxa"/>
+          </w:tcPr>
+          <w:p>
+            <w:pPr>
+              <w:pStyle w:val="RTableText"/>
+            </w:pPr>
+            <w:r>
+              <w:t>requirements.txt, README.md</w:t>
+            </w:r>
+          </w:p>
+        </w:tc>
+        <w:tc>
+          <w:tcPr>
+            <w:tcW w:w="3125" w:type="dxa"/>
+          </w:tcPr>
+          <w:p>
+            <w:pPr>
+              <w:pStyle w:val="RTableText"/>
+            </w:pPr>
+            <w:r>
+              <w:t>Pinned package versions; install and run instructions</w:t>
+            </w:r>
+          </w:p>
+        </w:tc>
+      </w:tr>
     </w:tbl>
     <w:p>
       <w:pPr>
@@ -20706,7 +21411,7 @@
       <w:pPr>
         <w:pStyle w:val="RSection"/>
       </w:pPr>
-      <w:bookmarkStart w:id="84" w:name="_Toc243864227"/>
+      <w:bookmarkStart w:id="84" w:name="_Toc244366104"/>
       <w:r>
         <w:t>6.4 DESIGN</w:t>
       </w:r>
@@ -20716,7 +21421,7 @@
       <w:pPr>
         <w:pStyle w:val="RSubsubsection"/>
       </w:pPr>
-      <w:bookmarkStart w:id="85" w:name="_Toc243864228"/>
+      <w:bookmarkStart w:id="85" w:name="_Toc244366105"/>
       <w:r>
         <w:t>6.4.1 Design Concept</w:t>
       </w:r>
@@ -20784,7 +21489,7 @@
       <w:pPr>
         <w:pStyle w:val="RSubsubsection"/>
       </w:pPr>
-      <w:bookmarkStart w:id="86" w:name="_Toc243864229"/>
+      <w:bookmarkStart w:id="86" w:name="_Toc244366106"/>
       <w:r>
         <w:t>6.4.2 Design Technique</w:t>
       </w:r>
@@ -20812,7 +21517,7 @@
       <w:pPr>
         <w:pStyle w:val="RSubsubsection"/>
       </w:pPr>
-      <w:bookmarkStart w:id="87" w:name="_Toc243864230"/>
+      <w:bookmarkStart w:id="87" w:name="_Toc244366107"/>
       <w:r>
         <w:lastRenderedPageBreak/>
         <w:t>6.4.3 Modelling</w:t>
@@ -20823,7 +21528,7 @@
       <w:pPr>
         <w:pStyle w:val="RLevel5"/>
       </w:pPr>
-      <w:bookmarkStart w:id="88" w:name="_Toc243864231"/>
+      <w:bookmarkStart w:id="88" w:name="_Toc244366108"/>
       <w:r>
         <w:t>6.4.3.1 Detailed Class Diagram</w:t>
       </w:r>
@@ -20878,7 +21583,7 @@
       <w:pPr>
         <w:pStyle w:val="RFigCaption"/>
       </w:pPr>
-      <w:bookmarkStart w:id="89" w:name="_Toc243864271"/>
+      <w:bookmarkStart w:id="89" w:name="_Toc244366150"/>
       <w:r>
         <w:rPr>
           <w:b/>
@@ -20894,7 +21599,7 @@
       <w:pPr>
         <w:pStyle w:val="RLevel5"/>
       </w:pPr>
-      <w:bookmarkStart w:id="90" w:name="_Toc243864232"/>
+      <w:bookmarkStart w:id="90" w:name="_Toc244366109"/>
       <w:r>
         <w:lastRenderedPageBreak/>
         <w:t>6.4.3.2 Interaction Diagram</w:t>
@@ -20965,7 +21670,7 @@
       <w:pPr>
         <w:pStyle w:val="RFigCaption"/>
       </w:pPr>
-      <w:bookmarkStart w:id="91" w:name="_Toc243864272"/>
+      <w:bookmarkStart w:id="91" w:name="_Toc244366151"/>
       <w:r>
         <w:rPr>
           <w:b/>
@@ -21042,7 +21747,7 @@
       <w:pPr>
         <w:pStyle w:val="RFigCaption"/>
       </w:pPr>
-      <w:bookmarkStart w:id="92" w:name="_Toc243864273"/>
+      <w:bookmarkStart w:id="92" w:name="_Toc244366152"/>
       <w:r>
         <w:rPr>
           <w:b/>
@@ -21058,7 +21763,7 @@
       <w:pPr>
         <w:pStyle w:val="RLevel5"/>
       </w:pPr>
-      <w:bookmarkStart w:id="93" w:name="_Toc243864233"/>
+      <w:bookmarkStart w:id="93" w:name="_Toc244366110"/>
       <w:r>
         <w:t>6.4.3.3 State Diagram</w:t>
       </w:r>
@@ -21113,7 +21818,7 @@
       <w:pPr>
         <w:pStyle w:val="RFigCaption"/>
       </w:pPr>
-      <w:bookmarkStart w:id="94" w:name="_Toc243864274"/>
+      <w:bookmarkStart w:id="94" w:name="_Toc244366153"/>
       <w:r>
         <w:rPr>
           <w:b/>
@@ -21129,7 +21834,7 @@
       <w:pPr>
         <w:pStyle w:val="RLevel5"/>
       </w:pPr>
-      <w:bookmarkStart w:id="95" w:name="_Toc243864234"/>
+      <w:bookmarkStart w:id="95" w:name="_Toc244366111"/>
       <w:r>
         <w:lastRenderedPageBreak/>
         <w:t>6.4.3.4 Activity Diagram</w:t>
@@ -21185,7 +21890,7 @@
       <w:pPr>
         <w:pStyle w:val="RFigCaption"/>
       </w:pPr>
-      <w:bookmarkStart w:id="96" w:name="_Toc243864275"/>
+      <w:bookmarkStart w:id="96" w:name="_Toc244366154"/>
       <w:r>
         <w:rPr>
           <w:b/>
@@ -21201,7 +21906,7 @@
       <w:pPr>
         <w:pStyle w:val="RLevel5"/>
       </w:pPr>
-      <w:bookmarkStart w:id="97" w:name="_Toc243864235"/>
+      <w:bookmarkStart w:id="97" w:name="_Toc244366112"/>
       <w:r>
         <w:t>6.4.3.5 Object Diagram</w:t>
       </w:r>
@@ -21256,7 +21961,7 @@
       <w:pPr>
         <w:pStyle w:val="RFigCaption"/>
       </w:pPr>
-      <w:bookmarkStart w:id="98" w:name="_Toc243864276"/>
+      <w:bookmarkStart w:id="98" w:name="_Toc244366155"/>
       <w:r>
         <w:rPr>
           <w:b/>
@@ -21272,7 +21977,7 @@
       <w:pPr>
         <w:pStyle w:val="RLevel5"/>
       </w:pPr>
-      <w:bookmarkStart w:id="99" w:name="_Toc243864236"/>
+      <w:bookmarkStart w:id="99" w:name="_Toc244366113"/>
       <w:r>
         <w:lastRenderedPageBreak/>
         <w:t>6.4.3.6 Deployment Diagram</w:t>
@@ -21328,7 +22033,7 @@
       <w:pPr>
         <w:pStyle w:val="RFigCaption"/>
       </w:pPr>
-      <w:bookmarkStart w:id="100" w:name="_Toc243864277"/>
+      <w:bookmarkStart w:id="100" w:name="_Toc244366156"/>
       <w:r>
         <w:rPr>
           <w:b/>
@@ -21344,7 +22049,7 @@
       <w:pPr>
         <w:pStyle w:val="RLevel5"/>
       </w:pPr>
-      <w:bookmarkStart w:id="101" w:name="_Toc243864237"/>
+      <w:bookmarkStart w:id="101" w:name="_Toc244366114"/>
       <w:r>
         <w:t>6.4.3.7 Component Diagram</w:t>
       </w:r>
@@ -21399,7 +22104,7 @@
       <w:pPr>
         <w:pStyle w:val="RFigCaption"/>
       </w:pPr>
-      <w:bookmarkStart w:id="102" w:name="_Toc243864278"/>
+      <w:bookmarkStart w:id="102" w:name="_Toc244366157"/>
       <w:r>
         <w:rPr>
           <w:b/>
@@ -21415,7 +22120,7 @@
       <w:pPr>
         <w:pStyle w:val="RSection"/>
       </w:pPr>
-      <w:bookmarkStart w:id="103" w:name="_Toc243864238"/>
+      <w:bookmarkStart w:id="103" w:name="_Toc244366115"/>
       <w:r>
         <w:t>6.5 IMPLEMENTATION PHASE</w:t>
       </w:r>
@@ -21425,7 +22130,7 @@
       <w:pPr>
         <w:pStyle w:val="RSubsubsection"/>
       </w:pPr>
-      <w:bookmarkStart w:id="104" w:name="_Toc243864239"/>
+      <w:bookmarkStart w:id="104" w:name="_Toc244366116"/>
       <w:r>
         <w:t>6.5.1 Language Used Characteristics</w:t>
       </w:r>
@@ -21464,7 +22169,7 @@
       <w:pPr>
         <w:pStyle w:val="RSubsubsection"/>
       </w:pPr>
-      <w:bookmarkStart w:id="105" w:name="_Toc243864240"/>
+      <w:bookmarkStart w:id="105" w:name="_Toc244366117"/>
       <w:r>
         <w:t>6.5.2 Coding</w:t>
       </w:r>
@@ -21550,7 +22255,7 @@
         <w:keepNext/>
       </w:pPr>
       <w:r>
-        <w:t>def ingest_filter(docs: list[dict]) -&gt; list[dict]:</w:t>
+        <w:t>def ingest_filter(docs: list[dict], min_words: int = MIN_WORDS) -&gt; list[dict]:</w:t>
       </w:r>
     </w:p>
     <w:p>
@@ -21559,7 +22264,7 @@
         <w:keepNext/>
       </w:pPr>
       <w:r>
-        <w:t xml:space="preserve">    keep = [d for d in docs if len(d["text"].split()) &gt;= MIN_WORDS]</w:t>
+        <w:t xml:space="preserve">    keep = [d for d in docs if len(d["text"].split()) &gt;= min_words]</w:t>
       </w:r>
     </w:p>
     <w:p>
@@ -21580,7 +22285,7 @@
         <w:pStyle w:val="RBody"/>
       </w:pPr>
       <w:r>
-        <w:t>The adaptive attacker pads a poison stub with sentences from the true article, rejecting any sentence that would complete the correct answer. Matching is done on the joined text so an answer split across two sentences cannot slip through:</w:t>
+        <w:t>The manifest defense compares the digest of each candidate with the recorded set:</w:t>
       </w:r>
     </w:p>
     <w:p>
@@ -21589,7 +22294,7 @@
         <w:keepNext/>
       </w:pPr>
       <w:r>
-        <w:t>def pad_poison(text: str, row: dict, docs: list[dict], variant: int = 0, target: int = 60) -&gt; str:</w:t>
+        <w:t>def manifest_filter(docs: list[dict]) -&gt; list[dict]:</w:t>
       </w:r>
     </w:p>
     <w:p>
@@ -21598,7 +22303,7 @@
         <w:keepNext/>
       </w:pPr>
       <w:r>
-        <w:t xml:space="preserve">    bad = (row["correct_answer"], *row.get("aliases", ()))</w:t>
+        <w:t xml:space="preserve">    keep = [d for d in docs if text_hash(d["text"]) in _manifest]</w:t>
       </w:r>
     </w:p>
     <w:p>
@@ -21607,7 +22312,20 @@
         <w:keepNext/>
       </w:pPr>
       <w:r>
-        <w:t xml:space="preserve">    sents = [</w:t>
+        <w:t xml:space="preserve">    return keep or docs</w:t>
+      </w:r>
+    </w:p>
+    <w:p>
+      <w:pPr>
+        <w:pStyle w:val="RTableText"/>
+      </w:pPr>
+    </w:p>
+    <w:p>
+      <w:pPr>
+        <w:pStyle w:val="RBody"/>
+      </w:pPr>
+      <w:r>
+        <w:t>The adaptive attacker pads a poison stub with sentences from the true article, rejecting any sentence that would complete the correct answer. Matching is done on the joined text so an answer split across two sentences cannot slip through:</w:t>
       </w:r>
     </w:p>
     <w:p>
@@ -21616,7 +22334,7 @@
         <w:keepNext/>
       </w:pPr>
       <w:r>
-        <w:t xml:space="preserve">        s for d in docs if d["source"] == row["source_title"]</w:t>
+        <w:t>def pad_poison(text: str, row: dict, docs: list[dict], variant: int = 0, target: int = 60) -&gt; str:</w:t>
       </w:r>
     </w:p>
     <w:p>
@@ -21625,7 +22343,7 @@
         <w:keepNext/>
       </w:pPr>
       <w:r>
-        <w:t xml:space="preserve">        for s in re.split(r"(?&lt;=[.!?])(?&lt;![A-Z]\.)\s+", d["text"])</w:t>
+        <w:t xml:space="preserve">    bad = (row["correct_answer"], *row.get("aliases", ()))</w:t>
       </w:r>
     </w:p>
     <w:p>
@@ -21634,7 +22352,7 @@
         <w:keepNext/>
       </w:pPr>
       <w:r>
-        <w:t xml:space="preserve">    ]</w:t>
+        <w:t xml:space="preserve">    sents = [</w:t>
       </w:r>
     </w:p>
     <w:p>
@@ -21643,7 +22361,7 @@
         <w:keepNext/>
       </w:pPr>
       <w:r>
-        <w:t xml:space="preserve">    k = variant % len(sents) if sents else 0</w:t>
+        <w:t xml:space="preserve">        s for d in docs if d["source"] == row["source_title"]</w:t>
       </w:r>
     </w:p>
     <w:p>
@@ -21652,7 +22370,7 @@
         <w:keepNext/>
       </w:pPr>
       <w:r>
-        <w:t xml:space="preserve">    for s in sents[k:] + sents[:k]:</w:t>
+        <w:t xml:space="preserve">        for s in re.split(r"(?&lt;=[.!?])(?&lt;![A-Z]\.)\s+", d["text"])</w:t>
       </w:r>
     </w:p>
     <w:p>
@@ -21661,7 +22379,7 @@
         <w:keepNext/>
       </w:pPr>
       <w:r>
-        <w:t xml:space="preserve">        if len(text.split()) &gt;= target:</w:t>
+        <w:t xml:space="preserve">    ]</w:t>
       </w:r>
     </w:p>
     <w:p>
@@ -21670,7 +22388,7 @@
         <w:keepNext/>
       </w:pPr>
       <w:r>
-        <w:t xml:space="preserve">            break</w:t>
+        <w:t xml:space="preserve">    k = variant % len(sents) if sents else 0</w:t>
       </w:r>
     </w:p>
     <w:p>
@@ -21679,7 +22397,7 @@
         <w:keepNext/>
       </w:pPr>
       <w:r>
-        <w:t xml:space="preserve">        if not any(match(f"{text} {s}", a) for a in bad):</w:t>
+        <w:t xml:space="preserve">    for s in sents[k:] + sents[:k]:</w:t>
       </w:r>
     </w:p>
     <w:p>
@@ -21688,6 +22406,33 @@
         <w:keepNext/>
       </w:pPr>
       <w:r>
+        <w:t xml:space="preserve">        if len(text.split()) &gt;= target:</w:t>
+      </w:r>
+    </w:p>
+    <w:p>
+      <w:pPr>
+        <w:pStyle w:val="RCode"/>
+        <w:keepNext/>
+      </w:pPr>
+      <w:r>
+        <w:t xml:space="preserve">            break</w:t>
+      </w:r>
+    </w:p>
+    <w:p>
+      <w:pPr>
+        <w:pStyle w:val="RCode"/>
+        <w:keepNext/>
+      </w:pPr>
+      <w:r>
+        <w:t xml:space="preserve">        if not any(match(f"{text} {s}", a) for a in bad):</w:t>
+      </w:r>
+    </w:p>
+    <w:p>
+      <w:pPr>
+        <w:pStyle w:val="RCode"/>
+        <w:keepNext/>
+      </w:pPr>
+      <w:r>
         <w:t xml:space="preserve">            text += " " + s</w:t>
       </w:r>
     </w:p>
@@ -21716,7 +22461,7 @@
       <w:pPr>
         <w:pStyle w:val="RSubsubsection"/>
       </w:pPr>
-      <w:bookmarkStart w:id="106" w:name="_Toc243864241"/>
+      <w:bookmarkStart w:id="106" w:name="_Toc244366118"/>
       <w:r>
         <w:t>6.5.3 Code Efficiency</w:t>
       </w:r>
@@ -21743,6 +22488,7 @@
         </w:numPr>
       </w:pPr>
       <w:r>
+        <w:lastRenderedPageBreak/>
         <w:t>The corpus is embedded once; smaller corpora are made by slicing the stored vectors instead of re-embedding.</w:t>
       </w:r>
     </w:p>
@@ -21774,9 +22520,8 @@
       <w:pPr>
         <w:pStyle w:val="RSubsubsection"/>
       </w:pPr>
-      <w:bookmarkStart w:id="107" w:name="_Toc243864242"/>
-      <w:r>
-        <w:lastRenderedPageBreak/>
+      <w:bookmarkStart w:id="107" w:name="_Toc244366119"/>
+      <w:r>
         <w:t>6.5.4 Optimization of Code</w:t>
       </w:r>
       <w:bookmarkEnd w:id="107"/>
@@ -21831,7 +22576,7 @@
       <w:pPr>
         <w:pStyle w:val="RSubsubsection"/>
       </w:pPr>
-      <w:bookmarkStart w:id="108" w:name="_Toc243864243"/>
+      <w:bookmarkStart w:id="108" w:name="_Toc244366120"/>
       <w:r>
         <w:t>6.5.5 Validation Check</w:t>
       </w:r>
@@ -21849,7 +22594,7 @@
       <w:pPr>
         <w:pStyle w:val="RSection"/>
       </w:pPr>
-      <w:bookmarkStart w:id="109" w:name="_Toc243864244"/>
+      <w:bookmarkStart w:id="109" w:name="_Toc244366121"/>
       <w:r>
         <w:t>6.6 TESTING</w:t>
       </w:r>
@@ -21859,7 +22604,7 @@
       <w:pPr>
         <w:pStyle w:val="RSubsubsection"/>
       </w:pPr>
-      <w:bookmarkStart w:id="110" w:name="_Toc243864245"/>
+      <w:bookmarkStart w:id="110" w:name="_Toc244366122"/>
       <w:r>
         <w:t>6.6.1 Testing Objectives</w:t>
       </w:r>
@@ -21877,7 +22622,7 @@
       <w:pPr>
         <w:pStyle w:val="RSubsubsection"/>
       </w:pPr>
-      <w:bookmarkStart w:id="111" w:name="_Toc243864246"/>
+      <w:bookmarkStart w:id="111" w:name="_Toc244366123"/>
       <w:r>
         <w:t>6.6.2 Testing Methods &amp; Strategies Used Along With Test Data</w:t>
       </w:r>
@@ -21905,7 +22650,7 @@
       <w:pPr>
         <w:pStyle w:val="RTblCaption"/>
       </w:pPr>
-      <w:bookmarkStart w:id="112" w:name="_Toc243864297"/>
+      <w:bookmarkStart w:id="112" w:name="_Toc244366178"/>
       <w:r>
         <w:rPr>
           <w:b/>
@@ -22534,6 +23279,126 @@
           </w:p>
         </w:tc>
       </w:tr>
+      <w:tr>
+        <w:trPr>
+          <w:cantSplit/>
+          <w:jc w:val="center"/>
+        </w:trPr>
+        <w:tc>
+          <w:tcPr>
+            <w:tcW w:w="720" w:type="dxa"/>
+          </w:tcPr>
+          <w:p>
+            <w:pPr>
+              <w:pStyle w:val="RTableText"/>
+              <w:jc w:val="center"/>
+            </w:pPr>
+            <w:r>
+              <w:t>T9</w:t>
+            </w:r>
+          </w:p>
+        </w:tc>
+        <w:tc>
+          <w:tcPr>
+            <w:tcW w:w="4464" w:type="dxa"/>
+          </w:tcPr>
+          <w:p>
+            <w:pPr>
+              <w:pStyle w:val="RTableText"/>
+            </w:pPr>
+            <w:r>
+              <w:t>Manifest accepts every genuine chunk and rejects every poison document, as a stub and padded</w:t>
+            </w:r>
+          </w:p>
+        </w:tc>
+        <w:tc>
+          <w:tcPr>
+            <w:tcW w:w="2160" w:type="dxa"/>
+          </w:tcPr>
+          <w:p>
+            <w:pPr>
+              <w:pStyle w:val="RTableText"/>
+            </w:pPr>
+            <w:r>
+              <w:t>3,799 chunks and 1,000 poison texts</w:t>
+            </w:r>
+          </w:p>
+        </w:tc>
+        <w:tc>
+          <w:tcPr>
+            <w:tcW w:w="965" w:type="dxa"/>
+          </w:tcPr>
+          <w:p>
+            <w:pPr>
+              <w:pStyle w:val="RTableText"/>
+              <w:jc w:val="center"/>
+            </w:pPr>
+            <w:r>
+              <w:t>Pass</w:t>
+            </w:r>
+          </w:p>
+        </w:tc>
+      </w:tr>
+      <w:tr>
+        <w:trPr>
+          <w:cantSplit/>
+          <w:jc w:val="center"/>
+        </w:trPr>
+        <w:tc>
+          <w:tcPr>
+            <w:tcW w:w="720" w:type="dxa"/>
+          </w:tcPr>
+          <w:p>
+            <w:pPr>
+              <w:pStyle w:val="RTableText"/>
+              <w:jc w:val="center"/>
+            </w:pPr>
+            <w:r>
+              <w:t>T10</w:t>
+            </w:r>
+          </w:p>
+        </w:tc>
+        <w:tc>
+          <w:tcPr>
+            <w:tcW w:w="4464" w:type="dxa"/>
+          </w:tcPr>
+          <w:p>
+            <w:pPr>
+              <w:pStyle w:val="RTableText"/>
+            </w:pPr>
+            <w:r>
+              <w:t>Graded provenance: kept chunks never increase with strictness; the 40-word level drops every stub</w:t>
+            </w:r>
+          </w:p>
+        </w:tc>
+        <w:tc>
+          <w:tcPr>
+            <w:tcW w:w="2160" w:type="dxa"/>
+          </w:tcPr>
+          <w:p>
+            <w:pPr>
+              <w:pStyle w:val="RTableText"/>
+            </w:pPr>
+            <w:r>
+              <w:t>3,799 chunks and 500 stubs</w:t>
+            </w:r>
+          </w:p>
+        </w:tc>
+        <w:tc>
+          <w:tcPr>
+            <w:tcW w:w="965" w:type="dxa"/>
+          </w:tcPr>
+          <w:p>
+            <w:pPr>
+              <w:pStyle w:val="RTableText"/>
+              <w:jc w:val="center"/>
+            </w:pPr>
+            <w:r>
+              <w:t>Pass</w:t>
+            </w:r>
+          </w:p>
+        </w:tc>
+      </w:tr>
     </w:tbl>
     <w:p>
       <w:pPr>
@@ -22553,7 +23418,7 @@
       <w:pPr>
         <w:pStyle w:val="RChapter"/>
       </w:pPr>
-      <w:bookmarkStart w:id="113" w:name="_Toc243864247"/>
+      <w:bookmarkStart w:id="113" w:name="_Toc244366124"/>
       <w:r>
         <w:lastRenderedPageBreak/>
         <w:t>CHAPTER 7</w:t>
@@ -22568,7 +23433,7 @@
       <w:pPr>
         <w:pStyle w:val="RSection"/>
       </w:pPr>
-      <w:bookmarkStart w:id="114" w:name="_Toc243864248"/>
+      <w:bookmarkStart w:id="114" w:name="_Toc244366125"/>
       <w:r>
         <w:t>7.1 RESULTS</w:t>
       </w:r>
@@ -22578,7 +23443,7 @@
       <w:pPr>
         <w:pStyle w:val="RSubsubsection"/>
       </w:pPr>
-      <w:bookmarkStart w:id="115" w:name="_Toc243864249"/>
+      <w:bookmarkStart w:id="115" w:name="_Toc244366126"/>
       <w:r>
         <w:t>7.1.1 Experimental Setup</w:t>
       </w:r>
@@ -22606,7 +23471,7 @@
       <w:pPr>
         <w:pStyle w:val="RSubsubsection"/>
       </w:pPr>
-      <w:bookmarkStart w:id="116" w:name="_Toc243864250"/>
+      <w:bookmarkStart w:id="116" w:name="_Toc244366127"/>
       <w:r>
         <w:t>7.1.2 Clean Baseline</w:t>
       </w:r>
@@ -22616,7 +23481,7 @@
       <w:pPr>
         <w:pStyle w:val="RTblCaption"/>
       </w:pPr>
-      <w:bookmarkStart w:id="117" w:name="_Toc243864298"/>
+      <w:bookmarkStart w:id="117" w:name="_Toc244366179"/>
       <w:r>
         <w:rPr>
           <w:b/>
@@ -22824,7 +23689,7 @@
       <w:pPr>
         <w:pStyle w:val="RSubsubsection"/>
       </w:pPr>
-      <w:bookmarkStart w:id="118" w:name="_Toc243864251"/>
+      <w:bookmarkStart w:id="118" w:name="_Toc244366128"/>
       <w:r>
         <w:t>7.1.3 Effect of the Number of Poison Documents</w:t>
       </w:r>
@@ -22842,7 +23707,7 @@
       <w:pPr>
         <w:pStyle w:val="RTblCaption"/>
       </w:pPr>
-      <w:bookmarkStart w:id="119" w:name="_Toc243864299"/>
+      <w:bookmarkStart w:id="119" w:name="_Toc244366180"/>
       <w:r>
         <w:rPr>
           <w:b/>
@@ -23540,7 +24405,7 @@
       <w:pPr>
         <w:pStyle w:val="RFigCaption"/>
       </w:pPr>
-      <w:bookmarkStart w:id="120" w:name="_Toc243864279"/>
+      <w:bookmarkStart w:id="120" w:name="_Toc244366158"/>
       <w:r>
         <w:rPr>
           <w:b/>
@@ -23601,7 +24466,7 @@
       <w:pPr>
         <w:pStyle w:val="RFigCaption"/>
       </w:pPr>
-      <w:bookmarkStart w:id="121" w:name="_Toc243864280"/>
+      <w:bookmarkStart w:id="121" w:name="_Toc244366159"/>
       <w:r>
         <w:rPr>
           <w:b/>
@@ -23617,7 +24482,7 @@
       <w:pPr>
         <w:pStyle w:val="RSubsubsection"/>
       </w:pPr>
-      <w:bookmarkStart w:id="122" w:name="_Toc243864252"/>
+      <w:bookmarkStart w:id="122" w:name="_Toc244366129"/>
       <w:r>
         <w:t>7.1.4 Effect of Poison Style and Corpus Size</w:t>
       </w:r>
@@ -23635,7 +24500,7 @@
       <w:pPr>
         <w:pStyle w:val="RTblCaption"/>
       </w:pPr>
-      <w:bookmarkStart w:id="123" w:name="_Toc243864300"/>
+      <w:bookmarkStart w:id="123" w:name="_Toc244366181"/>
       <w:r>
         <w:rPr>
           <w:b/>
@@ -24067,7 +24932,7 @@
       <w:pPr>
         <w:pStyle w:val="RFigCaption"/>
       </w:pPr>
-      <w:bookmarkStart w:id="124" w:name="_Toc243864281"/>
+      <w:bookmarkStart w:id="124" w:name="_Toc244366160"/>
       <w:r>
         <w:rPr>
           <w:b/>
@@ -24083,7 +24948,7 @@
       <w:pPr>
         <w:pStyle w:val="RSubsubsection"/>
       </w:pPr>
-      <w:bookmarkStart w:id="125" w:name="_Toc243864253"/>
+      <w:bookmarkStart w:id="125" w:name="_Toc244366130"/>
       <w:r>
         <w:t>7.1.5 Defense Results</w:t>
       </w:r>
@@ -24101,7 +24966,7 @@
       <w:pPr>
         <w:pStyle w:val="RTblCaption"/>
       </w:pPr>
-      <w:bookmarkStart w:id="126" w:name="_Toc243864301"/>
+      <w:bookmarkStart w:id="126" w:name="_Toc244366182"/>
       <w:r>
         <w:rPr>
           <w:b/>
@@ -25011,7 +25876,7 @@
       <w:pPr>
         <w:pStyle w:val="RSubsubsection"/>
       </w:pPr>
-      <w:bookmarkStart w:id="127" w:name="_Toc243864254"/>
+      <w:bookmarkStart w:id="127" w:name="_Toc244366131"/>
       <w:r>
         <w:lastRenderedPageBreak/>
         <w:t>7.1.6 Adaptive Padded Attack</w:t>
@@ -25030,7 +25895,7 @@
       <w:pPr>
         <w:pStyle w:val="RTblCaption"/>
       </w:pPr>
-      <w:bookmarkStart w:id="128" w:name="_Toc243864302"/>
+      <w:bookmarkStart w:id="128" w:name="_Toc244366183"/>
       <w:r>
         <w:rPr>
           <w:b/>
@@ -25659,13 +26524,1925 @@
     </w:p>
     <w:p>
       <w:pPr>
+        <w:pStyle w:val="RSubsubsection"/>
+      </w:pPr>
+      <w:bookmarkStart w:id="129" w:name="_Toc244366132"/>
+      <w:r>
+        <w:t>7.1.7 Hash-Manifest Defense</w:t>
+      </w:r>
+      <w:bookmarkEnd w:id="129"/>
+    </w:p>
+    <w:p>
+      <w:pPr>
+        <w:pStyle w:val="RBody"/>
+      </w:pPr>
+      <w:r>
+        <w:t>The hash manifest checks where a chunk came from instead of what it looks like. When the corpus is ingested, the SHA-256 digest (National Institute of Standards and Technology, 2015) of every chunk is written to data/manifest.txt, which holds 3,799 digests. At query time the retriever over-fetches 20 candidates, keeps only those whose digest is in the manifest, and passes the best five to the reader. Like the provenance filter it never reads the poison flag. Table 7.6 and Fig. 7.4 show the result. The context that reaches the reader is the clean context, so accuracy stays at 94% at every poison count, ASR is 0% against both short and padded poison, and recovery is 93% to 94% of the answers the attack flipped. Fig. 7.4 also shows that against padded poison the provenance curve lies on the undefended curve. Test T9 confirms that all 3,799 genuine chunks pass and all 500 poison documents, as stubs and padded, are rejected.</w:t>
+      </w:r>
+    </w:p>
+    <w:p>
+      <w:pPr>
+        <w:pStyle w:val="RTblCaption"/>
+      </w:pPr>
+      <w:bookmarkStart w:id="130" w:name="_Toc244366184"/>
+      <w:r>
+        <w:rPr>
+          <w:b/>
+        </w:rPr>
+        <w:lastRenderedPageBreak/>
+        <w:t>Table 7.6</w:t>
+      </w:r>
+      <w:r>
+        <w:t xml:space="preserve"> Hash-manifest defense against short and padded poison, 125 articles</w:t>
+      </w:r>
+      <w:bookmarkEnd w:id="130"/>
+    </w:p>
+    <w:tbl>
+      <w:tblPr>
+        <w:tblW w:w="0" w:type="auto"/>
+        <w:jc w:val="center"/>
+        <w:tblBorders>
+          <w:top w:val="single" w:sz="4" w:space="0" w:color="000000"/>
+          <w:left w:val="single" w:sz="4" w:space="0" w:color="000000"/>
+          <w:bottom w:val="single" w:sz="4" w:space="0" w:color="000000"/>
+          <w:right w:val="single" w:sz="4" w:space="0" w:color="000000"/>
+          <w:insideH w:val="single" w:sz="4" w:space="0" w:color="000000"/>
+          <w:insideV w:val="single" w:sz="4" w:space="0" w:color="000000"/>
+        </w:tblBorders>
+        <w:tblLayout w:type="fixed"/>
+        <w:tblCellMar>
+          <w:left w:w="70" w:type="dxa"/>
+          <w:right w:w="70" w:type="dxa"/>
+        </w:tblCellMar>
+        <w:tblLook w:val="04A0" w:firstRow="1" w:lastRow="0" w:firstColumn="1" w:lastColumn="0" w:noHBand="0" w:noVBand="1"/>
+      </w:tblPr>
+      <w:tblGrid>
+        <w:gridCol w:w="2448"/>
+        <w:gridCol w:w="1368"/>
+        <w:gridCol w:w="1123"/>
+        <w:gridCol w:w="1123"/>
+        <w:gridCol w:w="1123"/>
+        <w:gridCol w:w="1123"/>
+      </w:tblGrid>
+      <w:tr>
+        <w:trPr>
+          <w:cantSplit/>
+          <w:tblHeader/>
+          <w:jc w:val="center"/>
+        </w:trPr>
+        <w:tc>
+          <w:tcPr>
+            <w:tcW w:w="2448" w:type="dxa"/>
+            <w:shd w:val="clear" w:color="auto" w:fill="D9D9D9"/>
+          </w:tcPr>
+          <w:p>
+            <w:pPr>
+              <w:pStyle w:val="RTableText"/>
+              <w:keepNext/>
+              <w:jc w:val="center"/>
+            </w:pPr>
+            <w:r>
+              <w:rPr>
+                <w:b/>
+              </w:rPr>
+              <w:t>Defense</w:t>
+            </w:r>
+          </w:p>
+        </w:tc>
+        <w:tc>
+          <w:tcPr>
+            <w:tcW w:w="1368" w:type="dxa"/>
+            <w:shd w:val="clear" w:color="auto" w:fill="D9D9D9"/>
+          </w:tcPr>
+          <w:p>
+            <w:pPr>
+              <w:pStyle w:val="RTableText"/>
+              <w:keepNext/>
+              <w:jc w:val="center"/>
+            </w:pPr>
+            <w:r>
+              <w:rPr>
+                <w:b/>
+              </w:rPr>
+              <w:t>Metric</w:t>
+            </w:r>
+          </w:p>
+        </w:tc>
+        <w:tc>
+          <w:tcPr>
+            <w:tcW w:w="1123" w:type="dxa"/>
+            <w:shd w:val="clear" w:color="auto" w:fill="D9D9D9"/>
+          </w:tcPr>
+          <w:p>
+            <w:pPr>
+              <w:pStyle w:val="RTableText"/>
+              <w:keepNext/>
+              <w:jc w:val="center"/>
+            </w:pPr>
+            <w:r>
+              <w:rPr>
+                <w:b/>
+              </w:rPr>
+              <w:t>1 doc</w:t>
+            </w:r>
+          </w:p>
+        </w:tc>
+        <w:tc>
+          <w:tcPr>
+            <w:tcW w:w="1123" w:type="dxa"/>
+            <w:shd w:val="clear" w:color="auto" w:fill="D9D9D9"/>
+          </w:tcPr>
+          <w:p>
+            <w:pPr>
+              <w:pStyle w:val="RTableText"/>
+              <w:keepNext/>
+              <w:jc w:val="center"/>
+            </w:pPr>
+            <w:r>
+              <w:rPr>
+                <w:b/>
+              </w:rPr>
+              <w:t>3 docs</w:t>
+            </w:r>
+          </w:p>
+        </w:tc>
+        <w:tc>
+          <w:tcPr>
+            <w:tcW w:w="1123" w:type="dxa"/>
+            <w:shd w:val="clear" w:color="auto" w:fill="D9D9D9"/>
+          </w:tcPr>
+          <w:p>
+            <w:pPr>
+              <w:pStyle w:val="RTableText"/>
+              <w:keepNext/>
+              <w:jc w:val="center"/>
+            </w:pPr>
+            <w:r>
+              <w:rPr>
+                <w:b/>
+              </w:rPr>
+              <w:t>5 docs</w:t>
+            </w:r>
+          </w:p>
+        </w:tc>
+        <w:tc>
+          <w:tcPr>
+            <w:tcW w:w="1123" w:type="dxa"/>
+            <w:shd w:val="clear" w:color="auto" w:fill="D9D9D9"/>
+          </w:tcPr>
+          <w:p>
+            <w:pPr>
+              <w:pStyle w:val="RTableText"/>
+              <w:keepNext/>
+              <w:jc w:val="center"/>
+            </w:pPr>
+            <w:r>
+              <w:rPr>
+                <w:b/>
+              </w:rPr>
+              <w:t>10 docs</w:t>
+            </w:r>
+          </w:p>
+        </w:tc>
+      </w:tr>
+      <w:tr>
+        <w:trPr>
+          <w:cantSplit/>
+          <w:jc w:val="center"/>
+        </w:trPr>
+        <w:tc>
+          <w:tcPr>
+            <w:tcW w:w="2448" w:type="dxa"/>
+          </w:tcPr>
+          <w:p>
+            <w:pPr>
+              <w:pStyle w:val="RTableText"/>
+              <w:keepNext/>
+            </w:pPr>
+            <w:r>
+              <w:t>None, stub poison</w:t>
+            </w:r>
+          </w:p>
+        </w:tc>
+        <w:tc>
+          <w:tcPr>
+            <w:tcW w:w="1368" w:type="dxa"/>
+          </w:tcPr>
+          <w:p>
+            <w:pPr>
+              <w:pStyle w:val="RTableText"/>
+              <w:keepNext/>
+              <w:jc w:val="center"/>
+            </w:pPr>
+            <w:r>
+              <w:t>Accuracy</w:t>
+            </w:r>
+          </w:p>
+        </w:tc>
+        <w:tc>
+          <w:tcPr>
+            <w:tcW w:w="1123" w:type="dxa"/>
+          </w:tcPr>
+          <w:p>
+            <w:pPr>
+              <w:pStyle w:val="RTableText"/>
+              <w:keepNext/>
+              <w:jc w:val="center"/>
+            </w:pPr>
+            <w:r>
+              <w:t>32%</w:t>
+            </w:r>
+          </w:p>
+        </w:tc>
+        <w:tc>
+          <w:tcPr>
+            <w:tcW w:w="1123" w:type="dxa"/>
+          </w:tcPr>
+          <w:p>
+            <w:pPr>
+              <w:pStyle w:val="RTableText"/>
+              <w:keepNext/>
+              <w:jc w:val="center"/>
+            </w:pPr>
+            <w:r>
+              <w:t>12%</w:t>
+            </w:r>
+          </w:p>
+        </w:tc>
+        <w:tc>
+          <w:tcPr>
+            <w:tcW w:w="1123" w:type="dxa"/>
+          </w:tcPr>
+          <w:p>
+            <w:pPr>
+              <w:pStyle w:val="RTableText"/>
+              <w:keepNext/>
+              <w:jc w:val="center"/>
+            </w:pPr>
+            <w:r>
+              <w:t>0%</w:t>
+            </w:r>
+          </w:p>
+        </w:tc>
+        <w:tc>
+          <w:tcPr>
+            <w:tcW w:w="1123" w:type="dxa"/>
+          </w:tcPr>
+          <w:p>
+            <w:pPr>
+              <w:pStyle w:val="RTableText"/>
+              <w:keepNext/>
+              <w:jc w:val="center"/>
+            </w:pPr>
+            <w:r>
+              <w:t>0%</w:t>
+            </w:r>
+          </w:p>
+        </w:tc>
+      </w:tr>
+      <w:tr>
+        <w:trPr>
+          <w:cantSplit/>
+          <w:jc w:val="center"/>
+        </w:trPr>
+        <w:tc>
+          <w:tcPr>
+            <w:tcW w:w="2448" w:type="dxa"/>
+          </w:tcPr>
+          <w:p>
+            <w:pPr>
+              <w:pStyle w:val="RTableText"/>
+              <w:keepNext/>
+            </w:pPr>
+          </w:p>
+        </w:tc>
+        <w:tc>
+          <w:tcPr>
+            <w:tcW w:w="1368" w:type="dxa"/>
+          </w:tcPr>
+          <w:p>
+            <w:pPr>
+              <w:pStyle w:val="RTableText"/>
+              <w:keepNext/>
+              <w:jc w:val="center"/>
+            </w:pPr>
+            <w:r>
+              <w:t>ASR</w:t>
+            </w:r>
+          </w:p>
+        </w:tc>
+        <w:tc>
+          <w:tcPr>
+            <w:tcW w:w="1123" w:type="dxa"/>
+          </w:tcPr>
+          <w:p>
+            <w:pPr>
+              <w:pStyle w:val="RTableText"/>
+              <w:keepNext/>
+              <w:jc w:val="center"/>
+            </w:pPr>
+            <w:r>
+              <w:t>58%</w:t>
+            </w:r>
+          </w:p>
+        </w:tc>
+        <w:tc>
+          <w:tcPr>
+            <w:tcW w:w="1123" w:type="dxa"/>
+          </w:tcPr>
+          <w:p>
+            <w:pPr>
+              <w:pStyle w:val="RTableText"/>
+              <w:keepNext/>
+              <w:jc w:val="center"/>
+            </w:pPr>
+            <w:r>
+              <w:t>84%</w:t>
+            </w:r>
+          </w:p>
+        </w:tc>
+        <w:tc>
+          <w:tcPr>
+            <w:tcW w:w="1123" w:type="dxa"/>
+          </w:tcPr>
+          <w:p>
+            <w:pPr>
+              <w:pStyle w:val="RTableText"/>
+              <w:keepNext/>
+              <w:jc w:val="center"/>
+            </w:pPr>
+            <w:r>
+              <w:t>94%</w:t>
+            </w:r>
+          </w:p>
+        </w:tc>
+        <w:tc>
+          <w:tcPr>
+            <w:tcW w:w="1123" w:type="dxa"/>
+          </w:tcPr>
+          <w:p>
+            <w:pPr>
+              <w:pStyle w:val="RTableText"/>
+              <w:keepNext/>
+              <w:jc w:val="center"/>
+            </w:pPr>
+            <w:r>
+              <w:t>96%</w:t>
+            </w:r>
+          </w:p>
+        </w:tc>
+      </w:tr>
+      <w:tr>
+        <w:trPr>
+          <w:cantSplit/>
+          <w:jc w:val="center"/>
+        </w:trPr>
+        <w:tc>
+          <w:tcPr>
+            <w:tcW w:w="2448" w:type="dxa"/>
+          </w:tcPr>
+          <w:p>
+            <w:pPr>
+              <w:pStyle w:val="RTableText"/>
+              <w:keepNext/>
+            </w:pPr>
+            <w:r>
+              <w:t>Manifest, stub poison</w:t>
+            </w:r>
+          </w:p>
+        </w:tc>
+        <w:tc>
+          <w:tcPr>
+            <w:tcW w:w="1368" w:type="dxa"/>
+          </w:tcPr>
+          <w:p>
+            <w:pPr>
+              <w:pStyle w:val="RTableText"/>
+              <w:keepNext/>
+              <w:jc w:val="center"/>
+            </w:pPr>
+            <w:r>
+              <w:t>Accuracy</w:t>
+            </w:r>
+          </w:p>
+        </w:tc>
+        <w:tc>
+          <w:tcPr>
+            <w:tcW w:w="1123" w:type="dxa"/>
+          </w:tcPr>
+          <w:p>
+            <w:pPr>
+              <w:pStyle w:val="RTableText"/>
+              <w:keepNext/>
+              <w:jc w:val="center"/>
+            </w:pPr>
+            <w:r>
+              <w:t>94%</w:t>
+            </w:r>
+          </w:p>
+        </w:tc>
+        <w:tc>
+          <w:tcPr>
+            <w:tcW w:w="1123" w:type="dxa"/>
+          </w:tcPr>
+          <w:p>
+            <w:pPr>
+              <w:pStyle w:val="RTableText"/>
+              <w:keepNext/>
+              <w:jc w:val="center"/>
+            </w:pPr>
+            <w:r>
+              <w:t>94%</w:t>
+            </w:r>
+          </w:p>
+        </w:tc>
+        <w:tc>
+          <w:tcPr>
+            <w:tcW w:w="1123" w:type="dxa"/>
+          </w:tcPr>
+          <w:p>
+            <w:pPr>
+              <w:pStyle w:val="RTableText"/>
+              <w:keepNext/>
+              <w:jc w:val="center"/>
+            </w:pPr>
+            <w:r>
+              <w:t>94%</w:t>
+            </w:r>
+          </w:p>
+        </w:tc>
+        <w:tc>
+          <w:tcPr>
+            <w:tcW w:w="1123" w:type="dxa"/>
+          </w:tcPr>
+          <w:p>
+            <w:pPr>
+              <w:pStyle w:val="RTableText"/>
+              <w:keepNext/>
+              <w:jc w:val="center"/>
+            </w:pPr>
+            <w:r>
+              <w:t>94%</w:t>
+            </w:r>
+          </w:p>
+        </w:tc>
+      </w:tr>
+      <w:tr>
+        <w:trPr>
+          <w:cantSplit/>
+          <w:jc w:val="center"/>
+        </w:trPr>
+        <w:tc>
+          <w:tcPr>
+            <w:tcW w:w="2448" w:type="dxa"/>
+          </w:tcPr>
+          <w:p>
+            <w:pPr>
+              <w:pStyle w:val="RTableText"/>
+              <w:keepNext/>
+            </w:pPr>
+          </w:p>
+        </w:tc>
+        <w:tc>
+          <w:tcPr>
+            <w:tcW w:w="1368" w:type="dxa"/>
+          </w:tcPr>
+          <w:p>
+            <w:pPr>
+              <w:pStyle w:val="RTableText"/>
+              <w:keepNext/>
+              <w:jc w:val="center"/>
+            </w:pPr>
+            <w:r>
+              <w:t>ASR</w:t>
+            </w:r>
+          </w:p>
+        </w:tc>
+        <w:tc>
+          <w:tcPr>
+            <w:tcW w:w="1123" w:type="dxa"/>
+          </w:tcPr>
+          <w:p>
+            <w:pPr>
+              <w:pStyle w:val="RTableText"/>
+              <w:keepNext/>
+              <w:jc w:val="center"/>
+            </w:pPr>
+            <w:r>
+              <w:t>0%</w:t>
+            </w:r>
+          </w:p>
+        </w:tc>
+        <w:tc>
+          <w:tcPr>
+            <w:tcW w:w="1123" w:type="dxa"/>
+          </w:tcPr>
+          <w:p>
+            <w:pPr>
+              <w:pStyle w:val="RTableText"/>
+              <w:keepNext/>
+              <w:jc w:val="center"/>
+            </w:pPr>
+            <w:r>
+              <w:t>0%</w:t>
+            </w:r>
+          </w:p>
+        </w:tc>
+        <w:tc>
+          <w:tcPr>
+            <w:tcW w:w="1123" w:type="dxa"/>
+          </w:tcPr>
+          <w:p>
+            <w:pPr>
+              <w:pStyle w:val="RTableText"/>
+              <w:keepNext/>
+              <w:jc w:val="center"/>
+            </w:pPr>
+            <w:r>
+              <w:t>0%</w:t>
+            </w:r>
+          </w:p>
+        </w:tc>
+        <w:tc>
+          <w:tcPr>
+            <w:tcW w:w="1123" w:type="dxa"/>
+          </w:tcPr>
+          <w:p>
+            <w:pPr>
+              <w:pStyle w:val="RTableText"/>
+              <w:keepNext/>
+              <w:jc w:val="center"/>
+            </w:pPr>
+            <w:r>
+              <w:t>0%</w:t>
+            </w:r>
+          </w:p>
+        </w:tc>
+      </w:tr>
+      <w:tr>
+        <w:trPr>
+          <w:cantSplit/>
+          <w:jc w:val="center"/>
+        </w:trPr>
+        <w:tc>
+          <w:tcPr>
+            <w:tcW w:w="2448" w:type="dxa"/>
+          </w:tcPr>
+          <w:p>
+            <w:pPr>
+              <w:pStyle w:val="RTableText"/>
+              <w:keepNext/>
+            </w:pPr>
+          </w:p>
+        </w:tc>
+        <w:tc>
+          <w:tcPr>
+            <w:tcW w:w="1368" w:type="dxa"/>
+          </w:tcPr>
+          <w:p>
+            <w:pPr>
+              <w:pStyle w:val="RTableText"/>
+              <w:keepNext/>
+              <w:jc w:val="center"/>
+            </w:pPr>
+            <w:r>
+              <w:t>Recovery</w:t>
+            </w:r>
+          </w:p>
+        </w:tc>
+        <w:tc>
+          <w:tcPr>
+            <w:tcW w:w="1123" w:type="dxa"/>
+          </w:tcPr>
+          <w:p>
+            <w:pPr>
+              <w:pStyle w:val="RTableText"/>
+              <w:keepNext/>
+              <w:jc w:val="center"/>
+            </w:pPr>
+            <w:r>
+              <w:t>93.1%</w:t>
+            </w:r>
+          </w:p>
+        </w:tc>
+        <w:tc>
+          <w:tcPr>
+            <w:tcW w:w="1123" w:type="dxa"/>
+          </w:tcPr>
+          <w:p>
+            <w:pPr>
+              <w:pStyle w:val="RTableText"/>
+              <w:keepNext/>
+              <w:jc w:val="center"/>
+            </w:pPr>
+            <w:r>
+              <w:t>92.9%</w:t>
+            </w:r>
+          </w:p>
+        </w:tc>
+        <w:tc>
+          <w:tcPr>
+            <w:tcW w:w="1123" w:type="dxa"/>
+          </w:tcPr>
+          <w:p>
+            <w:pPr>
+              <w:pStyle w:val="RTableText"/>
+              <w:keepNext/>
+              <w:jc w:val="center"/>
+            </w:pPr>
+            <w:r>
+              <w:t>93.6%</w:t>
+            </w:r>
+          </w:p>
+        </w:tc>
+        <w:tc>
+          <w:tcPr>
+            <w:tcW w:w="1123" w:type="dxa"/>
+          </w:tcPr>
+          <w:p>
+            <w:pPr>
+              <w:pStyle w:val="RTableText"/>
+              <w:keepNext/>
+              <w:jc w:val="center"/>
+            </w:pPr>
+            <w:r>
+              <w:t>93.8%</w:t>
+            </w:r>
+          </w:p>
+        </w:tc>
+      </w:tr>
+      <w:tr>
+        <w:trPr>
+          <w:cantSplit/>
+          <w:jc w:val="center"/>
+        </w:trPr>
+        <w:tc>
+          <w:tcPr>
+            <w:tcW w:w="2448" w:type="dxa"/>
+          </w:tcPr>
+          <w:p>
+            <w:pPr>
+              <w:pStyle w:val="RTableText"/>
+              <w:keepNext/>
+            </w:pPr>
+            <w:r>
+              <w:t>None, padded poison</w:t>
+            </w:r>
+          </w:p>
+        </w:tc>
+        <w:tc>
+          <w:tcPr>
+            <w:tcW w:w="1368" w:type="dxa"/>
+          </w:tcPr>
+          <w:p>
+            <w:pPr>
+              <w:pStyle w:val="RTableText"/>
+              <w:keepNext/>
+              <w:jc w:val="center"/>
+            </w:pPr>
+            <w:r>
+              <w:t>Accuracy</w:t>
+            </w:r>
+          </w:p>
+        </w:tc>
+        <w:tc>
+          <w:tcPr>
+            <w:tcW w:w="1123" w:type="dxa"/>
+          </w:tcPr>
+          <w:p>
+            <w:pPr>
+              <w:pStyle w:val="RTableText"/>
+              <w:keepNext/>
+              <w:jc w:val="center"/>
+            </w:pPr>
+            <w:r>
+              <w:t>34%</w:t>
+            </w:r>
+          </w:p>
+        </w:tc>
+        <w:tc>
+          <w:tcPr>
+            <w:tcW w:w="1123" w:type="dxa"/>
+          </w:tcPr>
+          <w:p>
+            <w:pPr>
+              <w:pStyle w:val="RTableText"/>
+              <w:keepNext/>
+              <w:jc w:val="center"/>
+            </w:pPr>
+            <w:r>
+              <w:t>16%</w:t>
+            </w:r>
+          </w:p>
+        </w:tc>
+        <w:tc>
+          <w:tcPr>
+            <w:tcW w:w="1123" w:type="dxa"/>
+          </w:tcPr>
+          <w:p>
+            <w:pPr>
+              <w:pStyle w:val="RTableText"/>
+              <w:keepNext/>
+              <w:jc w:val="center"/>
+            </w:pPr>
+            <w:r>
+              <w:t>6%</w:t>
+            </w:r>
+          </w:p>
+        </w:tc>
+        <w:tc>
+          <w:tcPr>
+            <w:tcW w:w="1123" w:type="dxa"/>
+          </w:tcPr>
+          <w:p>
+            <w:pPr>
+              <w:pStyle w:val="RTableText"/>
+              <w:keepNext/>
+              <w:jc w:val="center"/>
+            </w:pPr>
+            <w:r>
+              <w:t>0%</w:t>
+            </w:r>
+          </w:p>
+        </w:tc>
+      </w:tr>
+      <w:tr>
+        <w:trPr>
+          <w:cantSplit/>
+          <w:jc w:val="center"/>
+        </w:trPr>
+        <w:tc>
+          <w:tcPr>
+            <w:tcW w:w="2448" w:type="dxa"/>
+          </w:tcPr>
+          <w:p>
+            <w:pPr>
+              <w:pStyle w:val="RTableText"/>
+              <w:keepNext/>
+            </w:pPr>
+          </w:p>
+        </w:tc>
+        <w:tc>
+          <w:tcPr>
+            <w:tcW w:w="1368" w:type="dxa"/>
+          </w:tcPr>
+          <w:p>
+            <w:pPr>
+              <w:pStyle w:val="RTableText"/>
+              <w:keepNext/>
+              <w:jc w:val="center"/>
+            </w:pPr>
+            <w:r>
+              <w:t>ASR</w:t>
+            </w:r>
+          </w:p>
+        </w:tc>
+        <w:tc>
+          <w:tcPr>
+            <w:tcW w:w="1123" w:type="dxa"/>
+          </w:tcPr>
+          <w:p>
+            <w:pPr>
+              <w:pStyle w:val="RTableText"/>
+              <w:keepNext/>
+              <w:jc w:val="center"/>
+            </w:pPr>
+            <w:r>
+              <w:t>54%</w:t>
+            </w:r>
+          </w:p>
+        </w:tc>
+        <w:tc>
+          <w:tcPr>
+            <w:tcW w:w="1123" w:type="dxa"/>
+          </w:tcPr>
+          <w:p>
+            <w:pPr>
+              <w:pStyle w:val="RTableText"/>
+              <w:keepNext/>
+              <w:jc w:val="center"/>
+            </w:pPr>
+            <w:r>
+              <w:t>82%</w:t>
+            </w:r>
+          </w:p>
+        </w:tc>
+        <w:tc>
+          <w:tcPr>
+            <w:tcW w:w="1123" w:type="dxa"/>
+          </w:tcPr>
+          <w:p>
+            <w:pPr>
+              <w:pStyle w:val="RTableText"/>
+              <w:keepNext/>
+              <w:jc w:val="center"/>
+            </w:pPr>
+            <w:r>
+              <w:t>88%</w:t>
+            </w:r>
+          </w:p>
+        </w:tc>
+        <w:tc>
+          <w:tcPr>
+            <w:tcW w:w="1123" w:type="dxa"/>
+          </w:tcPr>
+          <w:p>
+            <w:pPr>
+              <w:pStyle w:val="RTableText"/>
+              <w:keepNext/>
+              <w:jc w:val="center"/>
+            </w:pPr>
+            <w:r>
+              <w:t>94%</w:t>
+            </w:r>
+          </w:p>
+        </w:tc>
+      </w:tr>
+      <w:tr>
+        <w:trPr>
+          <w:cantSplit/>
+          <w:jc w:val="center"/>
+        </w:trPr>
+        <w:tc>
+          <w:tcPr>
+            <w:tcW w:w="2448" w:type="dxa"/>
+          </w:tcPr>
+          <w:p>
+            <w:pPr>
+              <w:pStyle w:val="RTableText"/>
+              <w:keepNext/>
+            </w:pPr>
+            <w:r>
+              <w:t>Manifest, padded poison</w:t>
+            </w:r>
+          </w:p>
+        </w:tc>
+        <w:tc>
+          <w:tcPr>
+            <w:tcW w:w="1368" w:type="dxa"/>
+          </w:tcPr>
+          <w:p>
+            <w:pPr>
+              <w:pStyle w:val="RTableText"/>
+              <w:keepNext/>
+              <w:jc w:val="center"/>
+            </w:pPr>
+            <w:r>
+              <w:t>Accuracy</w:t>
+            </w:r>
+          </w:p>
+        </w:tc>
+        <w:tc>
+          <w:tcPr>
+            <w:tcW w:w="1123" w:type="dxa"/>
+          </w:tcPr>
+          <w:p>
+            <w:pPr>
+              <w:pStyle w:val="RTableText"/>
+              <w:keepNext/>
+              <w:jc w:val="center"/>
+            </w:pPr>
+            <w:r>
+              <w:t>94%</w:t>
+            </w:r>
+          </w:p>
+        </w:tc>
+        <w:tc>
+          <w:tcPr>
+            <w:tcW w:w="1123" w:type="dxa"/>
+          </w:tcPr>
+          <w:p>
+            <w:pPr>
+              <w:pStyle w:val="RTableText"/>
+              <w:keepNext/>
+              <w:jc w:val="center"/>
+            </w:pPr>
+            <w:r>
+              <w:t>94%</w:t>
+            </w:r>
+          </w:p>
+        </w:tc>
+        <w:tc>
+          <w:tcPr>
+            <w:tcW w:w="1123" w:type="dxa"/>
+          </w:tcPr>
+          <w:p>
+            <w:pPr>
+              <w:pStyle w:val="RTableText"/>
+              <w:keepNext/>
+              <w:jc w:val="center"/>
+            </w:pPr>
+            <w:r>
+              <w:t>94%</w:t>
+            </w:r>
+          </w:p>
+        </w:tc>
+        <w:tc>
+          <w:tcPr>
+            <w:tcW w:w="1123" w:type="dxa"/>
+          </w:tcPr>
+          <w:p>
+            <w:pPr>
+              <w:pStyle w:val="RTableText"/>
+              <w:keepNext/>
+              <w:jc w:val="center"/>
+            </w:pPr>
+            <w:r>
+              <w:t>94%</w:t>
+            </w:r>
+          </w:p>
+        </w:tc>
+      </w:tr>
+      <w:tr>
+        <w:trPr>
+          <w:cantSplit/>
+          <w:jc w:val="center"/>
+        </w:trPr>
+        <w:tc>
+          <w:tcPr>
+            <w:tcW w:w="2448" w:type="dxa"/>
+          </w:tcPr>
+          <w:p>
+            <w:pPr>
+              <w:pStyle w:val="RTableText"/>
+              <w:keepNext/>
+            </w:pPr>
+          </w:p>
+        </w:tc>
+        <w:tc>
+          <w:tcPr>
+            <w:tcW w:w="1368" w:type="dxa"/>
+          </w:tcPr>
+          <w:p>
+            <w:pPr>
+              <w:pStyle w:val="RTableText"/>
+              <w:keepNext/>
+              <w:jc w:val="center"/>
+            </w:pPr>
+            <w:r>
+              <w:t>ASR</w:t>
+            </w:r>
+          </w:p>
+        </w:tc>
+        <w:tc>
+          <w:tcPr>
+            <w:tcW w:w="1123" w:type="dxa"/>
+          </w:tcPr>
+          <w:p>
+            <w:pPr>
+              <w:pStyle w:val="RTableText"/>
+              <w:keepNext/>
+              <w:jc w:val="center"/>
+            </w:pPr>
+            <w:r>
+              <w:t>0%</w:t>
+            </w:r>
+          </w:p>
+        </w:tc>
+        <w:tc>
+          <w:tcPr>
+            <w:tcW w:w="1123" w:type="dxa"/>
+          </w:tcPr>
+          <w:p>
+            <w:pPr>
+              <w:pStyle w:val="RTableText"/>
+              <w:keepNext/>
+              <w:jc w:val="center"/>
+            </w:pPr>
+            <w:r>
+              <w:t>0%</w:t>
+            </w:r>
+          </w:p>
+        </w:tc>
+        <w:tc>
+          <w:tcPr>
+            <w:tcW w:w="1123" w:type="dxa"/>
+          </w:tcPr>
+          <w:p>
+            <w:pPr>
+              <w:pStyle w:val="RTableText"/>
+              <w:keepNext/>
+              <w:jc w:val="center"/>
+            </w:pPr>
+            <w:r>
+              <w:t>0%</w:t>
+            </w:r>
+          </w:p>
+        </w:tc>
+        <w:tc>
+          <w:tcPr>
+            <w:tcW w:w="1123" w:type="dxa"/>
+          </w:tcPr>
+          <w:p>
+            <w:pPr>
+              <w:pStyle w:val="RTableText"/>
+              <w:keepNext/>
+              <w:jc w:val="center"/>
+            </w:pPr>
+            <w:r>
+              <w:t>0%</w:t>
+            </w:r>
+          </w:p>
+        </w:tc>
+      </w:tr>
+      <w:tr>
+        <w:trPr>
+          <w:cantSplit/>
+          <w:jc w:val="center"/>
+        </w:trPr>
+        <w:tc>
+          <w:tcPr>
+            <w:tcW w:w="2448" w:type="dxa"/>
+          </w:tcPr>
+          <w:p>
+            <w:pPr>
+              <w:pStyle w:val="RTableText"/>
+              <w:keepNext/>
+            </w:pPr>
+          </w:p>
+        </w:tc>
+        <w:tc>
+          <w:tcPr>
+            <w:tcW w:w="1368" w:type="dxa"/>
+          </w:tcPr>
+          <w:p>
+            <w:pPr>
+              <w:pStyle w:val="RTableText"/>
+              <w:keepNext/>
+              <w:jc w:val="center"/>
+            </w:pPr>
+            <w:r>
+              <w:t>Recovery</w:t>
+            </w:r>
+          </w:p>
+        </w:tc>
+        <w:tc>
+          <w:tcPr>
+            <w:tcW w:w="1123" w:type="dxa"/>
+          </w:tcPr>
+          <w:p>
+            <w:pPr>
+              <w:pStyle w:val="RTableText"/>
+              <w:keepNext/>
+              <w:jc w:val="center"/>
+            </w:pPr>
+            <w:r>
+              <w:t>92.6%</w:t>
+            </w:r>
+          </w:p>
+        </w:tc>
+        <w:tc>
+          <w:tcPr>
+            <w:tcW w:w="1123" w:type="dxa"/>
+          </w:tcPr>
+          <w:p>
+            <w:pPr>
+              <w:pStyle w:val="RTableText"/>
+              <w:keepNext/>
+              <w:jc w:val="center"/>
+            </w:pPr>
+            <w:r>
+              <w:t>92.7%</w:t>
+            </w:r>
+          </w:p>
+        </w:tc>
+        <w:tc>
+          <w:tcPr>
+            <w:tcW w:w="1123" w:type="dxa"/>
+          </w:tcPr>
+          <w:p>
+            <w:pPr>
+              <w:pStyle w:val="RTableText"/>
+              <w:keepNext/>
+              <w:jc w:val="center"/>
+            </w:pPr>
+            <w:r>
+              <w:t>93.2%</w:t>
+            </w:r>
+          </w:p>
+        </w:tc>
+        <w:tc>
+          <w:tcPr>
+            <w:tcW w:w="1123" w:type="dxa"/>
+          </w:tcPr>
+          <w:p>
+            <w:pPr>
+              <w:pStyle w:val="RTableText"/>
+              <w:keepNext/>
+              <w:jc w:val="center"/>
+            </w:pPr>
+            <w:r>
+              <w:t>93.6%</w:t>
+            </w:r>
+          </w:p>
+        </w:tc>
+      </w:tr>
+    </w:tbl>
+    <w:p>
+      <w:pPr>
+        <w:pStyle w:val="RTableText"/>
+        <w:spacing w:after="160"/>
+      </w:pPr>
+    </w:p>
+    <w:p>
+      <w:pPr>
+        <w:pStyle w:val="RFigure"/>
+      </w:pPr>
+      <w:r>
+        <w:rPr>
+          <w:noProof/>
+        </w:rPr>
+        <w:drawing>
+          <wp:inline distT="0" distB="0" distL="0" distR="0" wp14:anchorId="5B38A945" wp14:editId="27C290AA">
+            <wp:extent cx="4480560" cy="2317531"/>
+            <wp:effectExtent l="0" t="0" r="0" b="0"/>
+            <wp:docPr id="1406242364" name="Picture 1406242364" descr="Attack success rate against the number of injected documents for short and padded poison under no defense, the provenance filter and the hash manifest"/>
+            <wp:cNvGraphicFramePr>
+              <a:graphicFrameLocks xmlns:a="http://schemas.openxmlformats.org/drawingml/2006/main" noChangeAspect="1"/>
+            </wp:cNvGraphicFramePr>
+            <a:graphic xmlns:a="http://schemas.openxmlformats.org/drawingml/2006/main">
+              <a:graphicData uri="http://schemas.openxmlformats.org/drawingml/2006/picture">
+                <pic:pic xmlns:pic="http://schemas.openxmlformats.org/drawingml/2006/picture">
+                  <pic:nvPicPr>
+                    <pic:cNvPr id="0" name="asr_vs_poison_count.png"/>
+                    <pic:cNvPicPr/>
+                  </pic:nvPicPr>
+                  <pic:blipFill>
+                    <a:blip r:embed="rId30"/>
+                    <a:stretch>
+                      <a:fillRect/>
+                    </a:stretch>
+                  </pic:blipFill>
+                  <pic:spPr>
+                    <a:xfrm>
+                      <a:off x="0" y="0"/>
+                      <a:ext cx="4480560" cy="2317531"/>
+                    </a:xfrm>
+                    <a:prstGeom prst="rect">
+                      <a:avLst/>
+                    </a:prstGeom>
+                  </pic:spPr>
+                </pic:pic>
+              </a:graphicData>
+            </a:graphic>
+          </wp:inline>
+        </w:drawing>
+      </w:r>
+    </w:p>
+    <w:p>
+      <w:pPr>
+        <w:pStyle w:val="RFigCaption"/>
+      </w:pPr>
+      <w:bookmarkStart w:id="131" w:name="_Toc244366161"/>
+      <w:r>
+        <w:rPr>
+          <w:b/>
+        </w:rPr>
+        <w:t>Fig. 7.4</w:t>
+      </w:r>
+      <w:r>
+        <w:t xml:space="preserve"> Attack success rate against the number of injected documents for short and padded poison under no defense, the provenance filter and the hash manifest</w:t>
+      </w:r>
+      <w:bookmarkEnd w:id="131"/>
+    </w:p>
+    <w:p>
+      <w:pPr>
+        <w:pStyle w:val="RSubsubsection"/>
+      </w:pPr>
+      <w:bookmarkStart w:id="132" w:name="_Toc244366133"/>
+      <w:r>
+        <w:t>7.1.8 Graded Provenance Strength</w:t>
+      </w:r>
+      <w:bookmarkEnd w:id="132"/>
+    </w:p>
+    <w:p>
+      <w:pPr>
+        <w:pStyle w:val="RBody"/>
+      </w:pPr>
+      <w:r>
+        <w:t xml:space="preserve">The provenance cut-off can be weakened to see how the protection depends on it. The levels are named by the share of the 40-word cut-off that they apply: 25%, 50%, 75% and 100% (10, 20, 30 and 40 words). Table 7.7 and Fig. 7.5 show how many chunks each level keeps and what it does to the attack. The 500 stubs are 10 to 37 words long: 240 are shorter than 20 words, 256 are 20 to 29 words and 4 are 30 to 37 words. The 10-word level therefore removes no stub and gives essentially the undefended result (ASR 62%, 84%, 94% and 96%). The 20-word level removes the 240 shortest and gives partial protection (ASR 46% to 82%, recovery 10% to 21%). The 30-word level leaves only 4 stubs and already brings ASR to 0%; accuracy under attack is 92% rather than 94%, a one-question difference. The 40-word level removes every stub. Clean accuracy is 94% at every level. Against padded poison no level helps (ASR 56%, 82%, 88% and </w:t>
+      </w:r>
+      <w:r>
+        <w:lastRenderedPageBreak/>
+        <w:t>94%), because every padded document is at least 60 words long. The protection of the length filter therefore depends on where the attacker's text lengths fall relative to the cut-off, not on any property of poison itself.</w:t>
+      </w:r>
+    </w:p>
+    <w:p>
+      <w:pPr>
+        <w:pStyle w:val="RTblCaption"/>
+      </w:pPr>
+      <w:bookmarkStart w:id="133" w:name="_Toc244366185"/>
+      <w:r>
+        <w:rPr>
+          <w:b/>
+        </w:rPr>
+        <w:t>Table 7.7</w:t>
+      </w:r>
+      <w:r>
+        <w:t xml:space="preserve"> Provenance cut-off levels (125 articles; ASR in % at 1, 3, 5 and 10 poison documents)</w:t>
+      </w:r>
+      <w:bookmarkEnd w:id="133"/>
+    </w:p>
+    <w:tbl>
+      <w:tblPr>
+        <w:tblW w:w="0" w:type="auto"/>
+        <w:jc w:val="center"/>
+        <w:tblBorders>
+          <w:top w:val="single" w:sz="4" w:space="0" w:color="000000"/>
+          <w:left w:val="single" w:sz="4" w:space="0" w:color="000000"/>
+          <w:bottom w:val="single" w:sz="4" w:space="0" w:color="000000"/>
+          <w:right w:val="single" w:sz="4" w:space="0" w:color="000000"/>
+          <w:insideH w:val="single" w:sz="4" w:space="0" w:color="000000"/>
+          <w:insideV w:val="single" w:sz="4" w:space="0" w:color="000000"/>
+        </w:tblBorders>
+        <w:tblLayout w:type="fixed"/>
+        <w:tblCellMar>
+          <w:left w:w="70" w:type="dxa"/>
+          <w:right w:w="70" w:type="dxa"/>
+        </w:tblCellMar>
+        <w:tblLook w:val="04A0" w:firstRow="1" w:lastRow="0" w:firstColumn="1" w:lastColumn="0" w:noHBand="0" w:noVBand="1"/>
+      </w:tblPr>
+      <w:tblGrid>
+        <w:gridCol w:w="1500"/>
+        <w:gridCol w:w="1000"/>
+        <w:gridCol w:w="1500"/>
+        <w:gridCol w:w="1100"/>
+        <w:gridCol w:w="1600"/>
+        <w:gridCol w:w="1600"/>
+      </w:tblGrid>
+      <w:tr>
+        <w:trPr>
+          <w:cantSplit/>
+          <w:tblHeader/>
+          <w:jc w:val="center"/>
+        </w:trPr>
+        <w:tc>
+          <w:tcPr>
+            <w:tcW w:w="1500" w:type="dxa"/>
+            <w:shd w:val="clear" w:color="auto" w:fill="D9D9D9"/>
+          </w:tcPr>
+          <w:p>
+            <w:pPr>
+              <w:pStyle w:val="RTableText"/>
+              <w:keepNext/>
+              <w:jc w:val="center"/>
+            </w:pPr>
+            <w:r>
+              <w:rPr>
+                <w:b/>
+              </w:rPr>
+              <w:t>Level</w:t>
+            </w:r>
+          </w:p>
+        </w:tc>
+        <w:tc>
+          <w:tcPr>
+            <w:tcW w:w="1000" w:type="dxa"/>
+            <w:shd w:val="clear" w:color="auto" w:fill="D9D9D9"/>
+          </w:tcPr>
+          <w:p>
+            <w:pPr>
+              <w:pStyle w:val="RTableText"/>
+              <w:keepNext/>
+              <w:jc w:val="center"/>
+            </w:pPr>
+            <w:r>
+              <w:rPr>
+                <w:b/>
+              </w:rPr>
+              <w:t>Cutoff (words)</w:t>
+            </w:r>
+          </w:p>
+        </w:tc>
+        <w:tc>
+          <w:tcPr>
+            <w:tcW w:w="1500" w:type="dxa"/>
+            <w:shd w:val="clear" w:color="auto" w:fill="D9D9D9"/>
+          </w:tcPr>
+          <w:p>
+            <w:pPr>
+              <w:pStyle w:val="RTableText"/>
+              <w:keepNext/>
+              <w:jc w:val="center"/>
+            </w:pPr>
+            <w:r>
+              <w:rPr>
+                <w:b/>
+              </w:rPr>
+              <w:t>Genuine chunks kept (of 3,799)</w:t>
+            </w:r>
+          </w:p>
+        </w:tc>
+        <w:tc>
+          <w:tcPr>
+            <w:tcW w:w="1100" w:type="dxa"/>
+            <w:shd w:val="clear" w:color="auto" w:fill="D9D9D9"/>
+          </w:tcPr>
+          <w:p>
+            <w:pPr>
+              <w:pStyle w:val="RTableText"/>
+              <w:keepNext/>
+              <w:jc w:val="center"/>
+            </w:pPr>
+            <w:r>
+              <w:rPr>
+                <w:b/>
+              </w:rPr>
+              <w:t>Stubs kept (of 500)</w:t>
+            </w:r>
+          </w:p>
+        </w:tc>
+        <w:tc>
+          <w:tcPr>
+            <w:tcW w:w="1600" w:type="dxa"/>
+            <w:shd w:val="clear" w:color="auto" w:fill="D9D9D9"/>
+          </w:tcPr>
+          <w:p>
+            <w:pPr>
+              <w:pStyle w:val="RTableText"/>
+              <w:keepNext/>
+              <w:jc w:val="center"/>
+            </w:pPr>
+            <w:r>
+              <w:rPr>
+                <w:b/>
+              </w:rPr>
+              <w:t>ASR %, stubs</w:t>
+            </w:r>
+          </w:p>
+        </w:tc>
+        <w:tc>
+          <w:tcPr>
+            <w:tcW w:w="1600" w:type="dxa"/>
+            <w:shd w:val="clear" w:color="auto" w:fill="D9D9D9"/>
+          </w:tcPr>
+          <w:p>
+            <w:pPr>
+              <w:pStyle w:val="RTableText"/>
+              <w:keepNext/>
+              <w:jc w:val="center"/>
+            </w:pPr>
+            <w:r>
+              <w:rPr>
+                <w:b/>
+              </w:rPr>
+              <w:t>ASR %, padded</w:t>
+            </w:r>
+          </w:p>
+        </w:tc>
+      </w:tr>
+      <w:tr>
+        <w:trPr>
+          <w:cantSplit/>
+          <w:jc w:val="center"/>
+        </w:trPr>
+        <w:tc>
+          <w:tcPr>
+            <w:tcW w:w="1500" w:type="dxa"/>
+          </w:tcPr>
+          <w:p>
+            <w:pPr>
+              <w:pStyle w:val="RTableText"/>
+              <w:keepNext/>
+            </w:pPr>
+            <w:r>
+              <w:t>None</w:t>
+            </w:r>
+          </w:p>
+        </w:tc>
+        <w:tc>
+          <w:tcPr>
+            <w:tcW w:w="1000" w:type="dxa"/>
+          </w:tcPr>
+          <w:p>
+            <w:pPr>
+              <w:pStyle w:val="RTableText"/>
+              <w:keepNext/>
+              <w:jc w:val="center"/>
+            </w:pPr>
+            <w:r>
+              <w:t>0</w:t>
+            </w:r>
+          </w:p>
+        </w:tc>
+        <w:tc>
+          <w:tcPr>
+            <w:tcW w:w="1500" w:type="dxa"/>
+          </w:tcPr>
+          <w:p>
+            <w:pPr>
+              <w:pStyle w:val="RTableText"/>
+              <w:keepNext/>
+              <w:jc w:val="center"/>
+            </w:pPr>
+            <w:r>
+              <w:t>3,799</w:t>
+            </w:r>
+          </w:p>
+        </w:tc>
+        <w:tc>
+          <w:tcPr>
+            <w:tcW w:w="1100" w:type="dxa"/>
+          </w:tcPr>
+          <w:p>
+            <w:pPr>
+              <w:pStyle w:val="RTableText"/>
+              <w:keepNext/>
+              <w:jc w:val="center"/>
+            </w:pPr>
+            <w:r>
+              <w:t>500</w:t>
+            </w:r>
+          </w:p>
+        </w:tc>
+        <w:tc>
+          <w:tcPr>
+            <w:tcW w:w="1600" w:type="dxa"/>
+          </w:tcPr>
+          <w:p>
+            <w:pPr>
+              <w:pStyle w:val="RTableText"/>
+              <w:keepNext/>
+              <w:jc w:val="center"/>
+            </w:pPr>
+            <w:r>
+              <w:t>58 / 84 / 94 / 96</w:t>
+            </w:r>
+          </w:p>
+        </w:tc>
+        <w:tc>
+          <w:tcPr>
+            <w:tcW w:w="1600" w:type="dxa"/>
+          </w:tcPr>
+          <w:p>
+            <w:pPr>
+              <w:pStyle w:val="RTableText"/>
+              <w:keepNext/>
+              <w:jc w:val="center"/>
+            </w:pPr>
+            <w:r>
+              <w:t>54 / 82 / 88 / 94</w:t>
+            </w:r>
+          </w:p>
+        </w:tc>
+      </w:tr>
+      <w:tr>
+        <w:trPr>
+          <w:cantSplit/>
+          <w:jc w:val="center"/>
+        </w:trPr>
+        <w:tc>
+          <w:tcPr>
+            <w:tcW w:w="1500" w:type="dxa"/>
+          </w:tcPr>
+          <w:p>
+            <w:pPr>
+              <w:pStyle w:val="RTableText"/>
+              <w:keepNext/>
+            </w:pPr>
+            <w:r>
+              <w:t>25%</w:t>
+            </w:r>
+          </w:p>
+        </w:tc>
+        <w:tc>
+          <w:tcPr>
+            <w:tcW w:w="1000" w:type="dxa"/>
+          </w:tcPr>
+          <w:p>
+            <w:pPr>
+              <w:pStyle w:val="RTableText"/>
+              <w:keepNext/>
+              <w:jc w:val="center"/>
+            </w:pPr>
+            <w:r>
+              <w:t>10</w:t>
+            </w:r>
+          </w:p>
+        </w:tc>
+        <w:tc>
+          <w:tcPr>
+            <w:tcW w:w="1500" w:type="dxa"/>
+          </w:tcPr>
+          <w:p>
+            <w:pPr>
+              <w:pStyle w:val="RTableText"/>
+              <w:keepNext/>
+              <w:jc w:val="center"/>
+            </w:pPr>
+            <w:r>
+              <w:t>3,782</w:t>
+            </w:r>
+          </w:p>
+        </w:tc>
+        <w:tc>
+          <w:tcPr>
+            <w:tcW w:w="1100" w:type="dxa"/>
+          </w:tcPr>
+          <w:p>
+            <w:pPr>
+              <w:pStyle w:val="RTableText"/>
+              <w:keepNext/>
+              <w:jc w:val="center"/>
+            </w:pPr>
+            <w:r>
+              <w:t>500</w:t>
+            </w:r>
+          </w:p>
+        </w:tc>
+        <w:tc>
+          <w:tcPr>
+            <w:tcW w:w="1600" w:type="dxa"/>
+          </w:tcPr>
+          <w:p>
+            <w:pPr>
+              <w:pStyle w:val="RTableText"/>
+              <w:keepNext/>
+              <w:jc w:val="center"/>
+            </w:pPr>
+            <w:r>
+              <w:t>62 / 84 / 94 / 96</w:t>
+            </w:r>
+          </w:p>
+        </w:tc>
+        <w:tc>
+          <w:tcPr>
+            <w:tcW w:w="1600" w:type="dxa"/>
+          </w:tcPr>
+          <w:p>
+            <w:pPr>
+              <w:pStyle w:val="RTableText"/>
+              <w:keepNext/>
+              <w:jc w:val="center"/>
+            </w:pPr>
+            <w:r>
+              <w:t>56 / 82 / 88 / 94</w:t>
+            </w:r>
+          </w:p>
+        </w:tc>
+      </w:tr>
+      <w:tr>
+        <w:trPr>
+          <w:cantSplit/>
+          <w:jc w:val="center"/>
+        </w:trPr>
+        <w:tc>
+          <w:tcPr>
+            <w:tcW w:w="1500" w:type="dxa"/>
+          </w:tcPr>
+          <w:p>
+            <w:pPr>
+              <w:pStyle w:val="RTableText"/>
+              <w:keepNext/>
+            </w:pPr>
+            <w:r>
+              <w:t>50%</w:t>
+            </w:r>
+          </w:p>
+        </w:tc>
+        <w:tc>
+          <w:tcPr>
+            <w:tcW w:w="1000" w:type="dxa"/>
+          </w:tcPr>
+          <w:p>
+            <w:pPr>
+              <w:pStyle w:val="RTableText"/>
+              <w:keepNext/>
+              <w:jc w:val="center"/>
+            </w:pPr>
+            <w:r>
+              <w:t>20</w:t>
+            </w:r>
+          </w:p>
+        </w:tc>
+        <w:tc>
+          <w:tcPr>
+            <w:tcW w:w="1500" w:type="dxa"/>
+          </w:tcPr>
+          <w:p>
+            <w:pPr>
+              <w:pStyle w:val="RTableText"/>
+              <w:keepNext/>
+              <w:jc w:val="center"/>
+            </w:pPr>
+            <w:r>
+              <w:t>3,774</w:t>
+            </w:r>
+          </w:p>
+        </w:tc>
+        <w:tc>
+          <w:tcPr>
+            <w:tcW w:w="1100" w:type="dxa"/>
+          </w:tcPr>
+          <w:p>
+            <w:pPr>
+              <w:pStyle w:val="RTableText"/>
+              <w:keepNext/>
+              <w:jc w:val="center"/>
+            </w:pPr>
+            <w:r>
+              <w:t>260</w:t>
+            </w:r>
+          </w:p>
+        </w:tc>
+        <w:tc>
+          <w:tcPr>
+            <w:tcW w:w="1600" w:type="dxa"/>
+          </w:tcPr>
+          <w:p>
+            <w:pPr>
+              <w:pStyle w:val="RTableText"/>
+              <w:keepNext/>
+              <w:jc w:val="center"/>
+            </w:pPr>
+            <w:r>
+              <w:t>46 / 66 / 74 / 82</w:t>
+            </w:r>
+          </w:p>
+        </w:tc>
+        <w:tc>
+          <w:tcPr>
+            <w:tcW w:w="1600" w:type="dxa"/>
+          </w:tcPr>
+          <w:p>
+            <w:pPr>
+              <w:pStyle w:val="RTableText"/>
+              <w:keepNext/>
+              <w:jc w:val="center"/>
+            </w:pPr>
+            <w:r>
+              <w:t>56 / 82 / 88 / 94</w:t>
+            </w:r>
+          </w:p>
+        </w:tc>
+      </w:tr>
+      <w:tr>
+        <w:trPr>
+          <w:cantSplit/>
+          <w:jc w:val="center"/>
+        </w:trPr>
+        <w:tc>
+          <w:tcPr>
+            <w:tcW w:w="1500" w:type="dxa"/>
+          </w:tcPr>
+          <w:p>
+            <w:pPr>
+              <w:pStyle w:val="RTableText"/>
+              <w:keepNext/>
+            </w:pPr>
+            <w:r>
+              <w:t>75%</w:t>
+            </w:r>
+          </w:p>
+        </w:tc>
+        <w:tc>
+          <w:tcPr>
+            <w:tcW w:w="1000" w:type="dxa"/>
+          </w:tcPr>
+          <w:p>
+            <w:pPr>
+              <w:pStyle w:val="RTableText"/>
+              <w:keepNext/>
+              <w:jc w:val="center"/>
+            </w:pPr>
+            <w:r>
+              <w:t>30</w:t>
+            </w:r>
+          </w:p>
+        </w:tc>
+        <w:tc>
+          <w:tcPr>
+            <w:tcW w:w="1500" w:type="dxa"/>
+          </w:tcPr>
+          <w:p>
+            <w:pPr>
+              <w:pStyle w:val="RTableText"/>
+              <w:keepNext/>
+              <w:jc w:val="center"/>
+            </w:pPr>
+            <w:r>
+              <w:t>3,761</w:t>
+            </w:r>
+          </w:p>
+        </w:tc>
+        <w:tc>
+          <w:tcPr>
+            <w:tcW w:w="1100" w:type="dxa"/>
+          </w:tcPr>
+          <w:p>
+            <w:pPr>
+              <w:pStyle w:val="RTableText"/>
+              <w:keepNext/>
+              <w:jc w:val="center"/>
+            </w:pPr>
+            <w:r>
+              <w:t>4</w:t>
+            </w:r>
+          </w:p>
+        </w:tc>
+        <w:tc>
+          <w:tcPr>
+            <w:tcW w:w="1600" w:type="dxa"/>
+          </w:tcPr>
+          <w:p>
+            <w:pPr>
+              <w:pStyle w:val="RTableText"/>
+              <w:keepNext/>
+              <w:jc w:val="center"/>
+            </w:pPr>
+            <w:r>
+              <w:t>0 / 0 / 0 / 0</w:t>
+            </w:r>
+          </w:p>
+        </w:tc>
+        <w:tc>
+          <w:tcPr>
+            <w:tcW w:w="1600" w:type="dxa"/>
+          </w:tcPr>
+          <w:p>
+            <w:pPr>
+              <w:pStyle w:val="RTableText"/>
+              <w:keepNext/>
+              <w:jc w:val="center"/>
+            </w:pPr>
+            <w:r>
+              <w:t>56 / 82 / 88 / 94</w:t>
+            </w:r>
+          </w:p>
+        </w:tc>
+      </w:tr>
+      <w:tr>
+        <w:trPr>
+          <w:cantSplit/>
+          <w:jc w:val="center"/>
+        </w:trPr>
+        <w:tc>
+          <w:tcPr>
+            <w:tcW w:w="1500" w:type="dxa"/>
+          </w:tcPr>
+          <w:p>
+            <w:pPr>
+              <w:pStyle w:val="RTableText"/>
+              <w:keepNext/>
+            </w:pPr>
+            <w:r>
+              <w:t>100% (Table 7.4)</w:t>
+            </w:r>
+          </w:p>
+        </w:tc>
+        <w:tc>
+          <w:tcPr>
+            <w:tcW w:w="1000" w:type="dxa"/>
+          </w:tcPr>
+          <w:p>
+            <w:pPr>
+              <w:pStyle w:val="RTableText"/>
+              <w:keepNext/>
+              <w:jc w:val="center"/>
+            </w:pPr>
+            <w:r>
+              <w:t>40</w:t>
+            </w:r>
+          </w:p>
+        </w:tc>
+        <w:tc>
+          <w:tcPr>
+            <w:tcW w:w="1500" w:type="dxa"/>
+          </w:tcPr>
+          <w:p>
+            <w:pPr>
+              <w:pStyle w:val="RTableText"/>
+              <w:keepNext/>
+              <w:jc w:val="center"/>
+            </w:pPr>
+            <w:r>
+              <w:t>3,747</w:t>
+            </w:r>
+          </w:p>
+        </w:tc>
+        <w:tc>
+          <w:tcPr>
+            <w:tcW w:w="1100" w:type="dxa"/>
+          </w:tcPr>
+          <w:p>
+            <w:pPr>
+              <w:pStyle w:val="RTableText"/>
+              <w:keepNext/>
+              <w:jc w:val="center"/>
+            </w:pPr>
+            <w:r>
+              <w:t>0</w:t>
+            </w:r>
+          </w:p>
+        </w:tc>
+        <w:tc>
+          <w:tcPr>
+            <w:tcW w:w="1600" w:type="dxa"/>
+          </w:tcPr>
+          <w:p>
+            <w:pPr>
+              <w:pStyle w:val="RTableText"/>
+              <w:keepNext/>
+              <w:jc w:val="center"/>
+            </w:pPr>
+            <w:r>
+              <w:t>0 / 0 / 0 / 0</w:t>
+            </w:r>
+          </w:p>
+        </w:tc>
+        <w:tc>
+          <w:tcPr>
+            <w:tcW w:w="1600" w:type="dxa"/>
+          </w:tcPr>
+          <w:p>
+            <w:pPr>
+              <w:pStyle w:val="RTableText"/>
+              <w:keepNext/>
+              <w:jc w:val="center"/>
+            </w:pPr>
+            <w:r>
+              <w:t>56 / 82 / 88 / 94</w:t>
+            </w:r>
+          </w:p>
+        </w:tc>
+      </w:tr>
+    </w:tbl>
+    <w:p>
+      <w:pPr>
+        <w:pStyle w:val="RTableText"/>
+        <w:spacing w:after="160"/>
+      </w:pPr>
+    </w:p>
+    <w:p>
+      <w:pPr>
+        <w:pStyle w:val="RFigure"/>
+      </w:pPr>
+      <w:r>
+        <w:rPr>
+          <w:noProof/>
+        </w:rPr>
+        <w:drawing>
+          <wp:inline distT="0" distB="0" distL="0" distR="0" wp14:anchorId="6E348001" wp14:editId="6F1F93AE">
+            <wp:extent cx="4480560" cy="2472033"/>
+            <wp:effectExtent l="0" t="0" r="0" b="0"/>
+            <wp:docPr id="1406242365" name="Picture 1406242365" descr="Attack success and clean accuracy as the provenance cut-off tightens from none to 40 words, with three poison documents"/>
+            <wp:cNvGraphicFramePr>
+              <a:graphicFrameLocks xmlns:a="http://schemas.openxmlformats.org/drawingml/2006/main" noChangeAspect="1"/>
+            </wp:cNvGraphicFramePr>
+            <a:graphic xmlns:a="http://schemas.openxmlformats.org/drawingml/2006/main">
+              <a:graphicData uri="http://schemas.openxmlformats.org/drawingml/2006/picture">
+                <pic:pic xmlns:pic="http://schemas.openxmlformats.org/drawingml/2006/picture">
+                  <pic:nvPicPr>
+                    <pic:cNvPr id="0" name="graded_provenance.png"/>
+                    <pic:cNvPicPr/>
+                  </pic:nvPicPr>
+                  <pic:blipFill>
+                    <a:blip r:embed="rId31"/>
+                    <a:stretch>
+                      <a:fillRect/>
+                    </a:stretch>
+                  </pic:blipFill>
+                  <pic:spPr>
+                    <a:xfrm>
+                      <a:off x="0" y="0"/>
+                      <a:ext cx="4480560" cy="2472033"/>
+                    </a:xfrm>
+                    <a:prstGeom prst="rect">
+                      <a:avLst/>
+                    </a:prstGeom>
+                  </pic:spPr>
+                </pic:pic>
+              </a:graphicData>
+            </a:graphic>
+          </wp:inline>
+        </w:drawing>
+      </w:r>
+    </w:p>
+    <w:p>
+      <w:pPr>
+        <w:pStyle w:val="RFigCaption"/>
+      </w:pPr>
+      <w:bookmarkStart w:id="134" w:name="_Toc244366162"/>
+      <w:r>
+        <w:rPr>
+          <w:b/>
+        </w:rPr>
+        <w:t>Fig. 7.5</w:t>
+      </w:r>
+      <w:r>
+        <w:t xml:space="preserve"> Effect of the provenance cut-off on attack success (three poison documents) and on clean accuracy</w:t>
+      </w:r>
+      <w:bookmarkEnd w:id="134"/>
+    </w:p>
+    <w:p>
+      <w:pPr>
         <w:pStyle w:val="RSection"/>
       </w:pPr>
-      <w:bookmarkStart w:id="129" w:name="_Toc243864255"/>
+      <w:bookmarkStart w:id="135" w:name="_Toc244366134"/>
       <w:r>
         <w:t>7.2 DISCUSSION</w:t>
       </w:r>
-      <w:bookmarkEnd w:id="129"/>
+      <w:bookmarkEnd w:id="135"/>
     </w:p>
     <w:p>
       <w:pPr>
@@ -25715,6 +28492,7 @@
         <w:rPr>
           <w:b/>
         </w:rPr>
+        <w:lastRenderedPageBreak/>
         <w:t>Why voting fails.</w:t>
       </w:r>
       <w:r>
@@ -25751,7 +28529,42 @@
         <w:rPr>
           <w:b/>
         </w:rPr>
-        <w:lastRenderedPageBreak/>
+        <w:t>Why the manifest works, and what it assumes.</w:t>
+      </w:r>
+      <w:r>
+        <w:t xml:space="preserve"> It judges origin, not appearance, so padding or rewording cannot get a poison text past it: whatever the text says, its digest is not in the manifest. The 0% is therefore a consequence of the threat model (poison injected after ingest), not an empirical surprise. It does not help against poison that is already in the corpus when the manifest is built, the manifest has to be regenerated whenever the corpus legitimately changes, and the file itself must be out of the attacker's reach.</w:t>
+      </w:r>
+    </w:p>
+    <w:p>
+      <w:pPr>
+        <w:pStyle w:val="RBullet"/>
+        <w:numPr>
+          <w:ilvl w:val="0"/>
+          <w:numId w:val="1"/>
+        </w:numPr>
+      </w:pPr>
+      <w:r>
+        <w:rPr>
+          <w:b/>
+        </w:rPr>
+        <w:t>Lesson from the three defenses.</w:t>
+      </w:r>
+      <w:r>
+        <w:t xml:space="preserve"> A defense that relies on how a document looks (its length) can be matched by an attacker who knows the rule; a defense that relies on where a document came from cannot, but it needs a trusted record made before the attack.</w:t>
+      </w:r>
+    </w:p>
+    <w:p>
+      <w:pPr>
+        <w:pStyle w:val="RBullet"/>
+        <w:numPr>
+          <w:ilvl w:val="0"/>
+          <w:numId w:val="1"/>
+        </w:numPr>
+      </w:pPr>
+      <w:r>
+        <w:rPr>
+          <w:b/>
+        </w:rPr>
         <w:t>Honest framing.</w:t>
       </w:r>
       <w:r>
@@ -25762,11 +28575,11 @@
       <w:pPr>
         <w:pStyle w:val="RSection"/>
       </w:pPr>
-      <w:bookmarkStart w:id="130" w:name="_Toc243864256"/>
+      <w:bookmarkStart w:id="136" w:name="_Toc244366135"/>
       <w:r>
         <w:t>7.3 CONCLUSIONS</w:t>
       </w:r>
-      <w:bookmarkEnd w:id="130"/>
+      <w:bookmarkEnd w:id="136"/>
     </w:p>
     <w:p>
       <w:pPr>
@@ -25801,6 +28614,7 @@
         </w:numPr>
       </w:pPr>
       <w:r>
+        <w:lastRenderedPageBreak/>
         <w:t>A length-based provenance filter fully stops short, unpadded poison at no cost to clean accuracy, and an isolate-then-aggregate vote does not, because it loses accuracy and fails when poison is the majority.</w:t>
       </w:r>
     </w:p>
@@ -25825,6 +28639,30 @@
         </w:numPr>
       </w:pPr>
       <w:r>
+        <w:t>A content-hash manifest of ingest-time chunks stops both short and padded poison (ASR 0% at every poison count) with clean accuracy unchanged at 94%, because it checks origin rather than appearance; its guarantee holds only for poison injected after the manifest was made.</w:t>
+      </w:r>
+    </w:p>
+    <w:p>
+      <w:pPr>
+        <w:pStyle w:val="RBullet"/>
+        <w:numPr>
+          <w:ilvl w:val="0"/>
+          <w:numId w:val="3"/>
+        </w:numPr>
+      </w:pPr>
+      <w:r>
+        <w:t>Grading the provenance cut-off shows that the length filter's protection is set by where the poison lengths fall: ASR goes from the undefended level at 10 words, through partial protection at 20 words, to 0% at 30 and 40 words, and no level helps against padded poison.</w:t>
+      </w:r>
+    </w:p>
+    <w:p>
+      <w:pPr>
+        <w:pStyle w:val="RBullet"/>
+        <w:numPr>
+          <w:ilvl w:val="0"/>
+          <w:numId w:val="3"/>
+        </w:numPr>
+      </w:pPr>
+      <w:r>
         <w:t>The testbed runs on a 6 GB laptop and is fully reproducible, and the Gradio demonstration shows the attack and defense to a non-specialist audience.</w:t>
       </w:r>
     </w:p>
@@ -25832,11 +28670,11 @@
       <w:pPr>
         <w:pStyle w:val="RSection"/>
       </w:pPr>
-      <w:bookmarkStart w:id="131" w:name="_Toc243864257"/>
+      <w:bookmarkStart w:id="137" w:name="_Toc244366136"/>
       <w:r>
         <w:t>7.4 LIMITATION OF PROJECT</w:t>
       </w:r>
-      <w:bookmarkEnd w:id="131"/>
+      <w:bookmarkEnd w:id="137"/>
     </w:p>
     <w:p>
       <w:pPr>
@@ -25912,17 +28750,6 @@
     </w:p>
     <w:p>
       <w:pPr>
-        <w:pStyle w:val="RSection"/>
-      </w:pPr>
-      <w:bookmarkStart w:id="132" w:name="_Toc243864258"/>
-      <w:r>
-        <w:lastRenderedPageBreak/>
-        <w:t>7.5 DIFFICULTIES ENCOUNTERED</w:t>
-      </w:r>
-      <w:bookmarkEnd w:id="132"/>
-    </w:p>
-    <w:p>
-      <w:pPr>
         <w:pStyle w:val="RBullet"/>
         <w:numPr>
           <w:ilvl w:val="0"/>
@@ -25930,8 +28757,19 @@
         </w:numPr>
       </w:pPr>
       <w:r>
-        <w:t>The first baseline scored 76%; most misses were labelling and scoring faults that had to be found and fixed before any attack could be measured.</w:t>
-      </w:r>
+        <w:t>The hash manifest is evaluated only against poison injected after ingest; poison present at ingest, a tampered manifest file and legitimate corpus updates (which need the manifest regenerated) are not tested.</w:t>
+      </w:r>
+    </w:p>
+    <w:p>
+      <w:pPr>
+        <w:pStyle w:val="RSection"/>
+      </w:pPr>
+      <w:bookmarkStart w:id="138" w:name="_Toc244366137"/>
+      <w:r>
+        <w:lastRenderedPageBreak/>
+        <w:t>7.5 DIFFICULTIES ENCOUNTERED</w:t>
+      </w:r>
+      <w:bookmarkEnd w:id="138"/>
     </w:p>
     <w:p>
       <w:pPr>
@@ -25942,7 +28780,7 @@
         </w:numPr>
       </w:pPr>
       <w:r>
-        <w:t>About 20 poison documents had to be reworded to reach the top five; some questions (q011, q027, q036, q049) were crowded by genuine chunks.</w:t>
+        <w:t>The first baseline scored 76%; most misses were labelling and scoring faults that had to be found and fixed before any attack could be measured.</w:t>
       </w:r>
     </w:p>
     <w:p>
@@ -25954,7 +28792,7 @@
         </w:numPr>
       </w:pPr>
       <w:r>
-        <w:t>The first voting defense reduced clean accuracy from 80% to 60% on a smoke test and recovered nothing, forcing the redesign toward provenance.</w:t>
+        <w:t>About 20 poison documents had to be reworded to reach the top five; some questions (q011, q027, q036, q049) were crowded by genuine chunks.</w:t>
       </w:r>
     </w:p>
     <w:p>
@@ -25966,7 +28804,7 @@
         </w:numPr>
       </w:pPr>
       <w:r>
-        <w:t>The first provenance version failed at five or more poison documents (ASR 60% and 96%) because all five slots held poison; over-fetching fixed it.</w:t>
+        <w:t>The first voting defense reduced clean accuracy from 80% to 60% on a smoke test and recovered nothing, forcing the redesign toward provenance.</w:t>
       </w:r>
     </w:p>
     <w:p>
@@ -25978,18 +28816,8 @@
         </w:numPr>
       </w:pPr>
       <w:r>
-        <w:t>Windows text encoding (cp1252) broke printing of corpus characters until Python was run in UTF-8 mode, and the answer cache needed a single-writer rule.</w:t>
-      </w:r>
-    </w:p>
-    <w:p>
-      <w:pPr>
-        <w:pStyle w:val="RSection"/>
-      </w:pPr>
-      <w:bookmarkStart w:id="133" w:name="_Toc243864259"/>
-      <w:r>
-        <w:t>7.6 FUTURE ENHANCEMENT SUGGESTIONS</w:t>
-      </w:r>
-      <w:bookmarkEnd w:id="133"/>
+        <w:t>The first provenance version failed at five or more poison documents (ASR 60% and 96%) because all five slots held poison; over-fetching fixed it.</w:t>
+      </w:r>
     </w:p>
     <w:p>
       <w:pPr>
@@ -26000,7 +28828,7 @@
         </w:numPr>
       </w:pPr>
       <w:r>
-        <w:t>Replace the length heuristic with a content-hash manifest of chunks produced at trusted ingest time, so injected documents cannot be admitted at all.</w:t>
+        <w:t>Windows text encoding (cp1252) broke printing of corpus characters until Python was run in UTF-8 mode, and the answer cache needed a single-writer rule.</w:t>
       </w:r>
     </w:p>
     <w:p>
@@ -26012,8 +28840,18 @@
         </w:numPr>
       </w:pPr>
       <w:r>
-        <w:t>Add retrieval-time defenses such as embedding-outlier or perplexity checks and certified aggregation as in RobustRAG.</w:t>
-      </w:r>
+        <w:t>The graded provenance levels were meant to spread the protection evenly over 25%, 50%, 75% and 100%, but the stub lengths put almost all of the change between 20 and 30 words, so the 75% level already behaves like the full filter.</w:t>
+      </w:r>
+    </w:p>
+    <w:p>
+      <w:pPr>
+        <w:pStyle w:val="RSection"/>
+      </w:pPr>
+      <w:bookmarkStart w:id="139" w:name="_Toc244366138"/>
+      <w:r>
+        <w:t>7.6 FUTURE ENHANCEMENT SUGGESTIONS</w:t>
+      </w:r>
+      <w:bookmarkEnd w:id="139"/>
     </w:p>
     <w:p>
       <w:pPr>
@@ -26024,7 +28862,7 @@
         </w:numPr>
       </w:pPr>
       <w:r>
-        <w:t>Evaluate larger readers, more domains and more questions, and report confidence intervals.</w:t>
+        <w:t>Protect the manifest itself (signed or write-once storage), regenerate it on legitimate corpus updates, and add ingest-time screening for poison that is already present when the manifest is made.</w:t>
       </w:r>
     </w:p>
     <w:p>
@@ -26036,7 +28874,7 @@
         </w:numPr>
       </w:pPr>
       <w:r>
-        <w:t>Add stronger attackers: poison optimised against the embedder, and poison mixed into genuine text.</w:t>
+        <w:t>Add retrieval-time defenses such as embedding-outlier or perplexity checks and certified aggregation as in RobustRAG.</w:t>
       </w:r>
     </w:p>
     <w:p>
@@ -26048,6 +28886,30 @@
         </w:numPr>
       </w:pPr>
       <w:r>
+        <w:t>Evaluate larger readers, more domains and more questions, and report confidence intervals.</w:t>
+      </w:r>
+    </w:p>
+    <w:p>
+      <w:pPr>
+        <w:pStyle w:val="RBullet"/>
+        <w:numPr>
+          <w:ilvl w:val="0"/>
+          <w:numId w:val="1"/>
+        </w:numPr>
+      </w:pPr>
+      <w:r>
+        <w:t>Add stronger attackers: poison optimised against the embedder, and poison mixed into genuine text.</w:t>
+      </w:r>
+    </w:p>
+    <w:p>
+      <w:pPr>
+        <w:pStyle w:val="RBullet"/>
+        <w:numPr>
+          <w:ilvl w:val="0"/>
+          <w:numId w:val="1"/>
+        </w:numPr>
+      </w:pPr>
+      <w:r>
         <w:t>Add an LLM judge alongside string matching, and multi-hop questions.</w:t>
       </w:r>
     </w:p>
@@ -26055,7 +28917,7 @@
       <w:pPr>
         <w:pStyle w:val="RChapter"/>
       </w:pPr>
-      <w:bookmarkStart w:id="134" w:name="_Toc243864260"/>
+      <w:bookmarkStart w:id="140" w:name="_Toc244366139"/>
       <w:r>
         <w:lastRenderedPageBreak/>
         <w:t>CHAPTER 8</w:t>
@@ -26064,17 +28926,17 @@
         <w:br/>
         <w:t>BIBLIOGRAPHY &amp; REFERENCES</w:t>
       </w:r>
-      <w:bookmarkEnd w:id="134"/>
+      <w:bookmarkEnd w:id="140"/>
     </w:p>
     <w:p>
       <w:pPr>
         <w:pStyle w:val="RSection"/>
       </w:pPr>
-      <w:bookmarkStart w:id="135" w:name="_Toc243864261"/>
+      <w:bookmarkStart w:id="141" w:name="_Toc244366140"/>
       <w:r>
         <w:t>8.1 REFERENCE BOOKS</w:t>
       </w:r>
-      <w:bookmarkEnd w:id="135"/>
+      <w:bookmarkEnd w:id="141"/>
     </w:p>
     <w:p>
       <w:pPr>
@@ -26137,11 +28999,11 @@
       <w:pPr>
         <w:pStyle w:val="RSection"/>
       </w:pPr>
-      <w:bookmarkStart w:id="136" w:name="_Toc243864262"/>
+      <w:bookmarkStart w:id="142" w:name="_Toc244366141"/>
       <w:r>
         <w:t>8.2 OTHER DOCUMENTATION &amp; RESOURCES</w:t>
       </w:r>
-      <w:bookmarkEnd w:id="136"/>
+      <w:bookmarkEnd w:id="142"/>
     </w:p>
     <w:p>
       <w:pPr>
@@ -26245,6 +29107,16 @@
         <w:jc w:val="left"/>
       </w:pPr>
       <w:r>
+        <w:t>National Institute of Standards and Technology. (2015). Secure Hash Standard (SHS) (FIPS PUB 180-4).</w:t>
+      </w:r>
+    </w:p>
+    <w:p>
+      <w:pPr>
+        <w:pStyle w:val="RBullet"/>
+        <w:ind w:left="720" w:hanging="720"/>
+        <w:jc w:val="left"/>
+      </w:pPr>
+      <w:r>
         <w:t xml:space="preserve">Qwen Team. (2024). Qwen2.5 technical report. </w:t>
       </w:r>
       <w:r>
@@ -26264,6 +29136,7 @@
         <w:jc w:val="left"/>
       </w:pPr>
       <w:r>
+        <w:lastRenderedPageBreak/>
         <w:t xml:space="preserve">Reimers, N., &amp; Gurevych, I. (2019). Sentence-BERT: Sentence embeddings using Siamese BERT-networks. </w:t>
       </w:r>
       <w:r>
@@ -26283,7 +29156,6 @@
         <w:jc w:val="left"/>
       </w:pPr>
       <w:r>
-        <w:lastRenderedPageBreak/>
         <w:t xml:space="preserve">Wang, W., Wei, F., Dong, L., Bao, H., Yang, N., &amp; Zhou, M. (2020). MiniLM: Deep self-attention distillation for task-agnostic compression of pre-trained transformers. </w:t>
       </w:r>
       <w:r>
@@ -26404,11 +29276,11 @@
       <w:pPr>
         <w:pStyle w:val="RListTitle"/>
       </w:pPr>
-      <w:bookmarkStart w:id="137" w:name="_Toc243864263"/>
+      <w:bookmarkStart w:id="143" w:name="_Toc244366142"/>
       <w:r>
         <w:t>ANNEXURE I</w:t>
       </w:r>
-      <w:bookmarkEnd w:id="137"/>
+      <w:bookmarkEnd w:id="143"/>
     </w:p>
     <w:p>
       <w:pPr>
@@ -26437,10 +29309,7 @@
         <w:t>python app.py</w:t>
       </w:r>
       <w:r>
-        <w:t xml:space="preserve"> and opened at http://127.0.0.1:7860. A dropdown selects one of the 50 questions and a radio button selects 1, 3, 5 or 10 poison documents. Four buttons are provided: ask without poison, inject poison and ask again, switch the provenance defense on and ask again, and run all three together. The answer appears in three columns (clean, poisoned, defended) with a verdict (correct, attack succeeded, or neither) and a table of the top retrieved chunks that marks which chunks the defense dropped and which are poi</w:t>
-      </w:r>
-      <w:r>
-        <w:t>son. Below the columns the full results table is shown. For question q003 the clean answer is 1944, the poisoned answer 1954, and the defended answer 1944.</w:t>
+        <w:t xml:space="preserve"> and opened at http://127.0.0.1:7860. A dropdown selects one of the 50 questions and a radio button selects 1, 3, 5 or 10 poison documents, a second radio button selects the attacker (short stubs or poison padded to chunk length) and a dropdown selects the defense (provenance at 40, 30, 20 or 10 words, or the hash manifest). Four buttons are provided: ask without poison, inject poison and ask again, switch the selected defense on and ask again, and run all three together. The answer appears in three columns (clean, poisoned, defended) with a verdict (correct, attack succeeded, or neither) and a table of the top retrieved chunks that marks which chunks the defense dropped and which are poison. Below the columns the full results table is shown. For question q003 the clean answer is 1944, the poisoned answer 1954, and the defended answer 1944. With the padded attacker the provenance defense leaves the answer at 1954, while the hash manifest restores 1944.</w:t>
       </w:r>
     </w:p>
     <w:p>
@@ -26463,11 +29332,11 @@
       <w:pPr>
         <w:pStyle w:val="RListTitle"/>
       </w:pPr>
-      <w:bookmarkStart w:id="138" w:name="_Toc243864264"/>
+      <w:bookmarkStart w:id="144" w:name="_Toc244366143"/>
       <w:r>
         <w:t>ANNEXURE II</w:t>
       </w:r>
-      <w:bookmarkEnd w:id="138"/>
+      <w:bookmarkEnd w:id="144"/>
     </w:p>
     <w:p>
       <w:pPr>
@@ -26532,7 +29401,7 @@
         <w:keepNext/>
       </w:pPr>
       <w:r>
-        <w:t>python -X utf8 attack.py --defense         # provenance and voting</w:t>
+        <w:t>python -X utf8 attack.py --defense         # manifest, graded provenance, voting</w:t>
       </w:r>
     </w:p>
     <w:p>
@@ -26550,6 +29419,15 @@
         <w:keepNext/>
       </w:pPr>
       <w:r>
+        <w:t>python -X utf8 plots.py                    # figures and data table</w:t>
+      </w:r>
+    </w:p>
+    <w:p>
+      <w:pPr>
+        <w:pStyle w:val="RCode"/>
+        <w:keepNext/>
+      </w:pPr>
+      <w:r>
         <w:t>python -X utf8 attack.py --summary         # print the results table</w:t>
       </w:r>
     </w:p>
@@ -26567,7 +29445,7 @@
       </w:pPr>
     </w:p>
     <w:sectPr>
-      <w:footerReference w:type="default" r:id="rId30"/>
+      <w:footerReference w:type="default" r:id="rId32"/>
       <w:pgSz w:w="11906" w:h="16838"/>
       <w:pgMar w:top="1440" w:right="1440" w:bottom="1440" w:left="2160" w:header="720" w:footer="720" w:gutter="0"/>
       <w:pgNumType w:start="1"/>
@@ -28794,10 +31672,6 @@
 </file>
 
 <file path=customXml/item1.xml><?xml version="1.0" encoding="utf-8"?>
-<b:Sources xmlns:b="http://schemas.openxmlformats.org/officeDocument/2006/bibliography" xmlns="http://schemas.openxmlformats.org/officeDocument/2006/bibliography" SelectedStyle="\APASixthEditionOfficeOnline.xsl" StyleName="APA" Version="6"/>
-</file>
-
-<file path=customXml/item2.xml><?xml version="1.0" encoding="utf-8"?>
 <s:customData xmlns="http://www.wps.cn/officeDocument/2013/wpsCustomData" xmlns:s="http://www.wps.cn/officeDocument/2013/wpsCustomData">
   <customSectProps/>
   <customShpExts>
@@ -28806,18 +31680,22 @@
 </s:customData>
 </file>
 
+<file path=customXml/item2.xml><?xml version="1.0" encoding="utf-8"?>
+<b:Sources xmlns:b="http://schemas.openxmlformats.org/officeDocument/2006/bibliography" xmlns="http://schemas.openxmlformats.org/officeDocument/2006/bibliography" SelectedStyle="\APASixthEditionOfficeOnline.xsl" StyleName="APA" Version="6"/>
+</file>
+
 <file path=customXml/itemProps1.xml><?xml version="1.0" encoding="utf-8"?>
+<ds:datastoreItem xmlns:ds="http://schemas.openxmlformats.org/officeDocument/2006/customXml" ds:itemID="{B1977F7D-205B-4081-913C-38D41E755F92}">
+  <ds:schemaRefs>
+    <ds:schemaRef ds:uri="http://www.wps.cn/officeDocument/2013/wpsCustomData"/>
+  </ds:schemaRefs>
+</ds:datastoreItem>
+</file>
+
+<file path=customXml/itemProps2.xml><?xml version="1.0" encoding="utf-8"?>
 <ds:datastoreItem xmlns:ds="http://schemas.openxmlformats.org/officeDocument/2006/customXml" ds:itemID="{45031021-E9EF-413F-9675-D33311C9F46E}">
   <ds:schemaRefs>
     <ds:schemaRef ds:uri="http://schemas.openxmlformats.org/officeDocument/2006/bibliography"/>
   </ds:schemaRefs>
 </ds:datastoreItem>
-</file>
-
-<file path=customXml/itemProps2.xml><?xml version="1.0" encoding="utf-8"?>
-<ds:datastoreItem xmlns:ds="http://schemas.openxmlformats.org/officeDocument/2006/customXml" ds:itemID="{B1977F7D-205B-4081-913C-38D41E755F92}">
-  <ds:schemaRefs>
-    <ds:schemaRef ds:uri="http://www.wps.cn/officeDocument/2013/wpsCustomData"/>
-  </ds:schemaRefs>
-</ds:datastoreItem>
 </file>
--- a/R2-Project-Report.docx
+++ b/R2-Project-Report.docx
@@ -1306,7 +1306,7 @@
       <w:pPr>
         <w:pStyle w:val="RPrelimTitle"/>
       </w:pPr>
-      <w:bookmarkStart w:id="0" w:name="_Toc244366041"/>
+      <w:bookmarkStart w:id="0" w:name="_Toc244368872"/>
       <w:r>
         <w:lastRenderedPageBreak/>
         <w:t>DEDICATION</w:t>
@@ -1329,7 +1329,7 @@
       <w:pPr>
         <w:pStyle w:val="RPrelimTitle"/>
       </w:pPr>
-      <w:bookmarkStart w:id="1" w:name="_Toc244366042"/>
+      <w:bookmarkStart w:id="1" w:name="_Toc244368873"/>
       <w:r>
         <w:lastRenderedPageBreak/>
         <w:t>ABSTRACT</w:t>
@@ -1341,7 +1341,7 @@
         <w:pStyle w:val="RBody"/>
       </w:pPr>
       <w:r>
-        <w:t>Retrieval-augmented generation (RAG) lets a language model answer from documents fetched at query time, which makes the document collection itself an attack surface. This project builds a laptop-scale testbed to measure how easily an attacker who can add documents to the collection can change the answers of a RAG system, and how well simple defenses hold up. The system indexes 125 Wikipedia articles on chemical elements (3,799 chunks) with the MiniLM embedding model and answers 50 factual questions with a 4-bit Qwen2.5-3B-Instruct reader that runs on a 6 GB GPU. Clean accuracy is 94%. A hand-written set of 500 poison documents (ten per question, three writing styles) is injected under the spoofed title of the true source article. A single poison document changes 58% of answers to the attacker's chosen value, three change 84% and ten change 96%, while the poison reaches the top five retrieved chunks in every case. A provenance defense that drops retrieved chunks too short to be genuine ingest chunks reduces the attack success rate to 0% with no loss of clean accuracy, whereas an isolate-then-aggregate voting defense loses 22 points of clean accuracy and fails once poison forms the majority. An adaptive attacker who pads the poison with genuine article sentences restores the attack success rate to between 56% and 94% against the provenance defense, showing that the filter exploits an artefact of the poison set rather than a robust property. A content-hash manifest of the chunks produced at ingest, which checks where a chunk came from rather than what it looks like, keeps clean accuracy at 94% and holds the attack success rate at 0% against both short and padded poison, and a graded series of provenance cut-offs (10, 20, 30 and 40 words) shows the length filter's protection falling away stepwise as the cut-off is lowered. A Gradio application replays the clean, poisoned and defended runs interactively, with a choice of attacker and defense.</w:t>
+        <w:t>Retrieval-augmented generation (RAG) lets a language model answer from documents fetched at query time, which makes the document collection itself an attack surface. This project builds a laptop-scale testbed to measure how easily an attacker who can add documents to the collection can change the answers of a RAG system, and how well simple defenses hold up. The system indexes 125 Wikipedia articles on chemical elements (3,799 chunks) with the MiniLM embedding model and answers 50 factual questions with a 4-bit Qwen2.5-3B-Instruct reader that runs on a 6 GB GPU. Clean accuracy is 94%. A hand-written set of 500 poison documents (ten per question, three writing styles) is injected under the spoofed title of the true source article. A single poison document changes 58% of answers to the attacker's chosen value, three change 84% and ten change 96%, while the poison reaches the top five retrieved chunks in every case. A provenance defense that drops retrieved chunks too short to be genuine ingest chunks reduces the attack success rate to 0% with no loss of clean accuracy, whereas an isolate-then-aggregate voting defense loses 22 points of clean accuracy and fails once poison forms the majority. An adaptive attacker who pads the poison with genuine article sentences restores the attack success rate to between 56% and 94% against the provenance defense, showing that the filter exploits an artefact of the poison set rather than a robust property. A content-hash manifest of the chunks produced at ingest, which checks where a chunk came from rather than what it looks like, keeps clean accuracy at 94% and holds the attack success rate at 0% against both short and padded poison, and a graded series of provenance cut-offs (10, 20, 30 and 40 words) shows the length filter's protection falling away stepwise as the cut-off is lowered. The strongest attacker copies a genuine chunk and swaps only the answer, so the poison is full length and every other fact in it is true; it is weaker than the stubs at one document (ASR 20%) but reaches 78% at ten, and the provenance filters do not stop it. The manifest again gives 0%, as does an earliest-ingest-wins rule that keeps the first-ingested member of each group of near-duplicate chunks of one article; a near-duplicate detector that abstains also gives 0%, but only by declining to answer (96% to 100% of questions). All of these assume that the poison is injected after ingest. A Gradio application replays the clean, poisoned and defended runs interactively, with a choice of attacker and defense.</w:t>
       </w:r>
     </w:p>
     <w:p>
@@ -1352,17 +1352,18 @@
         <w:rPr>
           <w:b/>
         </w:rPr>
+        <w:lastRenderedPageBreak/>
         <w:t>Keywords:</w:t>
       </w:r>
       <w:r>
-        <w:t xml:space="preserve"> Retrieval-augmented generation; Corpus poisoning; Adversarial robustness; Large language models; Provenance filtering; Content-hash manifest</w:t>
+        <w:t xml:space="preserve"> Retrieval-augmented generation; Corpus poisoning; Adversarial robustness; Large language models; Provenance filtering; Content-hash manifest; Near-duplicate detection</w:t>
       </w:r>
     </w:p>
     <w:p>
       <w:pPr>
         <w:pStyle w:val="RPrelimTitle"/>
       </w:pPr>
-      <w:bookmarkStart w:id="2" w:name="_Toc244366043"/>
+      <w:bookmarkStart w:id="2" w:name="_Toc244368874"/>
       <w:r>
         <w:lastRenderedPageBreak/>
         <w:t>LIST OF PUBLICATIONS</w:t>
@@ -1381,7 +1382,7 @@
       <w:pPr>
         <w:pStyle w:val="RPrelimTitle"/>
       </w:pPr>
-      <w:bookmarkStart w:id="3" w:name="_Toc244366044"/>
+      <w:bookmarkStart w:id="3" w:name="_Toc244368875"/>
       <w:r>
         <w:lastRenderedPageBreak/>
         <w:t>COPYRIGHT</w:t>
@@ -1401,7 +1402,7 @@
       <w:pPr>
         <w:pStyle w:val="RPrelimTitle"/>
       </w:pPr>
-      <w:bookmarkStart w:id="4" w:name="_Toc244366045"/>
+      <w:bookmarkStart w:id="4" w:name="_Toc244368876"/>
       <w:r>
         <w:lastRenderedPageBreak/>
         <w:t>UNDERTAKING</w:t>
@@ -1477,7 +1478,7 @@
       <w:pPr>
         <w:pStyle w:val="RPrelimTitle"/>
       </w:pPr>
-      <w:bookmarkStart w:id="5" w:name="_Toc244366046"/>
+      <w:bookmarkStart w:id="5" w:name="_Toc244368877"/>
       <w:r>
         <w:lastRenderedPageBreak/>
         <w:t>DECLARATION</w:t>
@@ -1528,7 +1529,7 @@
       <w:pPr>
         <w:pStyle w:val="RPrelimTitle"/>
       </w:pPr>
-      <w:bookmarkStart w:id="6" w:name="_Toc244366047"/>
+      <w:bookmarkStart w:id="6" w:name="_Toc244368878"/>
       <w:r>
         <w:lastRenderedPageBreak/>
         <w:t>CERTIFICATE FROM MENTOR</w:t>
@@ -1563,7 +1564,7 @@
       <w:pPr>
         <w:pStyle w:val="RPrelimTitle"/>
       </w:pPr>
-      <w:bookmarkStart w:id="7" w:name="_Toc244366048"/>
+      <w:bookmarkStart w:id="7" w:name="_Toc244368879"/>
       <w:r>
         <w:lastRenderedPageBreak/>
         <w:t>CERTIFICATE FROM COMPANY</w:t>
@@ -1582,7 +1583,7 @@
       <w:pPr>
         <w:pStyle w:val="RPrelimTitle"/>
       </w:pPr>
-      <w:bookmarkStart w:id="8" w:name="_Toc244366049"/>
+      <w:bookmarkStart w:id="8" w:name="_Toc244368880"/>
       <w:r>
         <w:lastRenderedPageBreak/>
         <w:t>PLAGIARISM CHECK CERTIFICATE FROM LIBRARY</w:t>
@@ -1673,7 +1674,7 @@
       <w:pPr>
         <w:pStyle w:val="RPrelimTitle"/>
       </w:pPr>
-      <w:bookmarkStart w:id="9" w:name="_Toc244366050"/>
+      <w:bookmarkStart w:id="9" w:name="_Toc244368881"/>
       <w:r>
         <w:lastRenderedPageBreak/>
         <w:t>ACKNOWLEDGEMENTS</w:t>
@@ -1692,7 +1693,7 @@
       <w:pPr>
         <w:pStyle w:val="RPrelimTitle"/>
       </w:pPr>
-      <w:bookmarkStart w:id="10" w:name="_Toc244366051"/>
+      <w:bookmarkStart w:id="10" w:name="_Toc244368882"/>
       <w:r>
         <w:lastRenderedPageBreak/>
         <w:t>TABLE OF CONTENTS</w:t>
@@ -1723,7 +1724,7 @@
       <w:r>
         <w:fldChar w:fldCharType="separate"/>
       </w:r>
-      <w:hyperlink w:anchor="_Toc244366041" w:history="1">
+      <w:hyperlink w:anchor="_Toc244368872" w:history="1">
         <w:r>
           <w:rPr>
             <w:rStyle w:val="Hyperlink"/>
@@ -1750,7 +1751,7 @@
             <w:noProof/>
             <w:webHidden/>
           </w:rPr>
-          <w:instrText xml:space="preserve"> PAGEREF _Toc244366041 \h </w:instrText>
+          <w:instrText xml:space="preserve"> PAGEREF _Toc244368872 \h </w:instrText>
         </w:r>
         <w:r>
           <w:rPr>
@@ -1796,7 +1797,7 @@
           <w14:ligatures w14:val="standardContextual"/>
         </w:rPr>
       </w:pPr>
-      <w:hyperlink w:anchor="_Toc244366042" w:history="1">
+      <w:hyperlink w:anchor="_Toc244368873" w:history="1">
         <w:r>
           <w:rPr>
             <w:rStyle w:val="Hyperlink"/>
@@ -1823,7 +1824,7 @@
             <w:noProof/>
             <w:webHidden/>
           </w:rPr>
-          <w:instrText xml:space="preserve"> PAGEREF _Toc244366042 \h </w:instrText>
+          <w:instrText xml:space="preserve"> PAGEREF _Toc244368873 \h </w:instrText>
         </w:r>
         <w:r>
           <w:rPr>
@@ -1869,7 +1870,7 @@
           <w14:ligatures w14:val="standardContextual"/>
         </w:rPr>
       </w:pPr>
-      <w:hyperlink w:anchor="_Toc244366043" w:history="1">
+      <w:hyperlink w:anchor="_Toc244368874" w:history="1">
         <w:r>
           <w:rPr>
             <w:rStyle w:val="Hyperlink"/>
@@ -1896,7 +1897,7 @@
             <w:noProof/>
             <w:webHidden/>
           </w:rPr>
-          <w:instrText xml:space="preserve"> PAGEREF _Toc244366043 \h </w:instrText>
+          <w:instrText xml:space="preserve"> PAGEREF _Toc244368874 \h </w:instrText>
         </w:r>
         <w:r>
           <w:rPr>
@@ -1916,7 +1917,7 @@
             <w:noProof/>
             <w:webHidden/>
           </w:rPr>
-          <w:t>v</w:t>
+          <w:t>vi</w:t>
         </w:r>
         <w:r>
           <w:rPr>
@@ -1942,7 +1943,7 @@
           <w14:ligatures w14:val="standardContextual"/>
         </w:rPr>
       </w:pPr>
-      <w:hyperlink w:anchor="_Toc244366044" w:history="1">
+      <w:hyperlink w:anchor="_Toc244368875" w:history="1">
         <w:r>
           <w:rPr>
             <w:rStyle w:val="Hyperlink"/>
@@ -1969,7 +1970,7 @@
             <w:noProof/>
             <w:webHidden/>
           </w:rPr>
-          <w:instrText xml:space="preserve"> PAGEREF _Toc244366044 \h </w:instrText>
+          <w:instrText xml:space="preserve"> PAGEREF _Toc244368875 \h </w:instrText>
         </w:r>
         <w:r>
           <w:rPr>
@@ -1989,7 +1990,7 @@
             <w:noProof/>
             <w:webHidden/>
           </w:rPr>
-          <w:t>vi</w:t>
+          <w:t>vii</w:t>
         </w:r>
         <w:r>
           <w:rPr>
@@ -2015,7 +2016,7 @@
           <w14:ligatures w14:val="standardContextual"/>
         </w:rPr>
       </w:pPr>
-      <w:hyperlink w:anchor="_Toc244366045" w:history="1">
+      <w:hyperlink w:anchor="_Toc244368876" w:history="1">
         <w:r>
           <w:rPr>
             <w:rStyle w:val="Hyperlink"/>
@@ -2042,7 +2043,7 @@
             <w:noProof/>
             <w:webHidden/>
           </w:rPr>
-          <w:instrText xml:space="preserve"> PAGEREF _Toc244366045 \h </w:instrText>
+          <w:instrText xml:space="preserve"> PAGEREF _Toc244368876 \h </w:instrText>
         </w:r>
         <w:r>
           <w:rPr>
@@ -2062,7 +2063,7 @@
             <w:noProof/>
             <w:webHidden/>
           </w:rPr>
-          <w:t>vii</w:t>
+          <w:t>viii</w:t>
         </w:r>
         <w:r>
           <w:rPr>
@@ -2088,7 +2089,7 @@
           <w14:ligatures w14:val="standardContextual"/>
         </w:rPr>
       </w:pPr>
-      <w:hyperlink w:anchor="_Toc244366046" w:history="1">
+      <w:hyperlink w:anchor="_Toc244368877" w:history="1">
         <w:r>
           <w:rPr>
             <w:rStyle w:val="Hyperlink"/>
@@ -2115,7 +2116,7 @@
             <w:noProof/>
             <w:webHidden/>
           </w:rPr>
-          <w:instrText xml:space="preserve"> PAGEREF _Toc244366046 \h </w:instrText>
+          <w:instrText xml:space="preserve"> PAGEREF _Toc244368877 \h </w:instrText>
         </w:r>
         <w:r>
           <w:rPr>
@@ -2135,7 +2136,7 @@
             <w:noProof/>
             <w:webHidden/>
           </w:rPr>
-          <w:t>viii</w:t>
+          <w:t>ix</w:t>
         </w:r>
         <w:r>
           <w:rPr>
@@ -2161,7 +2162,7 @@
           <w14:ligatures w14:val="standardContextual"/>
         </w:rPr>
       </w:pPr>
-      <w:hyperlink w:anchor="_Toc244366047" w:history="1">
+      <w:hyperlink w:anchor="_Toc244368878" w:history="1">
         <w:r>
           <w:rPr>
             <w:rStyle w:val="Hyperlink"/>
@@ -2188,7 +2189,7 @@
             <w:noProof/>
             <w:webHidden/>
           </w:rPr>
-          <w:instrText xml:space="preserve"> PAGEREF _Toc244366047 \h </w:instrText>
+          <w:instrText xml:space="preserve"> PAGEREF _Toc244368878 \h </w:instrText>
         </w:r>
         <w:r>
           <w:rPr>
@@ -2208,7 +2209,7 @@
             <w:noProof/>
             <w:webHidden/>
           </w:rPr>
-          <w:t>ix</w:t>
+          <w:t>x</w:t>
         </w:r>
         <w:r>
           <w:rPr>
@@ -2234,7 +2235,7 @@
           <w14:ligatures w14:val="standardContextual"/>
         </w:rPr>
       </w:pPr>
-      <w:hyperlink w:anchor="_Toc244366048" w:history="1">
+      <w:hyperlink w:anchor="_Toc244368879" w:history="1">
         <w:r>
           <w:rPr>
             <w:rStyle w:val="Hyperlink"/>
@@ -2261,7 +2262,7 @@
             <w:noProof/>
             <w:webHidden/>
           </w:rPr>
-          <w:instrText xml:space="preserve"> PAGEREF _Toc244366048 \h </w:instrText>
+          <w:instrText xml:space="preserve"> PAGEREF _Toc244368879 \h </w:instrText>
         </w:r>
         <w:r>
           <w:rPr>
@@ -2281,7 +2282,7 @@
             <w:noProof/>
             <w:webHidden/>
           </w:rPr>
-          <w:t>x</w:t>
+          <w:t>xi</w:t>
         </w:r>
         <w:r>
           <w:rPr>
@@ -2307,7 +2308,7 @@
           <w14:ligatures w14:val="standardContextual"/>
         </w:rPr>
       </w:pPr>
-      <w:hyperlink w:anchor="_Toc244366049" w:history="1">
+      <w:hyperlink w:anchor="_Toc244368880" w:history="1">
         <w:r>
           <w:rPr>
             <w:rStyle w:val="Hyperlink"/>
@@ -2334,7 +2335,7 @@
             <w:noProof/>
             <w:webHidden/>
           </w:rPr>
-          <w:instrText xml:space="preserve"> PAGEREF _Toc244366049 \h </w:instrText>
+          <w:instrText xml:space="preserve"> PAGEREF _Toc244368880 \h </w:instrText>
         </w:r>
         <w:r>
           <w:rPr>
@@ -2354,7 +2355,7 @@
             <w:noProof/>
             <w:webHidden/>
           </w:rPr>
-          <w:t>xi</w:t>
+          <w:t>xii</w:t>
         </w:r>
         <w:r>
           <w:rPr>
@@ -2380,7 +2381,7 @@
           <w14:ligatures w14:val="standardContextual"/>
         </w:rPr>
       </w:pPr>
-      <w:hyperlink w:anchor="_Toc244366050" w:history="1">
+      <w:hyperlink w:anchor="_Toc244368881" w:history="1">
         <w:r>
           <w:rPr>
             <w:rStyle w:val="Hyperlink"/>
@@ -2407,7 +2408,7 @@
             <w:noProof/>
             <w:webHidden/>
           </w:rPr>
-          <w:instrText xml:space="preserve"> PAGEREF _Toc244366050 \h </w:instrText>
+          <w:instrText xml:space="preserve"> PAGEREF _Toc244368881 \h </w:instrText>
         </w:r>
         <w:r>
           <w:rPr>
@@ -2427,7 +2428,7 @@
             <w:noProof/>
             <w:webHidden/>
           </w:rPr>
-          <w:t>xii</w:t>
+          <w:t>xiii</w:t>
         </w:r>
         <w:r>
           <w:rPr>
@@ -2453,7 +2454,7 @@
           <w14:ligatures w14:val="standardContextual"/>
         </w:rPr>
       </w:pPr>
-      <w:hyperlink w:anchor="_Toc244366051" w:history="1">
+      <w:hyperlink w:anchor="_Toc244368882" w:history="1">
         <w:r>
           <w:rPr>
             <w:rStyle w:val="Hyperlink"/>
@@ -2480,7 +2481,7 @@
             <w:noProof/>
             <w:webHidden/>
           </w:rPr>
-          <w:instrText xml:space="preserve"> PAGEREF _Toc244366051 \h </w:instrText>
+          <w:instrText xml:space="preserve"> PAGEREF _Toc244368882 \h </w:instrText>
         </w:r>
         <w:r>
           <w:rPr>
@@ -2500,7 +2501,7 @@
             <w:noProof/>
             <w:webHidden/>
           </w:rPr>
-          <w:t>xiii</w:t>
+          <w:t>xiv</w:t>
         </w:r>
         <w:r>
           <w:rPr>
@@ -2526,7 +2527,7 @@
           <w14:ligatures w14:val="standardContextual"/>
         </w:rPr>
       </w:pPr>
-      <w:hyperlink w:anchor="_Toc244366052" w:history="1">
+      <w:hyperlink w:anchor="_Toc244368883" w:history="1">
         <w:r>
           <w:rPr>
             <w:rStyle w:val="Hyperlink"/>
@@ -2553,7 +2554,7 @@
             <w:noProof/>
             <w:webHidden/>
           </w:rPr>
-          <w:instrText xml:space="preserve"> PAGEREF _Toc244366052 \h </w:instrText>
+          <w:instrText xml:space="preserve"> PAGEREF _Toc244368883 \h </w:instrText>
         </w:r>
         <w:r>
           <w:rPr>
@@ -2573,7 +2574,7 @@
             <w:noProof/>
             <w:webHidden/>
           </w:rPr>
-          <w:t>xvi</w:t>
+          <w:t>xvii</w:t>
         </w:r>
         <w:r>
           <w:rPr>
@@ -2599,7 +2600,7 @@
           <w14:ligatures w14:val="standardContextual"/>
         </w:rPr>
       </w:pPr>
-      <w:hyperlink w:anchor="_Toc244366053" w:history="1">
+      <w:hyperlink w:anchor="_Toc244368884" w:history="1">
         <w:r>
           <w:rPr>
             <w:rStyle w:val="Hyperlink"/>
@@ -2626,7 +2627,7 @@
             <w:noProof/>
             <w:webHidden/>
           </w:rPr>
-          <w:instrText xml:space="preserve"> PAGEREF _Toc244366053 \h </w:instrText>
+          <w:instrText xml:space="preserve"> PAGEREF _Toc244368884 \h </w:instrText>
         </w:r>
         <w:r>
           <w:rPr>
@@ -2646,7 +2647,7 @@
             <w:noProof/>
             <w:webHidden/>
           </w:rPr>
-          <w:t>xvii</w:t>
+          <w:t>xviii</w:t>
         </w:r>
         <w:r>
           <w:rPr>
@@ -2672,7 +2673,7 @@
           <w14:ligatures w14:val="standardContextual"/>
         </w:rPr>
       </w:pPr>
-      <w:hyperlink w:anchor="_Toc244366054" w:history="1">
+      <w:hyperlink w:anchor="_Toc244368885" w:history="1">
         <w:r>
           <w:rPr>
             <w:rStyle w:val="Hyperlink"/>
@@ -2699,7 +2700,7 @@
             <w:noProof/>
             <w:webHidden/>
           </w:rPr>
-          <w:instrText xml:space="preserve"> PAGEREF _Toc244366054 \h </w:instrText>
+          <w:instrText xml:space="preserve"> PAGEREF _Toc244368885 \h </w:instrText>
         </w:r>
         <w:r>
           <w:rPr>
@@ -2719,7 +2720,7 @@
             <w:noProof/>
             <w:webHidden/>
           </w:rPr>
-          <w:t>xviii</w:t>
+          <w:t>xix</w:t>
         </w:r>
         <w:r>
           <w:rPr>
@@ -2745,7 +2746,7 @@
           <w14:ligatures w14:val="standardContextual"/>
         </w:rPr>
       </w:pPr>
-      <w:hyperlink w:anchor="_Toc244366055" w:history="1">
+      <w:hyperlink w:anchor="_Toc244368886" w:history="1">
         <w:r>
           <w:rPr>
             <w:rStyle w:val="Hyperlink"/>
@@ -2772,7 +2773,7 @@
             <w:noProof/>
             <w:webHidden/>
           </w:rPr>
-          <w:instrText xml:space="preserve"> PAGEREF _Toc244366055 \h </w:instrText>
+          <w:instrText xml:space="preserve"> PAGEREF _Toc244368886 \h </w:instrText>
         </w:r>
         <w:r>
           <w:rPr>
@@ -2818,7 +2819,7 @@
           <w14:ligatures w14:val="standardContextual"/>
         </w:rPr>
       </w:pPr>
-      <w:hyperlink w:anchor="_Toc244366056" w:history="1">
+      <w:hyperlink w:anchor="_Toc244368887" w:history="1">
         <w:r>
           <w:rPr>
             <w:rStyle w:val="Hyperlink"/>
@@ -2845,7 +2846,7 @@
             <w:noProof/>
             <w:webHidden/>
           </w:rPr>
-          <w:instrText xml:space="preserve"> PAGEREF _Toc244366056 \h </w:instrText>
+          <w:instrText xml:space="preserve"> PAGEREF _Toc244368887 \h </w:instrText>
         </w:r>
         <w:r>
           <w:rPr>
@@ -2891,7 +2892,7 @@
           <w14:ligatures w14:val="standardContextual"/>
         </w:rPr>
       </w:pPr>
-      <w:hyperlink w:anchor="_Toc244366057" w:history="1">
+      <w:hyperlink w:anchor="_Toc244368888" w:history="1">
         <w:r>
           <w:rPr>
             <w:rStyle w:val="Hyperlink"/>
@@ -2918,7 +2919,7 @@
             <w:noProof/>
             <w:webHidden/>
           </w:rPr>
-          <w:instrText xml:space="preserve"> PAGEREF _Toc244366057 \h </w:instrText>
+          <w:instrText xml:space="preserve"> PAGEREF _Toc244368888 \h </w:instrText>
         </w:r>
         <w:r>
           <w:rPr>
@@ -2964,7 +2965,7 @@
           <w14:ligatures w14:val="standardContextual"/>
         </w:rPr>
       </w:pPr>
-      <w:hyperlink w:anchor="_Toc244366058" w:history="1">
+      <w:hyperlink w:anchor="_Toc244368889" w:history="1">
         <w:r>
           <w:rPr>
             <w:rStyle w:val="Hyperlink"/>
@@ -2991,7 +2992,7 @@
             <w:noProof/>
             <w:webHidden/>
           </w:rPr>
-          <w:instrText xml:space="preserve"> PAGEREF _Toc244366058 \h </w:instrText>
+          <w:instrText xml:space="preserve"> PAGEREF _Toc244368889 \h </w:instrText>
         </w:r>
         <w:r>
           <w:rPr>
@@ -3037,7 +3038,7 @@
           <w14:ligatures w14:val="standardContextual"/>
         </w:rPr>
       </w:pPr>
-      <w:hyperlink w:anchor="_Toc244366059" w:history="1">
+      <w:hyperlink w:anchor="_Toc244368890" w:history="1">
         <w:r>
           <w:rPr>
             <w:rStyle w:val="Hyperlink"/>
@@ -3064,7 +3065,7 @@
             <w:noProof/>
             <w:webHidden/>
           </w:rPr>
-          <w:instrText xml:space="preserve"> PAGEREF _Toc244366059 \h </w:instrText>
+          <w:instrText xml:space="preserve"> PAGEREF _Toc244368890 \h </w:instrText>
         </w:r>
         <w:r>
           <w:rPr>
@@ -3110,7 +3111,7 @@
           <w14:ligatures w14:val="standardContextual"/>
         </w:rPr>
       </w:pPr>
-      <w:hyperlink w:anchor="_Toc244366060" w:history="1">
+      <w:hyperlink w:anchor="_Toc244368891" w:history="1">
         <w:r>
           <w:rPr>
             <w:rStyle w:val="Hyperlink"/>
@@ -3137,7 +3138,7 @@
             <w:noProof/>
             <w:webHidden/>
           </w:rPr>
-          <w:instrText xml:space="preserve"> PAGEREF _Toc244366060 \h </w:instrText>
+          <w:instrText xml:space="preserve"> PAGEREF _Toc244368891 \h </w:instrText>
         </w:r>
         <w:r>
           <w:rPr>
@@ -3183,7 +3184,7 @@
           <w14:ligatures w14:val="standardContextual"/>
         </w:rPr>
       </w:pPr>
-      <w:hyperlink w:anchor="_Toc244366061" w:history="1">
+      <w:hyperlink w:anchor="_Toc244368892" w:history="1">
         <w:r>
           <w:rPr>
             <w:rStyle w:val="Hyperlink"/>
@@ -3210,7 +3211,7 @@
             <w:noProof/>
             <w:webHidden/>
           </w:rPr>
-          <w:instrText xml:space="preserve"> PAGEREF _Toc244366061 \h </w:instrText>
+          <w:instrText xml:space="preserve"> PAGEREF _Toc244368892 \h </w:instrText>
         </w:r>
         <w:r>
           <w:rPr>
@@ -3230,7 +3231,7 @@
             <w:noProof/>
             <w:webHidden/>
           </w:rPr>
-          <w:t>2</w:t>
+          <w:t>3</w:t>
         </w:r>
         <w:r>
           <w:rPr>
@@ -3256,7 +3257,7 @@
           <w14:ligatures w14:val="standardContextual"/>
         </w:rPr>
       </w:pPr>
-      <w:hyperlink w:anchor="_Toc244366062" w:history="1">
+      <w:hyperlink w:anchor="_Toc244368893" w:history="1">
         <w:r>
           <w:rPr>
             <w:rStyle w:val="Hyperlink"/>
@@ -3283,7 +3284,7 @@
             <w:noProof/>
             <w:webHidden/>
           </w:rPr>
-          <w:instrText xml:space="preserve"> PAGEREF _Toc244366062 \h </w:instrText>
+          <w:instrText xml:space="preserve"> PAGEREF _Toc244368893 \h </w:instrText>
         </w:r>
         <w:r>
           <w:rPr>
@@ -3329,7 +3330,7 @@
           <w14:ligatures w14:val="standardContextual"/>
         </w:rPr>
       </w:pPr>
-      <w:hyperlink w:anchor="_Toc244366063" w:history="1">
+      <w:hyperlink w:anchor="_Toc244368894" w:history="1">
         <w:r>
           <w:rPr>
             <w:rStyle w:val="Hyperlink"/>
@@ -3356,7 +3357,7 @@
             <w:noProof/>
             <w:webHidden/>
           </w:rPr>
-          <w:instrText xml:space="preserve"> PAGEREF _Toc244366063 \h </w:instrText>
+          <w:instrText xml:space="preserve"> PAGEREF _Toc244368894 \h </w:instrText>
         </w:r>
         <w:r>
           <w:rPr>
@@ -3402,7 +3403,7 @@
           <w14:ligatures w14:val="standardContextual"/>
         </w:rPr>
       </w:pPr>
-      <w:hyperlink w:anchor="_Toc244366064" w:history="1">
+      <w:hyperlink w:anchor="_Toc244368895" w:history="1">
         <w:r>
           <w:rPr>
             <w:rStyle w:val="Hyperlink"/>
@@ -3429,7 +3430,7 @@
             <w:noProof/>
             <w:webHidden/>
           </w:rPr>
-          <w:instrText xml:space="preserve"> PAGEREF _Toc244366064 \h </w:instrText>
+          <w:instrText xml:space="preserve"> PAGEREF _Toc244368895 \h </w:instrText>
         </w:r>
         <w:r>
           <w:rPr>
@@ -3475,7 +3476,7 @@
           <w14:ligatures w14:val="standardContextual"/>
         </w:rPr>
       </w:pPr>
-      <w:hyperlink w:anchor="_Toc244366065" w:history="1">
+      <w:hyperlink w:anchor="_Toc244368896" w:history="1">
         <w:r>
           <w:rPr>
             <w:rStyle w:val="Hyperlink"/>
@@ -3502,7 +3503,7 @@
             <w:noProof/>
             <w:webHidden/>
           </w:rPr>
-          <w:instrText xml:space="preserve"> PAGEREF _Toc244366065 \h </w:instrText>
+          <w:instrText xml:space="preserve"> PAGEREF _Toc244368896 \h </w:instrText>
         </w:r>
         <w:r>
           <w:rPr>
@@ -3548,7 +3549,7 @@
           <w14:ligatures w14:val="standardContextual"/>
         </w:rPr>
       </w:pPr>
-      <w:hyperlink w:anchor="_Toc244366066" w:history="1">
+      <w:hyperlink w:anchor="_Toc244368897" w:history="1">
         <w:r>
           <w:rPr>
             <w:rStyle w:val="Hyperlink"/>
@@ -3575,7 +3576,7 @@
             <w:noProof/>
             <w:webHidden/>
           </w:rPr>
-          <w:instrText xml:space="preserve"> PAGEREF _Toc244366066 \h </w:instrText>
+          <w:instrText xml:space="preserve"> PAGEREF _Toc244368897 \h </w:instrText>
         </w:r>
         <w:r>
           <w:rPr>
@@ -3621,7 +3622,7 @@
           <w14:ligatures w14:val="standardContextual"/>
         </w:rPr>
       </w:pPr>
-      <w:hyperlink w:anchor="_Toc244366067" w:history="1">
+      <w:hyperlink w:anchor="_Toc244368898" w:history="1">
         <w:r>
           <w:rPr>
             <w:rStyle w:val="Hyperlink"/>
@@ -3648,7 +3649,7 @@
             <w:noProof/>
             <w:webHidden/>
           </w:rPr>
-          <w:instrText xml:space="preserve"> PAGEREF _Toc244366067 \h </w:instrText>
+          <w:instrText xml:space="preserve"> PAGEREF _Toc244368898 \h </w:instrText>
         </w:r>
         <w:r>
           <w:rPr>
@@ -3694,7 +3695,7 @@
           <w14:ligatures w14:val="standardContextual"/>
         </w:rPr>
       </w:pPr>
-      <w:hyperlink w:anchor="_Toc244366068" w:history="1">
+      <w:hyperlink w:anchor="_Toc244368899" w:history="1">
         <w:r>
           <w:rPr>
             <w:rStyle w:val="Hyperlink"/>
@@ -3721,7 +3722,7 @@
             <w:noProof/>
             <w:webHidden/>
           </w:rPr>
-          <w:instrText xml:space="preserve"> PAGEREF _Toc244366068 \h </w:instrText>
+          <w:instrText xml:space="preserve"> PAGEREF _Toc244368899 \h </w:instrText>
         </w:r>
         <w:r>
           <w:rPr>
@@ -3767,7 +3768,7 @@
           <w14:ligatures w14:val="standardContextual"/>
         </w:rPr>
       </w:pPr>
-      <w:hyperlink w:anchor="_Toc244366069" w:history="1">
+      <w:hyperlink w:anchor="_Toc244368900" w:history="1">
         <w:r>
           <w:rPr>
             <w:rStyle w:val="Hyperlink"/>
@@ -3794,7 +3795,7 @@
             <w:noProof/>
             <w:webHidden/>
           </w:rPr>
-          <w:instrText xml:space="preserve"> PAGEREF _Toc244366069 \h </w:instrText>
+          <w:instrText xml:space="preserve"> PAGEREF _Toc244368900 \h </w:instrText>
         </w:r>
         <w:r>
           <w:rPr>
@@ -3840,7 +3841,7 @@
           <w14:ligatures w14:val="standardContextual"/>
         </w:rPr>
       </w:pPr>
-      <w:hyperlink w:anchor="_Toc244366070" w:history="1">
+      <w:hyperlink w:anchor="_Toc244368901" w:history="1">
         <w:r>
           <w:rPr>
             <w:rStyle w:val="Hyperlink"/>
@@ -3867,7 +3868,7 @@
             <w:noProof/>
             <w:webHidden/>
           </w:rPr>
-          <w:instrText xml:space="preserve"> PAGEREF _Toc244366070 \h </w:instrText>
+          <w:instrText xml:space="preserve"> PAGEREF _Toc244368901 \h </w:instrText>
         </w:r>
         <w:r>
           <w:rPr>
@@ -3913,7 +3914,7 @@
           <w14:ligatures w14:val="standardContextual"/>
         </w:rPr>
       </w:pPr>
-      <w:hyperlink w:anchor="_Toc244366071" w:history="1">
+      <w:hyperlink w:anchor="_Toc244368902" w:history="1">
         <w:r>
           <w:rPr>
             <w:rStyle w:val="Hyperlink"/>
@@ -3940,7 +3941,7 @@
             <w:noProof/>
             <w:webHidden/>
           </w:rPr>
-          <w:instrText xml:space="preserve"> PAGEREF _Toc244366071 \h </w:instrText>
+          <w:instrText xml:space="preserve"> PAGEREF _Toc244368902 \h </w:instrText>
         </w:r>
         <w:r>
           <w:rPr>
@@ -3986,7 +3987,7 @@
           <w14:ligatures w14:val="standardContextual"/>
         </w:rPr>
       </w:pPr>
-      <w:hyperlink w:anchor="_Toc244366072" w:history="1">
+      <w:hyperlink w:anchor="_Toc244368903" w:history="1">
         <w:r>
           <w:rPr>
             <w:rStyle w:val="Hyperlink"/>
@@ -4013,7 +4014,7 @@
             <w:noProof/>
             <w:webHidden/>
           </w:rPr>
-          <w:instrText xml:space="preserve"> PAGEREF _Toc244366072 \h </w:instrText>
+          <w:instrText xml:space="preserve"> PAGEREF _Toc244368903 \h </w:instrText>
         </w:r>
         <w:r>
           <w:rPr>
@@ -4059,7 +4060,7 @@
           <w14:ligatures w14:val="standardContextual"/>
         </w:rPr>
       </w:pPr>
-      <w:hyperlink w:anchor="_Toc244366073" w:history="1">
+      <w:hyperlink w:anchor="_Toc244368904" w:history="1">
         <w:r>
           <w:rPr>
             <w:rStyle w:val="Hyperlink"/>
@@ -4086,7 +4087,7 @@
             <w:noProof/>
             <w:webHidden/>
           </w:rPr>
-          <w:instrText xml:space="preserve"> PAGEREF _Toc244366073 \h </w:instrText>
+          <w:instrText xml:space="preserve"> PAGEREF _Toc244368904 \h </w:instrText>
         </w:r>
         <w:r>
           <w:rPr>
@@ -4132,7 +4133,7 @@
           <w14:ligatures w14:val="standardContextual"/>
         </w:rPr>
       </w:pPr>
-      <w:hyperlink w:anchor="_Toc244366074" w:history="1">
+      <w:hyperlink w:anchor="_Toc244368905" w:history="1">
         <w:r>
           <w:rPr>
             <w:rStyle w:val="Hyperlink"/>
@@ -4159,7 +4160,7 @@
             <w:noProof/>
             <w:webHidden/>
           </w:rPr>
-          <w:instrText xml:space="preserve"> PAGEREF _Toc244366074 \h </w:instrText>
+          <w:instrText xml:space="preserve"> PAGEREF _Toc244368905 \h </w:instrText>
         </w:r>
         <w:r>
           <w:rPr>
@@ -4205,7 +4206,7 @@
           <w14:ligatures w14:val="standardContextual"/>
         </w:rPr>
       </w:pPr>
-      <w:hyperlink w:anchor="_Toc244366075" w:history="1">
+      <w:hyperlink w:anchor="_Toc244368906" w:history="1">
         <w:r>
           <w:rPr>
             <w:rStyle w:val="Hyperlink"/>
@@ -4232,7 +4233,7 @@
             <w:noProof/>
             <w:webHidden/>
           </w:rPr>
-          <w:instrText xml:space="preserve"> PAGEREF _Toc244366075 \h </w:instrText>
+          <w:instrText xml:space="preserve"> PAGEREF _Toc244368906 \h </w:instrText>
         </w:r>
         <w:r>
           <w:rPr>
@@ -4278,7 +4279,7 @@
           <w14:ligatures w14:val="standardContextual"/>
         </w:rPr>
       </w:pPr>
-      <w:hyperlink w:anchor="_Toc244366076" w:history="1">
+      <w:hyperlink w:anchor="_Toc244368907" w:history="1">
         <w:r>
           <w:rPr>
             <w:rStyle w:val="Hyperlink"/>
@@ -4305,7 +4306,7 @@
             <w:noProof/>
             <w:webHidden/>
           </w:rPr>
-          <w:instrText xml:space="preserve"> PAGEREF _Toc244366076 \h </w:instrText>
+          <w:instrText xml:space="preserve"> PAGEREF _Toc244368907 \h </w:instrText>
         </w:r>
         <w:r>
           <w:rPr>
@@ -4351,7 +4352,7 @@
           <w14:ligatures w14:val="standardContextual"/>
         </w:rPr>
       </w:pPr>
-      <w:hyperlink w:anchor="_Toc244366077" w:history="1">
+      <w:hyperlink w:anchor="_Toc244368908" w:history="1">
         <w:r>
           <w:rPr>
             <w:rStyle w:val="Hyperlink"/>
@@ -4378,7 +4379,7 @@
             <w:noProof/>
             <w:webHidden/>
           </w:rPr>
-          <w:instrText xml:space="preserve"> PAGEREF _Toc244366077 \h </w:instrText>
+          <w:instrText xml:space="preserve"> PAGEREF _Toc244368908 \h </w:instrText>
         </w:r>
         <w:r>
           <w:rPr>
@@ -4424,7 +4425,7 @@
           <w14:ligatures w14:val="standardContextual"/>
         </w:rPr>
       </w:pPr>
-      <w:hyperlink w:anchor="_Toc244366078" w:history="1">
+      <w:hyperlink w:anchor="_Toc244368909" w:history="1">
         <w:r>
           <w:rPr>
             <w:rStyle w:val="Hyperlink"/>
@@ -4451,7 +4452,7 @@
             <w:noProof/>
             <w:webHidden/>
           </w:rPr>
-          <w:instrText xml:space="preserve"> PAGEREF _Toc244366078 \h </w:instrText>
+          <w:instrText xml:space="preserve"> PAGEREF _Toc244368909 \h </w:instrText>
         </w:r>
         <w:r>
           <w:rPr>
@@ -4497,7 +4498,7 @@
           <w14:ligatures w14:val="standardContextual"/>
         </w:rPr>
       </w:pPr>
-      <w:hyperlink w:anchor="_Toc244366079" w:history="1">
+      <w:hyperlink w:anchor="_Toc244368910" w:history="1">
         <w:r>
           <w:rPr>
             <w:rStyle w:val="Hyperlink"/>
@@ -4524,7 +4525,7 @@
             <w:noProof/>
             <w:webHidden/>
           </w:rPr>
-          <w:instrText xml:space="preserve"> PAGEREF _Toc244366079 \h </w:instrText>
+          <w:instrText xml:space="preserve"> PAGEREF _Toc244368910 \h </w:instrText>
         </w:r>
         <w:r>
           <w:rPr>
@@ -4570,7 +4571,7 @@
           <w14:ligatures w14:val="standardContextual"/>
         </w:rPr>
       </w:pPr>
-      <w:hyperlink w:anchor="_Toc244366080" w:history="1">
+      <w:hyperlink w:anchor="_Toc244368911" w:history="1">
         <w:r>
           <w:rPr>
             <w:rStyle w:val="Hyperlink"/>
@@ -4597,7 +4598,7 @@
             <w:noProof/>
             <w:webHidden/>
           </w:rPr>
-          <w:instrText xml:space="preserve"> PAGEREF _Toc244366080 \h </w:instrText>
+          <w:instrText xml:space="preserve"> PAGEREF _Toc244368911 \h </w:instrText>
         </w:r>
         <w:r>
           <w:rPr>
@@ -4643,7 +4644,7 @@
           <w14:ligatures w14:val="standardContextual"/>
         </w:rPr>
       </w:pPr>
-      <w:hyperlink w:anchor="_Toc244366081" w:history="1">
+      <w:hyperlink w:anchor="_Toc244368912" w:history="1">
         <w:r>
           <w:rPr>
             <w:rStyle w:val="Hyperlink"/>
@@ -4670,7 +4671,7 @@
             <w:noProof/>
             <w:webHidden/>
           </w:rPr>
-          <w:instrText xml:space="preserve"> PAGEREF _Toc244366081 \h </w:instrText>
+          <w:instrText xml:space="preserve"> PAGEREF _Toc244368912 \h </w:instrText>
         </w:r>
         <w:r>
           <w:rPr>
@@ -4716,7 +4717,7 @@
           <w14:ligatures w14:val="standardContextual"/>
         </w:rPr>
       </w:pPr>
-      <w:hyperlink w:anchor="_Toc244366082" w:history="1">
+      <w:hyperlink w:anchor="_Toc244368913" w:history="1">
         <w:r>
           <w:rPr>
             <w:rStyle w:val="Hyperlink"/>
@@ -4743,7 +4744,7 @@
             <w:noProof/>
             <w:webHidden/>
           </w:rPr>
-          <w:instrText xml:space="preserve"> PAGEREF _Toc244366082 \h </w:instrText>
+          <w:instrText xml:space="preserve"> PAGEREF _Toc244368913 \h </w:instrText>
         </w:r>
         <w:r>
           <w:rPr>
@@ -4763,7 +4764,7 @@
             <w:noProof/>
             <w:webHidden/>
           </w:rPr>
-          <w:t>12</w:t>
+          <w:t>13</w:t>
         </w:r>
         <w:r>
           <w:rPr>
@@ -4789,7 +4790,7 @@
           <w14:ligatures w14:val="standardContextual"/>
         </w:rPr>
       </w:pPr>
-      <w:hyperlink w:anchor="_Toc244366083" w:history="1">
+      <w:hyperlink w:anchor="_Toc244368914" w:history="1">
         <w:r>
           <w:rPr>
             <w:rStyle w:val="Hyperlink"/>
@@ -4816,7 +4817,7 @@
             <w:noProof/>
             <w:webHidden/>
           </w:rPr>
-          <w:instrText xml:space="preserve"> PAGEREF _Toc244366083 \h </w:instrText>
+          <w:instrText xml:space="preserve"> PAGEREF _Toc244368914 \h </w:instrText>
         </w:r>
         <w:r>
           <w:rPr>
@@ -4862,7 +4863,7 @@
           <w14:ligatures w14:val="standardContextual"/>
         </w:rPr>
       </w:pPr>
-      <w:hyperlink w:anchor="_Toc244366084" w:history="1">
+      <w:hyperlink w:anchor="_Toc244368915" w:history="1">
         <w:r>
           <w:rPr>
             <w:rStyle w:val="Hyperlink"/>
@@ -4889,7 +4890,7 @@
             <w:noProof/>
             <w:webHidden/>
           </w:rPr>
-          <w:instrText xml:space="preserve"> PAGEREF _Toc244366084 \h </w:instrText>
+          <w:instrText xml:space="preserve"> PAGEREF _Toc244368915 \h </w:instrText>
         </w:r>
         <w:r>
           <w:rPr>
@@ -4935,7 +4936,7 @@
           <w14:ligatures w14:val="standardContextual"/>
         </w:rPr>
       </w:pPr>
-      <w:hyperlink w:anchor="_Toc244366085" w:history="1">
+      <w:hyperlink w:anchor="_Toc244368916" w:history="1">
         <w:r>
           <w:rPr>
             <w:rStyle w:val="Hyperlink"/>
@@ -4962,7 +4963,7 @@
             <w:noProof/>
             <w:webHidden/>
           </w:rPr>
-          <w:instrText xml:space="preserve"> PAGEREF _Toc244366085 \h </w:instrText>
+          <w:instrText xml:space="preserve"> PAGEREF _Toc244368916 \h </w:instrText>
         </w:r>
         <w:r>
           <w:rPr>
@@ -5008,7 +5009,7 @@
           <w14:ligatures w14:val="standardContextual"/>
         </w:rPr>
       </w:pPr>
-      <w:hyperlink w:anchor="_Toc244366086" w:history="1">
+      <w:hyperlink w:anchor="_Toc244368917" w:history="1">
         <w:r>
           <w:rPr>
             <w:rStyle w:val="Hyperlink"/>
@@ -5035,7 +5036,7 @@
             <w:noProof/>
             <w:webHidden/>
           </w:rPr>
-          <w:instrText xml:space="preserve"> PAGEREF _Toc244366086 \h </w:instrText>
+          <w:instrText xml:space="preserve"> PAGEREF _Toc244368917 \h </w:instrText>
         </w:r>
         <w:r>
           <w:rPr>
@@ -5081,7 +5082,7 @@
           <w14:ligatures w14:val="standardContextual"/>
         </w:rPr>
       </w:pPr>
-      <w:hyperlink w:anchor="_Toc244366087" w:history="1">
+      <w:hyperlink w:anchor="_Toc244368918" w:history="1">
         <w:r>
           <w:rPr>
             <w:rStyle w:val="Hyperlink"/>
@@ -5108,7 +5109,7 @@
             <w:noProof/>
             <w:webHidden/>
           </w:rPr>
-          <w:instrText xml:space="preserve"> PAGEREF _Toc244366087 \h </w:instrText>
+          <w:instrText xml:space="preserve"> PAGEREF _Toc244368918 \h </w:instrText>
         </w:r>
         <w:r>
           <w:rPr>
@@ -5154,7 +5155,7 @@
           <w14:ligatures w14:val="standardContextual"/>
         </w:rPr>
       </w:pPr>
-      <w:hyperlink w:anchor="_Toc244366088" w:history="1">
+      <w:hyperlink w:anchor="_Toc244368919" w:history="1">
         <w:r>
           <w:rPr>
             <w:rStyle w:val="Hyperlink"/>
@@ -5181,7 +5182,7 @@
             <w:noProof/>
             <w:webHidden/>
           </w:rPr>
-          <w:instrText xml:space="preserve"> PAGEREF _Toc244366088 \h </w:instrText>
+          <w:instrText xml:space="preserve"> PAGEREF _Toc244368919 \h </w:instrText>
         </w:r>
         <w:r>
           <w:rPr>
@@ -5227,7 +5228,7 @@
           <w14:ligatures w14:val="standardContextual"/>
         </w:rPr>
       </w:pPr>
-      <w:hyperlink w:anchor="_Toc244366089" w:history="1">
+      <w:hyperlink w:anchor="_Toc244368920" w:history="1">
         <w:r>
           <w:rPr>
             <w:rStyle w:val="Hyperlink"/>
@@ -5254,7 +5255,7 @@
             <w:noProof/>
             <w:webHidden/>
           </w:rPr>
-          <w:instrText xml:space="preserve"> PAGEREF _Toc244366089 \h </w:instrText>
+          <w:instrText xml:space="preserve"> PAGEREF _Toc244368920 \h </w:instrText>
         </w:r>
         <w:r>
           <w:rPr>
@@ -5300,7 +5301,7 @@
           <w14:ligatures w14:val="standardContextual"/>
         </w:rPr>
       </w:pPr>
-      <w:hyperlink w:anchor="_Toc244366090" w:history="1">
+      <w:hyperlink w:anchor="_Toc244368921" w:history="1">
         <w:r>
           <w:rPr>
             <w:rStyle w:val="Hyperlink"/>
@@ -5327,7 +5328,7 @@
             <w:noProof/>
             <w:webHidden/>
           </w:rPr>
-          <w:instrText xml:space="preserve"> PAGEREF _Toc244366090 \h </w:instrText>
+          <w:instrText xml:space="preserve"> PAGEREF _Toc244368921 \h </w:instrText>
         </w:r>
         <w:r>
           <w:rPr>
@@ -5373,7 +5374,7 @@
           <w14:ligatures w14:val="standardContextual"/>
         </w:rPr>
       </w:pPr>
-      <w:hyperlink w:anchor="_Toc244366091" w:history="1">
+      <w:hyperlink w:anchor="_Toc244368922" w:history="1">
         <w:r>
           <w:rPr>
             <w:rStyle w:val="Hyperlink"/>
@@ -5400,7 +5401,7 @@
             <w:noProof/>
             <w:webHidden/>
           </w:rPr>
-          <w:instrText xml:space="preserve"> PAGEREF _Toc244366091 \h </w:instrText>
+          <w:instrText xml:space="preserve"> PAGEREF _Toc244368922 \h </w:instrText>
         </w:r>
         <w:r>
           <w:rPr>
@@ -5446,7 +5447,7 @@
           <w14:ligatures w14:val="standardContextual"/>
         </w:rPr>
       </w:pPr>
-      <w:hyperlink w:anchor="_Toc244366092" w:history="1">
+      <w:hyperlink w:anchor="_Toc244368923" w:history="1">
         <w:r>
           <w:rPr>
             <w:rStyle w:val="Hyperlink"/>
@@ -5473,7 +5474,7 @@
             <w:noProof/>
             <w:webHidden/>
           </w:rPr>
-          <w:instrText xml:space="preserve"> PAGEREF _Toc244366092 \h </w:instrText>
+          <w:instrText xml:space="preserve"> PAGEREF _Toc244368923 \h </w:instrText>
         </w:r>
         <w:r>
           <w:rPr>
@@ -5519,7 +5520,7 @@
           <w14:ligatures w14:val="standardContextual"/>
         </w:rPr>
       </w:pPr>
-      <w:hyperlink w:anchor="_Toc244366093" w:history="1">
+      <w:hyperlink w:anchor="_Toc244368924" w:history="1">
         <w:r>
           <w:rPr>
             <w:rStyle w:val="Hyperlink"/>
@@ -5546,7 +5547,7 @@
             <w:noProof/>
             <w:webHidden/>
           </w:rPr>
-          <w:instrText xml:space="preserve"> PAGEREF _Toc244366093 \h </w:instrText>
+          <w:instrText xml:space="preserve"> PAGEREF _Toc244368924 \h </w:instrText>
         </w:r>
         <w:r>
           <w:rPr>
@@ -5592,7 +5593,7 @@
           <w14:ligatures w14:val="standardContextual"/>
         </w:rPr>
       </w:pPr>
-      <w:hyperlink w:anchor="_Toc244366094" w:history="1">
+      <w:hyperlink w:anchor="_Toc244368925" w:history="1">
         <w:r>
           <w:rPr>
             <w:rStyle w:val="Hyperlink"/>
@@ -5619,7 +5620,7 @@
             <w:noProof/>
             <w:webHidden/>
           </w:rPr>
-          <w:instrText xml:space="preserve"> PAGEREF _Toc244366094 \h </w:instrText>
+          <w:instrText xml:space="preserve"> PAGEREF _Toc244368925 \h </w:instrText>
         </w:r>
         <w:r>
           <w:rPr>
@@ -5665,7 +5666,7 @@
           <w14:ligatures w14:val="standardContextual"/>
         </w:rPr>
       </w:pPr>
-      <w:hyperlink w:anchor="_Toc244366095" w:history="1">
+      <w:hyperlink w:anchor="_Toc244368926" w:history="1">
         <w:r>
           <w:rPr>
             <w:rStyle w:val="Hyperlink"/>
@@ -5692,7 +5693,7 @@
             <w:noProof/>
             <w:webHidden/>
           </w:rPr>
-          <w:instrText xml:space="preserve"> PAGEREF _Toc244366095 \h </w:instrText>
+          <w:instrText xml:space="preserve"> PAGEREF _Toc244368926 \h </w:instrText>
         </w:r>
         <w:r>
           <w:rPr>
@@ -5738,7 +5739,7 @@
           <w14:ligatures w14:val="standardContextual"/>
         </w:rPr>
       </w:pPr>
-      <w:hyperlink w:anchor="_Toc244366096" w:history="1">
+      <w:hyperlink w:anchor="_Toc244368927" w:history="1">
         <w:r>
           <w:rPr>
             <w:rStyle w:val="Hyperlink"/>
@@ -5765,7 +5766,7 @@
             <w:noProof/>
             <w:webHidden/>
           </w:rPr>
-          <w:instrText xml:space="preserve"> PAGEREF _Toc244366096 \h </w:instrText>
+          <w:instrText xml:space="preserve"> PAGEREF _Toc244368927 \h </w:instrText>
         </w:r>
         <w:r>
           <w:rPr>
@@ -5811,7 +5812,7 @@
           <w14:ligatures w14:val="standardContextual"/>
         </w:rPr>
       </w:pPr>
-      <w:hyperlink w:anchor="_Toc244366097" w:history="1">
+      <w:hyperlink w:anchor="_Toc244368928" w:history="1">
         <w:r>
           <w:rPr>
             <w:rStyle w:val="Hyperlink"/>
@@ -5838,7 +5839,7 @@
             <w:noProof/>
             <w:webHidden/>
           </w:rPr>
-          <w:instrText xml:space="preserve"> PAGEREF _Toc244366097 \h </w:instrText>
+          <w:instrText xml:space="preserve"> PAGEREF _Toc244368928 \h </w:instrText>
         </w:r>
         <w:r>
           <w:rPr>
@@ -5884,7 +5885,7 @@
           <w14:ligatures w14:val="standardContextual"/>
         </w:rPr>
       </w:pPr>
-      <w:hyperlink w:anchor="_Toc244366098" w:history="1">
+      <w:hyperlink w:anchor="_Toc244368929" w:history="1">
         <w:r>
           <w:rPr>
             <w:rStyle w:val="Hyperlink"/>
@@ -5911,7 +5912,7 @@
             <w:noProof/>
             <w:webHidden/>
           </w:rPr>
-          <w:instrText xml:space="preserve"> PAGEREF _Toc244366098 \h </w:instrText>
+          <w:instrText xml:space="preserve"> PAGEREF _Toc244368929 \h </w:instrText>
         </w:r>
         <w:r>
           <w:rPr>
@@ -5957,7 +5958,7 @@
           <w14:ligatures w14:val="standardContextual"/>
         </w:rPr>
       </w:pPr>
-      <w:hyperlink w:anchor="_Toc244366099" w:history="1">
+      <w:hyperlink w:anchor="_Toc244368930" w:history="1">
         <w:r>
           <w:rPr>
             <w:rStyle w:val="Hyperlink"/>
@@ -5984,7 +5985,7 @@
             <w:noProof/>
             <w:webHidden/>
           </w:rPr>
-          <w:instrText xml:space="preserve"> PAGEREF _Toc244366099 \h </w:instrText>
+          <w:instrText xml:space="preserve"> PAGEREF _Toc244368930 \h </w:instrText>
         </w:r>
         <w:r>
           <w:rPr>
@@ -6030,7 +6031,7 @@
           <w14:ligatures w14:val="standardContextual"/>
         </w:rPr>
       </w:pPr>
-      <w:hyperlink w:anchor="_Toc244366100" w:history="1">
+      <w:hyperlink w:anchor="_Toc244368931" w:history="1">
         <w:r>
           <w:rPr>
             <w:rStyle w:val="Hyperlink"/>
@@ -6057,7 +6058,7 @@
             <w:noProof/>
             <w:webHidden/>
           </w:rPr>
-          <w:instrText xml:space="preserve"> PAGEREF _Toc244366100 \h </w:instrText>
+          <w:instrText xml:space="preserve"> PAGEREF _Toc244368931 \h </w:instrText>
         </w:r>
         <w:r>
           <w:rPr>
@@ -6103,7 +6104,7 @@
           <w14:ligatures w14:val="standardContextual"/>
         </w:rPr>
       </w:pPr>
-      <w:hyperlink w:anchor="_Toc244366101" w:history="1">
+      <w:hyperlink w:anchor="_Toc244368932" w:history="1">
         <w:r>
           <w:rPr>
             <w:rStyle w:val="Hyperlink"/>
@@ -6130,7 +6131,7 @@
             <w:noProof/>
             <w:webHidden/>
           </w:rPr>
-          <w:instrText xml:space="preserve"> PAGEREF _Toc244366101 \h </w:instrText>
+          <w:instrText xml:space="preserve"> PAGEREF _Toc244368932 \h </w:instrText>
         </w:r>
         <w:r>
           <w:rPr>
@@ -6176,7 +6177,7 @@
           <w14:ligatures w14:val="standardContextual"/>
         </w:rPr>
       </w:pPr>
-      <w:hyperlink w:anchor="_Toc244366102" w:history="1">
+      <w:hyperlink w:anchor="_Toc244368933" w:history="1">
         <w:r>
           <w:rPr>
             <w:rStyle w:val="Hyperlink"/>
@@ -6203,7 +6204,7 @@
             <w:noProof/>
             <w:webHidden/>
           </w:rPr>
-          <w:instrText xml:space="preserve"> PAGEREF _Toc244366102 \h </w:instrText>
+          <w:instrText xml:space="preserve"> PAGEREF _Toc244368933 \h </w:instrText>
         </w:r>
         <w:r>
           <w:rPr>
@@ -6249,7 +6250,7 @@
           <w14:ligatures w14:val="standardContextual"/>
         </w:rPr>
       </w:pPr>
-      <w:hyperlink w:anchor="_Toc244366103" w:history="1">
+      <w:hyperlink w:anchor="_Toc244368934" w:history="1">
         <w:r>
           <w:rPr>
             <w:rStyle w:val="Hyperlink"/>
@@ -6276,7 +6277,7 @@
             <w:noProof/>
             <w:webHidden/>
           </w:rPr>
-          <w:instrText xml:space="preserve"> PAGEREF _Toc244366103 \h </w:instrText>
+          <w:instrText xml:space="preserve"> PAGEREF _Toc244368934 \h </w:instrText>
         </w:r>
         <w:r>
           <w:rPr>
@@ -6322,7 +6323,7 @@
           <w14:ligatures w14:val="standardContextual"/>
         </w:rPr>
       </w:pPr>
-      <w:hyperlink w:anchor="_Toc244366104" w:history="1">
+      <w:hyperlink w:anchor="_Toc244368935" w:history="1">
         <w:r>
           <w:rPr>
             <w:rStyle w:val="Hyperlink"/>
@@ -6349,7 +6350,7 @@
             <w:noProof/>
             <w:webHidden/>
           </w:rPr>
-          <w:instrText xml:space="preserve"> PAGEREF _Toc244366104 \h </w:instrText>
+          <w:instrText xml:space="preserve"> PAGEREF _Toc244368935 \h </w:instrText>
         </w:r>
         <w:r>
           <w:rPr>
@@ -6395,7 +6396,7 @@
           <w14:ligatures w14:val="standardContextual"/>
         </w:rPr>
       </w:pPr>
-      <w:hyperlink w:anchor="_Toc244366105" w:history="1">
+      <w:hyperlink w:anchor="_Toc244368936" w:history="1">
         <w:r>
           <w:rPr>
             <w:rStyle w:val="Hyperlink"/>
@@ -6422,7 +6423,7 @@
             <w:noProof/>
             <w:webHidden/>
           </w:rPr>
-          <w:instrText xml:space="preserve"> PAGEREF _Toc244366105 \h </w:instrText>
+          <w:instrText xml:space="preserve"> PAGEREF _Toc244368936 \h </w:instrText>
         </w:r>
         <w:r>
           <w:rPr>
@@ -6468,7 +6469,7 @@
           <w14:ligatures w14:val="standardContextual"/>
         </w:rPr>
       </w:pPr>
-      <w:hyperlink w:anchor="_Toc244366106" w:history="1">
+      <w:hyperlink w:anchor="_Toc244368937" w:history="1">
         <w:r>
           <w:rPr>
             <w:rStyle w:val="Hyperlink"/>
@@ -6495,7 +6496,7 @@
             <w:noProof/>
             <w:webHidden/>
           </w:rPr>
-          <w:instrText xml:space="preserve"> PAGEREF _Toc244366106 \h </w:instrText>
+          <w:instrText xml:space="preserve"> PAGEREF _Toc244368937 \h </w:instrText>
         </w:r>
         <w:r>
           <w:rPr>
@@ -6541,7 +6542,7 @@
           <w14:ligatures w14:val="standardContextual"/>
         </w:rPr>
       </w:pPr>
-      <w:hyperlink w:anchor="_Toc244366107" w:history="1">
+      <w:hyperlink w:anchor="_Toc244368938" w:history="1">
         <w:r>
           <w:rPr>
             <w:rStyle w:val="Hyperlink"/>
@@ -6568,7 +6569,7 @@
             <w:noProof/>
             <w:webHidden/>
           </w:rPr>
-          <w:instrText xml:space="preserve"> PAGEREF _Toc244366107 \h </w:instrText>
+          <w:instrText xml:space="preserve"> PAGEREF _Toc244368938 \h </w:instrText>
         </w:r>
         <w:r>
           <w:rPr>
@@ -6614,7 +6615,7 @@
           <w14:ligatures w14:val="standardContextual"/>
         </w:rPr>
       </w:pPr>
-      <w:hyperlink w:anchor="_Toc244366108" w:history="1">
+      <w:hyperlink w:anchor="_Toc244368939" w:history="1">
         <w:r>
           <w:rPr>
             <w:rStyle w:val="Hyperlink"/>
@@ -6641,7 +6642,7 @@
             <w:noProof/>
             <w:webHidden/>
           </w:rPr>
-          <w:instrText xml:space="preserve"> PAGEREF _Toc244366108 \h </w:instrText>
+          <w:instrText xml:space="preserve"> PAGEREF _Toc244368939 \h </w:instrText>
         </w:r>
         <w:r>
           <w:rPr>
@@ -6687,7 +6688,7 @@
           <w14:ligatures w14:val="standardContextual"/>
         </w:rPr>
       </w:pPr>
-      <w:hyperlink w:anchor="_Toc244366109" w:history="1">
+      <w:hyperlink w:anchor="_Toc244368940" w:history="1">
         <w:r>
           <w:rPr>
             <w:rStyle w:val="Hyperlink"/>
@@ -6714,7 +6715,7 @@
             <w:noProof/>
             <w:webHidden/>
           </w:rPr>
-          <w:instrText xml:space="preserve"> PAGEREF _Toc244366109 \h </w:instrText>
+          <w:instrText xml:space="preserve"> PAGEREF _Toc244368940 \h </w:instrText>
         </w:r>
         <w:r>
           <w:rPr>
@@ -6760,7 +6761,7 @@
           <w14:ligatures w14:val="standardContextual"/>
         </w:rPr>
       </w:pPr>
-      <w:hyperlink w:anchor="_Toc244366110" w:history="1">
+      <w:hyperlink w:anchor="_Toc244368941" w:history="1">
         <w:r>
           <w:rPr>
             <w:rStyle w:val="Hyperlink"/>
@@ -6787,7 +6788,7 @@
             <w:noProof/>
             <w:webHidden/>
           </w:rPr>
-          <w:instrText xml:space="preserve"> PAGEREF _Toc244366110 \h </w:instrText>
+          <w:instrText xml:space="preserve"> PAGEREF _Toc244368941 \h </w:instrText>
         </w:r>
         <w:r>
           <w:rPr>
@@ -6833,7 +6834,7 @@
           <w14:ligatures w14:val="standardContextual"/>
         </w:rPr>
       </w:pPr>
-      <w:hyperlink w:anchor="_Toc244366111" w:history="1">
+      <w:hyperlink w:anchor="_Toc244368942" w:history="1">
         <w:r>
           <w:rPr>
             <w:rStyle w:val="Hyperlink"/>
@@ -6860,7 +6861,7 @@
             <w:noProof/>
             <w:webHidden/>
           </w:rPr>
-          <w:instrText xml:space="preserve"> PAGEREF _Toc244366111 \h </w:instrText>
+          <w:instrText xml:space="preserve"> PAGEREF _Toc244368942 \h </w:instrText>
         </w:r>
         <w:r>
           <w:rPr>
@@ -6906,7 +6907,7 @@
           <w14:ligatures w14:val="standardContextual"/>
         </w:rPr>
       </w:pPr>
-      <w:hyperlink w:anchor="_Toc244366112" w:history="1">
+      <w:hyperlink w:anchor="_Toc244368943" w:history="1">
         <w:r>
           <w:rPr>
             <w:rStyle w:val="Hyperlink"/>
@@ -6933,7 +6934,7 @@
             <w:noProof/>
             <w:webHidden/>
           </w:rPr>
-          <w:instrText xml:space="preserve"> PAGEREF _Toc244366112 \h </w:instrText>
+          <w:instrText xml:space="preserve"> PAGEREF _Toc244368943 \h </w:instrText>
         </w:r>
         <w:r>
           <w:rPr>
@@ -6979,7 +6980,7 @@
           <w14:ligatures w14:val="standardContextual"/>
         </w:rPr>
       </w:pPr>
-      <w:hyperlink w:anchor="_Toc244366113" w:history="1">
+      <w:hyperlink w:anchor="_Toc244368944" w:history="1">
         <w:r>
           <w:rPr>
             <w:rStyle w:val="Hyperlink"/>
@@ -7006,7 +7007,7 @@
             <w:noProof/>
             <w:webHidden/>
           </w:rPr>
-          <w:instrText xml:space="preserve"> PAGEREF _Toc244366113 \h </w:instrText>
+          <w:instrText xml:space="preserve"> PAGEREF _Toc244368944 \h </w:instrText>
         </w:r>
         <w:r>
           <w:rPr>
@@ -7052,7 +7053,7 @@
           <w14:ligatures w14:val="standardContextual"/>
         </w:rPr>
       </w:pPr>
-      <w:hyperlink w:anchor="_Toc244366114" w:history="1">
+      <w:hyperlink w:anchor="_Toc244368945" w:history="1">
         <w:r>
           <w:rPr>
             <w:rStyle w:val="Hyperlink"/>
@@ -7079,7 +7080,7 @@
             <w:noProof/>
             <w:webHidden/>
           </w:rPr>
-          <w:instrText xml:space="preserve"> PAGEREF _Toc244366114 \h </w:instrText>
+          <w:instrText xml:space="preserve"> PAGEREF _Toc244368945 \h </w:instrText>
         </w:r>
         <w:r>
           <w:rPr>
@@ -7125,7 +7126,7 @@
           <w14:ligatures w14:val="standardContextual"/>
         </w:rPr>
       </w:pPr>
-      <w:hyperlink w:anchor="_Toc244366115" w:history="1">
+      <w:hyperlink w:anchor="_Toc244368946" w:history="1">
         <w:r>
           <w:rPr>
             <w:rStyle w:val="Hyperlink"/>
@@ -7152,7 +7153,7 @@
             <w:noProof/>
             <w:webHidden/>
           </w:rPr>
-          <w:instrText xml:space="preserve"> PAGEREF _Toc244366115 \h </w:instrText>
+          <w:instrText xml:space="preserve"> PAGEREF _Toc244368946 \h </w:instrText>
         </w:r>
         <w:r>
           <w:rPr>
@@ -7198,7 +7199,7 @@
           <w14:ligatures w14:val="standardContextual"/>
         </w:rPr>
       </w:pPr>
-      <w:hyperlink w:anchor="_Toc244366116" w:history="1">
+      <w:hyperlink w:anchor="_Toc244368947" w:history="1">
         <w:r>
           <w:rPr>
             <w:rStyle w:val="Hyperlink"/>
@@ -7225,7 +7226,7 @@
             <w:noProof/>
             <w:webHidden/>
           </w:rPr>
-          <w:instrText xml:space="preserve"> PAGEREF _Toc244366116 \h </w:instrText>
+          <w:instrText xml:space="preserve"> PAGEREF _Toc244368947 \h </w:instrText>
         </w:r>
         <w:r>
           <w:rPr>
@@ -7271,7 +7272,7 @@
           <w14:ligatures w14:val="standardContextual"/>
         </w:rPr>
       </w:pPr>
-      <w:hyperlink w:anchor="_Toc244366117" w:history="1">
+      <w:hyperlink w:anchor="_Toc244368948" w:history="1">
         <w:r>
           <w:rPr>
             <w:rStyle w:val="Hyperlink"/>
@@ -7298,7 +7299,7 @@
             <w:noProof/>
             <w:webHidden/>
           </w:rPr>
-          <w:instrText xml:space="preserve"> PAGEREF _Toc244366117 \h </w:instrText>
+          <w:instrText xml:space="preserve"> PAGEREF _Toc244368948 \h </w:instrText>
         </w:r>
         <w:r>
           <w:rPr>
@@ -7344,7 +7345,7 @@
           <w14:ligatures w14:val="standardContextual"/>
         </w:rPr>
       </w:pPr>
-      <w:hyperlink w:anchor="_Toc244366118" w:history="1">
+      <w:hyperlink w:anchor="_Toc244368949" w:history="1">
         <w:r>
           <w:rPr>
             <w:rStyle w:val="Hyperlink"/>
@@ -7371,7 +7372,7 @@
             <w:noProof/>
             <w:webHidden/>
           </w:rPr>
-          <w:instrText xml:space="preserve"> PAGEREF _Toc244366118 \h </w:instrText>
+          <w:instrText xml:space="preserve"> PAGEREF _Toc244368949 \h </w:instrText>
         </w:r>
         <w:r>
           <w:rPr>
@@ -7391,7 +7392,7 @@
             <w:noProof/>
             <w:webHidden/>
           </w:rPr>
-          <w:t>27</w:t>
+          <w:t>28</w:t>
         </w:r>
         <w:r>
           <w:rPr>
@@ -7417,7 +7418,7 @@
           <w14:ligatures w14:val="standardContextual"/>
         </w:rPr>
       </w:pPr>
-      <w:hyperlink w:anchor="_Toc244366119" w:history="1">
+      <w:hyperlink w:anchor="_Toc244368950" w:history="1">
         <w:r>
           <w:rPr>
             <w:rStyle w:val="Hyperlink"/>
@@ -7444,7 +7445,7 @@
             <w:noProof/>
             <w:webHidden/>
           </w:rPr>
-          <w:instrText xml:space="preserve"> PAGEREF _Toc244366119 \h </w:instrText>
+          <w:instrText xml:space="preserve"> PAGEREF _Toc244368950 \h </w:instrText>
         </w:r>
         <w:r>
           <w:rPr>
@@ -7490,7 +7491,7 @@
           <w14:ligatures w14:val="standardContextual"/>
         </w:rPr>
       </w:pPr>
-      <w:hyperlink w:anchor="_Toc244366120" w:history="1">
+      <w:hyperlink w:anchor="_Toc244368951" w:history="1">
         <w:r>
           <w:rPr>
             <w:rStyle w:val="Hyperlink"/>
@@ -7517,7 +7518,7 @@
             <w:noProof/>
             <w:webHidden/>
           </w:rPr>
-          <w:instrText xml:space="preserve"> PAGEREF _Toc244366120 \h </w:instrText>
+          <w:instrText xml:space="preserve"> PAGEREF _Toc244368951 \h </w:instrText>
         </w:r>
         <w:r>
           <w:rPr>
@@ -7563,7 +7564,7 @@
           <w14:ligatures w14:val="standardContextual"/>
         </w:rPr>
       </w:pPr>
-      <w:hyperlink w:anchor="_Toc244366121" w:history="1">
+      <w:hyperlink w:anchor="_Toc244368952" w:history="1">
         <w:r>
           <w:rPr>
             <w:rStyle w:val="Hyperlink"/>
@@ -7590,7 +7591,7 @@
             <w:noProof/>
             <w:webHidden/>
           </w:rPr>
-          <w:instrText xml:space="preserve"> PAGEREF _Toc244366121 \h </w:instrText>
+          <w:instrText xml:space="preserve"> PAGEREF _Toc244368952 \h </w:instrText>
         </w:r>
         <w:r>
           <w:rPr>
@@ -7610,7 +7611,7 @@
             <w:noProof/>
             <w:webHidden/>
           </w:rPr>
-          <w:t>28</w:t>
+          <w:t>29</w:t>
         </w:r>
         <w:r>
           <w:rPr>
@@ -7636,7 +7637,7 @@
           <w14:ligatures w14:val="standardContextual"/>
         </w:rPr>
       </w:pPr>
-      <w:hyperlink w:anchor="_Toc244366122" w:history="1">
+      <w:hyperlink w:anchor="_Toc244368953" w:history="1">
         <w:r>
           <w:rPr>
             <w:rStyle w:val="Hyperlink"/>
@@ -7663,7 +7664,7 @@
             <w:noProof/>
             <w:webHidden/>
           </w:rPr>
-          <w:instrText xml:space="preserve"> PAGEREF _Toc244366122 \h </w:instrText>
+          <w:instrText xml:space="preserve"> PAGEREF _Toc244368953 \h </w:instrText>
         </w:r>
         <w:r>
           <w:rPr>
@@ -7683,7 +7684,7 @@
             <w:noProof/>
             <w:webHidden/>
           </w:rPr>
-          <w:t>28</w:t>
+          <w:t>29</w:t>
         </w:r>
         <w:r>
           <w:rPr>
@@ -7709,7 +7710,7 @@
           <w14:ligatures w14:val="standardContextual"/>
         </w:rPr>
       </w:pPr>
-      <w:hyperlink w:anchor="_Toc244366123" w:history="1">
+      <w:hyperlink w:anchor="_Toc244368954" w:history="1">
         <w:r>
           <w:rPr>
             <w:rStyle w:val="Hyperlink"/>
@@ -7736,7 +7737,7 @@
             <w:noProof/>
             <w:webHidden/>
           </w:rPr>
-          <w:instrText xml:space="preserve"> PAGEREF _Toc244366123 \h </w:instrText>
+          <w:instrText xml:space="preserve"> PAGEREF _Toc244368954 \h </w:instrText>
         </w:r>
         <w:r>
           <w:rPr>
@@ -7756,7 +7757,7 @@
             <w:noProof/>
             <w:webHidden/>
           </w:rPr>
-          <w:t>28</w:t>
+          <w:t>29</w:t>
         </w:r>
         <w:r>
           <w:rPr>
@@ -7782,7 +7783,7 @@
           <w14:ligatures w14:val="standardContextual"/>
         </w:rPr>
       </w:pPr>
-      <w:hyperlink w:anchor="_Toc244366124" w:history="1">
+      <w:hyperlink w:anchor="_Toc244368955" w:history="1">
         <w:r>
           <w:rPr>
             <w:rStyle w:val="Hyperlink"/>
@@ -7809,7 +7810,7 @@
             <w:noProof/>
             <w:webHidden/>
           </w:rPr>
-          <w:instrText xml:space="preserve"> PAGEREF _Toc244366124 \h </w:instrText>
+          <w:instrText xml:space="preserve"> PAGEREF _Toc244368955 \h </w:instrText>
         </w:r>
         <w:r>
           <w:rPr>
@@ -7829,7 +7830,7 @@
             <w:noProof/>
             <w:webHidden/>
           </w:rPr>
-          <w:t>30</w:t>
+          <w:t>31</w:t>
         </w:r>
         <w:r>
           <w:rPr>
@@ -7855,7 +7856,7 @@
           <w14:ligatures w14:val="standardContextual"/>
         </w:rPr>
       </w:pPr>
-      <w:hyperlink w:anchor="_Toc244366125" w:history="1">
+      <w:hyperlink w:anchor="_Toc244368956" w:history="1">
         <w:r>
           <w:rPr>
             <w:rStyle w:val="Hyperlink"/>
@@ -7882,7 +7883,7 @@
             <w:noProof/>
             <w:webHidden/>
           </w:rPr>
-          <w:instrText xml:space="preserve"> PAGEREF _Toc244366125 \h </w:instrText>
+          <w:instrText xml:space="preserve"> PAGEREF _Toc244368956 \h </w:instrText>
         </w:r>
         <w:r>
           <w:rPr>
@@ -7902,7 +7903,7 @@
             <w:noProof/>
             <w:webHidden/>
           </w:rPr>
-          <w:t>30</w:t>
+          <w:t>31</w:t>
         </w:r>
         <w:r>
           <w:rPr>
@@ -7928,7 +7929,7 @@
           <w14:ligatures w14:val="standardContextual"/>
         </w:rPr>
       </w:pPr>
-      <w:hyperlink w:anchor="_Toc244366126" w:history="1">
+      <w:hyperlink w:anchor="_Toc244368957" w:history="1">
         <w:r>
           <w:rPr>
             <w:rStyle w:val="Hyperlink"/>
@@ -7955,7 +7956,7 @@
             <w:noProof/>
             <w:webHidden/>
           </w:rPr>
-          <w:instrText xml:space="preserve"> PAGEREF _Toc244366126 \h </w:instrText>
+          <w:instrText xml:space="preserve"> PAGEREF _Toc244368957 \h </w:instrText>
         </w:r>
         <w:r>
           <w:rPr>
@@ -7975,7 +7976,7 @@
             <w:noProof/>
             <w:webHidden/>
           </w:rPr>
-          <w:t>30</w:t>
+          <w:t>31</w:t>
         </w:r>
         <w:r>
           <w:rPr>
@@ -8001,7 +8002,7 @@
           <w14:ligatures w14:val="standardContextual"/>
         </w:rPr>
       </w:pPr>
-      <w:hyperlink w:anchor="_Toc244366127" w:history="1">
+      <w:hyperlink w:anchor="_Toc244368958" w:history="1">
         <w:r>
           <w:rPr>
             <w:rStyle w:val="Hyperlink"/>
@@ -8028,7 +8029,7 @@
             <w:noProof/>
             <w:webHidden/>
           </w:rPr>
-          <w:instrText xml:space="preserve"> PAGEREF _Toc244366127 \h </w:instrText>
+          <w:instrText xml:space="preserve"> PAGEREF _Toc244368958 \h </w:instrText>
         </w:r>
         <w:r>
           <w:rPr>
@@ -8048,7 +8049,7 @@
             <w:noProof/>
             <w:webHidden/>
           </w:rPr>
-          <w:t>30</w:t>
+          <w:t>31</w:t>
         </w:r>
         <w:r>
           <w:rPr>
@@ -8074,7 +8075,7 @@
           <w14:ligatures w14:val="standardContextual"/>
         </w:rPr>
       </w:pPr>
-      <w:hyperlink w:anchor="_Toc244366128" w:history="1">
+      <w:hyperlink w:anchor="_Toc244368959" w:history="1">
         <w:r>
           <w:rPr>
             <w:rStyle w:val="Hyperlink"/>
@@ -8101,7 +8102,7 @@
             <w:noProof/>
             <w:webHidden/>
           </w:rPr>
-          <w:instrText xml:space="preserve"> PAGEREF _Toc244366128 \h </w:instrText>
+          <w:instrText xml:space="preserve"> PAGEREF _Toc244368959 \h </w:instrText>
         </w:r>
         <w:r>
           <w:rPr>
@@ -8121,7 +8122,7 @@
             <w:noProof/>
             <w:webHidden/>
           </w:rPr>
-          <w:t>30</w:t>
+          <w:t>31</w:t>
         </w:r>
         <w:r>
           <w:rPr>
@@ -8147,7 +8148,7 @@
           <w14:ligatures w14:val="standardContextual"/>
         </w:rPr>
       </w:pPr>
-      <w:hyperlink w:anchor="_Toc244366129" w:history="1">
+      <w:hyperlink w:anchor="_Toc244368960" w:history="1">
         <w:r>
           <w:rPr>
             <w:rStyle w:val="Hyperlink"/>
@@ -8174,7 +8175,7 @@
             <w:noProof/>
             <w:webHidden/>
           </w:rPr>
-          <w:instrText xml:space="preserve"> PAGEREF _Toc244366129 \h </w:instrText>
+          <w:instrText xml:space="preserve"> PAGEREF _Toc244368960 \h </w:instrText>
         </w:r>
         <w:r>
           <w:rPr>
@@ -8194,7 +8195,7 @@
             <w:noProof/>
             <w:webHidden/>
           </w:rPr>
-          <w:t>31</w:t>
+          <w:t>32</w:t>
         </w:r>
         <w:r>
           <w:rPr>
@@ -8220,7 +8221,7 @@
           <w14:ligatures w14:val="standardContextual"/>
         </w:rPr>
       </w:pPr>
-      <w:hyperlink w:anchor="_Toc244366130" w:history="1">
+      <w:hyperlink w:anchor="_Toc244368961" w:history="1">
         <w:r>
           <w:rPr>
             <w:rStyle w:val="Hyperlink"/>
@@ -8247,7 +8248,7 @@
             <w:noProof/>
             <w:webHidden/>
           </w:rPr>
-          <w:instrText xml:space="preserve"> PAGEREF _Toc244366130 \h </w:instrText>
+          <w:instrText xml:space="preserve"> PAGEREF _Toc244368961 \h </w:instrText>
         </w:r>
         <w:r>
           <w:rPr>
@@ -8267,7 +8268,7 @@
             <w:noProof/>
             <w:webHidden/>
           </w:rPr>
-          <w:t>32</w:t>
+          <w:t>33</w:t>
         </w:r>
         <w:r>
           <w:rPr>
@@ -8293,7 +8294,7 @@
           <w14:ligatures w14:val="standardContextual"/>
         </w:rPr>
       </w:pPr>
-      <w:hyperlink w:anchor="_Toc244366131" w:history="1">
+      <w:hyperlink w:anchor="_Toc244368962" w:history="1">
         <w:r>
           <w:rPr>
             <w:rStyle w:val="Hyperlink"/>
@@ -8320,7 +8321,7 @@
             <w:noProof/>
             <w:webHidden/>
           </w:rPr>
-          <w:instrText xml:space="preserve"> PAGEREF _Toc244366131 \h </w:instrText>
+          <w:instrText xml:space="preserve"> PAGEREF _Toc244368962 \h </w:instrText>
         </w:r>
         <w:r>
           <w:rPr>
@@ -8340,7 +8341,7 @@
             <w:noProof/>
             <w:webHidden/>
           </w:rPr>
-          <w:t>33</w:t>
+          <w:t>34</w:t>
         </w:r>
         <w:r>
           <w:rPr>
@@ -8366,7 +8367,7 @@
           <w14:ligatures w14:val="standardContextual"/>
         </w:rPr>
       </w:pPr>
-      <w:hyperlink w:anchor="_Toc244366132" w:history="1">
+      <w:hyperlink w:anchor="_Toc244368963" w:history="1">
         <w:r>
           <w:rPr>
             <w:rStyle w:val="Hyperlink"/>
@@ -8393,7 +8394,7 @@
             <w:noProof/>
             <w:webHidden/>
           </w:rPr>
-          <w:instrText xml:space="preserve"> PAGEREF _Toc244366132 \h </w:instrText>
+          <w:instrText xml:space="preserve"> PAGEREF _Toc244368963 \h </w:instrText>
         </w:r>
         <w:r>
           <w:rPr>
@@ -8413,7 +8414,7 @@
             <w:noProof/>
             <w:webHidden/>
           </w:rPr>
-          <w:t>33</w:t>
+          <w:t>34</w:t>
         </w:r>
         <w:r>
           <w:rPr>
@@ -8439,7 +8440,7 @@
           <w14:ligatures w14:val="standardContextual"/>
         </w:rPr>
       </w:pPr>
-      <w:hyperlink w:anchor="_Toc244366133" w:history="1">
+      <w:hyperlink w:anchor="_Toc244368964" w:history="1">
         <w:r>
           <w:rPr>
             <w:rStyle w:val="Hyperlink"/>
@@ -8466,7 +8467,7 @@
             <w:noProof/>
             <w:webHidden/>
           </w:rPr>
-          <w:instrText xml:space="preserve"> PAGEREF _Toc244366133 \h </w:instrText>
+          <w:instrText xml:space="preserve"> PAGEREF _Toc244368964 \h </w:instrText>
         </w:r>
         <w:r>
           <w:rPr>
@@ -8486,7 +8487,153 @@
             <w:noProof/>
             <w:webHidden/>
           </w:rPr>
-          <w:t>34</w:t>
+          <w:t>35</w:t>
+        </w:r>
+        <w:r>
+          <w:rPr>
+            <w:noProof/>
+            <w:webHidden/>
+          </w:rPr>
+          <w:fldChar w:fldCharType="end"/>
+        </w:r>
+      </w:hyperlink>
+    </w:p>
+    <w:p>
+      <w:pPr>
+        <w:pStyle w:val="TOC4"/>
+        <w:tabs>
+          <w:tab w:val="right" w:leader="dot" w:pos="8296"/>
+        </w:tabs>
+        <w:rPr>
+          <w:rFonts w:asciiTheme="minorHAnsi" w:eastAsiaTheme="minorEastAsia" w:hAnsiTheme="minorHAnsi" w:cstheme="minorBidi"/>
+          <w:noProof/>
+          <w:kern w:val="2"/>
+          <w:sz w:val="24"/>
+          <w:szCs w:val="24"/>
+          <w14:ligatures w14:val="standardContextual"/>
+        </w:rPr>
+      </w:pPr>
+      <w:hyperlink w:anchor="_Toc244368965" w:history="1">
+        <w:r>
+          <w:rPr>
+            <w:rStyle w:val="Hyperlink"/>
+            <w:noProof/>
+          </w:rPr>
+          <w:t>7.1.9 Tampered-Copy Attack</w:t>
+        </w:r>
+        <w:r>
+          <w:rPr>
+            <w:noProof/>
+            <w:webHidden/>
+          </w:rPr>
+          <w:tab/>
+        </w:r>
+        <w:r>
+          <w:rPr>
+            <w:noProof/>
+            <w:webHidden/>
+          </w:rPr>
+          <w:fldChar w:fldCharType="begin"/>
+        </w:r>
+        <w:r>
+          <w:rPr>
+            <w:noProof/>
+            <w:webHidden/>
+          </w:rPr>
+          <w:instrText xml:space="preserve"> PAGEREF _Toc244368965 \h </w:instrText>
+        </w:r>
+        <w:r>
+          <w:rPr>
+            <w:noProof/>
+            <w:webHidden/>
+          </w:rPr>
+        </w:r>
+        <w:r>
+          <w:rPr>
+            <w:noProof/>
+            <w:webHidden/>
+          </w:rPr>
+          <w:fldChar w:fldCharType="separate"/>
+        </w:r>
+        <w:r>
+          <w:rPr>
+            <w:noProof/>
+            <w:webHidden/>
+          </w:rPr>
+          <w:t>36</w:t>
+        </w:r>
+        <w:r>
+          <w:rPr>
+            <w:noProof/>
+            <w:webHidden/>
+          </w:rPr>
+          <w:fldChar w:fldCharType="end"/>
+        </w:r>
+      </w:hyperlink>
+    </w:p>
+    <w:p>
+      <w:pPr>
+        <w:pStyle w:val="TOC4"/>
+        <w:tabs>
+          <w:tab w:val="right" w:leader="dot" w:pos="8296"/>
+        </w:tabs>
+        <w:rPr>
+          <w:rFonts w:asciiTheme="minorHAnsi" w:eastAsiaTheme="minorEastAsia" w:hAnsiTheme="minorHAnsi" w:cstheme="minorBidi"/>
+          <w:noProof/>
+          <w:kern w:val="2"/>
+          <w:sz w:val="24"/>
+          <w:szCs w:val="24"/>
+          <w14:ligatures w14:val="standardContextual"/>
+        </w:rPr>
+      </w:pPr>
+      <w:hyperlink w:anchor="_Toc244368966" w:history="1">
+        <w:r>
+          <w:rPr>
+            <w:rStyle w:val="Hyperlink"/>
+            <w:noProof/>
+          </w:rPr>
+          <w:t>7.1.10 Near-Duplicate and Ingest-Order Defenses</w:t>
+        </w:r>
+        <w:r>
+          <w:rPr>
+            <w:noProof/>
+            <w:webHidden/>
+          </w:rPr>
+          <w:tab/>
+        </w:r>
+        <w:r>
+          <w:rPr>
+            <w:noProof/>
+            <w:webHidden/>
+          </w:rPr>
+          <w:fldChar w:fldCharType="begin"/>
+        </w:r>
+        <w:r>
+          <w:rPr>
+            <w:noProof/>
+            <w:webHidden/>
+          </w:rPr>
+          <w:instrText xml:space="preserve"> PAGEREF _Toc244368966 \h </w:instrText>
+        </w:r>
+        <w:r>
+          <w:rPr>
+            <w:noProof/>
+            <w:webHidden/>
+          </w:rPr>
+        </w:r>
+        <w:r>
+          <w:rPr>
+            <w:noProof/>
+            <w:webHidden/>
+          </w:rPr>
+          <w:fldChar w:fldCharType="separate"/>
+        </w:r>
+        <w:r>
+          <w:rPr>
+            <w:noProof/>
+            <w:webHidden/>
+          </w:rPr>
+          <w:t>38</w:t>
         </w:r>
         <w:r>
           <w:rPr>
@@ -8512,7 +8659,7 @@
           <w14:ligatures w14:val="standardContextual"/>
         </w:rPr>
       </w:pPr>
-      <w:hyperlink w:anchor="_Toc244366134" w:history="1">
+      <w:hyperlink w:anchor="_Toc244368967" w:history="1">
         <w:r>
           <w:rPr>
             <w:rStyle w:val="Hyperlink"/>
@@ -8539,7 +8686,7 @@
             <w:noProof/>
             <w:webHidden/>
           </w:rPr>
-          <w:instrText xml:space="preserve"> PAGEREF _Toc244366134 \h </w:instrText>
+          <w:instrText xml:space="preserve"> PAGEREF _Toc244368967 \h </w:instrText>
         </w:r>
         <w:r>
           <w:rPr>
@@ -8559,7 +8706,7 @@
             <w:noProof/>
             <w:webHidden/>
           </w:rPr>
-          <w:t>35</w:t>
+          <w:t>39</w:t>
         </w:r>
         <w:r>
           <w:rPr>
@@ -8585,7 +8732,7 @@
           <w14:ligatures w14:val="standardContextual"/>
         </w:rPr>
       </w:pPr>
-      <w:hyperlink w:anchor="_Toc244366135" w:history="1">
+      <w:hyperlink w:anchor="_Toc244368968" w:history="1">
         <w:r>
           <w:rPr>
             <w:rStyle w:val="Hyperlink"/>
@@ -8612,7 +8759,7 @@
             <w:noProof/>
             <w:webHidden/>
           </w:rPr>
-          <w:instrText xml:space="preserve"> PAGEREF _Toc244366135 \h </w:instrText>
+          <w:instrText xml:space="preserve"> PAGEREF _Toc244368968 \h </w:instrText>
         </w:r>
         <w:r>
           <w:rPr>
@@ -8632,7 +8779,7 @@
             <w:noProof/>
             <w:webHidden/>
           </w:rPr>
-          <w:t>36</w:t>
+          <w:t>40</w:t>
         </w:r>
         <w:r>
           <w:rPr>
@@ -8658,7 +8805,7 @@
           <w14:ligatures w14:val="standardContextual"/>
         </w:rPr>
       </w:pPr>
-      <w:hyperlink w:anchor="_Toc244366136" w:history="1">
+      <w:hyperlink w:anchor="_Toc244368969" w:history="1">
         <w:r>
           <w:rPr>
             <w:rStyle w:val="Hyperlink"/>
@@ -8685,7 +8832,7 @@
             <w:noProof/>
             <w:webHidden/>
           </w:rPr>
-          <w:instrText xml:space="preserve"> PAGEREF _Toc244366136 \h </w:instrText>
+          <w:instrText xml:space="preserve"> PAGEREF _Toc244368969 \h </w:instrText>
         </w:r>
         <w:r>
           <w:rPr>
@@ -8705,7 +8852,7 @@
             <w:noProof/>
             <w:webHidden/>
           </w:rPr>
-          <w:t>37</w:t>
+          <w:t>41</w:t>
         </w:r>
         <w:r>
           <w:rPr>
@@ -8731,7 +8878,7 @@
           <w14:ligatures w14:val="standardContextual"/>
         </w:rPr>
       </w:pPr>
-      <w:hyperlink w:anchor="_Toc244366137" w:history="1">
+      <w:hyperlink w:anchor="_Toc244368970" w:history="1">
         <w:r>
           <w:rPr>
             <w:rStyle w:val="Hyperlink"/>
@@ -8758,7 +8905,7 @@
             <w:noProof/>
             <w:webHidden/>
           </w:rPr>
-          <w:instrText xml:space="preserve"> PAGEREF _Toc244366137 \h </w:instrText>
+          <w:instrText xml:space="preserve"> PAGEREF _Toc244368970 \h </w:instrText>
         </w:r>
         <w:r>
           <w:rPr>
@@ -8778,7 +8925,7 @@
             <w:noProof/>
             <w:webHidden/>
           </w:rPr>
-          <w:t>38</w:t>
+          <w:t>42</w:t>
         </w:r>
         <w:r>
           <w:rPr>
@@ -8804,7 +8951,7 @@
           <w14:ligatures w14:val="standardContextual"/>
         </w:rPr>
       </w:pPr>
-      <w:hyperlink w:anchor="_Toc244366138" w:history="1">
+      <w:hyperlink w:anchor="_Toc244368971" w:history="1">
         <w:r>
           <w:rPr>
             <w:rStyle w:val="Hyperlink"/>
@@ -8831,7 +8978,7 @@
             <w:noProof/>
             <w:webHidden/>
           </w:rPr>
-          <w:instrText xml:space="preserve"> PAGEREF _Toc244366138 \h </w:instrText>
+          <w:instrText xml:space="preserve"> PAGEREF _Toc244368971 \h </w:instrText>
         </w:r>
         <w:r>
           <w:rPr>
@@ -8851,7 +8998,7 @@
             <w:noProof/>
             <w:webHidden/>
           </w:rPr>
-          <w:t>38</w:t>
+          <w:t>42</w:t>
         </w:r>
         <w:r>
           <w:rPr>
@@ -8877,7 +9024,7 @@
           <w14:ligatures w14:val="standardContextual"/>
         </w:rPr>
       </w:pPr>
-      <w:hyperlink w:anchor="_Toc244366139" w:history="1">
+      <w:hyperlink w:anchor="_Toc244368972" w:history="1">
         <w:r>
           <w:rPr>
             <w:rStyle w:val="Hyperlink"/>
@@ -8904,7 +9051,7 @@
             <w:noProof/>
             <w:webHidden/>
           </w:rPr>
-          <w:instrText xml:space="preserve"> PAGEREF _Toc244366139 \h </w:instrText>
+          <w:instrText xml:space="preserve"> PAGEREF _Toc244368972 \h </w:instrText>
         </w:r>
         <w:r>
           <w:rPr>
@@ -8924,7 +9071,7 @@
             <w:noProof/>
             <w:webHidden/>
           </w:rPr>
-          <w:t>39</w:t>
+          <w:t>44</w:t>
         </w:r>
         <w:r>
           <w:rPr>
@@ -8950,7 +9097,7 @@
           <w14:ligatures w14:val="standardContextual"/>
         </w:rPr>
       </w:pPr>
-      <w:hyperlink w:anchor="_Toc244366140" w:history="1">
+      <w:hyperlink w:anchor="_Toc244368973" w:history="1">
         <w:r>
           <w:rPr>
             <w:rStyle w:val="Hyperlink"/>
@@ -8977,7 +9124,7 @@
             <w:noProof/>
             <w:webHidden/>
           </w:rPr>
-          <w:instrText xml:space="preserve"> PAGEREF _Toc244366140 \h </w:instrText>
+          <w:instrText xml:space="preserve"> PAGEREF _Toc244368973 \h </w:instrText>
         </w:r>
         <w:r>
           <w:rPr>
@@ -8997,7 +9144,7 @@
             <w:noProof/>
             <w:webHidden/>
           </w:rPr>
-          <w:t>39</w:t>
+          <w:t>44</w:t>
         </w:r>
         <w:r>
           <w:rPr>
@@ -9023,7 +9170,7 @@
           <w14:ligatures w14:val="standardContextual"/>
         </w:rPr>
       </w:pPr>
-      <w:hyperlink w:anchor="_Toc244366141" w:history="1">
+      <w:hyperlink w:anchor="_Toc244368974" w:history="1">
         <w:r>
           <w:rPr>
             <w:rStyle w:val="Hyperlink"/>
@@ -9050,7 +9197,7 @@
             <w:noProof/>
             <w:webHidden/>
           </w:rPr>
-          <w:instrText xml:space="preserve"> PAGEREF _Toc244366141 \h </w:instrText>
+          <w:instrText xml:space="preserve"> PAGEREF _Toc244368974 \h </w:instrText>
         </w:r>
         <w:r>
           <w:rPr>
@@ -9070,7 +9217,7 @@
             <w:noProof/>
             <w:webHidden/>
           </w:rPr>
-          <w:t>39</w:t>
+          <w:t>44</w:t>
         </w:r>
         <w:r>
           <w:rPr>
@@ -9096,7 +9243,7 @@
           <w14:ligatures w14:val="standardContextual"/>
         </w:rPr>
       </w:pPr>
-      <w:hyperlink w:anchor="_Toc244366142" w:history="1">
+      <w:hyperlink w:anchor="_Toc244368975" w:history="1">
         <w:r>
           <w:rPr>
             <w:rStyle w:val="Hyperlink"/>
@@ -9123,7 +9270,7 @@
             <w:noProof/>
             <w:webHidden/>
           </w:rPr>
-          <w:instrText xml:space="preserve"> PAGEREF _Toc244366142 \h </w:instrText>
+          <w:instrText xml:space="preserve"> PAGEREF _Toc244368975 \h </w:instrText>
         </w:r>
         <w:r>
           <w:rPr>
@@ -9143,7 +9290,7 @@
             <w:noProof/>
             <w:webHidden/>
           </w:rPr>
-          <w:t>41</w:t>
+          <w:t>46</w:t>
         </w:r>
         <w:r>
           <w:rPr>
@@ -9169,7 +9316,7 @@
           <w14:ligatures w14:val="standardContextual"/>
         </w:rPr>
       </w:pPr>
-      <w:hyperlink w:anchor="_Toc244366143" w:history="1">
+      <w:hyperlink w:anchor="_Toc244368976" w:history="1">
         <w:r>
           <w:rPr>
             <w:rStyle w:val="Hyperlink"/>
@@ -9196,7 +9343,7 @@
             <w:noProof/>
             <w:webHidden/>
           </w:rPr>
-          <w:instrText xml:space="preserve"> PAGEREF _Toc244366143 \h </w:instrText>
+          <w:instrText xml:space="preserve"> PAGEREF _Toc244368976 \h </w:instrText>
         </w:r>
         <w:r>
           <w:rPr>
@@ -9216,7 +9363,7 @@
             <w:noProof/>
             <w:webHidden/>
           </w:rPr>
-          <w:t>42</w:t>
+          <w:t>47</w:t>
         </w:r>
         <w:r>
           <w:rPr>
@@ -9246,7 +9393,7 @@
       <w:pPr>
         <w:pStyle w:val="RListTitle"/>
       </w:pPr>
-      <w:bookmarkStart w:id="11" w:name="_Toc244366052"/>
+      <w:bookmarkStart w:id="11" w:name="_Toc244368883"/>
       <w:r>
         <w:t>LIST OF FIGURES</w:t>
       </w:r>
@@ -9276,7 +9423,7 @@
       <w:r>
         <w:fldChar w:fldCharType="separate"/>
       </w:r>
-      <w:hyperlink w:anchor="_Toc244366144" w:history="1">
+      <w:hyperlink w:anchor="_Toc244368977" w:history="1">
         <w:r>
           <w:rPr>
             <w:rStyle w:val="Hyperlink"/>
@@ -9311,7 +9458,7 @@
             <w:noProof/>
             <w:webHidden/>
           </w:rPr>
-          <w:instrText xml:space="preserve"> PAGEREF _Toc244366144 \h </w:instrText>
+          <w:instrText xml:space="preserve"> PAGEREF _Toc244368977 \h </w:instrText>
         </w:r>
         <w:r>
           <w:rPr>
@@ -9357,7 +9504,7 @@
           <w14:ligatures w14:val="standardContextual"/>
         </w:rPr>
       </w:pPr>
-      <w:hyperlink w:anchor="_Toc244366145" w:history="1">
+      <w:hyperlink w:anchor="_Toc244368978" w:history="1">
         <w:r>
           <w:rPr>
             <w:rStyle w:val="Hyperlink"/>
@@ -9392,7 +9539,7 @@
             <w:noProof/>
             <w:webHidden/>
           </w:rPr>
-          <w:instrText xml:space="preserve"> PAGEREF _Toc244366145 \h </w:instrText>
+          <w:instrText xml:space="preserve"> PAGEREF _Toc244368978 \h </w:instrText>
         </w:r>
         <w:r>
           <w:rPr>
@@ -9438,7 +9585,7 @@
           <w14:ligatures w14:val="standardContextual"/>
         </w:rPr>
       </w:pPr>
-      <w:hyperlink w:anchor="_Toc244366146" w:history="1">
+      <w:hyperlink w:anchor="_Toc244368979" w:history="1">
         <w:r>
           <w:rPr>
             <w:rStyle w:val="Hyperlink"/>
@@ -9473,7 +9620,7 @@
             <w:noProof/>
             <w:webHidden/>
           </w:rPr>
-          <w:instrText xml:space="preserve"> PAGEREF _Toc244366146 \h </w:instrText>
+          <w:instrText xml:space="preserve"> PAGEREF _Toc244368979 \h </w:instrText>
         </w:r>
         <w:r>
           <w:rPr>
@@ -9519,7 +9666,7 @@
           <w14:ligatures w14:val="standardContextual"/>
         </w:rPr>
       </w:pPr>
-      <w:hyperlink w:anchor="_Toc244366147" w:history="1">
+      <w:hyperlink w:anchor="_Toc244368980" w:history="1">
         <w:r>
           <w:rPr>
             <w:rStyle w:val="Hyperlink"/>
@@ -9554,7 +9701,7 @@
             <w:noProof/>
             <w:webHidden/>
           </w:rPr>
-          <w:instrText xml:space="preserve"> PAGEREF _Toc244366147 \h </w:instrText>
+          <w:instrText xml:space="preserve"> PAGEREF _Toc244368980 \h </w:instrText>
         </w:r>
         <w:r>
           <w:rPr>
@@ -9600,7 +9747,7 @@
           <w14:ligatures w14:val="standardContextual"/>
         </w:rPr>
       </w:pPr>
-      <w:hyperlink w:anchor="_Toc244366148" w:history="1">
+      <w:hyperlink w:anchor="_Toc244368981" w:history="1">
         <w:r>
           <w:rPr>
             <w:rStyle w:val="Hyperlink"/>
@@ -9635,7 +9782,7 @@
             <w:noProof/>
             <w:webHidden/>
           </w:rPr>
-          <w:instrText xml:space="preserve"> PAGEREF _Toc244366148 \h </w:instrText>
+          <w:instrText xml:space="preserve"> PAGEREF _Toc244368981 \h </w:instrText>
         </w:r>
         <w:r>
           <w:rPr>
@@ -9681,7 +9828,7 @@
           <w14:ligatures w14:val="standardContextual"/>
         </w:rPr>
       </w:pPr>
-      <w:hyperlink w:anchor="_Toc244366149" w:history="1">
+      <w:hyperlink w:anchor="_Toc244368982" w:history="1">
         <w:r>
           <w:rPr>
             <w:rStyle w:val="Hyperlink"/>
@@ -9716,7 +9863,7 @@
             <w:noProof/>
             <w:webHidden/>
           </w:rPr>
-          <w:instrText xml:space="preserve"> PAGEREF _Toc244366149 \h </w:instrText>
+          <w:instrText xml:space="preserve"> PAGEREF _Toc244368982 \h </w:instrText>
         </w:r>
         <w:r>
           <w:rPr>
@@ -9762,7 +9909,7 @@
           <w14:ligatures w14:val="standardContextual"/>
         </w:rPr>
       </w:pPr>
-      <w:hyperlink w:anchor="_Toc244366150" w:history="1">
+      <w:hyperlink w:anchor="_Toc244368983" w:history="1">
         <w:r>
           <w:rPr>
             <w:rStyle w:val="Hyperlink"/>
@@ -9797,7 +9944,7 @@
             <w:noProof/>
             <w:webHidden/>
           </w:rPr>
-          <w:instrText xml:space="preserve"> PAGEREF _Toc244366150 \h </w:instrText>
+          <w:instrText xml:space="preserve"> PAGEREF _Toc244368983 \h </w:instrText>
         </w:r>
         <w:r>
           <w:rPr>
@@ -9843,7 +9990,7 @@
           <w14:ligatures w14:val="standardContextual"/>
         </w:rPr>
       </w:pPr>
-      <w:hyperlink w:anchor="_Toc244366151" w:history="1">
+      <w:hyperlink w:anchor="_Toc244368984" w:history="1">
         <w:r>
           <w:rPr>
             <w:rStyle w:val="Hyperlink"/>
@@ -9878,7 +10025,7 @@
             <w:noProof/>
             <w:webHidden/>
           </w:rPr>
-          <w:instrText xml:space="preserve"> PAGEREF _Toc244366151 \h </w:instrText>
+          <w:instrText xml:space="preserve"> PAGEREF _Toc244368984 \h </w:instrText>
         </w:r>
         <w:r>
           <w:rPr>
@@ -9924,7 +10071,7 @@
           <w14:ligatures w14:val="standardContextual"/>
         </w:rPr>
       </w:pPr>
-      <w:hyperlink w:anchor="_Toc244366152" w:history="1">
+      <w:hyperlink w:anchor="_Toc244368985" w:history="1">
         <w:r>
           <w:rPr>
             <w:rStyle w:val="Hyperlink"/>
@@ -9959,7 +10106,7 @@
             <w:noProof/>
             <w:webHidden/>
           </w:rPr>
-          <w:instrText xml:space="preserve"> PAGEREF _Toc244366152 \h </w:instrText>
+          <w:instrText xml:space="preserve"> PAGEREF _Toc244368985 \h </w:instrText>
         </w:r>
         <w:r>
           <w:rPr>
@@ -10005,7 +10152,7 @@
           <w14:ligatures w14:val="standardContextual"/>
         </w:rPr>
       </w:pPr>
-      <w:hyperlink w:anchor="_Toc244366153" w:history="1">
+      <w:hyperlink w:anchor="_Toc244368986" w:history="1">
         <w:r>
           <w:rPr>
             <w:rStyle w:val="Hyperlink"/>
@@ -10040,7 +10187,7 @@
             <w:noProof/>
             <w:webHidden/>
           </w:rPr>
-          <w:instrText xml:space="preserve"> PAGEREF _Toc244366153 \h </w:instrText>
+          <w:instrText xml:space="preserve"> PAGEREF _Toc244368986 \h </w:instrText>
         </w:r>
         <w:r>
           <w:rPr>
@@ -10086,7 +10233,7 @@
           <w14:ligatures w14:val="standardContextual"/>
         </w:rPr>
       </w:pPr>
-      <w:hyperlink w:anchor="_Toc244366154" w:history="1">
+      <w:hyperlink w:anchor="_Toc244368987" w:history="1">
         <w:r>
           <w:rPr>
             <w:rStyle w:val="Hyperlink"/>
@@ -10121,7 +10268,7 @@
             <w:noProof/>
             <w:webHidden/>
           </w:rPr>
-          <w:instrText xml:space="preserve"> PAGEREF _Toc244366154 \h </w:instrText>
+          <w:instrText xml:space="preserve"> PAGEREF _Toc244368987 \h </w:instrText>
         </w:r>
         <w:r>
           <w:rPr>
@@ -10167,7 +10314,7 @@
           <w14:ligatures w14:val="standardContextual"/>
         </w:rPr>
       </w:pPr>
-      <w:hyperlink w:anchor="_Toc244366155" w:history="1">
+      <w:hyperlink w:anchor="_Toc244368988" w:history="1">
         <w:r>
           <w:rPr>
             <w:rStyle w:val="Hyperlink"/>
@@ -10202,7 +10349,7 @@
             <w:noProof/>
             <w:webHidden/>
           </w:rPr>
-          <w:instrText xml:space="preserve"> PAGEREF _Toc244366155 \h </w:instrText>
+          <w:instrText xml:space="preserve"> PAGEREF _Toc244368988 \h </w:instrText>
         </w:r>
         <w:r>
           <w:rPr>
@@ -10248,7 +10395,7 @@
           <w14:ligatures w14:val="standardContextual"/>
         </w:rPr>
       </w:pPr>
-      <w:hyperlink w:anchor="_Toc244366156" w:history="1">
+      <w:hyperlink w:anchor="_Toc244368989" w:history="1">
         <w:r>
           <w:rPr>
             <w:rStyle w:val="Hyperlink"/>
@@ -10283,7 +10430,7 @@
             <w:noProof/>
             <w:webHidden/>
           </w:rPr>
-          <w:instrText xml:space="preserve"> PAGEREF _Toc244366156 \h </w:instrText>
+          <w:instrText xml:space="preserve"> PAGEREF _Toc244368989 \h </w:instrText>
         </w:r>
         <w:r>
           <w:rPr>
@@ -10329,7 +10476,7 @@
           <w14:ligatures w14:val="standardContextual"/>
         </w:rPr>
       </w:pPr>
-      <w:hyperlink w:anchor="_Toc244366157" w:history="1">
+      <w:hyperlink w:anchor="_Toc244368990" w:history="1">
         <w:r>
           <w:rPr>
             <w:rStyle w:val="Hyperlink"/>
@@ -10364,7 +10511,7 @@
             <w:noProof/>
             <w:webHidden/>
           </w:rPr>
-          <w:instrText xml:space="preserve"> PAGEREF _Toc244366157 \h </w:instrText>
+          <w:instrText xml:space="preserve"> PAGEREF _Toc244368990 \h </w:instrText>
         </w:r>
         <w:r>
           <w:rPr>
@@ -10410,7 +10557,7 @@
           <w14:ligatures w14:val="standardContextual"/>
         </w:rPr>
       </w:pPr>
-      <w:hyperlink w:anchor="_Toc244366158" w:history="1">
+      <w:hyperlink w:anchor="_Toc244368991" w:history="1">
         <w:r>
           <w:rPr>
             <w:rStyle w:val="Hyperlink"/>
@@ -10445,7 +10592,7 @@
             <w:noProof/>
             <w:webHidden/>
           </w:rPr>
-          <w:instrText xml:space="preserve"> PAGEREF _Toc244366158 \h </w:instrText>
+          <w:instrText xml:space="preserve"> PAGEREF _Toc244368991 \h </w:instrText>
         </w:r>
         <w:r>
           <w:rPr>
@@ -10465,7 +10612,7 @@
             <w:noProof/>
             <w:webHidden/>
           </w:rPr>
-          <w:t>31</w:t>
+          <w:t>32</w:t>
         </w:r>
         <w:r>
           <w:rPr>
@@ -10491,7 +10638,7 @@
           <w14:ligatures w14:val="standardContextual"/>
         </w:rPr>
       </w:pPr>
-      <w:hyperlink w:anchor="_Toc244366159" w:history="1">
+      <w:hyperlink w:anchor="_Toc244368992" w:history="1">
         <w:r>
           <w:rPr>
             <w:rStyle w:val="Hyperlink"/>
@@ -10526,7 +10673,7 @@
             <w:noProof/>
             <w:webHidden/>
           </w:rPr>
-          <w:instrText xml:space="preserve"> PAGEREF _Toc244366159 \h </w:instrText>
+          <w:instrText xml:space="preserve"> PAGEREF _Toc244368992 \h </w:instrText>
         </w:r>
         <w:r>
           <w:rPr>
@@ -10546,7 +10693,7 @@
             <w:noProof/>
             <w:webHidden/>
           </w:rPr>
-          <w:t>31</w:t>
+          <w:t>32</w:t>
         </w:r>
         <w:r>
           <w:rPr>
@@ -10572,7 +10719,7 @@
           <w14:ligatures w14:val="standardContextual"/>
         </w:rPr>
       </w:pPr>
-      <w:hyperlink w:anchor="_Toc244366160" w:history="1">
+      <w:hyperlink w:anchor="_Toc244368993" w:history="1">
         <w:r>
           <w:rPr>
             <w:rStyle w:val="Hyperlink"/>
@@ -10607,7 +10754,7 @@
             <w:noProof/>
             <w:webHidden/>
           </w:rPr>
-          <w:instrText xml:space="preserve"> PAGEREF _Toc244366160 \h </w:instrText>
+          <w:instrText xml:space="preserve"> PAGEREF _Toc244368993 \h </w:instrText>
         </w:r>
         <w:r>
           <w:rPr>
@@ -10627,7 +10774,7 @@
             <w:noProof/>
             <w:webHidden/>
           </w:rPr>
-          <w:t>32</w:t>
+          <w:t>33</w:t>
         </w:r>
         <w:r>
           <w:rPr>
@@ -10653,7 +10800,7 @@
           <w14:ligatures w14:val="standardContextual"/>
         </w:rPr>
       </w:pPr>
-      <w:hyperlink w:anchor="_Toc244366161" w:history="1">
+      <w:hyperlink w:anchor="_Toc244368994" w:history="1">
         <w:r>
           <w:rPr>
             <w:rStyle w:val="Hyperlink"/>
@@ -10688,7 +10835,7 @@
             <w:noProof/>
             <w:webHidden/>
           </w:rPr>
-          <w:instrText xml:space="preserve"> PAGEREF _Toc244366161 \h </w:instrText>
+          <w:instrText xml:space="preserve"> PAGEREF _Toc244368994 \h </w:instrText>
         </w:r>
         <w:r>
           <w:rPr>
@@ -10708,7 +10855,7 @@
             <w:noProof/>
             <w:webHidden/>
           </w:rPr>
-          <w:t>34</w:t>
+          <w:t>35</w:t>
         </w:r>
         <w:r>
           <w:rPr>
@@ -10734,7 +10881,7 @@
           <w14:ligatures w14:val="standardContextual"/>
         </w:rPr>
       </w:pPr>
-      <w:hyperlink w:anchor="_Toc244366162" w:history="1">
+      <w:hyperlink w:anchor="_Toc244368995" w:history="1">
         <w:r>
           <w:rPr>
             <w:rStyle w:val="Hyperlink"/>
@@ -10769,7 +10916,7 @@
             <w:noProof/>
             <w:webHidden/>
           </w:rPr>
-          <w:instrText xml:space="preserve"> PAGEREF _Toc244366162 \h </w:instrText>
+          <w:instrText xml:space="preserve"> PAGEREF _Toc244368995 \h </w:instrText>
         </w:r>
         <w:r>
           <w:rPr>
@@ -10789,7 +10936,7 @@
             <w:noProof/>
             <w:webHidden/>
           </w:rPr>
-          <w:t>35</w:t>
+          <w:t>36</w:t>
         </w:r>
         <w:r>
           <w:rPr>
@@ -10799,31 +10946,6 @@
           <w:fldChar w:fldCharType="end"/>
         </w:r>
       </w:hyperlink>
-    </w:p>
-    <w:p>
-      <w:pPr>
-        <w:pStyle w:val="RBody"/>
-      </w:pPr>
-      <w:r>
-        <w:fldChar w:fldCharType="end"/>
-      </w:r>
-    </w:p>
-    <w:p>
-      <w:pPr>
-        <w:pStyle w:val="RBody"/>
-        <w:pageBreakBefore/>
-        <w:spacing w:after="0" w:line="1440" w:lineRule="exact"/>
-      </w:pPr>
-    </w:p>
-    <w:p>
-      <w:pPr>
-        <w:pStyle w:val="RListTitle"/>
-      </w:pPr>
-      <w:bookmarkStart w:id="12" w:name="_Toc244366053"/>
-      <w:r>
-        <w:t>LIST OF TABLES</w:t>
-      </w:r>
-      <w:bookmarkEnd w:id="12"/>
     </w:p>
     <w:p>
       <w:pPr>
@@ -10840,30 +10962,21 @@
           <w14:ligatures w14:val="standardContextual"/>
         </w:rPr>
       </w:pPr>
-      <w:r>
-        <w:fldChar w:fldCharType="begin"/>
-      </w:r>
-      <w:r>
-        <w:instrText xml:space="preserve"> TOC \h \z \t "R Tbl Caption,1" </w:instrText>
-      </w:r>
-      <w:r>
-        <w:fldChar w:fldCharType="separate"/>
-      </w:r>
-      <w:hyperlink w:anchor="_Toc244366163" w:history="1">
+      <w:hyperlink w:anchor="_Toc244368996" w:history="1">
         <w:r>
           <w:rPr>
             <w:rStyle w:val="Hyperlink"/>
             <w:b/>
             <w:noProof/>
           </w:rPr>
-          <w:t>Table 1.1</w:t>
+          <w:t>Fig. 7.6</w:t>
         </w:r>
         <w:r>
           <w:rPr>
             <w:rStyle w:val="Hyperlink"/>
             <w:noProof/>
           </w:rPr>
-          <w:t xml:space="preserve"> Hardware and software platform</w:t>
+          <w:t xml:space="preserve"> Tampered-copy attack: attack success and accuracy against the number of injected documents for no defense, the manifest, near-duplicate abstention and earliest-ingest-wins (the provenance filters and the manifest built after the poison equal no defense)</w:t>
         </w:r>
         <w:r>
           <w:rPr>
@@ -10884,7 +10997,7 @@
             <w:noProof/>
             <w:webHidden/>
           </w:rPr>
-          <w:instrText xml:space="preserve"> PAGEREF _Toc244366163 \h </w:instrText>
+          <w:instrText xml:space="preserve"> PAGEREF _Toc244368996 \h </w:instrText>
         </w:r>
         <w:r>
           <w:rPr>
@@ -10904,7 +11017,7 @@
             <w:noProof/>
             <w:webHidden/>
           </w:rPr>
-          <w:t>2</w:t>
+          <w:t>37</w:t>
         </w:r>
         <w:r>
           <w:rPr>
@@ -10914,6 +11027,31 @@
           <w:fldChar w:fldCharType="end"/>
         </w:r>
       </w:hyperlink>
+    </w:p>
+    <w:p>
+      <w:pPr>
+        <w:pStyle w:val="RBody"/>
+      </w:pPr>
+      <w:r>
+        <w:fldChar w:fldCharType="end"/>
+      </w:r>
+    </w:p>
+    <w:p>
+      <w:pPr>
+        <w:pStyle w:val="RBody"/>
+        <w:pageBreakBefore/>
+        <w:spacing w:after="0" w:line="1440" w:lineRule="exact"/>
+      </w:pPr>
+    </w:p>
+    <w:p>
+      <w:pPr>
+        <w:pStyle w:val="RListTitle"/>
+      </w:pPr>
+      <w:bookmarkStart w:id="12" w:name="_Toc244368884"/>
+      <w:r>
+        <w:t>LIST OF TABLES</w:t>
+      </w:r>
+      <w:bookmarkEnd w:id="12"/>
     </w:p>
     <w:p>
       <w:pPr>
@@ -10930,21 +11068,30 @@
           <w14:ligatures w14:val="standardContextual"/>
         </w:rPr>
       </w:pPr>
-      <w:hyperlink w:anchor="_Toc244366164" w:history="1">
+      <w:r>
+        <w:fldChar w:fldCharType="begin"/>
+      </w:r>
+      <w:r>
+        <w:instrText xml:space="preserve"> TOC \h \z \t "R Tbl Caption,1" </w:instrText>
+      </w:r>
+      <w:r>
+        <w:fldChar w:fldCharType="separate"/>
+      </w:r>
+      <w:hyperlink w:anchor="_Toc244368997" w:history="1">
         <w:r>
           <w:rPr>
             <w:rStyle w:val="Hyperlink"/>
             <w:b/>
             <w:noProof/>
           </w:rPr>
-          <w:t>Table 2.1</w:t>
+          <w:t>Table 1.1</w:t>
         </w:r>
         <w:r>
           <w:rPr>
             <w:rStyle w:val="Hyperlink"/>
             <w:noProof/>
           </w:rPr>
-          <w:t xml:space="preserve"> Baseline accuracy during preliminary investigation (corpus of 125 articles, 50 questions)</w:t>
+          <w:t xml:space="preserve"> Hardware and software platform</w:t>
         </w:r>
         <w:r>
           <w:rPr>
@@ -10965,7 +11112,7 @@
             <w:noProof/>
             <w:webHidden/>
           </w:rPr>
-          <w:instrText xml:space="preserve"> PAGEREF _Toc244366164 \h </w:instrText>
+          <w:instrText xml:space="preserve"> PAGEREF _Toc244368997 \h </w:instrText>
         </w:r>
         <w:r>
           <w:rPr>
@@ -10985,7 +11132,7 @@
             <w:noProof/>
             <w:webHidden/>
           </w:rPr>
-          <w:t>4</w:t>
+          <w:t>2</w:t>
         </w:r>
         <w:r>
           <w:rPr>
@@ -11011,21 +11158,21 @@
           <w14:ligatures w14:val="standardContextual"/>
         </w:rPr>
       </w:pPr>
-      <w:hyperlink w:anchor="_Toc244366165" w:history="1">
+      <w:hyperlink w:anchor="_Toc244368998" w:history="1">
         <w:r>
           <w:rPr>
             <w:rStyle w:val="Hyperlink"/>
             <w:b/>
             <w:noProof/>
           </w:rPr>
-          <w:t>Table 3.1</w:t>
+          <w:t>Table 2.1</w:t>
         </w:r>
         <w:r>
           <w:rPr>
             <w:rStyle w:val="Hyperlink"/>
             <w:noProof/>
           </w:rPr>
-          <w:t xml:space="preserve"> Cost breakdown</w:t>
+          <w:t xml:space="preserve"> Baseline accuracy during preliminary investigation (corpus of 125 articles, 50 questions)</w:t>
         </w:r>
         <w:r>
           <w:rPr>
@@ -11046,7 +11193,7 @@
             <w:noProof/>
             <w:webHidden/>
           </w:rPr>
-          <w:instrText xml:space="preserve"> PAGEREF _Toc244366165 \h </w:instrText>
+          <w:instrText xml:space="preserve"> PAGEREF _Toc244368998 \h </w:instrText>
         </w:r>
         <w:r>
           <w:rPr>
@@ -11066,7 +11213,7 @@
             <w:noProof/>
             <w:webHidden/>
           </w:rPr>
-          <w:t>6</w:t>
+          <w:t>4</w:t>
         </w:r>
         <w:r>
           <w:rPr>
@@ -11092,21 +11239,21 @@
           <w14:ligatures w14:val="standardContextual"/>
         </w:rPr>
       </w:pPr>
-      <w:hyperlink w:anchor="_Toc244366166" w:history="1">
+      <w:hyperlink w:anchor="_Toc244368999" w:history="1">
         <w:r>
           <w:rPr>
             <w:rStyle w:val="Hyperlink"/>
             <w:b/>
             <w:noProof/>
           </w:rPr>
-          <w:t>Table 4.1</w:t>
+          <w:t>Table 3.1</w:t>
         </w:r>
         <w:r>
           <w:rPr>
             <w:rStyle w:val="Hyperlink"/>
             <w:noProof/>
           </w:rPr>
-          <w:t xml:space="preserve"> Summary of related work and its relation to this project</w:t>
+          <w:t xml:space="preserve"> Cost breakdown</w:t>
         </w:r>
         <w:r>
           <w:rPr>
@@ -11127,7 +11274,7 @@
             <w:noProof/>
             <w:webHidden/>
           </w:rPr>
-          <w:instrText xml:space="preserve"> PAGEREF _Toc244366166 \h </w:instrText>
+          <w:instrText xml:space="preserve"> PAGEREF _Toc244368999 \h </w:instrText>
         </w:r>
         <w:r>
           <w:rPr>
@@ -11147,7 +11294,7 @@
             <w:noProof/>
             <w:webHidden/>
           </w:rPr>
-          <w:t>8</w:t>
+          <w:t>6</w:t>
         </w:r>
         <w:r>
           <w:rPr>
@@ -11173,21 +11320,21 @@
           <w14:ligatures w14:val="standardContextual"/>
         </w:rPr>
       </w:pPr>
-      <w:hyperlink w:anchor="_Toc244366167" w:history="1">
+      <w:hyperlink w:anchor="_Toc244369000" w:history="1">
         <w:r>
           <w:rPr>
             <w:rStyle w:val="Hyperlink"/>
             <w:b/>
             <w:noProof/>
           </w:rPr>
-          <w:t>Table 5.1</w:t>
+          <w:t>Table 4.1</w:t>
         </w:r>
         <w:r>
           <w:rPr>
             <w:rStyle w:val="Hyperlink"/>
             <w:noProof/>
           </w:rPr>
-          <w:t xml:space="preserve"> Dataset summary</w:t>
+          <w:t xml:space="preserve"> Summary of related work and its relation to this project</w:t>
         </w:r>
         <w:r>
           <w:rPr>
@@ -11208,7 +11355,7 @@
             <w:noProof/>
             <w:webHidden/>
           </w:rPr>
-          <w:instrText xml:space="preserve"> PAGEREF _Toc244366167 \h </w:instrText>
+          <w:instrText xml:space="preserve"> PAGEREF _Toc244369000 \h </w:instrText>
         </w:r>
         <w:r>
           <w:rPr>
@@ -11228,7 +11375,7 @@
             <w:noProof/>
             <w:webHidden/>
           </w:rPr>
-          <w:t>11</w:t>
+          <w:t>8</w:t>
         </w:r>
         <w:r>
           <w:rPr>
@@ -11254,21 +11401,21 @@
           <w14:ligatures w14:val="standardContextual"/>
         </w:rPr>
       </w:pPr>
-      <w:hyperlink w:anchor="_Toc244366168" w:history="1">
+      <w:hyperlink w:anchor="_Toc244369001" w:history="1">
         <w:r>
           <w:rPr>
             <w:rStyle w:val="Hyperlink"/>
             <w:b/>
             <w:noProof/>
           </w:rPr>
-          <w:t>Table 5.2</w:t>
+          <w:t>Table 5.1</w:t>
         </w:r>
         <w:r>
           <w:rPr>
             <w:rStyle w:val="Hyperlink"/>
             <w:noProof/>
           </w:rPr>
-          <w:t xml:space="preserve"> Example poison documents for question q003 ("In what year was americium first produced?" Correct: 1944; target: 1954)</w:t>
+          <w:t xml:space="preserve"> Dataset summary</w:t>
         </w:r>
         <w:r>
           <w:rPr>
@@ -11289,7 +11436,7 @@
             <w:noProof/>
             <w:webHidden/>
           </w:rPr>
-          <w:instrText xml:space="preserve"> PAGEREF _Toc244366168 \h </w:instrText>
+          <w:instrText xml:space="preserve"> PAGEREF _Toc244369001 \h </w:instrText>
         </w:r>
         <w:r>
           <w:rPr>
@@ -11335,21 +11482,21 @@
           <w14:ligatures w14:val="standardContextual"/>
         </w:rPr>
       </w:pPr>
-      <w:hyperlink w:anchor="_Toc244366169" w:history="1">
+      <w:hyperlink w:anchor="_Toc244369002" w:history="1">
         <w:r>
           <w:rPr>
             <w:rStyle w:val="Hyperlink"/>
             <w:b/>
             <w:noProof/>
           </w:rPr>
-          <w:t>Table 6.1</w:t>
+          <w:t>Table 5.2</w:t>
         </w:r>
         <w:r>
           <w:rPr>
             <w:rStyle w:val="Hyperlink"/>
             <w:noProof/>
           </w:rPr>
-          <w:t xml:space="preserve"> Functional requirements</w:t>
+          <w:t xml:space="preserve"> Example poison documents for question q003 ("In what year was americium first produced?" Correct: 1944; target: 1954)</w:t>
         </w:r>
         <w:r>
           <w:rPr>
@@ -11370,7 +11517,7 @@
             <w:noProof/>
             <w:webHidden/>
           </w:rPr>
-          <w:instrText xml:space="preserve"> PAGEREF _Toc244366169 \h </w:instrText>
+          <w:instrText xml:space="preserve"> PAGEREF _Toc244369002 \h </w:instrText>
         </w:r>
         <w:r>
           <w:rPr>
@@ -11390,7 +11537,7 @@
             <w:noProof/>
             <w:webHidden/>
           </w:rPr>
-          <w:t>15</w:t>
+          <w:t>11</w:t>
         </w:r>
         <w:r>
           <w:rPr>
@@ -11416,21 +11563,21 @@
           <w14:ligatures w14:val="standardContextual"/>
         </w:rPr>
       </w:pPr>
-      <w:hyperlink w:anchor="_Toc244366170" w:history="1">
+      <w:hyperlink w:anchor="_Toc244369003" w:history="1">
         <w:r>
           <w:rPr>
             <w:rStyle w:val="Hyperlink"/>
             <w:b/>
             <w:noProof/>
           </w:rPr>
-          <w:t>Table 6.2</w:t>
+          <w:t>Table 6.1</w:t>
         </w:r>
         <w:r>
           <w:rPr>
             <w:rStyle w:val="Hyperlink"/>
             <w:noProof/>
           </w:rPr>
-          <w:t xml:space="preserve"> Non-functional requirements</w:t>
+          <w:t xml:space="preserve"> Functional requirements</w:t>
         </w:r>
         <w:r>
           <w:rPr>
@@ -11451,7 +11598,7 @@
             <w:noProof/>
             <w:webHidden/>
           </w:rPr>
-          <w:instrText xml:space="preserve"> PAGEREF _Toc244366170 \h </w:instrText>
+          <w:instrText xml:space="preserve"> PAGEREF _Toc244369003 \h </w:instrText>
         </w:r>
         <w:r>
           <w:rPr>
@@ -11497,21 +11644,21 @@
           <w14:ligatures w14:val="standardContextual"/>
         </w:rPr>
       </w:pPr>
-      <w:hyperlink w:anchor="_Toc244366171" w:history="1">
+      <w:hyperlink w:anchor="_Toc244369004" w:history="1">
         <w:r>
           <w:rPr>
             <w:rStyle w:val="Hyperlink"/>
             <w:b/>
             <w:noProof/>
           </w:rPr>
-          <w:t>Table 6.3</w:t>
+          <w:t>Table 6.2</w:t>
         </w:r>
         <w:r>
           <w:rPr>
             <w:rStyle w:val="Hyperlink"/>
             <w:noProof/>
           </w:rPr>
-          <w:t xml:space="preserve"> Glossary of terms</w:t>
+          <w:t xml:space="preserve"> Non-functional requirements</w:t>
         </w:r>
         <w:r>
           <w:rPr>
@@ -11532,7 +11679,7 @@
             <w:noProof/>
             <w:webHidden/>
           </w:rPr>
-          <w:instrText xml:space="preserve"> PAGEREF _Toc244366171 \h </w:instrText>
+          <w:instrText xml:space="preserve"> PAGEREF _Toc244369004 \h </w:instrText>
         </w:r>
         <w:r>
           <w:rPr>
@@ -11552,7 +11699,7 @@
             <w:noProof/>
             <w:webHidden/>
           </w:rPr>
-          <w:t>16</w:t>
+          <w:t>15</w:t>
         </w:r>
         <w:r>
           <w:rPr>
@@ -11578,21 +11725,21 @@
           <w14:ligatures w14:val="standardContextual"/>
         </w:rPr>
       </w:pPr>
-      <w:hyperlink w:anchor="_Toc244366172" w:history="1">
+      <w:hyperlink w:anchor="_Toc244369005" w:history="1">
         <w:r>
           <w:rPr>
             <w:rStyle w:val="Hyperlink"/>
             <w:b/>
             <w:noProof/>
           </w:rPr>
-          <w:t>Table 6.4</w:t>
+          <w:t>Table 6.3</w:t>
         </w:r>
         <w:r>
           <w:rPr>
             <w:rStyle w:val="Hyperlink"/>
             <w:noProof/>
           </w:rPr>
-          <w:t xml:space="preserve"> Use case specifications</w:t>
+          <w:t xml:space="preserve"> Glossary of terms</w:t>
         </w:r>
         <w:r>
           <w:rPr>
@@ -11613,7 +11760,7 @@
             <w:noProof/>
             <w:webHidden/>
           </w:rPr>
-          <w:instrText xml:space="preserve"> PAGEREF _Toc244366172 \h </w:instrText>
+          <w:instrText xml:space="preserve"> PAGEREF _Toc244369005 \h </w:instrText>
         </w:r>
         <w:r>
           <w:rPr>
@@ -11633,7 +11780,7 @@
             <w:noProof/>
             <w:webHidden/>
           </w:rPr>
-          <w:t>17</w:t>
+          <w:t>16</w:t>
         </w:r>
         <w:r>
           <w:rPr>
@@ -11659,21 +11806,21 @@
           <w14:ligatures w14:val="standardContextual"/>
         </w:rPr>
       </w:pPr>
-      <w:hyperlink w:anchor="_Toc244366173" w:history="1">
+      <w:hyperlink w:anchor="_Toc244369006" w:history="1">
         <w:r>
           <w:rPr>
             <w:rStyle w:val="Hyperlink"/>
             <w:b/>
             <w:noProof/>
           </w:rPr>
-          <w:t>Table 6.5</w:t>
+          <w:t>Table 6.4</w:t>
         </w:r>
         <w:r>
           <w:rPr>
             <w:rStyle w:val="Hyperlink"/>
             <w:noProof/>
           </w:rPr>
-          <w:t xml:space="preserve"> Project resources</w:t>
+          <w:t xml:space="preserve"> Use case specifications</w:t>
         </w:r>
         <w:r>
           <w:rPr>
@@ -11694,7 +11841,7 @@
             <w:noProof/>
             <w:webHidden/>
           </w:rPr>
-          <w:instrText xml:space="preserve"> PAGEREF _Toc244366173 \h </w:instrText>
+          <w:instrText xml:space="preserve"> PAGEREF _Toc244369006 \h </w:instrText>
         </w:r>
         <w:r>
           <w:rPr>
@@ -11714,7 +11861,7 @@
             <w:noProof/>
             <w:webHidden/>
           </w:rPr>
-          <w:t>19</w:t>
+          <w:t>17</w:t>
         </w:r>
         <w:r>
           <w:rPr>
@@ -11740,21 +11887,21 @@
           <w14:ligatures w14:val="standardContextual"/>
         </w:rPr>
       </w:pPr>
-      <w:hyperlink w:anchor="_Toc244366174" w:history="1">
+      <w:hyperlink w:anchor="_Toc244369007" w:history="1">
         <w:r>
           <w:rPr>
             <w:rStyle w:val="Hyperlink"/>
             <w:b/>
             <w:noProof/>
           </w:rPr>
-          <w:t>Table 6.6</w:t>
+          <w:t>Table 6.5</w:t>
         </w:r>
         <w:r>
           <w:rPr>
             <w:rStyle w:val="Hyperlink"/>
             <w:noProof/>
           </w:rPr>
-          <w:t xml:space="preserve"> Schedule (dates as recorded in the project tracker)</w:t>
+          <w:t xml:space="preserve"> Project resources</w:t>
         </w:r>
         <w:r>
           <w:rPr>
@@ -11775,7 +11922,7 @@
             <w:noProof/>
             <w:webHidden/>
           </w:rPr>
-          <w:instrText xml:space="preserve"> PAGEREF _Toc244366174 \h </w:instrText>
+          <w:instrText xml:space="preserve"> PAGEREF _Toc244369007 \h </w:instrText>
         </w:r>
         <w:r>
           <w:rPr>
@@ -11821,21 +11968,21 @@
           <w14:ligatures w14:val="standardContextual"/>
         </w:rPr>
       </w:pPr>
-      <w:hyperlink w:anchor="_Toc244366175" w:history="1">
+      <w:hyperlink w:anchor="_Toc244369008" w:history="1">
         <w:r>
           <w:rPr>
             <w:rStyle w:val="Hyperlink"/>
             <w:b/>
             <w:noProof/>
           </w:rPr>
-          <w:t>Table 6.7</w:t>
+          <w:t>Table 6.6</w:t>
         </w:r>
         <w:r>
           <w:rPr>
             <w:rStyle w:val="Hyperlink"/>
             <w:noProof/>
           </w:rPr>
-          <w:t xml:space="preserve"> Size and run-time estimates</w:t>
+          <w:t xml:space="preserve"> Schedule (dates as recorded in the project tracker)</w:t>
         </w:r>
         <w:r>
           <w:rPr>
@@ -11856,7 +12003,7 @@
             <w:noProof/>
             <w:webHidden/>
           </w:rPr>
-          <w:instrText xml:space="preserve"> PAGEREF _Toc244366175 \h </w:instrText>
+          <w:instrText xml:space="preserve"> PAGEREF _Toc244369008 \h </w:instrText>
         </w:r>
         <w:r>
           <w:rPr>
@@ -11876,7 +12023,7 @@
             <w:noProof/>
             <w:webHidden/>
           </w:rPr>
-          <w:t>20</w:t>
+          <w:t>19</w:t>
         </w:r>
         <w:r>
           <w:rPr>
@@ -11902,21 +12049,21 @@
           <w14:ligatures w14:val="standardContextual"/>
         </w:rPr>
       </w:pPr>
-      <w:hyperlink w:anchor="_Toc244366176" w:history="1">
+      <w:hyperlink w:anchor="_Toc244369009" w:history="1">
         <w:r>
           <w:rPr>
             <w:rStyle w:val="Hyperlink"/>
             <w:b/>
             <w:noProof/>
           </w:rPr>
-          <w:t>Table 6.8</w:t>
+          <w:t>Table 6.7</w:t>
         </w:r>
         <w:r>
           <w:rPr>
             <w:rStyle w:val="Hyperlink"/>
             <w:noProof/>
           </w:rPr>
-          <w:t xml:space="preserve"> Risk analysis</w:t>
+          <w:t xml:space="preserve"> Size and run-time estimates</w:t>
         </w:r>
         <w:r>
           <w:rPr>
@@ -11937,7 +12084,7 @@
             <w:noProof/>
             <w:webHidden/>
           </w:rPr>
-          <w:instrText xml:space="preserve"> PAGEREF _Toc244366176 \h </w:instrText>
+          <w:instrText xml:space="preserve"> PAGEREF _Toc244369009 \h </w:instrText>
         </w:r>
         <w:r>
           <w:rPr>
@@ -11983,21 +12130,21 @@
           <w14:ligatures w14:val="standardContextual"/>
         </w:rPr>
       </w:pPr>
-      <w:hyperlink w:anchor="_Toc244366177" w:history="1">
+      <w:hyperlink w:anchor="_Toc244369010" w:history="1">
         <w:r>
           <w:rPr>
             <w:rStyle w:val="Hyperlink"/>
             <w:b/>
             <w:noProof/>
           </w:rPr>
-          <w:t>Table 6.9</w:t>
+          <w:t>Table 6.8</w:t>
         </w:r>
         <w:r>
           <w:rPr>
             <w:rStyle w:val="Hyperlink"/>
             <w:noProof/>
           </w:rPr>
-          <w:t xml:space="preserve"> Configuration items</w:t>
+          <w:t xml:space="preserve"> Risk analysis</w:t>
         </w:r>
         <w:r>
           <w:rPr>
@@ -12018,7 +12165,7 @@
             <w:noProof/>
             <w:webHidden/>
           </w:rPr>
-          <w:instrText xml:space="preserve"> PAGEREF _Toc244366177 \h </w:instrText>
+          <w:instrText xml:space="preserve"> PAGEREF _Toc244369010 \h </w:instrText>
         </w:r>
         <w:r>
           <w:rPr>
@@ -12038,7 +12185,7 @@
             <w:noProof/>
             <w:webHidden/>
           </w:rPr>
-          <w:t>21</w:t>
+          <w:t>20</w:t>
         </w:r>
         <w:r>
           <w:rPr>
@@ -12064,21 +12211,21 @@
           <w14:ligatures w14:val="standardContextual"/>
         </w:rPr>
       </w:pPr>
-      <w:hyperlink w:anchor="_Toc244366178" w:history="1">
+      <w:hyperlink w:anchor="_Toc244369011" w:history="1">
         <w:r>
           <w:rPr>
             <w:rStyle w:val="Hyperlink"/>
             <w:b/>
             <w:noProof/>
           </w:rPr>
-          <w:t>Table 6.10</w:t>
+          <w:t>Table 6.9</w:t>
         </w:r>
         <w:r>
           <w:rPr>
             <w:rStyle w:val="Hyperlink"/>
             <w:noProof/>
           </w:rPr>
-          <w:t xml:space="preserve"> Test cases</w:t>
+          <w:t xml:space="preserve"> Configuration items</w:t>
         </w:r>
         <w:r>
           <w:rPr>
@@ -12099,7 +12246,7 @@
             <w:noProof/>
             <w:webHidden/>
           </w:rPr>
-          <w:instrText xml:space="preserve"> PAGEREF _Toc244366178 \h </w:instrText>
+          <w:instrText xml:space="preserve"> PAGEREF _Toc244369011 \h </w:instrText>
         </w:r>
         <w:r>
           <w:rPr>
@@ -12119,7 +12266,7 @@
             <w:noProof/>
             <w:webHidden/>
           </w:rPr>
-          <w:t>29</w:t>
+          <w:t>21</w:t>
         </w:r>
         <w:r>
           <w:rPr>
@@ -12145,21 +12292,21 @@
           <w14:ligatures w14:val="standardContextual"/>
         </w:rPr>
       </w:pPr>
-      <w:hyperlink w:anchor="_Toc244366179" w:history="1">
+      <w:hyperlink w:anchor="_Toc244369012" w:history="1">
         <w:r>
           <w:rPr>
             <w:rStyle w:val="Hyperlink"/>
             <w:b/>
             <w:noProof/>
           </w:rPr>
-          <w:t>Table 7.1</w:t>
+          <w:t>Table 6.10</w:t>
         </w:r>
         <w:r>
           <w:rPr>
             <w:rStyle w:val="Hyperlink"/>
             <w:noProof/>
           </w:rPr>
-          <w:t xml:space="preserve"> Clean baseline by corpus size</w:t>
+          <w:t xml:space="preserve"> Test cases</w:t>
         </w:r>
         <w:r>
           <w:rPr>
@@ -12180,7 +12327,7 @@
             <w:noProof/>
             <w:webHidden/>
           </w:rPr>
-          <w:instrText xml:space="preserve"> PAGEREF _Toc244366179 \h </w:instrText>
+          <w:instrText xml:space="preserve"> PAGEREF _Toc244369012 \h </w:instrText>
         </w:r>
         <w:r>
           <w:rPr>
@@ -12200,7 +12347,7 @@
             <w:noProof/>
             <w:webHidden/>
           </w:rPr>
-          <w:t>30</w:t>
+          <w:t>29</w:t>
         </w:r>
         <w:r>
           <w:rPr>
@@ -12226,21 +12373,21 @@
           <w14:ligatures w14:val="standardContextual"/>
         </w:rPr>
       </w:pPr>
-      <w:hyperlink w:anchor="_Toc244366180" w:history="1">
+      <w:hyperlink w:anchor="_Toc244369013" w:history="1">
         <w:r>
           <w:rPr>
             <w:rStyle w:val="Hyperlink"/>
             <w:b/>
             <w:noProof/>
           </w:rPr>
-          <w:t>Table 7.2</w:t>
+          <w:t>Table 7.1</w:t>
         </w:r>
         <w:r>
           <w:rPr>
             <w:rStyle w:val="Hyperlink"/>
             <w:noProof/>
           </w:rPr>
-          <w:t xml:space="preserve"> Attack results without defense</w:t>
+          <w:t xml:space="preserve"> Clean baseline by corpus size</w:t>
         </w:r>
         <w:r>
           <w:rPr>
@@ -12261,7 +12408,7 @@
             <w:noProof/>
             <w:webHidden/>
           </w:rPr>
-          <w:instrText xml:space="preserve"> PAGEREF _Toc244366180 \h </w:instrText>
+          <w:instrText xml:space="preserve"> PAGEREF _Toc244369013 \h </w:instrText>
         </w:r>
         <w:r>
           <w:rPr>
@@ -12281,7 +12428,7 @@
             <w:noProof/>
             <w:webHidden/>
           </w:rPr>
-          <w:t>30</w:t>
+          <w:t>31</w:t>
         </w:r>
         <w:r>
           <w:rPr>
@@ -12307,21 +12454,21 @@
           <w14:ligatures w14:val="standardContextual"/>
         </w:rPr>
       </w:pPr>
-      <w:hyperlink w:anchor="_Toc244366181" w:history="1">
+      <w:hyperlink w:anchor="_Toc244369014" w:history="1">
         <w:r>
           <w:rPr>
             <w:rStyle w:val="Hyperlink"/>
             <w:b/>
             <w:noProof/>
           </w:rPr>
-          <w:t>Table 7.3</w:t>
+          <w:t>Table 7.2</w:t>
         </w:r>
         <w:r>
           <w:rPr>
             <w:rStyle w:val="Hyperlink"/>
             <w:noProof/>
           </w:rPr>
-          <w:t xml:space="preserve"> Effect of poison style (125 articles, no defense)</w:t>
+          <w:t xml:space="preserve"> Attack results without defense</w:t>
         </w:r>
         <w:r>
           <w:rPr>
@@ -12342,7 +12489,7 @@
             <w:noProof/>
             <w:webHidden/>
           </w:rPr>
-          <w:instrText xml:space="preserve"> PAGEREF _Toc244366181 \h </w:instrText>
+          <w:instrText xml:space="preserve"> PAGEREF _Toc244369014 \h </w:instrText>
         </w:r>
         <w:r>
           <w:rPr>
@@ -12362,7 +12509,7 @@
             <w:noProof/>
             <w:webHidden/>
           </w:rPr>
-          <w:t>32</w:t>
+          <w:t>31</w:t>
         </w:r>
         <w:r>
           <w:rPr>
@@ -12388,21 +12535,21 @@
           <w14:ligatures w14:val="standardContextual"/>
         </w:rPr>
       </w:pPr>
-      <w:hyperlink w:anchor="_Toc244366182" w:history="1">
+      <w:hyperlink w:anchor="_Toc244369015" w:history="1">
         <w:r>
           <w:rPr>
             <w:rStyle w:val="Hyperlink"/>
             <w:b/>
             <w:noProof/>
           </w:rPr>
-          <w:t>Table 7.4</w:t>
+          <w:t>Table 7.3</w:t>
         </w:r>
         <w:r>
           <w:rPr>
             <w:rStyle w:val="Hyperlink"/>
             <w:noProof/>
           </w:rPr>
-          <w:t xml:space="preserve"> Defense comparison (125 articles, poison of 10 to 37 words)</w:t>
+          <w:t xml:space="preserve"> Effect of poison style (125 articles, no defense)</w:t>
         </w:r>
         <w:r>
           <w:rPr>
@@ -12423,7 +12570,7 @@
             <w:noProof/>
             <w:webHidden/>
           </w:rPr>
-          <w:instrText xml:space="preserve"> PAGEREF _Toc244366182 \h </w:instrText>
+          <w:instrText xml:space="preserve"> PAGEREF _Toc244369015 \h </w:instrText>
         </w:r>
         <w:r>
           <w:rPr>
@@ -12443,7 +12590,7 @@
             <w:noProof/>
             <w:webHidden/>
           </w:rPr>
-          <w:t>32</w:t>
+          <w:t>33</w:t>
         </w:r>
         <w:r>
           <w:rPr>
@@ -12469,21 +12616,21 @@
           <w14:ligatures w14:val="standardContextual"/>
         </w:rPr>
       </w:pPr>
-      <w:hyperlink w:anchor="_Toc244366183" w:history="1">
+      <w:hyperlink w:anchor="_Toc244369016" w:history="1">
         <w:r>
           <w:rPr>
             <w:rStyle w:val="Hyperlink"/>
             <w:b/>
             <w:noProof/>
           </w:rPr>
-          <w:t>Table 7.5</w:t>
+          <w:t>Table 7.4</w:t>
         </w:r>
         <w:r>
           <w:rPr>
             <w:rStyle w:val="Hyperlink"/>
             <w:noProof/>
           </w:rPr>
-          <w:t xml:space="preserve"> Padded poison (at least 60 words), 125 articles</w:t>
+          <w:t xml:space="preserve"> Defense comparison (125 articles, poison of 10 to 37 words)</w:t>
         </w:r>
         <w:r>
           <w:rPr>
@@ -12504,7 +12651,7 @@
             <w:noProof/>
             <w:webHidden/>
           </w:rPr>
-          <w:instrText xml:space="preserve"> PAGEREF _Toc244366183 \h </w:instrText>
+          <w:instrText xml:space="preserve"> PAGEREF _Toc244369016 \h </w:instrText>
         </w:r>
         <w:r>
           <w:rPr>
@@ -12550,21 +12697,21 @@
           <w14:ligatures w14:val="standardContextual"/>
         </w:rPr>
       </w:pPr>
-      <w:hyperlink w:anchor="_Toc244366184" w:history="1">
+      <w:hyperlink w:anchor="_Toc244369017" w:history="1">
         <w:r>
           <w:rPr>
             <w:rStyle w:val="Hyperlink"/>
             <w:b/>
             <w:noProof/>
           </w:rPr>
-          <w:t>Table 7.6</w:t>
+          <w:t>Table 7.5</w:t>
         </w:r>
         <w:r>
           <w:rPr>
             <w:rStyle w:val="Hyperlink"/>
             <w:noProof/>
           </w:rPr>
-          <w:t xml:space="preserve"> Hash-manifest defense against short and padded poison, 125 articles</w:t>
+          <w:t xml:space="preserve"> Padded poison (at least 60 words), 125 articles</w:t>
         </w:r>
         <w:r>
           <w:rPr>
@@ -12585,7 +12732,7 @@
             <w:noProof/>
             <w:webHidden/>
           </w:rPr>
-          <w:instrText xml:space="preserve"> PAGEREF _Toc244366184 \h </w:instrText>
+          <w:instrText xml:space="preserve"> PAGEREF _Toc244369017 \h </w:instrText>
         </w:r>
         <w:r>
           <w:rPr>
@@ -12631,13 +12778,94 @@
           <w14:ligatures w14:val="standardContextual"/>
         </w:rPr>
       </w:pPr>
-      <w:hyperlink w:anchor="_Toc244366185" w:history="1">
+      <w:hyperlink w:anchor="_Toc244369018" w:history="1">
         <w:r>
           <w:rPr>
             <w:rStyle w:val="Hyperlink"/>
             <w:b/>
             <w:noProof/>
           </w:rPr>
+          <w:t>Table 7.6</w:t>
+        </w:r>
+        <w:r>
+          <w:rPr>
+            <w:rStyle w:val="Hyperlink"/>
+            <w:noProof/>
+          </w:rPr>
+          <w:t xml:space="preserve"> Hash-manifest defense against short and padded poison, 125 articles</w:t>
+        </w:r>
+        <w:r>
+          <w:rPr>
+            <w:noProof/>
+            <w:webHidden/>
+          </w:rPr>
+          <w:tab/>
+        </w:r>
+        <w:r>
+          <w:rPr>
+            <w:noProof/>
+            <w:webHidden/>
+          </w:rPr>
+          <w:fldChar w:fldCharType="begin"/>
+        </w:r>
+        <w:r>
+          <w:rPr>
+            <w:noProof/>
+            <w:webHidden/>
+          </w:rPr>
+          <w:instrText xml:space="preserve"> PAGEREF _Toc244369018 \h </w:instrText>
+        </w:r>
+        <w:r>
+          <w:rPr>
+            <w:noProof/>
+            <w:webHidden/>
+          </w:rPr>
+        </w:r>
+        <w:r>
+          <w:rPr>
+            <w:noProof/>
+            <w:webHidden/>
+          </w:rPr>
+          <w:fldChar w:fldCharType="separate"/>
+        </w:r>
+        <w:r>
+          <w:rPr>
+            <w:noProof/>
+            <w:webHidden/>
+          </w:rPr>
+          <w:t>35</w:t>
+        </w:r>
+        <w:r>
+          <w:rPr>
+            <w:noProof/>
+            <w:webHidden/>
+          </w:rPr>
+          <w:fldChar w:fldCharType="end"/>
+        </w:r>
+      </w:hyperlink>
+    </w:p>
+    <w:p>
+      <w:pPr>
+        <w:pStyle w:val="TOC1"/>
+        <w:tabs>
+          <w:tab w:val="right" w:leader="dot" w:pos="8296"/>
+        </w:tabs>
+        <w:rPr>
+          <w:rFonts w:asciiTheme="minorHAnsi" w:eastAsiaTheme="minorEastAsia" w:hAnsiTheme="minorHAnsi" w:cstheme="minorBidi"/>
+          <w:noProof/>
+          <w:kern w:val="2"/>
+          <w:sz w:val="24"/>
+          <w:szCs w:val="24"/>
+          <w14:ligatures w14:val="standardContextual"/>
+        </w:rPr>
+      </w:pPr>
+      <w:hyperlink w:anchor="_Toc244369019" w:history="1">
+        <w:r>
+          <w:rPr>
+            <w:rStyle w:val="Hyperlink"/>
+            <w:b/>
+            <w:noProof/>
+          </w:rPr>
           <w:t>Table 7.7</w:t>
         </w:r>
         <w:r>
@@ -12666,7 +12894,7 @@
             <w:noProof/>
             <w:webHidden/>
           </w:rPr>
-          <w:instrText xml:space="preserve"> PAGEREF _Toc244366185 \h </w:instrText>
+          <w:instrText xml:space="preserve"> PAGEREF _Toc244369019 \h </w:instrText>
         </w:r>
         <w:r>
           <w:rPr>
@@ -12686,7 +12914,250 @@
             <w:noProof/>
             <w:webHidden/>
           </w:rPr>
-          <w:t>35</w:t>
+          <w:t>36</w:t>
+        </w:r>
+        <w:r>
+          <w:rPr>
+            <w:noProof/>
+            <w:webHidden/>
+          </w:rPr>
+          <w:fldChar w:fldCharType="end"/>
+        </w:r>
+      </w:hyperlink>
+    </w:p>
+    <w:p>
+      <w:pPr>
+        <w:pStyle w:val="TOC1"/>
+        <w:tabs>
+          <w:tab w:val="right" w:leader="dot" w:pos="8296"/>
+        </w:tabs>
+        <w:rPr>
+          <w:rFonts w:asciiTheme="minorHAnsi" w:eastAsiaTheme="minorEastAsia" w:hAnsiTheme="minorHAnsi" w:cstheme="minorBidi"/>
+          <w:noProof/>
+          <w:kern w:val="2"/>
+          <w:sz w:val="24"/>
+          <w:szCs w:val="24"/>
+          <w14:ligatures w14:val="standardContextual"/>
+        </w:rPr>
+      </w:pPr>
+      <w:hyperlink w:anchor="_Toc244369020" w:history="1">
+        <w:r>
+          <w:rPr>
+            <w:rStyle w:val="Hyperlink"/>
+            <w:b/>
+            <w:noProof/>
+          </w:rPr>
+          <w:t>Table 7.8</w:t>
+        </w:r>
+        <w:r>
+          <w:rPr>
+            <w:rStyle w:val="Hyperlink"/>
+            <w:noProof/>
+          </w:rPr>
+          <w:t xml:space="preserve"> Tampered-copy attack against each defense, 125 articles</w:t>
+        </w:r>
+        <w:r>
+          <w:rPr>
+            <w:noProof/>
+            <w:webHidden/>
+          </w:rPr>
+          <w:tab/>
+        </w:r>
+        <w:r>
+          <w:rPr>
+            <w:noProof/>
+            <w:webHidden/>
+          </w:rPr>
+          <w:fldChar w:fldCharType="begin"/>
+        </w:r>
+        <w:r>
+          <w:rPr>
+            <w:noProof/>
+            <w:webHidden/>
+          </w:rPr>
+          <w:instrText xml:space="preserve"> PAGEREF _Toc244369020 \h </w:instrText>
+        </w:r>
+        <w:r>
+          <w:rPr>
+            <w:noProof/>
+            <w:webHidden/>
+          </w:rPr>
+        </w:r>
+        <w:r>
+          <w:rPr>
+            <w:noProof/>
+            <w:webHidden/>
+          </w:rPr>
+          <w:fldChar w:fldCharType="separate"/>
+        </w:r>
+        <w:r>
+          <w:rPr>
+            <w:noProof/>
+            <w:webHidden/>
+          </w:rPr>
+          <w:t>37</w:t>
+        </w:r>
+        <w:r>
+          <w:rPr>
+            <w:noProof/>
+            <w:webHidden/>
+          </w:rPr>
+          <w:fldChar w:fldCharType="end"/>
+        </w:r>
+      </w:hyperlink>
+    </w:p>
+    <w:p>
+      <w:pPr>
+        <w:pStyle w:val="TOC1"/>
+        <w:tabs>
+          <w:tab w:val="right" w:leader="dot" w:pos="8296"/>
+        </w:tabs>
+        <w:rPr>
+          <w:rFonts w:asciiTheme="minorHAnsi" w:eastAsiaTheme="minorEastAsia" w:hAnsiTheme="minorHAnsi" w:cstheme="minorBidi"/>
+          <w:noProof/>
+          <w:kern w:val="2"/>
+          <w:sz w:val="24"/>
+          <w:szCs w:val="24"/>
+          <w14:ligatures w14:val="standardContextual"/>
+        </w:rPr>
+      </w:pPr>
+      <w:hyperlink w:anchor="_Toc244369021" w:history="1">
+        <w:r>
+          <w:rPr>
+            <w:rStyle w:val="Hyperlink"/>
+            <w:b/>
+            <w:noProof/>
+          </w:rPr>
+          <w:t>Table 7.9</w:t>
+        </w:r>
+        <w:r>
+          <w:rPr>
+            <w:rStyle w:val="Hyperlink"/>
+            <w:noProof/>
+          </w:rPr>
+          <w:t xml:space="preserve"> Text overlap behind the near-duplicate threshold (5-word phrases, 125 articles)</w:t>
+        </w:r>
+        <w:r>
+          <w:rPr>
+            <w:noProof/>
+            <w:webHidden/>
+          </w:rPr>
+          <w:tab/>
+        </w:r>
+        <w:r>
+          <w:rPr>
+            <w:noProof/>
+            <w:webHidden/>
+          </w:rPr>
+          <w:fldChar w:fldCharType="begin"/>
+        </w:r>
+        <w:r>
+          <w:rPr>
+            <w:noProof/>
+            <w:webHidden/>
+          </w:rPr>
+          <w:instrText xml:space="preserve"> PAGEREF _Toc244369021 \h </w:instrText>
+        </w:r>
+        <w:r>
+          <w:rPr>
+            <w:noProof/>
+            <w:webHidden/>
+          </w:rPr>
+        </w:r>
+        <w:r>
+          <w:rPr>
+            <w:noProof/>
+            <w:webHidden/>
+          </w:rPr>
+          <w:fldChar w:fldCharType="separate"/>
+        </w:r>
+        <w:r>
+          <w:rPr>
+            <w:noProof/>
+            <w:webHidden/>
+          </w:rPr>
+          <w:t>38</w:t>
+        </w:r>
+        <w:r>
+          <w:rPr>
+            <w:noProof/>
+            <w:webHidden/>
+          </w:rPr>
+          <w:fldChar w:fldCharType="end"/>
+        </w:r>
+      </w:hyperlink>
+    </w:p>
+    <w:p>
+      <w:pPr>
+        <w:pStyle w:val="TOC1"/>
+        <w:tabs>
+          <w:tab w:val="right" w:leader="dot" w:pos="8296"/>
+        </w:tabs>
+        <w:rPr>
+          <w:rFonts w:asciiTheme="minorHAnsi" w:eastAsiaTheme="minorEastAsia" w:hAnsiTheme="minorHAnsi" w:cstheme="minorBidi"/>
+          <w:noProof/>
+          <w:kern w:val="2"/>
+          <w:sz w:val="24"/>
+          <w:szCs w:val="24"/>
+          <w14:ligatures w14:val="standardContextual"/>
+        </w:rPr>
+      </w:pPr>
+      <w:hyperlink w:anchor="_Toc244369022" w:history="1">
+        <w:r>
+          <w:rPr>
+            <w:rStyle w:val="Hyperlink"/>
+            <w:b/>
+            <w:noProof/>
+          </w:rPr>
+          <w:t>Table 7.10</w:t>
+        </w:r>
+        <w:r>
+          <w:rPr>
+            <w:rStyle w:val="Hyperlink"/>
+            <w:noProof/>
+          </w:rPr>
+          <w:t xml:space="preserve"> Near-duplicate defenses against the three attackers (125 articles; percent at 1, 3, 5 and 10 poison documents)</w:t>
+        </w:r>
+        <w:r>
+          <w:rPr>
+            <w:noProof/>
+            <w:webHidden/>
+          </w:rPr>
+          <w:tab/>
+        </w:r>
+        <w:r>
+          <w:rPr>
+            <w:noProof/>
+            <w:webHidden/>
+          </w:rPr>
+          <w:fldChar w:fldCharType="begin"/>
+        </w:r>
+        <w:r>
+          <w:rPr>
+            <w:noProof/>
+            <w:webHidden/>
+          </w:rPr>
+          <w:instrText xml:space="preserve"> PAGEREF _Toc244369022 \h </w:instrText>
+        </w:r>
+        <w:r>
+          <w:rPr>
+            <w:noProof/>
+            <w:webHidden/>
+          </w:rPr>
+        </w:r>
+        <w:r>
+          <w:rPr>
+            <w:noProof/>
+            <w:webHidden/>
+          </w:rPr>
+          <w:fldChar w:fldCharType="separate"/>
+        </w:r>
+        <w:r>
+          <w:rPr>
+            <w:noProof/>
+            <w:webHidden/>
+          </w:rPr>
+          <w:t>39</w:t>
         </w:r>
         <w:r>
           <w:rPr>
@@ -12716,7 +13187,7 @@
       <w:pPr>
         <w:pStyle w:val="RListTitle"/>
       </w:pPr>
-      <w:bookmarkStart w:id="13" w:name="_Toc244366054"/>
+      <w:bookmarkStart w:id="13" w:name="_Toc244368885"/>
       <w:r>
         <w:t>LIST OF SYMBOLS, ABBREVIATIONS AND NOTATIONS</w:t>
       </w:r>
@@ -13584,7 +14055,7 @@
       <w:pPr>
         <w:pStyle w:val="RChapter"/>
       </w:pPr>
-      <w:bookmarkStart w:id="14" w:name="_Toc244366055"/>
+      <w:bookmarkStart w:id="14" w:name="_Toc244368886"/>
       <w:r>
         <w:lastRenderedPageBreak/>
         <w:t>CHAPTER 1</w:t>
@@ -13599,7 +14070,7 @@
       <w:pPr>
         <w:pStyle w:val="RSection"/>
       </w:pPr>
-      <w:bookmarkStart w:id="15" w:name="_Toc244366056"/>
+      <w:bookmarkStart w:id="15" w:name="_Toc244368887"/>
       <w:r>
         <w:t>1.1 PROBLEM STATEMENT</w:t>
       </w:r>
@@ -13625,7 +14096,7 @@
       <w:pPr>
         <w:pStyle w:val="RSection"/>
       </w:pPr>
-      <w:bookmarkStart w:id="16" w:name="_Toc244366057"/>
+      <w:bookmarkStart w:id="16" w:name="_Toc244368888"/>
       <w:r>
         <w:t>1.2 OBJECTIVES</w:t>
       </w:r>
@@ -13676,7 +14147,7 @@
         </w:numPr>
       </w:pPr>
       <w:r>
-        <w:t>Implement and evaluate defenses that never read the ground-truth poison flag: a provenance (ingest-format) filter at four strengths, an isolate-then-aggregate voting defense, and a content-hash manifest of ingest-time chunks.</w:t>
+        <w:t>Implement and evaluate defenses that never read the ground-truth poison flag: a provenance (ingest-format) filter at four strengths, an isolate-then-aggregate voting defense, a content-hash manifest of ingest-time chunks, and two near-duplicate defenses (abstain on a conflict, or trust the index's own ingest order).</w:t>
       </w:r>
     </w:p>
     <w:p>
@@ -13688,7 +14159,11 @@
         </w:numPr>
       </w:pPr>
       <w:r>
-        <w:t>Test an adaptive attacker who pads poison documents to defeat the provenance filter, report the result honestly, and test whether the hash manifest withstands the same attacker.</w:t>
+        <w:t xml:space="preserve">Test an adaptive attacker who pads poison documents to defeat the provenance filter and a stronger attacker who copies a genuine chunk and swaps one fact, </w:t>
+      </w:r>
+      <w:r>
+        <w:lastRenderedPageBreak/>
+        <w:t>and report the results honestly, including where each defense assumes a trusted ingest.</w:t>
       </w:r>
     </w:p>
     <w:p>
@@ -13700,7 +14175,6 @@
         </w:numPr>
       </w:pPr>
       <w:r>
-        <w:lastRenderedPageBreak/>
         <w:t>Provide an interactive Gradio demonstration of the clean, poisoned and defended answers together with the results table.</w:t>
       </w:r>
     </w:p>
@@ -13708,7 +14182,7 @@
       <w:pPr>
         <w:pStyle w:val="RSection"/>
       </w:pPr>
-      <w:bookmarkStart w:id="17" w:name="_Toc244366058"/>
+      <w:bookmarkStart w:id="17" w:name="_Toc244368889"/>
       <w:r>
         <w:t>1.3 SCOPE</w:t>
       </w:r>
@@ -13725,7 +14199,7 @@
         <w:t>In scope:</w:t>
       </w:r>
       <w:r>
-        <w:t xml:space="preserve"> single-hop factual question answering over a 125-article Wikipedia corpus on chemical elements; one fixed reader model; dense retrieval with top-5 context; attacks by injecting short factual passages that name the attacker's chosen answer under the true article's title; three defenses (a graded provenance filter, voting and a content-hash manifest); an adaptive padding attack; accuracy, ASR, poison-in-top-5 and recovery metrics; a local Gradio demonstration.</w:t>
+        <w:t xml:space="preserve"> single-hop factual question answering over a 125-article Wikipedia corpus on chemical elements; one fixed reader model; dense retrieval with top-5 context; attacks by injecting short factual passages that name the attacker's chosen answer under the true article's title; five defenses (a graded provenance filter, voting, a content-hash manifest, near-duplicate abstention and earliest-ingest-wins); an adaptive padding attack; a tampered-copy attack; accuracy, ASR, poison-in-top-5 and recovery metrics; a local Gradio demonstration.</w:t>
       </w:r>
     </w:p>
     <w:p>
@@ -13746,7 +14220,7 @@
       <w:pPr>
         <w:pStyle w:val="RSection"/>
       </w:pPr>
-      <w:bookmarkStart w:id="18" w:name="_Toc244366059"/>
+      <w:bookmarkStart w:id="18" w:name="_Toc244368890"/>
       <w:r>
         <w:t>1.4 PLATFORM SPECIFICATION</w:t>
       </w:r>
@@ -13756,7 +14230,7 @@
       <w:pPr>
         <w:pStyle w:val="RSubsubsection"/>
       </w:pPr>
-      <w:bookmarkStart w:id="19" w:name="_Toc244366060"/>
+      <w:bookmarkStart w:id="19" w:name="_Toc244368891"/>
       <w:r>
         <w:t>1.4.1 Hardware</w:t>
       </w:r>
@@ -13774,7 +14248,7 @@
       <w:pPr>
         <w:pStyle w:val="RTblCaption"/>
       </w:pPr>
-      <w:bookmarkStart w:id="20" w:name="_Toc244366163"/>
+      <w:bookmarkStart w:id="20" w:name="_Toc244368997"/>
       <w:r>
         <w:rPr>
           <w:b/>
@@ -14169,8 +14643,9 @@
       <w:pPr>
         <w:pStyle w:val="RSubsubsection"/>
       </w:pPr>
-      <w:bookmarkStart w:id="21" w:name="_Toc244366061"/>
-      <w:r>
+      <w:bookmarkStart w:id="21" w:name="_Toc244368892"/>
+      <w:r>
+        <w:lastRenderedPageBreak/>
         <w:t>1.4.2 Software</w:t>
       </w:r>
       <w:bookmarkEnd w:id="21"/>
@@ -14210,18 +14685,14 @@
         <w:t>json</w:t>
       </w:r>
       <w:r>
-        <w:t xml:space="preserve"> hold results and data, and </w:t>
-      </w:r>
-      <w:r>
-        <w:lastRenderedPageBreak/>
-        <w:t>pandas formats tables for the interface. Figures in this report were drawn with Matplotlib.</w:t>
+        <w:t xml:space="preserve"> hold results and data, and pandas formats tables for the interface. Figures in this report were drawn with Matplotlib.</w:t>
       </w:r>
     </w:p>
     <w:p>
       <w:pPr>
         <w:pStyle w:val="RSubsubsection"/>
       </w:pPr>
-      <w:bookmarkStart w:id="22" w:name="_Toc244366062"/>
+      <w:bookmarkStart w:id="22" w:name="_Toc244368893"/>
       <w:r>
         <w:t>1.4.3 Implementation Language</w:t>
       </w:r>
@@ -14344,7 +14815,7 @@
       <w:pPr>
         <w:pStyle w:val="RFigCaption"/>
       </w:pPr>
-      <w:bookmarkStart w:id="23" w:name="_Toc244366144"/>
+      <w:bookmarkStart w:id="23" w:name="_Toc244368977"/>
       <w:r>
         <w:rPr>
           <w:b/>
@@ -14368,7 +14839,7 @@
       <w:pPr>
         <w:pStyle w:val="RChapter"/>
       </w:pPr>
-      <w:bookmarkStart w:id="24" w:name="_Toc244366063"/>
+      <w:bookmarkStart w:id="24" w:name="_Toc244368894"/>
       <w:r>
         <w:lastRenderedPageBreak/>
         <w:t>CHAPTER 2</w:t>
@@ -14383,7 +14854,7 @@
       <w:pPr>
         <w:pStyle w:val="RSection"/>
       </w:pPr>
-      <w:bookmarkStart w:id="25" w:name="_Toc244366064"/>
+      <w:bookmarkStart w:id="25" w:name="_Toc244368895"/>
       <w:r>
         <w:t>2.1 IDENTIFICATION OF NEED</w:t>
       </w:r>
@@ -14415,7 +14886,7 @@
       <w:pPr>
         <w:pStyle w:val="RSection"/>
       </w:pPr>
-      <w:bookmarkStart w:id="26" w:name="_Toc244366065"/>
+      <w:bookmarkStart w:id="26" w:name="_Toc244368896"/>
       <w:r>
         <w:t>2.2 PRELIMINARY INVESTIGATION</w:t>
       </w:r>
@@ -14433,7 +14904,7 @@
       <w:pPr>
         <w:pStyle w:val="RTblCaption"/>
       </w:pPr>
-      <w:bookmarkStart w:id="27" w:name="_Toc244366164"/>
+      <w:bookmarkStart w:id="27" w:name="_Toc244368998"/>
       <w:r>
         <w:rPr>
           <w:b/>
@@ -14700,7 +15171,7 @@
       <w:pPr>
         <w:pStyle w:val="RChapter"/>
       </w:pPr>
-      <w:bookmarkStart w:id="28" w:name="_Toc244366066"/>
+      <w:bookmarkStart w:id="28" w:name="_Toc244368897"/>
       <w:r>
         <w:lastRenderedPageBreak/>
         <w:t>CHAPTER 3</w:t>
@@ -14715,7 +15186,7 @@
       <w:pPr>
         <w:pStyle w:val="RSection"/>
       </w:pPr>
-      <w:bookmarkStart w:id="29" w:name="_Toc244366067"/>
+      <w:bookmarkStart w:id="29" w:name="_Toc244368898"/>
       <w:r>
         <w:t>3.1 TECHNICAL FEASIBILITY</w:t>
       </w:r>
@@ -14743,7 +15214,7 @@
       <w:pPr>
         <w:pStyle w:val="RSection"/>
       </w:pPr>
-      <w:bookmarkStart w:id="30" w:name="_Toc244366068"/>
+      <w:bookmarkStart w:id="30" w:name="_Toc244368899"/>
       <w:r>
         <w:t>3.2 ECONOMICAL FEASIBILITY</w:t>
       </w:r>
@@ -14761,7 +15232,7 @@
       <w:pPr>
         <w:pStyle w:val="RTblCaption"/>
       </w:pPr>
-      <w:bookmarkStart w:id="31" w:name="_Toc244366165"/>
+      <w:bookmarkStart w:id="31" w:name="_Toc244368999"/>
       <w:r>
         <w:rPr>
           <w:b/>
@@ -15114,7 +15585,7 @@
       <w:pPr>
         <w:pStyle w:val="RSection"/>
       </w:pPr>
-      <w:bookmarkStart w:id="32" w:name="_Toc244366069"/>
+      <w:bookmarkStart w:id="32" w:name="_Toc244368900"/>
       <w:r>
         <w:t>3.3 OPERATIONAL FEASIBILITY</w:t>
       </w:r>
@@ -15152,7 +15623,7 @@
       <w:pPr>
         <w:pStyle w:val="RChapter"/>
       </w:pPr>
-      <w:bookmarkStart w:id="33" w:name="_Toc244366070"/>
+      <w:bookmarkStart w:id="33" w:name="_Toc244368901"/>
       <w:r>
         <w:lastRenderedPageBreak/>
         <w:t>CHAPTER 4</w:t>
@@ -15167,7 +15638,7 @@
       <w:pPr>
         <w:pStyle w:val="RSection"/>
       </w:pPr>
-      <w:bookmarkStart w:id="34" w:name="_Toc244366071"/>
+      <w:bookmarkStart w:id="34" w:name="_Toc244368902"/>
       <w:r>
         <w:t>4.1 WORK DONE BY OTHERS</w:t>
       </w:r>
@@ -15219,7 +15690,7 @@
       <w:pPr>
         <w:pStyle w:val="RTblCaption"/>
       </w:pPr>
-      <w:bookmarkStart w:id="35" w:name="_Toc244366166"/>
+      <w:bookmarkStart w:id="35" w:name="_Toc244369000"/>
       <w:r>
         <w:rPr>
           <w:b/>
@@ -15712,7 +16183,7 @@
       <w:pPr>
         <w:pStyle w:val="RSection"/>
       </w:pPr>
-      <w:bookmarkStart w:id="36" w:name="_Toc244366072"/>
+      <w:bookmarkStart w:id="36" w:name="_Toc244368903"/>
       <w:r>
         <w:t>4.2 BENEFITS</w:t>
       </w:r>
@@ -15770,7 +16241,7 @@
       <w:pPr>
         <w:pStyle w:val="RSection"/>
       </w:pPr>
-      <w:bookmarkStart w:id="37" w:name="_Toc244366073"/>
+      <w:bookmarkStart w:id="37" w:name="_Toc244368904"/>
       <w:r>
         <w:t>4.3 PROPOSED SOLUTION</w:t>
       </w:r>
@@ -15781,14 +16252,14 @@
         <w:pStyle w:val="RBody"/>
       </w:pPr>
       <w:r>
-        <w:t>The proposed solution is a complete, small RAG system together with its attack and defense harness. A Wikipedia corpus is chunked and embedded; hand-written poison documents are injected under the true article's title; defenses (a graded provenance filter, voting and a content-hash manifest) sit between retrieval and generation; an adaptive attacker pads its poison; and every configuration is scored by one shared evaluation function. A Gradio interface exposes the same code path to a user.</w:t>
+        <w:t>The proposed solution is a complete, small RAG system together with its attack and defense harness. A Wikipedia corpus is chunked and embedded; hand-written poison documents are injected under the true article's title; defenses (a graded provenance filter, voting, a content-hash manifest and two near-duplicate defenses) sit between retrieval and generation; an adaptive attacker pads its poison or copies a genuine chunk with one fact swapped; and every configuration is scored by one shared evaluation function. A Gradio interface exposes the same code path to a user.</w:t>
       </w:r>
     </w:p>
     <w:p>
       <w:pPr>
         <w:pStyle w:val="RSection"/>
       </w:pPr>
-      <w:bookmarkStart w:id="38" w:name="_Toc244366074"/>
+      <w:bookmarkStart w:id="38" w:name="_Toc244368905"/>
       <w:r>
         <w:lastRenderedPageBreak/>
         <w:t>4.4 TECHNOLOGY USED</w:t>
@@ -15907,7 +16378,7 @@
       <w:pPr>
         <w:pStyle w:val="RChapter"/>
       </w:pPr>
-      <w:bookmarkStart w:id="39" w:name="_Toc244366075"/>
+      <w:bookmarkStart w:id="39" w:name="_Toc244368906"/>
       <w:r>
         <w:lastRenderedPageBreak/>
         <w:t>CHAPTER 5</w:t>
@@ -15922,7 +16393,7 @@
       <w:pPr>
         <w:pStyle w:val="RSection"/>
       </w:pPr>
-      <w:bookmarkStart w:id="40" w:name="_Toc244366076"/>
+      <w:bookmarkStart w:id="40" w:name="_Toc244368907"/>
       <w:r>
         <w:t>5.1 CONCEPT</w:t>
       </w:r>
@@ -15932,7 +16403,7 @@
       <w:pPr>
         <w:pStyle w:val="RSubsubsection"/>
       </w:pPr>
-      <w:bookmarkStart w:id="41" w:name="_Toc244366077"/>
+      <w:bookmarkStart w:id="41" w:name="_Toc244368908"/>
       <w:r>
         <w:t>5.1.1 The RAG Pipeline</w:t>
       </w:r>
@@ -15950,7 +16421,7 @@
       <w:pPr>
         <w:pStyle w:val="RSubsubsection"/>
       </w:pPr>
-      <w:bookmarkStart w:id="42" w:name="_Toc244366078"/>
+      <w:bookmarkStart w:id="42" w:name="_Toc244368909"/>
       <w:r>
         <w:t>5.1.2 Threat Model</w:t>
       </w:r>
@@ -16013,7 +16484,7 @@
       <w:pPr>
         <w:pStyle w:val="RFigCaption"/>
       </w:pPr>
-      <w:bookmarkStart w:id="43" w:name="_Toc244366145"/>
+      <w:bookmarkStart w:id="43" w:name="_Toc244368978"/>
       <w:r>
         <w:rPr>
           <w:b/>
@@ -16029,7 +16500,7 @@
       <w:pPr>
         <w:pStyle w:val="RSubsubsection"/>
       </w:pPr>
-      <w:bookmarkStart w:id="44" w:name="_Toc244366079"/>
+      <w:bookmarkStart w:id="44" w:name="_Toc244368910"/>
       <w:r>
         <w:lastRenderedPageBreak/>
         <w:t>5.1.3 Dataset</w:t>
@@ -16048,7 +16519,7 @@
       <w:pPr>
         <w:pStyle w:val="RTblCaption"/>
       </w:pPr>
-      <w:bookmarkStart w:id="45" w:name="_Toc244366167"/>
+      <w:bookmarkStart w:id="45" w:name="_Toc244369001"/>
       <w:r>
         <w:rPr>
           <w:b/>
@@ -16375,7 +16846,7 @@
       <w:pPr>
         <w:pStyle w:val="RTblCaption"/>
       </w:pPr>
-      <w:bookmarkStart w:id="46" w:name="_Toc244366168"/>
+      <w:bookmarkStart w:id="46" w:name="_Toc244369002"/>
       <w:r>
         <w:rPr>
           <w:b/>
@@ -16566,7 +17037,7 @@
       <w:pPr>
         <w:pStyle w:val="RSubsubsection"/>
       </w:pPr>
-      <w:bookmarkStart w:id="47" w:name="_Toc244366080"/>
+      <w:bookmarkStart w:id="47" w:name="_Toc244368911"/>
       <w:r>
         <w:t>5.1.4 Metrics</w:t>
       </w:r>
@@ -16707,7 +17178,7 @@
       <w:pPr>
         <w:pStyle w:val="RSubsubsection"/>
       </w:pPr>
-      <w:bookmarkStart w:id="48" w:name="_Toc244366081"/>
+      <w:bookmarkStart w:id="48" w:name="_Toc244368912"/>
       <w:r>
         <w:t>5.1.5 Defenses and the Adaptive Attacker</w:t>
       </w:r>
@@ -16763,6 +17234,38 @@
         <w:rPr>
           <w:b/>
         </w:rPr>
+        <w:t>Near-duplicate defenses.</w:t>
+      </w:r>
+      <w:r>
+        <w:t xml:space="preserve"> Two defenses use the overlap between retrieved chunks of one source. A chunk is reduced to its set of 5-word phrases, and two chunks of the same source are near-duplicates when at least half of the smaller chunk's phrases occur in the other (containment of 0.5 or more). The threshold was set from clean data only: over all 70,987 pairs of genuine chunks inside one article the highest containment is 0.243. Genuine chunks of different articles can overlap far more (up to 0.978, because neighbouring elements share boilerplate), so the test is restricted to one source. The neardup defense abstains if any pair is found among the 20 candidates. The earliest defense keeps only the earliest-ingested member of each group, using the ingest order that the index stamps on every document it receives; the writer of a document supplies only its text and source.</w:t>
+      </w:r>
+    </w:p>
+    <w:p>
+      <w:pPr>
+        <w:pStyle w:val="RBody"/>
+      </w:pPr>
+      <w:r>
+        <w:rPr>
+          <w:b/>
+        </w:rPr>
+        <w:t>Tampered-copy attacker.</w:t>
+      </w:r>
+      <w:r>
+        <w:t xml:space="preserve"> The strongest attacker takes the genuine chunk that holds the correct answer, replaces the answer and its aliases with the attacker's value, and </w:t>
+      </w:r>
+      <w:r>
+        <w:lastRenderedPageBreak/>
+        <w:t>injects the result under the true title. The poison is as long as a genuine chunk and every other fact in it is true. Variant v copies the m-th chunk that holds the answer, with m equal to v modulo the number of such chunks, and rotates its sentences by v divided by that number, so ten distinct variants exist without writing anything by hand.</w:t>
+      </w:r>
+    </w:p>
+    <w:p>
+      <w:pPr>
+        <w:pStyle w:val="RBody"/>
+      </w:pPr>
+      <w:r>
+        <w:rPr>
+          <w:b/>
+        </w:rPr>
         <w:t>Voting (isolate-then-aggregate).</w:t>
       </w:r>
       <w:r>
@@ -16787,7 +17290,7 @@
       <w:pPr>
         <w:pStyle w:val="RSection"/>
       </w:pPr>
-      <w:bookmarkStart w:id="49" w:name="_Toc244366082"/>
+      <w:bookmarkStart w:id="49" w:name="_Toc244368913"/>
       <w:r>
         <w:t>5.2 APPLICATION AREA</w:t>
       </w:r>
@@ -16814,7 +17317,6 @@
         </w:numPr>
       </w:pPr>
       <w:r>
-        <w:lastRenderedPageBreak/>
         <w:t>Retrieval over web pages or user uploads, where an outsider can influence what is indexed.</w:t>
       </w:r>
     </w:p>
@@ -16846,7 +17348,7 @@
       <w:pPr>
         <w:pStyle w:val="RChapter"/>
       </w:pPr>
-      <w:bookmarkStart w:id="50" w:name="_Toc244366083"/>
+      <w:bookmarkStart w:id="50" w:name="_Toc244368914"/>
       <w:r>
         <w:lastRenderedPageBreak/>
         <w:t>CHAPTER 6</w:t>
@@ -16861,7 +17363,7 @@
       <w:pPr>
         <w:pStyle w:val="RSection"/>
       </w:pPr>
-      <w:bookmarkStart w:id="51" w:name="_Toc244366084"/>
+      <w:bookmarkStart w:id="51" w:name="_Toc244368915"/>
       <w:r>
         <w:t>6.1 SOFTWARE ENGINEERING PARADIGM APPLIED</w:t>
       </w:r>
@@ -16871,7 +17373,7 @@
       <w:pPr>
         <w:pStyle w:val="RSubsubsection"/>
       </w:pPr>
-      <w:bookmarkStart w:id="52" w:name="_Toc244366085"/>
+      <w:bookmarkStart w:id="52" w:name="_Toc244368916"/>
       <w:r>
         <w:t>6.1.1 Description</w:t>
       </w:r>
@@ -16934,7 +17436,7 @@
       <w:pPr>
         <w:pStyle w:val="RFigCaption"/>
       </w:pPr>
-      <w:bookmarkStart w:id="53" w:name="_Toc244366146"/>
+      <w:bookmarkStart w:id="53" w:name="_Toc244368979"/>
       <w:r>
         <w:rPr>
           <w:b/>
@@ -16950,7 +17452,7 @@
       <w:pPr>
         <w:pStyle w:val="RSubsubsection"/>
       </w:pPr>
-      <w:bookmarkStart w:id="54" w:name="_Toc244366086"/>
+      <w:bookmarkStart w:id="54" w:name="_Toc244368917"/>
       <w:r>
         <w:t>6.1.2 Advantages &amp; Disadvantages</w:t>
       </w:r>
@@ -16983,7 +17485,7 @@
       <w:pPr>
         <w:pStyle w:val="RSubsubsection"/>
       </w:pPr>
-      <w:bookmarkStart w:id="55" w:name="_Toc244366087"/>
+      <w:bookmarkStart w:id="55" w:name="_Toc244368918"/>
       <w:r>
         <w:t>6.1.3 Reasons for Use</w:t>
       </w:r>
@@ -17001,7 +17503,7 @@
       <w:pPr>
         <w:pStyle w:val="RSection"/>
       </w:pPr>
-      <w:bookmarkStart w:id="56" w:name="_Toc244366088"/>
+      <w:bookmarkStart w:id="56" w:name="_Toc244368919"/>
       <w:r>
         <w:lastRenderedPageBreak/>
         <w:t>6.2 REQUIREMENT ANALYSIS</w:t>
@@ -17012,7 +17514,7 @@
       <w:pPr>
         <w:pStyle w:val="RSubsubsection"/>
       </w:pPr>
-      <w:bookmarkStart w:id="57" w:name="_Toc244366089"/>
+      <w:bookmarkStart w:id="57" w:name="_Toc244368920"/>
       <w:r>
         <w:t>6.2.1 Software Requirements Specification</w:t>
       </w:r>
@@ -17036,7 +17538,7 @@
       <w:pPr>
         <w:pStyle w:val="RTblCaption"/>
       </w:pPr>
-      <w:bookmarkStart w:id="58" w:name="_Toc244366169"/>
+      <w:bookmarkStart w:id="58" w:name="_Toc244369003"/>
       <w:r>
         <w:rPr>
           <w:b/>
@@ -17356,7 +17858,7 @@
               <w:keepNext/>
             </w:pPr>
             <w:r>
-              <w:t>Apply the provenance filter (at four strengths), the voting defense or the hash manifest between retrieval and generation without reading the poison flag.</w:t>
+              <w:t>Apply the provenance filter (at four strengths), the voting defense, the hash manifest or a near-duplicate defense (abstain or earliest-ingest-wins) between retrieval and generation without reading the poison flag.</w:t>
             </w:r>
           </w:p>
         </w:tc>
@@ -17475,7 +17977,7 @@
       <w:pPr>
         <w:pStyle w:val="RTblCaption"/>
       </w:pPr>
-      <w:bookmarkStart w:id="59" w:name="_Toc244366170"/>
+      <w:bookmarkStart w:id="59" w:name="_Toc244369004"/>
       <w:r>
         <w:rPr>
           <w:b/>
@@ -17926,7 +18428,7 @@
       <w:pPr>
         <w:pStyle w:val="RLevel5"/>
       </w:pPr>
-      <w:bookmarkStart w:id="60" w:name="_Toc244366090"/>
+      <w:bookmarkStart w:id="60" w:name="_Toc244368921"/>
       <w:r>
         <w:lastRenderedPageBreak/>
         <w:t>6.2.1.1 Glossary</w:t>
@@ -17937,7 +18439,7 @@
       <w:pPr>
         <w:pStyle w:val="RTblCaption"/>
       </w:pPr>
-      <w:bookmarkStart w:id="61" w:name="_Toc244366171"/>
+      <w:bookmarkStart w:id="61" w:name="_Toc244369005"/>
       <w:r>
         <w:rPr>
           <w:b/>
@@ -18298,7 +18800,7 @@
       <w:pPr>
         <w:pStyle w:val="RLevel5"/>
       </w:pPr>
-      <w:bookmarkStart w:id="62" w:name="_Toc244366091"/>
+      <w:bookmarkStart w:id="62" w:name="_Toc244368922"/>
       <w:r>
         <w:t>6.2.1.2 Supplementary Specifications</w:t>
       </w:r>
@@ -18380,7 +18882,7 @@
       <w:pPr>
         <w:pStyle w:val="RLevel5"/>
       </w:pPr>
-      <w:bookmarkStart w:id="63" w:name="_Toc244366092"/>
+      <w:bookmarkStart w:id="63" w:name="_Toc244368923"/>
       <w:r>
         <w:t>6.2.1.3 Use Case Model</w:t>
       </w:r>
@@ -18444,7 +18946,7 @@
       <w:pPr>
         <w:pStyle w:val="RFigCaption"/>
       </w:pPr>
-      <w:bookmarkStart w:id="64" w:name="_Toc244366147"/>
+      <w:bookmarkStart w:id="64" w:name="_Toc244368980"/>
       <w:r>
         <w:rPr>
           <w:b/>
@@ -18460,7 +18962,7 @@
       <w:pPr>
         <w:pStyle w:val="RTblCaption"/>
       </w:pPr>
-      <w:bookmarkStart w:id="65" w:name="_Toc244366172"/>
+      <w:bookmarkStart w:id="65" w:name="_Toc244369006"/>
       <w:r>
         <w:rPr>
           <w:b/>
@@ -18747,7 +19249,7 @@
               <w:keepNext/>
             </w:pPr>
             <w:r>
-              <w:t>Choose the attacker (short stubs or padded) and the defense (provenance at 40, 30, 20 or 10 words, or the manifest); question asked again with filtering.</w:t>
+              <w:t>Choose the attacker (short stubs, padded or tampered copy) and the defense (provenance at four strengths, manifest, near-duplicate abstention, earliest-ingest-wins); question asked again with filtering.</w:t>
             </w:r>
           </w:p>
         </w:tc>
@@ -18897,7 +19399,7 @@
       <w:pPr>
         <w:pStyle w:val="RSubsubsection"/>
       </w:pPr>
-      <w:bookmarkStart w:id="66" w:name="_Toc244366093"/>
+      <w:bookmarkStart w:id="66" w:name="_Toc244368924"/>
       <w:r>
         <w:lastRenderedPageBreak/>
         <w:t>6.2.2 Conceptual Level Activity Diagram</w:t>
@@ -18953,7 +19455,7 @@
       <w:pPr>
         <w:pStyle w:val="RFigCaption"/>
       </w:pPr>
-      <w:bookmarkStart w:id="67" w:name="_Toc244366148"/>
+      <w:bookmarkStart w:id="67" w:name="_Toc244368981"/>
       <w:r>
         <w:rPr>
           <w:b/>
@@ -18969,7 +19471,7 @@
       <w:pPr>
         <w:pStyle w:val="RSubsubsection"/>
       </w:pPr>
-      <w:bookmarkStart w:id="68" w:name="_Toc244366094"/>
+      <w:bookmarkStart w:id="68" w:name="_Toc244368925"/>
       <w:r>
         <w:t>6.2.3 Conceptual Level Sequence Diagram</w:t>
       </w:r>
@@ -19024,7 +19526,7 @@
       <w:pPr>
         <w:pStyle w:val="RFigCaption"/>
       </w:pPr>
-      <w:bookmarkStart w:id="69" w:name="_Toc244366149"/>
+      <w:bookmarkStart w:id="69" w:name="_Toc244368982"/>
       <w:r>
         <w:rPr>
           <w:b/>
@@ -19040,7 +19542,7 @@
       <w:pPr>
         <w:pStyle w:val="RSection"/>
       </w:pPr>
-      <w:bookmarkStart w:id="70" w:name="_Toc244366095"/>
+      <w:bookmarkStart w:id="70" w:name="_Toc244368926"/>
       <w:r>
         <w:t>6.3 PLANNING MANAGERIAL ISSUES</w:t>
       </w:r>
@@ -19050,7 +19552,7 @@
       <w:pPr>
         <w:pStyle w:val="RSubsubsection"/>
       </w:pPr>
-      <w:bookmarkStart w:id="71" w:name="_Toc244366096"/>
+      <w:bookmarkStart w:id="71" w:name="_Toc244368927"/>
       <w:r>
         <w:t>6.3.1 Planning Scope</w:t>
       </w:r>
@@ -19061,14 +19563,14 @@
         <w:pStyle w:val="RBody"/>
       </w:pPr>
       <w:r>
-        <w:t>The plan covers building the baseline, the poison set, the attack sweep, the provenance, voting and manifest defenses, an adaptive attack, an interactive demonstration and this report. Presentation material is planned separately.</w:t>
+        <w:t>The plan covers building the baseline, the poison set, the attack sweep, the provenance, voting, manifest and near-duplicate defenses, the padded and tampered-copy attacks, an interactive demonstration and this report. Presentation material is planned separately.</w:t>
       </w:r>
     </w:p>
     <w:p>
       <w:pPr>
         <w:pStyle w:val="RSubsubsection"/>
       </w:pPr>
-      <w:bookmarkStart w:id="72" w:name="_Toc244366097"/>
+      <w:bookmarkStart w:id="72" w:name="_Toc244368928"/>
       <w:r>
         <w:lastRenderedPageBreak/>
         <w:t>6.3.2 Project Resources</w:t>
@@ -19079,7 +19581,7 @@
       <w:pPr>
         <w:pStyle w:val="RTblCaption"/>
       </w:pPr>
-      <w:bookmarkStart w:id="73" w:name="_Toc244366173"/>
+      <w:bookmarkStart w:id="73" w:name="_Toc244369007"/>
       <w:r>
         <w:rPr>
           <w:b/>
@@ -19304,7 +19806,7 @@
       <w:pPr>
         <w:pStyle w:val="RSubsubsection"/>
       </w:pPr>
-      <w:bookmarkStart w:id="74" w:name="_Toc244366098"/>
+      <w:bookmarkStart w:id="74" w:name="_Toc244368929"/>
       <w:r>
         <w:t>6.3.3 Team Organization</w:t>
       </w:r>
@@ -19322,7 +19824,7 @@
       <w:pPr>
         <w:pStyle w:val="RSubsubsection"/>
       </w:pPr>
-      <w:bookmarkStart w:id="75" w:name="_Toc244366099"/>
+      <w:bookmarkStart w:id="75" w:name="_Toc244368930"/>
       <w:r>
         <w:t>6.3.4 Project Scheduling</w:t>
       </w:r>
@@ -19332,7 +19834,7 @@
       <w:pPr>
         <w:pStyle w:val="RTblCaption"/>
       </w:pPr>
-      <w:bookmarkStart w:id="76" w:name="_Toc244366174"/>
+      <w:bookmarkStart w:id="76" w:name="_Toc244369008"/>
       <w:r>
         <w:rPr>
           <w:b/>
@@ -20049,10 +20551,75 @@
           <w:p>
             <w:pPr>
               <w:pStyle w:val="RTableText"/>
+              <w:keepNext/>
               <w:jc w:val="center"/>
             </w:pPr>
             <w:r>
               <w:t>9</w:t>
+            </w:r>
+          </w:p>
+        </w:tc>
+        <w:tc>
+          <w:tcPr>
+            <w:tcW w:w="3989" w:type="dxa"/>
+          </w:tcPr>
+          <w:p>
+            <w:pPr>
+              <w:pStyle w:val="RTableText"/>
+              <w:keepNext/>
+            </w:pPr>
+            <w:r>
+              <w:t>Tampered-copy attack, near-duplicate and earliest-ingest defenses, new figure and report update</w:t>
+            </w:r>
+          </w:p>
+        </w:tc>
+        <w:tc>
+          <w:tcPr>
+            <w:tcW w:w="1728" w:type="dxa"/>
+          </w:tcPr>
+          <w:p>
+            <w:pPr>
+              <w:pStyle w:val="RTableText"/>
+              <w:keepNext/>
+              <w:jc w:val="center"/>
+            </w:pPr>
+            <w:r>
+              <w:t>31 Oct 2026</w:t>
+            </w:r>
+          </w:p>
+        </w:tc>
+        <w:tc>
+          <w:tcPr>
+            <w:tcW w:w="1296" w:type="dxa"/>
+          </w:tcPr>
+          <w:p>
+            <w:pPr>
+              <w:pStyle w:val="RTableText"/>
+              <w:keepNext/>
+              <w:jc w:val="center"/>
+            </w:pPr>
+            <w:r>
+              <w:t>Done</w:t>
+            </w:r>
+          </w:p>
+        </w:tc>
+      </w:tr>
+      <w:tr>
+        <w:trPr>
+          <w:cantSplit/>
+          <w:jc w:val="center"/>
+        </w:trPr>
+        <w:tc>
+          <w:tcPr>
+            <w:tcW w:w="1296" w:type="dxa"/>
+          </w:tcPr>
+          <w:p>
+            <w:pPr>
+              <w:pStyle w:val="RTableText"/>
+              <w:jc w:val="center"/>
+            </w:pPr>
+            <w:r>
+              <w:t>10</w:t>
             </w:r>
           </w:p>
         </w:tc>
@@ -20109,7 +20676,7 @@
       <w:pPr>
         <w:pStyle w:val="RSubsubsection"/>
       </w:pPr>
-      <w:bookmarkStart w:id="77" w:name="_Toc244366100"/>
+      <w:bookmarkStart w:id="77" w:name="_Toc244368931"/>
       <w:r>
         <w:t>6.3.5 Estimation</w:t>
       </w:r>
@@ -20127,7 +20694,7 @@
       <w:pPr>
         <w:pStyle w:val="RTblCaption"/>
       </w:pPr>
-      <w:bookmarkStart w:id="78" w:name="_Toc244366175"/>
+      <w:bookmarkStart w:id="78" w:name="_Toc244369009"/>
       <w:r>
         <w:rPr>
           <w:b/>
@@ -20237,7 +20804,7 @@
               <w:keepNext/>
             </w:pPr>
             <w:r>
-              <w:t>1,105 lines in 7 files (attack 333, test 184, rag 142, app 115, scrape 115, defense 114, plots 102)</w:t>
+              <w:t>1,389 lines in 8 files (attack 365, test_r2 261, defense 176, rag 147, plots 131, app 122, scrape 115, overlap_stats 72)</w:t>
             </w:r>
           </w:p>
         </w:tc>
@@ -20325,7 +20892,7 @@
               <w:keepNext/>
             </w:pPr>
             <w:r>
-              <w:t>Adaptive sweep</w:t>
+              <w:t>Adaptive sweeps</w:t>
             </w:r>
           </w:p>
         </w:tc>
@@ -20339,7 +20906,7 @@
               <w:keepNext/>
             </w:pPr>
             <w:r>
-              <w:t>1,200 answers (50 questions x 4 counts x 6 defense settings, padded poison); answers are cached by context, so a repeated context costs nothing</w:t>
+              <w:t>Padded and tampered sweeps: 2 x 50 questions x 4 counts x 9 defense settings = 3,600 answers; answers are cached by context, so a repeated context costs nothing (the whole second round added about 275 new generations)</w:t>
             </w:r>
           </w:p>
         </w:tc>
@@ -20387,7 +20954,7 @@
       <w:pPr>
         <w:pStyle w:val="RSubsubsection"/>
       </w:pPr>
-      <w:bookmarkStart w:id="79" w:name="_Toc244366101"/>
+      <w:bookmarkStart w:id="79" w:name="_Toc244368932"/>
       <w:r>
         <w:t>6.3.6 Risk Analysis</w:t>
       </w:r>
@@ -20397,7 +20964,7 @@
       <w:pPr>
         <w:pStyle w:val="RTblCaption"/>
       </w:pPr>
-      <w:bookmarkStart w:id="80" w:name="_Toc244366176"/>
+      <w:bookmarkStart w:id="80" w:name="_Toc244369010"/>
       <w:r>
         <w:rPr>
           <w:b/>
@@ -20841,7 +21408,7 @@
       <w:pPr>
         <w:pStyle w:val="RSubsubsection"/>
       </w:pPr>
-      <w:bookmarkStart w:id="81" w:name="_Toc244366102"/>
+      <w:bookmarkStart w:id="81" w:name="_Toc244368933"/>
       <w:r>
         <w:t>6.3.7 Security Plan</w:t>
       </w:r>
@@ -20869,7 +21436,7 @@
       <w:pPr>
         <w:pStyle w:val="RSubsubsection"/>
       </w:pPr>
-      <w:bookmarkStart w:id="82" w:name="_Toc244366103"/>
+      <w:bookmarkStart w:id="82" w:name="_Toc244368934"/>
       <w:r>
         <w:lastRenderedPageBreak/>
         <w:t>6.3.8 Configuration Management Plan</w:t>
@@ -20880,7 +21447,7 @@
       <w:pPr>
         <w:pStyle w:val="RTblCaption"/>
       </w:pPr>
-      <w:bookmarkStart w:id="83" w:name="_Toc244366177"/>
+      <w:bookmarkStart w:id="83" w:name="_Toc244369011"/>
       <w:r>
         <w:rPr>
           <w:b/>
@@ -21400,6 +21967,96 @@
           </w:p>
         </w:tc>
       </w:tr>
+      <w:tr>
+        <w:trPr>
+          <w:cantSplit/>
+          <w:jc w:val="center"/>
+        </w:trPr>
+        <w:tc>
+          <w:tcPr>
+            <w:tcW w:w="2016" w:type="dxa"/>
+          </w:tcPr>
+          <w:p>
+            <w:pPr>
+              <w:pStyle w:val="RTableText"/>
+            </w:pPr>
+            <w:r>
+              <w:t>Ingest order</w:t>
+            </w:r>
+          </w:p>
+        </w:tc>
+        <w:tc>
+          <w:tcPr>
+            <w:tcW w:w="3168" w:type="dxa"/>
+          </w:tcPr>
+          <w:p>
+            <w:pPr>
+              <w:pStyle w:val="RTableText"/>
+            </w:pPr>
+            <w:r>
+              <w:t>seq field stamped by Index.add</w:t>
+            </w:r>
+          </w:p>
+        </w:tc>
+        <w:tc>
+          <w:tcPr>
+            <w:tcW w:w="3125" w:type="dxa"/>
+          </w:tcPr>
+          <w:p>
+            <w:pPr>
+              <w:pStyle w:val="RTableText"/>
+            </w:pPr>
+            <w:r>
+              <w:t>Assigned by the index, never supplied by the writer of a document</w:t>
+            </w:r>
+          </w:p>
+        </w:tc>
+      </w:tr>
+      <w:tr>
+        <w:trPr>
+          <w:cantSplit/>
+          <w:jc w:val="center"/>
+        </w:trPr>
+        <w:tc>
+          <w:tcPr>
+            <w:tcW w:w="2016" w:type="dxa"/>
+          </w:tcPr>
+          <w:p>
+            <w:pPr>
+              <w:pStyle w:val="RTableText"/>
+            </w:pPr>
+            <w:r>
+              <w:t>Overlap statistics</w:t>
+            </w:r>
+          </w:p>
+        </w:tc>
+        <w:tc>
+          <w:tcPr>
+            <w:tcW w:w="3168" w:type="dxa"/>
+          </w:tcPr>
+          <w:p>
+            <w:pPr>
+              <w:pStyle w:val="RTableText"/>
+            </w:pPr>
+            <w:r>
+              <w:t>r2/overlap_stats.py, figures/overlap_stats.md</w:t>
+            </w:r>
+          </w:p>
+        </w:tc>
+        <w:tc>
+          <w:tcPr>
+            <w:tcW w:w="3125" w:type="dxa"/>
+          </w:tcPr>
+          <w:p>
+            <w:pPr>
+              <w:pStyle w:val="RTableText"/>
+            </w:pPr>
+            <w:r>
+              <w:t>Regenerates Table 7.9 from the corpus</w:t>
+            </w:r>
+          </w:p>
+        </w:tc>
+      </w:tr>
     </w:tbl>
     <w:p>
       <w:pPr>
@@ -21411,7 +22068,7 @@
       <w:pPr>
         <w:pStyle w:val="RSection"/>
       </w:pPr>
-      <w:bookmarkStart w:id="84" w:name="_Toc244366104"/>
+      <w:bookmarkStart w:id="84" w:name="_Toc244368935"/>
       <w:r>
         <w:t>6.4 DESIGN</w:t>
       </w:r>
@@ -21421,7 +22078,7 @@
       <w:pPr>
         <w:pStyle w:val="RSubsubsection"/>
       </w:pPr>
-      <w:bookmarkStart w:id="85" w:name="_Toc244366105"/>
+      <w:bookmarkStart w:id="85" w:name="_Toc244368936"/>
       <w:r>
         <w:t>6.4.1 Design Concept</w:t>
       </w:r>
@@ -21489,7 +22146,7 @@
       <w:pPr>
         <w:pStyle w:val="RSubsubsection"/>
       </w:pPr>
-      <w:bookmarkStart w:id="86" w:name="_Toc244366106"/>
+      <w:bookmarkStart w:id="86" w:name="_Toc244368937"/>
       <w:r>
         <w:t>6.4.2 Design Technique</w:t>
       </w:r>
@@ -21517,7 +22174,7 @@
       <w:pPr>
         <w:pStyle w:val="RSubsubsection"/>
       </w:pPr>
-      <w:bookmarkStart w:id="87" w:name="_Toc244366107"/>
+      <w:bookmarkStart w:id="87" w:name="_Toc244368938"/>
       <w:r>
         <w:lastRenderedPageBreak/>
         <w:t>6.4.3 Modelling</w:t>
@@ -21528,7 +22185,7 @@
       <w:pPr>
         <w:pStyle w:val="RLevel5"/>
       </w:pPr>
-      <w:bookmarkStart w:id="88" w:name="_Toc244366108"/>
+      <w:bookmarkStart w:id="88" w:name="_Toc244368939"/>
       <w:r>
         <w:t>6.4.3.1 Detailed Class Diagram</w:t>
       </w:r>
@@ -21583,7 +22240,7 @@
       <w:pPr>
         <w:pStyle w:val="RFigCaption"/>
       </w:pPr>
-      <w:bookmarkStart w:id="89" w:name="_Toc244366150"/>
+      <w:bookmarkStart w:id="89" w:name="_Toc244368983"/>
       <w:r>
         <w:rPr>
           <w:b/>
@@ -21599,7 +22256,7 @@
       <w:pPr>
         <w:pStyle w:val="RLevel5"/>
       </w:pPr>
-      <w:bookmarkStart w:id="90" w:name="_Toc244366109"/>
+      <w:bookmarkStart w:id="90" w:name="_Toc244368940"/>
       <w:r>
         <w:lastRenderedPageBreak/>
         <w:t>6.4.3.2 Interaction Diagram</w:t>
@@ -21670,7 +22327,7 @@
       <w:pPr>
         <w:pStyle w:val="RFigCaption"/>
       </w:pPr>
-      <w:bookmarkStart w:id="91" w:name="_Toc244366151"/>
+      <w:bookmarkStart w:id="91" w:name="_Toc244368984"/>
       <w:r>
         <w:rPr>
           <w:b/>
@@ -21747,7 +22404,7 @@
       <w:pPr>
         <w:pStyle w:val="RFigCaption"/>
       </w:pPr>
-      <w:bookmarkStart w:id="92" w:name="_Toc244366152"/>
+      <w:bookmarkStart w:id="92" w:name="_Toc244368985"/>
       <w:r>
         <w:rPr>
           <w:b/>
@@ -21763,7 +22420,7 @@
       <w:pPr>
         <w:pStyle w:val="RLevel5"/>
       </w:pPr>
-      <w:bookmarkStart w:id="93" w:name="_Toc244366110"/>
+      <w:bookmarkStart w:id="93" w:name="_Toc244368941"/>
       <w:r>
         <w:t>6.4.3.3 State Diagram</w:t>
       </w:r>
@@ -21818,7 +22475,7 @@
       <w:pPr>
         <w:pStyle w:val="RFigCaption"/>
       </w:pPr>
-      <w:bookmarkStart w:id="94" w:name="_Toc244366153"/>
+      <w:bookmarkStart w:id="94" w:name="_Toc244368986"/>
       <w:r>
         <w:rPr>
           <w:b/>
@@ -21834,7 +22491,7 @@
       <w:pPr>
         <w:pStyle w:val="RLevel5"/>
       </w:pPr>
-      <w:bookmarkStart w:id="95" w:name="_Toc244366111"/>
+      <w:bookmarkStart w:id="95" w:name="_Toc244368942"/>
       <w:r>
         <w:lastRenderedPageBreak/>
         <w:t>6.4.3.4 Activity Diagram</w:t>
@@ -21890,7 +22547,7 @@
       <w:pPr>
         <w:pStyle w:val="RFigCaption"/>
       </w:pPr>
-      <w:bookmarkStart w:id="96" w:name="_Toc244366154"/>
+      <w:bookmarkStart w:id="96" w:name="_Toc244368987"/>
       <w:r>
         <w:rPr>
           <w:b/>
@@ -21906,7 +22563,7 @@
       <w:pPr>
         <w:pStyle w:val="RLevel5"/>
       </w:pPr>
-      <w:bookmarkStart w:id="97" w:name="_Toc244366112"/>
+      <w:bookmarkStart w:id="97" w:name="_Toc244368943"/>
       <w:r>
         <w:t>6.4.3.5 Object Diagram</w:t>
       </w:r>
@@ -21961,7 +22618,7 @@
       <w:pPr>
         <w:pStyle w:val="RFigCaption"/>
       </w:pPr>
-      <w:bookmarkStart w:id="98" w:name="_Toc244366155"/>
+      <w:bookmarkStart w:id="98" w:name="_Toc244368988"/>
       <w:r>
         <w:rPr>
           <w:b/>
@@ -21977,7 +22634,7 @@
       <w:pPr>
         <w:pStyle w:val="RLevel5"/>
       </w:pPr>
-      <w:bookmarkStart w:id="99" w:name="_Toc244366113"/>
+      <w:bookmarkStart w:id="99" w:name="_Toc244368944"/>
       <w:r>
         <w:lastRenderedPageBreak/>
         <w:t>6.4.3.6 Deployment Diagram</w:t>
@@ -22033,7 +22690,7 @@
       <w:pPr>
         <w:pStyle w:val="RFigCaption"/>
       </w:pPr>
-      <w:bookmarkStart w:id="100" w:name="_Toc244366156"/>
+      <w:bookmarkStart w:id="100" w:name="_Toc244368989"/>
       <w:r>
         <w:rPr>
           <w:b/>
@@ -22049,7 +22706,7 @@
       <w:pPr>
         <w:pStyle w:val="RLevel5"/>
       </w:pPr>
-      <w:bookmarkStart w:id="101" w:name="_Toc244366114"/>
+      <w:bookmarkStart w:id="101" w:name="_Toc244368945"/>
       <w:r>
         <w:t>6.4.3.7 Component Diagram</w:t>
       </w:r>
@@ -22104,7 +22761,7 @@
       <w:pPr>
         <w:pStyle w:val="RFigCaption"/>
       </w:pPr>
-      <w:bookmarkStart w:id="102" w:name="_Toc244366157"/>
+      <w:bookmarkStart w:id="102" w:name="_Toc244368990"/>
       <w:r>
         <w:rPr>
           <w:b/>
@@ -22120,7 +22777,7 @@
       <w:pPr>
         <w:pStyle w:val="RSection"/>
       </w:pPr>
-      <w:bookmarkStart w:id="103" w:name="_Toc244366115"/>
+      <w:bookmarkStart w:id="103" w:name="_Toc244368946"/>
       <w:r>
         <w:t>6.5 IMPLEMENTATION PHASE</w:t>
       </w:r>
@@ -22130,7 +22787,7 @@
       <w:pPr>
         <w:pStyle w:val="RSubsubsection"/>
       </w:pPr>
-      <w:bookmarkStart w:id="104" w:name="_Toc244366116"/>
+      <w:bookmarkStart w:id="104" w:name="_Toc244368947"/>
       <w:r>
         <w:t>6.5.1 Language Used Characteristics</w:t>
       </w:r>
@@ -22169,7 +22826,7 @@
       <w:pPr>
         <w:pStyle w:val="RSubsubsection"/>
       </w:pPr>
-      <w:bookmarkStart w:id="105" w:name="_Toc244366117"/>
+      <w:bookmarkStart w:id="105" w:name="_Toc244368948"/>
       <w:r>
         <w:t>6.5.2 Coding</w:t>
       </w:r>
@@ -22325,7 +22982,7 @@
         <w:pStyle w:val="RBody"/>
       </w:pPr>
       <w:r>
-        <w:t>The adaptive attacker pads a poison stub with sentences from the true article, rejecting any sentence that would complete the correct answer. Matching is done on the joined text so an answer split across two sentences cannot slip through:</w:t>
+        <w:t>The earliest-ingest defense keeps the first-ingested member of each group of near-duplicates:</w:t>
       </w:r>
     </w:p>
     <w:p>
@@ -22334,7 +22991,7 @@
         <w:keepNext/>
       </w:pPr>
       <w:r>
-        <w:t>def pad_poison(text: str, row: dict, docs: list[dict], variant: int = 0, target: int = 60) -&gt; str:</w:t>
+        <w:t>def earliest_filter(docs: list[dict]) -&gt; list[dict]:</w:t>
       </w:r>
     </w:p>
     <w:p>
@@ -22343,7 +23000,7 @@
         <w:keepNext/>
       </w:pPr>
       <w:r>
-        <w:t xml:space="preserve">    bad = (row["correct_answer"], *row.get("aliases", ()))</w:t>
+        <w:t xml:space="preserve">    kept = []</w:t>
       </w:r>
     </w:p>
     <w:p>
@@ -22352,7 +23009,7 @@
         <w:keepNext/>
       </w:pPr>
       <w:r>
-        <w:t xml:space="preserve">    sents = [</w:t>
+        <w:t xml:space="preserve">    for d in sorted(docs, key=lambda d: d["seq"]):</w:t>
       </w:r>
     </w:p>
     <w:p>
@@ -22361,7 +23018,7 @@
         <w:keepNext/>
       </w:pPr>
       <w:r>
-        <w:t xml:space="preserve">        s for d in docs if d["source"] == row["source_title"]</w:t>
+        <w:t xml:space="preserve">        s = _shingles(d["text"])</w:t>
       </w:r>
     </w:p>
     <w:p>
@@ -22370,7 +23027,7 @@
         <w:keepNext/>
       </w:pPr>
       <w:r>
-        <w:t xml:space="preserve">        for s in re.split(r"(?&lt;=[.!?])(?&lt;![A-Z]\.)\s+", d["text"])</w:t>
+        <w:t xml:space="preserve">        if not any(k["source"] == d["source"] and _near_dup(s, ks) for k, ks in kept):</w:t>
       </w:r>
     </w:p>
     <w:p>
@@ -22379,7 +23036,7 @@
         <w:keepNext/>
       </w:pPr>
       <w:r>
-        <w:t xml:space="preserve">    ]</w:t>
+        <w:t xml:space="preserve">            kept.append((d, s))</w:t>
       </w:r>
     </w:p>
     <w:p>
@@ -22388,7 +23045,7 @@
         <w:keepNext/>
       </w:pPr>
       <w:r>
-        <w:t xml:space="preserve">    k = variant % len(sents) if sents else 0</w:t>
+        <w:t xml:space="preserve">    keep = {id(k) for k, _ in kept}</w:t>
       </w:r>
     </w:p>
     <w:p>
@@ -22397,7 +23054,20 @@
         <w:keepNext/>
       </w:pPr>
       <w:r>
-        <w:t xml:space="preserve">    for s in sents[k:] + sents[:k]:</w:t>
+        <w:t xml:space="preserve">    return [d for d in docs if id(d) in keep]</w:t>
+      </w:r>
+    </w:p>
+    <w:p>
+      <w:pPr>
+        <w:pStyle w:val="RTableText"/>
+      </w:pPr>
+    </w:p>
+    <w:p>
+      <w:pPr>
+        <w:pStyle w:val="RBody"/>
+      </w:pPr>
+      <w:r>
+        <w:t>The adaptive attacker pads a poison stub with sentences from the true article, rejecting any sentence that would complete the correct answer. Matching is done on the joined text so an answer split across two sentences cannot slip through:</w:t>
       </w:r>
     </w:p>
     <w:p>
@@ -22406,7 +23076,8 @@
         <w:keepNext/>
       </w:pPr>
       <w:r>
-        <w:t xml:space="preserve">        if len(text.split()) &gt;= target:</w:t>
+        <w:lastRenderedPageBreak/>
+        <w:t>def pad_poison(text: str, row: dict, docs: list[dict], variant: int = 0, target: int = 60) -&gt; str:</w:t>
       </w:r>
     </w:p>
     <w:p>
@@ -22415,7 +23086,7 @@
         <w:keepNext/>
       </w:pPr>
       <w:r>
-        <w:t xml:space="preserve">            break</w:t>
+        <w:t xml:space="preserve">    bad = (row["correct_answer"], *row.get("aliases", ()))</w:t>
       </w:r>
     </w:p>
     <w:p>
@@ -22424,7 +23095,7 @@
         <w:keepNext/>
       </w:pPr>
       <w:r>
-        <w:t xml:space="preserve">        if not any(match(f"{text} {s}", a) for a in bad):</w:t>
+        <w:t xml:space="preserve">    sents = [</w:t>
       </w:r>
     </w:p>
     <w:p>
@@ -22433,6 +23104,78 @@
         <w:keepNext/>
       </w:pPr>
       <w:r>
+        <w:t xml:space="preserve">        s for d in docs if d["source"] == row["source_title"]</w:t>
+      </w:r>
+    </w:p>
+    <w:p>
+      <w:pPr>
+        <w:pStyle w:val="RCode"/>
+        <w:keepNext/>
+      </w:pPr>
+      <w:r>
+        <w:t xml:space="preserve">        for s in re.split(r"(?&lt;=[.!?])(?&lt;![A-Z]\.)\s+", d["text"])</w:t>
+      </w:r>
+    </w:p>
+    <w:p>
+      <w:pPr>
+        <w:pStyle w:val="RCode"/>
+        <w:keepNext/>
+      </w:pPr>
+      <w:r>
+        <w:t xml:space="preserve">    ]</w:t>
+      </w:r>
+    </w:p>
+    <w:p>
+      <w:pPr>
+        <w:pStyle w:val="RCode"/>
+        <w:keepNext/>
+      </w:pPr>
+      <w:r>
+        <w:t xml:space="preserve">    k = variant % len(sents) if sents else 0</w:t>
+      </w:r>
+    </w:p>
+    <w:p>
+      <w:pPr>
+        <w:pStyle w:val="RCode"/>
+        <w:keepNext/>
+      </w:pPr>
+      <w:r>
+        <w:t xml:space="preserve">    for s in sents[k:] + sents[:k]:</w:t>
+      </w:r>
+    </w:p>
+    <w:p>
+      <w:pPr>
+        <w:pStyle w:val="RCode"/>
+        <w:keepNext/>
+      </w:pPr>
+      <w:r>
+        <w:t xml:space="preserve">        if len(text.split()) &gt;= target:</w:t>
+      </w:r>
+    </w:p>
+    <w:p>
+      <w:pPr>
+        <w:pStyle w:val="RCode"/>
+        <w:keepNext/>
+      </w:pPr>
+      <w:r>
+        <w:t xml:space="preserve">            break</w:t>
+      </w:r>
+    </w:p>
+    <w:p>
+      <w:pPr>
+        <w:pStyle w:val="RCode"/>
+        <w:keepNext/>
+      </w:pPr>
+      <w:r>
+        <w:t xml:space="preserve">        if not any(match(f"{text} {s}", a) for a in bad):</w:t>
+      </w:r>
+    </w:p>
+    <w:p>
+      <w:pPr>
+        <w:pStyle w:val="RCode"/>
+        <w:keepNext/>
+      </w:pPr>
+      <w:r>
         <w:t xml:space="preserve">            text += " " + s</w:t>
       </w:r>
     </w:p>
@@ -22461,7 +23204,7 @@
       <w:pPr>
         <w:pStyle w:val="RSubsubsection"/>
       </w:pPr>
-      <w:bookmarkStart w:id="106" w:name="_Toc244366118"/>
+      <w:bookmarkStart w:id="106" w:name="_Toc244368949"/>
       <w:r>
         <w:t>6.5.3 Code Efficiency</w:t>
       </w:r>
@@ -22488,7 +23231,6 @@
         </w:numPr>
       </w:pPr>
       <w:r>
-        <w:lastRenderedPageBreak/>
         <w:t>The corpus is embedded once; smaller corpora are made by slicing the stored vectors instead of re-embedding.</w:t>
       </w:r>
     </w:p>
@@ -22520,7 +23262,7 @@
       <w:pPr>
         <w:pStyle w:val="RSubsubsection"/>
       </w:pPr>
-      <w:bookmarkStart w:id="107" w:name="_Toc244366119"/>
+      <w:bookmarkStart w:id="107" w:name="_Toc244368950"/>
       <w:r>
         <w:t>6.5.4 Optimization of Code</w:t>
       </w:r>
@@ -22576,7 +23318,7 @@
       <w:pPr>
         <w:pStyle w:val="RSubsubsection"/>
       </w:pPr>
-      <w:bookmarkStart w:id="108" w:name="_Toc244366120"/>
+      <w:bookmarkStart w:id="108" w:name="_Toc244368951"/>
       <w:r>
         <w:t>6.5.5 Validation Check</w:t>
       </w:r>
@@ -22594,8 +23336,9 @@
       <w:pPr>
         <w:pStyle w:val="RSection"/>
       </w:pPr>
-      <w:bookmarkStart w:id="109" w:name="_Toc244366121"/>
-      <w:r>
+      <w:bookmarkStart w:id="109" w:name="_Toc244368952"/>
+      <w:r>
+        <w:lastRenderedPageBreak/>
         <w:t>6.6 TESTING</w:t>
       </w:r>
       <w:bookmarkEnd w:id="109"/>
@@ -22604,7 +23347,7 @@
       <w:pPr>
         <w:pStyle w:val="RSubsubsection"/>
       </w:pPr>
-      <w:bookmarkStart w:id="110" w:name="_Toc244366122"/>
+      <w:bookmarkStart w:id="110" w:name="_Toc244368953"/>
       <w:r>
         <w:t>6.6.1 Testing Objectives</w:t>
       </w:r>
@@ -22622,7 +23365,7 @@
       <w:pPr>
         <w:pStyle w:val="RSubsubsection"/>
       </w:pPr>
-      <w:bookmarkStart w:id="111" w:name="_Toc244366123"/>
+      <w:bookmarkStart w:id="111" w:name="_Toc244368954"/>
       <w:r>
         <w:t>6.6.2 Testing Methods &amp; Strategies Used Along With Test Data</w:t>
       </w:r>
@@ -22650,12 +23393,11 @@
       <w:pPr>
         <w:pStyle w:val="RTblCaption"/>
       </w:pPr>
-      <w:bookmarkStart w:id="112" w:name="_Toc244366178"/>
+      <w:bookmarkStart w:id="112" w:name="_Toc244369012"/>
       <w:r>
         <w:rPr>
           <w:b/>
         </w:rPr>
-        <w:lastRenderedPageBreak/>
         <w:t>Table 6.10</w:t>
       </w:r>
       <w:r>
@@ -23399,6 +24141,246 @@
           </w:p>
         </w:tc>
       </w:tr>
+      <w:tr>
+        <w:trPr>
+          <w:cantSplit/>
+          <w:jc w:val="center"/>
+        </w:trPr>
+        <w:tc>
+          <w:tcPr>
+            <w:tcW w:w="720" w:type="dxa"/>
+          </w:tcPr>
+          <w:p>
+            <w:pPr>
+              <w:pStyle w:val="RTableText"/>
+              <w:jc w:val="center"/>
+            </w:pPr>
+            <w:r>
+              <w:t>T11</w:t>
+            </w:r>
+          </w:p>
+        </w:tc>
+        <w:tc>
+          <w:tcPr>
+            <w:tcW w:w="4464" w:type="dxa"/>
+          </w:tcPr>
+          <w:p>
+            <w:pPr>
+              <w:pStyle w:val="RTableText"/>
+            </w:pPr>
+            <w:r>
+              <w:t>Ingest order: the index stamps seq, a later add is later, a writer-supplied seq is overwritten</w:t>
+            </w:r>
+          </w:p>
+        </w:tc>
+        <w:tc>
+          <w:tcPr>
+            <w:tcW w:w="2160" w:type="dxa"/>
+          </w:tcPr>
+          <w:p>
+            <w:pPr>
+              <w:pStyle w:val="RTableText"/>
+            </w:pPr>
+            <w:r>
+              <w:t>Toy index</w:t>
+            </w:r>
+          </w:p>
+        </w:tc>
+        <w:tc>
+          <w:tcPr>
+            <w:tcW w:w="965" w:type="dxa"/>
+          </w:tcPr>
+          <w:p>
+            <w:pPr>
+              <w:pStyle w:val="RTableText"/>
+              <w:jc w:val="center"/>
+            </w:pPr>
+            <w:r>
+              <w:t>Pass</w:t>
+            </w:r>
+          </w:p>
+        </w:tc>
+      </w:tr>
+      <w:tr>
+        <w:trPr>
+          <w:cantSplit/>
+          <w:jc w:val="center"/>
+        </w:trPr>
+        <w:tc>
+          <w:tcPr>
+            <w:tcW w:w="720" w:type="dxa"/>
+          </w:tcPr>
+          <w:p>
+            <w:pPr>
+              <w:pStyle w:val="RTableText"/>
+              <w:jc w:val="center"/>
+            </w:pPr>
+            <w:r>
+              <w:t>T12</w:t>
+            </w:r>
+          </w:p>
+        </w:tc>
+        <w:tc>
+          <w:tcPr>
+            <w:tcW w:w="4464" w:type="dxa"/>
+          </w:tcPr>
+          <w:p>
+            <w:pPr>
+              <w:pStyle w:val="RTableText"/>
+            </w:pPr>
+            <w:r>
+              <w:t>Tampered copies: all 500 name the target, never state the answer or an alias, and overlap a genuine chunk</w:t>
+            </w:r>
+          </w:p>
+        </w:tc>
+        <w:tc>
+          <w:tcPr>
+            <w:tcW w:w="2160" w:type="dxa"/>
+          </w:tcPr>
+          <w:p>
+            <w:pPr>
+              <w:pStyle w:val="RTableText"/>
+            </w:pPr>
+            <w:r>
+              <w:t>50 questions x 10 variants</w:t>
+            </w:r>
+          </w:p>
+        </w:tc>
+        <w:tc>
+          <w:tcPr>
+            <w:tcW w:w="965" w:type="dxa"/>
+          </w:tcPr>
+          <w:p>
+            <w:pPr>
+              <w:pStyle w:val="RTableText"/>
+              <w:jc w:val="center"/>
+            </w:pPr>
+            <w:r>
+              <w:t>Pass</w:t>
+            </w:r>
+          </w:p>
+        </w:tc>
+      </w:tr>
+      <w:tr>
+        <w:trPr>
+          <w:cantSplit/>
+          <w:jc w:val="center"/>
+        </w:trPr>
+        <w:tc>
+          <w:tcPr>
+            <w:tcW w:w="720" w:type="dxa"/>
+          </w:tcPr>
+          <w:p>
+            <w:pPr>
+              <w:pStyle w:val="RTableText"/>
+              <w:jc w:val="center"/>
+            </w:pPr>
+            <w:r>
+              <w:t>T13</w:t>
+            </w:r>
+          </w:p>
+        </w:tc>
+        <w:tc>
+          <w:tcPr>
+            <w:tcW w:w="4464" w:type="dxa"/>
+          </w:tcPr>
+          <w:p>
+            <w:pPr>
+              <w:pStyle w:val="RTableText"/>
+            </w:pPr>
+            <w:r>
+              <w:t>Near-duplicate calibration: no same-article genuine pair reaches the threshold; a constructed copy is flagged, earliest keeps the original, neardup abstains</w:t>
+            </w:r>
+          </w:p>
+        </w:tc>
+        <w:tc>
+          <w:tcPr>
+            <w:tcW w:w="2160" w:type="dxa"/>
+          </w:tcPr>
+          <w:p>
+            <w:pPr>
+              <w:pStyle w:val="RTableText"/>
+            </w:pPr>
+            <w:r>
+              <w:t>Corpus and one constructed pair</w:t>
+            </w:r>
+          </w:p>
+        </w:tc>
+        <w:tc>
+          <w:tcPr>
+            <w:tcW w:w="965" w:type="dxa"/>
+          </w:tcPr>
+          <w:p>
+            <w:pPr>
+              <w:pStyle w:val="RTableText"/>
+              <w:jc w:val="center"/>
+            </w:pPr>
+            <w:r>
+              <w:t>Pass</w:t>
+            </w:r>
+          </w:p>
+        </w:tc>
+      </w:tr>
+      <w:tr>
+        <w:trPr>
+          <w:cantSplit/>
+          <w:jc w:val="center"/>
+        </w:trPr>
+        <w:tc>
+          <w:tcPr>
+            <w:tcW w:w="720" w:type="dxa"/>
+          </w:tcPr>
+          <w:p>
+            <w:pPr>
+              <w:pStyle w:val="RTableText"/>
+              <w:jc w:val="center"/>
+            </w:pPr>
+            <w:r>
+              <w:t>T14</w:t>
+            </w:r>
+          </w:p>
+        </w:tc>
+        <w:tc>
+          <w:tcPr>
+            <w:tcW w:w="4464" w:type="dxa"/>
+          </w:tcPr>
+          <w:p>
+            <w:pPr>
+              <w:pStyle w:val="RTableText"/>
+            </w:pPr>
+            <w:r>
+              <w:t>A manifest built after injection admits the poison (the pre-ingest setting equals no defense)</w:t>
+            </w:r>
+          </w:p>
+        </w:tc>
+        <w:tc>
+          <w:tcPr>
+            <w:tcW w:w="2160" w:type="dxa"/>
+          </w:tcPr>
+          <w:p>
+            <w:pPr>
+              <w:pStyle w:val="RTableText"/>
+            </w:pPr>
+            <w:r>
+              <w:t>Corpus and 500 stubs</w:t>
+            </w:r>
+          </w:p>
+        </w:tc>
+        <w:tc>
+          <w:tcPr>
+            <w:tcW w:w="965" w:type="dxa"/>
+          </w:tcPr>
+          <w:p>
+            <w:pPr>
+              <w:pStyle w:val="RTableText"/>
+              <w:jc w:val="center"/>
+            </w:pPr>
+            <w:r>
+              <w:t>Pass</w:t>
+            </w:r>
+          </w:p>
+        </w:tc>
+      </w:tr>
     </w:tbl>
     <w:p>
       <w:pPr>
@@ -23411,14 +24393,18 @@
         <w:pStyle w:val="RBody"/>
       </w:pPr>
       <w:r>
-        <w:t>T6 found a real defect during development: a sentence splitter broke "Glenn T. Seaborg" at the initial, so padding for question q004 leaked the correct answer. The splitter was changed to keep initials together and the padding check now runs on the joined text.</w:t>
+        <w:t xml:space="preserve">T6 found a real defect during development: a sentence splitter broke "Glenn T. Seaborg" at the initial, so padding for question q004 leaked the correct answer. The </w:t>
+      </w:r>
+      <w:r>
+        <w:lastRenderedPageBreak/>
+        <w:t>splitter was changed to keep initials together and the padding check now runs on the joined text.</w:t>
       </w:r>
     </w:p>
     <w:p>
       <w:pPr>
         <w:pStyle w:val="RChapter"/>
       </w:pPr>
-      <w:bookmarkStart w:id="113" w:name="_Toc244366124"/>
+      <w:bookmarkStart w:id="113" w:name="_Toc244368955"/>
       <w:r>
         <w:lastRenderedPageBreak/>
         <w:t>CHAPTER 7</w:t>
@@ -23433,7 +24419,7 @@
       <w:pPr>
         <w:pStyle w:val="RSection"/>
       </w:pPr>
-      <w:bookmarkStart w:id="114" w:name="_Toc244366125"/>
+      <w:bookmarkStart w:id="114" w:name="_Toc244368956"/>
       <w:r>
         <w:t>7.1 RESULTS</w:t>
       </w:r>
@@ -23443,7 +24429,7 @@
       <w:pPr>
         <w:pStyle w:val="RSubsubsection"/>
       </w:pPr>
-      <w:bookmarkStart w:id="115" w:name="_Toc244366126"/>
+      <w:bookmarkStart w:id="115" w:name="_Toc244368957"/>
       <w:r>
         <w:t>7.1.1 Experimental Setup</w:t>
       </w:r>
@@ -23471,7 +24457,7 @@
       <w:pPr>
         <w:pStyle w:val="RSubsubsection"/>
       </w:pPr>
-      <w:bookmarkStart w:id="116" w:name="_Toc244366127"/>
+      <w:bookmarkStart w:id="116" w:name="_Toc244368958"/>
       <w:r>
         <w:t>7.1.2 Clean Baseline</w:t>
       </w:r>
@@ -23481,7 +24467,7 @@
       <w:pPr>
         <w:pStyle w:val="RTblCaption"/>
       </w:pPr>
-      <w:bookmarkStart w:id="117" w:name="_Toc244366179"/>
+      <w:bookmarkStart w:id="117" w:name="_Toc244369013"/>
       <w:r>
         <w:rPr>
           <w:b/>
@@ -23689,7 +24675,7 @@
       <w:pPr>
         <w:pStyle w:val="RSubsubsection"/>
       </w:pPr>
-      <w:bookmarkStart w:id="118" w:name="_Toc244366128"/>
+      <w:bookmarkStart w:id="118" w:name="_Toc244368959"/>
       <w:r>
         <w:t>7.1.3 Effect of the Number of Poison Documents</w:t>
       </w:r>
@@ -23707,7 +24693,7 @@
       <w:pPr>
         <w:pStyle w:val="RTblCaption"/>
       </w:pPr>
-      <w:bookmarkStart w:id="119" w:name="_Toc244366180"/>
+      <w:bookmarkStart w:id="119" w:name="_Toc244369014"/>
       <w:r>
         <w:rPr>
           <w:b/>
@@ -24405,7 +25391,7 @@
       <w:pPr>
         <w:pStyle w:val="RFigCaption"/>
       </w:pPr>
-      <w:bookmarkStart w:id="120" w:name="_Toc244366158"/>
+      <w:bookmarkStart w:id="120" w:name="_Toc244368991"/>
       <w:r>
         <w:rPr>
           <w:b/>
@@ -24466,7 +25452,7 @@
       <w:pPr>
         <w:pStyle w:val="RFigCaption"/>
       </w:pPr>
-      <w:bookmarkStart w:id="121" w:name="_Toc244366159"/>
+      <w:bookmarkStart w:id="121" w:name="_Toc244368992"/>
       <w:r>
         <w:rPr>
           <w:b/>
@@ -24482,7 +25468,7 @@
       <w:pPr>
         <w:pStyle w:val="RSubsubsection"/>
       </w:pPr>
-      <w:bookmarkStart w:id="122" w:name="_Toc244366129"/>
+      <w:bookmarkStart w:id="122" w:name="_Toc244368960"/>
       <w:r>
         <w:t>7.1.4 Effect of Poison Style and Corpus Size</w:t>
       </w:r>
@@ -24500,7 +25486,7 @@
       <w:pPr>
         <w:pStyle w:val="RTblCaption"/>
       </w:pPr>
-      <w:bookmarkStart w:id="123" w:name="_Toc244366181"/>
+      <w:bookmarkStart w:id="123" w:name="_Toc244369015"/>
       <w:r>
         <w:rPr>
           <w:b/>
@@ -24932,7 +25918,7 @@
       <w:pPr>
         <w:pStyle w:val="RFigCaption"/>
       </w:pPr>
-      <w:bookmarkStart w:id="124" w:name="_Toc244366160"/>
+      <w:bookmarkStart w:id="124" w:name="_Toc244368993"/>
       <w:r>
         <w:rPr>
           <w:b/>
@@ -24948,7 +25934,7 @@
       <w:pPr>
         <w:pStyle w:val="RSubsubsection"/>
       </w:pPr>
-      <w:bookmarkStart w:id="125" w:name="_Toc244366130"/>
+      <w:bookmarkStart w:id="125" w:name="_Toc244368961"/>
       <w:r>
         <w:t>7.1.5 Defense Results</w:t>
       </w:r>
@@ -24966,7 +25952,7 @@
       <w:pPr>
         <w:pStyle w:val="RTblCaption"/>
       </w:pPr>
-      <w:bookmarkStart w:id="126" w:name="_Toc244366182"/>
+      <w:bookmarkStart w:id="126" w:name="_Toc244369016"/>
       <w:r>
         <w:rPr>
           <w:b/>
@@ -25876,7 +26862,7 @@
       <w:pPr>
         <w:pStyle w:val="RSubsubsection"/>
       </w:pPr>
-      <w:bookmarkStart w:id="127" w:name="_Toc244366131"/>
+      <w:bookmarkStart w:id="127" w:name="_Toc244368962"/>
       <w:r>
         <w:lastRenderedPageBreak/>
         <w:t>7.1.6 Adaptive Padded Attack</w:t>
@@ -25895,7 +26881,7 @@
       <w:pPr>
         <w:pStyle w:val="RTblCaption"/>
       </w:pPr>
-      <w:bookmarkStart w:id="128" w:name="_Toc244366183"/>
+      <w:bookmarkStart w:id="128" w:name="_Toc244369017"/>
       <w:r>
         <w:rPr>
           <w:b/>
@@ -26526,7 +27512,7 @@
       <w:pPr>
         <w:pStyle w:val="RSubsubsection"/>
       </w:pPr>
-      <w:bookmarkStart w:id="129" w:name="_Toc244366132"/>
+      <w:bookmarkStart w:id="129" w:name="_Toc244368963"/>
       <w:r>
         <w:t>7.1.7 Hash-Manifest Defense</w:t>
       </w:r>
@@ -26544,7 +27530,7 @@
       <w:pPr>
         <w:pStyle w:val="RTblCaption"/>
       </w:pPr>
-      <w:bookmarkStart w:id="130" w:name="_Toc244366184"/>
+      <w:bookmarkStart w:id="130" w:name="_Toc244369018"/>
       <w:r>
         <w:rPr>
           <w:b/>
@@ -27693,7 +28679,7 @@
       <w:pPr>
         <w:pStyle w:val="RFigCaption"/>
       </w:pPr>
-      <w:bookmarkStart w:id="131" w:name="_Toc244366161"/>
+      <w:bookmarkStart w:id="131" w:name="_Toc244368994"/>
       <w:r>
         <w:rPr>
           <w:b/>
@@ -27709,7 +28695,7 @@
       <w:pPr>
         <w:pStyle w:val="RSubsubsection"/>
       </w:pPr>
-      <w:bookmarkStart w:id="132" w:name="_Toc244366133"/>
+      <w:bookmarkStart w:id="132" w:name="_Toc244368964"/>
       <w:r>
         <w:t>7.1.8 Graded Provenance Strength</w:t>
       </w:r>
@@ -27731,7 +28717,7 @@
       <w:pPr>
         <w:pStyle w:val="RTblCaption"/>
       </w:pPr>
-      <w:bookmarkStart w:id="133" w:name="_Toc244366185"/>
+      <w:bookmarkStart w:id="133" w:name="_Toc244369019"/>
       <w:r>
         <w:rPr>
           <w:b/>
@@ -28422,7 +29408,7 @@
       <w:pPr>
         <w:pStyle w:val="RFigCaption"/>
       </w:pPr>
-      <w:bookmarkStart w:id="134" w:name="_Toc244366162"/>
+      <w:bookmarkStart w:id="134" w:name="_Toc244368995"/>
       <w:r>
         <w:rPr>
           <w:b/>
@@ -28436,13 +29422,2495 @@
     </w:p>
     <w:p>
       <w:pPr>
+        <w:pStyle w:val="RSubsubsection"/>
+      </w:pPr>
+      <w:bookmarkStart w:id="135" w:name="_Toc244368965"/>
+      <w:r>
+        <w:t>7.1.9 Tampered-Copy Attack</w:t>
+      </w:r>
+      <w:bookmarkEnd w:id="135"/>
+    </w:p>
+    <w:p>
+      <w:pPr>
+        <w:pStyle w:val="RBody"/>
+      </w:pPr>
+      <w:r>
+        <w:t xml:space="preserve">The strongest attacker tested copies the genuine chunk that holds the correct answer and replaces only the answer (and its aliases) with the attacker's value. The poison is as long as a genuine chunk, every other fact in it is true, and it carries the true article's title. Table 7.8 and Fig. 7.6 show the results. Without a defense a tampered copy is weaker than a stub at one document (ASR 20% against 58%), because the genuine chunks that state the true answer are retrieved next to it; it grows as copies accumulate (48%, 52% and 78% at three, five and ten documents, with accuracy falling to 10%). The provenance filters do not help, since the copies are full length: ASR is 16%, 50%, 50% </w:t>
+      </w:r>
+      <w:r>
+        <w:lastRenderedPageBreak/>
+        <w:t>and 76% at every cut-off, and the small gain at one document comes from copies of short chunks that the filter drops. The manifest gives 0% with clean accuracy, because changing a single word changes the digest. A manifest regenerated after the poison was ingested contains the copies' digests and gives exactly the undefended numbers, which is the manifest's stated blind spot.</w:t>
+      </w:r>
+    </w:p>
+    <w:p>
+      <w:pPr>
+        <w:pStyle w:val="RTblCaption"/>
+      </w:pPr>
+      <w:bookmarkStart w:id="136" w:name="_Toc244369020"/>
+      <w:r>
+        <w:rPr>
+          <w:b/>
+        </w:rPr>
+        <w:t>Table 7.8</w:t>
+      </w:r>
+      <w:r>
+        <w:t xml:space="preserve"> Tampered-copy attack against each defense, 125 articles</w:t>
+      </w:r>
+      <w:bookmarkEnd w:id="136"/>
+    </w:p>
+    <w:tbl>
+      <w:tblPr>
+        <w:tblW w:w="0" w:type="auto"/>
+        <w:jc w:val="center"/>
+        <w:tblBorders>
+          <w:top w:val="single" w:sz="4" w:space="0" w:color="000000"/>
+          <w:left w:val="single" w:sz="4" w:space="0" w:color="000000"/>
+          <w:bottom w:val="single" w:sz="4" w:space="0" w:color="000000"/>
+          <w:right w:val="single" w:sz="4" w:space="0" w:color="000000"/>
+          <w:insideH w:val="single" w:sz="4" w:space="0" w:color="000000"/>
+          <w:insideV w:val="single" w:sz="4" w:space="0" w:color="000000"/>
+        </w:tblBorders>
+        <w:tblLayout w:type="fixed"/>
+        <w:tblCellMar>
+          <w:left w:w="70" w:type="dxa"/>
+          <w:right w:w="70" w:type="dxa"/>
+        </w:tblCellMar>
+        <w:tblLook w:val="04A0" w:firstRow="1" w:lastRow="0" w:firstColumn="1" w:lastColumn="0" w:noHBand="0" w:noVBand="1"/>
+      </w:tblPr>
+      <w:tblGrid>
+        <w:gridCol w:w="2448"/>
+        <w:gridCol w:w="1368"/>
+        <w:gridCol w:w="1123"/>
+        <w:gridCol w:w="1123"/>
+        <w:gridCol w:w="1123"/>
+        <w:gridCol w:w="1123"/>
+      </w:tblGrid>
+      <w:tr>
+        <w:trPr>
+          <w:cantSplit/>
+          <w:tblHeader/>
+          <w:jc w:val="center"/>
+        </w:trPr>
+        <w:tc>
+          <w:tcPr>
+            <w:tcW w:w="2448" w:type="dxa"/>
+            <w:shd w:val="clear" w:color="auto" w:fill="D9D9D9"/>
+          </w:tcPr>
+          <w:p>
+            <w:pPr>
+              <w:pStyle w:val="RTableText"/>
+              <w:keepNext/>
+              <w:jc w:val="center"/>
+            </w:pPr>
+            <w:r>
+              <w:rPr>
+                <w:b/>
+              </w:rPr>
+              <w:t>Defense</w:t>
+            </w:r>
+          </w:p>
+        </w:tc>
+        <w:tc>
+          <w:tcPr>
+            <w:tcW w:w="1368" w:type="dxa"/>
+            <w:shd w:val="clear" w:color="auto" w:fill="D9D9D9"/>
+          </w:tcPr>
+          <w:p>
+            <w:pPr>
+              <w:pStyle w:val="RTableText"/>
+              <w:keepNext/>
+              <w:jc w:val="center"/>
+            </w:pPr>
+            <w:r>
+              <w:rPr>
+                <w:b/>
+              </w:rPr>
+              <w:t>Metric</w:t>
+            </w:r>
+          </w:p>
+        </w:tc>
+        <w:tc>
+          <w:tcPr>
+            <w:tcW w:w="1123" w:type="dxa"/>
+            <w:shd w:val="clear" w:color="auto" w:fill="D9D9D9"/>
+          </w:tcPr>
+          <w:p>
+            <w:pPr>
+              <w:pStyle w:val="RTableText"/>
+              <w:keepNext/>
+              <w:jc w:val="center"/>
+            </w:pPr>
+            <w:r>
+              <w:rPr>
+                <w:b/>
+              </w:rPr>
+              <w:t>1 doc</w:t>
+            </w:r>
+          </w:p>
+        </w:tc>
+        <w:tc>
+          <w:tcPr>
+            <w:tcW w:w="1123" w:type="dxa"/>
+            <w:shd w:val="clear" w:color="auto" w:fill="D9D9D9"/>
+          </w:tcPr>
+          <w:p>
+            <w:pPr>
+              <w:pStyle w:val="RTableText"/>
+              <w:keepNext/>
+              <w:jc w:val="center"/>
+            </w:pPr>
+            <w:r>
+              <w:rPr>
+                <w:b/>
+              </w:rPr>
+              <w:t>3 docs</w:t>
+            </w:r>
+          </w:p>
+        </w:tc>
+        <w:tc>
+          <w:tcPr>
+            <w:tcW w:w="1123" w:type="dxa"/>
+            <w:shd w:val="clear" w:color="auto" w:fill="D9D9D9"/>
+          </w:tcPr>
+          <w:p>
+            <w:pPr>
+              <w:pStyle w:val="RTableText"/>
+              <w:keepNext/>
+              <w:jc w:val="center"/>
+            </w:pPr>
+            <w:r>
+              <w:rPr>
+                <w:b/>
+              </w:rPr>
+              <w:t>5 docs</w:t>
+            </w:r>
+          </w:p>
+        </w:tc>
+        <w:tc>
+          <w:tcPr>
+            <w:tcW w:w="1123" w:type="dxa"/>
+            <w:shd w:val="clear" w:color="auto" w:fill="D9D9D9"/>
+          </w:tcPr>
+          <w:p>
+            <w:pPr>
+              <w:pStyle w:val="RTableText"/>
+              <w:keepNext/>
+              <w:jc w:val="center"/>
+            </w:pPr>
+            <w:r>
+              <w:rPr>
+                <w:b/>
+              </w:rPr>
+              <w:t>10 docs</w:t>
+            </w:r>
+          </w:p>
+        </w:tc>
+      </w:tr>
+      <w:tr>
+        <w:trPr>
+          <w:cantSplit/>
+          <w:jc w:val="center"/>
+        </w:trPr>
+        <w:tc>
+          <w:tcPr>
+            <w:tcW w:w="2448" w:type="dxa"/>
+          </w:tcPr>
+          <w:p>
+            <w:pPr>
+              <w:pStyle w:val="RTableText"/>
+              <w:keepNext/>
+            </w:pPr>
+            <w:r>
+              <w:t>None</w:t>
+            </w:r>
+          </w:p>
+        </w:tc>
+        <w:tc>
+          <w:tcPr>
+            <w:tcW w:w="1368" w:type="dxa"/>
+          </w:tcPr>
+          <w:p>
+            <w:pPr>
+              <w:pStyle w:val="RTableText"/>
+              <w:keepNext/>
+              <w:jc w:val="center"/>
+            </w:pPr>
+            <w:r>
+              <w:t>Accuracy</w:t>
+            </w:r>
+          </w:p>
+        </w:tc>
+        <w:tc>
+          <w:tcPr>
+            <w:tcW w:w="1123" w:type="dxa"/>
+          </w:tcPr>
+          <w:p>
+            <w:pPr>
+              <w:pStyle w:val="RTableText"/>
+              <w:keepNext/>
+              <w:jc w:val="center"/>
+            </w:pPr>
+            <w:r>
+              <w:t>70%</w:t>
+            </w:r>
+          </w:p>
+        </w:tc>
+        <w:tc>
+          <w:tcPr>
+            <w:tcW w:w="1123" w:type="dxa"/>
+          </w:tcPr>
+          <w:p>
+            <w:pPr>
+              <w:pStyle w:val="RTableText"/>
+              <w:keepNext/>
+              <w:jc w:val="center"/>
+            </w:pPr>
+            <w:r>
+              <w:t>40%</w:t>
+            </w:r>
+          </w:p>
+        </w:tc>
+        <w:tc>
+          <w:tcPr>
+            <w:tcW w:w="1123" w:type="dxa"/>
+          </w:tcPr>
+          <w:p>
+            <w:pPr>
+              <w:pStyle w:val="RTableText"/>
+              <w:keepNext/>
+              <w:jc w:val="center"/>
+            </w:pPr>
+            <w:r>
+              <w:t>36%</w:t>
+            </w:r>
+          </w:p>
+        </w:tc>
+        <w:tc>
+          <w:tcPr>
+            <w:tcW w:w="1123" w:type="dxa"/>
+          </w:tcPr>
+          <w:p>
+            <w:pPr>
+              <w:pStyle w:val="RTableText"/>
+              <w:keepNext/>
+              <w:jc w:val="center"/>
+            </w:pPr>
+            <w:r>
+              <w:t>10%</w:t>
+            </w:r>
+          </w:p>
+        </w:tc>
+      </w:tr>
+      <w:tr>
+        <w:trPr>
+          <w:cantSplit/>
+          <w:jc w:val="center"/>
+        </w:trPr>
+        <w:tc>
+          <w:tcPr>
+            <w:tcW w:w="2448" w:type="dxa"/>
+          </w:tcPr>
+          <w:p>
+            <w:pPr>
+              <w:pStyle w:val="RTableText"/>
+              <w:keepNext/>
+            </w:pPr>
+          </w:p>
+        </w:tc>
+        <w:tc>
+          <w:tcPr>
+            <w:tcW w:w="1368" w:type="dxa"/>
+          </w:tcPr>
+          <w:p>
+            <w:pPr>
+              <w:pStyle w:val="RTableText"/>
+              <w:keepNext/>
+              <w:jc w:val="center"/>
+            </w:pPr>
+            <w:r>
+              <w:t>ASR</w:t>
+            </w:r>
+          </w:p>
+        </w:tc>
+        <w:tc>
+          <w:tcPr>
+            <w:tcW w:w="1123" w:type="dxa"/>
+          </w:tcPr>
+          <w:p>
+            <w:pPr>
+              <w:pStyle w:val="RTableText"/>
+              <w:keepNext/>
+              <w:jc w:val="center"/>
+            </w:pPr>
+            <w:r>
+              <w:t>20%</w:t>
+            </w:r>
+          </w:p>
+        </w:tc>
+        <w:tc>
+          <w:tcPr>
+            <w:tcW w:w="1123" w:type="dxa"/>
+          </w:tcPr>
+          <w:p>
+            <w:pPr>
+              <w:pStyle w:val="RTableText"/>
+              <w:keepNext/>
+              <w:jc w:val="center"/>
+            </w:pPr>
+            <w:r>
+              <w:t>48%</w:t>
+            </w:r>
+          </w:p>
+        </w:tc>
+        <w:tc>
+          <w:tcPr>
+            <w:tcW w:w="1123" w:type="dxa"/>
+          </w:tcPr>
+          <w:p>
+            <w:pPr>
+              <w:pStyle w:val="RTableText"/>
+              <w:keepNext/>
+              <w:jc w:val="center"/>
+            </w:pPr>
+            <w:r>
+              <w:t>52%</w:t>
+            </w:r>
+          </w:p>
+        </w:tc>
+        <w:tc>
+          <w:tcPr>
+            <w:tcW w:w="1123" w:type="dxa"/>
+          </w:tcPr>
+          <w:p>
+            <w:pPr>
+              <w:pStyle w:val="RTableText"/>
+              <w:keepNext/>
+              <w:jc w:val="center"/>
+            </w:pPr>
+            <w:r>
+              <w:t>78%</w:t>
+            </w:r>
+          </w:p>
+        </w:tc>
+      </w:tr>
+      <w:tr>
+        <w:trPr>
+          <w:cantSplit/>
+          <w:jc w:val="center"/>
+        </w:trPr>
+        <w:tc>
+          <w:tcPr>
+            <w:tcW w:w="2448" w:type="dxa"/>
+          </w:tcPr>
+          <w:p>
+            <w:pPr>
+              <w:pStyle w:val="RTableText"/>
+              <w:keepNext/>
+            </w:pPr>
+            <w:r>
+              <w:t>Provenance (any cut-off)</w:t>
+            </w:r>
+          </w:p>
+        </w:tc>
+        <w:tc>
+          <w:tcPr>
+            <w:tcW w:w="1368" w:type="dxa"/>
+          </w:tcPr>
+          <w:p>
+            <w:pPr>
+              <w:pStyle w:val="RTableText"/>
+              <w:keepNext/>
+              <w:jc w:val="center"/>
+            </w:pPr>
+            <w:r>
+              <w:t>Accuracy</w:t>
+            </w:r>
+          </w:p>
+        </w:tc>
+        <w:tc>
+          <w:tcPr>
+            <w:tcW w:w="1123" w:type="dxa"/>
+          </w:tcPr>
+          <w:p>
+            <w:pPr>
+              <w:pStyle w:val="RTableText"/>
+              <w:keepNext/>
+              <w:jc w:val="center"/>
+            </w:pPr>
+            <w:r>
+              <w:t>74%</w:t>
+            </w:r>
+          </w:p>
+        </w:tc>
+        <w:tc>
+          <w:tcPr>
+            <w:tcW w:w="1123" w:type="dxa"/>
+          </w:tcPr>
+          <w:p>
+            <w:pPr>
+              <w:pStyle w:val="RTableText"/>
+              <w:keepNext/>
+              <w:jc w:val="center"/>
+            </w:pPr>
+            <w:r>
+              <w:t>40%</w:t>
+            </w:r>
+          </w:p>
+        </w:tc>
+        <w:tc>
+          <w:tcPr>
+            <w:tcW w:w="1123" w:type="dxa"/>
+          </w:tcPr>
+          <w:p>
+            <w:pPr>
+              <w:pStyle w:val="RTableText"/>
+              <w:keepNext/>
+              <w:jc w:val="center"/>
+            </w:pPr>
+            <w:r>
+              <w:t>36%</w:t>
+            </w:r>
+          </w:p>
+        </w:tc>
+        <w:tc>
+          <w:tcPr>
+            <w:tcW w:w="1123" w:type="dxa"/>
+          </w:tcPr>
+          <w:p>
+            <w:pPr>
+              <w:pStyle w:val="RTableText"/>
+              <w:keepNext/>
+              <w:jc w:val="center"/>
+            </w:pPr>
+            <w:r>
+              <w:t>10%</w:t>
+            </w:r>
+          </w:p>
+        </w:tc>
+      </w:tr>
+      <w:tr>
+        <w:trPr>
+          <w:cantSplit/>
+          <w:jc w:val="center"/>
+        </w:trPr>
+        <w:tc>
+          <w:tcPr>
+            <w:tcW w:w="2448" w:type="dxa"/>
+          </w:tcPr>
+          <w:p>
+            <w:pPr>
+              <w:pStyle w:val="RTableText"/>
+              <w:keepNext/>
+            </w:pPr>
+          </w:p>
+        </w:tc>
+        <w:tc>
+          <w:tcPr>
+            <w:tcW w:w="1368" w:type="dxa"/>
+          </w:tcPr>
+          <w:p>
+            <w:pPr>
+              <w:pStyle w:val="RTableText"/>
+              <w:keepNext/>
+              <w:jc w:val="center"/>
+            </w:pPr>
+            <w:r>
+              <w:t>ASR</w:t>
+            </w:r>
+          </w:p>
+        </w:tc>
+        <w:tc>
+          <w:tcPr>
+            <w:tcW w:w="1123" w:type="dxa"/>
+          </w:tcPr>
+          <w:p>
+            <w:pPr>
+              <w:pStyle w:val="RTableText"/>
+              <w:keepNext/>
+              <w:jc w:val="center"/>
+            </w:pPr>
+            <w:r>
+              <w:t>16%</w:t>
+            </w:r>
+          </w:p>
+        </w:tc>
+        <w:tc>
+          <w:tcPr>
+            <w:tcW w:w="1123" w:type="dxa"/>
+          </w:tcPr>
+          <w:p>
+            <w:pPr>
+              <w:pStyle w:val="RTableText"/>
+              <w:keepNext/>
+              <w:jc w:val="center"/>
+            </w:pPr>
+            <w:r>
+              <w:t>50%</w:t>
+            </w:r>
+          </w:p>
+        </w:tc>
+        <w:tc>
+          <w:tcPr>
+            <w:tcW w:w="1123" w:type="dxa"/>
+          </w:tcPr>
+          <w:p>
+            <w:pPr>
+              <w:pStyle w:val="RTableText"/>
+              <w:keepNext/>
+              <w:jc w:val="center"/>
+            </w:pPr>
+            <w:r>
+              <w:t>50%</w:t>
+            </w:r>
+          </w:p>
+        </w:tc>
+        <w:tc>
+          <w:tcPr>
+            <w:tcW w:w="1123" w:type="dxa"/>
+          </w:tcPr>
+          <w:p>
+            <w:pPr>
+              <w:pStyle w:val="RTableText"/>
+              <w:keepNext/>
+              <w:jc w:val="center"/>
+            </w:pPr>
+            <w:r>
+              <w:t>76%</w:t>
+            </w:r>
+          </w:p>
+        </w:tc>
+      </w:tr>
+      <w:tr>
+        <w:trPr>
+          <w:cantSplit/>
+          <w:jc w:val="center"/>
+        </w:trPr>
+        <w:tc>
+          <w:tcPr>
+            <w:tcW w:w="2448" w:type="dxa"/>
+          </w:tcPr>
+          <w:p>
+            <w:pPr>
+              <w:pStyle w:val="RTableText"/>
+              <w:keepNext/>
+            </w:pPr>
+            <w:r>
+              <w:t>Manifest</w:t>
+            </w:r>
+          </w:p>
+        </w:tc>
+        <w:tc>
+          <w:tcPr>
+            <w:tcW w:w="1368" w:type="dxa"/>
+          </w:tcPr>
+          <w:p>
+            <w:pPr>
+              <w:pStyle w:val="RTableText"/>
+              <w:keepNext/>
+              <w:jc w:val="center"/>
+            </w:pPr>
+            <w:r>
+              <w:t>Accuracy</w:t>
+            </w:r>
+          </w:p>
+        </w:tc>
+        <w:tc>
+          <w:tcPr>
+            <w:tcW w:w="1123" w:type="dxa"/>
+          </w:tcPr>
+          <w:p>
+            <w:pPr>
+              <w:pStyle w:val="RTableText"/>
+              <w:keepNext/>
+              <w:jc w:val="center"/>
+            </w:pPr>
+            <w:r>
+              <w:t>94%</w:t>
+            </w:r>
+          </w:p>
+        </w:tc>
+        <w:tc>
+          <w:tcPr>
+            <w:tcW w:w="1123" w:type="dxa"/>
+          </w:tcPr>
+          <w:p>
+            <w:pPr>
+              <w:pStyle w:val="RTableText"/>
+              <w:keepNext/>
+              <w:jc w:val="center"/>
+            </w:pPr>
+            <w:r>
+              <w:t>94%</w:t>
+            </w:r>
+          </w:p>
+        </w:tc>
+        <w:tc>
+          <w:tcPr>
+            <w:tcW w:w="1123" w:type="dxa"/>
+          </w:tcPr>
+          <w:p>
+            <w:pPr>
+              <w:pStyle w:val="RTableText"/>
+              <w:keepNext/>
+              <w:jc w:val="center"/>
+            </w:pPr>
+            <w:r>
+              <w:t>94%</w:t>
+            </w:r>
+          </w:p>
+        </w:tc>
+        <w:tc>
+          <w:tcPr>
+            <w:tcW w:w="1123" w:type="dxa"/>
+          </w:tcPr>
+          <w:p>
+            <w:pPr>
+              <w:pStyle w:val="RTableText"/>
+              <w:keepNext/>
+              <w:jc w:val="center"/>
+            </w:pPr>
+            <w:r>
+              <w:t>94%</w:t>
+            </w:r>
+          </w:p>
+        </w:tc>
+      </w:tr>
+      <w:tr>
+        <w:trPr>
+          <w:cantSplit/>
+          <w:jc w:val="center"/>
+        </w:trPr>
+        <w:tc>
+          <w:tcPr>
+            <w:tcW w:w="2448" w:type="dxa"/>
+          </w:tcPr>
+          <w:p>
+            <w:pPr>
+              <w:pStyle w:val="RTableText"/>
+              <w:keepNext/>
+            </w:pPr>
+          </w:p>
+        </w:tc>
+        <w:tc>
+          <w:tcPr>
+            <w:tcW w:w="1368" w:type="dxa"/>
+          </w:tcPr>
+          <w:p>
+            <w:pPr>
+              <w:pStyle w:val="RTableText"/>
+              <w:keepNext/>
+              <w:jc w:val="center"/>
+            </w:pPr>
+            <w:r>
+              <w:t>ASR</w:t>
+            </w:r>
+          </w:p>
+        </w:tc>
+        <w:tc>
+          <w:tcPr>
+            <w:tcW w:w="1123" w:type="dxa"/>
+          </w:tcPr>
+          <w:p>
+            <w:pPr>
+              <w:pStyle w:val="RTableText"/>
+              <w:keepNext/>
+              <w:jc w:val="center"/>
+            </w:pPr>
+            <w:r>
+              <w:t>0%</w:t>
+            </w:r>
+          </w:p>
+        </w:tc>
+        <w:tc>
+          <w:tcPr>
+            <w:tcW w:w="1123" w:type="dxa"/>
+          </w:tcPr>
+          <w:p>
+            <w:pPr>
+              <w:pStyle w:val="RTableText"/>
+              <w:keepNext/>
+              <w:jc w:val="center"/>
+            </w:pPr>
+            <w:r>
+              <w:t>0%</w:t>
+            </w:r>
+          </w:p>
+        </w:tc>
+        <w:tc>
+          <w:tcPr>
+            <w:tcW w:w="1123" w:type="dxa"/>
+          </w:tcPr>
+          <w:p>
+            <w:pPr>
+              <w:pStyle w:val="RTableText"/>
+              <w:keepNext/>
+              <w:jc w:val="center"/>
+            </w:pPr>
+            <w:r>
+              <w:t>0%</w:t>
+            </w:r>
+          </w:p>
+        </w:tc>
+        <w:tc>
+          <w:tcPr>
+            <w:tcW w:w="1123" w:type="dxa"/>
+          </w:tcPr>
+          <w:p>
+            <w:pPr>
+              <w:pStyle w:val="RTableText"/>
+              <w:keepNext/>
+              <w:jc w:val="center"/>
+            </w:pPr>
+            <w:r>
+              <w:t>0%</w:t>
+            </w:r>
+          </w:p>
+        </w:tc>
+      </w:tr>
+      <w:tr>
+        <w:trPr>
+          <w:cantSplit/>
+          <w:jc w:val="center"/>
+        </w:trPr>
+        <w:tc>
+          <w:tcPr>
+            <w:tcW w:w="2448" w:type="dxa"/>
+          </w:tcPr>
+          <w:p>
+            <w:pPr>
+              <w:pStyle w:val="RTableText"/>
+              <w:keepNext/>
+            </w:pPr>
+            <w:r>
+              <w:t>Manifest built after the poison</w:t>
+            </w:r>
+          </w:p>
+        </w:tc>
+        <w:tc>
+          <w:tcPr>
+            <w:tcW w:w="1368" w:type="dxa"/>
+          </w:tcPr>
+          <w:p>
+            <w:pPr>
+              <w:pStyle w:val="RTableText"/>
+              <w:keepNext/>
+              <w:jc w:val="center"/>
+            </w:pPr>
+            <w:r>
+              <w:t>Accuracy</w:t>
+            </w:r>
+          </w:p>
+        </w:tc>
+        <w:tc>
+          <w:tcPr>
+            <w:tcW w:w="1123" w:type="dxa"/>
+          </w:tcPr>
+          <w:p>
+            <w:pPr>
+              <w:pStyle w:val="RTableText"/>
+              <w:keepNext/>
+              <w:jc w:val="center"/>
+            </w:pPr>
+            <w:r>
+              <w:t>70%</w:t>
+            </w:r>
+          </w:p>
+        </w:tc>
+        <w:tc>
+          <w:tcPr>
+            <w:tcW w:w="1123" w:type="dxa"/>
+          </w:tcPr>
+          <w:p>
+            <w:pPr>
+              <w:pStyle w:val="RTableText"/>
+              <w:keepNext/>
+              <w:jc w:val="center"/>
+            </w:pPr>
+            <w:r>
+              <w:t>40%</w:t>
+            </w:r>
+          </w:p>
+        </w:tc>
+        <w:tc>
+          <w:tcPr>
+            <w:tcW w:w="1123" w:type="dxa"/>
+          </w:tcPr>
+          <w:p>
+            <w:pPr>
+              <w:pStyle w:val="RTableText"/>
+              <w:keepNext/>
+              <w:jc w:val="center"/>
+            </w:pPr>
+            <w:r>
+              <w:t>36%</w:t>
+            </w:r>
+          </w:p>
+        </w:tc>
+        <w:tc>
+          <w:tcPr>
+            <w:tcW w:w="1123" w:type="dxa"/>
+          </w:tcPr>
+          <w:p>
+            <w:pPr>
+              <w:pStyle w:val="RTableText"/>
+              <w:keepNext/>
+              <w:jc w:val="center"/>
+            </w:pPr>
+            <w:r>
+              <w:t>10%</w:t>
+            </w:r>
+          </w:p>
+        </w:tc>
+      </w:tr>
+      <w:tr>
+        <w:trPr>
+          <w:cantSplit/>
+          <w:jc w:val="center"/>
+        </w:trPr>
+        <w:tc>
+          <w:tcPr>
+            <w:tcW w:w="2448" w:type="dxa"/>
+          </w:tcPr>
+          <w:p>
+            <w:pPr>
+              <w:pStyle w:val="RTableText"/>
+              <w:keepNext/>
+            </w:pPr>
+          </w:p>
+        </w:tc>
+        <w:tc>
+          <w:tcPr>
+            <w:tcW w:w="1368" w:type="dxa"/>
+          </w:tcPr>
+          <w:p>
+            <w:pPr>
+              <w:pStyle w:val="RTableText"/>
+              <w:keepNext/>
+              <w:jc w:val="center"/>
+            </w:pPr>
+            <w:r>
+              <w:t>ASR</w:t>
+            </w:r>
+          </w:p>
+        </w:tc>
+        <w:tc>
+          <w:tcPr>
+            <w:tcW w:w="1123" w:type="dxa"/>
+          </w:tcPr>
+          <w:p>
+            <w:pPr>
+              <w:pStyle w:val="RTableText"/>
+              <w:keepNext/>
+              <w:jc w:val="center"/>
+            </w:pPr>
+            <w:r>
+              <w:t>20%</w:t>
+            </w:r>
+          </w:p>
+        </w:tc>
+        <w:tc>
+          <w:tcPr>
+            <w:tcW w:w="1123" w:type="dxa"/>
+          </w:tcPr>
+          <w:p>
+            <w:pPr>
+              <w:pStyle w:val="RTableText"/>
+              <w:keepNext/>
+              <w:jc w:val="center"/>
+            </w:pPr>
+            <w:r>
+              <w:t>48%</w:t>
+            </w:r>
+          </w:p>
+        </w:tc>
+        <w:tc>
+          <w:tcPr>
+            <w:tcW w:w="1123" w:type="dxa"/>
+          </w:tcPr>
+          <w:p>
+            <w:pPr>
+              <w:pStyle w:val="RTableText"/>
+              <w:keepNext/>
+              <w:jc w:val="center"/>
+            </w:pPr>
+            <w:r>
+              <w:t>52%</w:t>
+            </w:r>
+          </w:p>
+        </w:tc>
+        <w:tc>
+          <w:tcPr>
+            <w:tcW w:w="1123" w:type="dxa"/>
+          </w:tcPr>
+          <w:p>
+            <w:pPr>
+              <w:pStyle w:val="RTableText"/>
+              <w:keepNext/>
+              <w:jc w:val="center"/>
+            </w:pPr>
+            <w:r>
+              <w:t>78%</w:t>
+            </w:r>
+          </w:p>
+        </w:tc>
+      </w:tr>
+      <w:tr>
+        <w:trPr>
+          <w:cantSplit/>
+          <w:jc w:val="center"/>
+        </w:trPr>
+        <w:tc>
+          <w:tcPr>
+            <w:tcW w:w="2448" w:type="dxa"/>
+          </w:tcPr>
+          <w:p>
+            <w:pPr>
+              <w:pStyle w:val="RTableText"/>
+              <w:keepNext/>
+            </w:pPr>
+            <w:r>
+              <w:t>Earliest ingest wins</w:t>
+            </w:r>
+          </w:p>
+        </w:tc>
+        <w:tc>
+          <w:tcPr>
+            <w:tcW w:w="1368" w:type="dxa"/>
+          </w:tcPr>
+          <w:p>
+            <w:pPr>
+              <w:pStyle w:val="RTableText"/>
+              <w:keepNext/>
+              <w:jc w:val="center"/>
+            </w:pPr>
+            <w:r>
+              <w:t>Accuracy</w:t>
+            </w:r>
+          </w:p>
+        </w:tc>
+        <w:tc>
+          <w:tcPr>
+            <w:tcW w:w="1123" w:type="dxa"/>
+          </w:tcPr>
+          <w:p>
+            <w:pPr>
+              <w:pStyle w:val="RTableText"/>
+              <w:keepNext/>
+              <w:jc w:val="center"/>
+            </w:pPr>
+            <w:r>
+              <w:t>94%</w:t>
+            </w:r>
+          </w:p>
+        </w:tc>
+        <w:tc>
+          <w:tcPr>
+            <w:tcW w:w="1123" w:type="dxa"/>
+          </w:tcPr>
+          <w:p>
+            <w:pPr>
+              <w:pStyle w:val="RTableText"/>
+              <w:keepNext/>
+              <w:jc w:val="center"/>
+            </w:pPr>
+            <w:r>
+              <w:t>94%</w:t>
+            </w:r>
+          </w:p>
+        </w:tc>
+        <w:tc>
+          <w:tcPr>
+            <w:tcW w:w="1123" w:type="dxa"/>
+          </w:tcPr>
+          <w:p>
+            <w:pPr>
+              <w:pStyle w:val="RTableText"/>
+              <w:keepNext/>
+              <w:jc w:val="center"/>
+            </w:pPr>
+            <w:r>
+              <w:t>94%</w:t>
+            </w:r>
+          </w:p>
+        </w:tc>
+        <w:tc>
+          <w:tcPr>
+            <w:tcW w:w="1123" w:type="dxa"/>
+          </w:tcPr>
+          <w:p>
+            <w:pPr>
+              <w:pStyle w:val="RTableText"/>
+              <w:keepNext/>
+              <w:jc w:val="center"/>
+            </w:pPr>
+            <w:r>
+              <w:t>94%</w:t>
+            </w:r>
+          </w:p>
+        </w:tc>
+      </w:tr>
+      <w:tr>
+        <w:trPr>
+          <w:cantSplit/>
+          <w:jc w:val="center"/>
+        </w:trPr>
+        <w:tc>
+          <w:tcPr>
+            <w:tcW w:w="2448" w:type="dxa"/>
+          </w:tcPr>
+          <w:p>
+            <w:pPr>
+              <w:pStyle w:val="RTableText"/>
+              <w:keepNext/>
+            </w:pPr>
+          </w:p>
+        </w:tc>
+        <w:tc>
+          <w:tcPr>
+            <w:tcW w:w="1368" w:type="dxa"/>
+          </w:tcPr>
+          <w:p>
+            <w:pPr>
+              <w:pStyle w:val="RTableText"/>
+              <w:keepNext/>
+              <w:jc w:val="center"/>
+            </w:pPr>
+            <w:r>
+              <w:t>ASR</w:t>
+            </w:r>
+          </w:p>
+        </w:tc>
+        <w:tc>
+          <w:tcPr>
+            <w:tcW w:w="1123" w:type="dxa"/>
+          </w:tcPr>
+          <w:p>
+            <w:pPr>
+              <w:pStyle w:val="RTableText"/>
+              <w:keepNext/>
+              <w:jc w:val="center"/>
+            </w:pPr>
+            <w:r>
+              <w:t>0%</w:t>
+            </w:r>
+          </w:p>
+        </w:tc>
+        <w:tc>
+          <w:tcPr>
+            <w:tcW w:w="1123" w:type="dxa"/>
+          </w:tcPr>
+          <w:p>
+            <w:pPr>
+              <w:pStyle w:val="RTableText"/>
+              <w:keepNext/>
+              <w:jc w:val="center"/>
+            </w:pPr>
+            <w:r>
+              <w:t>0%</w:t>
+            </w:r>
+          </w:p>
+        </w:tc>
+        <w:tc>
+          <w:tcPr>
+            <w:tcW w:w="1123" w:type="dxa"/>
+          </w:tcPr>
+          <w:p>
+            <w:pPr>
+              <w:pStyle w:val="RTableText"/>
+              <w:keepNext/>
+              <w:jc w:val="center"/>
+            </w:pPr>
+            <w:r>
+              <w:t>0%</w:t>
+            </w:r>
+          </w:p>
+        </w:tc>
+        <w:tc>
+          <w:tcPr>
+            <w:tcW w:w="1123" w:type="dxa"/>
+          </w:tcPr>
+          <w:p>
+            <w:pPr>
+              <w:pStyle w:val="RTableText"/>
+              <w:keepNext/>
+              <w:jc w:val="center"/>
+            </w:pPr>
+            <w:r>
+              <w:t>0%</w:t>
+            </w:r>
+          </w:p>
+        </w:tc>
+      </w:tr>
+      <w:tr>
+        <w:trPr>
+          <w:cantSplit/>
+          <w:jc w:val="center"/>
+        </w:trPr>
+        <w:tc>
+          <w:tcPr>
+            <w:tcW w:w="2448" w:type="dxa"/>
+          </w:tcPr>
+          <w:p>
+            <w:pPr>
+              <w:pStyle w:val="RTableText"/>
+              <w:keepNext/>
+            </w:pPr>
+            <w:r>
+              <w:t>Near-duplicate, abstain</w:t>
+            </w:r>
+          </w:p>
+        </w:tc>
+        <w:tc>
+          <w:tcPr>
+            <w:tcW w:w="1368" w:type="dxa"/>
+          </w:tcPr>
+          <w:p>
+            <w:pPr>
+              <w:pStyle w:val="RTableText"/>
+              <w:keepNext/>
+              <w:jc w:val="center"/>
+            </w:pPr>
+            <w:r>
+              <w:t>Accuracy</w:t>
+            </w:r>
+          </w:p>
+        </w:tc>
+        <w:tc>
+          <w:tcPr>
+            <w:tcW w:w="1123" w:type="dxa"/>
+          </w:tcPr>
+          <w:p>
+            <w:pPr>
+              <w:pStyle w:val="RTableText"/>
+              <w:keepNext/>
+              <w:jc w:val="center"/>
+            </w:pPr>
+            <w:r>
+              <w:t>4%</w:t>
+            </w:r>
+          </w:p>
+        </w:tc>
+        <w:tc>
+          <w:tcPr>
+            <w:tcW w:w="1123" w:type="dxa"/>
+          </w:tcPr>
+          <w:p>
+            <w:pPr>
+              <w:pStyle w:val="RTableText"/>
+              <w:keepNext/>
+              <w:jc w:val="center"/>
+            </w:pPr>
+            <w:r>
+              <w:t>0%</w:t>
+            </w:r>
+          </w:p>
+        </w:tc>
+        <w:tc>
+          <w:tcPr>
+            <w:tcW w:w="1123" w:type="dxa"/>
+          </w:tcPr>
+          <w:p>
+            <w:pPr>
+              <w:pStyle w:val="RTableText"/>
+              <w:keepNext/>
+              <w:jc w:val="center"/>
+            </w:pPr>
+            <w:r>
+              <w:t>0%</w:t>
+            </w:r>
+          </w:p>
+        </w:tc>
+        <w:tc>
+          <w:tcPr>
+            <w:tcW w:w="1123" w:type="dxa"/>
+          </w:tcPr>
+          <w:p>
+            <w:pPr>
+              <w:pStyle w:val="RTableText"/>
+              <w:keepNext/>
+              <w:jc w:val="center"/>
+            </w:pPr>
+            <w:r>
+              <w:t>0%</w:t>
+            </w:r>
+          </w:p>
+        </w:tc>
+      </w:tr>
+      <w:tr>
+        <w:trPr>
+          <w:cantSplit/>
+          <w:jc w:val="center"/>
+        </w:trPr>
+        <w:tc>
+          <w:tcPr>
+            <w:tcW w:w="2448" w:type="dxa"/>
+          </w:tcPr>
+          <w:p>
+            <w:pPr>
+              <w:pStyle w:val="RTableText"/>
+              <w:keepNext/>
+            </w:pPr>
+          </w:p>
+        </w:tc>
+        <w:tc>
+          <w:tcPr>
+            <w:tcW w:w="1368" w:type="dxa"/>
+          </w:tcPr>
+          <w:p>
+            <w:pPr>
+              <w:pStyle w:val="RTableText"/>
+              <w:keepNext/>
+              <w:jc w:val="center"/>
+            </w:pPr>
+            <w:r>
+              <w:t>ASR</w:t>
+            </w:r>
+          </w:p>
+        </w:tc>
+        <w:tc>
+          <w:tcPr>
+            <w:tcW w:w="1123" w:type="dxa"/>
+          </w:tcPr>
+          <w:p>
+            <w:pPr>
+              <w:pStyle w:val="RTableText"/>
+              <w:keepNext/>
+              <w:jc w:val="center"/>
+            </w:pPr>
+            <w:r>
+              <w:t>0%</w:t>
+            </w:r>
+          </w:p>
+        </w:tc>
+        <w:tc>
+          <w:tcPr>
+            <w:tcW w:w="1123" w:type="dxa"/>
+          </w:tcPr>
+          <w:p>
+            <w:pPr>
+              <w:pStyle w:val="RTableText"/>
+              <w:keepNext/>
+              <w:jc w:val="center"/>
+            </w:pPr>
+            <w:r>
+              <w:t>0%</w:t>
+            </w:r>
+          </w:p>
+        </w:tc>
+        <w:tc>
+          <w:tcPr>
+            <w:tcW w:w="1123" w:type="dxa"/>
+          </w:tcPr>
+          <w:p>
+            <w:pPr>
+              <w:pStyle w:val="RTableText"/>
+              <w:keepNext/>
+              <w:jc w:val="center"/>
+            </w:pPr>
+            <w:r>
+              <w:t>0%</w:t>
+            </w:r>
+          </w:p>
+        </w:tc>
+        <w:tc>
+          <w:tcPr>
+            <w:tcW w:w="1123" w:type="dxa"/>
+          </w:tcPr>
+          <w:p>
+            <w:pPr>
+              <w:pStyle w:val="RTableText"/>
+              <w:keepNext/>
+              <w:jc w:val="center"/>
+            </w:pPr>
+            <w:r>
+              <w:t>0%</w:t>
+            </w:r>
+          </w:p>
+        </w:tc>
+      </w:tr>
+      <w:tr>
+        <w:trPr>
+          <w:cantSplit/>
+          <w:jc w:val="center"/>
+        </w:trPr>
+        <w:tc>
+          <w:tcPr>
+            <w:tcW w:w="2448" w:type="dxa"/>
+          </w:tcPr>
+          <w:p>
+            <w:pPr>
+              <w:pStyle w:val="RTableText"/>
+              <w:keepNext/>
+            </w:pPr>
+          </w:p>
+        </w:tc>
+        <w:tc>
+          <w:tcPr>
+            <w:tcW w:w="1368" w:type="dxa"/>
+          </w:tcPr>
+          <w:p>
+            <w:pPr>
+              <w:pStyle w:val="RTableText"/>
+              <w:keepNext/>
+              <w:jc w:val="center"/>
+            </w:pPr>
+            <w:r>
+              <w:t>Abstained</w:t>
+            </w:r>
+          </w:p>
+        </w:tc>
+        <w:tc>
+          <w:tcPr>
+            <w:tcW w:w="1123" w:type="dxa"/>
+          </w:tcPr>
+          <w:p>
+            <w:pPr>
+              <w:pStyle w:val="RTableText"/>
+              <w:keepNext/>
+              <w:jc w:val="center"/>
+            </w:pPr>
+            <w:r>
+              <w:t>96%</w:t>
+            </w:r>
+          </w:p>
+        </w:tc>
+        <w:tc>
+          <w:tcPr>
+            <w:tcW w:w="1123" w:type="dxa"/>
+          </w:tcPr>
+          <w:p>
+            <w:pPr>
+              <w:pStyle w:val="RTableText"/>
+              <w:keepNext/>
+              <w:jc w:val="center"/>
+            </w:pPr>
+            <w:r>
+              <w:t>100%</w:t>
+            </w:r>
+          </w:p>
+        </w:tc>
+        <w:tc>
+          <w:tcPr>
+            <w:tcW w:w="1123" w:type="dxa"/>
+          </w:tcPr>
+          <w:p>
+            <w:pPr>
+              <w:pStyle w:val="RTableText"/>
+              <w:keepNext/>
+              <w:jc w:val="center"/>
+            </w:pPr>
+            <w:r>
+              <w:t>100%</w:t>
+            </w:r>
+          </w:p>
+        </w:tc>
+        <w:tc>
+          <w:tcPr>
+            <w:tcW w:w="1123" w:type="dxa"/>
+          </w:tcPr>
+          <w:p>
+            <w:pPr>
+              <w:pStyle w:val="RTableText"/>
+              <w:keepNext/>
+              <w:jc w:val="center"/>
+            </w:pPr>
+            <w:r>
+              <w:t>100%</w:t>
+            </w:r>
+          </w:p>
+        </w:tc>
+      </w:tr>
+    </w:tbl>
+    <w:p>
+      <w:pPr>
+        <w:pStyle w:val="RTableText"/>
+        <w:spacing w:after="160"/>
+      </w:pPr>
+    </w:p>
+    <w:p>
+      <w:pPr>
+        <w:pStyle w:val="RFigure"/>
+      </w:pPr>
+      <w:r>
+        <w:rPr>
+          <w:noProof/>
+        </w:rPr>
+        <w:drawing>
+          <wp:inline distT="0" distB="0" distL="0" distR="0" wp14:anchorId="02CEC486" wp14:editId="5155EA66">
+            <wp:extent cx="4480560" cy="2170271"/>
+            <wp:effectExtent l="0" t="0" r="0" b="0"/>
+            <wp:docPr id="1406242366" name="Picture 1406242366" descr="Tampered-copy attack: attack success and accuracy against the number of injected documents for no defense, the manifest, near-duplicate abstention and earliest-ingest-wins"/>
+            <wp:cNvGraphicFramePr>
+              <a:graphicFrameLocks xmlns:a="http://schemas.openxmlformats.org/drawingml/2006/main" noChangeAspect="1"/>
+            </wp:cNvGraphicFramePr>
+            <a:graphic xmlns:a="http://schemas.openxmlformats.org/drawingml/2006/main">
+              <a:graphicData uri="http://schemas.openxmlformats.org/drawingml/2006/picture">
+                <pic:pic xmlns:pic="http://schemas.openxmlformats.org/drawingml/2006/picture">
+                  <pic:nvPicPr>
+                    <pic:cNvPr id="0" name="tampered_attack.png"/>
+                    <pic:cNvPicPr/>
+                  </pic:nvPicPr>
+                  <pic:blipFill>
+                    <a:blip r:embed="rId32"/>
+                    <a:stretch>
+                      <a:fillRect/>
+                    </a:stretch>
+                  </pic:blipFill>
+                  <pic:spPr>
+                    <a:xfrm>
+                      <a:off x="0" y="0"/>
+                      <a:ext cx="4480560" cy="2170271"/>
+                    </a:xfrm>
+                    <a:prstGeom prst="rect">
+                      <a:avLst/>
+                    </a:prstGeom>
+                  </pic:spPr>
+                </pic:pic>
+              </a:graphicData>
+            </a:graphic>
+          </wp:inline>
+        </w:drawing>
+      </w:r>
+    </w:p>
+    <w:p>
+      <w:pPr>
+        <w:pStyle w:val="RFigCaption"/>
+      </w:pPr>
+      <w:bookmarkStart w:id="137" w:name="_Toc244368996"/>
+      <w:r>
+        <w:rPr>
+          <w:b/>
+        </w:rPr>
+        <w:t>Fig. 7.6</w:t>
+      </w:r>
+      <w:r>
+        <w:t xml:space="preserve"> Tampered-copy attack: attack success and accuracy against the number of injected documents for no defense, the manifest, near-duplicate abstention and earliest-ingest-wins (the provenance filters and the manifest built after the poison equal no defense)</w:t>
+      </w:r>
+      <w:bookmarkEnd w:id="137"/>
+    </w:p>
+    <w:p>
+      <w:pPr>
+        <w:pStyle w:val="RSubsubsection"/>
+      </w:pPr>
+      <w:bookmarkStart w:id="138" w:name="_Toc244368966"/>
+      <w:r>
+        <w:lastRenderedPageBreak/>
+        <w:t>7.1.10 Near-Duplicate and Ingest-Order Defenses</w:t>
+      </w:r>
+      <w:bookmarkEnd w:id="138"/>
+    </w:p>
+    <w:p>
+      <w:pPr>
+        <w:pStyle w:val="RBody"/>
+      </w:pPr>
+      <w:r>
+        <w:t>Both defenses use the overlap between chunks of one source; Table 7.9 gives the measurements behind the threshold. Inside one article no two genuine chunks overlap by more than 0.243 (Jaccard 0.124), whereas a tampered copy overlaps its original by at least 0.874 and a padded stub by at least 0.535. Genuine chunks of different articles can overlap far more (up to 0.978, Hassium and Dubnium), so the test is restricted to one source. The threshold of 0.5 is about twice the clean maximum and was chosen from clean data only. On clean data neither defense fires and neither costs anything: accuracy stays at 94% with no abstentions.</w:t>
+      </w:r>
+    </w:p>
+    <w:p>
+      <w:pPr>
+        <w:pStyle w:val="RTblCaption"/>
+      </w:pPr>
+      <w:bookmarkStart w:id="139" w:name="_Toc244369021"/>
+      <w:r>
+        <w:rPr>
+          <w:b/>
+        </w:rPr>
+        <w:t>Table 7.9</w:t>
+      </w:r>
+      <w:r>
+        <w:t xml:space="preserve"> Text overlap behind the near-duplicate threshold (5-word phrases, 125 articles)</w:t>
+      </w:r>
+      <w:bookmarkEnd w:id="139"/>
+    </w:p>
+    <w:tbl>
+      <w:tblPr>
+        <w:tblW w:w="0" w:type="auto"/>
+        <w:jc w:val="center"/>
+        <w:tblBorders>
+          <w:top w:val="single" w:sz="4" w:space="0" w:color="000000"/>
+          <w:left w:val="single" w:sz="4" w:space="0" w:color="000000"/>
+          <w:bottom w:val="single" w:sz="4" w:space="0" w:color="000000"/>
+          <w:right w:val="single" w:sz="4" w:space="0" w:color="000000"/>
+          <w:insideH w:val="single" w:sz="4" w:space="0" w:color="000000"/>
+          <w:insideV w:val="single" w:sz="4" w:space="0" w:color="000000"/>
+        </w:tblBorders>
+        <w:tblLayout w:type="fixed"/>
+        <w:tblCellMar>
+          <w:left w:w="70" w:type="dxa"/>
+          <w:right w:w="70" w:type="dxa"/>
+        </w:tblCellMar>
+        <w:tblLook w:val="04A0" w:firstRow="1" w:lastRow="0" w:firstColumn="1" w:lastColumn="0" w:noHBand="0" w:noVBand="1"/>
+      </w:tblPr>
+      <w:tblGrid>
+        <w:gridCol w:w="4000"/>
+        <w:gridCol w:w="2150"/>
+        <w:gridCol w:w="2150"/>
+      </w:tblGrid>
+      <w:tr>
+        <w:trPr>
+          <w:cantSplit/>
+          <w:tblHeader/>
+          <w:jc w:val="center"/>
+        </w:trPr>
+        <w:tc>
+          <w:tcPr>
+            <w:tcW w:w="4000" w:type="dxa"/>
+            <w:shd w:val="clear" w:color="auto" w:fill="D9D9D9"/>
+          </w:tcPr>
+          <w:p>
+            <w:pPr>
+              <w:pStyle w:val="RTableText"/>
+              <w:keepNext/>
+              <w:jc w:val="center"/>
+            </w:pPr>
+            <w:r>
+              <w:rPr>
+                <w:b/>
+              </w:rPr>
+              <w:t>Texts compared</w:t>
+            </w:r>
+          </w:p>
+        </w:tc>
+        <w:tc>
+          <w:tcPr>
+            <w:tcW w:w="2150" w:type="dxa"/>
+            <w:shd w:val="clear" w:color="auto" w:fill="D9D9D9"/>
+          </w:tcPr>
+          <w:p>
+            <w:pPr>
+              <w:pStyle w:val="RTableText"/>
+              <w:keepNext/>
+              <w:jc w:val="center"/>
+            </w:pPr>
+            <w:r>
+              <w:rPr>
+                <w:b/>
+              </w:rPr>
+              <w:t>Containment</w:t>
+            </w:r>
+          </w:p>
+        </w:tc>
+        <w:tc>
+          <w:tcPr>
+            <w:tcW w:w="2150" w:type="dxa"/>
+            <w:shd w:val="clear" w:color="auto" w:fill="D9D9D9"/>
+          </w:tcPr>
+          <w:p>
+            <w:pPr>
+              <w:pStyle w:val="RTableText"/>
+              <w:keepNext/>
+              <w:jc w:val="center"/>
+            </w:pPr>
+            <w:r>
+              <w:rPr>
+                <w:b/>
+              </w:rPr>
+              <w:t>Jaccard</w:t>
+            </w:r>
+          </w:p>
+        </w:tc>
+      </w:tr>
+      <w:tr>
+        <w:trPr>
+          <w:cantSplit/>
+          <w:jc w:val="center"/>
+        </w:trPr>
+        <w:tc>
+          <w:tcPr>
+            <w:tcW w:w="4000" w:type="dxa"/>
+          </w:tcPr>
+          <w:p>
+            <w:pPr>
+              <w:pStyle w:val="RTableText"/>
+              <w:keepNext/>
+            </w:pPr>
+            <w:r>
+              <w:t>Genuine vs genuine, same article (70,987 pairs)</w:t>
+            </w:r>
+          </w:p>
+        </w:tc>
+        <w:tc>
+          <w:tcPr>
+            <w:tcW w:w="2150" w:type="dxa"/>
+          </w:tcPr>
+          <w:p>
+            <w:pPr>
+              <w:pStyle w:val="RTableText"/>
+              <w:keepNext/>
+              <w:jc w:val="center"/>
+            </w:pPr>
+            <w:r>
+              <w:t>max 0.243</w:t>
+            </w:r>
+          </w:p>
+        </w:tc>
+        <w:tc>
+          <w:tcPr>
+            <w:tcW w:w="2150" w:type="dxa"/>
+          </w:tcPr>
+          <w:p>
+            <w:pPr>
+              <w:pStyle w:val="RTableText"/>
+              <w:keepNext/>
+              <w:jc w:val="center"/>
+            </w:pPr>
+            <w:r>
+              <w:t>max 0.124</w:t>
+            </w:r>
+          </w:p>
+        </w:tc>
+      </w:tr>
+      <w:tr>
+        <w:trPr>
+          <w:cantSplit/>
+          <w:jc w:val="center"/>
+        </w:trPr>
+        <w:tc>
+          <w:tcPr>
+            <w:tcW w:w="4000" w:type="dxa"/>
+          </w:tcPr>
+          <w:p>
+            <w:pPr>
+              <w:pStyle w:val="RTableText"/>
+              <w:keepNext/>
+            </w:pPr>
+            <w:r>
+              <w:t>Genuine vs genuine, different articles (nearest 10)</w:t>
+            </w:r>
+          </w:p>
+        </w:tc>
+        <w:tc>
+          <w:tcPr>
+            <w:tcW w:w="2150" w:type="dxa"/>
+          </w:tcPr>
+          <w:p>
+            <w:pPr>
+              <w:pStyle w:val="RTableText"/>
+              <w:keepNext/>
+              <w:jc w:val="center"/>
+            </w:pPr>
+            <w:r>
+              <w:t>max 0.978</w:t>
+            </w:r>
+          </w:p>
+        </w:tc>
+        <w:tc>
+          <w:tcPr>
+            <w:tcW w:w="2150" w:type="dxa"/>
+          </w:tcPr>
+          <w:p>
+            <w:pPr>
+              <w:pStyle w:val="RTableText"/>
+              <w:keepNext/>
+              <w:jc w:val="center"/>
+            </w:pPr>
+            <w:r>
+              <w:t>max 0.948</w:t>
+            </w:r>
+          </w:p>
+        </w:tc>
+      </w:tr>
+      <w:tr>
+        <w:trPr>
+          <w:cantSplit/>
+          <w:jc w:val="center"/>
+        </w:trPr>
+        <w:tc>
+          <w:tcPr>
+            <w:tcW w:w="4000" w:type="dxa"/>
+          </w:tcPr>
+          <w:p>
+            <w:pPr>
+              <w:pStyle w:val="RTableText"/>
+              <w:keepNext/>
+            </w:pPr>
+            <w:r>
+              <w:t>Tampered copy vs best genuine chunk of its article (min / median / max)</w:t>
+            </w:r>
+          </w:p>
+        </w:tc>
+        <w:tc>
+          <w:tcPr>
+            <w:tcW w:w="2150" w:type="dxa"/>
+          </w:tcPr>
+          <w:p>
+            <w:pPr>
+              <w:pStyle w:val="RTableText"/>
+              <w:keepNext/>
+              <w:jc w:val="center"/>
+            </w:pPr>
+            <w:r>
+              <w:t>0.874 / 0.965 / 0.986</w:t>
+            </w:r>
+          </w:p>
+        </w:tc>
+        <w:tc>
+          <w:tcPr>
+            <w:tcW w:w="2150" w:type="dxa"/>
+          </w:tcPr>
+          <w:p>
+            <w:pPr>
+              <w:pStyle w:val="RTableText"/>
+              <w:keepNext/>
+              <w:jc w:val="center"/>
+            </w:pPr>
+            <w:r>
+              <w:t>0.670 / 0.932 / 0.972</w:t>
+            </w:r>
+          </w:p>
+        </w:tc>
+      </w:tr>
+      <w:tr>
+        <w:trPr>
+          <w:cantSplit/>
+          <w:jc w:val="center"/>
+        </w:trPr>
+        <w:tc>
+          <w:tcPr>
+            <w:tcW w:w="4000" w:type="dxa"/>
+          </w:tcPr>
+          <w:p>
+            <w:pPr>
+              <w:pStyle w:val="RTableText"/>
+              <w:keepNext/>
+            </w:pPr>
+            <w:r>
+              <w:t>Padded stub, 60 words (min / median / max)</w:t>
+            </w:r>
+          </w:p>
+        </w:tc>
+        <w:tc>
+          <w:tcPr>
+            <w:tcW w:w="2150" w:type="dxa"/>
+          </w:tcPr>
+          <w:p>
+            <w:pPr>
+              <w:pStyle w:val="RTableText"/>
+              <w:keepNext/>
+              <w:jc w:val="center"/>
+            </w:pPr>
+            <w:r>
+              <w:t>0.535 / 0.633 / 0.771</w:t>
+            </w:r>
+          </w:p>
+        </w:tc>
+        <w:tc>
+          <w:tcPr>
+            <w:tcW w:w="2150" w:type="dxa"/>
+          </w:tcPr>
+          <w:p>
+            <w:pPr>
+              <w:pStyle w:val="RTableText"/>
+              <w:keepNext/>
+              <w:jc w:val="center"/>
+            </w:pPr>
+            <w:r>
+              <w:t>0.161 / 0.237 / 0.402</w:t>
+            </w:r>
+          </w:p>
+        </w:tc>
+      </w:tr>
+      <w:tr>
+        <w:trPr>
+          <w:cantSplit/>
+          <w:jc w:val="center"/>
+        </w:trPr>
+        <w:tc>
+          <w:tcPr>
+            <w:tcW w:w="4000" w:type="dxa"/>
+          </w:tcPr>
+          <w:p>
+            <w:pPr>
+              <w:pStyle w:val="RTableText"/>
+              <w:keepNext/>
+            </w:pPr>
+            <w:r>
+              <w:t>Raw stub (min / median / max)</w:t>
+            </w:r>
+          </w:p>
+        </w:tc>
+        <w:tc>
+          <w:tcPr>
+            <w:tcW w:w="2150" w:type="dxa"/>
+          </w:tcPr>
+          <w:p>
+            <w:pPr>
+              <w:pStyle w:val="RTableText"/>
+              <w:keepNext/>
+              <w:jc w:val="center"/>
+            </w:pPr>
+            <w:r>
+              <w:t>0.000 / 0.000 / 0.389</w:t>
+            </w:r>
+          </w:p>
+        </w:tc>
+        <w:tc>
+          <w:tcPr>
+            <w:tcW w:w="2150" w:type="dxa"/>
+          </w:tcPr>
+          <w:p>
+            <w:pPr>
+              <w:pStyle w:val="RTableText"/>
+              <w:keepNext/>
+              <w:jc w:val="center"/>
+            </w:pPr>
+            <w:r>
+              <w:t>0.000 / 0.000 / 0.053</w:t>
+            </w:r>
+          </w:p>
+        </w:tc>
+      </w:tr>
+    </w:tbl>
+    <w:p>
+      <w:pPr>
+        <w:pStyle w:val="RTableText"/>
+        <w:spacing w:after="160"/>
+      </w:pPr>
+    </w:p>
+    <w:p>
+      <w:pPr>
+        <w:pStyle w:val="RBody"/>
+      </w:pPr>
+      <w:r>
+        <w:t xml:space="preserve">Table 7.10 shows how the two defenses behave against the three attackers. Against tampered copies earliest-ingest-wins gives ASR 0% and keeps accuracy at 94%, because it drops the later copy and the reader sees the clean context. The abstaining detector also gives ASR 0%, but it withholds the answer on 96% to 100% of the questions, so accuracy under attack is only 0% to 4%: one injected copy is enough to block a question, which turns a poisoning attack into denial of service. Against padded stubs, which copy whole sentences from genuine chunks, earliest-ingest-wins limits ASR to 6%, 8%, 20% and 50% (undefended: 54%, 82%, 88% and 94%) and the abstaining detector to 6%, 2%, 0% and 0%, abstaining on 92% to 100%. It is not complete because padding that draws its sentences from several chunks is not always half contained in any single one, and the gap grows with the number of documents. Against the short stubs earliest-ingest-wins has no effect, since stubs are not copies, and the abstaining detector fires on 10%, 22% and 52% of the questions at three, five and ten documents: on a few natural-style stubs that quote the article and on stubs that resemble each other. Both defenses rest on assumptions. The earliest-ingest rule trusts </w:t>
+      </w:r>
+      <w:r>
+        <w:lastRenderedPageBreak/>
+        <w:t>the ingest order, which the index stamps on every document it receives, so a writer that can forge the stamp defeats it, and so does tampering that happens before the first ingest, when no earlier original exists. Both see a pair only if the original is retrieved together with the copy, and neither would withstand a copy reworded enough to fall below the threshold, which was not tested.</w:t>
+      </w:r>
+    </w:p>
+    <w:p>
+      <w:pPr>
+        <w:pStyle w:val="RTblCaption"/>
+      </w:pPr>
+      <w:bookmarkStart w:id="140" w:name="_Toc244369022"/>
+      <w:r>
+        <w:rPr>
+          <w:b/>
+        </w:rPr>
+        <w:t>Table 7.10</w:t>
+      </w:r>
+      <w:r>
+        <w:t xml:space="preserve"> Near-duplicate defenses against the three attackers (125 articles; percent at 1, 3, 5 and 10 poison documents)</w:t>
+      </w:r>
+      <w:bookmarkEnd w:id="140"/>
+    </w:p>
+    <w:tbl>
+      <w:tblPr>
+        <w:tblW w:w="0" w:type="auto"/>
+        <w:jc w:val="center"/>
+        <w:tblBorders>
+          <w:top w:val="single" w:sz="4" w:space="0" w:color="000000"/>
+          <w:left w:val="single" w:sz="4" w:space="0" w:color="000000"/>
+          <w:bottom w:val="single" w:sz="4" w:space="0" w:color="000000"/>
+          <w:right w:val="single" w:sz="4" w:space="0" w:color="000000"/>
+          <w:insideH w:val="single" w:sz="4" w:space="0" w:color="000000"/>
+          <w:insideV w:val="single" w:sz="4" w:space="0" w:color="000000"/>
+        </w:tblBorders>
+        <w:tblLayout w:type="fixed"/>
+        <w:tblCellMar>
+          <w:left w:w="70" w:type="dxa"/>
+          <w:right w:w="70" w:type="dxa"/>
+        </w:tblCellMar>
+        <w:tblLook w:val="04A0" w:firstRow="1" w:lastRow="0" w:firstColumn="1" w:lastColumn="0" w:noHBand="0" w:noVBand="1"/>
+      </w:tblPr>
+      <w:tblGrid>
+        <w:gridCol w:w="1300"/>
+        <w:gridCol w:w="1300"/>
+        <w:gridCol w:w="1900"/>
+        <w:gridCol w:w="1900"/>
+        <w:gridCol w:w="1900"/>
+      </w:tblGrid>
+      <w:tr>
+        <w:trPr>
+          <w:cantSplit/>
+          <w:tblHeader/>
+          <w:jc w:val="center"/>
+        </w:trPr>
+        <w:tc>
+          <w:tcPr>
+            <w:tcW w:w="1300" w:type="dxa"/>
+            <w:shd w:val="clear" w:color="auto" w:fill="D9D9D9"/>
+          </w:tcPr>
+          <w:p>
+            <w:pPr>
+              <w:pStyle w:val="RTableText"/>
+              <w:keepNext/>
+              <w:jc w:val="center"/>
+            </w:pPr>
+            <w:r>
+              <w:rPr>
+                <w:b/>
+              </w:rPr>
+              <w:t>Attacker</w:t>
+            </w:r>
+          </w:p>
+        </w:tc>
+        <w:tc>
+          <w:tcPr>
+            <w:tcW w:w="1300" w:type="dxa"/>
+            <w:shd w:val="clear" w:color="auto" w:fill="D9D9D9"/>
+          </w:tcPr>
+          <w:p>
+            <w:pPr>
+              <w:pStyle w:val="RTableText"/>
+              <w:keepNext/>
+              <w:jc w:val="center"/>
+            </w:pPr>
+            <w:r>
+              <w:rPr>
+                <w:b/>
+              </w:rPr>
+              <w:t>Defense</w:t>
+            </w:r>
+          </w:p>
+        </w:tc>
+        <w:tc>
+          <w:tcPr>
+            <w:tcW w:w="1900" w:type="dxa"/>
+            <w:shd w:val="clear" w:color="auto" w:fill="D9D9D9"/>
+          </w:tcPr>
+          <w:p>
+            <w:pPr>
+              <w:pStyle w:val="RTableText"/>
+              <w:keepNext/>
+              <w:jc w:val="center"/>
+            </w:pPr>
+            <w:r>
+              <w:rPr>
+                <w:b/>
+              </w:rPr>
+              <w:t>ASR %</w:t>
+            </w:r>
+          </w:p>
+        </w:tc>
+        <w:tc>
+          <w:tcPr>
+            <w:tcW w:w="1900" w:type="dxa"/>
+            <w:shd w:val="clear" w:color="auto" w:fill="D9D9D9"/>
+          </w:tcPr>
+          <w:p>
+            <w:pPr>
+              <w:pStyle w:val="RTableText"/>
+              <w:keepNext/>
+              <w:jc w:val="center"/>
+            </w:pPr>
+            <w:r>
+              <w:rPr>
+                <w:b/>
+              </w:rPr>
+              <w:t>Accuracy %</w:t>
+            </w:r>
+          </w:p>
+        </w:tc>
+        <w:tc>
+          <w:tcPr>
+            <w:tcW w:w="1900" w:type="dxa"/>
+            <w:shd w:val="clear" w:color="auto" w:fill="D9D9D9"/>
+          </w:tcPr>
+          <w:p>
+            <w:pPr>
+              <w:pStyle w:val="RTableText"/>
+              <w:keepNext/>
+              <w:jc w:val="center"/>
+            </w:pPr>
+            <w:r>
+              <w:rPr>
+                <w:b/>
+              </w:rPr>
+              <w:t>Abstained %</w:t>
+            </w:r>
+          </w:p>
+        </w:tc>
+      </w:tr>
+      <w:tr>
+        <w:trPr>
+          <w:cantSplit/>
+          <w:jc w:val="center"/>
+        </w:trPr>
+        <w:tc>
+          <w:tcPr>
+            <w:tcW w:w="1300" w:type="dxa"/>
+          </w:tcPr>
+          <w:p>
+            <w:pPr>
+              <w:pStyle w:val="RTableText"/>
+              <w:keepNext/>
+            </w:pPr>
+            <w:r>
+              <w:t>Short stubs</w:t>
+            </w:r>
+          </w:p>
+        </w:tc>
+        <w:tc>
+          <w:tcPr>
+            <w:tcW w:w="1300" w:type="dxa"/>
+          </w:tcPr>
+          <w:p>
+            <w:pPr>
+              <w:pStyle w:val="RTableText"/>
+              <w:keepNext/>
+              <w:jc w:val="center"/>
+            </w:pPr>
+            <w:r>
+              <w:t>Earliest</w:t>
+            </w:r>
+          </w:p>
+        </w:tc>
+        <w:tc>
+          <w:tcPr>
+            <w:tcW w:w="1900" w:type="dxa"/>
+          </w:tcPr>
+          <w:p>
+            <w:pPr>
+              <w:pStyle w:val="RTableText"/>
+              <w:keepNext/>
+              <w:jc w:val="center"/>
+            </w:pPr>
+            <w:r>
+              <w:t>58 / 84 / 94 / 96</w:t>
+            </w:r>
+          </w:p>
+        </w:tc>
+        <w:tc>
+          <w:tcPr>
+            <w:tcW w:w="1900" w:type="dxa"/>
+          </w:tcPr>
+          <w:p>
+            <w:pPr>
+              <w:pStyle w:val="RTableText"/>
+              <w:keepNext/>
+              <w:jc w:val="center"/>
+            </w:pPr>
+            <w:r>
+              <w:t>32 / 12 / 2 / 0</w:t>
+            </w:r>
+          </w:p>
+        </w:tc>
+        <w:tc>
+          <w:tcPr>
+            <w:tcW w:w="1900" w:type="dxa"/>
+          </w:tcPr>
+          <w:p>
+            <w:pPr>
+              <w:pStyle w:val="RTableText"/>
+              <w:keepNext/>
+              <w:jc w:val="center"/>
+            </w:pPr>
+            <w:r>
+              <w:t>0 / 0 / 0 / 0</w:t>
+            </w:r>
+          </w:p>
+        </w:tc>
+      </w:tr>
+      <w:tr>
+        <w:trPr>
+          <w:cantSplit/>
+          <w:jc w:val="center"/>
+        </w:trPr>
+        <w:tc>
+          <w:tcPr>
+            <w:tcW w:w="1300" w:type="dxa"/>
+          </w:tcPr>
+          <w:p>
+            <w:pPr>
+              <w:pStyle w:val="RTableText"/>
+              <w:keepNext/>
+            </w:pPr>
+          </w:p>
+        </w:tc>
+        <w:tc>
+          <w:tcPr>
+            <w:tcW w:w="1300" w:type="dxa"/>
+          </w:tcPr>
+          <w:p>
+            <w:pPr>
+              <w:pStyle w:val="RTableText"/>
+              <w:keepNext/>
+              <w:jc w:val="center"/>
+            </w:pPr>
+            <w:r>
+              <w:t>Neardup</w:t>
+            </w:r>
+          </w:p>
+        </w:tc>
+        <w:tc>
+          <w:tcPr>
+            <w:tcW w:w="1900" w:type="dxa"/>
+          </w:tcPr>
+          <w:p>
+            <w:pPr>
+              <w:pStyle w:val="RTableText"/>
+              <w:keepNext/>
+              <w:jc w:val="center"/>
+            </w:pPr>
+            <w:r>
+              <w:t>58 / 76 / 76 / 46</w:t>
+            </w:r>
+          </w:p>
+        </w:tc>
+        <w:tc>
+          <w:tcPr>
+            <w:tcW w:w="1900" w:type="dxa"/>
+          </w:tcPr>
+          <w:p>
+            <w:pPr>
+              <w:pStyle w:val="RTableText"/>
+              <w:keepNext/>
+              <w:jc w:val="center"/>
+            </w:pPr>
+            <w:r>
+              <w:t>32 / 12 / 0 / 0</w:t>
+            </w:r>
+          </w:p>
+        </w:tc>
+        <w:tc>
+          <w:tcPr>
+            <w:tcW w:w="1900" w:type="dxa"/>
+          </w:tcPr>
+          <w:p>
+            <w:pPr>
+              <w:pStyle w:val="RTableText"/>
+              <w:keepNext/>
+              <w:jc w:val="center"/>
+            </w:pPr>
+            <w:r>
+              <w:t>0 / 10 / 22 / 52</w:t>
+            </w:r>
+          </w:p>
+        </w:tc>
+      </w:tr>
+      <w:tr>
+        <w:trPr>
+          <w:cantSplit/>
+          <w:jc w:val="center"/>
+        </w:trPr>
+        <w:tc>
+          <w:tcPr>
+            <w:tcW w:w="1300" w:type="dxa"/>
+          </w:tcPr>
+          <w:p>
+            <w:pPr>
+              <w:pStyle w:val="RTableText"/>
+              <w:keepNext/>
+            </w:pPr>
+            <w:r>
+              <w:t>Padded stubs</w:t>
+            </w:r>
+          </w:p>
+        </w:tc>
+        <w:tc>
+          <w:tcPr>
+            <w:tcW w:w="1300" w:type="dxa"/>
+          </w:tcPr>
+          <w:p>
+            <w:pPr>
+              <w:pStyle w:val="RTableText"/>
+              <w:keepNext/>
+              <w:jc w:val="center"/>
+            </w:pPr>
+            <w:r>
+              <w:t>Earliest</w:t>
+            </w:r>
+          </w:p>
+        </w:tc>
+        <w:tc>
+          <w:tcPr>
+            <w:tcW w:w="1900" w:type="dxa"/>
+          </w:tcPr>
+          <w:p>
+            <w:pPr>
+              <w:pStyle w:val="RTableText"/>
+              <w:keepNext/>
+              <w:jc w:val="center"/>
+            </w:pPr>
+            <w:r>
+              <w:t>6 / 8 / 20 / 50</w:t>
+            </w:r>
+          </w:p>
+        </w:tc>
+        <w:tc>
+          <w:tcPr>
+            <w:tcW w:w="1900" w:type="dxa"/>
+          </w:tcPr>
+          <w:p>
+            <w:pPr>
+              <w:pStyle w:val="RTableText"/>
+              <w:keepNext/>
+              <w:jc w:val="center"/>
+            </w:pPr>
+            <w:r>
+              <w:t>88 / 84 / 74 / 40</w:t>
+            </w:r>
+          </w:p>
+        </w:tc>
+        <w:tc>
+          <w:tcPr>
+            <w:tcW w:w="1900" w:type="dxa"/>
+          </w:tcPr>
+          <w:p>
+            <w:pPr>
+              <w:pStyle w:val="RTableText"/>
+              <w:keepNext/>
+              <w:jc w:val="center"/>
+            </w:pPr>
+            <w:r>
+              <w:t>0 / 0 / 0 / 0</w:t>
+            </w:r>
+          </w:p>
+        </w:tc>
+      </w:tr>
+      <w:tr>
+        <w:trPr>
+          <w:cantSplit/>
+          <w:jc w:val="center"/>
+        </w:trPr>
+        <w:tc>
+          <w:tcPr>
+            <w:tcW w:w="1300" w:type="dxa"/>
+          </w:tcPr>
+          <w:p>
+            <w:pPr>
+              <w:pStyle w:val="RTableText"/>
+              <w:keepNext/>
+            </w:pPr>
+          </w:p>
+        </w:tc>
+        <w:tc>
+          <w:tcPr>
+            <w:tcW w:w="1300" w:type="dxa"/>
+          </w:tcPr>
+          <w:p>
+            <w:pPr>
+              <w:pStyle w:val="RTableText"/>
+              <w:keepNext/>
+              <w:jc w:val="center"/>
+            </w:pPr>
+            <w:r>
+              <w:t>Neardup</w:t>
+            </w:r>
+          </w:p>
+        </w:tc>
+        <w:tc>
+          <w:tcPr>
+            <w:tcW w:w="1900" w:type="dxa"/>
+          </w:tcPr>
+          <w:p>
+            <w:pPr>
+              <w:pStyle w:val="RTableText"/>
+              <w:keepNext/>
+              <w:jc w:val="center"/>
+            </w:pPr>
+            <w:r>
+              <w:t>6 / 2 / 0 / 0</w:t>
+            </w:r>
+          </w:p>
+        </w:tc>
+        <w:tc>
+          <w:tcPr>
+            <w:tcW w:w="1900" w:type="dxa"/>
+          </w:tcPr>
+          <w:p>
+            <w:pPr>
+              <w:pStyle w:val="RTableText"/>
+              <w:keepNext/>
+              <w:jc w:val="center"/>
+            </w:pPr>
+            <w:r>
+              <w:t>2 / 2 / 0 / 0</w:t>
+            </w:r>
+          </w:p>
+        </w:tc>
+        <w:tc>
+          <w:tcPr>
+            <w:tcW w:w="1900" w:type="dxa"/>
+          </w:tcPr>
+          <w:p>
+            <w:pPr>
+              <w:pStyle w:val="RTableText"/>
+              <w:keepNext/>
+              <w:jc w:val="center"/>
+            </w:pPr>
+            <w:r>
+              <w:t>92 / 96 / 100 / 100</w:t>
+            </w:r>
+          </w:p>
+        </w:tc>
+      </w:tr>
+      <w:tr>
+        <w:trPr>
+          <w:cantSplit/>
+          <w:jc w:val="center"/>
+        </w:trPr>
+        <w:tc>
+          <w:tcPr>
+            <w:tcW w:w="1300" w:type="dxa"/>
+          </w:tcPr>
+          <w:p>
+            <w:pPr>
+              <w:pStyle w:val="RTableText"/>
+              <w:keepNext/>
+            </w:pPr>
+            <w:r>
+              <w:t>Tampered copy</w:t>
+            </w:r>
+          </w:p>
+        </w:tc>
+        <w:tc>
+          <w:tcPr>
+            <w:tcW w:w="1300" w:type="dxa"/>
+          </w:tcPr>
+          <w:p>
+            <w:pPr>
+              <w:pStyle w:val="RTableText"/>
+              <w:keepNext/>
+              <w:jc w:val="center"/>
+            </w:pPr>
+            <w:r>
+              <w:t>Earliest</w:t>
+            </w:r>
+          </w:p>
+        </w:tc>
+        <w:tc>
+          <w:tcPr>
+            <w:tcW w:w="1900" w:type="dxa"/>
+          </w:tcPr>
+          <w:p>
+            <w:pPr>
+              <w:pStyle w:val="RTableText"/>
+              <w:keepNext/>
+              <w:jc w:val="center"/>
+            </w:pPr>
+            <w:r>
+              <w:t>0 / 0 / 0 / 0</w:t>
+            </w:r>
+          </w:p>
+        </w:tc>
+        <w:tc>
+          <w:tcPr>
+            <w:tcW w:w="1900" w:type="dxa"/>
+          </w:tcPr>
+          <w:p>
+            <w:pPr>
+              <w:pStyle w:val="RTableText"/>
+              <w:keepNext/>
+              <w:jc w:val="center"/>
+            </w:pPr>
+            <w:r>
+              <w:t>94 / 94 / 94 / 94</w:t>
+            </w:r>
+          </w:p>
+        </w:tc>
+        <w:tc>
+          <w:tcPr>
+            <w:tcW w:w="1900" w:type="dxa"/>
+          </w:tcPr>
+          <w:p>
+            <w:pPr>
+              <w:pStyle w:val="RTableText"/>
+              <w:keepNext/>
+              <w:jc w:val="center"/>
+            </w:pPr>
+            <w:r>
+              <w:t>0 / 0 / 0 / 0</w:t>
+            </w:r>
+          </w:p>
+        </w:tc>
+      </w:tr>
+      <w:tr>
+        <w:trPr>
+          <w:cantSplit/>
+          <w:jc w:val="center"/>
+        </w:trPr>
+        <w:tc>
+          <w:tcPr>
+            <w:tcW w:w="1300" w:type="dxa"/>
+          </w:tcPr>
+          <w:p>
+            <w:pPr>
+              <w:pStyle w:val="RTableText"/>
+              <w:keepNext/>
+            </w:pPr>
+          </w:p>
+        </w:tc>
+        <w:tc>
+          <w:tcPr>
+            <w:tcW w:w="1300" w:type="dxa"/>
+          </w:tcPr>
+          <w:p>
+            <w:pPr>
+              <w:pStyle w:val="RTableText"/>
+              <w:keepNext/>
+              <w:jc w:val="center"/>
+            </w:pPr>
+            <w:r>
+              <w:t>Neardup</w:t>
+            </w:r>
+          </w:p>
+        </w:tc>
+        <w:tc>
+          <w:tcPr>
+            <w:tcW w:w="1900" w:type="dxa"/>
+          </w:tcPr>
+          <w:p>
+            <w:pPr>
+              <w:pStyle w:val="RTableText"/>
+              <w:keepNext/>
+              <w:jc w:val="center"/>
+            </w:pPr>
+            <w:r>
+              <w:t>0 / 0 / 0 / 0</w:t>
+            </w:r>
+          </w:p>
+        </w:tc>
+        <w:tc>
+          <w:tcPr>
+            <w:tcW w:w="1900" w:type="dxa"/>
+          </w:tcPr>
+          <w:p>
+            <w:pPr>
+              <w:pStyle w:val="RTableText"/>
+              <w:keepNext/>
+              <w:jc w:val="center"/>
+            </w:pPr>
+            <w:r>
+              <w:t>4 / 0 / 0 / 0</w:t>
+            </w:r>
+          </w:p>
+        </w:tc>
+        <w:tc>
+          <w:tcPr>
+            <w:tcW w:w="1900" w:type="dxa"/>
+          </w:tcPr>
+          <w:p>
+            <w:pPr>
+              <w:pStyle w:val="RTableText"/>
+              <w:keepNext/>
+              <w:jc w:val="center"/>
+            </w:pPr>
+            <w:r>
+              <w:t>96 / 100 / 100 / 100</w:t>
+            </w:r>
+          </w:p>
+        </w:tc>
+      </w:tr>
+    </w:tbl>
+    <w:p>
+      <w:pPr>
+        <w:pStyle w:val="RTableText"/>
+        <w:spacing w:after="160"/>
+      </w:pPr>
+    </w:p>
+    <w:p>
+      <w:pPr>
         <w:pStyle w:val="RSection"/>
       </w:pPr>
-      <w:bookmarkStart w:id="135" w:name="_Toc244366134"/>
+      <w:bookmarkStart w:id="141" w:name="_Toc244368967"/>
       <w:r>
         <w:t>7.2 DISCUSSION</w:t>
       </w:r>
-      <w:bookmarkEnd w:id="135"/>
+      <w:bookmarkEnd w:id="141"/>
     </w:p>
     <w:p>
       <w:pPr>
@@ -28492,7 +31960,6 @@
         <w:rPr>
           <w:b/>
         </w:rPr>
-        <w:lastRenderedPageBreak/>
         <w:t>Why voting fails.</w:t>
       </w:r>
       <w:r>
@@ -28529,6 +31996,7 @@
         <w:rPr>
           <w:b/>
         </w:rPr>
+        <w:lastRenderedPageBreak/>
         <w:t>Why the manifest works, and what it assumes.</w:t>
       </w:r>
       <w:r>
@@ -28565,6 +32033,42 @@
         <w:rPr>
           <w:b/>
         </w:rPr>
+        <w:t>Weaker is not harmless.</w:t>
+      </w:r>
+      <w:r>
+        <w:t xml:space="preserve"> A tampered copy changes fewer answers than a stub at one document (20% against 58%) because genuine chunks still state the truth, but the provenance filters cannot see it at all and ten copies reach 78%.</w:t>
+      </w:r>
+    </w:p>
+    <w:p>
+      <w:pPr>
+        <w:pStyle w:val="RBullet"/>
+        <w:numPr>
+          <w:ilvl w:val="0"/>
+          <w:numId w:val="1"/>
+        </w:numPr>
+      </w:pPr>
+      <w:r>
+        <w:rPr>
+          <w:b/>
+        </w:rPr>
+        <w:t>Overlap says that two chunks are versions of one passage, not which is true.</w:t>
+      </w:r>
+      <w:r>
+        <w:t xml:space="preserve"> The abstaining rule is safe but lets one injected copy block a question; the ingest-order rule recovers the answer but trusts a stamp the index writes, the same kind of trust as the manifest. When the tampered text is already present at the first ingest, no earlier original exists and neither rule can help.</w:t>
+      </w:r>
+    </w:p>
+    <w:p>
+      <w:pPr>
+        <w:pStyle w:val="RBullet"/>
+        <w:numPr>
+          <w:ilvl w:val="0"/>
+          <w:numId w:val="1"/>
+        </w:numPr>
+      </w:pPr>
+      <w:r>
+        <w:rPr>
+          <w:b/>
+        </w:rPr>
         <w:t>Honest framing.</w:t>
       </w:r>
       <w:r>
@@ -28575,11 +32079,11 @@
       <w:pPr>
         <w:pStyle w:val="RSection"/>
       </w:pPr>
-      <w:bookmarkStart w:id="136" w:name="_Toc244366135"/>
+      <w:bookmarkStart w:id="142" w:name="_Toc244368968"/>
       <w:r>
         <w:t>7.3 CONCLUSIONS</w:t>
       </w:r>
-      <w:bookmarkEnd w:id="136"/>
+      <w:bookmarkEnd w:id="142"/>
     </w:p>
     <w:p>
       <w:pPr>
@@ -28614,7 +32118,6 @@
         </w:numPr>
       </w:pPr>
       <w:r>
-        <w:lastRenderedPageBreak/>
         <w:t>A length-based provenance filter fully stops short, unpadded poison at no cost to clean accuracy, and an isolate-then-aggregate vote does not, because it loses accuracy and fails when poison is the majority.</w:t>
       </w:r>
     </w:p>
@@ -28627,6 +32130,7 @@
         </w:numPr>
       </w:pPr>
       <w:r>
+        <w:lastRenderedPageBreak/>
         <w:t>The provenance filter is defeated by padding (ASR 56% to 94%), so defenses based on surface features of attack text should be assumed breakable by an adaptive attacker.</w:t>
       </w:r>
     </w:p>
@@ -28663,6 +32167,18 @@
         </w:numPr>
       </w:pPr>
       <w:r>
+        <w:t>A tampered copy of a genuine chunk, the strongest attacker tested, passes every length-based defense (ASR 16%, 50%, 50% and 76%, as undefended) and is stopped only by defenses that use origin or overlap: the manifest and earliest-ingest-wins give 0% at no cost to clean accuracy, and the abstaining detector gives 0% only by refusing to answer.</w:t>
+      </w:r>
+    </w:p>
+    <w:p>
+      <w:pPr>
+        <w:pStyle w:val="RBullet"/>
+        <w:numPr>
+          <w:ilvl w:val="0"/>
+          <w:numId w:val="3"/>
+        </w:numPr>
+      </w:pPr>
+      <w:r>
         <w:t>The testbed runs on a 6 GB laptop and is fully reproducible, and the Gradio demonstration shows the attack and defense to a non-specialist audience.</w:t>
       </w:r>
     </w:p>
@@ -28670,11 +32186,11 @@
       <w:pPr>
         <w:pStyle w:val="RSection"/>
       </w:pPr>
-      <w:bookmarkStart w:id="137" w:name="_Toc244366136"/>
+      <w:bookmarkStart w:id="143" w:name="_Toc244368969"/>
       <w:r>
         <w:t>7.4 LIMITATION OF PROJECT</w:t>
       </w:r>
-      <w:bookmarkEnd w:id="137"/>
+      <w:bookmarkEnd w:id="143"/>
     </w:p>
     <w:p>
       <w:pPr>
@@ -28757,19 +32273,9 @@
         </w:numPr>
       </w:pPr>
       <w:r>
+        <w:lastRenderedPageBreak/>
         <w:t>The hash manifest is evaluated only against poison injected after ingest; poison present at ingest, a tampered manifest file and legitimate corpus updates (which need the manifest regenerated) are not tested.</w:t>
       </w:r>
-    </w:p>
-    <w:p>
-      <w:pPr>
-        <w:pStyle w:val="RSection"/>
-      </w:pPr>
-      <w:bookmarkStart w:id="138" w:name="_Toc244366137"/>
-      <w:r>
-        <w:lastRenderedPageBreak/>
-        <w:t>7.5 DIFFICULTIES ENCOUNTERED</w:t>
-      </w:r>
-      <w:bookmarkEnd w:id="138"/>
     </w:p>
     <w:p>
       <w:pPr>
@@ -28780,7 +32286,7 @@
         </w:numPr>
       </w:pPr>
       <w:r>
-        <w:t>The first baseline scored 76%; most misses were labelling and scoring faults that had to be found and fixed before any attack could be measured.</w:t>
+        <w:t>The tampered copy is a verbatim copy with the answer swapped; a reworded copy, which would fall below the overlap threshold, was not tested and is expected to evade both near-duplicate defenses.</w:t>
       </w:r>
     </w:p>
     <w:p>
@@ -28792,8 +32298,18 @@
         </w:numPr>
       </w:pPr>
       <w:r>
-        <w:t>About 20 poison documents had to be reworded to reach the top five; some questions (q011, q027, q036, q049) were crowded by genuine chunks.</w:t>
-      </w:r>
+        <w:t>The earliest-ingest rule trusts the ingest order stamped by the index, and the near-duplicate test is restricted to one source, so a copy filed under a different source title is not covered (the threat model has the attacker use the true title).</w:t>
+      </w:r>
+    </w:p>
+    <w:p>
+      <w:pPr>
+        <w:pStyle w:val="RSection"/>
+      </w:pPr>
+      <w:bookmarkStart w:id="144" w:name="_Toc244368970"/>
+      <w:r>
+        <w:t>7.5 DIFFICULTIES ENCOUNTERED</w:t>
+      </w:r>
+      <w:bookmarkEnd w:id="144"/>
     </w:p>
     <w:p>
       <w:pPr>
@@ -28804,7 +32320,7 @@
         </w:numPr>
       </w:pPr>
       <w:r>
-        <w:t>The first voting defense reduced clean accuracy from 80% to 60% on a smoke test and recovered nothing, forcing the redesign toward provenance.</w:t>
+        <w:t>The first baseline scored 76%; most misses were labelling and scoring faults that had to be found and fixed before any attack could be measured.</w:t>
       </w:r>
     </w:p>
     <w:p>
@@ -28816,7 +32332,7 @@
         </w:numPr>
       </w:pPr>
       <w:r>
-        <w:t>The first provenance version failed at five or more poison documents (ASR 60% and 96%) because all five slots held poison; over-fetching fixed it.</w:t>
+        <w:t>About 20 poison documents had to be reworded to reach the top five; some questions (q011, q027, q036, q049) were crowded by genuine chunks.</w:t>
       </w:r>
     </w:p>
     <w:p>
@@ -28828,7 +32344,7 @@
         </w:numPr>
       </w:pPr>
       <w:r>
-        <w:t>Windows text encoding (cp1252) broke printing of corpus characters until Python was run in UTF-8 mode, and the answer cache needed a single-writer rule.</w:t>
+        <w:t>The first voting defense reduced clean accuracy from 80% to 60% on a smoke test and recovered nothing, forcing the redesign toward provenance.</w:t>
       </w:r>
     </w:p>
     <w:p>
@@ -28840,18 +32356,8 @@
         </w:numPr>
       </w:pPr>
       <w:r>
-        <w:t>The graded provenance levels were meant to spread the protection evenly over 25%, 50%, 75% and 100%, but the stub lengths put almost all of the change between 20 and 30 words, so the 75% level already behaves like the full filter.</w:t>
-      </w:r>
-    </w:p>
-    <w:p>
-      <w:pPr>
-        <w:pStyle w:val="RSection"/>
-      </w:pPr>
-      <w:bookmarkStart w:id="139" w:name="_Toc244366138"/>
-      <w:r>
-        <w:t>7.6 FUTURE ENHANCEMENT SUGGESTIONS</w:t>
-      </w:r>
-      <w:bookmarkEnd w:id="139"/>
+        <w:t>The first provenance version failed at five or more poison documents (ASR 60% and 96%) because all five slots held poison; over-fetching fixed it.</w:t>
+      </w:r>
     </w:p>
     <w:p>
       <w:pPr>
@@ -28862,7 +32368,7 @@
         </w:numPr>
       </w:pPr>
       <w:r>
-        <w:t>Protect the manifest itself (signed or write-once storage), regenerate it on legitimate corpus updates, and add ingest-time screening for poison that is already present when the manifest is made.</w:t>
+        <w:t>Windows text encoding (cp1252) broke printing of corpus characters until Python was run in UTF-8 mode, and the answer cache needed a single-writer rule.</w:t>
       </w:r>
     </w:p>
     <w:p>
@@ -28874,7 +32380,7 @@
         </w:numPr>
       </w:pPr>
       <w:r>
-        <w:t>Add retrieval-time defenses such as embedding-outlier or perplexity checks and certified aggregation as in RobustRAG.</w:t>
+        <w:t>The graded provenance levels were meant to spread the protection evenly over 25%, 50%, 75% and 100%, but the stub lengths put almost all of the change between 20 and 30 words, so the 75% level already behaves like the full filter.</w:t>
       </w:r>
     </w:p>
     <w:p>
@@ -28886,8 +32392,18 @@
         </w:numPr>
       </w:pPr>
       <w:r>
-        <w:t>Evaluate larger readers, more domains and more questions, and report confidence intervals.</w:t>
-      </w:r>
+        <w:t>A corpus-wide near-duplicate test failed on genuine data: neighbouring elements share boilerplate (Hassium and Dubnium overlap by 0.978), so the test had to be restricted to one source, where the largest genuine overlap is 0.243.</w:t>
+      </w:r>
+    </w:p>
+    <w:p>
+      <w:pPr>
+        <w:pStyle w:val="RSection"/>
+      </w:pPr>
+      <w:bookmarkStart w:id="145" w:name="_Toc244368971"/>
+      <w:r>
+        <w:t>7.6 FUTURE ENHANCEMENT SUGGESTIONS</w:t>
+      </w:r>
+      <w:bookmarkEnd w:id="145"/>
     </w:p>
     <w:p>
       <w:pPr>
@@ -28898,7 +32414,7 @@
         </w:numPr>
       </w:pPr>
       <w:r>
-        <w:t>Add stronger attackers: poison optimised against the embedder, and poison mixed into genuine text.</w:t>
+        <w:t>Protect the manifest itself (signed or write-once storage), regenerate it on legitimate corpus updates, and add ingest-time screening for poison that is already present when the manifest is made.</w:t>
       </w:r>
     </w:p>
     <w:p>
@@ -28910,6 +32426,43 @@
         </w:numPr>
       </w:pPr>
       <w:r>
+        <w:lastRenderedPageBreak/>
+        <w:t>Add retrieval-time defenses such as embedding-outlier or perplexity checks and certified aggregation as in RobustRAG.</w:t>
+      </w:r>
+    </w:p>
+    <w:p>
+      <w:pPr>
+        <w:pStyle w:val="RBullet"/>
+        <w:numPr>
+          <w:ilvl w:val="0"/>
+          <w:numId w:val="1"/>
+        </w:numPr>
+      </w:pPr>
+      <w:r>
+        <w:t>Evaluate larger readers, more domains and more questions, and report confidence intervals.</w:t>
+      </w:r>
+    </w:p>
+    <w:p>
+      <w:pPr>
+        <w:pStyle w:val="RBullet"/>
+        <w:numPr>
+          <w:ilvl w:val="0"/>
+          <w:numId w:val="1"/>
+        </w:numPr>
+      </w:pPr>
+      <w:r>
+        <w:t>Add stronger attackers: poison optimised against the embedder, and reworded (paraphrased) copies of genuine chunks that fall below the overlap threshold.</w:t>
+      </w:r>
+    </w:p>
+    <w:p>
+      <w:pPr>
+        <w:pStyle w:val="RBullet"/>
+        <w:numPr>
+          <w:ilvl w:val="0"/>
+          <w:numId w:val="1"/>
+        </w:numPr>
+      </w:pPr>
+      <w:r>
         <w:t>Add an LLM judge alongside string matching, and multi-hop questions.</w:t>
       </w:r>
     </w:p>
@@ -28917,7 +32470,7 @@
       <w:pPr>
         <w:pStyle w:val="RChapter"/>
       </w:pPr>
-      <w:bookmarkStart w:id="140" w:name="_Toc244366139"/>
+      <w:bookmarkStart w:id="146" w:name="_Toc244368972"/>
       <w:r>
         <w:lastRenderedPageBreak/>
         <w:t>CHAPTER 8</w:t>
@@ -28926,17 +32479,17 @@
         <w:br/>
         <w:t>BIBLIOGRAPHY &amp; REFERENCES</w:t>
       </w:r>
-      <w:bookmarkEnd w:id="140"/>
+      <w:bookmarkEnd w:id="146"/>
     </w:p>
     <w:p>
       <w:pPr>
         <w:pStyle w:val="RSection"/>
       </w:pPr>
-      <w:bookmarkStart w:id="141" w:name="_Toc244366140"/>
+      <w:bookmarkStart w:id="147" w:name="_Toc244368973"/>
       <w:r>
         <w:t>8.1 REFERENCE BOOKS</w:t>
       </w:r>
-      <w:bookmarkEnd w:id="141"/>
+      <w:bookmarkEnd w:id="147"/>
     </w:p>
     <w:p>
       <w:pPr>
@@ -28999,11 +32552,11 @@
       <w:pPr>
         <w:pStyle w:val="RSection"/>
       </w:pPr>
-      <w:bookmarkStart w:id="142" w:name="_Toc244366141"/>
+      <w:bookmarkStart w:id="148" w:name="_Toc244368974"/>
       <w:r>
         <w:t>8.2 OTHER DOCUMENTATION &amp; RESOURCES</w:t>
       </w:r>
-      <w:bookmarkEnd w:id="142"/>
+      <w:bookmarkEnd w:id="148"/>
     </w:p>
     <w:p>
       <w:pPr>
@@ -29276,11 +32829,11 @@
       <w:pPr>
         <w:pStyle w:val="RListTitle"/>
       </w:pPr>
-      <w:bookmarkStart w:id="143" w:name="_Toc244366142"/>
+      <w:bookmarkStart w:id="149" w:name="_Toc244368975"/>
       <w:r>
         <w:t>ANNEXURE I</w:t>
       </w:r>
-      <w:bookmarkEnd w:id="143"/>
+      <w:bookmarkEnd w:id="149"/>
     </w:p>
     <w:p>
       <w:pPr>
@@ -29309,7 +32862,7 @@
         <w:t>python app.py</w:t>
       </w:r>
       <w:r>
-        <w:t xml:space="preserve"> and opened at http://127.0.0.1:7860. A dropdown selects one of the 50 questions and a radio button selects 1, 3, 5 or 10 poison documents, a second radio button selects the attacker (short stubs or poison padded to chunk length) and a dropdown selects the defense (provenance at 40, 30, 20 or 10 words, or the hash manifest). Four buttons are provided: ask without poison, inject poison and ask again, switch the selected defense on and ask again, and run all three together. The answer appears in three columns (clean, poisoned, defended) with a verdict (correct, attack succeeded, or neither) and a table of the top retrieved chunks that marks which chunks the defense dropped and which are poison. Below the columns the full results table is shown. For question q003 the clean answer is 1944, the poisoned answer 1954, and the defended answer 1944. With the padded attacker the provenance defense leaves the answer at 1954, while the hash manifest restores 1944.</w:t>
+        <w:t xml:space="preserve"> and opened at http://127.0.0.1:7860. A dropdown selects one of the 50 questions and a radio button selects 1, 3, 5 or 10 poison documents, a second radio button selects the attacker (short stubs, poison padded to chunk length, or a tampered copy of a genuine chunk) and a dropdown selects the defense (provenance at 40, 30, 20 or 10 words, the hash manifest, the manifest regenerated after the poison, near-duplicate abstention, or earliest-ingest-wins). Four buttons are provided: ask without poison, inject poison and ask again, switch the selected defense on and ask again, and run all three together. The answer appears in three columns (clean, poisoned, defended) with a verdict (correct, attack succeeded, or neither) and a table of the top retrieved chunks that marks which chunks the defense dropped and which are poison. Below the columns the full results table is shown. For question q003 the clean answer is 1944, the poisoned answer 1954, and the defended answer 1944. With the padded attacker the provenance defense leaves the answer at 1954, while the hash manifest restores 1944. With the tampered attacker, question q015 shows the contrast: the answer flips from Dmitri Mendeleev to Marie Curie, earliest-ingest-wins restores it and the abstaining detector refuses to answer.</w:t>
       </w:r>
     </w:p>
     <w:p>
@@ -29332,11 +32885,11 @@
       <w:pPr>
         <w:pStyle w:val="RListTitle"/>
       </w:pPr>
-      <w:bookmarkStart w:id="144" w:name="_Toc244366143"/>
+      <w:bookmarkStart w:id="150" w:name="_Toc244368976"/>
       <w:r>
         <w:t>ANNEXURE II</w:t>
       </w:r>
-      <w:bookmarkEnd w:id="144"/>
+      <w:bookmarkEnd w:id="150"/>
     </w:p>
     <w:p>
       <w:pPr>
@@ -29401,7 +32954,7 @@
         <w:keepNext/>
       </w:pPr>
       <w:r>
-        <w:t>python -X utf8 attack.py --defense         # manifest, graded provenance, voting</w:t>
+        <w:t>python -X utf8 attack.py --defense         # every defense (manifest, provenance levels, near-duplicate, voting)</w:t>
       </w:r>
     </w:p>
     <w:p>
@@ -29419,7 +32972,7 @@
         <w:keepNext/>
       </w:pPr>
       <w:r>
-        <w:t>python -X utf8 plots.py                    # figures and data table</w:t>
+        <w:t>python -X utf8 attack.py --tampered        # tampered-copy attacker</w:t>
       </w:r>
     </w:p>
     <w:p>
@@ -29428,6 +32981,24 @@
         <w:keepNext/>
       </w:pPr>
       <w:r>
+        <w:t>python -X utf8 plots.py                    # figures and data table</w:t>
+      </w:r>
+    </w:p>
+    <w:p>
+      <w:pPr>
+        <w:pStyle w:val="RCode"/>
+        <w:keepNext/>
+      </w:pPr>
+      <w:r>
+        <w:t>python -X utf8 overlap_stats.py            # overlap measurements (Table 7.9)</w:t>
+      </w:r>
+    </w:p>
+    <w:p>
+      <w:pPr>
+        <w:pStyle w:val="RCode"/>
+        <w:keepNext/>
+      </w:pPr>
+      <w:r>
         <w:t>python -X utf8 attack.py --summary         # print the results table</w:t>
       </w:r>
     </w:p>
@@ -29445,7 +33016,7 @@
       </w:pPr>
     </w:p>
     <w:sectPr>
-      <w:footerReference w:type="default" r:id="rId32"/>
+      <w:footerReference w:type="default" r:id="rId33"/>
       <w:pgSz w:w="11906" w:h="16838"/>
       <w:pgMar w:top="1440" w:right="1440" w:bottom="1440" w:left="2160" w:header="720" w:footer="720" w:gutter="0"/>
       <w:pgNumType w:start="1"/>
@@ -31672,6 +35243,10 @@
 </file>
 
 <file path=customXml/item1.xml><?xml version="1.0" encoding="utf-8"?>
+<b:Sources xmlns:b="http://schemas.openxmlformats.org/officeDocument/2006/bibliography" xmlns="http://schemas.openxmlformats.org/officeDocument/2006/bibliography" SelectedStyle="\APASixthEditionOfficeOnline.xsl" StyleName="APA" Version="6"/>
+</file>
+
+<file path=customXml/item2.xml><?xml version="1.0" encoding="utf-8"?>
 <s:customData xmlns="http://www.wps.cn/officeDocument/2013/wpsCustomData" xmlns:s="http://www.wps.cn/officeDocument/2013/wpsCustomData">
   <customSectProps/>
   <customShpExts>
@@ -31680,22 +35255,18 @@
 </s:customData>
 </file>
 
-<file path=customXml/item2.xml><?xml version="1.0" encoding="utf-8"?>
-<b:Sources xmlns:b="http://schemas.openxmlformats.org/officeDocument/2006/bibliography" xmlns="http://schemas.openxmlformats.org/officeDocument/2006/bibliography" SelectedStyle="\APASixthEditionOfficeOnline.xsl" StyleName="APA" Version="6"/>
+<file path=customXml/itemProps1.xml><?xml version="1.0" encoding="utf-8"?>
+<ds:datastoreItem xmlns:ds="http://schemas.openxmlformats.org/officeDocument/2006/customXml" ds:itemID="{45031021-E9EF-413F-9675-D33311C9F46E}">
+  <ds:schemaRefs>
+    <ds:schemaRef ds:uri="http://schemas.openxmlformats.org/officeDocument/2006/bibliography"/>
+  </ds:schemaRefs>
+</ds:datastoreItem>
 </file>
 
-<file path=customXml/itemProps1.xml><?xml version="1.0" encoding="utf-8"?>
+<file path=customXml/itemProps2.xml><?xml version="1.0" encoding="utf-8"?>
 <ds:datastoreItem xmlns:ds="http://schemas.openxmlformats.org/officeDocument/2006/customXml" ds:itemID="{B1977F7D-205B-4081-913C-38D41E755F92}">
   <ds:schemaRefs>
     <ds:schemaRef ds:uri="http://www.wps.cn/officeDocument/2013/wpsCustomData"/>
   </ds:schemaRefs>
 </ds:datastoreItem>
-</file>
-
-<file path=customXml/itemProps2.xml><?xml version="1.0" encoding="utf-8"?>
-<ds:datastoreItem xmlns:ds="http://schemas.openxmlformats.org/officeDocument/2006/customXml" ds:itemID="{45031021-E9EF-413F-9675-D33311C9F46E}">
-  <ds:schemaRefs>
-    <ds:schemaRef ds:uri="http://schemas.openxmlformats.org/officeDocument/2006/bibliography"/>
-  </ds:schemaRefs>
-</ds:datastoreItem>
 </file>
--- a/R2-Project-Report.docx
+++ b/R2-Project-Report.docx
@@ -1306,7 +1306,7 @@
       <w:pPr>
         <w:pStyle w:val="RPrelimTitle"/>
       </w:pPr>
-      <w:bookmarkStart w:id="0" w:name="_Toc244368872"/>
+      <w:bookmarkStart w:id="0" w:name="_Toc244369898"/>
       <w:r>
         <w:lastRenderedPageBreak/>
         <w:t>DEDICATION</w:t>
@@ -1329,7 +1329,7 @@
       <w:pPr>
         <w:pStyle w:val="RPrelimTitle"/>
       </w:pPr>
-      <w:bookmarkStart w:id="1" w:name="_Toc244368873"/>
+      <w:bookmarkStart w:id="1" w:name="_Toc244369899"/>
       <w:r>
         <w:lastRenderedPageBreak/>
         <w:t>ABSTRACT</w:t>
@@ -1341,7 +1341,7 @@
         <w:pStyle w:val="RBody"/>
       </w:pPr>
       <w:r>
-        <w:t>Retrieval-augmented generation (RAG) lets a language model answer from documents fetched at query time, which makes the document collection itself an attack surface. This project builds a laptop-scale testbed to measure how easily an attacker who can add documents to the collection can change the answers of a RAG system, and how well simple defenses hold up. The system indexes 125 Wikipedia articles on chemical elements (3,799 chunks) with the MiniLM embedding model and answers 50 factual questions with a 4-bit Qwen2.5-3B-Instruct reader that runs on a 6 GB GPU. Clean accuracy is 94%. A hand-written set of 500 poison documents (ten per question, three writing styles) is injected under the spoofed title of the true source article. A single poison document changes 58% of answers to the attacker's chosen value, three change 84% and ten change 96%, while the poison reaches the top five retrieved chunks in every case. A provenance defense that drops retrieved chunks too short to be genuine ingest chunks reduces the attack success rate to 0% with no loss of clean accuracy, whereas an isolate-then-aggregate voting defense loses 22 points of clean accuracy and fails once poison forms the majority. An adaptive attacker who pads the poison with genuine article sentences restores the attack success rate to between 56% and 94% against the provenance defense, showing that the filter exploits an artefact of the poison set rather than a robust property. A content-hash manifest of the chunks produced at ingest, which checks where a chunk came from rather than what it looks like, keeps clean accuracy at 94% and holds the attack success rate at 0% against both short and padded poison, and a graded series of provenance cut-offs (10, 20, 30 and 40 words) shows the length filter's protection falling away stepwise as the cut-off is lowered. The strongest attacker copies a genuine chunk and swaps only the answer, so the poison is full length and every other fact in it is true; it is weaker than the stubs at one document (ASR 20%) but reaches 78% at ten, and the provenance filters do not stop it. The manifest again gives 0%, as does an earliest-ingest-wins rule that keeps the first-ingested member of each group of near-duplicate chunks of one article; a near-duplicate detector that abstains also gives 0%, but only by declining to answer (96% to 100% of questions). All of these assume that the poison is injected after ingest. A Gradio application replays the clean, poisoned and defended runs interactively, with a choice of attacker and defense.</w:t>
+        <w:t>Retrieval-augmented generation (RAG) lets a language model answer from documents fetched at query time, which makes the document collection itself an attack surface. This project builds a laptop-scale testbed to measure how easily an attacker who can add documents to the collection can change the answers of a RAG system, and how well simple defenses hold up. The system indexes 125 Wikipedia articles on chemical elements (3,799 chunks) with the MiniLM embedding model and answers 50 factual questions with a 4-bit Qwen2.5-3B-Instruct reader that runs on a 6 GB GPU. Clean accuracy is 94%. A hand-written set of 500 poison documents (ten per question, three writing styles) is injected under the spoofed title of the true source article. A single poison document changes 58% of answers to the attacker's chosen value, three change 84% and ten change 96%, while the poison reaches the top five retrieved chunks in every case. A provenance defense that drops retrieved chunks too short to be genuine ingest chunks reduces the attack success rate to 0% with no loss of clean accuracy, whereas an isolate-then-aggregate voting defense loses 22 points of clean accuracy and fails once poison forms the majority. An adaptive attacker who pads the poison with genuine article sentences restores the attack success rate to between 56% and 94% against the provenance defense, showing that the filter exploits an artefact of the poison set rather than a robust property. A content-hash manifest of the chunks produced at ingest, which checks where a chunk came from rather than what it looks like, keeps clean accuracy at 94% and holds the attack success rate at 0% against both short and padded poison, and a graded series of provenance cut-offs (10, 20, 30 and 40 words) shows the length filter's protection falling away stepwise as the cut-off is lowered. The strongest attacker copies a genuine chunk and swaps only the answer, so the poison is full length and every other fact in it is true; it is weaker than the stubs at one document (ASR 20%) but reaches 78% at ten, and the provenance filters do not stop it. The manifest again gives 0%, as does an earliest-ingest-wins rule that keeps the first-ingested member of each group of near-duplicate chunks of one article; a near-duplicate detector that abstains also gives 0%, but only by declining to answer (96% to 100% of questions). All of these assume that the poison is injected after ingest. A Gradio application replays the clean and poisoned runs and, with one button, runs every defense on the same retrieved chunks and reports which of them returned the correct answer.</w:t>
       </w:r>
     </w:p>
     <w:p>
@@ -1363,7 +1363,7 @@
       <w:pPr>
         <w:pStyle w:val="RPrelimTitle"/>
       </w:pPr>
-      <w:bookmarkStart w:id="2" w:name="_Toc244368874"/>
+      <w:bookmarkStart w:id="2" w:name="_Toc244369900"/>
       <w:r>
         <w:lastRenderedPageBreak/>
         <w:t>LIST OF PUBLICATIONS</w:t>
@@ -1382,7 +1382,7 @@
       <w:pPr>
         <w:pStyle w:val="RPrelimTitle"/>
       </w:pPr>
-      <w:bookmarkStart w:id="3" w:name="_Toc244368875"/>
+      <w:bookmarkStart w:id="3" w:name="_Toc244369901"/>
       <w:r>
         <w:lastRenderedPageBreak/>
         <w:t>COPYRIGHT</w:t>
@@ -1402,7 +1402,7 @@
       <w:pPr>
         <w:pStyle w:val="RPrelimTitle"/>
       </w:pPr>
-      <w:bookmarkStart w:id="4" w:name="_Toc244368876"/>
+      <w:bookmarkStart w:id="4" w:name="_Toc244369902"/>
       <w:r>
         <w:lastRenderedPageBreak/>
         <w:t>UNDERTAKING</w:t>
@@ -1478,7 +1478,7 @@
       <w:pPr>
         <w:pStyle w:val="RPrelimTitle"/>
       </w:pPr>
-      <w:bookmarkStart w:id="5" w:name="_Toc244368877"/>
+      <w:bookmarkStart w:id="5" w:name="_Toc244369903"/>
       <w:r>
         <w:lastRenderedPageBreak/>
         <w:t>DECLARATION</w:t>
@@ -1529,7 +1529,7 @@
       <w:pPr>
         <w:pStyle w:val="RPrelimTitle"/>
       </w:pPr>
-      <w:bookmarkStart w:id="6" w:name="_Toc244368878"/>
+      <w:bookmarkStart w:id="6" w:name="_Toc244369904"/>
       <w:r>
         <w:lastRenderedPageBreak/>
         <w:t>CERTIFICATE FROM MENTOR</w:t>
@@ -1564,7 +1564,7 @@
       <w:pPr>
         <w:pStyle w:val="RPrelimTitle"/>
       </w:pPr>
-      <w:bookmarkStart w:id="7" w:name="_Toc244368879"/>
+      <w:bookmarkStart w:id="7" w:name="_Toc244369905"/>
       <w:r>
         <w:lastRenderedPageBreak/>
         <w:t>CERTIFICATE FROM COMPANY</w:t>
@@ -1583,7 +1583,7 @@
       <w:pPr>
         <w:pStyle w:val="RPrelimTitle"/>
       </w:pPr>
-      <w:bookmarkStart w:id="8" w:name="_Toc244368880"/>
+      <w:bookmarkStart w:id="8" w:name="_Toc244369906"/>
       <w:r>
         <w:lastRenderedPageBreak/>
         <w:t>PLAGIARISM CHECK CERTIFICATE FROM LIBRARY</w:t>
@@ -1674,7 +1674,7 @@
       <w:pPr>
         <w:pStyle w:val="RPrelimTitle"/>
       </w:pPr>
-      <w:bookmarkStart w:id="9" w:name="_Toc244368881"/>
+      <w:bookmarkStart w:id="9" w:name="_Toc244369907"/>
       <w:r>
         <w:lastRenderedPageBreak/>
         <w:t>ACKNOWLEDGEMENTS</w:t>
@@ -1693,7 +1693,7 @@
       <w:pPr>
         <w:pStyle w:val="RPrelimTitle"/>
       </w:pPr>
-      <w:bookmarkStart w:id="10" w:name="_Toc244368882"/>
+      <w:bookmarkStart w:id="10" w:name="_Toc244369908"/>
       <w:r>
         <w:lastRenderedPageBreak/>
         <w:t>TABLE OF CONTENTS</w:t>
@@ -1724,7 +1724,7 @@
       <w:r>
         <w:fldChar w:fldCharType="separate"/>
       </w:r>
-      <w:hyperlink w:anchor="_Toc244368872" w:history="1">
+      <w:hyperlink w:anchor="_Toc244369898" w:history="1">
         <w:r>
           <w:rPr>
             <w:rStyle w:val="Hyperlink"/>
@@ -1751,7 +1751,7 @@
             <w:noProof/>
             <w:webHidden/>
           </w:rPr>
-          <w:instrText xml:space="preserve"> PAGEREF _Toc244368872 \h </w:instrText>
+          <w:instrText xml:space="preserve"> PAGEREF _Toc244369898 \h </w:instrText>
         </w:r>
         <w:r>
           <w:rPr>
@@ -1797,7 +1797,7 @@
           <w14:ligatures w14:val="standardContextual"/>
         </w:rPr>
       </w:pPr>
-      <w:hyperlink w:anchor="_Toc244368873" w:history="1">
+      <w:hyperlink w:anchor="_Toc244369899" w:history="1">
         <w:r>
           <w:rPr>
             <w:rStyle w:val="Hyperlink"/>
@@ -1824,7 +1824,7 @@
             <w:noProof/>
             <w:webHidden/>
           </w:rPr>
-          <w:instrText xml:space="preserve"> PAGEREF _Toc244368873 \h </w:instrText>
+          <w:instrText xml:space="preserve"> PAGEREF _Toc244369899 \h </w:instrText>
         </w:r>
         <w:r>
           <w:rPr>
@@ -1870,7 +1870,7 @@
           <w14:ligatures w14:val="standardContextual"/>
         </w:rPr>
       </w:pPr>
-      <w:hyperlink w:anchor="_Toc244368874" w:history="1">
+      <w:hyperlink w:anchor="_Toc244369900" w:history="1">
         <w:r>
           <w:rPr>
             <w:rStyle w:val="Hyperlink"/>
@@ -1897,7 +1897,7 @@
             <w:noProof/>
             <w:webHidden/>
           </w:rPr>
-          <w:instrText xml:space="preserve"> PAGEREF _Toc244368874 \h </w:instrText>
+          <w:instrText xml:space="preserve"> PAGEREF _Toc244369900 \h </w:instrText>
         </w:r>
         <w:r>
           <w:rPr>
@@ -1943,7 +1943,7 @@
           <w14:ligatures w14:val="standardContextual"/>
         </w:rPr>
       </w:pPr>
-      <w:hyperlink w:anchor="_Toc244368875" w:history="1">
+      <w:hyperlink w:anchor="_Toc244369901" w:history="1">
         <w:r>
           <w:rPr>
             <w:rStyle w:val="Hyperlink"/>
@@ -1970,7 +1970,7 @@
             <w:noProof/>
             <w:webHidden/>
           </w:rPr>
-          <w:instrText xml:space="preserve"> PAGEREF _Toc244368875 \h </w:instrText>
+          <w:instrText xml:space="preserve"> PAGEREF _Toc244369901 \h </w:instrText>
         </w:r>
         <w:r>
           <w:rPr>
@@ -2016,7 +2016,7 @@
           <w14:ligatures w14:val="standardContextual"/>
         </w:rPr>
       </w:pPr>
-      <w:hyperlink w:anchor="_Toc244368876" w:history="1">
+      <w:hyperlink w:anchor="_Toc244369902" w:history="1">
         <w:r>
           <w:rPr>
             <w:rStyle w:val="Hyperlink"/>
@@ -2043,7 +2043,7 @@
             <w:noProof/>
             <w:webHidden/>
           </w:rPr>
-          <w:instrText xml:space="preserve"> PAGEREF _Toc244368876 \h </w:instrText>
+          <w:instrText xml:space="preserve"> PAGEREF _Toc244369902 \h </w:instrText>
         </w:r>
         <w:r>
           <w:rPr>
@@ -2089,7 +2089,7 @@
           <w14:ligatures w14:val="standardContextual"/>
         </w:rPr>
       </w:pPr>
-      <w:hyperlink w:anchor="_Toc244368877" w:history="1">
+      <w:hyperlink w:anchor="_Toc244369903" w:history="1">
         <w:r>
           <w:rPr>
             <w:rStyle w:val="Hyperlink"/>
@@ -2116,7 +2116,7 @@
             <w:noProof/>
             <w:webHidden/>
           </w:rPr>
-          <w:instrText xml:space="preserve"> PAGEREF _Toc244368877 \h </w:instrText>
+          <w:instrText xml:space="preserve"> PAGEREF _Toc244369903 \h </w:instrText>
         </w:r>
         <w:r>
           <w:rPr>
@@ -2162,7 +2162,7 @@
           <w14:ligatures w14:val="standardContextual"/>
         </w:rPr>
       </w:pPr>
-      <w:hyperlink w:anchor="_Toc244368878" w:history="1">
+      <w:hyperlink w:anchor="_Toc244369904" w:history="1">
         <w:r>
           <w:rPr>
             <w:rStyle w:val="Hyperlink"/>
@@ -2189,7 +2189,7 @@
             <w:noProof/>
             <w:webHidden/>
           </w:rPr>
-          <w:instrText xml:space="preserve"> PAGEREF _Toc244368878 \h </w:instrText>
+          <w:instrText xml:space="preserve"> PAGEREF _Toc244369904 \h </w:instrText>
         </w:r>
         <w:r>
           <w:rPr>
@@ -2235,7 +2235,7 @@
           <w14:ligatures w14:val="standardContextual"/>
         </w:rPr>
       </w:pPr>
-      <w:hyperlink w:anchor="_Toc244368879" w:history="1">
+      <w:hyperlink w:anchor="_Toc244369905" w:history="1">
         <w:r>
           <w:rPr>
             <w:rStyle w:val="Hyperlink"/>
@@ -2262,7 +2262,7 @@
             <w:noProof/>
             <w:webHidden/>
           </w:rPr>
-          <w:instrText xml:space="preserve"> PAGEREF _Toc244368879 \h </w:instrText>
+          <w:instrText xml:space="preserve"> PAGEREF _Toc244369905 \h </w:instrText>
         </w:r>
         <w:r>
           <w:rPr>
@@ -2308,7 +2308,7 @@
           <w14:ligatures w14:val="standardContextual"/>
         </w:rPr>
       </w:pPr>
-      <w:hyperlink w:anchor="_Toc244368880" w:history="1">
+      <w:hyperlink w:anchor="_Toc244369906" w:history="1">
         <w:r>
           <w:rPr>
             <w:rStyle w:val="Hyperlink"/>
@@ -2335,7 +2335,7 @@
             <w:noProof/>
             <w:webHidden/>
           </w:rPr>
-          <w:instrText xml:space="preserve"> PAGEREF _Toc244368880 \h </w:instrText>
+          <w:instrText xml:space="preserve"> PAGEREF _Toc244369906 \h </w:instrText>
         </w:r>
         <w:r>
           <w:rPr>
@@ -2381,7 +2381,7 @@
           <w14:ligatures w14:val="standardContextual"/>
         </w:rPr>
       </w:pPr>
-      <w:hyperlink w:anchor="_Toc244368881" w:history="1">
+      <w:hyperlink w:anchor="_Toc244369907" w:history="1">
         <w:r>
           <w:rPr>
             <w:rStyle w:val="Hyperlink"/>
@@ -2408,7 +2408,7 @@
             <w:noProof/>
             <w:webHidden/>
           </w:rPr>
-          <w:instrText xml:space="preserve"> PAGEREF _Toc244368881 \h </w:instrText>
+          <w:instrText xml:space="preserve"> PAGEREF _Toc244369907 \h </w:instrText>
         </w:r>
         <w:r>
           <w:rPr>
@@ -2454,7 +2454,7 @@
           <w14:ligatures w14:val="standardContextual"/>
         </w:rPr>
       </w:pPr>
-      <w:hyperlink w:anchor="_Toc244368882" w:history="1">
+      <w:hyperlink w:anchor="_Toc244369908" w:history="1">
         <w:r>
           <w:rPr>
             <w:rStyle w:val="Hyperlink"/>
@@ -2481,7 +2481,7 @@
             <w:noProof/>
             <w:webHidden/>
           </w:rPr>
-          <w:instrText xml:space="preserve"> PAGEREF _Toc244368882 \h </w:instrText>
+          <w:instrText xml:space="preserve"> PAGEREF _Toc244369908 \h </w:instrText>
         </w:r>
         <w:r>
           <w:rPr>
@@ -2527,7 +2527,7 @@
           <w14:ligatures w14:val="standardContextual"/>
         </w:rPr>
       </w:pPr>
-      <w:hyperlink w:anchor="_Toc244368883" w:history="1">
+      <w:hyperlink w:anchor="_Toc244369909" w:history="1">
         <w:r>
           <w:rPr>
             <w:rStyle w:val="Hyperlink"/>
@@ -2554,7 +2554,7 @@
             <w:noProof/>
             <w:webHidden/>
           </w:rPr>
-          <w:instrText xml:space="preserve"> PAGEREF _Toc244368883 \h </w:instrText>
+          <w:instrText xml:space="preserve"> PAGEREF _Toc244369909 \h </w:instrText>
         </w:r>
         <w:r>
           <w:rPr>
@@ -2600,7 +2600,7 @@
           <w14:ligatures w14:val="standardContextual"/>
         </w:rPr>
       </w:pPr>
-      <w:hyperlink w:anchor="_Toc244368884" w:history="1">
+      <w:hyperlink w:anchor="_Toc244369910" w:history="1">
         <w:r>
           <w:rPr>
             <w:rStyle w:val="Hyperlink"/>
@@ -2627,7 +2627,7 @@
             <w:noProof/>
             <w:webHidden/>
           </w:rPr>
-          <w:instrText xml:space="preserve"> PAGEREF _Toc244368884 \h </w:instrText>
+          <w:instrText xml:space="preserve"> PAGEREF _Toc244369910 \h </w:instrText>
         </w:r>
         <w:r>
           <w:rPr>
@@ -2673,7 +2673,7 @@
           <w14:ligatures w14:val="standardContextual"/>
         </w:rPr>
       </w:pPr>
-      <w:hyperlink w:anchor="_Toc244368885" w:history="1">
+      <w:hyperlink w:anchor="_Toc244369911" w:history="1">
         <w:r>
           <w:rPr>
             <w:rStyle w:val="Hyperlink"/>
@@ -2700,7 +2700,7 @@
             <w:noProof/>
             <w:webHidden/>
           </w:rPr>
-          <w:instrText xml:space="preserve"> PAGEREF _Toc244368885 \h </w:instrText>
+          <w:instrText xml:space="preserve"> PAGEREF _Toc244369911 \h </w:instrText>
         </w:r>
         <w:r>
           <w:rPr>
@@ -2746,7 +2746,7 @@
           <w14:ligatures w14:val="standardContextual"/>
         </w:rPr>
       </w:pPr>
-      <w:hyperlink w:anchor="_Toc244368886" w:history="1">
+      <w:hyperlink w:anchor="_Toc244369912" w:history="1">
         <w:r>
           <w:rPr>
             <w:rStyle w:val="Hyperlink"/>
@@ -2773,7 +2773,7 @@
             <w:noProof/>
             <w:webHidden/>
           </w:rPr>
-          <w:instrText xml:space="preserve"> PAGEREF _Toc244368886 \h </w:instrText>
+          <w:instrText xml:space="preserve"> PAGEREF _Toc244369912 \h </w:instrText>
         </w:r>
         <w:r>
           <w:rPr>
@@ -2819,7 +2819,7 @@
           <w14:ligatures w14:val="standardContextual"/>
         </w:rPr>
       </w:pPr>
-      <w:hyperlink w:anchor="_Toc244368887" w:history="1">
+      <w:hyperlink w:anchor="_Toc244369913" w:history="1">
         <w:r>
           <w:rPr>
             <w:rStyle w:val="Hyperlink"/>
@@ -2846,7 +2846,7 @@
             <w:noProof/>
             <w:webHidden/>
           </w:rPr>
-          <w:instrText xml:space="preserve"> PAGEREF _Toc244368887 \h </w:instrText>
+          <w:instrText xml:space="preserve"> PAGEREF _Toc244369913 \h </w:instrText>
         </w:r>
         <w:r>
           <w:rPr>
@@ -2892,7 +2892,7 @@
           <w14:ligatures w14:val="standardContextual"/>
         </w:rPr>
       </w:pPr>
-      <w:hyperlink w:anchor="_Toc244368888" w:history="1">
+      <w:hyperlink w:anchor="_Toc244369914" w:history="1">
         <w:r>
           <w:rPr>
             <w:rStyle w:val="Hyperlink"/>
@@ -2919,7 +2919,7 @@
             <w:noProof/>
             <w:webHidden/>
           </w:rPr>
-          <w:instrText xml:space="preserve"> PAGEREF _Toc244368888 \h </w:instrText>
+          <w:instrText xml:space="preserve"> PAGEREF _Toc244369914 \h </w:instrText>
         </w:r>
         <w:r>
           <w:rPr>
@@ -2965,7 +2965,7 @@
           <w14:ligatures w14:val="standardContextual"/>
         </w:rPr>
       </w:pPr>
-      <w:hyperlink w:anchor="_Toc244368889" w:history="1">
+      <w:hyperlink w:anchor="_Toc244369915" w:history="1">
         <w:r>
           <w:rPr>
             <w:rStyle w:val="Hyperlink"/>
@@ -2992,7 +2992,7 @@
             <w:noProof/>
             <w:webHidden/>
           </w:rPr>
-          <w:instrText xml:space="preserve"> PAGEREF _Toc244368889 \h </w:instrText>
+          <w:instrText xml:space="preserve"> PAGEREF _Toc244369915 \h </w:instrText>
         </w:r>
         <w:r>
           <w:rPr>
@@ -3038,7 +3038,7 @@
           <w14:ligatures w14:val="standardContextual"/>
         </w:rPr>
       </w:pPr>
-      <w:hyperlink w:anchor="_Toc244368890" w:history="1">
+      <w:hyperlink w:anchor="_Toc244369916" w:history="1">
         <w:r>
           <w:rPr>
             <w:rStyle w:val="Hyperlink"/>
@@ -3065,7 +3065,7 @@
             <w:noProof/>
             <w:webHidden/>
           </w:rPr>
-          <w:instrText xml:space="preserve"> PAGEREF _Toc244368890 \h </w:instrText>
+          <w:instrText xml:space="preserve"> PAGEREF _Toc244369916 \h </w:instrText>
         </w:r>
         <w:r>
           <w:rPr>
@@ -3111,7 +3111,7 @@
           <w14:ligatures w14:val="standardContextual"/>
         </w:rPr>
       </w:pPr>
-      <w:hyperlink w:anchor="_Toc244368891" w:history="1">
+      <w:hyperlink w:anchor="_Toc244369917" w:history="1">
         <w:r>
           <w:rPr>
             <w:rStyle w:val="Hyperlink"/>
@@ -3138,7 +3138,7 @@
             <w:noProof/>
             <w:webHidden/>
           </w:rPr>
-          <w:instrText xml:space="preserve"> PAGEREF _Toc244368891 \h </w:instrText>
+          <w:instrText xml:space="preserve"> PAGEREF _Toc244369917 \h </w:instrText>
         </w:r>
         <w:r>
           <w:rPr>
@@ -3184,7 +3184,7 @@
           <w14:ligatures w14:val="standardContextual"/>
         </w:rPr>
       </w:pPr>
-      <w:hyperlink w:anchor="_Toc244368892" w:history="1">
+      <w:hyperlink w:anchor="_Toc244369918" w:history="1">
         <w:r>
           <w:rPr>
             <w:rStyle w:val="Hyperlink"/>
@@ -3211,7 +3211,7 @@
             <w:noProof/>
             <w:webHidden/>
           </w:rPr>
-          <w:instrText xml:space="preserve"> PAGEREF _Toc244368892 \h </w:instrText>
+          <w:instrText xml:space="preserve"> PAGEREF _Toc244369918 \h </w:instrText>
         </w:r>
         <w:r>
           <w:rPr>
@@ -3257,7 +3257,7 @@
           <w14:ligatures w14:val="standardContextual"/>
         </w:rPr>
       </w:pPr>
-      <w:hyperlink w:anchor="_Toc244368893" w:history="1">
+      <w:hyperlink w:anchor="_Toc244369919" w:history="1">
         <w:r>
           <w:rPr>
             <w:rStyle w:val="Hyperlink"/>
@@ -3284,7 +3284,7 @@
             <w:noProof/>
             <w:webHidden/>
           </w:rPr>
-          <w:instrText xml:space="preserve"> PAGEREF _Toc244368893 \h </w:instrText>
+          <w:instrText xml:space="preserve"> PAGEREF _Toc244369919 \h </w:instrText>
         </w:r>
         <w:r>
           <w:rPr>
@@ -3330,7 +3330,7 @@
           <w14:ligatures w14:val="standardContextual"/>
         </w:rPr>
       </w:pPr>
-      <w:hyperlink w:anchor="_Toc244368894" w:history="1">
+      <w:hyperlink w:anchor="_Toc244369920" w:history="1">
         <w:r>
           <w:rPr>
             <w:rStyle w:val="Hyperlink"/>
@@ -3357,7 +3357,7 @@
             <w:noProof/>
             <w:webHidden/>
           </w:rPr>
-          <w:instrText xml:space="preserve"> PAGEREF _Toc244368894 \h </w:instrText>
+          <w:instrText xml:space="preserve"> PAGEREF _Toc244369920 \h </w:instrText>
         </w:r>
         <w:r>
           <w:rPr>
@@ -3403,7 +3403,7 @@
           <w14:ligatures w14:val="standardContextual"/>
         </w:rPr>
       </w:pPr>
-      <w:hyperlink w:anchor="_Toc244368895" w:history="1">
+      <w:hyperlink w:anchor="_Toc244369921" w:history="1">
         <w:r>
           <w:rPr>
             <w:rStyle w:val="Hyperlink"/>
@@ -3430,7 +3430,7 @@
             <w:noProof/>
             <w:webHidden/>
           </w:rPr>
-          <w:instrText xml:space="preserve"> PAGEREF _Toc244368895 \h </w:instrText>
+          <w:instrText xml:space="preserve"> PAGEREF _Toc244369921 \h </w:instrText>
         </w:r>
         <w:r>
           <w:rPr>
@@ -3476,7 +3476,7 @@
           <w14:ligatures w14:val="standardContextual"/>
         </w:rPr>
       </w:pPr>
-      <w:hyperlink w:anchor="_Toc244368896" w:history="1">
+      <w:hyperlink w:anchor="_Toc244369922" w:history="1">
         <w:r>
           <w:rPr>
             <w:rStyle w:val="Hyperlink"/>
@@ -3503,7 +3503,7 @@
             <w:noProof/>
             <w:webHidden/>
           </w:rPr>
-          <w:instrText xml:space="preserve"> PAGEREF _Toc244368896 \h </w:instrText>
+          <w:instrText xml:space="preserve"> PAGEREF _Toc244369922 \h </w:instrText>
         </w:r>
         <w:r>
           <w:rPr>
@@ -3549,7 +3549,7 @@
           <w14:ligatures w14:val="standardContextual"/>
         </w:rPr>
       </w:pPr>
-      <w:hyperlink w:anchor="_Toc244368897" w:history="1">
+      <w:hyperlink w:anchor="_Toc244369923" w:history="1">
         <w:r>
           <w:rPr>
             <w:rStyle w:val="Hyperlink"/>
@@ -3576,7 +3576,7 @@
             <w:noProof/>
             <w:webHidden/>
           </w:rPr>
-          <w:instrText xml:space="preserve"> PAGEREF _Toc244368897 \h </w:instrText>
+          <w:instrText xml:space="preserve"> PAGEREF _Toc244369923 \h </w:instrText>
         </w:r>
         <w:r>
           <w:rPr>
@@ -3622,7 +3622,7 @@
           <w14:ligatures w14:val="standardContextual"/>
         </w:rPr>
       </w:pPr>
-      <w:hyperlink w:anchor="_Toc244368898" w:history="1">
+      <w:hyperlink w:anchor="_Toc244369924" w:history="1">
         <w:r>
           <w:rPr>
             <w:rStyle w:val="Hyperlink"/>
@@ -3649,7 +3649,7 @@
             <w:noProof/>
             <w:webHidden/>
           </w:rPr>
-          <w:instrText xml:space="preserve"> PAGEREF _Toc244368898 \h </w:instrText>
+          <w:instrText xml:space="preserve"> PAGEREF _Toc244369924 \h </w:instrText>
         </w:r>
         <w:r>
           <w:rPr>
@@ -3695,7 +3695,7 @@
           <w14:ligatures w14:val="standardContextual"/>
         </w:rPr>
       </w:pPr>
-      <w:hyperlink w:anchor="_Toc244368899" w:history="1">
+      <w:hyperlink w:anchor="_Toc244369925" w:history="1">
         <w:r>
           <w:rPr>
             <w:rStyle w:val="Hyperlink"/>
@@ -3722,7 +3722,7 @@
             <w:noProof/>
             <w:webHidden/>
           </w:rPr>
-          <w:instrText xml:space="preserve"> PAGEREF _Toc244368899 \h </w:instrText>
+          <w:instrText xml:space="preserve"> PAGEREF _Toc244369925 \h </w:instrText>
         </w:r>
         <w:r>
           <w:rPr>
@@ -3768,7 +3768,7 @@
           <w14:ligatures w14:val="standardContextual"/>
         </w:rPr>
       </w:pPr>
-      <w:hyperlink w:anchor="_Toc244368900" w:history="1">
+      <w:hyperlink w:anchor="_Toc244369926" w:history="1">
         <w:r>
           <w:rPr>
             <w:rStyle w:val="Hyperlink"/>
@@ -3795,7 +3795,7 @@
             <w:noProof/>
             <w:webHidden/>
           </w:rPr>
-          <w:instrText xml:space="preserve"> PAGEREF _Toc244368900 \h </w:instrText>
+          <w:instrText xml:space="preserve"> PAGEREF _Toc244369926 \h </w:instrText>
         </w:r>
         <w:r>
           <w:rPr>
@@ -3841,7 +3841,7 @@
           <w14:ligatures w14:val="standardContextual"/>
         </w:rPr>
       </w:pPr>
-      <w:hyperlink w:anchor="_Toc244368901" w:history="1">
+      <w:hyperlink w:anchor="_Toc244369927" w:history="1">
         <w:r>
           <w:rPr>
             <w:rStyle w:val="Hyperlink"/>
@@ -3868,7 +3868,7 @@
             <w:noProof/>
             <w:webHidden/>
           </w:rPr>
-          <w:instrText xml:space="preserve"> PAGEREF _Toc244368901 \h </w:instrText>
+          <w:instrText xml:space="preserve"> PAGEREF _Toc244369927 \h </w:instrText>
         </w:r>
         <w:r>
           <w:rPr>
@@ -3914,7 +3914,7 @@
           <w14:ligatures w14:val="standardContextual"/>
         </w:rPr>
       </w:pPr>
-      <w:hyperlink w:anchor="_Toc244368902" w:history="1">
+      <w:hyperlink w:anchor="_Toc244369928" w:history="1">
         <w:r>
           <w:rPr>
             <w:rStyle w:val="Hyperlink"/>
@@ -3941,7 +3941,7 @@
             <w:noProof/>
             <w:webHidden/>
           </w:rPr>
-          <w:instrText xml:space="preserve"> PAGEREF _Toc244368902 \h </w:instrText>
+          <w:instrText xml:space="preserve"> PAGEREF _Toc244369928 \h </w:instrText>
         </w:r>
         <w:r>
           <w:rPr>
@@ -3987,7 +3987,7 @@
           <w14:ligatures w14:val="standardContextual"/>
         </w:rPr>
       </w:pPr>
-      <w:hyperlink w:anchor="_Toc244368903" w:history="1">
+      <w:hyperlink w:anchor="_Toc244369929" w:history="1">
         <w:r>
           <w:rPr>
             <w:rStyle w:val="Hyperlink"/>
@@ -4014,7 +4014,7 @@
             <w:noProof/>
             <w:webHidden/>
           </w:rPr>
-          <w:instrText xml:space="preserve"> PAGEREF _Toc244368903 \h </w:instrText>
+          <w:instrText xml:space="preserve"> PAGEREF _Toc244369929 \h </w:instrText>
         </w:r>
         <w:r>
           <w:rPr>
@@ -4060,7 +4060,7 @@
           <w14:ligatures w14:val="standardContextual"/>
         </w:rPr>
       </w:pPr>
-      <w:hyperlink w:anchor="_Toc244368904" w:history="1">
+      <w:hyperlink w:anchor="_Toc244369930" w:history="1">
         <w:r>
           <w:rPr>
             <w:rStyle w:val="Hyperlink"/>
@@ -4087,7 +4087,7 @@
             <w:noProof/>
             <w:webHidden/>
           </w:rPr>
-          <w:instrText xml:space="preserve"> PAGEREF _Toc244368904 \h </w:instrText>
+          <w:instrText xml:space="preserve"> PAGEREF _Toc244369930 \h </w:instrText>
         </w:r>
         <w:r>
           <w:rPr>
@@ -4133,7 +4133,7 @@
           <w14:ligatures w14:val="standardContextual"/>
         </w:rPr>
       </w:pPr>
-      <w:hyperlink w:anchor="_Toc244368905" w:history="1">
+      <w:hyperlink w:anchor="_Toc244369931" w:history="1">
         <w:r>
           <w:rPr>
             <w:rStyle w:val="Hyperlink"/>
@@ -4160,7 +4160,7 @@
             <w:noProof/>
             <w:webHidden/>
           </w:rPr>
-          <w:instrText xml:space="preserve"> PAGEREF _Toc244368905 \h </w:instrText>
+          <w:instrText xml:space="preserve"> PAGEREF _Toc244369931 \h </w:instrText>
         </w:r>
         <w:r>
           <w:rPr>
@@ -4206,7 +4206,7 @@
           <w14:ligatures w14:val="standardContextual"/>
         </w:rPr>
       </w:pPr>
-      <w:hyperlink w:anchor="_Toc244368906" w:history="1">
+      <w:hyperlink w:anchor="_Toc244369932" w:history="1">
         <w:r>
           <w:rPr>
             <w:rStyle w:val="Hyperlink"/>
@@ -4233,7 +4233,7 @@
             <w:noProof/>
             <w:webHidden/>
           </w:rPr>
-          <w:instrText xml:space="preserve"> PAGEREF _Toc244368906 \h </w:instrText>
+          <w:instrText xml:space="preserve"> PAGEREF _Toc244369932 \h </w:instrText>
         </w:r>
         <w:r>
           <w:rPr>
@@ -4279,7 +4279,7 @@
           <w14:ligatures w14:val="standardContextual"/>
         </w:rPr>
       </w:pPr>
-      <w:hyperlink w:anchor="_Toc244368907" w:history="1">
+      <w:hyperlink w:anchor="_Toc244369933" w:history="1">
         <w:r>
           <w:rPr>
             <w:rStyle w:val="Hyperlink"/>
@@ -4306,7 +4306,7 @@
             <w:noProof/>
             <w:webHidden/>
           </w:rPr>
-          <w:instrText xml:space="preserve"> PAGEREF _Toc244368907 \h </w:instrText>
+          <w:instrText xml:space="preserve"> PAGEREF _Toc244369933 \h </w:instrText>
         </w:r>
         <w:r>
           <w:rPr>
@@ -4352,7 +4352,7 @@
           <w14:ligatures w14:val="standardContextual"/>
         </w:rPr>
       </w:pPr>
-      <w:hyperlink w:anchor="_Toc244368908" w:history="1">
+      <w:hyperlink w:anchor="_Toc244369934" w:history="1">
         <w:r>
           <w:rPr>
             <w:rStyle w:val="Hyperlink"/>
@@ -4379,7 +4379,7 @@
             <w:noProof/>
             <w:webHidden/>
           </w:rPr>
-          <w:instrText xml:space="preserve"> PAGEREF _Toc244368908 \h </w:instrText>
+          <w:instrText xml:space="preserve"> PAGEREF _Toc244369934 \h </w:instrText>
         </w:r>
         <w:r>
           <w:rPr>
@@ -4425,7 +4425,7 @@
           <w14:ligatures w14:val="standardContextual"/>
         </w:rPr>
       </w:pPr>
-      <w:hyperlink w:anchor="_Toc244368909" w:history="1">
+      <w:hyperlink w:anchor="_Toc244369935" w:history="1">
         <w:r>
           <w:rPr>
             <w:rStyle w:val="Hyperlink"/>
@@ -4452,7 +4452,7 @@
             <w:noProof/>
             <w:webHidden/>
           </w:rPr>
-          <w:instrText xml:space="preserve"> PAGEREF _Toc244368909 \h </w:instrText>
+          <w:instrText xml:space="preserve"> PAGEREF _Toc244369935 \h </w:instrText>
         </w:r>
         <w:r>
           <w:rPr>
@@ -4498,7 +4498,7 @@
           <w14:ligatures w14:val="standardContextual"/>
         </w:rPr>
       </w:pPr>
-      <w:hyperlink w:anchor="_Toc244368910" w:history="1">
+      <w:hyperlink w:anchor="_Toc244369936" w:history="1">
         <w:r>
           <w:rPr>
             <w:rStyle w:val="Hyperlink"/>
@@ -4525,7 +4525,7 @@
             <w:noProof/>
             <w:webHidden/>
           </w:rPr>
-          <w:instrText xml:space="preserve"> PAGEREF _Toc244368910 \h </w:instrText>
+          <w:instrText xml:space="preserve"> PAGEREF _Toc244369936 \h </w:instrText>
         </w:r>
         <w:r>
           <w:rPr>
@@ -4571,7 +4571,7 @@
           <w14:ligatures w14:val="standardContextual"/>
         </w:rPr>
       </w:pPr>
-      <w:hyperlink w:anchor="_Toc244368911" w:history="1">
+      <w:hyperlink w:anchor="_Toc244369937" w:history="1">
         <w:r>
           <w:rPr>
             <w:rStyle w:val="Hyperlink"/>
@@ -4598,7 +4598,7 @@
             <w:noProof/>
             <w:webHidden/>
           </w:rPr>
-          <w:instrText xml:space="preserve"> PAGEREF _Toc244368911 \h </w:instrText>
+          <w:instrText xml:space="preserve"> PAGEREF _Toc244369937 \h </w:instrText>
         </w:r>
         <w:r>
           <w:rPr>
@@ -4644,7 +4644,7 @@
           <w14:ligatures w14:val="standardContextual"/>
         </w:rPr>
       </w:pPr>
-      <w:hyperlink w:anchor="_Toc244368912" w:history="1">
+      <w:hyperlink w:anchor="_Toc244369938" w:history="1">
         <w:r>
           <w:rPr>
             <w:rStyle w:val="Hyperlink"/>
@@ -4671,7 +4671,7 @@
             <w:noProof/>
             <w:webHidden/>
           </w:rPr>
-          <w:instrText xml:space="preserve"> PAGEREF _Toc244368912 \h </w:instrText>
+          <w:instrText xml:space="preserve"> PAGEREF _Toc244369938 \h </w:instrText>
         </w:r>
         <w:r>
           <w:rPr>
@@ -4717,7 +4717,7 @@
           <w14:ligatures w14:val="standardContextual"/>
         </w:rPr>
       </w:pPr>
-      <w:hyperlink w:anchor="_Toc244368913" w:history="1">
+      <w:hyperlink w:anchor="_Toc244369939" w:history="1">
         <w:r>
           <w:rPr>
             <w:rStyle w:val="Hyperlink"/>
@@ -4744,7 +4744,7 @@
             <w:noProof/>
             <w:webHidden/>
           </w:rPr>
-          <w:instrText xml:space="preserve"> PAGEREF _Toc244368913 \h </w:instrText>
+          <w:instrText xml:space="preserve"> PAGEREF _Toc244369939 \h </w:instrText>
         </w:r>
         <w:r>
           <w:rPr>
@@ -4790,7 +4790,7 @@
           <w14:ligatures w14:val="standardContextual"/>
         </w:rPr>
       </w:pPr>
-      <w:hyperlink w:anchor="_Toc244368914" w:history="1">
+      <w:hyperlink w:anchor="_Toc244369940" w:history="1">
         <w:r>
           <w:rPr>
             <w:rStyle w:val="Hyperlink"/>
@@ -4817,7 +4817,7 @@
             <w:noProof/>
             <w:webHidden/>
           </w:rPr>
-          <w:instrText xml:space="preserve"> PAGEREF _Toc244368914 \h </w:instrText>
+          <w:instrText xml:space="preserve"> PAGEREF _Toc244369940 \h </w:instrText>
         </w:r>
         <w:r>
           <w:rPr>
@@ -4863,7 +4863,7 @@
           <w14:ligatures w14:val="standardContextual"/>
         </w:rPr>
       </w:pPr>
-      <w:hyperlink w:anchor="_Toc244368915" w:history="1">
+      <w:hyperlink w:anchor="_Toc244369941" w:history="1">
         <w:r>
           <w:rPr>
             <w:rStyle w:val="Hyperlink"/>
@@ -4890,7 +4890,7 @@
             <w:noProof/>
             <w:webHidden/>
           </w:rPr>
-          <w:instrText xml:space="preserve"> PAGEREF _Toc244368915 \h </w:instrText>
+          <w:instrText xml:space="preserve"> PAGEREF _Toc244369941 \h </w:instrText>
         </w:r>
         <w:r>
           <w:rPr>
@@ -4936,7 +4936,7 @@
           <w14:ligatures w14:val="standardContextual"/>
         </w:rPr>
       </w:pPr>
-      <w:hyperlink w:anchor="_Toc244368916" w:history="1">
+      <w:hyperlink w:anchor="_Toc244369942" w:history="1">
         <w:r>
           <w:rPr>
             <w:rStyle w:val="Hyperlink"/>
@@ -4963,7 +4963,7 @@
             <w:noProof/>
             <w:webHidden/>
           </w:rPr>
-          <w:instrText xml:space="preserve"> PAGEREF _Toc244368916 \h </w:instrText>
+          <w:instrText xml:space="preserve"> PAGEREF _Toc244369942 \h </w:instrText>
         </w:r>
         <w:r>
           <w:rPr>
@@ -5009,7 +5009,7 @@
           <w14:ligatures w14:val="standardContextual"/>
         </w:rPr>
       </w:pPr>
-      <w:hyperlink w:anchor="_Toc244368917" w:history="1">
+      <w:hyperlink w:anchor="_Toc244369943" w:history="1">
         <w:r>
           <w:rPr>
             <w:rStyle w:val="Hyperlink"/>
@@ -5036,7 +5036,7 @@
             <w:noProof/>
             <w:webHidden/>
           </w:rPr>
-          <w:instrText xml:space="preserve"> PAGEREF _Toc244368917 \h </w:instrText>
+          <w:instrText xml:space="preserve"> PAGEREF _Toc244369943 \h </w:instrText>
         </w:r>
         <w:r>
           <w:rPr>
@@ -5082,7 +5082,7 @@
           <w14:ligatures w14:val="standardContextual"/>
         </w:rPr>
       </w:pPr>
-      <w:hyperlink w:anchor="_Toc244368918" w:history="1">
+      <w:hyperlink w:anchor="_Toc244369944" w:history="1">
         <w:r>
           <w:rPr>
             <w:rStyle w:val="Hyperlink"/>
@@ -5109,7 +5109,7 @@
             <w:noProof/>
             <w:webHidden/>
           </w:rPr>
-          <w:instrText xml:space="preserve"> PAGEREF _Toc244368918 \h </w:instrText>
+          <w:instrText xml:space="preserve"> PAGEREF _Toc244369944 \h </w:instrText>
         </w:r>
         <w:r>
           <w:rPr>
@@ -5155,7 +5155,7 @@
           <w14:ligatures w14:val="standardContextual"/>
         </w:rPr>
       </w:pPr>
-      <w:hyperlink w:anchor="_Toc244368919" w:history="1">
+      <w:hyperlink w:anchor="_Toc244369945" w:history="1">
         <w:r>
           <w:rPr>
             <w:rStyle w:val="Hyperlink"/>
@@ -5182,7 +5182,7 @@
             <w:noProof/>
             <w:webHidden/>
           </w:rPr>
-          <w:instrText xml:space="preserve"> PAGEREF _Toc244368919 \h </w:instrText>
+          <w:instrText xml:space="preserve"> PAGEREF _Toc244369945 \h </w:instrText>
         </w:r>
         <w:r>
           <w:rPr>
@@ -5228,7 +5228,7 @@
           <w14:ligatures w14:val="standardContextual"/>
         </w:rPr>
       </w:pPr>
-      <w:hyperlink w:anchor="_Toc244368920" w:history="1">
+      <w:hyperlink w:anchor="_Toc244369946" w:history="1">
         <w:r>
           <w:rPr>
             <w:rStyle w:val="Hyperlink"/>
@@ -5255,7 +5255,7 @@
             <w:noProof/>
             <w:webHidden/>
           </w:rPr>
-          <w:instrText xml:space="preserve"> PAGEREF _Toc244368920 \h </w:instrText>
+          <w:instrText xml:space="preserve"> PAGEREF _Toc244369946 \h </w:instrText>
         </w:r>
         <w:r>
           <w:rPr>
@@ -5301,7 +5301,7 @@
           <w14:ligatures w14:val="standardContextual"/>
         </w:rPr>
       </w:pPr>
-      <w:hyperlink w:anchor="_Toc244368921" w:history="1">
+      <w:hyperlink w:anchor="_Toc244369947" w:history="1">
         <w:r>
           <w:rPr>
             <w:rStyle w:val="Hyperlink"/>
@@ -5328,7 +5328,7 @@
             <w:noProof/>
             <w:webHidden/>
           </w:rPr>
-          <w:instrText xml:space="preserve"> PAGEREF _Toc244368921 \h </w:instrText>
+          <w:instrText xml:space="preserve"> PAGEREF _Toc244369947 \h </w:instrText>
         </w:r>
         <w:r>
           <w:rPr>
@@ -5374,7 +5374,7 @@
           <w14:ligatures w14:val="standardContextual"/>
         </w:rPr>
       </w:pPr>
-      <w:hyperlink w:anchor="_Toc244368922" w:history="1">
+      <w:hyperlink w:anchor="_Toc244369948" w:history="1">
         <w:r>
           <w:rPr>
             <w:rStyle w:val="Hyperlink"/>
@@ -5401,7 +5401,7 @@
             <w:noProof/>
             <w:webHidden/>
           </w:rPr>
-          <w:instrText xml:space="preserve"> PAGEREF _Toc244368922 \h </w:instrText>
+          <w:instrText xml:space="preserve"> PAGEREF _Toc244369948 \h </w:instrText>
         </w:r>
         <w:r>
           <w:rPr>
@@ -5447,7 +5447,7 @@
           <w14:ligatures w14:val="standardContextual"/>
         </w:rPr>
       </w:pPr>
-      <w:hyperlink w:anchor="_Toc244368923" w:history="1">
+      <w:hyperlink w:anchor="_Toc244369949" w:history="1">
         <w:r>
           <w:rPr>
             <w:rStyle w:val="Hyperlink"/>
@@ -5474,7 +5474,7 @@
             <w:noProof/>
             <w:webHidden/>
           </w:rPr>
-          <w:instrText xml:space="preserve"> PAGEREF _Toc244368923 \h </w:instrText>
+          <w:instrText xml:space="preserve"> PAGEREF _Toc244369949 \h </w:instrText>
         </w:r>
         <w:r>
           <w:rPr>
@@ -5520,7 +5520,7 @@
           <w14:ligatures w14:val="standardContextual"/>
         </w:rPr>
       </w:pPr>
-      <w:hyperlink w:anchor="_Toc244368924" w:history="1">
+      <w:hyperlink w:anchor="_Toc244369950" w:history="1">
         <w:r>
           <w:rPr>
             <w:rStyle w:val="Hyperlink"/>
@@ -5547,7 +5547,7 @@
             <w:noProof/>
             <w:webHidden/>
           </w:rPr>
-          <w:instrText xml:space="preserve"> PAGEREF _Toc244368924 \h </w:instrText>
+          <w:instrText xml:space="preserve"> PAGEREF _Toc244369950 \h </w:instrText>
         </w:r>
         <w:r>
           <w:rPr>
@@ -5593,7 +5593,7 @@
           <w14:ligatures w14:val="standardContextual"/>
         </w:rPr>
       </w:pPr>
-      <w:hyperlink w:anchor="_Toc244368925" w:history="1">
+      <w:hyperlink w:anchor="_Toc244369951" w:history="1">
         <w:r>
           <w:rPr>
             <w:rStyle w:val="Hyperlink"/>
@@ -5620,7 +5620,7 @@
             <w:noProof/>
             <w:webHidden/>
           </w:rPr>
-          <w:instrText xml:space="preserve"> PAGEREF _Toc244368925 \h </w:instrText>
+          <w:instrText xml:space="preserve"> PAGEREF _Toc244369951 \h </w:instrText>
         </w:r>
         <w:r>
           <w:rPr>
@@ -5666,7 +5666,7 @@
           <w14:ligatures w14:val="standardContextual"/>
         </w:rPr>
       </w:pPr>
-      <w:hyperlink w:anchor="_Toc244368926" w:history="1">
+      <w:hyperlink w:anchor="_Toc244369952" w:history="1">
         <w:r>
           <w:rPr>
             <w:rStyle w:val="Hyperlink"/>
@@ -5693,7 +5693,7 @@
             <w:noProof/>
             <w:webHidden/>
           </w:rPr>
-          <w:instrText xml:space="preserve"> PAGEREF _Toc244368926 \h </w:instrText>
+          <w:instrText xml:space="preserve"> PAGEREF _Toc244369952 \h </w:instrText>
         </w:r>
         <w:r>
           <w:rPr>
@@ -5739,7 +5739,7 @@
           <w14:ligatures w14:val="standardContextual"/>
         </w:rPr>
       </w:pPr>
-      <w:hyperlink w:anchor="_Toc244368927" w:history="1">
+      <w:hyperlink w:anchor="_Toc244369953" w:history="1">
         <w:r>
           <w:rPr>
             <w:rStyle w:val="Hyperlink"/>
@@ -5766,7 +5766,7 @@
             <w:noProof/>
             <w:webHidden/>
           </w:rPr>
-          <w:instrText xml:space="preserve"> PAGEREF _Toc244368927 \h </w:instrText>
+          <w:instrText xml:space="preserve"> PAGEREF _Toc244369953 \h </w:instrText>
         </w:r>
         <w:r>
           <w:rPr>
@@ -5812,7 +5812,7 @@
           <w14:ligatures w14:val="standardContextual"/>
         </w:rPr>
       </w:pPr>
-      <w:hyperlink w:anchor="_Toc244368928" w:history="1">
+      <w:hyperlink w:anchor="_Toc244369954" w:history="1">
         <w:r>
           <w:rPr>
             <w:rStyle w:val="Hyperlink"/>
@@ -5839,7 +5839,7 @@
             <w:noProof/>
             <w:webHidden/>
           </w:rPr>
-          <w:instrText xml:space="preserve"> PAGEREF _Toc244368928 \h </w:instrText>
+          <w:instrText xml:space="preserve"> PAGEREF _Toc244369954 \h </w:instrText>
         </w:r>
         <w:r>
           <w:rPr>
@@ -5885,7 +5885,7 @@
           <w14:ligatures w14:val="standardContextual"/>
         </w:rPr>
       </w:pPr>
-      <w:hyperlink w:anchor="_Toc244368929" w:history="1">
+      <w:hyperlink w:anchor="_Toc244369955" w:history="1">
         <w:r>
           <w:rPr>
             <w:rStyle w:val="Hyperlink"/>
@@ -5912,7 +5912,7 @@
             <w:noProof/>
             <w:webHidden/>
           </w:rPr>
-          <w:instrText xml:space="preserve"> PAGEREF _Toc244368929 \h </w:instrText>
+          <w:instrText xml:space="preserve"> PAGEREF _Toc244369955 \h </w:instrText>
         </w:r>
         <w:r>
           <w:rPr>
@@ -5958,7 +5958,7 @@
           <w14:ligatures w14:val="standardContextual"/>
         </w:rPr>
       </w:pPr>
-      <w:hyperlink w:anchor="_Toc244368930" w:history="1">
+      <w:hyperlink w:anchor="_Toc244369956" w:history="1">
         <w:r>
           <w:rPr>
             <w:rStyle w:val="Hyperlink"/>
@@ -5985,7 +5985,7 @@
             <w:noProof/>
             <w:webHidden/>
           </w:rPr>
-          <w:instrText xml:space="preserve"> PAGEREF _Toc244368930 \h </w:instrText>
+          <w:instrText xml:space="preserve"> PAGEREF _Toc244369956 \h </w:instrText>
         </w:r>
         <w:r>
           <w:rPr>
@@ -6031,7 +6031,7 @@
           <w14:ligatures w14:val="standardContextual"/>
         </w:rPr>
       </w:pPr>
-      <w:hyperlink w:anchor="_Toc244368931" w:history="1">
+      <w:hyperlink w:anchor="_Toc244369957" w:history="1">
         <w:r>
           <w:rPr>
             <w:rStyle w:val="Hyperlink"/>
@@ -6058,7 +6058,7 @@
             <w:noProof/>
             <w:webHidden/>
           </w:rPr>
-          <w:instrText xml:space="preserve"> PAGEREF _Toc244368931 \h </w:instrText>
+          <w:instrText xml:space="preserve"> PAGEREF _Toc244369957 \h </w:instrText>
         </w:r>
         <w:r>
           <w:rPr>
@@ -6104,7 +6104,7 @@
           <w14:ligatures w14:val="standardContextual"/>
         </w:rPr>
       </w:pPr>
-      <w:hyperlink w:anchor="_Toc244368932" w:history="1">
+      <w:hyperlink w:anchor="_Toc244369958" w:history="1">
         <w:r>
           <w:rPr>
             <w:rStyle w:val="Hyperlink"/>
@@ -6131,7 +6131,7 @@
             <w:noProof/>
             <w:webHidden/>
           </w:rPr>
-          <w:instrText xml:space="preserve"> PAGEREF _Toc244368932 \h </w:instrText>
+          <w:instrText xml:space="preserve"> PAGEREF _Toc244369958 \h </w:instrText>
         </w:r>
         <w:r>
           <w:rPr>
@@ -6177,7 +6177,7 @@
           <w14:ligatures w14:val="standardContextual"/>
         </w:rPr>
       </w:pPr>
-      <w:hyperlink w:anchor="_Toc244368933" w:history="1">
+      <w:hyperlink w:anchor="_Toc244369959" w:history="1">
         <w:r>
           <w:rPr>
             <w:rStyle w:val="Hyperlink"/>
@@ -6204,7 +6204,7 @@
             <w:noProof/>
             <w:webHidden/>
           </w:rPr>
-          <w:instrText xml:space="preserve"> PAGEREF _Toc244368933 \h </w:instrText>
+          <w:instrText xml:space="preserve"> PAGEREF _Toc244369959 \h </w:instrText>
         </w:r>
         <w:r>
           <w:rPr>
@@ -6250,7 +6250,7 @@
           <w14:ligatures w14:val="standardContextual"/>
         </w:rPr>
       </w:pPr>
-      <w:hyperlink w:anchor="_Toc244368934" w:history="1">
+      <w:hyperlink w:anchor="_Toc244369960" w:history="1">
         <w:r>
           <w:rPr>
             <w:rStyle w:val="Hyperlink"/>
@@ -6277,7 +6277,7 @@
             <w:noProof/>
             <w:webHidden/>
           </w:rPr>
-          <w:instrText xml:space="preserve"> PAGEREF _Toc244368934 \h </w:instrText>
+          <w:instrText xml:space="preserve"> PAGEREF _Toc244369960 \h </w:instrText>
         </w:r>
         <w:r>
           <w:rPr>
@@ -6323,7 +6323,7 @@
           <w14:ligatures w14:val="standardContextual"/>
         </w:rPr>
       </w:pPr>
-      <w:hyperlink w:anchor="_Toc244368935" w:history="1">
+      <w:hyperlink w:anchor="_Toc244369961" w:history="1">
         <w:r>
           <w:rPr>
             <w:rStyle w:val="Hyperlink"/>
@@ -6350,7 +6350,7 @@
             <w:noProof/>
             <w:webHidden/>
           </w:rPr>
-          <w:instrText xml:space="preserve"> PAGEREF _Toc244368935 \h </w:instrText>
+          <w:instrText xml:space="preserve"> PAGEREF _Toc244369961 \h </w:instrText>
         </w:r>
         <w:r>
           <w:rPr>
@@ -6396,7 +6396,7 @@
           <w14:ligatures w14:val="standardContextual"/>
         </w:rPr>
       </w:pPr>
-      <w:hyperlink w:anchor="_Toc244368936" w:history="1">
+      <w:hyperlink w:anchor="_Toc244369962" w:history="1">
         <w:r>
           <w:rPr>
             <w:rStyle w:val="Hyperlink"/>
@@ -6423,7 +6423,7 @@
             <w:noProof/>
             <w:webHidden/>
           </w:rPr>
-          <w:instrText xml:space="preserve"> PAGEREF _Toc244368936 \h </w:instrText>
+          <w:instrText xml:space="preserve"> PAGEREF _Toc244369962 \h </w:instrText>
         </w:r>
         <w:r>
           <w:rPr>
@@ -6469,7 +6469,7 @@
           <w14:ligatures w14:val="standardContextual"/>
         </w:rPr>
       </w:pPr>
-      <w:hyperlink w:anchor="_Toc244368937" w:history="1">
+      <w:hyperlink w:anchor="_Toc244369963" w:history="1">
         <w:r>
           <w:rPr>
             <w:rStyle w:val="Hyperlink"/>
@@ -6496,7 +6496,7 @@
             <w:noProof/>
             <w:webHidden/>
           </w:rPr>
-          <w:instrText xml:space="preserve"> PAGEREF _Toc244368937 \h </w:instrText>
+          <w:instrText xml:space="preserve"> PAGEREF _Toc244369963 \h </w:instrText>
         </w:r>
         <w:r>
           <w:rPr>
@@ -6516,7 +6516,7 @@
             <w:noProof/>
             <w:webHidden/>
           </w:rPr>
-          <w:t>21</w:t>
+          <w:t>22</w:t>
         </w:r>
         <w:r>
           <w:rPr>
@@ -6542,7 +6542,7 @@
           <w14:ligatures w14:val="standardContextual"/>
         </w:rPr>
       </w:pPr>
-      <w:hyperlink w:anchor="_Toc244368938" w:history="1">
+      <w:hyperlink w:anchor="_Toc244369964" w:history="1">
         <w:r>
           <w:rPr>
             <w:rStyle w:val="Hyperlink"/>
@@ -6569,7 +6569,7 @@
             <w:noProof/>
             <w:webHidden/>
           </w:rPr>
-          <w:instrText xml:space="preserve"> PAGEREF _Toc244368938 \h </w:instrText>
+          <w:instrText xml:space="preserve"> PAGEREF _Toc244369964 \h </w:instrText>
         </w:r>
         <w:r>
           <w:rPr>
@@ -6615,7 +6615,7 @@
           <w14:ligatures w14:val="standardContextual"/>
         </w:rPr>
       </w:pPr>
-      <w:hyperlink w:anchor="_Toc244368939" w:history="1">
+      <w:hyperlink w:anchor="_Toc244369965" w:history="1">
         <w:r>
           <w:rPr>
             <w:rStyle w:val="Hyperlink"/>
@@ -6642,7 +6642,7 @@
             <w:noProof/>
             <w:webHidden/>
           </w:rPr>
-          <w:instrText xml:space="preserve"> PAGEREF _Toc244368939 \h </w:instrText>
+          <w:instrText xml:space="preserve"> PAGEREF _Toc244369965 \h </w:instrText>
         </w:r>
         <w:r>
           <w:rPr>
@@ -6688,7 +6688,7 @@
           <w14:ligatures w14:val="standardContextual"/>
         </w:rPr>
       </w:pPr>
-      <w:hyperlink w:anchor="_Toc244368940" w:history="1">
+      <w:hyperlink w:anchor="_Toc244369966" w:history="1">
         <w:r>
           <w:rPr>
             <w:rStyle w:val="Hyperlink"/>
@@ -6715,7 +6715,7 @@
             <w:noProof/>
             <w:webHidden/>
           </w:rPr>
-          <w:instrText xml:space="preserve"> PAGEREF _Toc244368940 \h </w:instrText>
+          <w:instrText xml:space="preserve"> PAGEREF _Toc244369966 \h </w:instrText>
         </w:r>
         <w:r>
           <w:rPr>
@@ -6761,7 +6761,7 @@
           <w14:ligatures w14:val="standardContextual"/>
         </w:rPr>
       </w:pPr>
-      <w:hyperlink w:anchor="_Toc244368941" w:history="1">
+      <w:hyperlink w:anchor="_Toc244369967" w:history="1">
         <w:r>
           <w:rPr>
             <w:rStyle w:val="Hyperlink"/>
@@ -6788,7 +6788,7 @@
             <w:noProof/>
             <w:webHidden/>
           </w:rPr>
-          <w:instrText xml:space="preserve"> PAGEREF _Toc244368941 \h </w:instrText>
+          <w:instrText xml:space="preserve"> PAGEREF _Toc244369967 \h </w:instrText>
         </w:r>
         <w:r>
           <w:rPr>
@@ -6834,7 +6834,7 @@
           <w14:ligatures w14:val="standardContextual"/>
         </w:rPr>
       </w:pPr>
-      <w:hyperlink w:anchor="_Toc244368942" w:history="1">
+      <w:hyperlink w:anchor="_Toc244369968" w:history="1">
         <w:r>
           <w:rPr>
             <w:rStyle w:val="Hyperlink"/>
@@ -6861,7 +6861,7 @@
             <w:noProof/>
             <w:webHidden/>
           </w:rPr>
-          <w:instrText xml:space="preserve"> PAGEREF _Toc244368942 \h </w:instrText>
+          <w:instrText xml:space="preserve"> PAGEREF _Toc244369968 \h </w:instrText>
         </w:r>
         <w:r>
           <w:rPr>
@@ -6907,7 +6907,7 @@
           <w14:ligatures w14:val="standardContextual"/>
         </w:rPr>
       </w:pPr>
-      <w:hyperlink w:anchor="_Toc244368943" w:history="1">
+      <w:hyperlink w:anchor="_Toc244369969" w:history="1">
         <w:r>
           <w:rPr>
             <w:rStyle w:val="Hyperlink"/>
@@ -6934,7 +6934,7 @@
             <w:noProof/>
             <w:webHidden/>
           </w:rPr>
-          <w:instrText xml:space="preserve"> PAGEREF _Toc244368943 \h </w:instrText>
+          <w:instrText xml:space="preserve"> PAGEREF _Toc244369969 \h </w:instrText>
         </w:r>
         <w:r>
           <w:rPr>
@@ -6980,7 +6980,7 @@
           <w14:ligatures w14:val="standardContextual"/>
         </w:rPr>
       </w:pPr>
-      <w:hyperlink w:anchor="_Toc244368944" w:history="1">
+      <w:hyperlink w:anchor="_Toc244369970" w:history="1">
         <w:r>
           <w:rPr>
             <w:rStyle w:val="Hyperlink"/>
@@ -7007,7 +7007,7 @@
             <w:noProof/>
             <w:webHidden/>
           </w:rPr>
-          <w:instrText xml:space="preserve"> PAGEREF _Toc244368944 \h </w:instrText>
+          <w:instrText xml:space="preserve"> PAGEREF _Toc244369970 \h </w:instrText>
         </w:r>
         <w:r>
           <w:rPr>
@@ -7053,7 +7053,7 @@
           <w14:ligatures w14:val="standardContextual"/>
         </w:rPr>
       </w:pPr>
-      <w:hyperlink w:anchor="_Toc244368945" w:history="1">
+      <w:hyperlink w:anchor="_Toc244369971" w:history="1">
         <w:r>
           <w:rPr>
             <w:rStyle w:val="Hyperlink"/>
@@ -7080,7 +7080,7 @@
             <w:noProof/>
             <w:webHidden/>
           </w:rPr>
-          <w:instrText xml:space="preserve"> PAGEREF _Toc244368945 \h </w:instrText>
+          <w:instrText xml:space="preserve"> PAGEREF _Toc244369971 \h </w:instrText>
         </w:r>
         <w:r>
           <w:rPr>
@@ -7126,7 +7126,7 @@
           <w14:ligatures w14:val="standardContextual"/>
         </w:rPr>
       </w:pPr>
-      <w:hyperlink w:anchor="_Toc244368946" w:history="1">
+      <w:hyperlink w:anchor="_Toc244369972" w:history="1">
         <w:r>
           <w:rPr>
             <w:rStyle w:val="Hyperlink"/>
@@ -7153,7 +7153,7 @@
             <w:noProof/>
             <w:webHidden/>
           </w:rPr>
-          <w:instrText xml:space="preserve"> PAGEREF _Toc244368946 \h </w:instrText>
+          <w:instrText xml:space="preserve"> PAGEREF _Toc244369972 \h </w:instrText>
         </w:r>
         <w:r>
           <w:rPr>
@@ -7199,7 +7199,7 @@
           <w14:ligatures w14:val="standardContextual"/>
         </w:rPr>
       </w:pPr>
-      <w:hyperlink w:anchor="_Toc244368947" w:history="1">
+      <w:hyperlink w:anchor="_Toc244369973" w:history="1">
         <w:r>
           <w:rPr>
             <w:rStyle w:val="Hyperlink"/>
@@ -7226,7 +7226,7 @@
             <w:noProof/>
             <w:webHidden/>
           </w:rPr>
-          <w:instrText xml:space="preserve"> PAGEREF _Toc244368947 \h </w:instrText>
+          <w:instrText xml:space="preserve"> PAGEREF _Toc244369973 \h </w:instrText>
         </w:r>
         <w:r>
           <w:rPr>
@@ -7272,7 +7272,7 @@
           <w14:ligatures w14:val="standardContextual"/>
         </w:rPr>
       </w:pPr>
-      <w:hyperlink w:anchor="_Toc244368948" w:history="1">
+      <w:hyperlink w:anchor="_Toc244369974" w:history="1">
         <w:r>
           <w:rPr>
             <w:rStyle w:val="Hyperlink"/>
@@ -7299,7 +7299,7 @@
             <w:noProof/>
             <w:webHidden/>
           </w:rPr>
-          <w:instrText xml:space="preserve"> PAGEREF _Toc244368948 \h </w:instrText>
+          <w:instrText xml:space="preserve"> PAGEREF _Toc244369974 \h </w:instrText>
         </w:r>
         <w:r>
           <w:rPr>
@@ -7345,7 +7345,7 @@
           <w14:ligatures w14:val="standardContextual"/>
         </w:rPr>
       </w:pPr>
-      <w:hyperlink w:anchor="_Toc244368949" w:history="1">
+      <w:hyperlink w:anchor="_Toc244369975" w:history="1">
         <w:r>
           <w:rPr>
             <w:rStyle w:val="Hyperlink"/>
@@ -7372,7 +7372,7 @@
             <w:noProof/>
             <w:webHidden/>
           </w:rPr>
-          <w:instrText xml:space="preserve"> PAGEREF _Toc244368949 \h </w:instrText>
+          <w:instrText xml:space="preserve"> PAGEREF _Toc244369975 \h </w:instrText>
         </w:r>
         <w:r>
           <w:rPr>
@@ -7418,7 +7418,7 @@
           <w14:ligatures w14:val="standardContextual"/>
         </w:rPr>
       </w:pPr>
-      <w:hyperlink w:anchor="_Toc244368950" w:history="1">
+      <w:hyperlink w:anchor="_Toc244369976" w:history="1">
         <w:r>
           <w:rPr>
             <w:rStyle w:val="Hyperlink"/>
@@ -7445,7 +7445,7 @@
             <w:noProof/>
             <w:webHidden/>
           </w:rPr>
-          <w:instrText xml:space="preserve"> PAGEREF _Toc244368950 \h </w:instrText>
+          <w:instrText xml:space="preserve"> PAGEREF _Toc244369976 \h </w:instrText>
         </w:r>
         <w:r>
           <w:rPr>
@@ -7491,7 +7491,7 @@
           <w14:ligatures w14:val="standardContextual"/>
         </w:rPr>
       </w:pPr>
-      <w:hyperlink w:anchor="_Toc244368951" w:history="1">
+      <w:hyperlink w:anchor="_Toc244369977" w:history="1">
         <w:r>
           <w:rPr>
             <w:rStyle w:val="Hyperlink"/>
@@ -7518,7 +7518,7 @@
             <w:noProof/>
             <w:webHidden/>
           </w:rPr>
-          <w:instrText xml:space="preserve"> PAGEREF _Toc244368951 \h </w:instrText>
+          <w:instrText xml:space="preserve"> PAGEREF _Toc244369977 \h </w:instrText>
         </w:r>
         <w:r>
           <w:rPr>
@@ -7564,7 +7564,7 @@
           <w14:ligatures w14:val="standardContextual"/>
         </w:rPr>
       </w:pPr>
-      <w:hyperlink w:anchor="_Toc244368952" w:history="1">
+      <w:hyperlink w:anchor="_Toc244369978" w:history="1">
         <w:r>
           <w:rPr>
             <w:rStyle w:val="Hyperlink"/>
@@ -7591,7 +7591,7 @@
             <w:noProof/>
             <w:webHidden/>
           </w:rPr>
-          <w:instrText xml:space="preserve"> PAGEREF _Toc244368952 \h </w:instrText>
+          <w:instrText xml:space="preserve"> PAGEREF _Toc244369978 \h </w:instrText>
         </w:r>
         <w:r>
           <w:rPr>
@@ -7637,7 +7637,7 @@
           <w14:ligatures w14:val="standardContextual"/>
         </w:rPr>
       </w:pPr>
-      <w:hyperlink w:anchor="_Toc244368953" w:history="1">
+      <w:hyperlink w:anchor="_Toc244369979" w:history="1">
         <w:r>
           <w:rPr>
             <w:rStyle w:val="Hyperlink"/>
@@ -7664,7 +7664,7 @@
             <w:noProof/>
             <w:webHidden/>
           </w:rPr>
-          <w:instrText xml:space="preserve"> PAGEREF _Toc244368953 \h </w:instrText>
+          <w:instrText xml:space="preserve"> PAGEREF _Toc244369979 \h </w:instrText>
         </w:r>
         <w:r>
           <w:rPr>
@@ -7710,7 +7710,7 @@
           <w14:ligatures w14:val="standardContextual"/>
         </w:rPr>
       </w:pPr>
-      <w:hyperlink w:anchor="_Toc244368954" w:history="1">
+      <w:hyperlink w:anchor="_Toc244369980" w:history="1">
         <w:r>
           <w:rPr>
             <w:rStyle w:val="Hyperlink"/>
@@ -7737,7 +7737,7 @@
             <w:noProof/>
             <w:webHidden/>
           </w:rPr>
-          <w:instrText xml:space="preserve"> PAGEREF _Toc244368954 \h </w:instrText>
+          <w:instrText xml:space="preserve"> PAGEREF _Toc244369980 \h </w:instrText>
         </w:r>
         <w:r>
           <w:rPr>
@@ -7783,7 +7783,7 @@
           <w14:ligatures w14:val="standardContextual"/>
         </w:rPr>
       </w:pPr>
-      <w:hyperlink w:anchor="_Toc244368955" w:history="1">
+      <w:hyperlink w:anchor="_Toc244369981" w:history="1">
         <w:r>
           <w:rPr>
             <w:rStyle w:val="Hyperlink"/>
@@ -7810,7 +7810,7 @@
             <w:noProof/>
             <w:webHidden/>
           </w:rPr>
-          <w:instrText xml:space="preserve"> PAGEREF _Toc244368955 \h </w:instrText>
+          <w:instrText xml:space="preserve"> PAGEREF _Toc244369981 \h </w:instrText>
         </w:r>
         <w:r>
           <w:rPr>
@@ -7856,7 +7856,7 @@
           <w14:ligatures w14:val="standardContextual"/>
         </w:rPr>
       </w:pPr>
-      <w:hyperlink w:anchor="_Toc244368956" w:history="1">
+      <w:hyperlink w:anchor="_Toc244369982" w:history="1">
         <w:r>
           <w:rPr>
             <w:rStyle w:val="Hyperlink"/>
@@ -7883,7 +7883,7 @@
             <w:noProof/>
             <w:webHidden/>
           </w:rPr>
-          <w:instrText xml:space="preserve"> PAGEREF _Toc244368956 \h </w:instrText>
+          <w:instrText xml:space="preserve"> PAGEREF _Toc244369982 \h </w:instrText>
         </w:r>
         <w:r>
           <w:rPr>
@@ -7929,7 +7929,7 @@
           <w14:ligatures w14:val="standardContextual"/>
         </w:rPr>
       </w:pPr>
-      <w:hyperlink w:anchor="_Toc244368957" w:history="1">
+      <w:hyperlink w:anchor="_Toc244369983" w:history="1">
         <w:r>
           <w:rPr>
             <w:rStyle w:val="Hyperlink"/>
@@ -7956,7 +7956,7 @@
             <w:noProof/>
             <w:webHidden/>
           </w:rPr>
-          <w:instrText xml:space="preserve"> PAGEREF _Toc244368957 \h </w:instrText>
+          <w:instrText xml:space="preserve"> PAGEREF _Toc244369983 \h </w:instrText>
         </w:r>
         <w:r>
           <w:rPr>
@@ -8002,7 +8002,7 @@
           <w14:ligatures w14:val="standardContextual"/>
         </w:rPr>
       </w:pPr>
-      <w:hyperlink w:anchor="_Toc244368958" w:history="1">
+      <w:hyperlink w:anchor="_Toc244369984" w:history="1">
         <w:r>
           <w:rPr>
             <w:rStyle w:val="Hyperlink"/>
@@ -8029,7 +8029,7 @@
             <w:noProof/>
             <w:webHidden/>
           </w:rPr>
-          <w:instrText xml:space="preserve"> PAGEREF _Toc244368958 \h </w:instrText>
+          <w:instrText xml:space="preserve"> PAGEREF _Toc244369984 \h </w:instrText>
         </w:r>
         <w:r>
           <w:rPr>
@@ -8075,7 +8075,7 @@
           <w14:ligatures w14:val="standardContextual"/>
         </w:rPr>
       </w:pPr>
-      <w:hyperlink w:anchor="_Toc244368959" w:history="1">
+      <w:hyperlink w:anchor="_Toc244369985" w:history="1">
         <w:r>
           <w:rPr>
             <w:rStyle w:val="Hyperlink"/>
@@ -8102,7 +8102,7 @@
             <w:noProof/>
             <w:webHidden/>
           </w:rPr>
-          <w:instrText xml:space="preserve"> PAGEREF _Toc244368959 \h </w:instrText>
+          <w:instrText xml:space="preserve"> PAGEREF _Toc244369985 \h </w:instrText>
         </w:r>
         <w:r>
           <w:rPr>
@@ -8148,7 +8148,7 @@
           <w14:ligatures w14:val="standardContextual"/>
         </w:rPr>
       </w:pPr>
-      <w:hyperlink w:anchor="_Toc244368960" w:history="1">
+      <w:hyperlink w:anchor="_Toc244369986" w:history="1">
         <w:r>
           <w:rPr>
             <w:rStyle w:val="Hyperlink"/>
@@ -8175,7 +8175,7 @@
             <w:noProof/>
             <w:webHidden/>
           </w:rPr>
-          <w:instrText xml:space="preserve"> PAGEREF _Toc244368960 \h </w:instrText>
+          <w:instrText xml:space="preserve"> PAGEREF _Toc244369986 \h </w:instrText>
         </w:r>
         <w:r>
           <w:rPr>
@@ -8221,7 +8221,7 @@
           <w14:ligatures w14:val="standardContextual"/>
         </w:rPr>
       </w:pPr>
-      <w:hyperlink w:anchor="_Toc244368961" w:history="1">
+      <w:hyperlink w:anchor="_Toc244369987" w:history="1">
         <w:r>
           <w:rPr>
             <w:rStyle w:val="Hyperlink"/>
@@ -8248,7 +8248,7 @@
             <w:noProof/>
             <w:webHidden/>
           </w:rPr>
-          <w:instrText xml:space="preserve"> PAGEREF _Toc244368961 \h </w:instrText>
+          <w:instrText xml:space="preserve"> PAGEREF _Toc244369987 \h </w:instrText>
         </w:r>
         <w:r>
           <w:rPr>
@@ -8294,7 +8294,7 @@
           <w14:ligatures w14:val="standardContextual"/>
         </w:rPr>
       </w:pPr>
-      <w:hyperlink w:anchor="_Toc244368962" w:history="1">
+      <w:hyperlink w:anchor="_Toc244369988" w:history="1">
         <w:r>
           <w:rPr>
             <w:rStyle w:val="Hyperlink"/>
@@ -8321,7 +8321,7 @@
             <w:noProof/>
             <w:webHidden/>
           </w:rPr>
-          <w:instrText xml:space="preserve"> PAGEREF _Toc244368962 \h </w:instrText>
+          <w:instrText xml:space="preserve"> PAGEREF _Toc244369988 \h </w:instrText>
         </w:r>
         <w:r>
           <w:rPr>
@@ -8367,7 +8367,7 @@
           <w14:ligatures w14:val="standardContextual"/>
         </w:rPr>
       </w:pPr>
-      <w:hyperlink w:anchor="_Toc244368963" w:history="1">
+      <w:hyperlink w:anchor="_Toc244369989" w:history="1">
         <w:r>
           <w:rPr>
             <w:rStyle w:val="Hyperlink"/>
@@ -8394,7 +8394,7 @@
             <w:noProof/>
             <w:webHidden/>
           </w:rPr>
-          <w:instrText xml:space="preserve"> PAGEREF _Toc244368963 \h </w:instrText>
+          <w:instrText xml:space="preserve"> PAGEREF _Toc244369989 \h </w:instrText>
         </w:r>
         <w:r>
           <w:rPr>
@@ -8440,7 +8440,7 @@
           <w14:ligatures w14:val="standardContextual"/>
         </w:rPr>
       </w:pPr>
-      <w:hyperlink w:anchor="_Toc244368964" w:history="1">
+      <w:hyperlink w:anchor="_Toc244369990" w:history="1">
         <w:r>
           <w:rPr>
             <w:rStyle w:val="Hyperlink"/>
@@ -8467,7 +8467,7 @@
             <w:noProof/>
             <w:webHidden/>
           </w:rPr>
-          <w:instrText xml:space="preserve"> PAGEREF _Toc244368964 \h </w:instrText>
+          <w:instrText xml:space="preserve"> PAGEREF _Toc244369990 \h </w:instrText>
         </w:r>
         <w:r>
           <w:rPr>
@@ -8513,7 +8513,7 @@
           <w14:ligatures w14:val="standardContextual"/>
         </w:rPr>
       </w:pPr>
-      <w:hyperlink w:anchor="_Toc244368965" w:history="1">
+      <w:hyperlink w:anchor="_Toc244369991" w:history="1">
         <w:r>
           <w:rPr>
             <w:rStyle w:val="Hyperlink"/>
@@ -8540,7 +8540,7 @@
             <w:noProof/>
             <w:webHidden/>
           </w:rPr>
-          <w:instrText xml:space="preserve"> PAGEREF _Toc244368965 \h </w:instrText>
+          <w:instrText xml:space="preserve"> PAGEREF _Toc244369991 \h </w:instrText>
         </w:r>
         <w:r>
           <w:rPr>
@@ -8586,7 +8586,7 @@
           <w14:ligatures w14:val="standardContextual"/>
         </w:rPr>
       </w:pPr>
-      <w:hyperlink w:anchor="_Toc244368966" w:history="1">
+      <w:hyperlink w:anchor="_Toc244369992" w:history="1">
         <w:r>
           <w:rPr>
             <w:rStyle w:val="Hyperlink"/>
@@ -8613,7 +8613,7 @@
             <w:noProof/>
             <w:webHidden/>
           </w:rPr>
-          <w:instrText xml:space="preserve"> PAGEREF _Toc244368966 \h </w:instrText>
+          <w:instrText xml:space="preserve"> PAGEREF _Toc244369992 \h </w:instrText>
         </w:r>
         <w:r>
           <w:rPr>
@@ -8659,7 +8659,7 @@
           <w14:ligatures w14:val="standardContextual"/>
         </w:rPr>
       </w:pPr>
-      <w:hyperlink w:anchor="_Toc244368967" w:history="1">
+      <w:hyperlink w:anchor="_Toc244369993" w:history="1">
         <w:r>
           <w:rPr>
             <w:rStyle w:val="Hyperlink"/>
@@ -8686,7 +8686,7 @@
             <w:noProof/>
             <w:webHidden/>
           </w:rPr>
-          <w:instrText xml:space="preserve"> PAGEREF _Toc244368967 \h </w:instrText>
+          <w:instrText xml:space="preserve"> PAGEREF _Toc244369993 \h </w:instrText>
         </w:r>
         <w:r>
           <w:rPr>
@@ -8732,7 +8732,7 @@
           <w14:ligatures w14:val="standardContextual"/>
         </w:rPr>
       </w:pPr>
-      <w:hyperlink w:anchor="_Toc244368968" w:history="1">
+      <w:hyperlink w:anchor="_Toc244369994" w:history="1">
         <w:r>
           <w:rPr>
             <w:rStyle w:val="Hyperlink"/>
@@ -8759,7 +8759,7 @@
             <w:noProof/>
             <w:webHidden/>
           </w:rPr>
-          <w:instrText xml:space="preserve"> PAGEREF _Toc244368968 \h </w:instrText>
+          <w:instrText xml:space="preserve"> PAGEREF _Toc244369994 \h </w:instrText>
         </w:r>
         <w:r>
           <w:rPr>
@@ -8805,7 +8805,7 @@
           <w14:ligatures w14:val="standardContextual"/>
         </w:rPr>
       </w:pPr>
-      <w:hyperlink w:anchor="_Toc244368969" w:history="1">
+      <w:hyperlink w:anchor="_Toc244369995" w:history="1">
         <w:r>
           <w:rPr>
             <w:rStyle w:val="Hyperlink"/>
@@ -8832,7 +8832,7 @@
             <w:noProof/>
             <w:webHidden/>
           </w:rPr>
-          <w:instrText xml:space="preserve"> PAGEREF _Toc244368969 \h </w:instrText>
+          <w:instrText xml:space="preserve"> PAGEREF _Toc244369995 \h </w:instrText>
         </w:r>
         <w:r>
           <w:rPr>
@@ -8878,7 +8878,7 @@
           <w14:ligatures w14:val="standardContextual"/>
         </w:rPr>
       </w:pPr>
-      <w:hyperlink w:anchor="_Toc244368970" w:history="1">
+      <w:hyperlink w:anchor="_Toc244369996" w:history="1">
         <w:r>
           <w:rPr>
             <w:rStyle w:val="Hyperlink"/>
@@ -8905,7 +8905,7 @@
             <w:noProof/>
             <w:webHidden/>
           </w:rPr>
-          <w:instrText xml:space="preserve"> PAGEREF _Toc244368970 \h </w:instrText>
+          <w:instrText xml:space="preserve"> PAGEREF _Toc244369996 \h </w:instrText>
         </w:r>
         <w:r>
           <w:rPr>
@@ -8951,7 +8951,7 @@
           <w14:ligatures w14:val="standardContextual"/>
         </w:rPr>
       </w:pPr>
-      <w:hyperlink w:anchor="_Toc244368971" w:history="1">
+      <w:hyperlink w:anchor="_Toc244369997" w:history="1">
         <w:r>
           <w:rPr>
             <w:rStyle w:val="Hyperlink"/>
@@ -8978,7 +8978,7 @@
             <w:noProof/>
             <w:webHidden/>
           </w:rPr>
-          <w:instrText xml:space="preserve"> PAGEREF _Toc244368971 \h </w:instrText>
+          <w:instrText xml:space="preserve"> PAGEREF _Toc244369997 \h </w:instrText>
         </w:r>
         <w:r>
           <w:rPr>
@@ -9024,7 +9024,7 @@
           <w14:ligatures w14:val="standardContextual"/>
         </w:rPr>
       </w:pPr>
-      <w:hyperlink w:anchor="_Toc244368972" w:history="1">
+      <w:hyperlink w:anchor="_Toc244369998" w:history="1">
         <w:r>
           <w:rPr>
             <w:rStyle w:val="Hyperlink"/>
@@ -9051,7 +9051,7 @@
             <w:noProof/>
             <w:webHidden/>
           </w:rPr>
-          <w:instrText xml:space="preserve"> PAGEREF _Toc244368972 \h </w:instrText>
+          <w:instrText xml:space="preserve"> PAGEREF _Toc244369998 \h </w:instrText>
         </w:r>
         <w:r>
           <w:rPr>
@@ -9097,7 +9097,7 @@
           <w14:ligatures w14:val="standardContextual"/>
         </w:rPr>
       </w:pPr>
-      <w:hyperlink w:anchor="_Toc244368973" w:history="1">
+      <w:hyperlink w:anchor="_Toc244369999" w:history="1">
         <w:r>
           <w:rPr>
             <w:rStyle w:val="Hyperlink"/>
@@ -9124,7 +9124,7 @@
             <w:noProof/>
             <w:webHidden/>
           </w:rPr>
-          <w:instrText xml:space="preserve"> PAGEREF _Toc244368973 \h </w:instrText>
+          <w:instrText xml:space="preserve"> PAGEREF _Toc244369999 \h </w:instrText>
         </w:r>
         <w:r>
           <w:rPr>
@@ -9170,7 +9170,7 @@
           <w14:ligatures w14:val="standardContextual"/>
         </w:rPr>
       </w:pPr>
-      <w:hyperlink w:anchor="_Toc244368974" w:history="1">
+      <w:hyperlink w:anchor="_Toc244370000" w:history="1">
         <w:r>
           <w:rPr>
             <w:rStyle w:val="Hyperlink"/>
@@ -9197,7 +9197,7 @@
             <w:noProof/>
             <w:webHidden/>
           </w:rPr>
-          <w:instrText xml:space="preserve"> PAGEREF _Toc244368974 \h </w:instrText>
+          <w:instrText xml:space="preserve"> PAGEREF _Toc244370000 \h </w:instrText>
         </w:r>
         <w:r>
           <w:rPr>
@@ -9243,7 +9243,7 @@
           <w14:ligatures w14:val="standardContextual"/>
         </w:rPr>
       </w:pPr>
-      <w:hyperlink w:anchor="_Toc244368975" w:history="1">
+      <w:hyperlink w:anchor="_Toc244370001" w:history="1">
         <w:r>
           <w:rPr>
             <w:rStyle w:val="Hyperlink"/>
@@ -9270,7 +9270,7 @@
             <w:noProof/>
             <w:webHidden/>
           </w:rPr>
-          <w:instrText xml:space="preserve"> PAGEREF _Toc244368975 \h </w:instrText>
+          <w:instrText xml:space="preserve"> PAGEREF _Toc244370001 \h </w:instrText>
         </w:r>
         <w:r>
           <w:rPr>
@@ -9316,7 +9316,7 @@
           <w14:ligatures w14:val="standardContextual"/>
         </w:rPr>
       </w:pPr>
-      <w:hyperlink w:anchor="_Toc244368976" w:history="1">
+      <w:hyperlink w:anchor="_Toc244370002" w:history="1">
         <w:r>
           <w:rPr>
             <w:rStyle w:val="Hyperlink"/>
@@ -9343,7 +9343,7 @@
             <w:noProof/>
             <w:webHidden/>
           </w:rPr>
-          <w:instrText xml:space="preserve"> PAGEREF _Toc244368976 \h </w:instrText>
+          <w:instrText xml:space="preserve"> PAGEREF _Toc244370002 \h </w:instrText>
         </w:r>
         <w:r>
           <w:rPr>
@@ -9393,7 +9393,7 @@
       <w:pPr>
         <w:pStyle w:val="RListTitle"/>
       </w:pPr>
-      <w:bookmarkStart w:id="11" w:name="_Toc244368883"/>
+      <w:bookmarkStart w:id="11" w:name="_Toc244369909"/>
       <w:r>
         <w:t>LIST OF FIGURES</w:t>
       </w:r>
@@ -9423,7 +9423,7 @@
       <w:r>
         <w:fldChar w:fldCharType="separate"/>
       </w:r>
-      <w:hyperlink w:anchor="_Toc244368977" w:history="1">
+      <w:hyperlink w:anchor="_Toc244370003" w:history="1">
         <w:r>
           <w:rPr>
             <w:rStyle w:val="Hyperlink"/>
@@ -9458,7 +9458,7 @@
             <w:noProof/>
             <w:webHidden/>
           </w:rPr>
-          <w:instrText xml:space="preserve"> PAGEREF _Toc244368977 \h </w:instrText>
+          <w:instrText xml:space="preserve"> PAGEREF _Toc244370003 \h </w:instrText>
         </w:r>
         <w:r>
           <w:rPr>
@@ -9504,7 +9504,7 @@
           <w14:ligatures w14:val="standardContextual"/>
         </w:rPr>
       </w:pPr>
-      <w:hyperlink w:anchor="_Toc244368978" w:history="1">
+      <w:hyperlink w:anchor="_Toc244370004" w:history="1">
         <w:r>
           <w:rPr>
             <w:rStyle w:val="Hyperlink"/>
@@ -9539,7 +9539,7 @@
             <w:noProof/>
             <w:webHidden/>
           </w:rPr>
-          <w:instrText xml:space="preserve"> PAGEREF _Toc244368978 \h </w:instrText>
+          <w:instrText xml:space="preserve"> PAGEREF _Toc244370004 \h </w:instrText>
         </w:r>
         <w:r>
           <w:rPr>
@@ -9585,7 +9585,7 @@
           <w14:ligatures w14:val="standardContextual"/>
         </w:rPr>
       </w:pPr>
-      <w:hyperlink w:anchor="_Toc244368979" w:history="1">
+      <w:hyperlink w:anchor="_Toc244370005" w:history="1">
         <w:r>
           <w:rPr>
             <w:rStyle w:val="Hyperlink"/>
@@ -9620,7 +9620,7 @@
             <w:noProof/>
             <w:webHidden/>
           </w:rPr>
-          <w:instrText xml:space="preserve"> PAGEREF _Toc244368979 \h </w:instrText>
+          <w:instrText xml:space="preserve"> PAGEREF _Toc244370005 \h </w:instrText>
         </w:r>
         <w:r>
           <w:rPr>
@@ -9666,7 +9666,7 @@
           <w14:ligatures w14:val="standardContextual"/>
         </w:rPr>
       </w:pPr>
-      <w:hyperlink w:anchor="_Toc244368980" w:history="1">
+      <w:hyperlink w:anchor="_Toc244370006" w:history="1">
         <w:r>
           <w:rPr>
             <w:rStyle w:val="Hyperlink"/>
@@ -9701,7 +9701,7 @@
             <w:noProof/>
             <w:webHidden/>
           </w:rPr>
-          <w:instrText xml:space="preserve"> PAGEREF _Toc244368980 \h </w:instrText>
+          <w:instrText xml:space="preserve"> PAGEREF _Toc244370006 \h </w:instrText>
         </w:r>
         <w:r>
           <w:rPr>
@@ -9747,7 +9747,7 @@
           <w14:ligatures w14:val="standardContextual"/>
         </w:rPr>
       </w:pPr>
-      <w:hyperlink w:anchor="_Toc244368981" w:history="1">
+      <w:hyperlink w:anchor="_Toc244370007" w:history="1">
         <w:r>
           <w:rPr>
             <w:rStyle w:val="Hyperlink"/>
@@ -9782,7 +9782,7 @@
             <w:noProof/>
             <w:webHidden/>
           </w:rPr>
-          <w:instrText xml:space="preserve"> PAGEREF _Toc244368981 \h </w:instrText>
+          <w:instrText xml:space="preserve"> PAGEREF _Toc244370007 \h </w:instrText>
         </w:r>
         <w:r>
           <w:rPr>
@@ -9828,7 +9828,7 @@
           <w14:ligatures w14:val="standardContextual"/>
         </w:rPr>
       </w:pPr>
-      <w:hyperlink w:anchor="_Toc244368982" w:history="1">
+      <w:hyperlink w:anchor="_Toc244370008" w:history="1">
         <w:r>
           <w:rPr>
             <w:rStyle w:val="Hyperlink"/>
@@ -9863,7 +9863,7 @@
             <w:noProof/>
             <w:webHidden/>
           </w:rPr>
-          <w:instrText xml:space="preserve"> PAGEREF _Toc244368982 \h </w:instrText>
+          <w:instrText xml:space="preserve"> PAGEREF _Toc244370008 \h </w:instrText>
         </w:r>
         <w:r>
           <w:rPr>
@@ -9909,7 +9909,7 @@
           <w14:ligatures w14:val="standardContextual"/>
         </w:rPr>
       </w:pPr>
-      <w:hyperlink w:anchor="_Toc244368983" w:history="1">
+      <w:hyperlink w:anchor="_Toc244370009" w:history="1">
         <w:r>
           <w:rPr>
             <w:rStyle w:val="Hyperlink"/>
@@ -9944,7 +9944,7 @@
             <w:noProof/>
             <w:webHidden/>
           </w:rPr>
-          <w:instrText xml:space="preserve"> PAGEREF _Toc244368983 \h </w:instrText>
+          <w:instrText xml:space="preserve"> PAGEREF _Toc244370009 \h </w:instrText>
         </w:r>
         <w:r>
           <w:rPr>
@@ -9990,7 +9990,7 @@
           <w14:ligatures w14:val="standardContextual"/>
         </w:rPr>
       </w:pPr>
-      <w:hyperlink w:anchor="_Toc244368984" w:history="1">
+      <w:hyperlink w:anchor="_Toc244370010" w:history="1">
         <w:r>
           <w:rPr>
             <w:rStyle w:val="Hyperlink"/>
@@ -10025,7 +10025,7 @@
             <w:noProof/>
             <w:webHidden/>
           </w:rPr>
-          <w:instrText xml:space="preserve"> PAGEREF _Toc244368984 \h </w:instrText>
+          <w:instrText xml:space="preserve"> PAGEREF _Toc244370010 \h </w:instrText>
         </w:r>
         <w:r>
           <w:rPr>
@@ -10071,7 +10071,7 @@
           <w14:ligatures w14:val="standardContextual"/>
         </w:rPr>
       </w:pPr>
-      <w:hyperlink w:anchor="_Toc244368985" w:history="1">
+      <w:hyperlink w:anchor="_Toc244370011" w:history="1">
         <w:r>
           <w:rPr>
             <w:rStyle w:val="Hyperlink"/>
@@ -10106,7 +10106,7 @@
             <w:noProof/>
             <w:webHidden/>
           </w:rPr>
-          <w:instrText xml:space="preserve"> PAGEREF _Toc244368985 \h </w:instrText>
+          <w:instrText xml:space="preserve"> PAGEREF _Toc244370011 \h </w:instrText>
         </w:r>
         <w:r>
           <w:rPr>
@@ -10152,7 +10152,7 @@
           <w14:ligatures w14:val="standardContextual"/>
         </w:rPr>
       </w:pPr>
-      <w:hyperlink w:anchor="_Toc244368986" w:history="1">
+      <w:hyperlink w:anchor="_Toc244370012" w:history="1">
         <w:r>
           <w:rPr>
             <w:rStyle w:val="Hyperlink"/>
@@ -10187,7 +10187,7 @@
             <w:noProof/>
             <w:webHidden/>
           </w:rPr>
-          <w:instrText xml:space="preserve"> PAGEREF _Toc244368986 \h </w:instrText>
+          <w:instrText xml:space="preserve"> PAGEREF _Toc244370012 \h </w:instrText>
         </w:r>
         <w:r>
           <w:rPr>
@@ -10233,7 +10233,7 @@
           <w14:ligatures w14:val="standardContextual"/>
         </w:rPr>
       </w:pPr>
-      <w:hyperlink w:anchor="_Toc244368987" w:history="1">
+      <w:hyperlink w:anchor="_Toc244370013" w:history="1">
         <w:r>
           <w:rPr>
             <w:rStyle w:val="Hyperlink"/>
@@ -10268,7 +10268,7 @@
             <w:noProof/>
             <w:webHidden/>
           </w:rPr>
-          <w:instrText xml:space="preserve"> PAGEREF _Toc244368987 \h </w:instrText>
+          <w:instrText xml:space="preserve"> PAGEREF _Toc244370013 \h </w:instrText>
         </w:r>
         <w:r>
           <w:rPr>
@@ -10314,7 +10314,7 @@
           <w14:ligatures w14:val="standardContextual"/>
         </w:rPr>
       </w:pPr>
-      <w:hyperlink w:anchor="_Toc244368988" w:history="1">
+      <w:hyperlink w:anchor="_Toc244370014" w:history="1">
         <w:r>
           <w:rPr>
             <w:rStyle w:val="Hyperlink"/>
@@ -10349,7 +10349,7 @@
             <w:noProof/>
             <w:webHidden/>
           </w:rPr>
-          <w:instrText xml:space="preserve"> PAGEREF _Toc244368988 \h </w:instrText>
+          <w:instrText xml:space="preserve"> PAGEREF _Toc244370014 \h </w:instrText>
         </w:r>
         <w:r>
           <w:rPr>
@@ -10395,7 +10395,7 @@
           <w14:ligatures w14:val="standardContextual"/>
         </w:rPr>
       </w:pPr>
-      <w:hyperlink w:anchor="_Toc244368989" w:history="1">
+      <w:hyperlink w:anchor="_Toc244370015" w:history="1">
         <w:r>
           <w:rPr>
             <w:rStyle w:val="Hyperlink"/>
@@ -10430,7 +10430,7 @@
             <w:noProof/>
             <w:webHidden/>
           </w:rPr>
-          <w:instrText xml:space="preserve"> PAGEREF _Toc244368989 \h </w:instrText>
+          <w:instrText xml:space="preserve"> PAGEREF _Toc244370015 \h </w:instrText>
         </w:r>
         <w:r>
           <w:rPr>
@@ -10476,7 +10476,7 @@
           <w14:ligatures w14:val="standardContextual"/>
         </w:rPr>
       </w:pPr>
-      <w:hyperlink w:anchor="_Toc244368990" w:history="1">
+      <w:hyperlink w:anchor="_Toc244370016" w:history="1">
         <w:r>
           <w:rPr>
             <w:rStyle w:val="Hyperlink"/>
@@ -10511,7 +10511,7 @@
             <w:noProof/>
             <w:webHidden/>
           </w:rPr>
-          <w:instrText xml:space="preserve"> PAGEREF _Toc244368990 \h </w:instrText>
+          <w:instrText xml:space="preserve"> PAGEREF _Toc244370016 \h </w:instrText>
         </w:r>
         <w:r>
           <w:rPr>
@@ -10557,7 +10557,7 @@
           <w14:ligatures w14:val="standardContextual"/>
         </w:rPr>
       </w:pPr>
-      <w:hyperlink w:anchor="_Toc244368991" w:history="1">
+      <w:hyperlink w:anchor="_Toc244370017" w:history="1">
         <w:r>
           <w:rPr>
             <w:rStyle w:val="Hyperlink"/>
@@ -10592,7 +10592,7 @@
             <w:noProof/>
             <w:webHidden/>
           </w:rPr>
-          <w:instrText xml:space="preserve"> PAGEREF _Toc244368991 \h </w:instrText>
+          <w:instrText xml:space="preserve"> PAGEREF _Toc244370017 \h </w:instrText>
         </w:r>
         <w:r>
           <w:rPr>
@@ -10638,7 +10638,7 @@
           <w14:ligatures w14:val="standardContextual"/>
         </w:rPr>
       </w:pPr>
-      <w:hyperlink w:anchor="_Toc244368992" w:history="1">
+      <w:hyperlink w:anchor="_Toc244370018" w:history="1">
         <w:r>
           <w:rPr>
             <w:rStyle w:val="Hyperlink"/>
@@ -10673,7 +10673,7 @@
             <w:noProof/>
             <w:webHidden/>
           </w:rPr>
-          <w:instrText xml:space="preserve"> PAGEREF _Toc244368992 \h </w:instrText>
+          <w:instrText xml:space="preserve"> PAGEREF _Toc244370018 \h </w:instrText>
         </w:r>
         <w:r>
           <w:rPr>
@@ -10719,7 +10719,7 @@
           <w14:ligatures w14:val="standardContextual"/>
         </w:rPr>
       </w:pPr>
-      <w:hyperlink w:anchor="_Toc244368993" w:history="1">
+      <w:hyperlink w:anchor="_Toc244370019" w:history="1">
         <w:r>
           <w:rPr>
             <w:rStyle w:val="Hyperlink"/>
@@ -10754,7 +10754,7 @@
             <w:noProof/>
             <w:webHidden/>
           </w:rPr>
-          <w:instrText xml:space="preserve"> PAGEREF _Toc244368993 \h </w:instrText>
+          <w:instrText xml:space="preserve"> PAGEREF _Toc244370019 \h </w:instrText>
         </w:r>
         <w:r>
           <w:rPr>
@@ -10800,7 +10800,7 @@
           <w14:ligatures w14:val="standardContextual"/>
         </w:rPr>
       </w:pPr>
-      <w:hyperlink w:anchor="_Toc244368994" w:history="1">
+      <w:hyperlink w:anchor="_Toc244370020" w:history="1">
         <w:r>
           <w:rPr>
             <w:rStyle w:val="Hyperlink"/>
@@ -10835,7 +10835,7 @@
             <w:noProof/>
             <w:webHidden/>
           </w:rPr>
-          <w:instrText xml:space="preserve"> PAGEREF _Toc244368994 \h </w:instrText>
+          <w:instrText xml:space="preserve"> PAGEREF _Toc244370020 \h </w:instrText>
         </w:r>
         <w:r>
           <w:rPr>
@@ -10881,7 +10881,7 @@
           <w14:ligatures w14:val="standardContextual"/>
         </w:rPr>
       </w:pPr>
-      <w:hyperlink w:anchor="_Toc244368995" w:history="1">
+      <w:hyperlink w:anchor="_Toc244370021" w:history="1">
         <w:r>
           <w:rPr>
             <w:rStyle w:val="Hyperlink"/>
@@ -10916,7 +10916,7 @@
             <w:noProof/>
             <w:webHidden/>
           </w:rPr>
-          <w:instrText xml:space="preserve"> PAGEREF _Toc244368995 \h </w:instrText>
+          <w:instrText xml:space="preserve"> PAGEREF _Toc244370021 \h </w:instrText>
         </w:r>
         <w:r>
           <w:rPr>
@@ -10962,7 +10962,7 @@
           <w14:ligatures w14:val="standardContextual"/>
         </w:rPr>
       </w:pPr>
-      <w:hyperlink w:anchor="_Toc244368996" w:history="1">
+      <w:hyperlink w:anchor="_Toc244370022" w:history="1">
         <w:r>
           <w:rPr>
             <w:rStyle w:val="Hyperlink"/>
@@ -10997,7 +10997,7 @@
             <w:noProof/>
             <w:webHidden/>
           </w:rPr>
-          <w:instrText xml:space="preserve"> PAGEREF _Toc244368996 \h </w:instrText>
+          <w:instrText xml:space="preserve"> PAGEREF _Toc244370022 \h </w:instrText>
         </w:r>
         <w:r>
           <w:rPr>
@@ -11047,7 +11047,7 @@
       <w:pPr>
         <w:pStyle w:val="RListTitle"/>
       </w:pPr>
-      <w:bookmarkStart w:id="12" w:name="_Toc244368884"/>
+      <w:bookmarkStart w:id="12" w:name="_Toc244369910"/>
       <w:r>
         <w:t>LIST OF TABLES</w:t>
       </w:r>
@@ -11077,7 +11077,7 @@
       <w:r>
         <w:fldChar w:fldCharType="separate"/>
       </w:r>
-      <w:hyperlink w:anchor="_Toc244368997" w:history="1">
+      <w:hyperlink w:anchor="_Toc244370023" w:history="1">
         <w:r>
           <w:rPr>
             <w:rStyle w:val="Hyperlink"/>
@@ -11112,7 +11112,7 @@
             <w:noProof/>
             <w:webHidden/>
           </w:rPr>
-          <w:instrText xml:space="preserve"> PAGEREF _Toc244368997 \h </w:instrText>
+          <w:instrText xml:space="preserve"> PAGEREF _Toc244370023 \h </w:instrText>
         </w:r>
         <w:r>
           <w:rPr>
@@ -11158,7 +11158,7 @@
           <w14:ligatures w14:val="standardContextual"/>
         </w:rPr>
       </w:pPr>
-      <w:hyperlink w:anchor="_Toc244368998" w:history="1">
+      <w:hyperlink w:anchor="_Toc244370024" w:history="1">
         <w:r>
           <w:rPr>
             <w:rStyle w:val="Hyperlink"/>
@@ -11193,7 +11193,7 @@
             <w:noProof/>
             <w:webHidden/>
           </w:rPr>
-          <w:instrText xml:space="preserve"> PAGEREF _Toc244368998 \h </w:instrText>
+          <w:instrText xml:space="preserve"> PAGEREF _Toc244370024 \h </w:instrText>
         </w:r>
         <w:r>
           <w:rPr>
@@ -11239,7 +11239,7 @@
           <w14:ligatures w14:val="standardContextual"/>
         </w:rPr>
       </w:pPr>
-      <w:hyperlink w:anchor="_Toc244368999" w:history="1">
+      <w:hyperlink w:anchor="_Toc244370025" w:history="1">
         <w:r>
           <w:rPr>
             <w:rStyle w:val="Hyperlink"/>
@@ -11274,7 +11274,7 @@
             <w:noProof/>
             <w:webHidden/>
           </w:rPr>
-          <w:instrText xml:space="preserve"> PAGEREF _Toc244368999 \h </w:instrText>
+          <w:instrText xml:space="preserve"> PAGEREF _Toc244370025 \h </w:instrText>
         </w:r>
         <w:r>
           <w:rPr>
@@ -11320,7 +11320,7 @@
           <w14:ligatures w14:val="standardContextual"/>
         </w:rPr>
       </w:pPr>
-      <w:hyperlink w:anchor="_Toc244369000" w:history="1">
+      <w:hyperlink w:anchor="_Toc244370026" w:history="1">
         <w:r>
           <w:rPr>
             <w:rStyle w:val="Hyperlink"/>
@@ -11355,7 +11355,7 @@
             <w:noProof/>
             <w:webHidden/>
           </w:rPr>
-          <w:instrText xml:space="preserve"> PAGEREF _Toc244369000 \h </w:instrText>
+          <w:instrText xml:space="preserve"> PAGEREF _Toc244370026 \h </w:instrText>
         </w:r>
         <w:r>
           <w:rPr>
@@ -11401,7 +11401,7 @@
           <w14:ligatures w14:val="standardContextual"/>
         </w:rPr>
       </w:pPr>
-      <w:hyperlink w:anchor="_Toc244369001" w:history="1">
+      <w:hyperlink w:anchor="_Toc244370027" w:history="1">
         <w:r>
           <w:rPr>
             <w:rStyle w:val="Hyperlink"/>
@@ -11436,7 +11436,7 @@
             <w:noProof/>
             <w:webHidden/>
           </w:rPr>
-          <w:instrText xml:space="preserve"> PAGEREF _Toc244369001 \h </w:instrText>
+          <w:instrText xml:space="preserve"> PAGEREF _Toc244370027 \h </w:instrText>
         </w:r>
         <w:r>
           <w:rPr>
@@ -11482,7 +11482,7 @@
           <w14:ligatures w14:val="standardContextual"/>
         </w:rPr>
       </w:pPr>
-      <w:hyperlink w:anchor="_Toc244369002" w:history="1">
+      <w:hyperlink w:anchor="_Toc244370028" w:history="1">
         <w:r>
           <w:rPr>
             <w:rStyle w:val="Hyperlink"/>
@@ -11517,7 +11517,7 @@
             <w:noProof/>
             <w:webHidden/>
           </w:rPr>
-          <w:instrText xml:space="preserve"> PAGEREF _Toc244369002 \h </w:instrText>
+          <w:instrText xml:space="preserve"> PAGEREF _Toc244370028 \h </w:instrText>
         </w:r>
         <w:r>
           <w:rPr>
@@ -11563,7 +11563,7 @@
           <w14:ligatures w14:val="standardContextual"/>
         </w:rPr>
       </w:pPr>
-      <w:hyperlink w:anchor="_Toc244369003" w:history="1">
+      <w:hyperlink w:anchor="_Toc244370029" w:history="1">
         <w:r>
           <w:rPr>
             <w:rStyle w:val="Hyperlink"/>
@@ -11598,7 +11598,7 @@
             <w:noProof/>
             <w:webHidden/>
           </w:rPr>
-          <w:instrText xml:space="preserve"> PAGEREF _Toc244369003 \h </w:instrText>
+          <w:instrText xml:space="preserve"> PAGEREF _Toc244370029 \h </w:instrText>
         </w:r>
         <w:r>
           <w:rPr>
@@ -11644,7 +11644,7 @@
           <w14:ligatures w14:val="standardContextual"/>
         </w:rPr>
       </w:pPr>
-      <w:hyperlink w:anchor="_Toc244369004" w:history="1">
+      <w:hyperlink w:anchor="_Toc244370030" w:history="1">
         <w:r>
           <w:rPr>
             <w:rStyle w:val="Hyperlink"/>
@@ -11679,7 +11679,7 @@
             <w:noProof/>
             <w:webHidden/>
           </w:rPr>
-          <w:instrText xml:space="preserve"> PAGEREF _Toc244369004 \h </w:instrText>
+          <w:instrText xml:space="preserve"> PAGEREF _Toc244370030 \h </w:instrText>
         </w:r>
         <w:r>
           <w:rPr>
@@ -11725,7 +11725,7 @@
           <w14:ligatures w14:val="standardContextual"/>
         </w:rPr>
       </w:pPr>
-      <w:hyperlink w:anchor="_Toc244369005" w:history="1">
+      <w:hyperlink w:anchor="_Toc244370031" w:history="1">
         <w:r>
           <w:rPr>
             <w:rStyle w:val="Hyperlink"/>
@@ -11760,7 +11760,7 @@
             <w:noProof/>
             <w:webHidden/>
           </w:rPr>
-          <w:instrText xml:space="preserve"> PAGEREF _Toc244369005 \h </w:instrText>
+          <w:instrText xml:space="preserve"> PAGEREF _Toc244370031 \h </w:instrText>
         </w:r>
         <w:r>
           <w:rPr>
@@ -11806,7 +11806,7 @@
           <w14:ligatures w14:val="standardContextual"/>
         </w:rPr>
       </w:pPr>
-      <w:hyperlink w:anchor="_Toc244369006" w:history="1">
+      <w:hyperlink w:anchor="_Toc244370032" w:history="1">
         <w:r>
           <w:rPr>
             <w:rStyle w:val="Hyperlink"/>
@@ -11841,7 +11841,7 @@
             <w:noProof/>
             <w:webHidden/>
           </w:rPr>
-          <w:instrText xml:space="preserve"> PAGEREF _Toc244369006 \h </w:instrText>
+          <w:instrText xml:space="preserve"> PAGEREF _Toc244370032 \h </w:instrText>
         </w:r>
         <w:r>
           <w:rPr>
@@ -11887,7 +11887,7 @@
           <w14:ligatures w14:val="standardContextual"/>
         </w:rPr>
       </w:pPr>
-      <w:hyperlink w:anchor="_Toc244369007" w:history="1">
+      <w:hyperlink w:anchor="_Toc244370033" w:history="1">
         <w:r>
           <w:rPr>
             <w:rStyle w:val="Hyperlink"/>
@@ -11922,7 +11922,7 @@
             <w:noProof/>
             <w:webHidden/>
           </w:rPr>
-          <w:instrText xml:space="preserve"> PAGEREF _Toc244369007 \h </w:instrText>
+          <w:instrText xml:space="preserve"> PAGEREF _Toc244370033 \h </w:instrText>
         </w:r>
         <w:r>
           <w:rPr>
@@ -11968,7 +11968,7 @@
           <w14:ligatures w14:val="standardContextual"/>
         </w:rPr>
       </w:pPr>
-      <w:hyperlink w:anchor="_Toc244369008" w:history="1">
+      <w:hyperlink w:anchor="_Toc244370034" w:history="1">
         <w:r>
           <w:rPr>
             <w:rStyle w:val="Hyperlink"/>
@@ -12003,7 +12003,7 @@
             <w:noProof/>
             <w:webHidden/>
           </w:rPr>
-          <w:instrText xml:space="preserve"> PAGEREF _Toc244369008 \h </w:instrText>
+          <w:instrText xml:space="preserve"> PAGEREF _Toc244370034 \h </w:instrText>
         </w:r>
         <w:r>
           <w:rPr>
@@ -12049,7 +12049,7 @@
           <w14:ligatures w14:val="standardContextual"/>
         </w:rPr>
       </w:pPr>
-      <w:hyperlink w:anchor="_Toc244369009" w:history="1">
+      <w:hyperlink w:anchor="_Toc244370035" w:history="1">
         <w:r>
           <w:rPr>
             <w:rStyle w:val="Hyperlink"/>
@@ -12084,7 +12084,7 @@
             <w:noProof/>
             <w:webHidden/>
           </w:rPr>
-          <w:instrText xml:space="preserve"> PAGEREF _Toc244369009 \h </w:instrText>
+          <w:instrText xml:space="preserve"> PAGEREF _Toc244370035 \h </w:instrText>
         </w:r>
         <w:r>
           <w:rPr>
@@ -12130,7 +12130,7 @@
           <w14:ligatures w14:val="standardContextual"/>
         </w:rPr>
       </w:pPr>
-      <w:hyperlink w:anchor="_Toc244369010" w:history="1">
+      <w:hyperlink w:anchor="_Toc244370036" w:history="1">
         <w:r>
           <w:rPr>
             <w:rStyle w:val="Hyperlink"/>
@@ -12165,7 +12165,7 @@
             <w:noProof/>
             <w:webHidden/>
           </w:rPr>
-          <w:instrText xml:space="preserve"> PAGEREF _Toc244369010 \h </w:instrText>
+          <w:instrText xml:space="preserve"> PAGEREF _Toc244370036 \h </w:instrText>
         </w:r>
         <w:r>
           <w:rPr>
@@ -12211,7 +12211,7 @@
           <w14:ligatures w14:val="standardContextual"/>
         </w:rPr>
       </w:pPr>
-      <w:hyperlink w:anchor="_Toc244369011" w:history="1">
+      <w:hyperlink w:anchor="_Toc244370037" w:history="1">
         <w:r>
           <w:rPr>
             <w:rStyle w:val="Hyperlink"/>
@@ -12246,7 +12246,7 @@
             <w:noProof/>
             <w:webHidden/>
           </w:rPr>
-          <w:instrText xml:space="preserve"> PAGEREF _Toc244369011 \h </w:instrText>
+          <w:instrText xml:space="preserve"> PAGEREF _Toc244370037 \h </w:instrText>
         </w:r>
         <w:r>
           <w:rPr>
@@ -12292,7 +12292,7 @@
           <w14:ligatures w14:val="standardContextual"/>
         </w:rPr>
       </w:pPr>
-      <w:hyperlink w:anchor="_Toc244369012" w:history="1">
+      <w:hyperlink w:anchor="_Toc244370038" w:history="1">
         <w:r>
           <w:rPr>
             <w:rStyle w:val="Hyperlink"/>
@@ -12327,7 +12327,7 @@
             <w:noProof/>
             <w:webHidden/>
           </w:rPr>
-          <w:instrText xml:space="preserve"> PAGEREF _Toc244369012 \h </w:instrText>
+          <w:instrText xml:space="preserve"> PAGEREF _Toc244370038 \h </w:instrText>
         </w:r>
         <w:r>
           <w:rPr>
@@ -12373,7 +12373,7 @@
           <w14:ligatures w14:val="standardContextual"/>
         </w:rPr>
       </w:pPr>
-      <w:hyperlink w:anchor="_Toc244369013" w:history="1">
+      <w:hyperlink w:anchor="_Toc244370039" w:history="1">
         <w:r>
           <w:rPr>
             <w:rStyle w:val="Hyperlink"/>
@@ -12408,7 +12408,7 @@
             <w:noProof/>
             <w:webHidden/>
           </w:rPr>
-          <w:instrText xml:space="preserve"> PAGEREF _Toc244369013 \h </w:instrText>
+          <w:instrText xml:space="preserve"> PAGEREF _Toc244370039 \h </w:instrText>
         </w:r>
         <w:r>
           <w:rPr>
@@ -12454,7 +12454,7 @@
           <w14:ligatures w14:val="standardContextual"/>
         </w:rPr>
       </w:pPr>
-      <w:hyperlink w:anchor="_Toc244369014" w:history="1">
+      <w:hyperlink w:anchor="_Toc244370040" w:history="1">
         <w:r>
           <w:rPr>
             <w:rStyle w:val="Hyperlink"/>
@@ -12489,7 +12489,7 @@
             <w:noProof/>
             <w:webHidden/>
           </w:rPr>
-          <w:instrText xml:space="preserve"> PAGEREF _Toc244369014 \h </w:instrText>
+          <w:instrText xml:space="preserve"> PAGEREF _Toc244370040 \h </w:instrText>
         </w:r>
         <w:r>
           <w:rPr>
@@ -12535,7 +12535,7 @@
           <w14:ligatures w14:val="standardContextual"/>
         </w:rPr>
       </w:pPr>
-      <w:hyperlink w:anchor="_Toc244369015" w:history="1">
+      <w:hyperlink w:anchor="_Toc244370041" w:history="1">
         <w:r>
           <w:rPr>
             <w:rStyle w:val="Hyperlink"/>
@@ -12570,7 +12570,7 @@
             <w:noProof/>
             <w:webHidden/>
           </w:rPr>
-          <w:instrText xml:space="preserve"> PAGEREF _Toc244369015 \h </w:instrText>
+          <w:instrText xml:space="preserve"> PAGEREF _Toc244370041 \h </w:instrText>
         </w:r>
         <w:r>
           <w:rPr>
@@ -12616,7 +12616,7 @@
           <w14:ligatures w14:val="standardContextual"/>
         </w:rPr>
       </w:pPr>
-      <w:hyperlink w:anchor="_Toc244369016" w:history="1">
+      <w:hyperlink w:anchor="_Toc244370042" w:history="1">
         <w:r>
           <w:rPr>
             <w:rStyle w:val="Hyperlink"/>
@@ -12651,7 +12651,7 @@
             <w:noProof/>
             <w:webHidden/>
           </w:rPr>
-          <w:instrText xml:space="preserve"> PAGEREF _Toc244369016 \h </w:instrText>
+          <w:instrText xml:space="preserve"> PAGEREF _Toc244370042 \h </w:instrText>
         </w:r>
         <w:r>
           <w:rPr>
@@ -12697,7 +12697,7 @@
           <w14:ligatures w14:val="standardContextual"/>
         </w:rPr>
       </w:pPr>
-      <w:hyperlink w:anchor="_Toc244369017" w:history="1">
+      <w:hyperlink w:anchor="_Toc244370043" w:history="1">
         <w:r>
           <w:rPr>
             <w:rStyle w:val="Hyperlink"/>
@@ -12732,7 +12732,7 @@
             <w:noProof/>
             <w:webHidden/>
           </w:rPr>
-          <w:instrText xml:space="preserve"> PAGEREF _Toc244369017 \h </w:instrText>
+          <w:instrText xml:space="preserve"> PAGEREF _Toc244370043 \h </w:instrText>
         </w:r>
         <w:r>
           <w:rPr>
@@ -12778,7 +12778,7 @@
           <w14:ligatures w14:val="standardContextual"/>
         </w:rPr>
       </w:pPr>
-      <w:hyperlink w:anchor="_Toc244369018" w:history="1">
+      <w:hyperlink w:anchor="_Toc244370044" w:history="1">
         <w:r>
           <w:rPr>
             <w:rStyle w:val="Hyperlink"/>
@@ -12813,7 +12813,7 @@
             <w:noProof/>
             <w:webHidden/>
           </w:rPr>
-          <w:instrText xml:space="preserve"> PAGEREF _Toc244369018 \h </w:instrText>
+          <w:instrText xml:space="preserve"> PAGEREF _Toc244370044 \h </w:instrText>
         </w:r>
         <w:r>
           <w:rPr>
@@ -12859,7 +12859,7 @@
           <w14:ligatures w14:val="standardContextual"/>
         </w:rPr>
       </w:pPr>
-      <w:hyperlink w:anchor="_Toc244369019" w:history="1">
+      <w:hyperlink w:anchor="_Toc244370045" w:history="1">
         <w:r>
           <w:rPr>
             <w:rStyle w:val="Hyperlink"/>
@@ -12894,7 +12894,7 @@
             <w:noProof/>
             <w:webHidden/>
           </w:rPr>
-          <w:instrText xml:space="preserve"> PAGEREF _Toc244369019 \h </w:instrText>
+          <w:instrText xml:space="preserve"> PAGEREF _Toc244370045 \h </w:instrText>
         </w:r>
         <w:r>
           <w:rPr>
@@ -12940,7 +12940,7 @@
           <w14:ligatures w14:val="standardContextual"/>
         </w:rPr>
       </w:pPr>
-      <w:hyperlink w:anchor="_Toc244369020" w:history="1">
+      <w:hyperlink w:anchor="_Toc244370046" w:history="1">
         <w:r>
           <w:rPr>
             <w:rStyle w:val="Hyperlink"/>
@@ -12975,7 +12975,7 @@
             <w:noProof/>
             <w:webHidden/>
           </w:rPr>
-          <w:instrText xml:space="preserve"> PAGEREF _Toc244369020 \h </w:instrText>
+          <w:instrText xml:space="preserve"> PAGEREF _Toc244370046 \h </w:instrText>
         </w:r>
         <w:r>
           <w:rPr>
@@ -13021,7 +13021,7 @@
           <w14:ligatures w14:val="standardContextual"/>
         </w:rPr>
       </w:pPr>
-      <w:hyperlink w:anchor="_Toc244369021" w:history="1">
+      <w:hyperlink w:anchor="_Toc244370047" w:history="1">
         <w:r>
           <w:rPr>
             <w:rStyle w:val="Hyperlink"/>
@@ -13056,7 +13056,7 @@
             <w:noProof/>
             <w:webHidden/>
           </w:rPr>
-          <w:instrText xml:space="preserve"> PAGEREF _Toc244369021 \h </w:instrText>
+          <w:instrText xml:space="preserve"> PAGEREF _Toc244370047 \h </w:instrText>
         </w:r>
         <w:r>
           <w:rPr>
@@ -13102,7 +13102,7 @@
           <w14:ligatures w14:val="standardContextual"/>
         </w:rPr>
       </w:pPr>
-      <w:hyperlink w:anchor="_Toc244369022" w:history="1">
+      <w:hyperlink w:anchor="_Toc244370048" w:history="1">
         <w:r>
           <w:rPr>
             <w:rStyle w:val="Hyperlink"/>
@@ -13137,7 +13137,7 @@
             <w:noProof/>
             <w:webHidden/>
           </w:rPr>
-          <w:instrText xml:space="preserve"> PAGEREF _Toc244369022 \h </w:instrText>
+          <w:instrText xml:space="preserve"> PAGEREF _Toc244370048 \h </w:instrText>
         </w:r>
         <w:r>
           <w:rPr>
@@ -13187,7 +13187,7 @@
       <w:pPr>
         <w:pStyle w:val="RListTitle"/>
       </w:pPr>
-      <w:bookmarkStart w:id="13" w:name="_Toc244368885"/>
+      <w:bookmarkStart w:id="13" w:name="_Toc244369911"/>
       <w:r>
         <w:t>LIST OF SYMBOLS, ABBREVIATIONS AND NOTATIONS</w:t>
       </w:r>
@@ -14055,7 +14055,7 @@
       <w:pPr>
         <w:pStyle w:val="RChapter"/>
       </w:pPr>
-      <w:bookmarkStart w:id="14" w:name="_Toc244368886"/>
+      <w:bookmarkStart w:id="14" w:name="_Toc244369912"/>
       <w:r>
         <w:lastRenderedPageBreak/>
         <w:t>CHAPTER 1</w:t>
@@ -14070,7 +14070,7 @@
       <w:pPr>
         <w:pStyle w:val="RSection"/>
       </w:pPr>
-      <w:bookmarkStart w:id="15" w:name="_Toc244368887"/>
+      <w:bookmarkStart w:id="15" w:name="_Toc244369913"/>
       <w:r>
         <w:t>1.1 PROBLEM STATEMENT</w:t>
       </w:r>
@@ -14096,7 +14096,7 @@
       <w:pPr>
         <w:pStyle w:val="RSection"/>
       </w:pPr>
-      <w:bookmarkStart w:id="16" w:name="_Toc244368888"/>
+      <w:bookmarkStart w:id="16" w:name="_Toc244369914"/>
       <w:r>
         <w:t>1.2 OBJECTIVES</w:t>
       </w:r>
@@ -14175,14 +14175,14 @@
         </w:numPr>
       </w:pPr>
       <w:r>
-        <w:t>Provide an interactive Gradio demonstration of the clean, poisoned and defended answers together with the results table.</w:t>
+        <w:t>Provide an interactive Gradio demonstration in which one call runs every defense on the same retrieved chunks and reports which of them returned the correct answer, together with the results table.</w:t>
       </w:r>
     </w:p>
     <w:p>
       <w:pPr>
         <w:pStyle w:val="RSection"/>
       </w:pPr>
-      <w:bookmarkStart w:id="17" w:name="_Toc244368889"/>
+      <w:bookmarkStart w:id="17" w:name="_Toc244369915"/>
       <w:r>
         <w:t>1.3 SCOPE</w:t>
       </w:r>
@@ -14220,7 +14220,7 @@
       <w:pPr>
         <w:pStyle w:val="RSection"/>
       </w:pPr>
-      <w:bookmarkStart w:id="18" w:name="_Toc244368890"/>
+      <w:bookmarkStart w:id="18" w:name="_Toc244369916"/>
       <w:r>
         <w:t>1.4 PLATFORM SPECIFICATION</w:t>
       </w:r>
@@ -14230,7 +14230,7 @@
       <w:pPr>
         <w:pStyle w:val="RSubsubsection"/>
       </w:pPr>
-      <w:bookmarkStart w:id="19" w:name="_Toc244368891"/>
+      <w:bookmarkStart w:id="19" w:name="_Toc244369917"/>
       <w:r>
         <w:t>1.4.1 Hardware</w:t>
       </w:r>
@@ -14248,7 +14248,7 @@
       <w:pPr>
         <w:pStyle w:val="RTblCaption"/>
       </w:pPr>
-      <w:bookmarkStart w:id="20" w:name="_Toc244368997"/>
+      <w:bookmarkStart w:id="20" w:name="_Toc244370023"/>
       <w:r>
         <w:rPr>
           <w:b/>
@@ -14643,9 +14643,8 @@
       <w:pPr>
         <w:pStyle w:val="RSubsubsection"/>
       </w:pPr>
-      <w:bookmarkStart w:id="21" w:name="_Toc244368892"/>
-      <w:r>
-        <w:lastRenderedPageBreak/>
+      <w:bookmarkStart w:id="21" w:name="_Toc244369918"/>
+      <w:r>
         <w:t>1.4.2 Software</w:t>
       </w:r>
       <w:bookmarkEnd w:id="21"/>
@@ -14692,7 +14691,7 @@
       <w:pPr>
         <w:pStyle w:val="RSubsubsection"/>
       </w:pPr>
-      <w:bookmarkStart w:id="22" w:name="_Toc244368893"/>
+      <w:bookmarkStart w:id="22" w:name="_Toc244369919"/>
       <w:r>
         <w:t>1.4.3 Implementation Language</w:t>
       </w:r>
@@ -14703,7 +14702,7 @@
         <w:pStyle w:val="RBody"/>
       </w:pPr>
       <w:r>
-        <w:t xml:space="preserve">Everything is written in Python (909 lines across six files: </w:t>
+        <w:t xml:space="preserve">Everything is written in Python (1,428 lines across eight files: </w:t>
       </w:r>
       <w:r>
         <w:rPr>
@@ -14731,6 +14730,26 @@
           <w:sz w:val="21"/>
         </w:rPr>
         <w:t>defense.py</w:t>
+      </w:r>
+      <w:r>
+        <w:t xml:space="preserve">, </w:t>
+      </w:r>
+      <w:r>
+        <w:rPr>
+          <w:rFonts w:ascii="Courier New" w:eastAsia="Courier New" w:hAnsi="Courier New" w:cs="Courier New"/>
+          <w:sz w:val="21"/>
+        </w:rPr>
+        <w:t>plots.py</w:t>
+      </w:r>
+      <w:r>
+        <w:t xml:space="preserve">, </w:t>
+      </w:r>
+      <w:r>
+        <w:rPr>
+          <w:rFonts w:ascii="Courier New" w:eastAsia="Courier New" w:hAnsi="Courier New" w:cs="Courier New"/>
+          <w:sz w:val="21"/>
+        </w:rPr>
+        <w:t>overlap_stats.py</w:t>
       </w:r>
       <w:r>
         <w:t xml:space="preserve">, </w:t>
@@ -14815,7 +14834,7 @@
       <w:pPr>
         <w:pStyle w:val="RFigCaption"/>
       </w:pPr>
-      <w:bookmarkStart w:id="23" w:name="_Toc244368977"/>
+      <w:bookmarkStart w:id="23" w:name="_Toc244370003"/>
       <w:r>
         <w:rPr>
           <w:b/>
@@ -14839,7 +14858,7 @@
       <w:pPr>
         <w:pStyle w:val="RChapter"/>
       </w:pPr>
-      <w:bookmarkStart w:id="24" w:name="_Toc244368894"/>
+      <w:bookmarkStart w:id="24" w:name="_Toc244369920"/>
       <w:r>
         <w:lastRenderedPageBreak/>
         <w:t>CHAPTER 2</w:t>
@@ -14854,7 +14873,7 @@
       <w:pPr>
         <w:pStyle w:val="RSection"/>
       </w:pPr>
-      <w:bookmarkStart w:id="25" w:name="_Toc244368895"/>
+      <w:bookmarkStart w:id="25" w:name="_Toc244369921"/>
       <w:r>
         <w:t>2.1 IDENTIFICATION OF NEED</w:t>
       </w:r>
@@ -14886,7 +14905,7 @@
       <w:pPr>
         <w:pStyle w:val="RSection"/>
       </w:pPr>
-      <w:bookmarkStart w:id="26" w:name="_Toc244368896"/>
+      <w:bookmarkStart w:id="26" w:name="_Toc244369922"/>
       <w:r>
         <w:t>2.2 PRELIMINARY INVESTIGATION</w:t>
       </w:r>
@@ -14904,7 +14923,7 @@
       <w:pPr>
         <w:pStyle w:val="RTblCaption"/>
       </w:pPr>
-      <w:bookmarkStart w:id="27" w:name="_Toc244368998"/>
+      <w:bookmarkStart w:id="27" w:name="_Toc244370024"/>
       <w:r>
         <w:rPr>
           <w:b/>
@@ -15171,7 +15190,7 @@
       <w:pPr>
         <w:pStyle w:val="RChapter"/>
       </w:pPr>
-      <w:bookmarkStart w:id="28" w:name="_Toc244368897"/>
+      <w:bookmarkStart w:id="28" w:name="_Toc244369923"/>
       <w:r>
         <w:lastRenderedPageBreak/>
         <w:t>CHAPTER 3</w:t>
@@ -15186,7 +15205,7 @@
       <w:pPr>
         <w:pStyle w:val="RSection"/>
       </w:pPr>
-      <w:bookmarkStart w:id="29" w:name="_Toc244368898"/>
+      <w:bookmarkStart w:id="29" w:name="_Toc244369924"/>
       <w:r>
         <w:t>3.1 TECHNICAL FEASIBILITY</w:t>
       </w:r>
@@ -15214,7 +15233,7 @@
       <w:pPr>
         <w:pStyle w:val="RSection"/>
       </w:pPr>
-      <w:bookmarkStart w:id="30" w:name="_Toc244368899"/>
+      <w:bookmarkStart w:id="30" w:name="_Toc244369925"/>
       <w:r>
         <w:t>3.2 ECONOMICAL FEASIBILITY</w:t>
       </w:r>
@@ -15232,7 +15251,7 @@
       <w:pPr>
         <w:pStyle w:val="RTblCaption"/>
       </w:pPr>
-      <w:bookmarkStart w:id="31" w:name="_Toc244368999"/>
+      <w:bookmarkStart w:id="31" w:name="_Toc244370025"/>
       <w:r>
         <w:rPr>
           <w:b/>
@@ -15585,7 +15604,7 @@
       <w:pPr>
         <w:pStyle w:val="RSection"/>
       </w:pPr>
-      <w:bookmarkStart w:id="32" w:name="_Toc244368900"/>
+      <w:bookmarkStart w:id="32" w:name="_Toc244369926"/>
       <w:r>
         <w:t>3.3 OPERATIONAL FEASIBILITY</w:t>
       </w:r>
@@ -15623,7 +15642,7 @@
       <w:pPr>
         <w:pStyle w:val="RChapter"/>
       </w:pPr>
-      <w:bookmarkStart w:id="33" w:name="_Toc244368901"/>
+      <w:bookmarkStart w:id="33" w:name="_Toc244369927"/>
       <w:r>
         <w:lastRenderedPageBreak/>
         <w:t>CHAPTER 4</w:t>
@@ -15638,7 +15657,7 @@
       <w:pPr>
         <w:pStyle w:val="RSection"/>
       </w:pPr>
-      <w:bookmarkStart w:id="34" w:name="_Toc244368902"/>
+      <w:bookmarkStart w:id="34" w:name="_Toc244369928"/>
       <w:r>
         <w:t>4.1 WORK DONE BY OTHERS</w:t>
       </w:r>
@@ -15690,7 +15709,7 @@
       <w:pPr>
         <w:pStyle w:val="RTblCaption"/>
       </w:pPr>
-      <w:bookmarkStart w:id="35" w:name="_Toc244369000"/>
+      <w:bookmarkStart w:id="35" w:name="_Toc244370026"/>
       <w:r>
         <w:rPr>
           <w:b/>
@@ -16183,7 +16202,7 @@
       <w:pPr>
         <w:pStyle w:val="RSection"/>
       </w:pPr>
-      <w:bookmarkStart w:id="36" w:name="_Toc244368903"/>
+      <w:bookmarkStart w:id="36" w:name="_Toc244369929"/>
       <w:r>
         <w:t>4.2 BENEFITS</w:t>
       </w:r>
@@ -16241,7 +16260,7 @@
       <w:pPr>
         <w:pStyle w:val="RSection"/>
       </w:pPr>
-      <w:bookmarkStart w:id="37" w:name="_Toc244368904"/>
+      <w:bookmarkStart w:id="37" w:name="_Toc244369930"/>
       <w:r>
         <w:t>4.3 PROPOSED SOLUTION</w:t>
       </w:r>
@@ -16259,7 +16278,7 @@
       <w:pPr>
         <w:pStyle w:val="RSection"/>
       </w:pPr>
-      <w:bookmarkStart w:id="38" w:name="_Toc244368905"/>
+      <w:bookmarkStart w:id="38" w:name="_Toc244369931"/>
       <w:r>
         <w:lastRenderedPageBreak/>
         <w:t>4.4 TECHNOLOGY USED</w:t>
@@ -16378,7 +16397,7 @@
       <w:pPr>
         <w:pStyle w:val="RChapter"/>
       </w:pPr>
-      <w:bookmarkStart w:id="39" w:name="_Toc244368906"/>
+      <w:bookmarkStart w:id="39" w:name="_Toc244369932"/>
       <w:r>
         <w:lastRenderedPageBreak/>
         <w:t>CHAPTER 5</w:t>
@@ -16393,7 +16412,7 @@
       <w:pPr>
         <w:pStyle w:val="RSection"/>
       </w:pPr>
-      <w:bookmarkStart w:id="40" w:name="_Toc244368907"/>
+      <w:bookmarkStart w:id="40" w:name="_Toc244369933"/>
       <w:r>
         <w:t>5.1 CONCEPT</w:t>
       </w:r>
@@ -16403,7 +16422,7 @@
       <w:pPr>
         <w:pStyle w:val="RSubsubsection"/>
       </w:pPr>
-      <w:bookmarkStart w:id="41" w:name="_Toc244368908"/>
+      <w:bookmarkStart w:id="41" w:name="_Toc244369934"/>
       <w:r>
         <w:t>5.1.1 The RAG Pipeline</w:t>
       </w:r>
@@ -16421,7 +16440,7 @@
       <w:pPr>
         <w:pStyle w:val="RSubsubsection"/>
       </w:pPr>
-      <w:bookmarkStart w:id="42" w:name="_Toc244368909"/>
+      <w:bookmarkStart w:id="42" w:name="_Toc244369935"/>
       <w:r>
         <w:t>5.1.2 Threat Model</w:t>
       </w:r>
@@ -16484,7 +16503,7 @@
       <w:pPr>
         <w:pStyle w:val="RFigCaption"/>
       </w:pPr>
-      <w:bookmarkStart w:id="43" w:name="_Toc244368978"/>
+      <w:bookmarkStart w:id="43" w:name="_Toc244370004"/>
       <w:r>
         <w:rPr>
           <w:b/>
@@ -16500,7 +16519,7 @@
       <w:pPr>
         <w:pStyle w:val="RSubsubsection"/>
       </w:pPr>
-      <w:bookmarkStart w:id="44" w:name="_Toc244368910"/>
+      <w:bookmarkStart w:id="44" w:name="_Toc244369936"/>
       <w:r>
         <w:lastRenderedPageBreak/>
         <w:t>5.1.3 Dataset</w:t>
@@ -16519,7 +16538,7 @@
       <w:pPr>
         <w:pStyle w:val="RTblCaption"/>
       </w:pPr>
-      <w:bookmarkStart w:id="45" w:name="_Toc244369001"/>
+      <w:bookmarkStart w:id="45" w:name="_Toc244370027"/>
       <w:r>
         <w:rPr>
           <w:b/>
@@ -16846,7 +16865,7 @@
       <w:pPr>
         <w:pStyle w:val="RTblCaption"/>
       </w:pPr>
-      <w:bookmarkStart w:id="46" w:name="_Toc244369002"/>
+      <w:bookmarkStart w:id="46" w:name="_Toc244370028"/>
       <w:r>
         <w:rPr>
           <w:b/>
@@ -17037,7 +17056,7 @@
       <w:pPr>
         <w:pStyle w:val="RSubsubsection"/>
       </w:pPr>
-      <w:bookmarkStart w:id="47" w:name="_Toc244368911"/>
+      <w:bookmarkStart w:id="47" w:name="_Toc244369937"/>
       <w:r>
         <w:t>5.1.4 Metrics</w:t>
       </w:r>
@@ -17178,7 +17197,7 @@
       <w:pPr>
         <w:pStyle w:val="RSubsubsection"/>
       </w:pPr>
-      <w:bookmarkStart w:id="48" w:name="_Toc244368912"/>
+      <w:bookmarkStart w:id="48" w:name="_Toc244369938"/>
       <w:r>
         <w:t>5.1.5 Defenses and the Adaptive Attacker</w:t>
       </w:r>
@@ -17290,7 +17309,7 @@
       <w:pPr>
         <w:pStyle w:val="RSection"/>
       </w:pPr>
-      <w:bookmarkStart w:id="49" w:name="_Toc244368913"/>
+      <w:bookmarkStart w:id="49" w:name="_Toc244369939"/>
       <w:r>
         <w:t>5.2 APPLICATION AREA</w:t>
       </w:r>
@@ -17348,7 +17367,7 @@
       <w:pPr>
         <w:pStyle w:val="RChapter"/>
       </w:pPr>
-      <w:bookmarkStart w:id="50" w:name="_Toc244368914"/>
+      <w:bookmarkStart w:id="50" w:name="_Toc244369940"/>
       <w:r>
         <w:lastRenderedPageBreak/>
         <w:t>CHAPTER 6</w:t>
@@ -17363,7 +17382,7 @@
       <w:pPr>
         <w:pStyle w:val="RSection"/>
       </w:pPr>
-      <w:bookmarkStart w:id="51" w:name="_Toc244368915"/>
+      <w:bookmarkStart w:id="51" w:name="_Toc244369941"/>
       <w:r>
         <w:t>6.1 SOFTWARE ENGINEERING PARADIGM APPLIED</w:t>
       </w:r>
@@ -17373,7 +17392,7 @@
       <w:pPr>
         <w:pStyle w:val="RSubsubsection"/>
       </w:pPr>
-      <w:bookmarkStart w:id="52" w:name="_Toc244368916"/>
+      <w:bookmarkStart w:id="52" w:name="_Toc244369942"/>
       <w:r>
         <w:t>6.1.1 Description</w:t>
       </w:r>
@@ -17436,7 +17455,7 @@
       <w:pPr>
         <w:pStyle w:val="RFigCaption"/>
       </w:pPr>
-      <w:bookmarkStart w:id="53" w:name="_Toc244368979"/>
+      <w:bookmarkStart w:id="53" w:name="_Toc244370005"/>
       <w:r>
         <w:rPr>
           <w:b/>
@@ -17452,7 +17471,7 @@
       <w:pPr>
         <w:pStyle w:val="RSubsubsection"/>
       </w:pPr>
-      <w:bookmarkStart w:id="54" w:name="_Toc244368917"/>
+      <w:bookmarkStart w:id="54" w:name="_Toc244369943"/>
       <w:r>
         <w:t>6.1.2 Advantages &amp; Disadvantages</w:t>
       </w:r>
@@ -17485,7 +17504,7 @@
       <w:pPr>
         <w:pStyle w:val="RSubsubsection"/>
       </w:pPr>
-      <w:bookmarkStart w:id="55" w:name="_Toc244368918"/>
+      <w:bookmarkStart w:id="55" w:name="_Toc244369944"/>
       <w:r>
         <w:t>6.1.3 Reasons for Use</w:t>
       </w:r>
@@ -17503,7 +17522,7 @@
       <w:pPr>
         <w:pStyle w:val="RSection"/>
       </w:pPr>
-      <w:bookmarkStart w:id="56" w:name="_Toc244368919"/>
+      <w:bookmarkStart w:id="56" w:name="_Toc244369945"/>
       <w:r>
         <w:lastRenderedPageBreak/>
         <w:t>6.2 REQUIREMENT ANALYSIS</w:t>
@@ -17514,7 +17533,7 @@
       <w:pPr>
         <w:pStyle w:val="RSubsubsection"/>
       </w:pPr>
-      <w:bookmarkStart w:id="57" w:name="_Toc244368920"/>
+      <w:bookmarkStart w:id="57" w:name="_Toc244369946"/>
       <w:r>
         <w:t>6.2.1 Software Requirements Specification</w:t>
       </w:r>
@@ -17538,7 +17557,7 @@
       <w:pPr>
         <w:pStyle w:val="RTblCaption"/>
       </w:pPr>
-      <w:bookmarkStart w:id="58" w:name="_Toc244369003"/>
+      <w:bookmarkStart w:id="58" w:name="_Toc244370029"/>
       <w:r>
         <w:rPr>
           <w:b/>
@@ -17928,7 +17947,7 @@
               <w:keepNext/>
             </w:pPr>
             <w:r>
-              <w:t>Provide a web interface to ask, inject, defend, view the retrieved chunks and view the results table.</w:t>
+              <w:t>Provide a web interface that runs every defense on one question and attacker with a single action, reports which defenses returned the correct answer, and shows the results table.</w:t>
             </w:r>
           </w:p>
         </w:tc>
@@ -17977,7 +17996,7 @@
       <w:pPr>
         <w:pStyle w:val="RTblCaption"/>
       </w:pPr>
-      <w:bookmarkStart w:id="59" w:name="_Toc244369004"/>
+      <w:bookmarkStart w:id="59" w:name="_Toc244370030"/>
       <w:r>
         <w:rPr>
           <w:b/>
@@ -18428,7 +18447,7 @@
       <w:pPr>
         <w:pStyle w:val="RLevel5"/>
       </w:pPr>
-      <w:bookmarkStart w:id="60" w:name="_Toc244368921"/>
+      <w:bookmarkStart w:id="60" w:name="_Toc244369947"/>
       <w:r>
         <w:lastRenderedPageBreak/>
         <w:t>6.2.1.1 Glossary</w:t>
@@ -18439,7 +18458,7 @@
       <w:pPr>
         <w:pStyle w:val="RTblCaption"/>
       </w:pPr>
-      <w:bookmarkStart w:id="61" w:name="_Toc244369005"/>
+      <w:bookmarkStart w:id="61" w:name="_Toc244370031"/>
       <w:r>
         <w:rPr>
           <w:b/>
@@ -18800,7 +18819,7 @@
       <w:pPr>
         <w:pStyle w:val="RLevel5"/>
       </w:pPr>
-      <w:bookmarkStart w:id="62" w:name="_Toc244368922"/>
+      <w:bookmarkStart w:id="62" w:name="_Toc244369948"/>
       <w:r>
         <w:t>6.2.1.2 Supplementary Specifications</w:t>
       </w:r>
@@ -18882,7 +18901,7 @@
       <w:pPr>
         <w:pStyle w:val="RLevel5"/>
       </w:pPr>
-      <w:bookmarkStart w:id="63" w:name="_Toc244368923"/>
+      <w:bookmarkStart w:id="63" w:name="_Toc244369949"/>
       <w:r>
         <w:t>6.2.1.3 Use Case Model</w:t>
       </w:r>
@@ -18946,7 +18965,7 @@
       <w:pPr>
         <w:pStyle w:val="RFigCaption"/>
       </w:pPr>
-      <w:bookmarkStart w:id="64" w:name="_Toc244368980"/>
+      <w:bookmarkStart w:id="64" w:name="_Toc244370006"/>
       <w:r>
         <w:rPr>
           <w:b/>
@@ -18962,7 +18981,7 @@
       <w:pPr>
         <w:pStyle w:val="RTblCaption"/>
       </w:pPr>
-      <w:bookmarkStart w:id="65" w:name="_Toc244369006"/>
+      <w:bookmarkStart w:id="65" w:name="_Toc244370032"/>
       <w:r>
         <w:rPr>
           <w:b/>
@@ -19125,7 +19144,7 @@
               <w:keepNext/>
             </w:pPr>
             <w:r>
-              <w:t>Select question; system retrieves top-5; reader answers.</w:t>
+              <w:t>Select a question; the system retrieves the top-5 chunks and the reader answers without poison.</w:t>
             </w:r>
           </w:p>
         </w:tc>
@@ -19139,7 +19158,7 @@
               <w:keepNext/>
             </w:pPr>
             <w:r>
-              <w:t>Answer, verdict and retrieved chunks shown.</w:t>
+              <w:t>The reference answer is shown first in the results table.</w:t>
             </w:r>
           </w:p>
         </w:tc>
@@ -19187,7 +19206,7 @@
               <w:keepNext/>
             </w:pPr>
             <w:r>
-              <w:t>Choose 1, 3, 5 or 10; documents added to a copy of the index; question asked again.</w:t>
+              <w:t>Choose 1, 3, 5 or 10 and the attacker; the documents are added to a copy of the index.</w:t>
             </w:r>
           </w:p>
         </w:tc>
@@ -19201,7 +19220,7 @@
               <w:keepNext/>
             </w:pPr>
             <w:r>
-              <w:t>Answer often flips to the target.</w:t>
+              <w:t>The undefended answer often flips to the target.</w:t>
             </w:r>
           </w:p>
         </w:tc>
@@ -19221,7 +19240,7 @@
               <w:keepNext/>
             </w:pPr>
             <w:r>
-              <w:t>UC3 Enable defense</w:t>
+              <w:t>UC3 Run all defenses</w:t>
             </w:r>
           </w:p>
         </w:tc>
@@ -19249,7 +19268,7 @@
               <w:keepNext/>
             </w:pPr>
             <w:r>
-              <w:t>Choose the attacker (short stubs, padded or tampered copy) and the defense (provenance at four strengths, manifest, near-duplicate abstention, earliest-ingest-wins); question asked again with filtering.</w:t>
+              <w:t>Press one button; the candidates are retrieved once and every defense answers them, with a progress bar while the slow ones (voting) run.</w:t>
             </w:r>
           </w:p>
         </w:tc>
@@ -19263,7 +19282,7 @@
               <w:keepNext/>
             </w:pPr>
             <w:r>
-              <w:t>Answer restored or not; dropped chunks marked.</w:t>
+              <w:t>A table of every defense's answer and a summary of which returned the correct answer.</w:t>
             </w:r>
           </w:p>
         </w:tc>
@@ -19399,7 +19418,7 @@
       <w:pPr>
         <w:pStyle w:val="RSubsubsection"/>
       </w:pPr>
-      <w:bookmarkStart w:id="66" w:name="_Toc244368924"/>
+      <w:bookmarkStart w:id="66" w:name="_Toc244369950"/>
       <w:r>
         <w:lastRenderedPageBreak/>
         <w:t>6.2.2 Conceptual Level Activity Diagram</w:t>
@@ -19455,7 +19474,7 @@
       <w:pPr>
         <w:pStyle w:val="RFigCaption"/>
       </w:pPr>
-      <w:bookmarkStart w:id="67" w:name="_Toc244368981"/>
+      <w:bookmarkStart w:id="67" w:name="_Toc244370007"/>
       <w:r>
         <w:rPr>
           <w:b/>
@@ -19471,7 +19490,7 @@
       <w:pPr>
         <w:pStyle w:val="RSubsubsection"/>
       </w:pPr>
-      <w:bookmarkStart w:id="68" w:name="_Toc244368925"/>
+      <w:bookmarkStart w:id="68" w:name="_Toc244369951"/>
       <w:r>
         <w:t>6.2.3 Conceptual Level Sequence Diagram</w:t>
       </w:r>
@@ -19526,7 +19545,7 @@
       <w:pPr>
         <w:pStyle w:val="RFigCaption"/>
       </w:pPr>
-      <w:bookmarkStart w:id="69" w:name="_Toc244368982"/>
+      <w:bookmarkStart w:id="69" w:name="_Toc244370008"/>
       <w:r>
         <w:rPr>
           <w:b/>
@@ -19542,7 +19561,7 @@
       <w:pPr>
         <w:pStyle w:val="RSection"/>
       </w:pPr>
-      <w:bookmarkStart w:id="70" w:name="_Toc244368926"/>
+      <w:bookmarkStart w:id="70" w:name="_Toc244369952"/>
       <w:r>
         <w:t>6.3 PLANNING MANAGERIAL ISSUES</w:t>
       </w:r>
@@ -19552,7 +19571,7 @@
       <w:pPr>
         <w:pStyle w:val="RSubsubsection"/>
       </w:pPr>
-      <w:bookmarkStart w:id="71" w:name="_Toc244368927"/>
+      <w:bookmarkStart w:id="71" w:name="_Toc244369953"/>
       <w:r>
         <w:t>6.3.1 Planning Scope</w:t>
       </w:r>
@@ -19570,7 +19589,7 @@
       <w:pPr>
         <w:pStyle w:val="RSubsubsection"/>
       </w:pPr>
-      <w:bookmarkStart w:id="72" w:name="_Toc244368928"/>
+      <w:bookmarkStart w:id="72" w:name="_Toc244369954"/>
       <w:r>
         <w:lastRenderedPageBreak/>
         <w:t>6.3.2 Project Resources</w:t>
@@ -19581,7 +19600,7 @@
       <w:pPr>
         <w:pStyle w:val="RTblCaption"/>
       </w:pPr>
-      <w:bookmarkStart w:id="73" w:name="_Toc244369007"/>
+      <w:bookmarkStart w:id="73" w:name="_Toc244370033"/>
       <w:r>
         <w:rPr>
           <w:b/>
@@ -19806,7 +19825,7 @@
       <w:pPr>
         <w:pStyle w:val="RSubsubsection"/>
       </w:pPr>
-      <w:bookmarkStart w:id="74" w:name="_Toc244368929"/>
+      <w:bookmarkStart w:id="74" w:name="_Toc244369955"/>
       <w:r>
         <w:t>6.3.3 Team Organization</w:t>
       </w:r>
@@ -19824,7 +19843,7 @@
       <w:pPr>
         <w:pStyle w:val="RSubsubsection"/>
       </w:pPr>
-      <w:bookmarkStart w:id="75" w:name="_Toc244368930"/>
+      <w:bookmarkStart w:id="75" w:name="_Toc244369956"/>
       <w:r>
         <w:t>6.3.4 Project Scheduling</w:t>
       </w:r>
@@ -19834,7 +19853,7 @@
       <w:pPr>
         <w:pStyle w:val="RTblCaption"/>
       </w:pPr>
-      <w:bookmarkStart w:id="76" w:name="_Toc244369008"/>
+      <w:bookmarkStart w:id="76" w:name="_Toc244370034"/>
       <w:r>
         <w:rPr>
           <w:b/>
@@ -20616,10 +20635,75 @@
           <w:p>
             <w:pPr>
               <w:pStyle w:val="RTableText"/>
+              <w:keepNext/>
               <w:jc w:val="center"/>
             </w:pPr>
             <w:r>
               <w:t>10</w:t>
+            </w:r>
+          </w:p>
+        </w:tc>
+        <w:tc>
+          <w:tcPr>
+            <w:tcW w:w="3989" w:type="dxa"/>
+          </w:tcPr>
+          <w:p>
+            <w:pPr>
+              <w:pStyle w:val="RTableText"/>
+              <w:keepNext/>
+            </w:pPr>
+            <w:r>
+              <w:t>Single-call demonstration: every defense on one retrieval, summary of which returned the correct answer, docs and report update</w:t>
+            </w:r>
+          </w:p>
+        </w:tc>
+        <w:tc>
+          <w:tcPr>
+            <w:tcW w:w="1728" w:type="dxa"/>
+          </w:tcPr>
+          <w:p>
+            <w:pPr>
+              <w:pStyle w:val="RTableText"/>
+              <w:keepNext/>
+              <w:jc w:val="center"/>
+            </w:pPr>
+            <w:r>
+              <w:t>31 Oct 2026</w:t>
+            </w:r>
+          </w:p>
+        </w:tc>
+        <w:tc>
+          <w:tcPr>
+            <w:tcW w:w="1296" w:type="dxa"/>
+          </w:tcPr>
+          <w:p>
+            <w:pPr>
+              <w:pStyle w:val="RTableText"/>
+              <w:keepNext/>
+              <w:jc w:val="center"/>
+            </w:pPr>
+            <w:r>
+              <w:t>Done</w:t>
+            </w:r>
+          </w:p>
+        </w:tc>
+      </w:tr>
+      <w:tr>
+        <w:trPr>
+          <w:cantSplit/>
+          <w:jc w:val="center"/>
+        </w:trPr>
+        <w:tc>
+          <w:tcPr>
+            <w:tcW w:w="1296" w:type="dxa"/>
+          </w:tcPr>
+          <w:p>
+            <w:pPr>
+              <w:pStyle w:val="RTableText"/>
+              <w:jc w:val="center"/>
+            </w:pPr>
+            <w:r>
+              <w:t>11</w:t>
             </w:r>
           </w:p>
         </w:tc>
@@ -20676,7 +20760,7 @@
       <w:pPr>
         <w:pStyle w:val="RSubsubsection"/>
       </w:pPr>
-      <w:bookmarkStart w:id="77" w:name="_Toc244368931"/>
+      <w:bookmarkStart w:id="77" w:name="_Toc244369957"/>
       <w:r>
         <w:t>6.3.5 Estimation</w:t>
       </w:r>
@@ -20694,7 +20778,7 @@
       <w:pPr>
         <w:pStyle w:val="RTblCaption"/>
       </w:pPr>
-      <w:bookmarkStart w:id="78" w:name="_Toc244369009"/>
+      <w:bookmarkStart w:id="78" w:name="_Toc244370035"/>
       <w:r>
         <w:rPr>
           <w:b/>
@@ -20804,7 +20888,7 @@
               <w:keepNext/>
             </w:pPr>
             <w:r>
-              <w:t>1,389 lines in 8 files (attack 365, test_r2 261, defense 176, rag 147, plots 131, app 122, scrape 115, overlap_stats 72)</w:t>
+              <w:t>1,428 lines in 8 files (attack 365, test_r2 282, defense 189, rag 147, plots 131, app 127, scrape 115, overlap_stats 72)</w:t>
             </w:r>
           </w:p>
         </w:tc>
@@ -20954,7 +21038,7 @@
       <w:pPr>
         <w:pStyle w:val="RSubsubsection"/>
       </w:pPr>
-      <w:bookmarkStart w:id="79" w:name="_Toc244368932"/>
+      <w:bookmarkStart w:id="79" w:name="_Toc244369958"/>
       <w:r>
         <w:t>6.3.6 Risk Analysis</w:t>
       </w:r>
@@ -20964,7 +21048,7 @@
       <w:pPr>
         <w:pStyle w:val="RTblCaption"/>
       </w:pPr>
-      <w:bookmarkStart w:id="80" w:name="_Toc244369010"/>
+      <w:bookmarkStart w:id="80" w:name="_Toc244370036"/>
       <w:r>
         <w:rPr>
           <w:b/>
@@ -21408,7 +21492,7 @@
       <w:pPr>
         <w:pStyle w:val="RSubsubsection"/>
       </w:pPr>
-      <w:bookmarkStart w:id="81" w:name="_Toc244368933"/>
+      <w:bookmarkStart w:id="81" w:name="_Toc244369959"/>
       <w:r>
         <w:t>6.3.7 Security Plan</w:t>
       </w:r>
@@ -21436,7 +21520,7 @@
       <w:pPr>
         <w:pStyle w:val="RSubsubsection"/>
       </w:pPr>
-      <w:bookmarkStart w:id="82" w:name="_Toc244368934"/>
+      <w:bookmarkStart w:id="82" w:name="_Toc244369960"/>
       <w:r>
         <w:lastRenderedPageBreak/>
         <w:t>6.3.8 Configuration Management Plan</w:t>
@@ -21447,7 +21531,7 @@
       <w:pPr>
         <w:pStyle w:val="RTblCaption"/>
       </w:pPr>
-      <w:bookmarkStart w:id="83" w:name="_Toc244369011"/>
+      <w:bookmarkStart w:id="83" w:name="_Toc244370037"/>
       <w:r>
         <w:rPr>
           <w:b/>
@@ -22068,7 +22152,7 @@
       <w:pPr>
         <w:pStyle w:val="RSection"/>
       </w:pPr>
-      <w:bookmarkStart w:id="84" w:name="_Toc244368935"/>
+      <w:bookmarkStart w:id="84" w:name="_Toc244369961"/>
       <w:r>
         <w:t>6.4 DESIGN</w:t>
       </w:r>
@@ -22078,7 +22162,7 @@
       <w:pPr>
         <w:pStyle w:val="RSubsubsection"/>
       </w:pPr>
-      <w:bookmarkStart w:id="85" w:name="_Toc244368936"/>
+      <w:bookmarkStart w:id="85" w:name="_Toc244369962"/>
       <w:r>
         <w:t>6.4.1 Design Concept</w:t>
       </w:r>
@@ -22139,15 +22223,36 @@
         <w:t>ask_one</w:t>
       </w:r>
       <w:r>
-        <w:t xml:space="preserve"> retrieves and answers a single question and is shared by the sweeps and the interface, so the demonstration exercises exactly the code that produced the tables. Poison is added to a throwaway copy of the index for each question so that experiments never contaminate each other. A defense is a function with the same signature as the plain answer function, so any defense can be swapped in.</w:t>
+        <w:t xml:space="preserve"> retrieves and answers a single question and is shared by the sweeps and the interface, so the demonstration exercises exactly the code that produced the tables. Poison is added to a throwaway copy of the index for each question so that experiments never contaminate each other. A defense is a function with the same signature as the plain answer function, so any defense can be swapped in. The interface makes a single call: </w:t>
+      </w:r>
+      <w:r>
+        <w:rPr>
+          <w:rFonts w:ascii="Courier New" w:eastAsia="Courier New" w:hAnsi="Courier New" w:cs="Courier New"/>
+          <w:sz w:val="21"/>
+        </w:rPr>
+        <w:t>answer_all</w:t>
+      </w:r>
+      <w:r>
+        <w:t xml:space="preserve"> in </w:t>
+      </w:r>
+      <w:r>
+        <w:rPr>
+          <w:rFonts w:ascii="Courier New" w:eastAsia="Courier New" w:hAnsi="Courier New" w:cs="Courier New"/>
+          <w:sz w:val="21"/>
+        </w:rPr>
+        <w:t>defense.py</w:t>
+      </w:r>
+      <w:r>
+        <w:t xml:space="preserve"> retrieves the candidate chunks once and gives each defense the chunks it would receive in a sweep, so the answers come from the same cache entries as the tables.</w:t>
       </w:r>
     </w:p>
     <w:p>
       <w:pPr>
         <w:pStyle w:val="RSubsubsection"/>
       </w:pPr>
-      <w:bookmarkStart w:id="86" w:name="_Toc244368937"/>
-      <w:r>
+      <w:bookmarkStart w:id="86" w:name="_Toc244369963"/>
+      <w:r>
+        <w:lastRenderedPageBreak/>
         <w:t>6.4.2 Design Technique</w:t>
       </w:r>
       <w:bookmarkEnd w:id="86"/>
@@ -22174,9 +22279,8 @@
       <w:pPr>
         <w:pStyle w:val="RSubsubsection"/>
       </w:pPr>
-      <w:bookmarkStart w:id="87" w:name="_Toc244368938"/>
-      <w:r>
-        <w:lastRenderedPageBreak/>
+      <w:bookmarkStart w:id="87" w:name="_Toc244369964"/>
+      <w:r>
         <w:t>6.4.3 Modelling</w:t>
       </w:r>
       <w:bookmarkEnd w:id="87"/>
@@ -22185,7 +22289,7 @@
       <w:pPr>
         <w:pStyle w:val="RLevel5"/>
       </w:pPr>
-      <w:bookmarkStart w:id="88" w:name="_Toc244368939"/>
+      <w:bookmarkStart w:id="88" w:name="_Toc244369965"/>
       <w:r>
         <w:t>6.4.3.1 Detailed Class Diagram</w:t>
       </w:r>
@@ -22240,7 +22344,7 @@
       <w:pPr>
         <w:pStyle w:val="RFigCaption"/>
       </w:pPr>
-      <w:bookmarkStart w:id="89" w:name="_Toc244368983"/>
+      <w:bookmarkStart w:id="89" w:name="_Toc244370009"/>
       <w:r>
         <w:rPr>
           <w:b/>
@@ -22256,7 +22360,7 @@
       <w:pPr>
         <w:pStyle w:val="RLevel5"/>
       </w:pPr>
-      <w:bookmarkStart w:id="90" w:name="_Toc244368940"/>
+      <w:bookmarkStart w:id="90" w:name="_Toc244369966"/>
       <w:r>
         <w:lastRenderedPageBreak/>
         <w:t>6.4.3.2 Interaction Diagram</w:t>
@@ -22327,7 +22431,7 @@
       <w:pPr>
         <w:pStyle w:val="RFigCaption"/>
       </w:pPr>
-      <w:bookmarkStart w:id="91" w:name="_Toc244368984"/>
+      <w:bookmarkStart w:id="91" w:name="_Toc244370010"/>
       <w:r>
         <w:rPr>
           <w:b/>
@@ -22404,7 +22508,7 @@
       <w:pPr>
         <w:pStyle w:val="RFigCaption"/>
       </w:pPr>
-      <w:bookmarkStart w:id="92" w:name="_Toc244368985"/>
+      <w:bookmarkStart w:id="92" w:name="_Toc244370011"/>
       <w:r>
         <w:rPr>
           <w:b/>
@@ -22420,7 +22524,7 @@
       <w:pPr>
         <w:pStyle w:val="RLevel5"/>
       </w:pPr>
-      <w:bookmarkStart w:id="93" w:name="_Toc244368941"/>
+      <w:bookmarkStart w:id="93" w:name="_Toc244369967"/>
       <w:r>
         <w:t>6.4.3.3 State Diagram</w:t>
       </w:r>
@@ -22475,7 +22579,7 @@
       <w:pPr>
         <w:pStyle w:val="RFigCaption"/>
       </w:pPr>
-      <w:bookmarkStart w:id="94" w:name="_Toc244368986"/>
+      <w:bookmarkStart w:id="94" w:name="_Toc244370012"/>
       <w:r>
         <w:rPr>
           <w:b/>
@@ -22491,7 +22595,7 @@
       <w:pPr>
         <w:pStyle w:val="RLevel5"/>
       </w:pPr>
-      <w:bookmarkStart w:id="95" w:name="_Toc244368942"/>
+      <w:bookmarkStart w:id="95" w:name="_Toc244369968"/>
       <w:r>
         <w:lastRenderedPageBreak/>
         <w:t>6.4.3.4 Activity Diagram</w:t>
@@ -22547,7 +22651,7 @@
       <w:pPr>
         <w:pStyle w:val="RFigCaption"/>
       </w:pPr>
-      <w:bookmarkStart w:id="96" w:name="_Toc244368987"/>
+      <w:bookmarkStart w:id="96" w:name="_Toc244370013"/>
       <w:r>
         <w:rPr>
           <w:b/>
@@ -22563,7 +22667,7 @@
       <w:pPr>
         <w:pStyle w:val="RLevel5"/>
       </w:pPr>
-      <w:bookmarkStart w:id="97" w:name="_Toc244368943"/>
+      <w:bookmarkStart w:id="97" w:name="_Toc244369969"/>
       <w:r>
         <w:t>6.4.3.5 Object Diagram</w:t>
       </w:r>
@@ -22618,7 +22722,7 @@
       <w:pPr>
         <w:pStyle w:val="RFigCaption"/>
       </w:pPr>
-      <w:bookmarkStart w:id="98" w:name="_Toc244368988"/>
+      <w:bookmarkStart w:id="98" w:name="_Toc244370014"/>
       <w:r>
         <w:rPr>
           <w:b/>
@@ -22634,7 +22738,7 @@
       <w:pPr>
         <w:pStyle w:val="RLevel5"/>
       </w:pPr>
-      <w:bookmarkStart w:id="99" w:name="_Toc244368944"/>
+      <w:bookmarkStart w:id="99" w:name="_Toc244369970"/>
       <w:r>
         <w:lastRenderedPageBreak/>
         <w:t>6.4.3.6 Deployment Diagram</w:t>
@@ -22690,7 +22794,7 @@
       <w:pPr>
         <w:pStyle w:val="RFigCaption"/>
       </w:pPr>
-      <w:bookmarkStart w:id="100" w:name="_Toc244368989"/>
+      <w:bookmarkStart w:id="100" w:name="_Toc244370015"/>
       <w:r>
         <w:rPr>
           <w:b/>
@@ -22706,7 +22810,7 @@
       <w:pPr>
         <w:pStyle w:val="RLevel5"/>
       </w:pPr>
-      <w:bookmarkStart w:id="101" w:name="_Toc244368945"/>
+      <w:bookmarkStart w:id="101" w:name="_Toc244369971"/>
       <w:r>
         <w:t>6.4.3.7 Component Diagram</w:t>
       </w:r>
@@ -22761,7 +22865,7 @@
       <w:pPr>
         <w:pStyle w:val="RFigCaption"/>
       </w:pPr>
-      <w:bookmarkStart w:id="102" w:name="_Toc244368990"/>
+      <w:bookmarkStart w:id="102" w:name="_Toc244370016"/>
       <w:r>
         <w:rPr>
           <w:b/>
@@ -22777,7 +22881,7 @@
       <w:pPr>
         <w:pStyle w:val="RSection"/>
       </w:pPr>
-      <w:bookmarkStart w:id="103" w:name="_Toc244368946"/>
+      <w:bookmarkStart w:id="103" w:name="_Toc244369972"/>
       <w:r>
         <w:t>6.5 IMPLEMENTATION PHASE</w:t>
       </w:r>
@@ -22787,7 +22891,7 @@
       <w:pPr>
         <w:pStyle w:val="RSubsubsection"/>
       </w:pPr>
-      <w:bookmarkStart w:id="104" w:name="_Toc244368947"/>
+      <w:bookmarkStart w:id="104" w:name="_Toc244369973"/>
       <w:r>
         <w:t>6.5.1 Language Used Characteristics</w:t>
       </w:r>
@@ -22826,7 +22930,7 @@
       <w:pPr>
         <w:pStyle w:val="RSubsubsection"/>
       </w:pPr>
-      <w:bookmarkStart w:id="105" w:name="_Toc244368948"/>
+      <w:bookmarkStart w:id="105" w:name="_Toc244369974"/>
       <w:r>
         <w:t>6.5.2 Coding</w:t>
       </w:r>
@@ -23204,7 +23308,7 @@
       <w:pPr>
         <w:pStyle w:val="RSubsubsection"/>
       </w:pPr>
-      <w:bookmarkStart w:id="106" w:name="_Toc244368949"/>
+      <w:bookmarkStart w:id="106" w:name="_Toc244369975"/>
       <w:r>
         <w:t>6.5.3 Code Efficiency</w:t>
       </w:r>
@@ -23262,7 +23366,7 @@
       <w:pPr>
         <w:pStyle w:val="RSubsubsection"/>
       </w:pPr>
-      <w:bookmarkStart w:id="107" w:name="_Toc244368950"/>
+      <w:bookmarkStart w:id="107" w:name="_Toc244369976"/>
       <w:r>
         <w:t>6.5.4 Optimization of Code</w:t>
       </w:r>
@@ -23318,7 +23422,7 @@
       <w:pPr>
         <w:pStyle w:val="RSubsubsection"/>
       </w:pPr>
-      <w:bookmarkStart w:id="108" w:name="_Toc244368951"/>
+      <w:bookmarkStart w:id="108" w:name="_Toc244369977"/>
       <w:r>
         <w:t>6.5.5 Validation Check</w:t>
       </w:r>
@@ -23336,7 +23440,7 @@
       <w:pPr>
         <w:pStyle w:val="RSection"/>
       </w:pPr>
-      <w:bookmarkStart w:id="109" w:name="_Toc244368952"/>
+      <w:bookmarkStart w:id="109" w:name="_Toc244369978"/>
       <w:r>
         <w:lastRenderedPageBreak/>
         <w:t>6.6 TESTING</w:t>
@@ -23347,7 +23451,7 @@
       <w:pPr>
         <w:pStyle w:val="RSubsubsection"/>
       </w:pPr>
-      <w:bookmarkStart w:id="110" w:name="_Toc244368953"/>
+      <w:bookmarkStart w:id="110" w:name="_Toc244369979"/>
       <w:r>
         <w:t>6.6.1 Testing Objectives</w:t>
       </w:r>
@@ -23365,7 +23469,7 @@
       <w:pPr>
         <w:pStyle w:val="RSubsubsection"/>
       </w:pPr>
-      <w:bookmarkStart w:id="111" w:name="_Toc244368954"/>
+      <w:bookmarkStart w:id="111" w:name="_Toc244369980"/>
       <w:r>
         <w:t>6.6.2 Testing Methods &amp; Strategies Used Along With Test Data</w:t>
       </w:r>
@@ -23393,7 +23497,7 @@
       <w:pPr>
         <w:pStyle w:val="RTblCaption"/>
       </w:pPr>
-      <w:bookmarkStart w:id="112" w:name="_Toc244369012"/>
+      <w:bookmarkStart w:id="112" w:name="_Toc244370038"/>
       <w:r>
         <w:rPr>
           <w:b/>
@@ -23989,7 +24093,7 @@
               <w:pStyle w:val="RTableText"/>
             </w:pPr>
             <w:r>
-              <w:t>End-to-end q003: 1944 clean, 1954 poisoned, 1944 defended</w:t>
+              <w:t>End-to-end q003 (stub poison, one call): 1944 clean, 1954 undefended, 1944 with the manifest</w:t>
             </w:r>
           </w:p>
         </w:tc>
@@ -24381,6 +24485,66 @@
           </w:p>
         </w:tc>
       </w:tr>
+      <w:tr>
+        <w:trPr>
+          <w:cantSplit/>
+          <w:jc w:val="center"/>
+        </w:trPr>
+        <w:tc>
+          <w:tcPr>
+            <w:tcW w:w="720" w:type="dxa"/>
+          </w:tcPr>
+          <w:p>
+            <w:pPr>
+              <w:pStyle w:val="RTableText"/>
+              <w:jc w:val="center"/>
+            </w:pPr>
+            <w:r>
+              <w:t>T15</w:t>
+            </w:r>
+          </w:p>
+        </w:tc>
+        <w:tc>
+          <w:tcPr>
+            <w:tcW w:w="4464" w:type="dxa"/>
+          </w:tcPr>
+          <w:p>
+            <w:pPr>
+              <w:pStyle w:val="RTableText"/>
+            </w:pPr>
+            <w:r>
+              <w:t>Single call: every defense answers one retrieval in a fixed order; with a tampered copy next to its original, near-duplicate abstention abstains and earliest-ingest-wins answers (stub reader)</w:t>
+            </w:r>
+          </w:p>
+        </w:tc>
+        <w:tc>
+          <w:tcPr>
+            <w:tcW w:w="2160" w:type="dxa"/>
+          </w:tcPr>
+          <w:p>
+            <w:pPr>
+              <w:pStyle w:val="RTableText"/>
+            </w:pPr>
+            <w:r>
+              <w:t>q003, tampered copies</w:t>
+            </w:r>
+          </w:p>
+        </w:tc>
+        <w:tc>
+          <w:tcPr>
+            <w:tcW w:w="965" w:type="dxa"/>
+          </w:tcPr>
+          <w:p>
+            <w:pPr>
+              <w:pStyle w:val="RTableText"/>
+              <w:jc w:val="center"/>
+            </w:pPr>
+            <w:r>
+              <w:t>Pass</w:t>
+            </w:r>
+          </w:p>
+        </w:tc>
+      </w:tr>
     </w:tbl>
     <w:p>
       <w:pPr>
@@ -24393,18 +24557,14 @@
         <w:pStyle w:val="RBody"/>
       </w:pPr>
       <w:r>
-        <w:t xml:space="preserve">T6 found a real defect during development: a sentence splitter broke "Glenn T. Seaborg" at the initial, so padding for question q004 leaked the correct answer. The </w:t>
-      </w:r>
-      <w:r>
-        <w:lastRenderedPageBreak/>
-        <w:t>splitter was changed to keep initials together and the padding check now runs on the joined text.</w:t>
+        <w:t>T6 found a real defect during development: a sentence splitter broke "Glenn T. Seaborg" at the initial, so padding for question q004 leaked the correct answer. The splitter was changed to keep initials together and the padding check now runs on the joined text.</w:t>
       </w:r>
     </w:p>
     <w:p>
       <w:pPr>
         <w:pStyle w:val="RChapter"/>
       </w:pPr>
-      <w:bookmarkStart w:id="113" w:name="_Toc244368955"/>
+      <w:bookmarkStart w:id="113" w:name="_Toc244369981"/>
       <w:r>
         <w:lastRenderedPageBreak/>
         <w:t>CHAPTER 7</w:t>
@@ -24419,7 +24579,7 @@
       <w:pPr>
         <w:pStyle w:val="RSection"/>
       </w:pPr>
-      <w:bookmarkStart w:id="114" w:name="_Toc244368956"/>
+      <w:bookmarkStart w:id="114" w:name="_Toc244369982"/>
       <w:r>
         <w:t>7.1 RESULTS</w:t>
       </w:r>
@@ -24429,7 +24589,7 @@
       <w:pPr>
         <w:pStyle w:val="RSubsubsection"/>
       </w:pPr>
-      <w:bookmarkStart w:id="115" w:name="_Toc244368957"/>
+      <w:bookmarkStart w:id="115" w:name="_Toc244369983"/>
       <w:r>
         <w:t>7.1.1 Experimental Setup</w:t>
       </w:r>
@@ -24457,7 +24617,7 @@
       <w:pPr>
         <w:pStyle w:val="RSubsubsection"/>
       </w:pPr>
-      <w:bookmarkStart w:id="116" w:name="_Toc244368958"/>
+      <w:bookmarkStart w:id="116" w:name="_Toc244369984"/>
       <w:r>
         <w:t>7.1.2 Clean Baseline</w:t>
       </w:r>
@@ -24467,7 +24627,7 @@
       <w:pPr>
         <w:pStyle w:val="RTblCaption"/>
       </w:pPr>
-      <w:bookmarkStart w:id="117" w:name="_Toc244369013"/>
+      <w:bookmarkStart w:id="117" w:name="_Toc244370039"/>
       <w:r>
         <w:rPr>
           <w:b/>
@@ -24675,7 +24835,7 @@
       <w:pPr>
         <w:pStyle w:val="RSubsubsection"/>
       </w:pPr>
-      <w:bookmarkStart w:id="118" w:name="_Toc244368959"/>
+      <w:bookmarkStart w:id="118" w:name="_Toc244369985"/>
       <w:r>
         <w:t>7.1.3 Effect of the Number of Poison Documents</w:t>
       </w:r>
@@ -24693,7 +24853,7 @@
       <w:pPr>
         <w:pStyle w:val="RTblCaption"/>
       </w:pPr>
-      <w:bookmarkStart w:id="119" w:name="_Toc244369014"/>
+      <w:bookmarkStart w:id="119" w:name="_Toc244370040"/>
       <w:r>
         <w:rPr>
           <w:b/>
@@ -25391,7 +25551,7 @@
       <w:pPr>
         <w:pStyle w:val="RFigCaption"/>
       </w:pPr>
-      <w:bookmarkStart w:id="120" w:name="_Toc244368991"/>
+      <w:bookmarkStart w:id="120" w:name="_Toc244370017"/>
       <w:r>
         <w:rPr>
           <w:b/>
@@ -25452,7 +25612,7 @@
       <w:pPr>
         <w:pStyle w:val="RFigCaption"/>
       </w:pPr>
-      <w:bookmarkStart w:id="121" w:name="_Toc244368992"/>
+      <w:bookmarkStart w:id="121" w:name="_Toc244370018"/>
       <w:r>
         <w:rPr>
           <w:b/>
@@ -25468,7 +25628,7 @@
       <w:pPr>
         <w:pStyle w:val="RSubsubsection"/>
       </w:pPr>
-      <w:bookmarkStart w:id="122" w:name="_Toc244368960"/>
+      <w:bookmarkStart w:id="122" w:name="_Toc244369986"/>
       <w:r>
         <w:t>7.1.4 Effect of Poison Style and Corpus Size</w:t>
       </w:r>
@@ -25486,7 +25646,7 @@
       <w:pPr>
         <w:pStyle w:val="RTblCaption"/>
       </w:pPr>
-      <w:bookmarkStart w:id="123" w:name="_Toc244369015"/>
+      <w:bookmarkStart w:id="123" w:name="_Toc244370041"/>
       <w:r>
         <w:rPr>
           <w:b/>
@@ -25918,7 +26078,7 @@
       <w:pPr>
         <w:pStyle w:val="RFigCaption"/>
       </w:pPr>
-      <w:bookmarkStart w:id="124" w:name="_Toc244368993"/>
+      <w:bookmarkStart w:id="124" w:name="_Toc244370019"/>
       <w:r>
         <w:rPr>
           <w:b/>
@@ -25934,7 +26094,7 @@
       <w:pPr>
         <w:pStyle w:val="RSubsubsection"/>
       </w:pPr>
-      <w:bookmarkStart w:id="125" w:name="_Toc244368961"/>
+      <w:bookmarkStart w:id="125" w:name="_Toc244369987"/>
       <w:r>
         <w:t>7.1.5 Defense Results</w:t>
       </w:r>
@@ -25952,7 +26112,7 @@
       <w:pPr>
         <w:pStyle w:val="RTblCaption"/>
       </w:pPr>
-      <w:bookmarkStart w:id="126" w:name="_Toc244369016"/>
+      <w:bookmarkStart w:id="126" w:name="_Toc244370042"/>
       <w:r>
         <w:rPr>
           <w:b/>
@@ -26862,7 +27022,7 @@
       <w:pPr>
         <w:pStyle w:val="RSubsubsection"/>
       </w:pPr>
-      <w:bookmarkStart w:id="127" w:name="_Toc244368962"/>
+      <w:bookmarkStart w:id="127" w:name="_Toc244369988"/>
       <w:r>
         <w:lastRenderedPageBreak/>
         <w:t>7.1.6 Adaptive Padded Attack</w:t>
@@ -26881,7 +27041,7 @@
       <w:pPr>
         <w:pStyle w:val="RTblCaption"/>
       </w:pPr>
-      <w:bookmarkStart w:id="128" w:name="_Toc244369017"/>
+      <w:bookmarkStart w:id="128" w:name="_Toc244370043"/>
       <w:r>
         <w:rPr>
           <w:b/>
@@ -27512,7 +27672,7 @@
       <w:pPr>
         <w:pStyle w:val="RSubsubsection"/>
       </w:pPr>
-      <w:bookmarkStart w:id="129" w:name="_Toc244368963"/>
+      <w:bookmarkStart w:id="129" w:name="_Toc244369989"/>
       <w:r>
         <w:t>7.1.7 Hash-Manifest Defense</w:t>
       </w:r>
@@ -27530,7 +27690,7 @@
       <w:pPr>
         <w:pStyle w:val="RTblCaption"/>
       </w:pPr>
-      <w:bookmarkStart w:id="130" w:name="_Toc244369018"/>
+      <w:bookmarkStart w:id="130" w:name="_Toc244370044"/>
       <w:r>
         <w:rPr>
           <w:b/>
@@ -28679,7 +28839,7 @@
       <w:pPr>
         <w:pStyle w:val="RFigCaption"/>
       </w:pPr>
-      <w:bookmarkStart w:id="131" w:name="_Toc244368994"/>
+      <w:bookmarkStart w:id="131" w:name="_Toc244370020"/>
       <w:r>
         <w:rPr>
           <w:b/>
@@ -28695,7 +28855,7 @@
       <w:pPr>
         <w:pStyle w:val="RSubsubsection"/>
       </w:pPr>
-      <w:bookmarkStart w:id="132" w:name="_Toc244368964"/>
+      <w:bookmarkStart w:id="132" w:name="_Toc244369990"/>
       <w:r>
         <w:t>7.1.8 Graded Provenance Strength</w:t>
       </w:r>
@@ -28717,7 +28877,7 @@
       <w:pPr>
         <w:pStyle w:val="RTblCaption"/>
       </w:pPr>
-      <w:bookmarkStart w:id="133" w:name="_Toc244369019"/>
+      <w:bookmarkStart w:id="133" w:name="_Toc244370045"/>
       <w:r>
         <w:rPr>
           <w:b/>
@@ -29408,7 +29568,7 @@
       <w:pPr>
         <w:pStyle w:val="RFigCaption"/>
       </w:pPr>
-      <w:bookmarkStart w:id="134" w:name="_Toc244368995"/>
+      <w:bookmarkStart w:id="134" w:name="_Toc244370021"/>
       <w:r>
         <w:rPr>
           <w:b/>
@@ -29424,7 +29584,7 @@
       <w:pPr>
         <w:pStyle w:val="RSubsubsection"/>
       </w:pPr>
-      <w:bookmarkStart w:id="135" w:name="_Toc244368965"/>
+      <w:bookmarkStart w:id="135" w:name="_Toc244369991"/>
       <w:r>
         <w:t>7.1.9 Tampered-Copy Attack</w:t>
       </w:r>
@@ -29446,7 +29606,7 @@
       <w:pPr>
         <w:pStyle w:val="RTblCaption"/>
       </w:pPr>
-      <w:bookmarkStart w:id="136" w:name="_Toc244369020"/>
+      <w:bookmarkStart w:id="136" w:name="_Toc244370046"/>
       <w:r>
         <w:rPr>
           <w:b/>
@@ -30876,7 +31036,7 @@
       <w:pPr>
         <w:pStyle w:val="RFigCaption"/>
       </w:pPr>
-      <w:bookmarkStart w:id="137" w:name="_Toc244368996"/>
+      <w:bookmarkStart w:id="137" w:name="_Toc244370022"/>
       <w:r>
         <w:rPr>
           <w:b/>
@@ -30892,7 +31052,7 @@
       <w:pPr>
         <w:pStyle w:val="RSubsubsection"/>
       </w:pPr>
-      <w:bookmarkStart w:id="138" w:name="_Toc244368966"/>
+      <w:bookmarkStart w:id="138" w:name="_Toc244369992"/>
       <w:r>
         <w:lastRenderedPageBreak/>
         <w:t>7.1.10 Near-Duplicate and Ingest-Order Defenses</w:t>
@@ -30911,7 +31071,7 @@
       <w:pPr>
         <w:pStyle w:val="RTblCaption"/>
       </w:pPr>
-      <w:bookmarkStart w:id="139" w:name="_Toc244369021"/>
+      <w:bookmarkStart w:id="139" w:name="_Toc244370047"/>
       <w:r>
         <w:rPr>
           <w:b/>
@@ -31284,7 +31444,7 @@
       <w:pPr>
         <w:pStyle w:val="RTblCaption"/>
       </w:pPr>
-      <w:bookmarkStart w:id="140" w:name="_Toc244369022"/>
+      <w:bookmarkStart w:id="140" w:name="_Toc244370048"/>
       <w:r>
         <w:rPr>
           <w:b/>
@@ -31906,7 +32066,7 @@
       <w:pPr>
         <w:pStyle w:val="RSection"/>
       </w:pPr>
-      <w:bookmarkStart w:id="141" w:name="_Toc244368967"/>
+      <w:bookmarkStart w:id="141" w:name="_Toc244369993"/>
       <w:r>
         <w:t>7.2 DISCUSSION</w:t>
       </w:r>
@@ -32079,7 +32239,7 @@
       <w:pPr>
         <w:pStyle w:val="RSection"/>
       </w:pPr>
-      <w:bookmarkStart w:id="142" w:name="_Toc244368968"/>
+      <w:bookmarkStart w:id="142" w:name="_Toc244369994"/>
       <w:r>
         <w:t>7.3 CONCLUSIONS</w:t>
       </w:r>
@@ -32186,7 +32346,7 @@
       <w:pPr>
         <w:pStyle w:val="RSection"/>
       </w:pPr>
-      <w:bookmarkStart w:id="143" w:name="_Toc244368969"/>
+      <w:bookmarkStart w:id="143" w:name="_Toc244369995"/>
       <w:r>
         <w:t>7.4 LIMITATION OF PROJECT</w:t>
       </w:r>
@@ -32305,7 +32465,7 @@
       <w:pPr>
         <w:pStyle w:val="RSection"/>
       </w:pPr>
-      <w:bookmarkStart w:id="144" w:name="_Toc244368970"/>
+      <w:bookmarkStart w:id="144" w:name="_Toc244369996"/>
       <w:r>
         <w:t>7.5 DIFFICULTIES ENCOUNTERED</w:t>
       </w:r>
@@ -32399,7 +32559,7 @@
       <w:pPr>
         <w:pStyle w:val="RSection"/>
       </w:pPr>
-      <w:bookmarkStart w:id="145" w:name="_Toc244368971"/>
+      <w:bookmarkStart w:id="145" w:name="_Toc244369997"/>
       <w:r>
         <w:t>7.6 FUTURE ENHANCEMENT SUGGESTIONS</w:t>
       </w:r>
@@ -32470,7 +32630,7 @@
       <w:pPr>
         <w:pStyle w:val="RChapter"/>
       </w:pPr>
-      <w:bookmarkStart w:id="146" w:name="_Toc244368972"/>
+      <w:bookmarkStart w:id="146" w:name="_Toc244369998"/>
       <w:r>
         <w:lastRenderedPageBreak/>
         <w:t>CHAPTER 8</w:t>
@@ -32485,7 +32645,7 @@
       <w:pPr>
         <w:pStyle w:val="RSection"/>
       </w:pPr>
-      <w:bookmarkStart w:id="147" w:name="_Toc244368973"/>
+      <w:bookmarkStart w:id="147" w:name="_Toc244369999"/>
       <w:r>
         <w:t>8.1 REFERENCE BOOKS</w:t>
       </w:r>
@@ -32552,7 +32712,7 @@
       <w:pPr>
         <w:pStyle w:val="RSection"/>
       </w:pPr>
-      <w:bookmarkStart w:id="148" w:name="_Toc244368974"/>
+      <w:bookmarkStart w:id="148" w:name="_Toc244370000"/>
       <w:r>
         <w:t>8.2 OTHER DOCUMENTATION &amp; RESOURCES</w:t>
       </w:r>
@@ -32829,7 +32989,7 @@
       <w:pPr>
         <w:pStyle w:val="RListTitle"/>
       </w:pPr>
-      <w:bookmarkStart w:id="149" w:name="_Toc244368975"/>
+      <w:bookmarkStart w:id="149" w:name="_Toc244370001"/>
       <w:r>
         <w:t>ANNEXURE I</w:t>
       </w:r>
@@ -32862,7 +33022,7 @@
         <w:t>python app.py</w:t>
       </w:r>
       <w:r>
-        <w:t xml:space="preserve"> and opened at http://127.0.0.1:7860. A dropdown selects one of the 50 questions and a radio button selects 1, 3, 5 or 10 poison documents, a second radio button selects the attacker (short stubs, poison padded to chunk length, or a tampered copy of a genuine chunk) and a dropdown selects the defense (provenance at 40, 30, 20 or 10 words, the hash manifest, the manifest regenerated after the poison, near-duplicate abstention, or earliest-ingest-wins). Four buttons are provided: ask without poison, inject poison and ask again, switch the selected defense on and ask again, and run all three together. The answer appears in three columns (clean, poisoned, defended) with a verdict (correct, attack succeeded, or neither) and a table of the top retrieved chunks that marks which chunks the defense dropped and which are poison. Below the columns the full results table is shown. For question q003 the clean answer is 1944, the poisoned answer 1954, and the defended answer 1944. With the padded attacker the provenance defense leaves the answer at 1954, while the hash manifest restores 1944. With the tampered attacker, question q015 shows the contrast: the answer flips from Dmitri Mendeleev to Marie Curie, earliest-ingest-wins restores it and the abstaining detector refuses to answer.</w:t>
+        <w:t xml:space="preserve"> and opened at http://127.0.0.1:7860. A dropdown selects one of the 50 questions, a radio button selects 1, 3, 5 or 10 poison documents, and a second radio button selects the attacker (short stubs, poison padded to chunk length, or a tampered copy of a genuine chunk). One button, Run all defenses, retrieves the candidate chunks once and lets every defense answer them: the undefended reader, the provenance filter at 10, 20, 30 and 40 words, the hash manifest, the manifest regenerated after the poison, near-duplicate abstention, earliest-ingest-wins and voting. A progress bar names the defense that is running (voting is the slow one when its answers are not cached) and the table fills in as each one finishes. The report states the correct answer and the attacker's target, lists the defenses that returned the correct answer and those that did not (with the reason: attack succeeded, abstained or neither), and the table gives every defense's answer next to the clean reference answer. Below it the full results table is shown. For question q003 with stub poison the undefended answer is 1954 against the clean 1944, and the hash manifest restores 1944. With the tampered attacker, question q015 shows the contrast: the answer flips from Dmitri Mendeleev to Marie Curie, and the manifest, earliest-ingest-wins and voting restore it, while the provenance filters and the manifest regenerated after the poison do not, and near-duplicate abstention refuses to answer.</w:t>
       </w:r>
     </w:p>
     <w:p>
@@ -32885,7 +33045,7 @@
       <w:pPr>
         <w:pStyle w:val="RListTitle"/>
       </w:pPr>
-      <w:bookmarkStart w:id="150" w:name="_Toc244368976"/>
+      <w:bookmarkStart w:id="150" w:name="_Toc244370002"/>
       <w:r>
         <w:t>ANNEXURE II</w:t>
       </w:r>
@@ -35243,10 +35403,6 @@
 </file>
 
 <file path=customXml/item1.xml><?xml version="1.0" encoding="utf-8"?>
-<b:Sources xmlns:b="http://schemas.openxmlformats.org/officeDocument/2006/bibliography" xmlns="http://schemas.openxmlformats.org/officeDocument/2006/bibliography" SelectedStyle="\APASixthEditionOfficeOnline.xsl" StyleName="APA" Version="6"/>
-</file>
-
-<file path=customXml/item2.xml><?xml version="1.0" encoding="utf-8"?>
 <s:customData xmlns="http://www.wps.cn/officeDocument/2013/wpsCustomData" xmlns:s="http://www.wps.cn/officeDocument/2013/wpsCustomData">
   <customSectProps/>
   <customShpExts>
@@ -35255,18 +35411,22 @@
 </s:customData>
 </file>
 
+<file path=customXml/item2.xml><?xml version="1.0" encoding="utf-8"?>
+<b:Sources xmlns:b="http://schemas.openxmlformats.org/officeDocument/2006/bibliography" xmlns="http://schemas.openxmlformats.org/officeDocument/2006/bibliography" SelectedStyle="\APASixthEditionOfficeOnline.xsl" StyleName="APA" Version="6"/>
+</file>
+
 <file path=customXml/itemProps1.xml><?xml version="1.0" encoding="utf-8"?>
+<ds:datastoreItem xmlns:ds="http://schemas.openxmlformats.org/officeDocument/2006/customXml" ds:itemID="{B1977F7D-205B-4081-913C-38D41E755F92}">
+  <ds:schemaRefs>
+    <ds:schemaRef ds:uri="http://www.wps.cn/officeDocument/2013/wpsCustomData"/>
+  </ds:schemaRefs>
+</ds:datastoreItem>
+</file>
+
+<file path=customXml/itemProps2.xml><?xml version="1.0" encoding="utf-8"?>
 <ds:datastoreItem xmlns:ds="http://schemas.openxmlformats.org/officeDocument/2006/customXml" ds:itemID="{45031021-E9EF-413F-9675-D33311C9F46E}">
   <ds:schemaRefs>
     <ds:schemaRef ds:uri="http://schemas.openxmlformats.org/officeDocument/2006/bibliography"/>
   </ds:schemaRefs>
 </ds:datastoreItem>
-</file>
-
-<file path=customXml/itemProps2.xml><?xml version="1.0" encoding="utf-8"?>
-<ds:datastoreItem xmlns:ds="http://schemas.openxmlformats.org/officeDocument/2006/customXml" ds:itemID="{B1977F7D-205B-4081-913C-38D41E755F92}">
-  <ds:schemaRefs>
-    <ds:schemaRef ds:uri="http://www.wps.cn/officeDocument/2013/wpsCustomData"/>
-  </ds:schemaRefs>
-</ds:datastoreItem>
 </file>